--- a/reports/lab4/LR4_Report_Variant15.docx
+++ b/reports/lab4/LR4_Report_Variant15.docx
@@ -4,127 +4,734 @@
   <w:body>
     <w:p>
       <w:pPr>
+        <w:spacing w:before="0" w:after="80" w:line="276" w:lineRule="auto"/>
         <w:jc w:val="center"/>
       </w:pPr>
       <w:r>
         <w:rPr>
+          <w:rFonts w:ascii="Times New Roman" w:hAnsi="Times New Roman"/>
           <w:b/>
-          <w:color w:val="0F172A"/>
+          <w:sz w:val="24"/>
+        </w:rPr>
+        <w:t>МИНИСТЕРСТВО НАУКИ И ВЫСШЕГО ОБРАЗОВАНИЯ РОССИЙСКОЙ ФЕДЕРАЦИИ</w:t>
+        <w:br/>
+        <w:t>ФЕДЕРАЛЬНОЕ ГОСУДАРСТВЕННОЕ АВТОНОМНОЕ ОБРАЗОВАТЕЛЬНОЕ УЧРЕЖДЕНИЕ</w:t>
+        <w:br/>
+        <w:t>ВЫСШЕГО ОБРАЗОВАНИЯ</w:t>
+        <w:br/>
+        <w:t>«НАЦИОНАЛЬНЫЙ ИССЛЕДОВАТЕЛЬСКИЙ УНИВЕРСИТЕТ»</w:t>
+        <w:br/>
+        <w:br/>
+        <w:t>Факультет информационных технологий</w:t>
+        <w:br/>
+        <w:t>Кафедра программной инженерии</w:t>
+      </w:r>
+    </w:p>
+    <w:p/>
+    <w:p/>
+    <w:p/>
+    <w:p>
+      <w:pPr>
+        <w:spacing w:after="120"/>
+        <w:jc w:val="center"/>
+      </w:pPr>
+      <w:r>
+        <w:rPr>
+          <w:rFonts w:ascii="Times New Roman" w:hAnsi="Times New Roman"/>
+          <w:b/>
           <w:sz w:val="32"/>
         </w:rPr>
         <w:t>ОТЧЕТ ПО ЛАБОРАТОРНОЙ РАБОТЕ № 4</w:t>
-        <w:br/>
-      </w:r>
-      <w:r>
-        <w:rPr>
-          <w:b/>
-          <w:color w:val="1D4ED8"/>
-          <w:sz w:val="26"/>
-        </w:rPr>
-        <w:t>«Создание структуры разделов и страниц портала»</w:t>
-        <w:br/>
-      </w:r>
-      <w:r>
-        <w:rPr>
-          <w:i/>
-          <w:color w:val="475569"/>
-          <w:sz w:val="21"/>
-        </w:rPr>
-        <w:t>Вариант № 15: Университет. Центр Аккредитации и независимой оценки качества (АНОК)</w:t>
         <w:br/>
       </w:r>
     </w:p>
     <w:p>
       <w:pPr>
-        <w:spacing w:after="160"/>
+        <w:jc w:val="center"/>
       </w:pPr>
+      <w:r>
+        <w:rPr>
+          <w:rFonts w:ascii="Times New Roman" w:hAnsi="Times New Roman"/>
+          <w:sz w:val="28"/>
+        </w:rPr>
+        <w:t>по дисциплине: «Практикум по разработке корпоративного портала»</w:t>
+        <w:br/>
+        <w:br/>
+      </w:r>
+      <w:r>
+        <w:rPr>
+          <w:rFonts w:ascii="Times New Roman" w:hAnsi="Times New Roman"/>
+          <w:b/>
+          <w:sz w:val="28"/>
+        </w:rPr>
+        <w:t>Тема: «Создание структуры разделов и страниц портала»</w:t>
+        <w:br/>
+        <w:t>Вариант № 15: «Университет. Центр аккредитации и независимой оценки качества образования (АНОК)»</w:t>
+      </w:r>
+    </w:p>
+    <w:p/>
+    <w:p/>
+    <w:p/>
+    <w:p>
+      <w:pPr>
+        <w:spacing w:line="276" w:lineRule="auto"/>
+        <w:jc w:val="right"/>
+      </w:pPr>
+      <w:r>
+        <w:rPr>
+          <w:rFonts w:ascii="Times New Roman" w:hAnsi="Times New Roman"/>
+          <w:sz w:val="26"/>
+        </w:rPr>
+        <w:t>Выполнил:</w:t>
+        <w:br/>
+        <w:t>студент группы ИВТ-401</w:t>
+        <w:br/>
+        <w:t>Иванов И.И.</w:t>
+        <w:br/>
+        <w:br/>
+        <w:t>Проверил:</w:t>
+        <w:br/>
+        <w:t>к.т.н., доцент</w:t>
+        <w:br/>
+        <w:t>Петров П.П.</w:t>
+        <w:br/>
+      </w:r>
+    </w:p>
+    <w:p/>
+    <w:p/>
+    <w:p/>
+    <w:p>
+      <w:pPr>
+        <w:jc w:val="center"/>
+      </w:pPr>
+      <w:r>
+        <w:rPr>
+          <w:rFonts w:ascii="Times New Roman" w:hAnsi="Times New Roman"/>
+          <w:sz w:val="24"/>
+        </w:rPr>
+        <w:t>Москва, 2026 г.</w:t>
+      </w:r>
+    </w:p>
+    <w:p>
+      <w:r>
+        <w:br w:type="page"/>
+      </w:r>
     </w:p>
     <w:p>
       <w:pPr>
-        <w:pStyle w:val="Heading1"/>
+        <w:spacing w:before="240" w:after="120"/>
+        <w:jc w:val="left"/>
       </w:pPr>
       <w:r>
         <w:rPr>
-          <w:color w:val="0F172A"/>
-          <w:sz w:val="26"/>
+          <w:rFonts w:ascii="Times New Roman" w:hAnsi="Times New Roman"/>
+          <w:b/>
+          <w:sz w:val="28"/>
         </w:rPr>
         <w:t>1. Введение и цели работы</w:t>
-      </w:r>
-    </w:p>
-    <w:p>
-      <w:r>
-        <w:rPr>
-          <w:b/>
-        </w:rPr>
-        <w:t xml:space="preserve">Цель лабораторной работы: </w:t>
-      </w:r>
-      <w:r>
-        <w:t>Проектирование и программная реализация комплексной информационной архитектуры (Information Architecture, IA), иерархического дерева разделов, маршрутизации и главных функциональных веб-страниц корпоративного портала университета (Модуль Центра АНОК) в полном соответствии с бизнес-правилами Варианта № 15.</w:t>
-      </w:r>
-    </w:p>
-    <w:p>
-      <w:r>
-        <w:rPr>
-          <w:b/>
-        </w:rPr>
-        <w:t>В ходе работы решены следующие ключевые задачи:</w:t>
-        <w:br/>
       </w:r>
     </w:p>
     <w:p>
       <w:pPr>
-        <w:pStyle w:val="ListBullet"/>
+        <w:spacing w:line="276" w:lineRule="auto" w:after="120"/>
+        <w:ind w:firstLine="709"/>
+        <w:jc w:val="both"/>
       </w:pPr>
       <w:r>
-        <w:t>• Спроектирована информационная архитектура (Sitemap) портала, охватывающая процессы жизненного цикла учебных планов (УП), экспертизы ФГОС 3++, электронного визирования и актуализации по служебным запискам;</w:t>
+        <w:rPr>
+          <w:rFonts w:ascii="Times New Roman" w:hAnsi="Times New Roman"/>
+          <w:sz w:val="28"/>
+        </w:rPr>
+      </w:r>
+      <w:r>
+        <w:rPr>
+          <w:rFonts w:ascii="Times New Roman" w:hAnsi="Times New Roman"/>
+          <w:b/>
+          <w:sz w:val="28"/>
+        </w:rPr>
+        <w:t>Цель лабораторной работы:</w:t>
+      </w:r>
+      <w:r>
+        <w:rPr>
+          <w:rFonts w:ascii="Times New Roman" w:hAnsi="Times New Roman"/>
+          <w:sz w:val="28"/>
+        </w:rPr>
+        <w:t xml:space="preserve"> Проектирование и программная реализация комплексной информационной архитектуры (Information Architecture, IA), иерархического дерева разделов, маршрутизации и главных функциональных веб-страниц корпоративного портала университета (Модуль Центра АНОК) в полном соответствии с бизнес-правилами Варианта № 15.</w:t>
       </w:r>
     </w:p>
     <w:p>
       <w:pPr>
-        <w:pStyle w:val="ListBullet"/>
+        <w:spacing w:before="160" w:after="80"/>
+        <w:jc w:val="left"/>
       </w:pPr>
       <w:r>
-        <w:t>• Сверстана и программно реализована структура 10 ключевых функциональных разделов и страниц с использованием TailwindCSS и FontAwesome;</w:t>
+        <w:rPr>
+          <w:rFonts w:ascii="Times New Roman" w:hAnsi="Times New Roman"/>
+          <w:b/>
+          <w:sz w:val="26"/>
+        </w:rPr>
+        <w:t>Задачи работы:</w:t>
       </w:r>
     </w:p>
     <w:p>
       <w:pPr>
-        <w:pStyle w:val="ListBullet"/>
+        <w:spacing w:line="276" w:lineRule="auto" w:after="60"/>
+        <w:ind w:left="709"/>
+        <w:jc w:val="both"/>
       </w:pPr>
       <w:r>
-        <w:t>• Реализованы интерактивные компоненты: семестровая матрица дисциплин, таблица сопоставления Diff («Было/Стало»), пошаговый маршрут ЭЦП (SHA-256) и чеклист автоматической валидации ФГОС;</w:t>
+        <w:rPr>
+          <w:rFonts w:ascii="Times New Roman" w:hAnsi="Times New Roman"/>
+          <w:b/>
+          <w:sz w:val="28"/>
+        </w:rPr>
+        <w:t xml:space="preserve">1. </w:t>
+      </w:r>
+      <w:r>
+        <w:rPr>
+          <w:rFonts w:ascii="Times New Roman" w:hAnsi="Times New Roman"/>
+          <w:sz w:val="28"/>
+        </w:rPr>
+        <w:t xml:space="preserve">Спроектировать целостную </w:t>
+      </w:r>
+      <w:r>
+        <w:rPr>
+          <w:rFonts w:ascii="Times New Roman" w:hAnsi="Times New Roman"/>
+          <w:b/>
+          <w:sz w:val="28"/>
+        </w:rPr>
+        <w:t>информационную архитектуру (Sitemap)</w:t>
+      </w:r>
+      <w:r>
+        <w:rPr>
+          <w:rFonts w:ascii="Times New Roman" w:hAnsi="Times New Roman"/>
+          <w:sz w:val="28"/>
+        </w:rPr>
+        <w:t xml:space="preserve"> корпоративного портала, покрывающую все процессы жизненного цикла учебных планов (УП), экспертизы ФГОС 3++, электронного визирования, актуализации по служебным запискам и ролевого администрирования (RBAC).</w:t>
       </w:r>
     </w:p>
     <w:p>
       <w:pPr>
-        <w:pStyle w:val="ListBullet"/>
+        <w:spacing w:line="276" w:lineRule="auto" w:after="60"/>
+        <w:ind w:left="709"/>
+        <w:jc w:val="both"/>
       </w:pPr>
       <w:r>
-        <w:t>• Подготовлены детальные графические макеты интерфейсов и сформирован итоговый отчет.</w:t>
+        <w:rPr>
+          <w:rFonts w:ascii="Times New Roman" w:hAnsi="Times New Roman"/>
+          <w:b/>
+          <w:sz w:val="28"/>
+        </w:rPr>
+        <w:t xml:space="preserve">2. </w:t>
+      </w:r>
+      <w:r>
+        <w:rPr>
+          <w:rFonts w:ascii="Times New Roman" w:hAnsi="Times New Roman"/>
+          <w:sz w:val="28"/>
+        </w:rPr>
+        <w:t xml:space="preserve">Сверстать и программно реализовать </w:t>
+      </w:r>
+      <w:r>
+        <w:rPr>
+          <w:rFonts w:ascii="Times New Roman" w:hAnsi="Times New Roman"/>
+          <w:b/>
+          <w:sz w:val="28"/>
+        </w:rPr>
+        <w:t>структуру разделов и типовых страниц</w:t>
+      </w:r>
+      <w:r>
+        <w:rPr>
+          <w:rFonts w:ascii="Times New Roman" w:hAnsi="Times New Roman"/>
+          <w:sz w:val="28"/>
+        </w:rPr>
+        <w:t xml:space="preserve"> портала с применением адаптивного шаблона дизайна (разработанного в ЛР №3), семантической разметки HTML5, стилей TailwindCSS и шрифтовых иконок FontAwesome.</w:t>
       </w:r>
     </w:p>
     <w:p>
       <w:pPr>
-        <w:pStyle w:val="Heading1"/>
+        <w:spacing w:line="276" w:lineRule="auto" w:after="60"/>
+        <w:ind w:left="709"/>
+        <w:jc w:val="both"/>
       </w:pPr>
       <w:r>
         <w:rPr>
-          <w:color w:val="0F172A"/>
-          <w:sz w:val="26"/>
-        </w:rPr>
-        <w:t>2. Информационная архитектура портала и карта разделов (Sitemap)</w:t>
+          <w:rFonts w:ascii="Times New Roman" w:hAnsi="Times New Roman"/>
+          <w:b/>
+          <w:sz w:val="28"/>
+        </w:rPr>
+        <w:t xml:space="preserve">3. </w:t>
+      </w:r>
+      <w:r>
+        <w:rPr>
+          <w:rFonts w:ascii="Times New Roman" w:hAnsi="Times New Roman"/>
+          <w:sz w:val="28"/>
+        </w:rPr>
+        <w:t>Разработать и интегрировать следующие ключевые разделы и интерфейсные страницы:</w:t>
       </w:r>
     </w:p>
     <w:p>
-      <w:r>
-        <w:t>Информационная архитектура портала структурирована по 5 ключевым функциональным уровням, обеспечивающим логическую связность и быстрый доступ пользователей различных ролевых групп к целевым объектам.</w:t>
+      <w:pPr>
+        <w:spacing w:line="276" w:lineRule="auto" w:after="60"/>
+        <w:ind w:left="1134"/>
+        <w:jc w:val="both"/>
+      </w:pPr>
+      <w:r>
+        <w:rPr>
+          <w:rFonts w:ascii="Times New Roman" w:hAnsi="Times New Roman"/>
+          <w:b w:val="0"/>
+          <w:sz w:val="28"/>
+        </w:rPr>
+        <w:t xml:space="preserve">• </w:t>
+      </w:r>
+      <w:r>
+        <w:rPr>
+          <w:rFonts w:ascii="Times New Roman" w:hAnsi="Times New Roman"/>
+          <w:sz w:val="28"/>
+        </w:rPr>
+      </w:r>
+      <w:r>
+        <w:rPr>
+          <w:rFonts w:ascii="Times New Roman" w:hAnsi="Times New Roman"/>
+          <w:b/>
+          <w:sz w:val="28"/>
+        </w:rPr>
+        <w:t>Раздел 1: Сводная панель оперативного мониторинга и аккредитационной экспертизы</w:t>
+      </w:r>
+      <w:r>
+        <w:rPr>
+          <w:rFonts w:ascii="Times New Roman" w:hAnsi="Times New Roman"/>
+          <w:sz w:val="28"/>
+        </w:rPr>
+        <w:t xml:space="preserve"> (`/` — *Dashboard*);</w:t>
       </w:r>
     </w:p>
     <w:p>
+      <w:pPr>
+        <w:spacing w:line="276" w:lineRule="auto" w:after="60"/>
+        <w:ind w:left="1134"/>
+        <w:jc w:val="both"/>
+      </w:pPr>
+      <w:r>
+        <w:rPr>
+          <w:rFonts w:ascii="Times New Roman" w:hAnsi="Times New Roman"/>
+          <w:b w:val="0"/>
+          <w:sz w:val="28"/>
+        </w:rPr>
+        <w:t xml:space="preserve">• </w:t>
+      </w:r>
+      <w:r>
+        <w:rPr>
+          <w:rFonts w:ascii="Times New Roman" w:hAnsi="Times New Roman"/>
+          <w:sz w:val="28"/>
+        </w:rPr>
+      </w:r>
+      <w:r>
+        <w:rPr>
+          <w:rFonts w:ascii="Times New Roman" w:hAnsi="Times New Roman"/>
+          <w:b/>
+          <w:sz w:val="28"/>
+        </w:rPr>
+        <w:t>Раздел 2: Реестр и каталог учебных планов</w:t>
+      </w:r>
+      <w:r>
+        <w:rPr>
+          <w:rFonts w:ascii="Times New Roman" w:hAnsi="Times New Roman"/>
+          <w:sz w:val="28"/>
+        </w:rPr>
+        <w:t xml:space="preserve"> (`/plans`) и </w:t>
+      </w:r>
+      <w:r>
+        <w:rPr>
+          <w:rFonts w:ascii="Times New Roman" w:hAnsi="Times New Roman"/>
+          <w:b/>
+          <w:sz w:val="28"/>
+        </w:rPr>
+        <w:t>Страница семестровой матрицы дисциплин</w:t>
+      </w:r>
+      <w:r>
+        <w:rPr>
+          <w:rFonts w:ascii="Times New Roman" w:hAnsi="Times New Roman"/>
+          <w:sz w:val="28"/>
+        </w:rPr>
+        <w:t xml:space="preserve"> (`/plans/&lt;id&gt;`);</w:t>
+      </w:r>
+    </w:p>
+    <w:p>
+      <w:pPr>
+        <w:spacing w:line="276" w:lineRule="auto" w:after="60"/>
+        <w:ind w:left="1134"/>
+        <w:jc w:val="both"/>
+      </w:pPr>
+      <w:r>
+        <w:rPr>
+          <w:rFonts w:ascii="Times New Roman" w:hAnsi="Times New Roman"/>
+          <w:b w:val="0"/>
+          <w:sz w:val="28"/>
+        </w:rPr>
+        <w:t xml:space="preserve">• </w:t>
+      </w:r>
+      <w:r>
+        <w:rPr>
+          <w:rFonts w:ascii="Times New Roman" w:hAnsi="Times New Roman"/>
+          <w:sz w:val="28"/>
+        </w:rPr>
+      </w:r>
+      <w:r>
+        <w:rPr>
+          <w:rFonts w:ascii="Times New Roman" w:hAnsi="Times New Roman"/>
+          <w:b/>
+          <w:sz w:val="28"/>
+        </w:rPr>
+        <w:t>Раздел 3: Модуль автоматизированного контроля соответствия стандартам ФГОС ВО 3++</w:t>
+      </w:r>
+      <w:r>
+        <w:rPr>
+          <w:rFonts w:ascii="Times New Roman" w:hAnsi="Times New Roman"/>
+          <w:sz w:val="28"/>
+        </w:rPr>
+        <w:t xml:space="preserve"> (`/validate/&lt;id&gt;`);</w:t>
+      </w:r>
+    </w:p>
+    <w:p>
+      <w:pPr>
+        <w:spacing w:line="276" w:lineRule="auto" w:after="60"/>
+        <w:ind w:left="1134"/>
+        <w:jc w:val="both"/>
+      </w:pPr>
+      <w:r>
+        <w:rPr>
+          <w:rFonts w:ascii="Times New Roman" w:hAnsi="Times New Roman"/>
+          <w:b w:val="0"/>
+          <w:sz w:val="28"/>
+        </w:rPr>
+        <w:t xml:space="preserve">• </w:t>
+      </w:r>
+      <w:r>
+        <w:rPr>
+          <w:rFonts w:ascii="Times New Roman" w:hAnsi="Times New Roman"/>
+          <w:sz w:val="28"/>
+        </w:rPr>
+      </w:r>
+      <w:r>
+        <w:rPr>
+          <w:rFonts w:ascii="Times New Roman" w:hAnsi="Times New Roman"/>
+          <w:b/>
+          <w:sz w:val="28"/>
+        </w:rPr>
+        <w:t>Раздел 4: Раздел электронного визирования документов и наложения усиленной квалифицированной ЭЦП</w:t>
+      </w:r>
+      <w:r>
+        <w:rPr>
+          <w:rFonts w:ascii="Times New Roman" w:hAnsi="Times New Roman"/>
+          <w:sz w:val="28"/>
+        </w:rPr>
+        <w:t xml:space="preserve"> (`/signatures`, `/signatures/&lt;id&gt;`);</w:t>
+      </w:r>
+    </w:p>
+    <w:p>
+      <w:pPr>
+        <w:spacing w:line="276" w:lineRule="auto" w:after="60"/>
+        <w:ind w:left="1134"/>
+        <w:jc w:val="both"/>
+      </w:pPr>
+      <w:r>
+        <w:rPr>
+          <w:rFonts w:ascii="Times New Roman" w:hAnsi="Times New Roman"/>
+          <w:b w:val="0"/>
+          <w:sz w:val="28"/>
+        </w:rPr>
+        <w:t xml:space="preserve">• </w:t>
+      </w:r>
+      <w:r>
+        <w:rPr>
+          <w:rFonts w:ascii="Times New Roman" w:hAnsi="Times New Roman"/>
+          <w:sz w:val="28"/>
+        </w:rPr>
+      </w:r>
+      <w:r>
+        <w:rPr>
+          <w:rFonts w:ascii="Times New Roman" w:hAnsi="Times New Roman"/>
+          <w:b/>
+          <w:sz w:val="28"/>
+        </w:rPr>
+        <w:t>Раздел 5: Раздел учета служебных записок, межведомственного согласования и Diff-анализа изменений</w:t>
+      </w:r>
+      <w:r>
+        <w:rPr>
+          <w:rFonts w:ascii="Times New Roman" w:hAnsi="Times New Roman"/>
+          <w:sz w:val="28"/>
+        </w:rPr>
+        <w:t xml:space="preserve"> (`/memos`, `/memos/new`);</w:t>
+      </w:r>
+    </w:p>
+    <w:p>
+      <w:pPr>
+        <w:spacing w:line="276" w:lineRule="auto" w:after="60"/>
+        <w:ind w:left="1134"/>
+        <w:jc w:val="both"/>
+      </w:pPr>
+      <w:r>
+        <w:rPr>
+          <w:rFonts w:ascii="Times New Roman" w:hAnsi="Times New Roman"/>
+          <w:b w:val="0"/>
+          <w:sz w:val="28"/>
+        </w:rPr>
+        <w:t xml:space="preserve">• </w:t>
+      </w:r>
+      <w:r>
+        <w:rPr>
+          <w:rFonts w:ascii="Times New Roman" w:hAnsi="Times New Roman"/>
+          <w:sz w:val="28"/>
+        </w:rPr>
+      </w:r>
+      <w:r>
+        <w:rPr>
+          <w:rFonts w:ascii="Times New Roman" w:hAnsi="Times New Roman"/>
+          <w:b/>
+          <w:sz w:val="28"/>
+        </w:rPr>
+        <w:t>Раздел 6: Каталог образовательных программ и направлений подготовки</w:t>
+      </w:r>
+      <w:r>
+        <w:rPr>
+          <w:rFonts w:ascii="Times New Roman" w:hAnsi="Times New Roman"/>
+          <w:sz w:val="28"/>
+        </w:rPr>
+        <w:t xml:space="preserve"> (`/programs`);</w:t>
+      </w:r>
+    </w:p>
+    <w:p>
+      <w:pPr>
+        <w:spacing w:line="276" w:lineRule="auto" w:after="60"/>
+        <w:ind w:left="1134"/>
+        <w:jc w:val="both"/>
+      </w:pPr>
+      <w:r>
+        <w:rPr>
+          <w:rFonts w:ascii="Times New Roman" w:hAnsi="Times New Roman"/>
+          <w:b w:val="0"/>
+          <w:sz w:val="28"/>
+        </w:rPr>
+        <w:t xml:space="preserve">• </w:t>
+      </w:r>
+      <w:r>
+        <w:rPr>
+          <w:rFonts w:ascii="Times New Roman" w:hAnsi="Times New Roman"/>
+          <w:sz w:val="28"/>
+        </w:rPr>
+      </w:r>
+      <w:r>
+        <w:rPr>
+          <w:rFonts w:ascii="Times New Roman" w:hAnsi="Times New Roman"/>
+          <w:b/>
+          <w:sz w:val="28"/>
+        </w:rPr>
+        <w:t>Раздел 7: Справочники нормативных стандартов ФГОС 3++</w:t>
+      </w:r>
+      <w:r>
+        <w:rPr>
+          <w:rFonts w:ascii="Times New Roman" w:hAnsi="Times New Roman"/>
+          <w:sz w:val="28"/>
+        </w:rPr>
+        <w:t xml:space="preserve"> (`/standards`) и </w:t>
+      </w:r>
+      <w:r>
+        <w:rPr>
+          <w:rFonts w:ascii="Times New Roman" w:hAnsi="Times New Roman"/>
+          <w:b/>
+          <w:sz w:val="28"/>
+        </w:rPr>
+        <w:t>структуры кафедр вуза</w:t>
+      </w:r>
+      <w:r>
+        <w:rPr>
+          <w:rFonts w:ascii="Times New Roman" w:hAnsi="Times New Roman"/>
+          <w:sz w:val="28"/>
+        </w:rPr>
+        <w:t xml:space="preserve"> (`/departments`);</w:t>
+      </w:r>
+    </w:p>
+    <w:p>
+      <w:pPr>
+        <w:spacing w:line="276" w:lineRule="auto" w:after="60"/>
+        <w:ind w:left="1134"/>
+        <w:jc w:val="both"/>
+      </w:pPr>
+      <w:r>
+        <w:rPr>
+          <w:rFonts w:ascii="Times New Roman" w:hAnsi="Times New Roman"/>
+          <w:b w:val="0"/>
+          <w:sz w:val="28"/>
+        </w:rPr>
+        <w:t xml:space="preserve">• </w:t>
+      </w:r>
+      <w:r>
+        <w:rPr>
+          <w:rFonts w:ascii="Times New Roman" w:hAnsi="Times New Roman"/>
+          <w:sz w:val="28"/>
+        </w:rPr>
+      </w:r>
+      <w:r>
+        <w:rPr>
+          <w:rFonts w:ascii="Times New Roman" w:hAnsi="Times New Roman"/>
+          <w:b/>
+          <w:sz w:val="28"/>
+        </w:rPr>
+        <w:t>Раздел 8: Матрица закрепления компетенций ФГОС (УК, ОПК, ПК)</w:t>
+      </w:r>
+      <w:r>
+        <w:rPr>
+          <w:rFonts w:ascii="Times New Roman" w:hAnsi="Times New Roman"/>
+          <w:sz w:val="28"/>
+        </w:rPr>
+        <w:t xml:space="preserve"> (`/competencies`);</w:t>
+      </w:r>
+    </w:p>
+    <w:p>
+      <w:pPr>
+        <w:spacing w:line="276" w:lineRule="auto" w:after="60"/>
+        <w:ind w:left="1134"/>
+        <w:jc w:val="both"/>
+      </w:pPr>
+      <w:r>
+        <w:rPr>
+          <w:rFonts w:ascii="Times New Roman" w:hAnsi="Times New Roman"/>
+          <w:b w:val="0"/>
+          <w:sz w:val="28"/>
+        </w:rPr>
+        <w:t xml:space="preserve">• </w:t>
+      </w:r>
+      <w:r>
+        <w:rPr>
+          <w:rFonts w:ascii="Times New Roman" w:hAnsi="Times New Roman"/>
+          <w:sz w:val="28"/>
+        </w:rPr>
+      </w:r>
+      <w:r>
+        <w:rPr>
+          <w:rFonts w:ascii="Times New Roman" w:hAnsi="Times New Roman"/>
+          <w:b/>
+          <w:sz w:val="28"/>
+        </w:rPr>
+        <w:t>Раздел 9: Модуль аудита безопасности, системного протоколирования и версионирования</w:t>
+      </w:r>
+      <w:r>
+        <w:rPr>
+          <w:rFonts w:ascii="Times New Roman" w:hAnsi="Times New Roman"/>
+          <w:sz w:val="28"/>
+        </w:rPr>
+        <w:t xml:space="preserve"> (`/audit`);</w:t>
+      </w:r>
+    </w:p>
+    <w:p>
+      <w:pPr>
+        <w:spacing w:line="276" w:lineRule="auto" w:after="60"/>
+        <w:ind w:left="1134"/>
+        <w:jc w:val="both"/>
+      </w:pPr>
+      <w:r>
+        <w:rPr>
+          <w:rFonts w:ascii="Times New Roman" w:hAnsi="Times New Roman"/>
+          <w:b w:val="0"/>
+          <w:sz w:val="28"/>
+        </w:rPr>
+        <w:t xml:space="preserve">• </w:t>
+      </w:r>
+      <w:r>
+        <w:rPr>
+          <w:rFonts w:ascii="Times New Roman" w:hAnsi="Times New Roman"/>
+          <w:sz w:val="28"/>
+        </w:rPr>
+      </w:r>
+      <w:r>
+        <w:rPr>
+          <w:rFonts w:ascii="Times New Roman" w:hAnsi="Times New Roman"/>
+          <w:b/>
+          <w:sz w:val="28"/>
+        </w:rPr>
+        <w:t>Раздел 10: Интерактивная карта сайта и визуальная структура портала</w:t>
+      </w:r>
+      <w:r>
+        <w:rPr>
+          <w:rFonts w:ascii="Times New Roman" w:hAnsi="Times New Roman"/>
+          <w:sz w:val="28"/>
+        </w:rPr>
+        <w:t xml:space="preserve"> (`/sitemap`).</w:t>
+      </w:r>
+    </w:p>
+    <w:p>
+      <w:pPr>
+        <w:spacing w:line="276" w:lineRule="auto" w:after="60"/>
+        <w:ind w:left="709"/>
+        <w:jc w:val="both"/>
+      </w:pPr>
+      <w:r>
+        <w:rPr>
+          <w:rFonts w:ascii="Times New Roman" w:hAnsi="Times New Roman"/>
+          <w:b/>
+          <w:sz w:val="28"/>
+        </w:rPr>
+        <w:t xml:space="preserve">4. </w:t>
+      </w:r>
+      <w:r>
+        <w:rPr>
+          <w:rFonts w:ascii="Times New Roman" w:hAnsi="Times New Roman"/>
+          <w:sz w:val="28"/>
+        </w:rPr>
+        <w:t>Подготовить комплект проектно-отчетной документации (Markdown, DOCX, PDF).</w:t>
+      </w:r>
+    </w:p>
+    <w:p>
+      <w:pPr>
+        <w:spacing w:before="240" w:after="120"/>
+        <w:jc w:val="left"/>
+      </w:pPr>
+      <w:r>
+        <w:rPr>
+          <w:rFonts w:ascii="Times New Roman" w:hAnsi="Times New Roman"/>
+          <w:b/>
+          <w:sz w:val="28"/>
+        </w:rPr>
+        <w:t>2. Информационная архитектура портала и карта разделов (Sitemap)</w:t>
+      </w:r>
+    </w:p>
+    <w:p>
+      <w:pPr>
+        <w:spacing w:before="160" w:after="80"/>
+        <w:jc w:val="left"/>
+      </w:pPr>
+      <w:r>
+        <w:rPr>
+          <w:rFonts w:ascii="Times New Roman" w:hAnsi="Times New Roman"/>
+          <w:b/>
+          <w:sz w:val="26"/>
+        </w:rPr>
+        <w:t>2.1. Иерархическое дерево разделов и маршрутизация (URL Schema)</w:t>
+      </w:r>
+    </w:p>
+    <w:p>
+      <w:pPr>
+        <w:spacing w:line="276" w:lineRule="auto" w:after="120"/>
+        <w:ind w:firstLine="709"/>
+        <w:jc w:val="both"/>
+      </w:pPr>
+      <w:r>
+        <w:rPr>
+          <w:rFonts w:ascii="Times New Roman" w:hAnsi="Times New Roman"/>
+          <w:sz w:val="28"/>
+        </w:rPr>
+        <w:t>Информационная архитектура портала структурирована по 5 ключевым функциональным уровням, обеспечивающим логическую связность и быстрый доступ пользователей различных ролевых групп к целевым объектам.</w:t>
+      </w:r>
+    </w:p>
+    <w:p>
+      <w:pPr>
+        <w:spacing w:before="200" w:after="80"/>
+        <w:jc w:val="center"/>
+      </w:pPr>
       <w:r>
         <w:drawing>
           <wp:inline xmlns:a="http://schemas.openxmlformats.org/drawingml/2006/main" xmlns:pic="http://schemas.openxmlformats.org/drawingml/2006/picture">
-            <wp:extent cx="5943600" cy="3852886"/>
+            <wp:extent cx="5760000" cy="3733869"/>
             <wp:docPr id="1" name="Picture 1"/>
             <wp:cNvGraphicFramePr>
               <a:graphicFrameLocks noChangeAspect="1"/>
@@ -137,7 +744,7 @@
                     <pic:cNvPicPr/>
                   </pic:nvPicPr>
                   <pic:blipFill>
-                    <a:blip r:embed="rId11"/>
+                    <a:blip r:embed="rId10"/>
                     <a:stretch>
                       <a:fillRect/>
                     </a:stretch>
@@ -145,7 +752,7 @@
                   <pic:spPr>
                     <a:xfrm>
                       <a:off x="0" y="0"/>
-                      <a:ext cx="5943600" cy="3852886"/>
+                      <a:ext cx="5760000" cy="3733869"/>
                     </a:xfrm>
                     <a:prstGeom prst="rect"/>
                   </pic:spPr>
@@ -158,74 +765,223 @@
     </w:p>
     <w:p>
       <w:pPr>
+        <w:spacing w:before="80" w:after="240"/>
         <w:jc w:val="center"/>
       </w:pPr>
       <w:r>
-        <w:t>Рисунок 1 — Информационная архитектура и карта разделов портала (Sitemap)</w:t>
+        <w:rPr>
+          <w:rFonts w:ascii="Times New Roman" w:hAnsi="Times New Roman"/>
+          <w:i/>
+          <w:sz w:val="24"/>
+        </w:rPr>
+        <w:t>Рисунок 1 — Информационная архитектура и карта разделов портала</w:t>
       </w:r>
     </w:p>
     <w:p>
       <w:pPr>
-        <w:spacing w:after="80"/>
+        <w:spacing w:before="120" w:after="120"/>
+        <w:ind w:left="567"/>
       </w:pPr>
+      <w:r>
+        <w:rPr>
+          <w:rFonts w:ascii="Courier New" w:hAnsi="Courier New"/>
+          <w:sz w:val="20"/>
+        </w:rPr>
+        <w:t>/ (Главная / Сводная панель оперативного мониторинга)</w:t>
+        <w:br/>
+        <w:t>│</w:t>
+        <w:br/>
+        <w:t>├── /plans (Реестр и каталог учебных планов)</w:t>
+        <w:br/>
+        <w:t>│   ├── /plans/&lt;id&gt; (Просмотр карточки УП и семестровой матрицы)</w:t>
+        <w:br/>
+        <w:t>│   ├── /plans/new (Конструктор создания нового проекта УП)</w:t>
+        <w:br/>
+        <w:t>│   ├── /plans/&lt;id&gt;/edit (Редактор состава дисциплин и учебных поручений)</w:t>
+        <w:br/>
+        <w:t>│   └── /competencies (Матрица компетенций ФГОС ВО: УК, ОПК, ПК)</w:t>
+        <w:br/>
+        <w:t>│</w:t>
+        <w:br/>
+        <w:t>├── /validate (Модуль аккредитационной экспертизы ФГОС)</w:t>
+        <w:br/>
+        <w:t>│   ├── /validate/&lt;id&gt; (Инспектор и протокол соответствия нормативам стандарта)</w:t>
+        <w:br/>
+        <w:t>│   ├── /standards (Реестр федеральных стандартов ФГОС ВО 3++)</w:t>
+        <w:br/>
+        <w:t>│   └── /standards/&lt;id&gt; (Параметры и контрольные лимиты стандарта)</w:t>
+        <w:br/>
+        <w:t>│</w:t>
+        <w:br/>
+        <w:t>├── /signatures (Документооборот и электронное визирование)</w:t>
+        <w:br/>
+        <w:t>│   ├── /signatures (Очередь документов, ожидающих визирования)</w:t>
+        <w:br/>
+        <w:t>│   ├── /signatures/&lt;id&gt; (Маршрут согласования и форма ЭЦП с хешем SHA-256)</w:t>
+        <w:br/>
+        <w:t>│   ├── /memos (Реестр служебных записок на изменение УП до начала семестра)</w:t>
+        <w:br/>
+        <w:t>│   └── /memos/new (Мастер подачи служебной записки с Diff-анализом)</w:t>
+        <w:br/>
+        <w:t>│</w:t>
+        <w:br/>
+        <w:t>├── /programs (Справочники и организационная структура вуза)</w:t>
+        <w:br/>
+        <w:t>│   ├── /programs (Каталог образовательных программ бакалавриата/специалитета/магистратуры)</w:t>
+        <w:br/>
+        <w:t>│   ├── /departments (Справочник выпускающих, реализующих кафедр и руководства)</w:t>
+        <w:br/>
+        <w:t>│   └── /users (Справочник пользователей и ответственных лиц)</w:t>
+        <w:br/>
+        <w:t>│</w:t>
+        <w:br/>
+        <w:t>└── /audit (Системное администрирование и безопасность)</w:t>
+        <w:br/>
+        <w:t xml:space="preserve">    ├── /audit (Журнал аудита действий операторов и безопасности)</w:t>
+        <w:br/>
+        <w:t xml:space="preserve">    └── /sitemap (Интерактивная карта разделов портала и ролевой доступ)</w:t>
+      </w:r>
     </w:p>
     <w:p>
-      <w:r>
-        <w:rPr>
+      <w:pPr>
+        <w:spacing w:before="160" w:after="80"/>
+        <w:jc w:val="left"/>
+      </w:pPr>
+      <w:r>
+        <w:rPr>
+          <w:rFonts w:ascii="Times New Roman" w:hAnsi="Times New Roman"/>
           <w:b/>
-        </w:rPr>
-        <w:t>Таблица 1 — Ролевая матрица доступа к разделам корпоративного портала (RBAC)</w:t>
+          <w:sz w:val="26"/>
+        </w:rPr>
+        <w:t>2.2. Ролевая матрица доступа к разделам портала (RBAC)</w:t>
+      </w:r>
+    </w:p>
+    <w:p>
+      <w:pPr>
+        <w:spacing w:line="276" w:lineRule="auto" w:after="120"/>
+        <w:ind w:firstLine="709"/>
+        <w:jc w:val="both"/>
+      </w:pPr>
+      <w:r>
+        <w:rPr>
+          <w:rFonts w:ascii="Times New Roman" w:hAnsi="Times New Roman"/>
+          <w:sz w:val="28"/>
+        </w:rPr>
+        <w:t>В системе реализовано гранулярное разграничение прав доступа на базе ролевой модели (Role-Based Access Control):</w:t>
+      </w:r>
+    </w:p>
+    <w:p>
+      <w:pPr>
+        <w:spacing w:before="160" w:after="80"/>
+        <w:ind w:firstLine="709"/>
+        <w:jc w:val="left"/>
+      </w:pPr>
+      <w:r>
+        <w:rPr>
+          <w:rFonts w:ascii="Times New Roman" w:hAnsi="Times New Roman"/>
+          <w:b/>
+          <w:sz w:val="24"/>
+        </w:rPr>
+        <w:t>Таблица 1 — Спецификация данных</w:t>
       </w:r>
     </w:p>
     <w:tbl>
       <w:tblPr>
         <w:tblW w:type="auto" w:w="0"/>
         <w:jc w:val="center"/>
-        <w:tblLayout w:type="fixed"/>
         <w:tblLook w:firstColumn="1" w:firstRow="1" w:lastColumn="0" w:lastRow="0" w:noHBand="0" w:noVBand="1" w:val="04A0"/>
+        <w:tblBorders>
+          <w:top w:val="single" w:sz="4" w:space="0" w:color="CBD5E1"/>
+          <w:bottom w:val="single" w:sz="4" w:space="0" w:color="CBD5E1"/>
+          <w:insideH w:val="single" w:sz="4" w:space="0" w:color="CBD5E1"/>
+          <w:insideV w:val="single" w:sz="4" w:space="0" w:color="CBD5E1"/>
+          <w:left w:val="single" w:sz="4" w:space="0" w:color="CBD5E1"/>
+          <w:right w:val="single" w:sz="4" w:space="0" w:color="CBD5E1"/>
+        </w:tblBorders>
       </w:tblPr>
       <w:tblGrid>
-        <w:gridCol w:w="1656"/>
-        <w:gridCol w:w="1656"/>
-        <w:gridCol w:w="1656"/>
-        <w:gridCol w:w="1656"/>
-        <w:gridCol w:w="1656"/>
-        <w:gridCol w:w="1656"/>
+        <w:gridCol w:w="1336"/>
+        <w:gridCol w:w="1336"/>
+        <w:gridCol w:w="1336"/>
+        <w:gridCol w:w="1336"/>
+        <w:gridCol w:w="1336"/>
+        <w:gridCol w:w="1336"/>
+        <w:gridCol w:w="1336"/>
       </w:tblGrid>
       <w:tr>
         <w:tc>
           <w:tcPr>
-            <w:tcW w:type="dxa" w:w="1656"/>
-            <w:shd w:fill="0F172A"/>
+            <w:tcW w:type="dxa" w:w="1336"/>
+            <w:tcMar>
+              <w:top w:w="100" w:type="dxa"/>
+              <w:bottom w:w="100" w:type="dxa"/>
+              <w:left w:w="150" w:type="dxa"/>
+              <w:right w:w="150" w:type="dxa"/>
+            </w:tcMar>
+            <w:shd w:fill="E2E8F0"/>
           </w:tcPr>
           <w:p>
             <w:pPr>
-              <w:jc w:val="center"/>
+              <w:spacing w:before="40" w:after="40" w:line="252" w:lineRule="auto"/>
+              <w:jc w:val="left"/>
             </w:pPr>
             <w:r>
               <w:rPr>
+                <w:rFonts w:ascii="Times New Roman" w:hAnsi="Times New Roman"/>
                 <w:b/>
-                <w:color w:val="FFFFFF"/>
-                <w:sz w:val="17"/>
+                <w:sz w:val="22"/>
               </w:rPr>
-              <w:t>Раздел / URL</w:t>
+              <w:t>Раздел / Страница</w:t>
             </w:r>
           </w:p>
         </w:tc>
         <w:tc>
           <w:tcPr>
-            <w:tcW w:type="dxa" w:w="1656"/>
-            <w:shd w:fill="0F172A"/>
+            <w:tcW w:type="dxa" w:w="1336"/>
+            <w:tcMar>
+              <w:top w:w="100" w:type="dxa"/>
+              <w:bottom w:w="100" w:type="dxa"/>
+              <w:left w:w="150" w:type="dxa"/>
+              <w:right w:w="150" w:type="dxa"/>
+            </w:tcMar>
+            <w:shd w:fill="E2E8F0"/>
           </w:tcPr>
           <w:p>
             <w:pPr>
-              <w:jc w:val="center"/>
+              <w:spacing w:before="40" w:after="40" w:line="252" w:lineRule="auto"/>
+              <w:jc w:val="left"/>
             </w:pPr>
             <w:r>
               <w:rPr>
+                <w:rFonts w:ascii="Times New Roman" w:hAnsi="Times New Roman"/>
                 <w:b/>
-                <w:color w:val="FFFFFF"/>
-                <w:sz w:val="17"/>
+                <w:sz w:val="22"/>
+              </w:rPr>
+              <w:t>URL маршрут</w:t>
+            </w:r>
+          </w:p>
+        </w:tc>
+        <w:tc>
+          <w:tcPr>
+            <w:tcW w:type="dxa" w:w="1336"/>
+            <w:tcMar>
+              <w:top w:w="100" w:type="dxa"/>
+              <w:bottom w:w="100" w:type="dxa"/>
+              <w:left w:w="150" w:type="dxa"/>
+              <w:right w:w="150" w:type="dxa"/>
+            </w:tcMar>
+            <w:shd w:fill="E2E8F0"/>
+          </w:tcPr>
+          <w:p>
+            <w:pPr>
+              <w:spacing w:before="40" w:after="40" w:line="252" w:lineRule="auto"/>
+              <w:jc w:val="left"/>
+            </w:pPr>
+            <w:r>
+              <w:rPr>
+                <w:rFonts w:ascii="Times New Roman" w:hAnsi="Times New Roman"/>
+                <w:b/>
+                <w:sz w:val="22"/>
               </w:rPr>
               <w:t>Ректорат / УС</w:t>
             </w:r>
@@ -233,18 +989,25 @@
         </w:tc>
         <w:tc>
           <w:tcPr>
-            <w:tcW w:type="dxa" w:w="1656"/>
-            <w:shd w:fill="0F172A"/>
+            <w:tcW w:type="dxa" w:w="1336"/>
+            <w:tcMar>
+              <w:top w:w="100" w:type="dxa"/>
+              <w:bottom w:w="100" w:type="dxa"/>
+              <w:left w:w="150" w:type="dxa"/>
+              <w:right w:w="150" w:type="dxa"/>
+            </w:tcMar>
+            <w:shd w:fill="E2E8F0"/>
           </w:tcPr>
           <w:p>
             <w:pPr>
-              <w:jc w:val="center"/>
+              <w:spacing w:before="40" w:after="40" w:line="252" w:lineRule="auto"/>
+              <w:jc w:val="left"/>
             </w:pPr>
             <w:r>
               <w:rPr>
+                <w:rFonts w:ascii="Times New Roman" w:hAnsi="Times New Roman"/>
                 <w:b/>
-                <w:color w:val="FFFFFF"/>
-                <w:sz w:val="17"/>
+                <w:sz w:val="22"/>
               </w:rPr>
               <w:t>Центр АНОК</w:t>
             </w:r>
@@ -252,18 +1015,25 @@
         </w:tc>
         <w:tc>
           <w:tcPr>
-            <w:tcW w:type="dxa" w:w="1656"/>
-            <w:shd w:fill="0F172A"/>
+            <w:tcW w:type="dxa" w:w="1336"/>
+            <w:tcMar>
+              <w:top w:w="100" w:type="dxa"/>
+              <w:bottom w:w="100" w:type="dxa"/>
+              <w:left w:w="150" w:type="dxa"/>
+              <w:right w:w="150" w:type="dxa"/>
+            </w:tcMar>
+            <w:shd w:fill="E2E8F0"/>
           </w:tcPr>
           <w:p>
             <w:pPr>
-              <w:jc w:val="center"/>
+              <w:spacing w:before="40" w:after="40" w:line="252" w:lineRule="auto"/>
+              <w:jc w:val="left"/>
             </w:pPr>
             <w:r>
               <w:rPr>
+                <w:rFonts w:ascii="Times New Roman" w:hAnsi="Times New Roman"/>
                 <w:b/>
-                <w:color w:val="FFFFFF"/>
-                <w:sz w:val="17"/>
+                <w:sz w:val="22"/>
               </w:rPr>
               <w:t>Выпускающая каф.</w:t>
             </w:r>
@@ -271,18 +1041,25 @@
         </w:tc>
         <w:tc>
           <w:tcPr>
-            <w:tcW w:type="dxa" w:w="1656"/>
-            <w:shd w:fill="0F172A"/>
+            <w:tcW w:type="dxa" w:w="1336"/>
+            <w:tcMar>
+              <w:top w:w="100" w:type="dxa"/>
+              <w:bottom w:w="100" w:type="dxa"/>
+              <w:left w:w="150" w:type="dxa"/>
+              <w:right w:w="150" w:type="dxa"/>
+            </w:tcMar>
+            <w:shd w:fill="E2E8F0"/>
           </w:tcPr>
           <w:p>
             <w:pPr>
-              <w:jc w:val="center"/>
+              <w:spacing w:before="40" w:after="40" w:line="252" w:lineRule="auto"/>
+              <w:jc w:val="left"/>
             </w:pPr>
             <w:r>
               <w:rPr>
+                <w:rFonts w:ascii="Times New Roman" w:hAnsi="Times New Roman"/>
                 <w:b/>
-                <w:color w:val="FFFFFF"/>
-                <w:sz w:val="17"/>
+                <w:sz w:val="22"/>
               </w:rPr>
               <w:t>Реализующая каф.</w:t>
             </w:r>
@@ -290,18 +1067,25 @@
         </w:tc>
         <w:tc>
           <w:tcPr>
-            <w:tcW w:type="dxa" w:w="1656"/>
-            <w:shd w:fill="0F172A"/>
+            <w:tcW w:type="dxa" w:w="1336"/>
+            <w:tcMar>
+              <w:top w:w="100" w:type="dxa"/>
+              <w:bottom w:w="100" w:type="dxa"/>
+              <w:left w:w="150" w:type="dxa"/>
+              <w:right w:w="150" w:type="dxa"/>
+            </w:tcMar>
+            <w:shd w:fill="E2E8F0"/>
           </w:tcPr>
           <w:p>
             <w:pPr>
-              <w:jc w:val="center"/>
+              <w:spacing w:before="40" w:after="40" w:line="252" w:lineRule="auto"/>
+              <w:jc w:val="left"/>
             </w:pPr>
             <w:r>
               <w:rPr>
+                <w:rFonts w:ascii="Times New Roman" w:hAnsi="Times New Roman"/>
                 <w:b/>
-                <w:color w:val="FFFFFF"/>
-                <w:sz w:val="17"/>
+                <w:sz w:val="22"/>
               </w:rPr>
               <w:t>Студенты / Препод.</w:t>
             </w:r>
@@ -311,34 +1095,84 @@
       <w:tr>
         <w:tc>
           <w:tcPr>
-            <w:tcW w:type="dxa" w:w="1656"/>
-            <w:shd w:fill="FFFFFF"/>
+            <w:tcW w:type="dxa" w:w="1336"/>
+            <w:tcMar>
+              <w:top w:w="100" w:type="dxa"/>
+              <w:bottom w:w="100" w:type="dxa"/>
+              <w:left w:w="150" w:type="dxa"/>
+              <w:right w:w="150" w:type="dxa"/>
+            </w:tcMar>
           </w:tcPr>
           <w:p>
             <w:pPr>
+              <w:spacing w:before="40" w:after="40" w:line="252" w:lineRule="auto"/>
               <w:jc w:val="left"/>
             </w:pPr>
             <w:r>
               <w:rPr>
+                <w:rFonts w:ascii="Times New Roman" w:hAnsi="Times New Roman"/>
+                <w:sz w:val="22"/>
+              </w:rPr>
+            </w:r>
+            <w:r>
+              <w:rPr>
+                <w:rFonts w:ascii="Times New Roman" w:hAnsi="Times New Roman"/>
                 <w:b/>
-                <w:sz w:val="16"/>
+                <w:sz w:val="22"/>
               </w:rPr>
-              <w:t>Сводная панель (/)</w:t>
+              <w:t>Сводная панель</w:t>
+            </w:r>
+            <w:r>
+              <w:rPr>
+                <w:rFonts w:ascii="Times New Roman" w:hAnsi="Times New Roman"/>
+                <w:sz w:val="22"/>
+              </w:rPr>
             </w:r>
           </w:p>
         </w:tc>
         <w:tc>
           <w:tcPr>
-            <w:tcW w:type="dxa" w:w="1656"/>
-            <w:shd w:fill="FFFFFF"/>
+            <w:tcW w:type="dxa" w:w="1336"/>
+            <w:tcMar>
+              <w:top w:w="100" w:type="dxa"/>
+              <w:bottom w:w="100" w:type="dxa"/>
+              <w:left w:w="150" w:type="dxa"/>
+              <w:right w:w="150" w:type="dxa"/>
+            </w:tcMar>
           </w:tcPr>
           <w:p>
             <w:pPr>
-              <w:jc w:val="center"/>
+              <w:spacing w:before="40" w:after="40" w:line="252" w:lineRule="auto"/>
+              <w:jc w:val="left"/>
             </w:pPr>
             <w:r>
               <w:rPr>
-                <w:sz w:val="16"/>
+                <w:rFonts w:ascii="Times New Roman" w:hAnsi="Times New Roman"/>
+                <w:sz w:val="22"/>
+              </w:rPr>
+              <w:t>`/`</w:t>
+            </w:r>
+          </w:p>
+        </w:tc>
+        <w:tc>
+          <w:tcPr>
+            <w:tcW w:type="dxa" w:w="1336"/>
+            <w:tcMar>
+              <w:top w:w="100" w:type="dxa"/>
+              <w:bottom w:w="100" w:type="dxa"/>
+              <w:left w:w="150" w:type="dxa"/>
+              <w:right w:w="150" w:type="dxa"/>
+            </w:tcMar>
+          </w:tcPr>
+          <w:p>
+            <w:pPr>
+              <w:spacing w:before="40" w:after="40" w:line="252" w:lineRule="auto"/>
+              <w:jc w:val="left"/>
+            </w:pPr>
+            <w:r>
+              <w:rPr>
+                <w:rFonts w:ascii="Times New Roman" w:hAnsi="Times New Roman"/>
+                <w:sz w:val="22"/>
               </w:rPr>
               <w:t>Чтение / KPI</w:t>
             </w:r>
@@ -346,16 +1180,23 @@
         </w:tc>
         <w:tc>
           <w:tcPr>
-            <w:tcW w:type="dxa" w:w="1656"/>
-            <w:shd w:fill="FFFFFF"/>
+            <w:tcW w:type="dxa" w:w="1336"/>
+            <w:tcMar>
+              <w:top w:w="100" w:type="dxa"/>
+              <w:bottom w:w="100" w:type="dxa"/>
+              <w:left w:w="150" w:type="dxa"/>
+              <w:right w:w="150" w:type="dxa"/>
+            </w:tcMar>
           </w:tcPr>
           <w:p>
             <w:pPr>
-              <w:jc w:val="center"/>
+              <w:spacing w:before="40" w:after="40" w:line="252" w:lineRule="auto"/>
+              <w:jc w:val="left"/>
             </w:pPr>
             <w:r>
               <w:rPr>
-                <w:sz w:val="16"/>
+                <w:rFonts w:ascii="Times New Roman" w:hAnsi="Times New Roman"/>
+                <w:sz w:val="22"/>
               </w:rPr>
               <w:t>Полный доступ</w:t>
             </w:r>
@@ -363,16 +1204,23 @@
         </w:tc>
         <w:tc>
           <w:tcPr>
-            <w:tcW w:type="dxa" w:w="1656"/>
-            <w:shd w:fill="FFFFFF"/>
+            <w:tcW w:type="dxa" w:w="1336"/>
+            <w:tcMar>
+              <w:top w:w="100" w:type="dxa"/>
+              <w:bottom w:w="100" w:type="dxa"/>
+              <w:left w:w="150" w:type="dxa"/>
+              <w:right w:w="150" w:type="dxa"/>
+            </w:tcMar>
           </w:tcPr>
           <w:p>
             <w:pPr>
-              <w:jc w:val="center"/>
+              <w:spacing w:before="40" w:after="40" w:line="252" w:lineRule="auto"/>
+              <w:jc w:val="left"/>
             </w:pPr>
             <w:r>
               <w:rPr>
-                <w:sz w:val="16"/>
+                <w:rFonts w:ascii="Times New Roman" w:hAnsi="Times New Roman"/>
+                <w:sz w:val="22"/>
               </w:rPr>
               <w:t>Свои УП</w:t>
             </w:r>
@@ -380,16 +1228,23 @@
         </w:tc>
         <w:tc>
           <w:tcPr>
-            <w:tcW w:type="dxa" w:w="1656"/>
-            <w:shd w:fill="FFFFFF"/>
+            <w:tcW w:type="dxa" w:w="1336"/>
+            <w:tcMar>
+              <w:top w:w="100" w:type="dxa"/>
+              <w:bottom w:w="100" w:type="dxa"/>
+              <w:left w:w="150" w:type="dxa"/>
+              <w:right w:w="150" w:type="dxa"/>
+            </w:tcMar>
           </w:tcPr>
           <w:p>
             <w:pPr>
-              <w:jc w:val="center"/>
+              <w:spacing w:before="40" w:after="40" w:line="252" w:lineRule="auto"/>
+              <w:jc w:val="left"/>
             </w:pPr>
             <w:r>
               <w:rPr>
-                <w:sz w:val="16"/>
+                <w:rFonts w:ascii="Times New Roman" w:hAnsi="Times New Roman"/>
+                <w:sz w:val="22"/>
               </w:rPr>
               <w:t>Свои дисциплины</w:t>
             </w:r>
@@ -397,16 +1252,23 @@
         </w:tc>
         <w:tc>
           <w:tcPr>
-            <w:tcW w:type="dxa" w:w="1656"/>
-            <w:shd w:fill="FFFFFF"/>
+            <w:tcW w:type="dxa" w:w="1336"/>
+            <w:tcMar>
+              <w:top w:w="100" w:type="dxa"/>
+              <w:bottom w:w="100" w:type="dxa"/>
+              <w:left w:w="150" w:type="dxa"/>
+              <w:right w:w="150" w:type="dxa"/>
+            </w:tcMar>
           </w:tcPr>
           <w:p>
             <w:pPr>
-              <w:jc w:val="center"/>
+              <w:spacing w:before="40" w:after="40" w:line="252" w:lineRule="auto"/>
+              <w:jc w:val="left"/>
             </w:pPr>
             <w:r>
               <w:rPr>
-                <w:sz w:val="16"/>
+                <w:rFonts w:ascii="Times New Roman" w:hAnsi="Times New Roman"/>
+                <w:sz w:val="22"/>
               </w:rPr>
               <w:t>—</w:t>
             </w:r>
@@ -416,34 +1278,84 @@
       <w:tr>
         <w:tc>
           <w:tcPr>
-            <w:tcW w:type="dxa" w:w="1656"/>
-            <w:shd w:fill="F8FAFC"/>
+            <w:tcW w:type="dxa" w:w="1336"/>
+            <w:tcMar>
+              <w:top w:w="100" w:type="dxa"/>
+              <w:bottom w:w="100" w:type="dxa"/>
+              <w:left w:w="150" w:type="dxa"/>
+              <w:right w:w="150" w:type="dxa"/>
+            </w:tcMar>
           </w:tcPr>
           <w:p>
             <w:pPr>
+              <w:spacing w:before="40" w:after="40" w:line="252" w:lineRule="auto"/>
               <w:jc w:val="left"/>
             </w:pPr>
             <w:r>
               <w:rPr>
+                <w:rFonts w:ascii="Times New Roman" w:hAnsi="Times New Roman"/>
+                <w:sz w:val="22"/>
+              </w:rPr>
+            </w:r>
+            <w:r>
+              <w:rPr>
+                <w:rFonts w:ascii="Times New Roman" w:hAnsi="Times New Roman"/>
                 <w:b/>
-                <w:sz w:val="16"/>
+                <w:sz w:val="22"/>
               </w:rPr>
-              <w:t>Реестр планов (/plans)</w:t>
+              <w:t>Реестр учебных планов</w:t>
+            </w:r>
+            <w:r>
+              <w:rPr>
+                <w:rFonts w:ascii="Times New Roman" w:hAnsi="Times New Roman"/>
+                <w:sz w:val="22"/>
+              </w:rPr>
             </w:r>
           </w:p>
         </w:tc>
         <w:tc>
           <w:tcPr>
-            <w:tcW w:type="dxa" w:w="1656"/>
-            <w:shd w:fill="F8FAFC"/>
+            <w:tcW w:type="dxa" w:w="1336"/>
+            <w:tcMar>
+              <w:top w:w="100" w:type="dxa"/>
+              <w:bottom w:w="100" w:type="dxa"/>
+              <w:left w:w="150" w:type="dxa"/>
+              <w:right w:w="150" w:type="dxa"/>
+            </w:tcMar>
           </w:tcPr>
           <w:p>
             <w:pPr>
-              <w:jc w:val="center"/>
+              <w:spacing w:before="40" w:after="40" w:line="252" w:lineRule="auto"/>
+              <w:jc w:val="left"/>
             </w:pPr>
             <w:r>
               <w:rPr>
-                <w:sz w:val="16"/>
+                <w:rFonts w:ascii="Times New Roman" w:hAnsi="Times New Roman"/>
+                <w:sz w:val="22"/>
+              </w:rPr>
+              <w:t>`/plans`</w:t>
+            </w:r>
+          </w:p>
+        </w:tc>
+        <w:tc>
+          <w:tcPr>
+            <w:tcW w:type="dxa" w:w="1336"/>
+            <w:tcMar>
+              <w:top w:w="100" w:type="dxa"/>
+              <w:bottom w:w="100" w:type="dxa"/>
+              <w:left w:w="150" w:type="dxa"/>
+              <w:right w:w="150" w:type="dxa"/>
+            </w:tcMar>
+          </w:tcPr>
+          <w:p>
+            <w:pPr>
+              <w:spacing w:before="40" w:after="40" w:line="252" w:lineRule="auto"/>
+              <w:jc w:val="left"/>
+            </w:pPr>
+            <w:r>
+              <w:rPr>
+                <w:rFonts w:ascii="Times New Roman" w:hAnsi="Times New Roman"/>
+                <w:sz w:val="22"/>
               </w:rPr>
               <w:t>Чтение</w:t>
             </w:r>
@@ -451,16 +1363,23 @@
         </w:tc>
         <w:tc>
           <w:tcPr>
-            <w:tcW w:type="dxa" w:w="1656"/>
-            <w:shd w:fill="F8FAFC"/>
+            <w:tcW w:type="dxa" w:w="1336"/>
+            <w:tcMar>
+              <w:top w:w="100" w:type="dxa"/>
+              <w:bottom w:w="100" w:type="dxa"/>
+              <w:left w:w="150" w:type="dxa"/>
+              <w:right w:w="150" w:type="dxa"/>
+            </w:tcMar>
           </w:tcPr>
           <w:p>
             <w:pPr>
-              <w:jc w:val="center"/>
+              <w:spacing w:before="40" w:after="40" w:line="252" w:lineRule="auto"/>
+              <w:jc w:val="left"/>
             </w:pPr>
             <w:r>
               <w:rPr>
-                <w:sz w:val="16"/>
+                <w:rFonts w:ascii="Times New Roman" w:hAnsi="Times New Roman"/>
+                <w:sz w:val="22"/>
               </w:rPr>
               <w:t>Полный доступ</w:t>
             </w:r>
@@ -468,16 +1387,23 @@
         </w:tc>
         <w:tc>
           <w:tcPr>
-            <w:tcW w:type="dxa" w:w="1656"/>
-            <w:shd w:fill="F8FAFC"/>
+            <w:tcW w:type="dxa" w:w="1336"/>
+            <w:tcMar>
+              <w:top w:w="100" w:type="dxa"/>
+              <w:bottom w:w="100" w:type="dxa"/>
+              <w:left w:w="150" w:type="dxa"/>
+              <w:right w:w="150" w:type="dxa"/>
+            </w:tcMar>
           </w:tcPr>
           <w:p>
             <w:pPr>
-              <w:jc w:val="center"/>
+              <w:spacing w:before="40" w:after="40" w:line="252" w:lineRule="auto"/>
+              <w:jc w:val="left"/>
             </w:pPr>
             <w:r>
               <w:rPr>
-                <w:sz w:val="16"/>
+                <w:rFonts w:ascii="Times New Roman" w:hAnsi="Times New Roman"/>
+                <w:sz w:val="22"/>
               </w:rPr>
               <w:t>Управление своими</w:t>
             </w:r>
@@ -485,16 +1411,23 @@
         </w:tc>
         <w:tc>
           <w:tcPr>
-            <w:tcW w:type="dxa" w:w="1656"/>
-            <w:shd w:fill="F8FAFC"/>
+            <w:tcW w:type="dxa" w:w="1336"/>
+            <w:tcMar>
+              <w:top w:w="100" w:type="dxa"/>
+              <w:bottom w:w="100" w:type="dxa"/>
+              <w:left w:w="150" w:type="dxa"/>
+              <w:right w:w="150" w:type="dxa"/>
+            </w:tcMar>
           </w:tcPr>
           <w:p>
             <w:pPr>
-              <w:jc w:val="center"/>
+              <w:spacing w:before="40" w:after="40" w:line="252" w:lineRule="auto"/>
+              <w:jc w:val="left"/>
             </w:pPr>
             <w:r>
               <w:rPr>
-                <w:sz w:val="16"/>
+                <w:rFonts w:ascii="Times New Roman" w:hAnsi="Times New Roman"/>
+                <w:sz w:val="22"/>
               </w:rPr>
               <w:t>Просмотр нагрузки</w:t>
             </w:r>
@@ -502,18 +1435,25 @@
         </w:tc>
         <w:tc>
           <w:tcPr>
-            <w:tcW w:type="dxa" w:w="1656"/>
-            <w:shd w:fill="F8FAFC"/>
+            <w:tcW w:type="dxa" w:w="1336"/>
+            <w:tcMar>
+              <w:top w:w="100" w:type="dxa"/>
+              <w:bottom w:w="100" w:type="dxa"/>
+              <w:left w:w="150" w:type="dxa"/>
+              <w:right w:w="150" w:type="dxa"/>
+            </w:tcMar>
           </w:tcPr>
           <w:p>
             <w:pPr>
-              <w:jc w:val="center"/>
+              <w:spacing w:before="40" w:after="40" w:line="252" w:lineRule="auto"/>
+              <w:jc w:val="left"/>
             </w:pPr>
             <w:r>
               <w:rPr>
-                <w:sz w:val="16"/>
+                <w:rFonts w:ascii="Times New Roman" w:hAnsi="Times New Roman"/>
+                <w:sz w:val="22"/>
               </w:rPr>
-              <w:t>Просмотр Утв.</w:t>
+              <w:t>Просмотр Утвержд.</w:t>
             </w:r>
           </w:p>
         </w:tc>
@@ -521,34 +1461,84 @@
       <w:tr>
         <w:tc>
           <w:tcPr>
-            <w:tcW w:type="dxa" w:w="1656"/>
-            <w:shd w:fill="FFFFFF"/>
+            <w:tcW w:type="dxa" w:w="1336"/>
+            <w:tcMar>
+              <w:top w:w="100" w:type="dxa"/>
+              <w:bottom w:w="100" w:type="dxa"/>
+              <w:left w:w="150" w:type="dxa"/>
+              <w:right w:w="150" w:type="dxa"/>
+            </w:tcMar>
           </w:tcPr>
           <w:p>
             <w:pPr>
+              <w:spacing w:before="40" w:after="40" w:line="252" w:lineRule="auto"/>
               <w:jc w:val="left"/>
             </w:pPr>
             <w:r>
               <w:rPr>
+                <w:rFonts w:ascii="Times New Roman" w:hAnsi="Times New Roman"/>
+                <w:sz w:val="22"/>
+              </w:rPr>
+            </w:r>
+            <w:r>
+              <w:rPr>
+                <w:rFonts w:ascii="Times New Roman" w:hAnsi="Times New Roman"/>
                 <w:b/>
-                <w:sz w:val="16"/>
+                <w:sz w:val="22"/>
               </w:rPr>
-              <w:t>Семестровая матрица (/plans/&lt;id&gt;)</w:t>
+              <w:t>Семестровая матрица</w:t>
+            </w:r>
+            <w:r>
+              <w:rPr>
+                <w:rFonts w:ascii="Times New Roman" w:hAnsi="Times New Roman"/>
+                <w:sz w:val="22"/>
+              </w:rPr>
             </w:r>
           </w:p>
         </w:tc>
         <w:tc>
           <w:tcPr>
-            <w:tcW w:type="dxa" w:w="1656"/>
-            <w:shd w:fill="FFFFFF"/>
+            <w:tcW w:type="dxa" w:w="1336"/>
+            <w:tcMar>
+              <w:top w:w="100" w:type="dxa"/>
+              <w:bottom w:w="100" w:type="dxa"/>
+              <w:left w:w="150" w:type="dxa"/>
+              <w:right w:w="150" w:type="dxa"/>
+            </w:tcMar>
           </w:tcPr>
           <w:p>
             <w:pPr>
-              <w:jc w:val="center"/>
+              <w:spacing w:before="40" w:after="40" w:line="252" w:lineRule="auto"/>
+              <w:jc w:val="left"/>
             </w:pPr>
             <w:r>
               <w:rPr>
-                <w:sz w:val="16"/>
+                <w:rFonts w:ascii="Times New Roman" w:hAnsi="Times New Roman"/>
+                <w:sz w:val="22"/>
+              </w:rPr>
+              <w:t>`/plans/&lt;id&gt;`</w:t>
+            </w:r>
+          </w:p>
+        </w:tc>
+        <w:tc>
+          <w:tcPr>
+            <w:tcW w:type="dxa" w:w="1336"/>
+            <w:tcMar>
+              <w:top w:w="100" w:type="dxa"/>
+              <w:bottom w:w="100" w:type="dxa"/>
+              <w:left w:w="150" w:type="dxa"/>
+              <w:right w:w="150" w:type="dxa"/>
+            </w:tcMar>
+          </w:tcPr>
+          <w:p>
+            <w:pPr>
+              <w:spacing w:before="40" w:after="40" w:line="252" w:lineRule="auto"/>
+              <w:jc w:val="left"/>
+            </w:pPr>
+            <w:r>
+              <w:rPr>
+                <w:rFonts w:ascii="Times New Roman" w:hAnsi="Times New Roman"/>
+                <w:sz w:val="22"/>
               </w:rPr>
               <w:t>Чтение</w:t>
             </w:r>
@@ -556,16 +1546,23 @@
         </w:tc>
         <w:tc>
           <w:tcPr>
-            <w:tcW w:type="dxa" w:w="1656"/>
-            <w:shd w:fill="FFFFFF"/>
+            <w:tcW w:type="dxa" w:w="1336"/>
+            <w:tcMar>
+              <w:top w:w="100" w:type="dxa"/>
+              <w:bottom w:w="100" w:type="dxa"/>
+              <w:left w:w="150" w:type="dxa"/>
+              <w:right w:w="150" w:type="dxa"/>
+            </w:tcMar>
           </w:tcPr>
           <w:p>
             <w:pPr>
-              <w:jc w:val="center"/>
+              <w:spacing w:before="40" w:after="40" w:line="252" w:lineRule="auto"/>
+              <w:jc w:val="left"/>
             </w:pPr>
             <w:r>
               <w:rPr>
-                <w:sz w:val="16"/>
+                <w:rFonts w:ascii="Times New Roman" w:hAnsi="Times New Roman"/>
+                <w:sz w:val="22"/>
               </w:rPr>
               <w:t>Экспертиза</w:t>
             </w:r>
@@ -573,16 +1570,23 @@
         </w:tc>
         <w:tc>
           <w:tcPr>
-            <w:tcW w:type="dxa" w:w="1656"/>
-            <w:shd w:fill="FFFFFF"/>
+            <w:tcW w:type="dxa" w:w="1336"/>
+            <w:tcMar>
+              <w:top w:w="100" w:type="dxa"/>
+              <w:bottom w:w="100" w:type="dxa"/>
+              <w:left w:w="150" w:type="dxa"/>
+              <w:right w:w="150" w:type="dxa"/>
+            </w:tcMar>
           </w:tcPr>
           <w:p>
             <w:pPr>
-              <w:jc w:val="center"/>
+              <w:spacing w:before="40" w:after="40" w:line="252" w:lineRule="auto"/>
+              <w:jc w:val="left"/>
             </w:pPr>
             <w:r>
               <w:rPr>
-                <w:sz w:val="16"/>
+                <w:rFonts w:ascii="Times New Roman" w:hAnsi="Times New Roman"/>
+                <w:sz w:val="22"/>
               </w:rPr>
               <w:t>Редактирование</w:t>
             </w:r>
@@ -590,16 +1594,23 @@
         </w:tc>
         <w:tc>
           <w:tcPr>
-            <w:tcW w:type="dxa" w:w="1656"/>
-            <w:shd w:fill="FFFFFF"/>
+            <w:tcW w:type="dxa" w:w="1336"/>
+            <w:tcMar>
+              <w:top w:w="100" w:type="dxa"/>
+              <w:bottom w:w="100" w:type="dxa"/>
+              <w:left w:w="150" w:type="dxa"/>
+              <w:right w:w="150" w:type="dxa"/>
+            </w:tcMar>
           </w:tcPr>
           <w:p>
             <w:pPr>
-              <w:jc w:val="center"/>
+              <w:spacing w:before="40" w:after="40" w:line="252" w:lineRule="auto"/>
+              <w:jc w:val="left"/>
             </w:pPr>
             <w:r>
               <w:rPr>
-                <w:sz w:val="16"/>
+                <w:rFonts w:ascii="Times New Roman" w:hAnsi="Times New Roman"/>
+                <w:sz w:val="22"/>
               </w:rPr>
               <w:t>Просмотр закрепл.</w:t>
             </w:r>
@@ -607,16 +1618,23 @@
         </w:tc>
         <w:tc>
           <w:tcPr>
-            <w:tcW w:type="dxa" w:w="1656"/>
-            <w:shd w:fill="FFFFFF"/>
+            <w:tcW w:type="dxa" w:w="1336"/>
+            <w:tcMar>
+              <w:top w:w="100" w:type="dxa"/>
+              <w:bottom w:w="100" w:type="dxa"/>
+              <w:left w:w="150" w:type="dxa"/>
+              <w:right w:w="150" w:type="dxa"/>
+            </w:tcMar>
           </w:tcPr>
           <w:p>
             <w:pPr>
-              <w:jc w:val="center"/>
+              <w:spacing w:before="40" w:after="40" w:line="252" w:lineRule="auto"/>
+              <w:jc w:val="left"/>
             </w:pPr>
             <w:r>
               <w:rPr>
-                <w:sz w:val="16"/>
+                <w:rFonts w:ascii="Times New Roman" w:hAnsi="Times New Roman"/>
+                <w:sz w:val="22"/>
               </w:rPr>
               <w:t>Чтение</w:t>
             </w:r>
@@ -626,85 +1644,84 @@
       <w:tr>
         <w:tc>
           <w:tcPr>
-            <w:tcW w:type="dxa" w:w="1656"/>
-            <w:shd w:fill="F8FAFC"/>
+            <w:tcW w:type="dxa" w:w="1336"/>
+            <w:tcMar>
+              <w:top w:w="100" w:type="dxa"/>
+              <w:bottom w:w="100" w:type="dxa"/>
+              <w:left w:w="150" w:type="dxa"/>
+              <w:right w:w="150" w:type="dxa"/>
+            </w:tcMar>
           </w:tcPr>
           <w:p>
             <w:pPr>
+              <w:spacing w:before="40" w:after="40" w:line="252" w:lineRule="auto"/>
               <w:jc w:val="left"/>
             </w:pPr>
             <w:r>
               <w:rPr>
+                <w:rFonts w:ascii="Times New Roman" w:hAnsi="Times New Roman"/>
+                <w:sz w:val="22"/>
+              </w:rPr>
+            </w:r>
+            <w:r>
+              <w:rPr>
+                <w:rFonts w:ascii="Times New Roman" w:hAnsi="Times New Roman"/>
                 <w:b/>
-                <w:sz w:val="16"/>
+                <w:sz w:val="22"/>
               </w:rPr>
-              <w:t>Валидатор ФГОС (/validate/&lt;id&gt;)</w:t>
+              <w:t>Конструктор УП</w:t>
+            </w:r>
+            <w:r>
+              <w:rPr>
+                <w:rFonts w:ascii="Times New Roman" w:hAnsi="Times New Roman"/>
+                <w:sz w:val="22"/>
+              </w:rPr>
             </w:r>
           </w:p>
         </w:tc>
         <w:tc>
           <w:tcPr>
-            <w:tcW w:type="dxa" w:w="1656"/>
-            <w:shd w:fill="F8FAFC"/>
+            <w:tcW w:type="dxa" w:w="1336"/>
+            <w:tcMar>
+              <w:top w:w="100" w:type="dxa"/>
+              <w:bottom w:w="100" w:type="dxa"/>
+              <w:left w:w="150" w:type="dxa"/>
+              <w:right w:w="150" w:type="dxa"/>
+            </w:tcMar>
           </w:tcPr>
           <w:p>
             <w:pPr>
-              <w:jc w:val="center"/>
+              <w:spacing w:before="40" w:after="40" w:line="252" w:lineRule="auto"/>
+              <w:jc w:val="left"/>
             </w:pPr>
             <w:r>
               <w:rPr>
-                <w:sz w:val="16"/>
+                <w:rFonts w:ascii="Times New Roman" w:hAnsi="Times New Roman"/>
+                <w:sz w:val="22"/>
               </w:rPr>
-              <w:t>Просмотр отчета</w:t>
+              <w:t>`/plans/new`</w:t>
             </w:r>
           </w:p>
         </w:tc>
         <w:tc>
           <w:tcPr>
-            <w:tcW w:type="dxa" w:w="1656"/>
-            <w:shd w:fill="F8FAFC"/>
+            <w:tcW w:type="dxa" w:w="1336"/>
+            <w:tcMar>
+              <w:top w:w="100" w:type="dxa"/>
+              <w:bottom w:w="100" w:type="dxa"/>
+              <w:left w:w="150" w:type="dxa"/>
+              <w:right w:w="150" w:type="dxa"/>
+            </w:tcMar>
           </w:tcPr>
           <w:p>
             <w:pPr>
-              <w:jc w:val="center"/>
+              <w:spacing w:before="40" w:after="40" w:line="252" w:lineRule="auto"/>
+              <w:jc w:val="left"/>
             </w:pPr>
             <w:r>
               <w:rPr>
-                <w:sz w:val="16"/>
-              </w:rPr>
-              <w:t>Проведение аудита</w:t>
-            </w:r>
-          </w:p>
-        </w:tc>
-        <w:tc>
-          <w:tcPr>
-            <w:tcW w:type="dxa" w:w="1656"/>
-            <w:shd w:fill="F8FAFC"/>
-          </w:tcPr>
-          <w:p>
-            <w:pPr>
-              <w:jc w:val="center"/>
-            </w:pPr>
-            <w:r>
-              <w:rPr>
-                <w:sz w:val="16"/>
-              </w:rPr>
-              <w:t>Просмотр ошибок</w:t>
-            </w:r>
-          </w:p>
-        </w:tc>
-        <w:tc>
-          <w:tcPr>
-            <w:tcW w:type="dxa" w:w="1656"/>
-            <w:shd w:fill="F8FAFC"/>
-          </w:tcPr>
-          <w:p>
-            <w:pPr>
-              <w:jc w:val="center"/>
-            </w:pPr>
-            <w:r>
-              <w:rPr>
-                <w:sz w:val="16"/>
+                <w:rFonts w:ascii="Times New Roman" w:hAnsi="Times New Roman"/>
+                <w:sz w:val="22"/>
               </w:rPr>
               <w:t>—</w:t>
             </w:r>
@@ -712,16 +1729,95 @@
         </w:tc>
         <w:tc>
           <w:tcPr>
-            <w:tcW w:type="dxa" w:w="1656"/>
-            <w:shd w:fill="F8FAFC"/>
+            <w:tcW w:type="dxa" w:w="1336"/>
+            <w:tcMar>
+              <w:top w:w="100" w:type="dxa"/>
+              <w:bottom w:w="100" w:type="dxa"/>
+              <w:left w:w="150" w:type="dxa"/>
+              <w:right w:w="150" w:type="dxa"/>
+            </w:tcMar>
           </w:tcPr>
           <w:p>
             <w:pPr>
-              <w:jc w:val="center"/>
+              <w:spacing w:before="40" w:after="40" w:line="252" w:lineRule="auto"/>
+              <w:jc w:val="left"/>
             </w:pPr>
             <w:r>
               <w:rPr>
-                <w:sz w:val="16"/>
+                <w:rFonts w:ascii="Times New Roman" w:hAnsi="Times New Roman"/>
+                <w:sz w:val="22"/>
+              </w:rPr>
+              <w:t>—</w:t>
+            </w:r>
+          </w:p>
+        </w:tc>
+        <w:tc>
+          <w:tcPr>
+            <w:tcW w:type="dxa" w:w="1336"/>
+            <w:tcMar>
+              <w:top w:w="100" w:type="dxa"/>
+              <w:bottom w:w="100" w:type="dxa"/>
+              <w:left w:w="150" w:type="dxa"/>
+              <w:right w:w="150" w:type="dxa"/>
+            </w:tcMar>
+          </w:tcPr>
+          <w:p>
+            <w:pPr>
+              <w:spacing w:before="40" w:after="40" w:line="252" w:lineRule="auto"/>
+              <w:jc w:val="left"/>
+            </w:pPr>
+            <w:r>
+              <w:rPr>
+                <w:rFonts w:ascii="Times New Roman" w:hAnsi="Times New Roman"/>
+                <w:sz w:val="22"/>
+              </w:rPr>
+              <w:t>Создание проекта</w:t>
+            </w:r>
+          </w:p>
+        </w:tc>
+        <w:tc>
+          <w:tcPr>
+            <w:tcW w:type="dxa" w:w="1336"/>
+            <w:tcMar>
+              <w:top w:w="100" w:type="dxa"/>
+              <w:bottom w:w="100" w:type="dxa"/>
+              <w:left w:w="150" w:type="dxa"/>
+              <w:right w:w="150" w:type="dxa"/>
+            </w:tcMar>
+          </w:tcPr>
+          <w:p>
+            <w:pPr>
+              <w:spacing w:before="40" w:after="40" w:line="252" w:lineRule="auto"/>
+              <w:jc w:val="left"/>
+            </w:pPr>
+            <w:r>
+              <w:rPr>
+                <w:rFonts w:ascii="Times New Roman" w:hAnsi="Times New Roman"/>
+                <w:sz w:val="22"/>
+              </w:rPr>
+              <w:t>—</w:t>
+            </w:r>
+          </w:p>
+        </w:tc>
+        <w:tc>
+          <w:tcPr>
+            <w:tcW w:type="dxa" w:w="1336"/>
+            <w:tcMar>
+              <w:top w:w="100" w:type="dxa"/>
+              <w:bottom w:w="100" w:type="dxa"/>
+              <w:left w:w="150" w:type="dxa"/>
+              <w:right w:w="150" w:type="dxa"/>
+            </w:tcMar>
+          </w:tcPr>
+          <w:p>
+            <w:pPr>
+              <w:spacing w:before="40" w:after="40" w:line="252" w:lineRule="auto"/>
+              <w:jc w:val="left"/>
+            </w:pPr>
+            <w:r>
+              <w:rPr>
+                <w:rFonts w:ascii="Times New Roman" w:hAnsi="Times New Roman"/>
+                <w:sz w:val="22"/>
               </w:rPr>
               <w:t>—</w:t>
             </w:r>
@@ -731,85 +1827,156 @@
       <w:tr>
         <w:tc>
           <w:tcPr>
-            <w:tcW w:type="dxa" w:w="1656"/>
-            <w:shd w:fill="FFFFFF"/>
+            <w:tcW w:type="dxa" w:w="1336"/>
+            <w:tcMar>
+              <w:top w:w="100" w:type="dxa"/>
+              <w:bottom w:w="100" w:type="dxa"/>
+              <w:left w:w="150" w:type="dxa"/>
+              <w:right w:w="150" w:type="dxa"/>
+            </w:tcMar>
           </w:tcPr>
           <w:p>
             <w:pPr>
+              <w:spacing w:before="40" w:after="40" w:line="252" w:lineRule="auto"/>
               <w:jc w:val="left"/>
             </w:pPr>
             <w:r>
               <w:rPr>
+                <w:rFonts w:ascii="Times New Roman" w:hAnsi="Times New Roman"/>
+                <w:sz w:val="22"/>
+              </w:rPr>
+            </w:r>
+            <w:r>
+              <w:rPr>
+                <w:rFonts w:ascii="Times New Roman" w:hAnsi="Times New Roman"/>
                 <w:b/>
-                <w:sz w:val="16"/>
+                <w:sz w:val="22"/>
               </w:rPr>
-              <w:t>Маршруты ЭЦП (/signatures)</w:t>
+              <w:t>Валидатор ФГОС 3++</w:t>
+            </w:r>
+            <w:r>
+              <w:rPr>
+                <w:rFonts w:ascii="Times New Roman" w:hAnsi="Times New Roman"/>
+                <w:sz w:val="22"/>
+              </w:rPr>
             </w:r>
           </w:p>
         </w:tc>
         <w:tc>
           <w:tcPr>
-            <w:tcW w:type="dxa" w:w="1656"/>
-            <w:shd w:fill="FFFFFF"/>
+            <w:tcW w:type="dxa" w:w="1336"/>
+            <w:tcMar>
+              <w:top w:w="100" w:type="dxa"/>
+              <w:bottom w:w="100" w:type="dxa"/>
+              <w:left w:w="150" w:type="dxa"/>
+              <w:right w:w="150" w:type="dxa"/>
+            </w:tcMar>
           </w:tcPr>
           <w:p>
             <w:pPr>
-              <w:jc w:val="center"/>
+              <w:spacing w:before="40" w:after="40" w:line="252" w:lineRule="auto"/>
+              <w:jc w:val="left"/>
             </w:pPr>
             <w:r>
               <w:rPr>
-                <w:sz w:val="16"/>
+                <w:rFonts w:ascii="Times New Roman" w:hAnsi="Times New Roman"/>
+                <w:sz w:val="22"/>
               </w:rPr>
-              <w:t>Визирование / Приказ</w:t>
+              <w:t>`/validate/&lt;id&gt;`</w:t>
             </w:r>
           </w:p>
         </w:tc>
         <w:tc>
           <w:tcPr>
-            <w:tcW w:type="dxa" w:w="1656"/>
-            <w:shd w:fill="FFFFFF"/>
+            <w:tcW w:type="dxa" w:w="1336"/>
+            <w:tcMar>
+              <w:top w:w="100" w:type="dxa"/>
+              <w:bottom w:w="100" w:type="dxa"/>
+              <w:left w:w="150" w:type="dxa"/>
+              <w:right w:w="150" w:type="dxa"/>
+            </w:tcMar>
           </w:tcPr>
           <w:p>
             <w:pPr>
-              <w:jc w:val="center"/>
+              <w:spacing w:before="40" w:after="40" w:line="252" w:lineRule="auto"/>
+              <w:jc w:val="left"/>
             </w:pPr>
             <w:r>
               <w:rPr>
-                <w:sz w:val="16"/>
+                <w:rFonts w:ascii="Times New Roman" w:hAnsi="Times New Roman"/>
+                <w:sz w:val="22"/>
               </w:rPr>
-              <w:t>Экспертная виза</w:t>
+              <w:t>Просмотр отчета</w:t>
             </w:r>
           </w:p>
         </w:tc>
         <w:tc>
           <w:tcPr>
-            <w:tcW w:type="dxa" w:w="1656"/>
-            <w:shd w:fill="FFFFFF"/>
+            <w:tcW w:type="dxa" w:w="1336"/>
+            <w:tcMar>
+              <w:top w:w="100" w:type="dxa"/>
+              <w:bottom w:w="100" w:type="dxa"/>
+              <w:left w:w="150" w:type="dxa"/>
+              <w:right w:w="150" w:type="dxa"/>
+            </w:tcMar>
           </w:tcPr>
           <w:p>
             <w:pPr>
-              <w:jc w:val="center"/>
+              <w:spacing w:before="40" w:after="40" w:line="252" w:lineRule="auto"/>
+              <w:jc w:val="left"/>
             </w:pPr>
             <w:r>
               <w:rPr>
-                <w:sz w:val="16"/>
+                <w:rFonts w:ascii="Times New Roman" w:hAnsi="Times New Roman"/>
+                <w:sz w:val="22"/>
               </w:rPr>
-              <w:t>Подпись проекта</w:t>
+              <w:t>Проведение аудита</w:t>
             </w:r>
           </w:p>
         </w:tc>
         <w:tc>
           <w:tcPr>
-            <w:tcW w:type="dxa" w:w="1656"/>
-            <w:shd w:fill="FFFFFF"/>
+            <w:tcW w:type="dxa" w:w="1336"/>
+            <w:tcMar>
+              <w:top w:w="100" w:type="dxa"/>
+              <w:bottom w:w="100" w:type="dxa"/>
+              <w:left w:w="150" w:type="dxa"/>
+              <w:right w:w="150" w:type="dxa"/>
+            </w:tcMar>
           </w:tcPr>
           <w:p>
             <w:pPr>
-              <w:jc w:val="center"/>
+              <w:spacing w:before="40" w:after="40" w:line="252" w:lineRule="auto"/>
+              <w:jc w:val="left"/>
             </w:pPr>
             <w:r>
               <w:rPr>
-                <w:sz w:val="16"/>
+                <w:rFonts w:ascii="Times New Roman" w:hAnsi="Times New Roman"/>
+                <w:sz w:val="22"/>
+              </w:rPr>
+              <w:t>Просмотр ошибок</w:t>
+            </w:r>
+          </w:p>
+        </w:tc>
+        <w:tc>
+          <w:tcPr>
+            <w:tcW w:type="dxa" w:w="1336"/>
+            <w:tcMar>
+              <w:top w:w="100" w:type="dxa"/>
+              <w:bottom w:w="100" w:type="dxa"/>
+              <w:left w:w="150" w:type="dxa"/>
+              <w:right w:w="150" w:type="dxa"/>
+            </w:tcMar>
+          </w:tcPr>
+          <w:p>
+            <w:pPr>
+              <w:spacing w:before="40" w:after="40" w:line="252" w:lineRule="auto"/>
+              <w:jc w:val="left"/>
+            </w:pPr>
+            <w:r>
+              <w:rPr>
+                <w:rFonts w:ascii="Times New Roman" w:hAnsi="Times New Roman"/>
+                <w:sz w:val="22"/>
               </w:rPr>
               <w:t>—</w:t>
             </w:r>
@@ -817,16 +1984,23 @@
         </w:tc>
         <w:tc>
           <w:tcPr>
-            <w:tcW w:type="dxa" w:w="1656"/>
-            <w:shd w:fill="FFFFFF"/>
+            <w:tcW w:type="dxa" w:w="1336"/>
+            <w:tcMar>
+              <w:top w:w="100" w:type="dxa"/>
+              <w:bottom w:w="100" w:type="dxa"/>
+              <w:left w:w="150" w:type="dxa"/>
+              <w:right w:w="150" w:type="dxa"/>
+            </w:tcMar>
           </w:tcPr>
           <w:p>
             <w:pPr>
-              <w:jc w:val="center"/>
+              <w:spacing w:before="40" w:after="40" w:line="252" w:lineRule="auto"/>
+              <w:jc w:val="left"/>
             </w:pPr>
             <w:r>
               <w:rPr>
-                <w:sz w:val="16"/>
+                <w:rFonts w:ascii="Times New Roman" w:hAnsi="Times New Roman"/>
+                <w:sz w:val="22"/>
               </w:rPr>
               <w:t>—</w:t>
             </w:r>
@@ -836,102 +2010,180 @@
       <w:tr>
         <w:tc>
           <w:tcPr>
-            <w:tcW w:type="dxa" w:w="1656"/>
-            <w:shd w:fill="F8FAFC"/>
+            <w:tcW w:type="dxa" w:w="1336"/>
+            <w:tcMar>
+              <w:top w:w="100" w:type="dxa"/>
+              <w:bottom w:w="100" w:type="dxa"/>
+              <w:left w:w="150" w:type="dxa"/>
+              <w:right w:w="150" w:type="dxa"/>
+            </w:tcMar>
           </w:tcPr>
           <w:p>
             <w:pPr>
+              <w:spacing w:before="40" w:after="40" w:line="252" w:lineRule="auto"/>
               <w:jc w:val="left"/>
             </w:pPr>
             <w:r>
               <w:rPr>
+                <w:rFonts w:ascii="Times New Roman" w:hAnsi="Times New Roman"/>
+                <w:sz w:val="22"/>
+              </w:rPr>
+            </w:r>
+            <w:r>
+              <w:rPr>
+                <w:rFonts w:ascii="Times New Roman" w:hAnsi="Times New Roman"/>
                 <w:b/>
-                <w:sz w:val="16"/>
+                <w:sz w:val="22"/>
               </w:rPr>
-              <w:t>Служебные записки (/memos)</w:t>
+              <w:t>Маршруты визирования</w:t>
+            </w:r>
+            <w:r>
+              <w:rPr>
+                <w:rFonts w:ascii="Times New Roman" w:hAnsi="Times New Roman"/>
+                <w:sz w:val="22"/>
+              </w:rPr>
             </w:r>
           </w:p>
         </w:tc>
         <w:tc>
           <w:tcPr>
-            <w:tcW w:type="dxa" w:w="1656"/>
-            <w:shd w:fill="F8FAFC"/>
+            <w:tcW w:type="dxa" w:w="1336"/>
+            <w:tcMar>
+              <w:top w:w="100" w:type="dxa"/>
+              <w:bottom w:w="100" w:type="dxa"/>
+              <w:left w:w="150" w:type="dxa"/>
+              <w:right w:w="150" w:type="dxa"/>
+            </w:tcMar>
           </w:tcPr>
           <w:p>
             <w:pPr>
-              <w:jc w:val="center"/>
+              <w:spacing w:before="40" w:after="40" w:line="252" w:lineRule="auto"/>
+              <w:jc w:val="left"/>
             </w:pPr>
             <w:r>
               <w:rPr>
-                <w:sz w:val="16"/>
+                <w:rFonts w:ascii="Times New Roman" w:hAnsi="Times New Roman"/>
+                <w:sz w:val="22"/>
               </w:rPr>
-              <w:t>Чтение</w:t>
+              <w:t>`/signatures`</w:t>
             </w:r>
           </w:p>
         </w:tc>
         <w:tc>
           <w:tcPr>
-            <w:tcW w:type="dxa" w:w="1656"/>
-            <w:shd w:fill="F8FAFC"/>
+            <w:tcW w:type="dxa" w:w="1336"/>
+            <w:tcMar>
+              <w:top w:w="100" w:type="dxa"/>
+              <w:bottom w:w="100" w:type="dxa"/>
+              <w:left w:w="150" w:type="dxa"/>
+              <w:right w:w="150" w:type="dxa"/>
+            </w:tcMar>
           </w:tcPr>
           <w:p>
             <w:pPr>
-              <w:jc w:val="center"/>
+              <w:spacing w:before="40" w:after="40" w:line="252" w:lineRule="auto"/>
+              <w:jc w:val="left"/>
             </w:pPr>
             <w:r>
               <w:rPr>
-                <w:sz w:val="16"/>
+                <w:rFonts w:ascii="Times New Roman" w:hAnsi="Times New Roman"/>
+                <w:sz w:val="22"/>
               </w:rPr>
-              <w:t>Применение в УП</w:t>
+              <w:t>Визирование / Приказ</w:t>
             </w:r>
           </w:p>
         </w:tc>
         <w:tc>
           <w:tcPr>
-            <w:tcW w:type="dxa" w:w="1656"/>
-            <w:shd w:fill="F8FAFC"/>
+            <w:tcW w:type="dxa" w:w="1336"/>
+            <w:tcMar>
+              <w:top w:w="100" w:type="dxa"/>
+              <w:bottom w:w="100" w:type="dxa"/>
+              <w:left w:w="150" w:type="dxa"/>
+              <w:right w:w="150" w:type="dxa"/>
+            </w:tcMar>
           </w:tcPr>
           <w:p>
             <w:pPr>
-              <w:jc w:val="center"/>
+              <w:spacing w:before="40" w:after="40" w:line="252" w:lineRule="auto"/>
+              <w:jc w:val="left"/>
             </w:pPr>
             <w:r>
               <w:rPr>
-                <w:sz w:val="16"/>
+                <w:rFonts w:ascii="Times New Roman" w:hAnsi="Times New Roman"/>
+                <w:sz w:val="22"/>
               </w:rPr>
-              <w:t>Инициация / Подпись</w:t>
+              <w:t>Экспертная виза</w:t>
             </w:r>
           </w:p>
         </w:tc>
         <w:tc>
           <w:tcPr>
-            <w:tcW w:type="dxa" w:w="1656"/>
-            <w:shd w:fill="F8FAFC"/>
+            <w:tcW w:type="dxa" w:w="1336"/>
+            <w:tcMar>
+              <w:top w:w="100" w:type="dxa"/>
+              <w:bottom w:w="100" w:type="dxa"/>
+              <w:left w:w="150" w:type="dxa"/>
+              <w:right w:w="150" w:type="dxa"/>
+            </w:tcMar>
           </w:tcPr>
           <w:p>
             <w:pPr>
-              <w:jc w:val="center"/>
+              <w:spacing w:before="40" w:after="40" w:line="252" w:lineRule="auto"/>
+              <w:jc w:val="left"/>
             </w:pPr>
             <w:r>
               <w:rPr>
-                <w:sz w:val="16"/>
+                <w:rFonts w:ascii="Times New Roman" w:hAnsi="Times New Roman"/>
+                <w:sz w:val="22"/>
               </w:rPr>
-              <w:t>Согласование / Подпись</w:t>
+              <w:t>Подписание проекта</w:t>
             </w:r>
           </w:p>
         </w:tc>
         <w:tc>
           <w:tcPr>
-            <w:tcW w:type="dxa" w:w="1656"/>
-            <w:shd w:fill="F8FAFC"/>
+            <w:tcW w:type="dxa" w:w="1336"/>
+            <w:tcMar>
+              <w:top w:w="100" w:type="dxa"/>
+              <w:bottom w:w="100" w:type="dxa"/>
+              <w:left w:w="150" w:type="dxa"/>
+              <w:right w:w="150" w:type="dxa"/>
+            </w:tcMar>
           </w:tcPr>
           <w:p>
             <w:pPr>
-              <w:jc w:val="center"/>
+              <w:spacing w:before="40" w:after="40" w:line="252" w:lineRule="auto"/>
+              <w:jc w:val="left"/>
             </w:pPr>
             <w:r>
               <w:rPr>
-                <w:sz w:val="16"/>
+                <w:rFonts w:ascii="Times New Roman" w:hAnsi="Times New Roman"/>
+                <w:sz w:val="22"/>
+              </w:rPr>
+              <w:t>—</w:t>
+            </w:r>
+          </w:p>
+        </w:tc>
+        <w:tc>
+          <w:tcPr>
+            <w:tcW w:type="dxa" w:w="1336"/>
+            <w:tcMar>
+              <w:top w:w="100" w:type="dxa"/>
+              <w:bottom w:w="100" w:type="dxa"/>
+              <w:left w:w="150" w:type="dxa"/>
+              <w:right w:w="150" w:type="dxa"/>
+            </w:tcMar>
+          </w:tcPr>
+          <w:p>
+            <w:pPr>
+              <w:spacing w:before="40" w:after="40" w:line="252" w:lineRule="auto"/>
+              <w:jc w:val="left"/>
+            </w:pPr>
+            <w:r>
+              <w:rPr>
+                <w:rFonts w:ascii="Times New Roman" w:hAnsi="Times New Roman"/>
+                <w:sz w:val="22"/>
               </w:rPr>
               <w:t>—</w:t>
             </w:r>
@@ -941,34 +2193,267 @@
       <w:tr>
         <w:tc>
           <w:tcPr>
-            <w:tcW w:type="dxa" w:w="1656"/>
-            <w:shd w:fill="FFFFFF"/>
+            <w:tcW w:type="dxa" w:w="1336"/>
+            <w:tcMar>
+              <w:top w:w="100" w:type="dxa"/>
+              <w:bottom w:w="100" w:type="dxa"/>
+              <w:left w:w="150" w:type="dxa"/>
+              <w:right w:w="150" w:type="dxa"/>
+            </w:tcMar>
           </w:tcPr>
           <w:p>
             <w:pPr>
+              <w:spacing w:before="40" w:after="40" w:line="252" w:lineRule="auto"/>
               <w:jc w:val="left"/>
             </w:pPr>
             <w:r>
               <w:rPr>
+                <w:rFonts w:ascii="Times New Roman" w:hAnsi="Times New Roman"/>
+                <w:sz w:val="22"/>
+              </w:rPr>
+            </w:r>
+            <w:r>
+              <w:rPr>
+                <w:rFonts w:ascii="Times New Roman" w:hAnsi="Times New Roman"/>
                 <w:b/>
-                <w:sz w:val="16"/>
+                <w:sz w:val="22"/>
               </w:rPr>
-              <w:t>Каталог программ (/programs)</w:t>
+              <w:t>Наложение ЭЦП</w:t>
+            </w:r>
+            <w:r>
+              <w:rPr>
+                <w:rFonts w:ascii="Times New Roman" w:hAnsi="Times New Roman"/>
+                <w:sz w:val="22"/>
+              </w:rPr>
             </w:r>
           </w:p>
         </w:tc>
         <w:tc>
           <w:tcPr>
-            <w:tcW w:type="dxa" w:w="1656"/>
-            <w:shd w:fill="FFFFFF"/>
+            <w:tcW w:type="dxa" w:w="1336"/>
+            <w:tcMar>
+              <w:top w:w="100" w:type="dxa"/>
+              <w:bottom w:w="100" w:type="dxa"/>
+              <w:left w:w="150" w:type="dxa"/>
+              <w:right w:w="150" w:type="dxa"/>
+            </w:tcMar>
           </w:tcPr>
           <w:p>
             <w:pPr>
-              <w:jc w:val="center"/>
+              <w:spacing w:before="40" w:after="40" w:line="252" w:lineRule="auto"/>
+              <w:jc w:val="left"/>
             </w:pPr>
             <w:r>
               <w:rPr>
-                <w:sz w:val="16"/>
+                <w:rFonts w:ascii="Times New Roman" w:hAnsi="Times New Roman"/>
+                <w:sz w:val="22"/>
+              </w:rPr>
+              <w:t>`/signatures/&lt;id&gt;`</w:t>
+            </w:r>
+          </w:p>
+        </w:tc>
+        <w:tc>
+          <w:tcPr>
+            <w:tcW w:type="dxa" w:w="1336"/>
+            <w:tcMar>
+              <w:top w:w="100" w:type="dxa"/>
+              <w:bottom w:w="100" w:type="dxa"/>
+              <w:left w:w="150" w:type="dxa"/>
+              <w:right w:w="150" w:type="dxa"/>
+            </w:tcMar>
+          </w:tcPr>
+          <w:p>
+            <w:pPr>
+              <w:spacing w:before="40" w:after="40" w:line="252" w:lineRule="auto"/>
+              <w:jc w:val="left"/>
+            </w:pPr>
+            <w:r>
+              <w:rPr>
+                <w:rFonts w:ascii="Times New Roman" w:hAnsi="Times New Roman"/>
+                <w:sz w:val="22"/>
+              </w:rPr>
+              <w:t>Подпись Ректора</w:t>
+            </w:r>
+          </w:p>
+        </w:tc>
+        <w:tc>
+          <w:tcPr>
+            <w:tcW w:type="dxa" w:w="1336"/>
+            <w:tcMar>
+              <w:top w:w="100" w:type="dxa"/>
+              <w:bottom w:w="100" w:type="dxa"/>
+              <w:left w:w="150" w:type="dxa"/>
+              <w:right w:w="150" w:type="dxa"/>
+            </w:tcMar>
+          </w:tcPr>
+          <w:p>
+            <w:pPr>
+              <w:spacing w:before="40" w:after="40" w:line="252" w:lineRule="auto"/>
+              <w:jc w:val="left"/>
+            </w:pPr>
+            <w:r>
+              <w:rPr>
+                <w:rFonts w:ascii="Times New Roman" w:hAnsi="Times New Roman"/>
+                <w:sz w:val="22"/>
+              </w:rPr>
+              <w:t>Подпись нач. АНОК</w:t>
+            </w:r>
+          </w:p>
+        </w:tc>
+        <w:tc>
+          <w:tcPr>
+            <w:tcW w:type="dxa" w:w="1336"/>
+            <w:tcMar>
+              <w:top w:w="100" w:type="dxa"/>
+              <w:bottom w:w="100" w:type="dxa"/>
+              <w:left w:w="150" w:type="dxa"/>
+              <w:right w:w="150" w:type="dxa"/>
+            </w:tcMar>
+          </w:tcPr>
+          <w:p>
+            <w:pPr>
+              <w:spacing w:before="40" w:after="40" w:line="252" w:lineRule="auto"/>
+              <w:jc w:val="left"/>
+            </w:pPr>
+            <w:r>
+              <w:rPr>
+                <w:rFonts w:ascii="Times New Roman" w:hAnsi="Times New Roman"/>
+                <w:sz w:val="22"/>
+              </w:rPr>
+              <w:t>Подпись зав. каф.</w:t>
+            </w:r>
+          </w:p>
+        </w:tc>
+        <w:tc>
+          <w:tcPr>
+            <w:tcW w:type="dxa" w:w="1336"/>
+            <w:tcMar>
+              <w:top w:w="100" w:type="dxa"/>
+              <w:bottom w:w="100" w:type="dxa"/>
+              <w:left w:w="150" w:type="dxa"/>
+              <w:right w:w="150" w:type="dxa"/>
+            </w:tcMar>
+          </w:tcPr>
+          <w:p>
+            <w:pPr>
+              <w:spacing w:before="40" w:after="40" w:line="252" w:lineRule="auto"/>
+              <w:jc w:val="left"/>
+            </w:pPr>
+            <w:r>
+              <w:rPr>
+                <w:rFonts w:ascii="Times New Roman" w:hAnsi="Times New Roman"/>
+                <w:sz w:val="22"/>
+              </w:rPr>
+              <w:t>—</w:t>
+            </w:r>
+          </w:p>
+        </w:tc>
+        <w:tc>
+          <w:tcPr>
+            <w:tcW w:type="dxa" w:w="1336"/>
+            <w:tcMar>
+              <w:top w:w="100" w:type="dxa"/>
+              <w:bottom w:w="100" w:type="dxa"/>
+              <w:left w:w="150" w:type="dxa"/>
+              <w:right w:w="150" w:type="dxa"/>
+            </w:tcMar>
+          </w:tcPr>
+          <w:p>
+            <w:pPr>
+              <w:spacing w:before="40" w:after="40" w:line="252" w:lineRule="auto"/>
+              <w:jc w:val="left"/>
+            </w:pPr>
+            <w:r>
+              <w:rPr>
+                <w:rFonts w:ascii="Times New Roman" w:hAnsi="Times New Roman"/>
+                <w:sz w:val="22"/>
+              </w:rPr>
+              <w:t>—</w:t>
+            </w:r>
+          </w:p>
+        </w:tc>
+      </w:tr>
+      <w:tr>
+        <w:tc>
+          <w:tcPr>
+            <w:tcW w:type="dxa" w:w="1336"/>
+            <w:tcMar>
+              <w:top w:w="100" w:type="dxa"/>
+              <w:bottom w:w="100" w:type="dxa"/>
+              <w:left w:w="150" w:type="dxa"/>
+              <w:right w:w="150" w:type="dxa"/>
+            </w:tcMar>
+          </w:tcPr>
+          <w:p>
+            <w:pPr>
+              <w:spacing w:before="40" w:after="40" w:line="252" w:lineRule="auto"/>
+              <w:jc w:val="left"/>
+            </w:pPr>
+            <w:r>
+              <w:rPr>
+                <w:rFonts w:ascii="Times New Roman" w:hAnsi="Times New Roman"/>
+                <w:sz w:val="22"/>
+              </w:rPr>
+            </w:r>
+            <w:r>
+              <w:rPr>
+                <w:rFonts w:ascii="Times New Roman" w:hAnsi="Times New Roman"/>
+                <w:b/>
+                <w:sz w:val="22"/>
+              </w:rPr>
+              <w:t>Служебные записки</w:t>
+            </w:r>
+            <w:r>
+              <w:rPr>
+                <w:rFonts w:ascii="Times New Roman" w:hAnsi="Times New Roman"/>
+                <w:sz w:val="22"/>
+              </w:rPr>
+            </w:r>
+          </w:p>
+        </w:tc>
+        <w:tc>
+          <w:tcPr>
+            <w:tcW w:type="dxa" w:w="1336"/>
+            <w:tcMar>
+              <w:top w:w="100" w:type="dxa"/>
+              <w:bottom w:w="100" w:type="dxa"/>
+              <w:left w:w="150" w:type="dxa"/>
+              <w:right w:w="150" w:type="dxa"/>
+            </w:tcMar>
+          </w:tcPr>
+          <w:p>
+            <w:pPr>
+              <w:spacing w:before="40" w:after="40" w:line="252" w:lineRule="auto"/>
+              <w:jc w:val="left"/>
+            </w:pPr>
+            <w:r>
+              <w:rPr>
+                <w:rFonts w:ascii="Times New Roman" w:hAnsi="Times New Roman"/>
+                <w:sz w:val="22"/>
+              </w:rPr>
+              <w:t>`/memos`</w:t>
+            </w:r>
+          </w:p>
+        </w:tc>
+        <w:tc>
+          <w:tcPr>
+            <w:tcW w:type="dxa" w:w="1336"/>
+            <w:tcMar>
+              <w:top w:w="100" w:type="dxa"/>
+              <w:bottom w:w="100" w:type="dxa"/>
+              <w:left w:w="150" w:type="dxa"/>
+              <w:right w:w="150" w:type="dxa"/>
+            </w:tcMar>
+          </w:tcPr>
+          <w:p>
+            <w:pPr>
+              <w:spacing w:before="40" w:after="40" w:line="252" w:lineRule="auto"/>
+              <w:jc w:val="left"/>
+            </w:pPr>
+            <w:r>
+              <w:rPr>
+                <w:rFonts w:ascii="Times New Roman" w:hAnsi="Times New Roman"/>
+                <w:sz w:val="22"/>
               </w:rPr>
               <w:t>Чтение</w:t>
             </w:r>
@@ -976,16 +2461,206 @@
         </w:tc>
         <w:tc>
           <w:tcPr>
-            <w:tcW w:type="dxa" w:w="1656"/>
-            <w:shd w:fill="FFFFFF"/>
+            <w:tcW w:type="dxa" w:w="1336"/>
+            <w:tcMar>
+              <w:top w:w="100" w:type="dxa"/>
+              <w:bottom w:w="100" w:type="dxa"/>
+              <w:left w:w="150" w:type="dxa"/>
+              <w:right w:w="150" w:type="dxa"/>
+            </w:tcMar>
           </w:tcPr>
           <w:p>
             <w:pPr>
-              <w:jc w:val="center"/>
+              <w:spacing w:before="40" w:after="40" w:line="252" w:lineRule="auto"/>
+              <w:jc w:val="left"/>
             </w:pPr>
             <w:r>
               <w:rPr>
-                <w:sz w:val="16"/>
+                <w:rFonts w:ascii="Times New Roman" w:hAnsi="Times New Roman"/>
+                <w:sz w:val="22"/>
+              </w:rPr>
+              <w:t>Применение в УП</w:t>
+            </w:r>
+          </w:p>
+        </w:tc>
+        <w:tc>
+          <w:tcPr>
+            <w:tcW w:type="dxa" w:w="1336"/>
+            <w:tcMar>
+              <w:top w:w="100" w:type="dxa"/>
+              <w:bottom w:w="100" w:type="dxa"/>
+              <w:left w:w="150" w:type="dxa"/>
+              <w:right w:w="150" w:type="dxa"/>
+            </w:tcMar>
+          </w:tcPr>
+          <w:p>
+            <w:pPr>
+              <w:spacing w:before="40" w:after="40" w:line="252" w:lineRule="auto"/>
+              <w:jc w:val="left"/>
+            </w:pPr>
+            <w:r>
+              <w:rPr>
+                <w:rFonts w:ascii="Times New Roman" w:hAnsi="Times New Roman"/>
+                <w:sz w:val="22"/>
+              </w:rPr>
+              <w:t>Инициация / Подпись</w:t>
+            </w:r>
+          </w:p>
+        </w:tc>
+        <w:tc>
+          <w:tcPr>
+            <w:tcW w:type="dxa" w:w="1336"/>
+            <w:tcMar>
+              <w:top w:w="100" w:type="dxa"/>
+              <w:bottom w:w="100" w:type="dxa"/>
+              <w:left w:w="150" w:type="dxa"/>
+              <w:right w:w="150" w:type="dxa"/>
+            </w:tcMar>
+          </w:tcPr>
+          <w:p>
+            <w:pPr>
+              <w:spacing w:before="40" w:after="40" w:line="252" w:lineRule="auto"/>
+              <w:jc w:val="left"/>
+            </w:pPr>
+            <w:r>
+              <w:rPr>
+                <w:rFonts w:ascii="Times New Roman" w:hAnsi="Times New Roman"/>
+                <w:sz w:val="22"/>
+              </w:rPr>
+              <w:t>Согласование / Подпись</w:t>
+            </w:r>
+          </w:p>
+        </w:tc>
+        <w:tc>
+          <w:tcPr>
+            <w:tcW w:type="dxa" w:w="1336"/>
+            <w:tcMar>
+              <w:top w:w="100" w:type="dxa"/>
+              <w:bottom w:w="100" w:type="dxa"/>
+              <w:left w:w="150" w:type="dxa"/>
+              <w:right w:w="150" w:type="dxa"/>
+            </w:tcMar>
+          </w:tcPr>
+          <w:p>
+            <w:pPr>
+              <w:spacing w:before="40" w:after="40" w:line="252" w:lineRule="auto"/>
+              <w:jc w:val="left"/>
+            </w:pPr>
+            <w:r>
+              <w:rPr>
+                <w:rFonts w:ascii="Times New Roman" w:hAnsi="Times New Roman"/>
+                <w:sz w:val="22"/>
+              </w:rPr>
+              <w:t>—</w:t>
+            </w:r>
+          </w:p>
+        </w:tc>
+      </w:tr>
+      <w:tr>
+        <w:tc>
+          <w:tcPr>
+            <w:tcW w:type="dxa" w:w="1336"/>
+            <w:tcMar>
+              <w:top w:w="100" w:type="dxa"/>
+              <w:bottom w:w="100" w:type="dxa"/>
+              <w:left w:w="150" w:type="dxa"/>
+              <w:right w:w="150" w:type="dxa"/>
+            </w:tcMar>
+          </w:tcPr>
+          <w:p>
+            <w:pPr>
+              <w:spacing w:before="40" w:after="40" w:line="252" w:lineRule="auto"/>
+              <w:jc w:val="left"/>
+            </w:pPr>
+            <w:r>
+              <w:rPr>
+                <w:rFonts w:ascii="Times New Roman" w:hAnsi="Times New Roman"/>
+                <w:sz w:val="22"/>
+              </w:rPr>
+            </w:r>
+            <w:r>
+              <w:rPr>
+                <w:rFonts w:ascii="Times New Roman" w:hAnsi="Times New Roman"/>
+                <w:b/>
+                <w:sz w:val="22"/>
+              </w:rPr>
+              <w:t>Каталог программ</w:t>
+            </w:r>
+            <w:r>
+              <w:rPr>
+                <w:rFonts w:ascii="Times New Roman" w:hAnsi="Times New Roman"/>
+                <w:sz w:val="22"/>
+              </w:rPr>
+            </w:r>
+          </w:p>
+        </w:tc>
+        <w:tc>
+          <w:tcPr>
+            <w:tcW w:type="dxa" w:w="1336"/>
+            <w:tcMar>
+              <w:top w:w="100" w:type="dxa"/>
+              <w:bottom w:w="100" w:type="dxa"/>
+              <w:left w:w="150" w:type="dxa"/>
+              <w:right w:w="150" w:type="dxa"/>
+            </w:tcMar>
+          </w:tcPr>
+          <w:p>
+            <w:pPr>
+              <w:spacing w:before="40" w:after="40" w:line="252" w:lineRule="auto"/>
+              <w:jc w:val="left"/>
+            </w:pPr>
+            <w:r>
+              <w:rPr>
+                <w:rFonts w:ascii="Times New Roman" w:hAnsi="Times New Roman"/>
+                <w:sz w:val="22"/>
+              </w:rPr>
+              <w:t>`/programs`</w:t>
+            </w:r>
+          </w:p>
+        </w:tc>
+        <w:tc>
+          <w:tcPr>
+            <w:tcW w:type="dxa" w:w="1336"/>
+            <w:tcMar>
+              <w:top w:w="100" w:type="dxa"/>
+              <w:bottom w:w="100" w:type="dxa"/>
+              <w:left w:w="150" w:type="dxa"/>
+              <w:right w:w="150" w:type="dxa"/>
+            </w:tcMar>
+          </w:tcPr>
+          <w:p>
+            <w:pPr>
+              <w:spacing w:before="40" w:after="40" w:line="252" w:lineRule="auto"/>
+              <w:jc w:val="left"/>
+            </w:pPr>
+            <w:r>
+              <w:rPr>
+                <w:rFonts w:ascii="Times New Roman" w:hAnsi="Times New Roman"/>
+                <w:sz w:val="22"/>
+              </w:rPr>
+              <w:t>Чтение</w:t>
+            </w:r>
+          </w:p>
+        </w:tc>
+        <w:tc>
+          <w:tcPr>
+            <w:tcW w:type="dxa" w:w="1336"/>
+            <w:tcMar>
+              <w:top w:w="100" w:type="dxa"/>
+              <w:bottom w:w="100" w:type="dxa"/>
+              <w:left w:w="150" w:type="dxa"/>
+              <w:right w:w="150" w:type="dxa"/>
+            </w:tcMar>
+          </w:tcPr>
+          <w:p>
+            <w:pPr>
+              <w:spacing w:before="40" w:after="40" w:line="252" w:lineRule="auto"/>
+              <w:jc w:val="left"/>
+            </w:pPr>
+            <w:r>
+              <w:rPr>
+                <w:rFonts w:ascii="Times New Roman" w:hAnsi="Times New Roman"/>
+                <w:sz w:val="22"/>
               </w:rPr>
               <w:t>Управление</w:t>
             </w:r>
@@ -993,16 +2668,23 @@
         </w:tc>
         <w:tc>
           <w:tcPr>
-            <w:tcW w:type="dxa" w:w="1656"/>
-            <w:shd w:fill="FFFFFF"/>
+            <w:tcW w:type="dxa" w:w="1336"/>
+            <w:tcMar>
+              <w:top w:w="100" w:type="dxa"/>
+              <w:bottom w:w="100" w:type="dxa"/>
+              <w:left w:w="150" w:type="dxa"/>
+              <w:right w:w="150" w:type="dxa"/>
+            </w:tcMar>
           </w:tcPr>
           <w:p>
             <w:pPr>
-              <w:jc w:val="center"/>
+              <w:spacing w:before="40" w:after="40" w:line="252" w:lineRule="auto"/>
+              <w:jc w:val="left"/>
             </w:pPr>
             <w:r>
               <w:rPr>
-                <w:sz w:val="16"/>
+                <w:rFonts w:ascii="Times New Roman" w:hAnsi="Times New Roman"/>
+                <w:sz w:val="22"/>
               </w:rPr>
               <w:t>Чтение</w:t>
             </w:r>
@@ -1010,16 +2692,23 @@
         </w:tc>
         <w:tc>
           <w:tcPr>
-            <w:tcW w:type="dxa" w:w="1656"/>
-            <w:shd w:fill="FFFFFF"/>
+            <w:tcW w:type="dxa" w:w="1336"/>
+            <w:tcMar>
+              <w:top w:w="100" w:type="dxa"/>
+              <w:bottom w:w="100" w:type="dxa"/>
+              <w:left w:w="150" w:type="dxa"/>
+              <w:right w:w="150" w:type="dxa"/>
+            </w:tcMar>
           </w:tcPr>
           <w:p>
             <w:pPr>
-              <w:jc w:val="center"/>
+              <w:spacing w:before="40" w:after="40" w:line="252" w:lineRule="auto"/>
+              <w:jc w:val="left"/>
             </w:pPr>
             <w:r>
               <w:rPr>
-                <w:sz w:val="16"/>
+                <w:rFonts w:ascii="Times New Roman" w:hAnsi="Times New Roman"/>
+                <w:sz w:val="22"/>
               </w:rPr>
               <w:t>Чтение</w:t>
             </w:r>
@@ -1027,16 +2716,23 @@
         </w:tc>
         <w:tc>
           <w:tcPr>
-            <w:tcW w:type="dxa" w:w="1656"/>
-            <w:shd w:fill="FFFFFF"/>
+            <w:tcW w:type="dxa" w:w="1336"/>
+            <w:tcMar>
+              <w:top w:w="100" w:type="dxa"/>
+              <w:bottom w:w="100" w:type="dxa"/>
+              <w:left w:w="150" w:type="dxa"/>
+              <w:right w:w="150" w:type="dxa"/>
+            </w:tcMar>
           </w:tcPr>
           <w:p>
             <w:pPr>
-              <w:jc w:val="center"/>
+              <w:spacing w:before="40" w:after="40" w:line="252" w:lineRule="auto"/>
+              <w:jc w:val="left"/>
             </w:pPr>
             <w:r>
               <w:rPr>
-                <w:sz w:val="16"/>
+                <w:rFonts w:ascii="Times New Roman" w:hAnsi="Times New Roman"/>
+                <w:sz w:val="22"/>
               </w:rPr>
               <w:t>Чтение</w:t>
             </w:r>
@@ -1046,34 +2742,633 @@
       <w:tr>
         <w:tc>
           <w:tcPr>
-            <w:tcW w:type="dxa" w:w="1656"/>
-            <w:shd w:fill="F8FAFC"/>
+            <w:tcW w:type="dxa" w:w="1336"/>
+            <w:tcMar>
+              <w:top w:w="100" w:type="dxa"/>
+              <w:bottom w:w="100" w:type="dxa"/>
+              <w:left w:w="150" w:type="dxa"/>
+              <w:right w:w="150" w:type="dxa"/>
+            </w:tcMar>
           </w:tcPr>
           <w:p>
             <w:pPr>
+              <w:spacing w:before="40" w:after="40" w:line="252" w:lineRule="auto"/>
               <w:jc w:val="left"/>
             </w:pPr>
             <w:r>
               <w:rPr>
+                <w:rFonts w:ascii="Times New Roman" w:hAnsi="Times New Roman"/>
+                <w:sz w:val="22"/>
+              </w:rPr>
+            </w:r>
+            <w:r>
+              <w:rPr>
+                <w:rFonts w:ascii="Times New Roman" w:hAnsi="Times New Roman"/>
                 <w:b/>
-                <w:sz w:val="16"/>
+                <w:sz w:val="22"/>
               </w:rPr>
-              <w:t>Журнал аудита (/audit)</w:t>
+              <w:t>Стандарты ФГОС</w:t>
+            </w:r>
+            <w:r>
+              <w:rPr>
+                <w:rFonts w:ascii="Times New Roman" w:hAnsi="Times New Roman"/>
+                <w:sz w:val="22"/>
+              </w:rPr>
             </w:r>
           </w:p>
         </w:tc>
         <w:tc>
           <w:tcPr>
-            <w:tcW w:type="dxa" w:w="1656"/>
-            <w:shd w:fill="F8FAFC"/>
+            <w:tcW w:type="dxa" w:w="1336"/>
+            <w:tcMar>
+              <w:top w:w="100" w:type="dxa"/>
+              <w:bottom w:w="100" w:type="dxa"/>
+              <w:left w:w="150" w:type="dxa"/>
+              <w:right w:w="150" w:type="dxa"/>
+            </w:tcMar>
           </w:tcPr>
           <w:p>
             <w:pPr>
-              <w:jc w:val="center"/>
+              <w:spacing w:before="40" w:after="40" w:line="252" w:lineRule="auto"/>
+              <w:jc w:val="left"/>
             </w:pPr>
             <w:r>
               <w:rPr>
-                <w:sz w:val="16"/>
+                <w:rFonts w:ascii="Times New Roman" w:hAnsi="Times New Roman"/>
+                <w:sz w:val="22"/>
+              </w:rPr>
+              <w:t>`/standards`</w:t>
+            </w:r>
+          </w:p>
+        </w:tc>
+        <w:tc>
+          <w:tcPr>
+            <w:tcW w:type="dxa" w:w="1336"/>
+            <w:tcMar>
+              <w:top w:w="100" w:type="dxa"/>
+              <w:bottom w:w="100" w:type="dxa"/>
+              <w:left w:w="150" w:type="dxa"/>
+              <w:right w:w="150" w:type="dxa"/>
+            </w:tcMar>
+          </w:tcPr>
+          <w:p>
+            <w:pPr>
+              <w:spacing w:before="40" w:after="40" w:line="252" w:lineRule="auto"/>
+              <w:jc w:val="left"/>
+            </w:pPr>
+            <w:r>
+              <w:rPr>
+                <w:rFonts w:ascii="Times New Roman" w:hAnsi="Times New Roman"/>
+                <w:sz w:val="22"/>
+              </w:rPr>
+              <w:t>Чтение</w:t>
+            </w:r>
+          </w:p>
+        </w:tc>
+        <w:tc>
+          <w:tcPr>
+            <w:tcW w:type="dxa" w:w="1336"/>
+            <w:tcMar>
+              <w:top w:w="100" w:type="dxa"/>
+              <w:bottom w:w="100" w:type="dxa"/>
+              <w:left w:w="150" w:type="dxa"/>
+              <w:right w:w="150" w:type="dxa"/>
+            </w:tcMar>
+          </w:tcPr>
+          <w:p>
+            <w:pPr>
+              <w:spacing w:before="40" w:after="40" w:line="252" w:lineRule="auto"/>
+              <w:jc w:val="left"/>
+            </w:pPr>
+            <w:r>
+              <w:rPr>
+                <w:rFonts w:ascii="Times New Roman" w:hAnsi="Times New Roman"/>
+                <w:sz w:val="22"/>
+              </w:rPr>
+              <w:t>Редактирование</w:t>
+            </w:r>
+          </w:p>
+        </w:tc>
+        <w:tc>
+          <w:tcPr>
+            <w:tcW w:type="dxa" w:w="1336"/>
+            <w:tcMar>
+              <w:top w:w="100" w:type="dxa"/>
+              <w:bottom w:w="100" w:type="dxa"/>
+              <w:left w:w="150" w:type="dxa"/>
+              <w:right w:w="150" w:type="dxa"/>
+            </w:tcMar>
+          </w:tcPr>
+          <w:p>
+            <w:pPr>
+              <w:spacing w:before="40" w:after="40" w:line="252" w:lineRule="auto"/>
+              <w:jc w:val="left"/>
+            </w:pPr>
+            <w:r>
+              <w:rPr>
+                <w:rFonts w:ascii="Times New Roman" w:hAnsi="Times New Roman"/>
+                <w:sz w:val="22"/>
+              </w:rPr>
+              <w:t>Чтение</w:t>
+            </w:r>
+          </w:p>
+        </w:tc>
+        <w:tc>
+          <w:tcPr>
+            <w:tcW w:type="dxa" w:w="1336"/>
+            <w:tcMar>
+              <w:top w:w="100" w:type="dxa"/>
+              <w:bottom w:w="100" w:type="dxa"/>
+              <w:left w:w="150" w:type="dxa"/>
+              <w:right w:w="150" w:type="dxa"/>
+            </w:tcMar>
+          </w:tcPr>
+          <w:p>
+            <w:pPr>
+              <w:spacing w:before="40" w:after="40" w:line="252" w:lineRule="auto"/>
+              <w:jc w:val="left"/>
+            </w:pPr>
+            <w:r>
+              <w:rPr>
+                <w:rFonts w:ascii="Times New Roman" w:hAnsi="Times New Roman"/>
+                <w:sz w:val="22"/>
+              </w:rPr>
+              <w:t>Чтение</w:t>
+            </w:r>
+          </w:p>
+        </w:tc>
+        <w:tc>
+          <w:tcPr>
+            <w:tcW w:type="dxa" w:w="1336"/>
+            <w:tcMar>
+              <w:top w:w="100" w:type="dxa"/>
+              <w:bottom w:w="100" w:type="dxa"/>
+              <w:left w:w="150" w:type="dxa"/>
+              <w:right w:w="150" w:type="dxa"/>
+            </w:tcMar>
+          </w:tcPr>
+          <w:p>
+            <w:pPr>
+              <w:spacing w:before="40" w:after="40" w:line="252" w:lineRule="auto"/>
+              <w:jc w:val="left"/>
+            </w:pPr>
+            <w:r>
+              <w:rPr>
+                <w:rFonts w:ascii="Times New Roman" w:hAnsi="Times New Roman"/>
+                <w:sz w:val="22"/>
+              </w:rPr>
+              <w:t>Чтение</w:t>
+            </w:r>
+          </w:p>
+        </w:tc>
+      </w:tr>
+      <w:tr>
+        <w:tc>
+          <w:tcPr>
+            <w:tcW w:type="dxa" w:w="1336"/>
+            <w:tcMar>
+              <w:top w:w="100" w:type="dxa"/>
+              <w:bottom w:w="100" w:type="dxa"/>
+              <w:left w:w="150" w:type="dxa"/>
+              <w:right w:w="150" w:type="dxa"/>
+            </w:tcMar>
+          </w:tcPr>
+          <w:p>
+            <w:pPr>
+              <w:spacing w:before="40" w:after="40" w:line="252" w:lineRule="auto"/>
+              <w:jc w:val="left"/>
+            </w:pPr>
+            <w:r>
+              <w:rPr>
+                <w:rFonts w:ascii="Times New Roman" w:hAnsi="Times New Roman"/>
+                <w:sz w:val="22"/>
+              </w:rPr>
+            </w:r>
+            <w:r>
+              <w:rPr>
+                <w:rFonts w:ascii="Times New Roman" w:hAnsi="Times New Roman"/>
+                <w:b/>
+                <w:sz w:val="22"/>
+              </w:rPr>
+              <w:t>Кафедры вуза</w:t>
+            </w:r>
+            <w:r>
+              <w:rPr>
+                <w:rFonts w:ascii="Times New Roman" w:hAnsi="Times New Roman"/>
+                <w:sz w:val="22"/>
+              </w:rPr>
+            </w:r>
+          </w:p>
+        </w:tc>
+        <w:tc>
+          <w:tcPr>
+            <w:tcW w:type="dxa" w:w="1336"/>
+            <w:tcMar>
+              <w:top w:w="100" w:type="dxa"/>
+              <w:bottom w:w="100" w:type="dxa"/>
+              <w:left w:w="150" w:type="dxa"/>
+              <w:right w:w="150" w:type="dxa"/>
+            </w:tcMar>
+          </w:tcPr>
+          <w:p>
+            <w:pPr>
+              <w:spacing w:before="40" w:after="40" w:line="252" w:lineRule="auto"/>
+              <w:jc w:val="left"/>
+            </w:pPr>
+            <w:r>
+              <w:rPr>
+                <w:rFonts w:ascii="Times New Roman" w:hAnsi="Times New Roman"/>
+                <w:sz w:val="22"/>
+              </w:rPr>
+              <w:t>`/departments`</w:t>
+            </w:r>
+          </w:p>
+        </w:tc>
+        <w:tc>
+          <w:tcPr>
+            <w:tcW w:type="dxa" w:w="1336"/>
+            <w:tcMar>
+              <w:top w:w="100" w:type="dxa"/>
+              <w:bottom w:w="100" w:type="dxa"/>
+              <w:left w:w="150" w:type="dxa"/>
+              <w:right w:w="150" w:type="dxa"/>
+            </w:tcMar>
+          </w:tcPr>
+          <w:p>
+            <w:pPr>
+              <w:spacing w:before="40" w:after="40" w:line="252" w:lineRule="auto"/>
+              <w:jc w:val="left"/>
+            </w:pPr>
+            <w:r>
+              <w:rPr>
+                <w:rFonts w:ascii="Times New Roman" w:hAnsi="Times New Roman"/>
+                <w:sz w:val="22"/>
+              </w:rPr>
+              <w:t>Чтение</w:t>
+            </w:r>
+          </w:p>
+        </w:tc>
+        <w:tc>
+          <w:tcPr>
+            <w:tcW w:type="dxa" w:w="1336"/>
+            <w:tcMar>
+              <w:top w:w="100" w:type="dxa"/>
+              <w:bottom w:w="100" w:type="dxa"/>
+              <w:left w:w="150" w:type="dxa"/>
+              <w:right w:w="150" w:type="dxa"/>
+            </w:tcMar>
+          </w:tcPr>
+          <w:p>
+            <w:pPr>
+              <w:spacing w:before="40" w:after="40" w:line="252" w:lineRule="auto"/>
+              <w:jc w:val="left"/>
+            </w:pPr>
+            <w:r>
+              <w:rPr>
+                <w:rFonts w:ascii="Times New Roman" w:hAnsi="Times New Roman"/>
+                <w:sz w:val="22"/>
+              </w:rPr>
+              <w:t>Чтение</w:t>
+            </w:r>
+          </w:p>
+        </w:tc>
+        <w:tc>
+          <w:tcPr>
+            <w:tcW w:type="dxa" w:w="1336"/>
+            <w:tcMar>
+              <w:top w:w="100" w:type="dxa"/>
+              <w:bottom w:w="100" w:type="dxa"/>
+              <w:left w:w="150" w:type="dxa"/>
+              <w:right w:w="150" w:type="dxa"/>
+            </w:tcMar>
+          </w:tcPr>
+          <w:p>
+            <w:pPr>
+              <w:spacing w:before="40" w:after="40" w:line="252" w:lineRule="auto"/>
+              <w:jc w:val="left"/>
+            </w:pPr>
+            <w:r>
+              <w:rPr>
+                <w:rFonts w:ascii="Times New Roman" w:hAnsi="Times New Roman"/>
+                <w:sz w:val="22"/>
+              </w:rPr>
+              <w:t>Чтение</w:t>
+            </w:r>
+          </w:p>
+        </w:tc>
+        <w:tc>
+          <w:tcPr>
+            <w:tcW w:type="dxa" w:w="1336"/>
+            <w:tcMar>
+              <w:top w:w="100" w:type="dxa"/>
+              <w:bottom w:w="100" w:type="dxa"/>
+              <w:left w:w="150" w:type="dxa"/>
+              <w:right w:w="150" w:type="dxa"/>
+            </w:tcMar>
+          </w:tcPr>
+          <w:p>
+            <w:pPr>
+              <w:spacing w:before="40" w:after="40" w:line="252" w:lineRule="auto"/>
+              <w:jc w:val="left"/>
+            </w:pPr>
+            <w:r>
+              <w:rPr>
+                <w:rFonts w:ascii="Times New Roman" w:hAnsi="Times New Roman"/>
+                <w:sz w:val="22"/>
+              </w:rPr>
+              <w:t>Чтение</w:t>
+            </w:r>
+          </w:p>
+        </w:tc>
+        <w:tc>
+          <w:tcPr>
+            <w:tcW w:type="dxa" w:w="1336"/>
+            <w:tcMar>
+              <w:top w:w="100" w:type="dxa"/>
+              <w:bottom w:w="100" w:type="dxa"/>
+              <w:left w:w="150" w:type="dxa"/>
+              <w:right w:w="150" w:type="dxa"/>
+            </w:tcMar>
+          </w:tcPr>
+          <w:p>
+            <w:pPr>
+              <w:spacing w:before="40" w:after="40" w:line="252" w:lineRule="auto"/>
+              <w:jc w:val="left"/>
+            </w:pPr>
+            <w:r>
+              <w:rPr>
+                <w:rFonts w:ascii="Times New Roman" w:hAnsi="Times New Roman"/>
+                <w:sz w:val="22"/>
+              </w:rPr>
+              <w:t>Чтение</w:t>
+            </w:r>
+          </w:p>
+        </w:tc>
+      </w:tr>
+      <w:tr>
+        <w:tc>
+          <w:tcPr>
+            <w:tcW w:type="dxa" w:w="1336"/>
+            <w:tcMar>
+              <w:top w:w="100" w:type="dxa"/>
+              <w:bottom w:w="100" w:type="dxa"/>
+              <w:left w:w="150" w:type="dxa"/>
+              <w:right w:w="150" w:type="dxa"/>
+            </w:tcMar>
+          </w:tcPr>
+          <w:p>
+            <w:pPr>
+              <w:spacing w:before="40" w:after="40" w:line="252" w:lineRule="auto"/>
+              <w:jc w:val="left"/>
+            </w:pPr>
+            <w:r>
+              <w:rPr>
+                <w:rFonts w:ascii="Times New Roman" w:hAnsi="Times New Roman"/>
+                <w:sz w:val="22"/>
+              </w:rPr>
+            </w:r>
+            <w:r>
+              <w:rPr>
+                <w:rFonts w:ascii="Times New Roman" w:hAnsi="Times New Roman"/>
+                <w:b/>
+                <w:sz w:val="22"/>
+              </w:rPr>
+              <w:t>Матрица компетенций</w:t>
+            </w:r>
+            <w:r>
+              <w:rPr>
+                <w:rFonts w:ascii="Times New Roman" w:hAnsi="Times New Roman"/>
+                <w:sz w:val="22"/>
+              </w:rPr>
+            </w:r>
+          </w:p>
+        </w:tc>
+        <w:tc>
+          <w:tcPr>
+            <w:tcW w:type="dxa" w:w="1336"/>
+            <w:tcMar>
+              <w:top w:w="100" w:type="dxa"/>
+              <w:bottom w:w="100" w:type="dxa"/>
+              <w:left w:w="150" w:type="dxa"/>
+              <w:right w:w="150" w:type="dxa"/>
+            </w:tcMar>
+          </w:tcPr>
+          <w:p>
+            <w:pPr>
+              <w:spacing w:before="40" w:after="40" w:line="252" w:lineRule="auto"/>
+              <w:jc w:val="left"/>
+            </w:pPr>
+            <w:r>
+              <w:rPr>
+                <w:rFonts w:ascii="Times New Roman" w:hAnsi="Times New Roman"/>
+                <w:sz w:val="22"/>
+              </w:rPr>
+              <w:t>`/competencies`</w:t>
+            </w:r>
+          </w:p>
+        </w:tc>
+        <w:tc>
+          <w:tcPr>
+            <w:tcW w:type="dxa" w:w="1336"/>
+            <w:tcMar>
+              <w:top w:w="100" w:type="dxa"/>
+              <w:bottom w:w="100" w:type="dxa"/>
+              <w:left w:w="150" w:type="dxa"/>
+              <w:right w:w="150" w:type="dxa"/>
+            </w:tcMar>
+          </w:tcPr>
+          <w:p>
+            <w:pPr>
+              <w:spacing w:before="40" w:after="40" w:line="252" w:lineRule="auto"/>
+              <w:jc w:val="left"/>
+            </w:pPr>
+            <w:r>
+              <w:rPr>
+                <w:rFonts w:ascii="Times New Roman" w:hAnsi="Times New Roman"/>
+                <w:sz w:val="22"/>
+              </w:rPr>
+              <w:t>Чтение</w:t>
+            </w:r>
+          </w:p>
+        </w:tc>
+        <w:tc>
+          <w:tcPr>
+            <w:tcW w:type="dxa" w:w="1336"/>
+            <w:tcMar>
+              <w:top w:w="100" w:type="dxa"/>
+              <w:bottom w:w="100" w:type="dxa"/>
+              <w:left w:w="150" w:type="dxa"/>
+              <w:right w:w="150" w:type="dxa"/>
+            </w:tcMar>
+          </w:tcPr>
+          <w:p>
+            <w:pPr>
+              <w:spacing w:before="40" w:after="40" w:line="252" w:lineRule="auto"/>
+              <w:jc w:val="left"/>
+            </w:pPr>
+            <w:r>
+              <w:rPr>
+                <w:rFonts w:ascii="Times New Roman" w:hAnsi="Times New Roman"/>
+                <w:sz w:val="22"/>
+              </w:rPr>
+              <w:t>Экспертиза</w:t>
+            </w:r>
+          </w:p>
+        </w:tc>
+        <w:tc>
+          <w:tcPr>
+            <w:tcW w:type="dxa" w:w="1336"/>
+            <w:tcMar>
+              <w:top w:w="100" w:type="dxa"/>
+              <w:bottom w:w="100" w:type="dxa"/>
+              <w:left w:w="150" w:type="dxa"/>
+              <w:right w:w="150" w:type="dxa"/>
+            </w:tcMar>
+          </w:tcPr>
+          <w:p>
+            <w:pPr>
+              <w:spacing w:before="40" w:after="40" w:line="252" w:lineRule="auto"/>
+              <w:jc w:val="left"/>
+            </w:pPr>
+            <w:r>
+              <w:rPr>
+                <w:rFonts w:ascii="Times New Roman" w:hAnsi="Times New Roman"/>
+                <w:sz w:val="22"/>
+              </w:rPr>
+              <w:t>Заполнение</w:t>
+            </w:r>
+          </w:p>
+        </w:tc>
+        <w:tc>
+          <w:tcPr>
+            <w:tcW w:type="dxa" w:w="1336"/>
+            <w:tcMar>
+              <w:top w:w="100" w:type="dxa"/>
+              <w:bottom w:w="100" w:type="dxa"/>
+              <w:left w:w="150" w:type="dxa"/>
+              <w:right w:w="150" w:type="dxa"/>
+            </w:tcMar>
+          </w:tcPr>
+          <w:p>
+            <w:pPr>
+              <w:spacing w:before="40" w:after="40" w:line="252" w:lineRule="auto"/>
+              <w:jc w:val="left"/>
+            </w:pPr>
+            <w:r>
+              <w:rPr>
+                <w:rFonts w:ascii="Times New Roman" w:hAnsi="Times New Roman"/>
+                <w:sz w:val="22"/>
+              </w:rPr>
+              <w:t>Чтение</w:t>
+            </w:r>
+          </w:p>
+        </w:tc>
+        <w:tc>
+          <w:tcPr>
+            <w:tcW w:type="dxa" w:w="1336"/>
+            <w:tcMar>
+              <w:top w:w="100" w:type="dxa"/>
+              <w:bottom w:w="100" w:type="dxa"/>
+              <w:left w:w="150" w:type="dxa"/>
+              <w:right w:w="150" w:type="dxa"/>
+            </w:tcMar>
+          </w:tcPr>
+          <w:p>
+            <w:pPr>
+              <w:spacing w:before="40" w:after="40" w:line="252" w:lineRule="auto"/>
+              <w:jc w:val="left"/>
+            </w:pPr>
+            <w:r>
+              <w:rPr>
+                <w:rFonts w:ascii="Times New Roman" w:hAnsi="Times New Roman"/>
+                <w:sz w:val="22"/>
+              </w:rPr>
+              <w:t>Чтение</w:t>
+            </w:r>
+          </w:p>
+        </w:tc>
+      </w:tr>
+      <w:tr>
+        <w:tc>
+          <w:tcPr>
+            <w:tcW w:type="dxa" w:w="1336"/>
+            <w:tcMar>
+              <w:top w:w="100" w:type="dxa"/>
+              <w:bottom w:w="100" w:type="dxa"/>
+              <w:left w:w="150" w:type="dxa"/>
+              <w:right w:w="150" w:type="dxa"/>
+            </w:tcMar>
+          </w:tcPr>
+          <w:p>
+            <w:pPr>
+              <w:spacing w:before="40" w:after="40" w:line="252" w:lineRule="auto"/>
+              <w:jc w:val="left"/>
+            </w:pPr>
+            <w:r>
+              <w:rPr>
+                <w:rFonts w:ascii="Times New Roman" w:hAnsi="Times New Roman"/>
+                <w:sz w:val="22"/>
+              </w:rPr>
+            </w:r>
+            <w:r>
+              <w:rPr>
+                <w:rFonts w:ascii="Times New Roman" w:hAnsi="Times New Roman"/>
+                <w:b/>
+                <w:sz w:val="22"/>
+              </w:rPr>
+              <w:t>Журнал аудита</w:t>
+            </w:r>
+            <w:r>
+              <w:rPr>
+                <w:rFonts w:ascii="Times New Roman" w:hAnsi="Times New Roman"/>
+                <w:sz w:val="22"/>
+              </w:rPr>
+            </w:r>
+          </w:p>
+        </w:tc>
+        <w:tc>
+          <w:tcPr>
+            <w:tcW w:type="dxa" w:w="1336"/>
+            <w:tcMar>
+              <w:top w:w="100" w:type="dxa"/>
+              <w:bottom w:w="100" w:type="dxa"/>
+              <w:left w:w="150" w:type="dxa"/>
+              <w:right w:w="150" w:type="dxa"/>
+            </w:tcMar>
+          </w:tcPr>
+          <w:p>
+            <w:pPr>
+              <w:spacing w:before="40" w:after="40" w:line="252" w:lineRule="auto"/>
+              <w:jc w:val="left"/>
+            </w:pPr>
+            <w:r>
+              <w:rPr>
+                <w:rFonts w:ascii="Times New Roman" w:hAnsi="Times New Roman"/>
+                <w:sz w:val="22"/>
+              </w:rPr>
+              <w:t>`/audit`</w:t>
+            </w:r>
+          </w:p>
+        </w:tc>
+        <w:tc>
+          <w:tcPr>
+            <w:tcW w:type="dxa" w:w="1336"/>
+            <w:tcMar>
+              <w:top w:w="100" w:type="dxa"/>
+              <w:bottom w:w="100" w:type="dxa"/>
+              <w:left w:w="150" w:type="dxa"/>
+              <w:right w:w="150" w:type="dxa"/>
+            </w:tcMar>
+          </w:tcPr>
+          <w:p>
+            <w:pPr>
+              <w:spacing w:before="40" w:after="40" w:line="252" w:lineRule="auto"/>
+              <w:jc w:val="left"/>
+            </w:pPr>
+            <w:r>
+              <w:rPr>
+                <w:rFonts w:ascii="Times New Roman" w:hAnsi="Times New Roman"/>
+                <w:sz w:val="22"/>
               </w:rPr>
               <w:t>Чтение логов</w:t>
             </w:r>
@@ -1081,16 +3376,23 @@
         </w:tc>
         <w:tc>
           <w:tcPr>
-            <w:tcW w:type="dxa" w:w="1656"/>
-            <w:shd w:fill="F8FAFC"/>
+            <w:tcW w:type="dxa" w:w="1336"/>
+            <w:tcMar>
+              <w:top w:w="100" w:type="dxa"/>
+              <w:bottom w:w="100" w:type="dxa"/>
+              <w:left w:w="150" w:type="dxa"/>
+              <w:right w:w="150" w:type="dxa"/>
+            </w:tcMar>
           </w:tcPr>
           <w:p>
             <w:pPr>
-              <w:jc w:val="center"/>
+              <w:spacing w:before="40" w:after="40" w:line="252" w:lineRule="auto"/>
+              <w:jc w:val="left"/>
             </w:pPr>
             <w:r>
               <w:rPr>
-                <w:sz w:val="16"/>
+                <w:rFonts w:ascii="Times New Roman" w:hAnsi="Times New Roman"/>
+                <w:sz w:val="22"/>
               </w:rPr>
               <w:t>Просмотр истории</w:t>
             </w:r>
@@ -1098,16 +3400,23 @@
         </w:tc>
         <w:tc>
           <w:tcPr>
-            <w:tcW w:type="dxa" w:w="1656"/>
-            <w:shd w:fill="F8FAFC"/>
+            <w:tcW w:type="dxa" w:w="1336"/>
+            <w:tcMar>
+              <w:top w:w="100" w:type="dxa"/>
+              <w:bottom w:w="100" w:type="dxa"/>
+              <w:left w:w="150" w:type="dxa"/>
+              <w:right w:w="150" w:type="dxa"/>
+            </w:tcMar>
           </w:tcPr>
           <w:p>
             <w:pPr>
-              <w:jc w:val="center"/>
+              <w:spacing w:before="40" w:after="40" w:line="252" w:lineRule="auto"/>
+              <w:jc w:val="left"/>
             </w:pPr>
             <w:r>
               <w:rPr>
-                <w:sz w:val="16"/>
+                <w:rFonts w:ascii="Times New Roman" w:hAnsi="Times New Roman"/>
+                <w:sz w:val="22"/>
               </w:rPr>
               <w:t>—</w:t>
             </w:r>
@@ -1115,16 +3424,23 @@
         </w:tc>
         <w:tc>
           <w:tcPr>
-            <w:tcW w:type="dxa" w:w="1656"/>
-            <w:shd w:fill="F8FAFC"/>
+            <w:tcW w:type="dxa" w:w="1336"/>
+            <w:tcMar>
+              <w:top w:w="100" w:type="dxa"/>
+              <w:bottom w:w="100" w:type="dxa"/>
+              <w:left w:w="150" w:type="dxa"/>
+              <w:right w:w="150" w:type="dxa"/>
+            </w:tcMar>
           </w:tcPr>
           <w:p>
             <w:pPr>
-              <w:jc w:val="center"/>
+              <w:spacing w:before="40" w:after="40" w:line="252" w:lineRule="auto"/>
+              <w:jc w:val="left"/>
             </w:pPr>
             <w:r>
               <w:rPr>
-                <w:sz w:val="16"/>
+                <w:rFonts w:ascii="Times New Roman" w:hAnsi="Times New Roman"/>
+                <w:sz w:val="22"/>
               </w:rPr>
               <w:t>—</w:t>
             </w:r>
@@ -1132,62 +3448,283 @@
         </w:tc>
         <w:tc>
           <w:tcPr>
-            <w:tcW w:type="dxa" w:w="1656"/>
-            <w:shd w:fill="F8FAFC"/>
+            <w:tcW w:type="dxa" w:w="1336"/>
+            <w:tcMar>
+              <w:top w:w="100" w:type="dxa"/>
+              <w:bottom w:w="100" w:type="dxa"/>
+              <w:left w:w="150" w:type="dxa"/>
+              <w:right w:w="150" w:type="dxa"/>
+            </w:tcMar>
           </w:tcPr>
           <w:p>
             <w:pPr>
-              <w:jc w:val="center"/>
+              <w:spacing w:before="40" w:after="40" w:line="252" w:lineRule="auto"/>
+              <w:jc w:val="left"/>
             </w:pPr>
             <w:r>
               <w:rPr>
-                <w:sz w:val="16"/>
+                <w:rFonts w:ascii="Times New Roman" w:hAnsi="Times New Roman"/>
+                <w:sz w:val="22"/>
               </w:rPr>
               <w:t>—</w:t>
             </w:r>
           </w:p>
         </w:tc>
       </w:tr>
+      <w:tr>
+        <w:tc>
+          <w:tcPr>
+            <w:tcW w:type="dxa" w:w="1336"/>
+            <w:tcMar>
+              <w:top w:w="100" w:type="dxa"/>
+              <w:bottom w:w="100" w:type="dxa"/>
+              <w:left w:w="150" w:type="dxa"/>
+              <w:right w:w="150" w:type="dxa"/>
+            </w:tcMar>
+          </w:tcPr>
+          <w:p>
+            <w:pPr>
+              <w:spacing w:before="40" w:after="40" w:line="252" w:lineRule="auto"/>
+              <w:jc w:val="left"/>
+            </w:pPr>
+            <w:r>
+              <w:rPr>
+                <w:rFonts w:ascii="Times New Roman" w:hAnsi="Times New Roman"/>
+                <w:sz w:val="22"/>
+              </w:rPr>
+            </w:r>
+            <w:r>
+              <w:rPr>
+                <w:rFonts w:ascii="Times New Roman" w:hAnsi="Times New Roman"/>
+                <w:b/>
+                <w:sz w:val="22"/>
+              </w:rPr>
+              <w:t>Карта сайта</w:t>
+            </w:r>
+            <w:r>
+              <w:rPr>
+                <w:rFonts w:ascii="Times New Roman" w:hAnsi="Times New Roman"/>
+                <w:sz w:val="22"/>
+              </w:rPr>
+            </w:r>
+          </w:p>
+        </w:tc>
+        <w:tc>
+          <w:tcPr>
+            <w:tcW w:type="dxa" w:w="1336"/>
+            <w:tcMar>
+              <w:top w:w="100" w:type="dxa"/>
+              <w:bottom w:w="100" w:type="dxa"/>
+              <w:left w:w="150" w:type="dxa"/>
+              <w:right w:w="150" w:type="dxa"/>
+            </w:tcMar>
+          </w:tcPr>
+          <w:p>
+            <w:pPr>
+              <w:spacing w:before="40" w:after="40" w:line="252" w:lineRule="auto"/>
+              <w:jc w:val="left"/>
+            </w:pPr>
+            <w:r>
+              <w:rPr>
+                <w:rFonts w:ascii="Times New Roman" w:hAnsi="Times New Roman"/>
+                <w:sz w:val="22"/>
+              </w:rPr>
+              <w:t>`/sitemap`</w:t>
+            </w:r>
+          </w:p>
+        </w:tc>
+        <w:tc>
+          <w:tcPr>
+            <w:tcW w:type="dxa" w:w="1336"/>
+            <w:tcMar>
+              <w:top w:w="100" w:type="dxa"/>
+              <w:bottom w:w="100" w:type="dxa"/>
+              <w:left w:w="150" w:type="dxa"/>
+              <w:right w:w="150" w:type="dxa"/>
+            </w:tcMar>
+          </w:tcPr>
+          <w:p>
+            <w:pPr>
+              <w:spacing w:before="40" w:after="40" w:line="252" w:lineRule="auto"/>
+              <w:jc w:val="left"/>
+            </w:pPr>
+            <w:r>
+              <w:rPr>
+                <w:rFonts w:ascii="Times New Roman" w:hAnsi="Times New Roman"/>
+                <w:sz w:val="22"/>
+              </w:rPr>
+              <w:t>Чтение</w:t>
+            </w:r>
+          </w:p>
+        </w:tc>
+        <w:tc>
+          <w:tcPr>
+            <w:tcW w:type="dxa" w:w="1336"/>
+            <w:tcMar>
+              <w:top w:w="100" w:type="dxa"/>
+              <w:bottom w:w="100" w:type="dxa"/>
+              <w:left w:w="150" w:type="dxa"/>
+              <w:right w:w="150" w:type="dxa"/>
+            </w:tcMar>
+          </w:tcPr>
+          <w:p>
+            <w:pPr>
+              <w:spacing w:before="40" w:after="40" w:line="252" w:lineRule="auto"/>
+              <w:jc w:val="left"/>
+            </w:pPr>
+            <w:r>
+              <w:rPr>
+                <w:rFonts w:ascii="Times New Roman" w:hAnsi="Times New Roman"/>
+                <w:sz w:val="22"/>
+              </w:rPr>
+              <w:t>Чтение</w:t>
+            </w:r>
+          </w:p>
+        </w:tc>
+        <w:tc>
+          <w:tcPr>
+            <w:tcW w:type="dxa" w:w="1336"/>
+            <w:tcMar>
+              <w:top w:w="100" w:type="dxa"/>
+              <w:bottom w:w="100" w:type="dxa"/>
+              <w:left w:w="150" w:type="dxa"/>
+              <w:right w:w="150" w:type="dxa"/>
+            </w:tcMar>
+          </w:tcPr>
+          <w:p>
+            <w:pPr>
+              <w:spacing w:before="40" w:after="40" w:line="252" w:lineRule="auto"/>
+              <w:jc w:val="left"/>
+            </w:pPr>
+            <w:r>
+              <w:rPr>
+                <w:rFonts w:ascii="Times New Roman" w:hAnsi="Times New Roman"/>
+                <w:sz w:val="22"/>
+              </w:rPr>
+              <w:t>Чтение</w:t>
+            </w:r>
+          </w:p>
+        </w:tc>
+        <w:tc>
+          <w:tcPr>
+            <w:tcW w:type="dxa" w:w="1336"/>
+            <w:tcMar>
+              <w:top w:w="100" w:type="dxa"/>
+              <w:bottom w:w="100" w:type="dxa"/>
+              <w:left w:w="150" w:type="dxa"/>
+              <w:right w:w="150" w:type="dxa"/>
+            </w:tcMar>
+          </w:tcPr>
+          <w:p>
+            <w:pPr>
+              <w:spacing w:before="40" w:after="40" w:line="252" w:lineRule="auto"/>
+              <w:jc w:val="left"/>
+            </w:pPr>
+            <w:r>
+              <w:rPr>
+                <w:rFonts w:ascii="Times New Roman" w:hAnsi="Times New Roman"/>
+                <w:sz w:val="22"/>
+              </w:rPr>
+              <w:t>Чтение</w:t>
+            </w:r>
+          </w:p>
+        </w:tc>
+        <w:tc>
+          <w:tcPr>
+            <w:tcW w:type="dxa" w:w="1336"/>
+            <w:tcMar>
+              <w:top w:w="100" w:type="dxa"/>
+              <w:bottom w:w="100" w:type="dxa"/>
+              <w:left w:w="150" w:type="dxa"/>
+              <w:right w:w="150" w:type="dxa"/>
+            </w:tcMar>
+          </w:tcPr>
+          <w:p>
+            <w:pPr>
+              <w:spacing w:before="40" w:after="40" w:line="252" w:lineRule="auto"/>
+              <w:jc w:val="left"/>
+            </w:pPr>
+            <w:r>
+              <w:rPr>
+                <w:rFonts w:ascii="Times New Roman" w:hAnsi="Times New Roman"/>
+                <w:sz w:val="22"/>
+              </w:rPr>
+              <w:t>Чтение</w:t>
+            </w:r>
+          </w:p>
+        </w:tc>
+      </w:tr>
     </w:tbl>
     <w:p>
-      <w:r>
-        <w:br w:type="page"/>
-      </w:r>
+      <w:pPr>
+        <w:spacing w:after="120"/>
+      </w:pPr>
     </w:p>
     <w:p>
       <w:pPr>
-        <w:pStyle w:val="Heading1"/>
+        <w:spacing w:before="240" w:after="120"/>
+        <w:jc w:val="left"/>
       </w:pPr>
       <w:r>
         <w:rPr>
-          <w:color w:val="0F172A"/>
-          <w:sz w:val="26"/>
+          <w:rFonts w:ascii="Times New Roman" w:hAnsi="Times New Roman"/>
+          <w:b/>
+          <w:sz w:val="28"/>
         </w:rPr>
         <w:t>3. Описание и структура реализованных разделов и страниц портала</w:t>
       </w:r>
     </w:p>
     <w:p>
       <w:pPr>
-        <w:pStyle w:val="Heading2"/>
+        <w:spacing w:before="160" w:after="80"/>
+        <w:jc w:val="left"/>
       </w:pPr>
       <w:r>
         <w:rPr>
-          <w:color w:val="0F172A"/>
-          <w:sz w:val="23"/>
+          <w:rFonts w:ascii="Times New Roman" w:hAnsi="Times New Roman"/>
+          <w:b/>
+          <w:sz w:val="26"/>
         </w:rPr>
         <w:t>3.1. Раздел «Сводная панель оперативного мониторинга (Dashboard)»</w:t>
       </w:r>
     </w:p>
     <w:p>
-      <w:r>
-        <w:t>Раздел предназначен для руководства вуза и экспертов Центра АНОК. Содержит KPI-карточки общего пула УП (142 плана, 90.1% соответствия ФГОС), оперативную очередь проектов учебных планов, круговой индикатор нормативов и таймлайн визирования.</w:t>
+      <w:pPr>
+        <w:spacing w:line="276" w:lineRule="auto" w:after="120"/>
+        <w:ind w:firstLine="709"/>
+        <w:jc w:val="both"/>
+      </w:pPr>
+      <w:r>
+        <w:rPr>
+          <w:rFonts w:ascii="Times New Roman" w:hAnsi="Times New Roman"/>
+          <w:sz w:val="28"/>
+        </w:rPr>
+      </w:r>
+      <w:r>
+        <w:rPr>
+          <w:rFonts w:ascii="Times New Roman" w:hAnsi="Times New Roman"/>
+          <w:b/>
+          <w:sz w:val="28"/>
+        </w:rPr>
+        <w:t>Назначение раздела:</w:t>
+      </w:r>
+      <w:r>
+        <w:rPr>
+          <w:rFonts w:ascii="Times New Roman" w:hAnsi="Times New Roman"/>
+          <w:sz w:val="28"/>
+        </w:rPr>
+        <w:t xml:space="preserve"> Обеспечение руководства университета, сотрудников Центра АНОК и заведующих кафедрами агрегированной оперативной информацией о текущем статусе пула образовательных программ и учебных планов.</w:t>
       </w:r>
     </w:p>
     <w:p>
+      <w:pPr>
+        <w:spacing w:before="200" w:after="80"/>
+        <w:jc w:val="center"/>
+      </w:pPr>
       <w:r>
         <w:drawing>
           <wp:inline xmlns:a="http://schemas.openxmlformats.org/drawingml/2006/main" xmlns:pic="http://schemas.openxmlformats.org/drawingml/2006/picture">
-            <wp:extent cx="5669280" cy="3569547"/>
+            <wp:extent cx="5760000" cy="3626667"/>
             <wp:docPr id="2" name="Picture 2"/>
             <wp:cNvGraphicFramePr>
               <a:graphicFrameLocks noChangeAspect="1"/>
@@ -1200,7 +3737,7 @@
                     <pic:cNvPicPr/>
                   </pic:nvPicPr>
                   <pic:blipFill>
-                    <a:blip r:embed="rId12"/>
+                    <a:blip r:embed="rId11"/>
                     <a:stretch>
                       <a:fillRect/>
                     </a:stretch>
@@ -1208,7 +3745,7 @@
                   <pic:spPr>
                     <a:xfrm>
                       <a:off x="0" y="0"/>
-                      <a:ext cx="5669280" cy="3569547"/>
+                      <a:ext cx="5760000" cy="3626667"/>
                     </a:xfrm>
                     <a:prstGeom prst="rect"/>
                   </pic:spPr>
@@ -1221,39 +3758,399 @@
     </w:p>
     <w:p>
       <w:pPr>
+        <w:spacing w:before="80" w:after="240"/>
         <w:jc w:val="center"/>
       </w:pPr>
       <w:r>
-        <w:t>Рисунок 2 — Сводная панель мониторинга и аккредитационной экспертизы</w:t>
+        <w:rPr>
+          <w:rFonts w:ascii="Times New Roman" w:hAnsi="Times New Roman"/>
+          <w:i/>
+          <w:sz w:val="24"/>
+        </w:rPr>
+        <w:t>Рисунок 2 — Сводная панель оперативного мониторинга</w:t>
       </w:r>
     </w:p>
     <w:p>
       <w:pPr>
-        <w:spacing w:after="120"/>
+        <w:spacing w:before="160" w:after="80"/>
+        <w:jc w:val="left"/>
       </w:pPr>
+      <w:r>
+        <w:rPr>
+          <w:rFonts w:ascii="Times New Roman" w:hAnsi="Times New Roman"/>
+          <w:b/>
+          <w:sz w:val="26"/>
+        </w:rPr>
+        <w:t>Структура и компоненты страницы:</w:t>
+      </w:r>
     </w:p>
     <w:p>
       <w:pPr>
-        <w:pStyle w:val="Heading2"/>
+        <w:spacing w:line="276" w:lineRule="auto" w:after="60"/>
+        <w:ind w:left="709"/>
+        <w:jc w:val="both"/>
       </w:pPr>
       <w:r>
         <w:rPr>
-          <w:color w:val="0F172A"/>
-          <w:sz w:val="23"/>
-        </w:rPr>
-        <w:t>3.2. Раздел «Реестр учебных планов и семестровая матрица дисциплин»</w:t>
+          <w:rFonts w:ascii="Times New Roman" w:hAnsi="Times New Roman"/>
+          <w:b/>
+          <w:sz w:val="28"/>
+        </w:rPr>
+        <w:t xml:space="preserve">1. </w:t>
+      </w:r>
+      <w:r>
+        <w:rPr>
+          <w:rFonts w:ascii="Times New Roman" w:hAnsi="Times New Roman"/>
+          <w:sz w:val="28"/>
+        </w:rPr>
+      </w:r>
+      <w:r>
+        <w:rPr>
+          <w:rFonts w:ascii="Times New Roman" w:hAnsi="Times New Roman"/>
+          <w:b/>
+          <w:sz w:val="28"/>
+        </w:rPr>
+        <w:t>Блок верхних KPI-карточек:</w:t>
+      </w:r>
+      <w:r>
+        <w:rPr>
+          <w:rFonts w:ascii="Times New Roman" w:hAnsi="Times New Roman"/>
+          <w:sz w:val="28"/>
+        </w:rPr>
       </w:r>
     </w:p>
     <w:p>
-      <w:r>
-        <w:t>Реализует учет всех редакций УП, гибкую фильтрацию по учебным годам, уровням и кафедрам. Страница карточки УП содержит вкладочную семестровую матрицу с детальным распределением контактных часов (лекции, лабораторные, практики, СРС), зачетных единиц и обеспечивающих кафедр.</w:t>
+      <w:pPr>
+        <w:spacing w:line="276" w:lineRule="auto" w:after="60"/>
+        <w:ind w:left="1134"/>
+        <w:jc w:val="both"/>
+      </w:pPr>
+      <w:r>
+        <w:rPr>
+          <w:rFonts w:ascii="Times New Roman" w:hAnsi="Times New Roman"/>
+          <w:b w:val="0"/>
+          <w:sz w:val="28"/>
+        </w:rPr>
+        <w:t xml:space="preserve">• </w:t>
+      </w:r>
+      <w:r>
+        <w:rPr>
+          <w:rFonts w:ascii="Times New Roman" w:hAnsi="Times New Roman"/>
+          <w:sz w:val="28"/>
+        </w:rPr>
+        <w:t>*«Учебных планов в реестре»* — общий объем заведенных планов на учебный год 2026/2027;</w:t>
       </w:r>
     </w:p>
     <w:p>
+      <w:pPr>
+        <w:spacing w:line="276" w:lineRule="auto" w:after="60"/>
+        <w:ind w:left="1134"/>
+        <w:jc w:val="both"/>
+      </w:pPr>
+      <w:r>
+        <w:rPr>
+          <w:rFonts w:ascii="Times New Roman" w:hAnsi="Times New Roman"/>
+          <w:b w:val="0"/>
+          <w:sz w:val="28"/>
+        </w:rPr>
+        <w:t xml:space="preserve">• </w:t>
+      </w:r>
+      <w:r>
+        <w:rPr>
+          <w:rFonts w:ascii="Times New Roman" w:hAnsi="Times New Roman"/>
+          <w:sz w:val="28"/>
+        </w:rPr>
+        <w:t>*«Дисциплин в базе данных»* — суммарное количество учебных курсов с детальной разбивкой часов;</w:t>
+      </w:r>
+    </w:p>
+    <w:p>
+      <w:pPr>
+        <w:spacing w:line="276" w:lineRule="auto" w:after="60"/>
+        <w:ind w:left="1134"/>
+        <w:jc w:val="both"/>
+      </w:pPr>
+      <w:r>
+        <w:rPr>
+          <w:rFonts w:ascii="Times New Roman" w:hAnsi="Times New Roman"/>
+          <w:b w:val="0"/>
+          <w:sz w:val="28"/>
+        </w:rPr>
+        <w:t xml:space="preserve">• </w:t>
+      </w:r>
+      <w:r>
+        <w:rPr>
+          <w:rFonts w:ascii="Times New Roman" w:hAnsi="Times New Roman"/>
+          <w:sz w:val="28"/>
+        </w:rPr>
+        <w:t>*«Стандарты ФГОС 3++»* — количество подключенных нормативных регламентов;</w:t>
+      </w:r>
+    </w:p>
+    <w:p>
+      <w:pPr>
+        <w:spacing w:line="276" w:lineRule="auto" w:after="60"/>
+        <w:ind w:left="1134"/>
+        <w:jc w:val="both"/>
+      </w:pPr>
+      <w:r>
+        <w:rPr>
+          <w:rFonts w:ascii="Times New Roman" w:hAnsi="Times New Roman"/>
+          <w:b w:val="0"/>
+          <w:sz w:val="28"/>
+        </w:rPr>
+        <w:t xml:space="preserve">• </w:t>
+      </w:r>
+      <w:r>
+        <w:rPr>
+          <w:rFonts w:ascii="Times New Roman" w:hAnsi="Times New Roman"/>
+          <w:sz w:val="28"/>
+        </w:rPr>
+        <w:t>*«Служебные записки»* — число активных заявок на актуализацию УП до начала семестра.</w:t>
+      </w:r>
+    </w:p>
+    <w:p>
+      <w:pPr>
+        <w:spacing w:line="276" w:lineRule="auto" w:after="60"/>
+        <w:ind w:left="709"/>
+        <w:jc w:val="both"/>
+      </w:pPr>
+      <w:r>
+        <w:rPr>
+          <w:rFonts w:ascii="Times New Roman" w:hAnsi="Times New Roman"/>
+          <w:b/>
+          <w:sz w:val="28"/>
+        </w:rPr>
+        <w:t xml:space="preserve">2. </w:t>
+      </w:r>
+      <w:r>
+        <w:rPr>
+          <w:rFonts w:ascii="Times New Roman" w:hAnsi="Times New Roman"/>
+          <w:sz w:val="28"/>
+        </w:rPr>
+      </w:r>
+      <w:r>
+        <w:rPr>
+          <w:rFonts w:ascii="Times New Roman" w:hAnsi="Times New Roman"/>
+          <w:b/>
+          <w:sz w:val="28"/>
+        </w:rPr>
+        <w:t>Таблица оперативной очереди планов на экспертизу:</w:t>
+      </w:r>
+      <w:r>
+        <w:rPr>
+          <w:rFonts w:ascii="Times New Roman" w:hAnsi="Times New Roman"/>
+          <w:sz w:val="28"/>
+        </w:rPr>
+      </w:r>
+    </w:p>
+    <w:p>
+      <w:pPr>
+        <w:spacing w:line="276" w:lineRule="auto" w:after="60"/>
+        <w:ind w:left="1134"/>
+        <w:jc w:val="both"/>
+      </w:pPr>
+      <w:r>
+        <w:rPr>
+          <w:rFonts w:ascii="Times New Roman" w:hAnsi="Times New Roman"/>
+          <w:b w:val="0"/>
+          <w:sz w:val="28"/>
+        </w:rPr>
+        <w:t xml:space="preserve">• </w:t>
+      </w:r>
+      <w:r>
+        <w:rPr>
+          <w:rFonts w:ascii="Times New Roman" w:hAnsi="Times New Roman"/>
+          <w:sz w:val="28"/>
+        </w:rPr>
+        <w:t>Колонки: Шифр и наименование направления, Выпускающая кафедра, Версия, Статус экспертизы, Кнопки быстрых действий (*«План»*, *«ФГОС»*).</w:t>
+      </w:r>
+    </w:p>
+    <w:p>
+      <w:pPr>
+        <w:spacing w:line="276" w:lineRule="auto" w:after="60"/>
+        <w:ind w:left="1134"/>
+        <w:jc w:val="both"/>
+      </w:pPr>
+      <w:r>
+        <w:rPr>
+          <w:rFonts w:ascii="Times New Roman" w:hAnsi="Times New Roman"/>
+          <w:b w:val="0"/>
+          <w:sz w:val="28"/>
+        </w:rPr>
+        <w:t xml:space="preserve">• </w:t>
+      </w:r>
+      <w:r>
+        <w:rPr>
+          <w:rFonts w:ascii="Times New Roman" w:hAnsi="Times New Roman"/>
+          <w:sz w:val="28"/>
+        </w:rPr>
+        <w:t>Цветовая индикация статусов: Зеленый (*«Утвержден Ректором»*), Янтарный (*«На экспертизе АНОК»*), Красный (*«Замечания ФГОС — 238 з.е.»*), Фиолетовый (*«Визирование Проректора»*).</w:t>
+      </w:r>
+    </w:p>
+    <w:p>
+      <w:pPr>
+        <w:spacing w:line="276" w:lineRule="auto" w:after="60"/>
+        <w:ind w:left="709"/>
+        <w:jc w:val="both"/>
+      </w:pPr>
+      <w:r>
+        <w:rPr>
+          <w:rFonts w:ascii="Times New Roman" w:hAnsi="Times New Roman"/>
+          <w:b/>
+          <w:sz w:val="28"/>
+        </w:rPr>
+        <w:t xml:space="preserve">3. </w:t>
+      </w:r>
+      <w:r>
+        <w:rPr>
+          <w:rFonts w:ascii="Times New Roman" w:hAnsi="Times New Roman"/>
+          <w:sz w:val="28"/>
+        </w:rPr>
+      </w:r>
+      <w:r>
+        <w:rPr>
+          <w:rFonts w:ascii="Times New Roman" w:hAnsi="Times New Roman"/>
+          <w:b/>
+          <w:sz w:val="28"/>
+        </w:rPr>
+        <w:t>Виджет таймлайна электронного визирования:</w:t>
+      </w:r>
+      <w:r>
+        <w:rPr>
+          <w:rFonts w:ascii="Times New Roman" w:hAnsi="Times New Roman"/>
+          <w:sz w:val="28"/>
+        </w:rPr>
+      </w:r>
+    </w:p>
+    <w:p>
+      <w:pPr>
+        <w:spacing w:line="276" w:lineRule="auto" w:after="60"/>
+        <w:ind w:left="1134"/>
+        <w:jc w:val="both"/>
+      </w:pPr>
+      <w:r>
+        <w:rPr>
+          <w:rFonts w:ascii="Times New Roman" w:hAnsi="Times New Roman"/>
+          <w:b w:val="0"/>
+          <w:sz w:val="28"/>
+        </w:rPr>
+        <w:t xml:space="preserve">• </w:t>
+      </w:r>
+      <w:r>
+        <w:rPr>
+          <w:rFonts w:ascii="Times New Roman" w:hAnsi="Times New Roman"/>
+          <w:sz w:val="28"/>
+        </w:rPr>
+        <w:t>Отображает текущий прогресс согласования выбранного УП (шаги 1–4) с указанием подписантов, временных отметок и сокращенных хешей ЭЦП.</w:t>
+      </w:r>
+    </w:p>
+    <w:p>
+      <w:pPr>
+        <w:spacing w:line="276" w:lineRule="auto" w:after="60"/>
+        <w:ind w:left="709"/>
+        <w:jc w:val="both"/>
+      </w:pPr>
+      <w:r>
+        <w:rPr>
+          <w:rFonts w:ascii="Times New Roman" w:hAnsi="Times New Roman"/>
+          <w:b/>
+          <w:sz w:val="28"/>
+        </w:rPr>
+        <w:t xml:space="preserve">4. </w:t>
+      </w:r>
+      <w:r>
+        <w:rPr>
+          <w:rFonts w:ascii="Times New Roman" w:hAnsi="Times New Roman"/>
+          <w:sz w:val="28"/>
+        </w:rPr>
+      </w:r>
+      <w:r>
+        <w:rPr>
+          <w:rFonts w:ascii="Times New Roman" w:hAnsi="Times New Roman"/>
+          <w:b/>
+          <w:sz w:val="28"/>
+        </w:rPr>
+        <w:t>Виджет соответствия ФГОС 3++:</w:t>
+      </w:r>
+      <w:r>
+        <w:rPr>
+          <w:rFonts w:ascii="Times New Roman" w:hAnsi="Times New Roman"/>
+          <w:sz w:val="28"/>
+        </w:rPr>
+      </w:r>
+    </w:p>
+    <w:p>
+      <w:pPr>
+        <w:spacing w:line="276" w:lineRule="auto" w:after="60"/>
+        <w:ind w:left="1134"/>
+        <w:jc w:val="both"/>
+      </w:pPr>
+      <w:r>
+        <w:rPr>
+          <w:rFonts w:ascii="Times New Roman" w:hAnsi="Times New Roman"/>
+          <w:b w:val="0"/>
+          <w:sz w:val="28"/>
+        </w:rPr>
+        <w:t xml:space="preserve">• </w:t>
+      </w:r>
+      <w:r>
+        <w:rPr>
+          <w:rFonts w:ascii="Times New Roman" w:hAnsi="Times New Roman"/>
+          <w:sz w:val="28"/>
+        </w:rPr>
+        <w:t>Круговой индикатор процента соответствия нормативам (90.1%) и сводка соблюдения контрольных лимитов.</w:t>
+      </w:r>
+    </w:p>
+    <w:p>
+      <w:pPr>
+        <w:spacing w:before="160" w:after="80"/>
+        <w:jc w:val="left"/>
+      </w:pPr>
+      <w:r>
+        <w:rPr>
+          <w:rFonts w:ascii="Times New Roman" w:hAnsi="Times New Roman"/>
+          <w:b/>
+          <w:sz w:val="26"/>
+        </w:rPr>
+        <w:t>3.2. Раздел «Реестр учебных планов и семестровая матрица дисциплин»</w:t>
+      </w:r>
+    </w:p>
+    <w:p>
+      <w:pPr>
+        <w:spacing w:line="276" w:lineRule="auto" w:after="120"/>
+        <w:ind w:firstLine="709"/>
+        <w:jc w:val="both"/>
+      </w:pPr>
+      <w:r>
+        <w:rPr>
+          <w:rFonts w:ascii="Times New Roman" w:hAnsi="Times New Roman"/>
+          <w:sz w:val="28"/>
+        </w:rPr>
+      </w:r>
+      <w:r>
+        <w:rPr>
+          <w:rFonts w:ascii="Times New Roman" w:hAnsi="Times New Roman"/>
+          <w:b/>
+          <w:sz w:val="28"/>
+        </w:rPr>
+        <w:t>Назначение раздела:</w:t>
+      </w:r>
+      <w:r>
+        <w:rPr>
+          <w:rFonts w:ascii="Times New Roman" w:hAnsi="Times New Roman"/>
+          <w:sz w:val="28"/>
+        </w:rPr>
+        <w:t xml:space="preserve"> Централизованный учет всех редакций учебных планов, навигация по семестрам, детальное планирование учебных поручений и контроль аудиторной нагрузки.</w:t>
+      </w:r>
+    </w:p>
+    <w:p>
+      <w:pPr>
+        <w:spacing w:before="200" w:after="80"/>
+        <w:jc w:val="center"/>
+      </w:pPr>
       <w:r>
         <w:drawing>
           <wp:inline xmlns:a="http://schemas.openxmlformats.org/drawingml/2006/main" xmlns:pic="http://schemas.openxmlformats.org/drawingml/2006/picture">
-            <wp:extent cx="5669280" cy="3569547"/>
+            <wp:extent cx="5760000" cy="3626667"/>
             <wp:docPr id="3" name="Picture 3"/>
             <wp:cNvGraphicFramePr>
               <a:graphicFrameLocks noChangeAspect="1"/>
@@ -1266,7 +4163,7 @@
                     <pic:cNvPicPr/>
                   </pic:nvPicPr>
                   <pic:blipFill>
-                    <a:blip r:embed="rId13"/>
+                    <a:blip r:embed="rId12"/>
                     <a:stretch>
                       <a:fillRect/>
                     </a:stretch>
@@ -1274,7 +4171,7 @@
                   <pic:spPr>
                     <a:xfrm>
                       <a:off x="0" y="0"/>
-                      <a:ext cx="5669280" cy="3569547"/>
+                      <a:ext cx="5760000" cy="3626667"/>
                     </a:xfrm>
                     <a:prstGeom prst="rect"/>
                   </pic:spPr>
@@ -1287,39 +4184,450 @@
     </w:p>
     <w:p>
       <w:pPr>
+        <w:spacing w:before="80" w:after="240"/>
         <w:jc w:val="center"/>
       </w:pPr>
       <w:r>
-        <w:t>Рисунок 3 — Реестр учебных планов и семестровая матрица курсов</w:t>
+        <w:rPr>
+          <w:rFonts w:ascii="Times New Roman" w:hAnsi="Times New Roman"/>
+          <w:i/>
+          <w:sz w:val="24"/>
+        </w:rPr>
+        <w:t>Рисунок 3 — Реестр учебных планов и семестровая матрица</w:t>
       </w:r>
     </w:p>
     <w:p>
       <w:pPr>
-        <w:spacing w:after="120"/>
+        <w:spacing w:before="160" w:after="80"/>
+        <w:jc w:val="left"/>
       </w:pPr>
+      <w:r>
+        <w:rPr>
+          <w:rFonts w:ascii="Times New Roman" w:hAnsi="Times New Roman"/>
+          <w:b/>
+          <w:sz w:val="26"/>
+        </w:rPr>
+        <w:t>Структура и компоненты страницы:</w:t>
+      </w:r>
     </w:p>
     <w:p>
       <w:pPr>
-        <w:pStyle w:val="Heading2"/>
+        <w:spacing w:line="276" w:lineRule="auto" w:after="60"/>
+        <w:ind w:left="709"/>
+        <w:jc w:val="both"/>
       </w:pPr>
       <w:r>
         <w:rPr>
-          <w:color w:val="0F172A"/>
-          <w:sz w:val="23"/>
-        </w:rPr>
-        <w:t>3.3. Раздел «Модуль аккредитационной экспертизы и валидации ФГОС 3++»</w:t>
+          <w:rFonts w:ascii="Times New Roman" w:hAnsi="Times New Roman"/>
+          <w:b/>
+          <w:sz w:val="28"/>
+        </w:rPr>
+        <w:t xml:space="preserve">1. </w:t>
+      </w:r>
+      <w:r>
+        <w:rPr>
+          <w:rFonts w:ascii="Times New Roman" w:hAnsi="Times New Roman"/>
+          <w:sz w:val="28"/>
+        </w:rPr>
+      </w:r>
+      <w:r>
+        <w:rPr>
+          <w:rFonts w:ascii="Times New Roman" w:hAnsi="Times New Roman"/>
+          <w:b/>
+          <w:sz w:val="28"/>
+        </w:rPr>
+        <w:t>Панель фильтрации и поиска:</w:t>
+      </w:r>
+      <w:r>
+        <w:rPr>
+          <w:rFonts w:ascii="Times New Roman" w:hAnsi="Times New Roman"/>
+          <w:sz w:val="28"/>
+        </w:rPr>
       </w:r>
     </w:p>
     <w:p>
-      <w:r>
-        <w:t>Специализированный модуль автоматизированного контроля нормативов государственного образовательного стандарта. Проверяет баланс 240 з.е., лимит экзаменов (&lt;=5), обязательный блок Б1.О (&gt;=50%), объемы практик (&gt;=12 з.е.) и ГИА (&gt;=6 з.е.).</w:t>
+      <w:pPr>
+        <w:spacing w:line="276" w:lineRule="auto" w:after="60"/>
+        <w:ind w:left="1134"/>
+        <w:jc w:val="both"/>
+      </w:pPr>
+      <w:r>
+        <w:rPr>
+          <w:rFonts w:ascii="Times New Roman" w:hAnsi="Times New Roman"/>
+          <w:b w:val="0"/>
+          <w:sz w:val="28"/>
+        </w:rPr>
+        <w:t xml:space="preserve">• </w:t>
+      </w:r>
+      <w:r>
+        <w:rPr>
+          <w:rFonts w:ascii="Times New Roman" w:hAnsi="Times New Roman"/>
+          <w:sz w:val="28"/>
+        </w:rPr>
+        <w:t>Фильтры по учебным годам (`2026/2027`, `2025/2026`), уровням подготовки (*Бакалавриат*, *Специалитет*, *Магистратура*), кафедрам и статусам.</w:t>
       </w:r>
     </w:p>
     <w:p>
+      <w:pPr>
+        <w:spacing w:line="276" w:lineRule="auto" w:after="60"/>
+        <w:ind w:left="1134"/>
+        <w:jc w:val="both"/>
+      </w:pPr>
+      <w:r>
+        <w:rPr>
+          <w:rFonts w:ascii="Times New Roman" w:hAnsi="Times New Roman"/>
+          <w:b w:val="0"/>
+          <w:sz w:val="28"/>
+        </w:rPr>
+        <w:t xml:space="preserve">• </w:t>
+      </w:r>
+      <w:r>
+        <w:rPr>
+          <w:rFonts w:ascii="Times New Roman" w:hAnsi="Times New Roman"/>
+          <w:sz w:val="28"/>
+        </w:rPr>
+        <w:t>Кнопка вызова мастера создания нового учебного плана (`+ Создать проект УП`).</w:t>
+      </w:r>
+    </w:p>
+    <w:p>
+      <w:pPr>
+        <w:spacing w:line="276" w:lineRule="auto" w:after="60"/>
+        <w:ind w:left="709"/>
+        <w:jc w:val="both"/>
+      </w:pPr>
+      <w:r>
+        <w:rPr>
+          <w:rFonts w:ascii="Times New Roman" w:hAnsi="Times New Roman"/>
+          <w:b/>
+          <w:sz w:val="28"/>
+        </w:rPr>
+        <w:t xml:space="preserve">2. </w:t>
+      </w:r>
+      <w:r>
+        <w:rPr>
+          <w:rFonts w:ascii="Times New Roman" w:hAnsi="Times New Roman"/>
+          <w:sz w:val="28"/>
+        </w:rPr>
+      </w:r>
+      <w:r>
+        <w:rPr>
+          <w:rFonts w:ascii="Times New Roman" w:hAnsi="Times New Roman"/>
+          <w:b/>
+          <w:sz w:val="28"/>
+        </w:rPr>
+        <w:t>Интерактивная семестровая матрица (страница `/plans/&lt;id&gt;`):</w:t>
+      </w:r>
+      <w:r>
+        <w:rPr>
+          <w:rFonts w:ascii="Times New Roman" w:hAnsi="Times New Roman"/>
+          <w:sz w:val="28"/>
+        </w:rPr>
+      </w:r>
+    </w:p>
+    <w:p>
+      <w:pPr>
+        <w:spacing w:line="276" w:lineRule="auto" w:after="60"/>
+        <w:ind w:left="1134"/>
+        <w:jc w:val="both"/>
+      </w:pPr>
+      <w:r>
+        <w:rPr>
+          <w:rFonts w:ascii="Times New Roman" w:hAnsi="Times New Roman"/>
+          <w:b w:val="0"/>
+          <w:sz w:val="28"/>
+        </w:rPr>
+        <w:t xml:space="preserve">• </w:t>
+      </w:r>
+      <w:r>
+        <w:rPr>
+          <w:rFonts w:ascii="Times New Roman" w:hAnsi="Times New Roman"/>
+          <w:sz w:val="28"/>
+        </w:rPr>
+      </w:r>
+      <w:r>
+        <w:rPr>
+          <w:rFonts w:ascii="Times New Roman" w:hAnsi="Times New Roman"/>
+          <w:b/>
+          <w:sz w:val="28"/>
+        </w:rPr>
+        <w:t>Карточка метаданных УП:</w:t>
+      </w:r>
+      <w:r>
+        <w:rPr>
+          <w:rFonts w:ascii="Times New Roman" w:hAnsi="Times New Roman"/>
+          <w:sz w:val="28"/>
+        </w:rPr>
+        <w:t xml:space="preserve"> шифр направления, профиль, выпускающая кафедра, суммарная трудоемкость (240 з.е. / 8640 часов), нормативный срок (4 года / 8 семестров).</w:t>
+      </w:r>
+    </w:p>
+    <w:p>
+      <w:pPr>
+        <w:spacing w:line="276" w:lineRule="auto" w:after="60"/>
+        <w:ind w:left="1134"/>
+        <w:jc w:val="both"/>
+      </w:pPr>
+      <w:r>
+        <w:rPr>
+          <w:rFonts w:ascii="Times New Roman" w:hAnsi="Times New Roman"/>
+          <w:b w:val="0"/>
+          <w:sz w:val="28"/>
+        </w:rPr>
+        <w:t xml:space="preserve">• </w:t>
+      </w:r>
+      <w:r>
+        <w:rPr>
+          <w:rFonts w:ascii="Times New Roman" w:hAnsi="Times New Roman"/>
+          <w:sz w:val="28"/>
+        </w:rPr>
+      </w:r>
+      <w:r>
+        <w:rPr>
+          <w:rFonts w:ascii="Times New Roman" w:hAnsi="Times New Roman"/>
+          <w:b/>
+          <w:sz w:val="28"/>
+        </w:rPr>
+        <w:t>Вкладочный селектор семестров:</w:t>
+      </w:r>
+      <w:r>
+        <w:rPr>
+          <w:rFonts w:ascii="Times New Roman" w:hAnsi="Times New Roman"/>
+          <w:sz w:val="28"/>
+        </w:rPr>
+        <w:t xml:space="preserve"> быстрый переход между 1–8 семестрами.</w:t>
+      </w:r>
+    </w:p>
+    <w:p>
+      <w:pPr>
+        <w:spacing w:line="276" w:lineRule="auto" w:after="60"/>
+        <w:ind w:left="1134"/>
+        <w:jc w:val="both"/>
+      </w:pPr>
+      <w:r>
+        <w:rPr>
+          <w:rFonts w:ascii="Times New Roman" w:hAnsi="Times New Roman"/>
+          <w:b w:val="0"/>
+          <w:sz w:val="28"/>
+        </w:rPr>
+        <w:t xml:space="preserve">• </w:t>
+      </w:r>
+      <w:r>
+        <w:rPr>
+          <w:rFonts w:ascii="Times New Roman" w:hAnsi="Times New Roman"/>
+          <w:sz w:val="28"/>
+        </w:rPr>
+      </w:r>
+      <w:r>
+        <w:rPr>
+          <w:rFonts w:ascii="Times New Roman" w:hAnsi="Times New Roman"/>
+          <w:b/>
+          <w:sz w:val="28"/>
+        </w:rPr>
+        <w:t>Таблица дисциплин семестра:</w:t>
+      </w:r>
+      <w:r>
+        <w:rPr>
+          <w:rFonts w:ascii="Times New Roman" w:hAnsi="Times New Roman"/>
+          <w:sz w:val="28"/>
+        </w:rPr>
+      </w:r>
+    </w:p>
+    <w:p>
+      <w:pPr>
+        <w:spacing w:line="276" w:lineRule="auto" w:after="60"/>
+        <w:ind w:left="1417"/>
+        <w:jc w:val="both"/>
+      </w:pPr>
+      <w:r>
+        <w:rPr>
+          <w:rFonts w:ascii="Times New Roman" w:hAnsi="Times New Roman"/>
+          <w:b w:val="0"/>
+          <w:sz w:val="28"/>
+        </w:rPr>
+        <w:t xml:space="preserve">• </w:t>
+      </w:r>
+      <w:r>
+        <w:rPr>
+          <w:rFonts w:ascii="Times New Roman" w:hAnsi="Times New Roman"/>
+          <w:sz w:val="28"/>
+        </w:rPr>
+        <w:t>Блок и шифр дисциплины (Б1.О.01, Б1.О.02 и т.д.);</w:t>
+      </w:r>
+    </w:p>
+    <w:p>
+      <w:pPr>
+        <w:spacing w:line="276" w:lineRule="auto" w:after="60"/>
+        <w:ind w:left="1417"/>
+        <w:jc w:val="both"/>
+      </w:pPr>
+      <w:r>
+        <w:rPr>
+          <w:rFonts w:ascii="Times New Roman" w:hAnsi="Times New Roman"/>
+          <w:b w:val="0"/>
+          <w:sz w:val="28"/>
+        </w:rPr>
+        <w:t xml:space="preserve">• </w:t>
+      </w:r>
+      <w:r>
+        <w:rPr>
+          <w:rFonts w:ascii="Times New Roman" w:hAnsi="Times New Roman"/>
+          <w:sz w:val="28"/>
+        </w:rPr>
+        <w:t>Трудоемкость в зачетных единицах (з.е.) и академических часах;</w:t>
+      </w:r>
+    </w:p>
+    <w:p>
+      <w:pPr>
+        <w:spacing w:line="276" w:lineRule="auto" w:after="60"/>
+        <w:ind w:left="1417"/>
+        <w:jc w:val="both"/>
+      </w:pPr>
+      <w:r>
+        <w:rPr>
+          <w:rFonts w:ascii="Times New Roman" w:hAnsi="Times New Roman"/>
+          <w:b w:val="0"/>
+          <w:sz w:val="28"/>
+        </w:rPr>
+        <w:t xml:space="preserve">• </w:t>
+      </w:r>
+      <w:r>
+        <w:rPr>
+          <w:rFonts w:ascii="Times New Roman" w:hAnsi="Times New Roman"/>
+          <w:sz w:val="28"/>
+        </w:rPr>
+        <w:t>Структура часов: Лекции, Лабораторные работы, Практические занятия, Самостоятельная работа студентов (СРС);</w:t>
+      </w:r>
+    </w:p>
+    <w:p>
+      <w:pPr>
+        <w:spacing w:line="276" w:lineRule="auto" w:after="60"/>
+        <w:ind w:left="1417"/>
+        <w:jc w:val="both"/>
+      </w:pPr>
+      <w:r>
+        <w:rPr>
+          <w:rFonts w:ascii="Times New Roman" w:hAnsi="Times New Roman"/>
+          <w:b w:val="0"/>
+          <w:sz w:val="28"/>
+        </w:rPr>
+        <w:t xml:space="preserve">• </w:t>
+      </w:r>
+      <w:r>
+        <w:rPr>
+          <w:rFonts w:ascii="Times New Roman" w:hAnsi="Times New Roman"/>
+          <w:sz w:val="28"/>
+        </w:rPr>
+        <w:t>Форма промежуточного контроля (*Экзамен*, *Зачет*, *Зачет с оценкой*, *Курсовая работа/проект*);</w:t>
+      </w:r>
+    </w:p>
+    <w:p>
+      <w:pPr>
+        <w:spacing w:line="276" w:lineRule="auto" w:after="60"/>
+        <w:ind w:left="1417"/>
+        <w:jc w:val="both"/>
+      </w:pPr>
+      <w:r>
+        <w:rPr>
+          <w:rFonts w:ascii="Times New Roman" w:hAnsi="Times New Roman"/>
+          <w:b w:val="0"/>
+          <w:sz w:val="28"/>
+        </w:rPr>
+        <w:t xml:space="preserve">• </w:t>
+      </w:r>
+      <w:r>
+        <w:rPr>
+          <w:rFonts w:ascii="Times New Roman" w:hAnsi="Times New Roman"/>
+          <w:sz w:val="28"/>
+        </w:rPr>
+        <w:t>Закрепленная кафедра-исполнитель (обеспечивающая кафедра).</w:t>
+      </w:r>
+    </w:p>
+    <w:p>
+      <w:pPr>
+        <w:spacing w:line="276" w:lineRule="auto" w:after="60"/>
+        <w:ind w:left="1134"/>
+        <w:jc w:val="both"/>
+      </w:pPr>
+      <w:r>
+        <w:rPr>
+          <w:rFonts w:ascii="Times New Roman" w:hAnsi="Times New Roman"/>
+          <w:b w:val="0"/>
+          <w:sz w:val="28"/>
+        </w:rPr>
+        <w:t xml:space="preserve">• </w:t>
+      </w:r>
+      <w:r>
+        <w:rPr>
+          <w:rFonts w:ascii="Times New Roman" w:hAnsi="Times New Roman"/>
+          <w:sz w:val="28"/>
+        </w:rPr>
+      </w:r>
+      <w:r>
+        <w:rPr>
+          <w:rFonts w:ascii="Times New Roman" w:hAnsi="Times New Roman"/>
+          <w:b/>
+          <w:sz w:val="28"/>
+        </w:rPr>
+        <w:t>Итоговая сводная строка семестра:</w:t>
+      </w:r>
+      <w:r>
+        <w:rPr>
+          <w:rFonts w:ascii="Times New Roman" w:hAnsi="Times New Roman"/>
+          <w:sz w:val="28"/>
+        </w:rPr>
+        <w:t xml:space="preserve"> автоматическая проверка баланса нагрузки (норма 30 з.е. / 1080 ч.) и количества экзаменов ($\le 5$).</w:t>
+      </w:r>
+    </w:p>
+    <w:p>
+      <w:pPr>
+        <w:spacing w:before="160" w:after="80"/>
+        <w:jc w:val="left"/>
+      </w:pPr>
+      <w:r>
+        <w:rPr>
+          <w:rFonts w:ascii="Times New Roman" w:hAnsi="Times New Roman"/>
+          <w:b/>
+          <w:sz w:val="26"/>
+        </w:rPr>
+        <w:t>3.3. Раздел «Модуль аккредитационной экспертизы и валидации ФГОС 3++»</w:t>
+      </w:r>
+    </w:p>
+    <w:p>
+      <w:pPr>
+        <w:spacing w:line="276" w:lineRule="auto" w:after="120"/>
+        <w:ind w:firstLine="709"/>
+        <w:jc w:val="both"/>
+      </w:pPr>
+      <w:r>
+        <w:rPr>
+          <w:rFonts w:ascii="Times New Roman" w:hAnsi="Times New Roman"/>
+          <w:sz w:val="28"/>
+        </w:rPr>
+      </w:r>
+      <w:r>
+        <w:rPr>
+          <w:rFonts w:ascii="Times New Roman" w:hAnsi="Times New Roman"/>
+          <w:b/>
+          <w:sz w:val="28"/>
+        </w:rPr>
+        <w:t>Назначение раздела:</w:t>
+      </w:r>
+      <w:r>
+        <w:rPr>
+          <w:rFonts w:ascii="Times New Roman" w:hAnsi="Times New Roman"/>
+          <w:sz w:val="28"/>
+        </w:rPr>
+        <w:t xml:space="preserve"> Автоматизированная верификация учебного плана экспертами Центра АНОК на строгое соответствие федеральным образовательным стандартам высшего образования (ФГОС ВО 3++).</w:t>
+      </w:r>
+    </w:p>
+    <w:p>
+      <w:pPr>
+        <w:spacing w:before="200" w:after="80"/>
+        <w:jc w:val="center"/>
+      </w:pPr>
       <w:r>
         <w:drawing>
           <wp:inline xmlns:a="http://schemas.openxmlformats.org/drawingml/2006/main" xmlns:pic="http://schemas.openxmlformats.org/drawingml/2006/picture">
-            <wp:extent cx="5669280" cy="3569547"/>
+            <wp:extent cx="5760000" cy="3626667"/>
             <wp:docPr id="4" name="Picture 4"/>
             <wp:cNvGraphicFramePr>
               <a:graphicFrameLocks noChangeAspect="1"/>
@@ -1332,7 +4640,7 @@
                     <pic:cNvPicPr/>
                   </pic:nvPicPr>
                   <pic:blipFill>
-                    <a:blip r:embed="rId14"/>
+                    <a:blip r:embed="rId13"/>
                     <a:stretch>
                       <a:fillRect/>
                     </a:stretch>
@@ -1340,7 +4648,7 @@
                   <pic:spPr>
                     <a:xfrm>
                       <a:off x="0" y="0"/>
-                      <a:ext cx="5669280" cy="3569547"/>
+                      <a:ext cx="5760000" cy="3626667"/>
                     </a:xfrm>
                     <a:prstGeom prst="rect"/>
                   </pic:spPr>
@@ -1353,39 +4661,342 @@
     </w:p>
     <w:p>
       <w:pPr>
+        <w:spacing w:before="80" w:after="240"/>
         <w:jc w:val="center"/>
       </w:pPr>
       <w:r>
-        <w:t>Рисунок 4 — Модуль автоматизированного контроля нормативов ФГОС 3++</w:t>
+        <w:rPr>
+          <w:rFonts w:ascii="Times New Roman" w:hAnsi="Times New Roman"/>
+          <w:i/>
+          <w:sz w:val="24"/>
+        </w:rPr>
+        <w:t>Рисунок 4 — Модуль аккредитационной экспертизы ФГОС</w:t>
       </w:r>
     </w:p>
     <w:p>
       <w:pPr>
-        <w:spacing w:after="120"/>
+        <w:spacing w:before="160" w:after="80"/>
+        <w:jc w:val="left"/>
       </w:pPr>
+      <w:r>
+        <w:rPr>
+          <w:rFonts w:ascii="Times New Roman" w:hAnsi="Times New Roman"/>
+          <w:b/>
+          <w:sz w:val="26"/>
+        </w:rPr>
+        <w:t>Структура и компоненты страницы:</w:t>
+      </w:r>
     </w:p>
     <w:p>
       <w:pPr>
-        <w:pStyle w:val="Heading2"/>
+        <w:spacing w:line="276" w:lineRule="auto" w:after="60"/>
+        <w:ind w:left="709"/>
+        <w:jc w:val="both"/>
       </w:pPr>
       <w:r>
         <w:rPr>
-          <w:color w:val="0F172A"/>
-          <w:sz w:val="23"/>
-        </w:rPr>
-        <w:t>3.4. Раздел «Маршруты электронного визирования и журнал ЭЦП»</w:t>
+          <w:rFonts w:ascii="Times New Roman" w:hAnsi="Times New Roman"/>
+          <w:b/>
+          <w:sz w:val="28"/>
+        </w:rPr>
+        <w:t xml:space="preserve">1. </w:t>
+      </w:r>
+      <w:r>
+        <w:rPr>
+          <w:rFonts w:ascii="Times New Roman" w:hAnsi="Times New Roman"/>
+          <w:sz w:val="28"/>
+        </w:rPr>
+      </w:r>
+      <w:r>
+        <w:rPr>
+          <w:rFonts w:ascii="Times New Roman" w:hAnsi="Times New Roman"/>
+          <w:b/>
+          <w:sz w:val="28"/>
+        </w:rPr>
+        <w:t>Сводный экспертный баннер:</w:t>
+      </w:r>
+      <w:r>
+        <w:rPr>
+          <w:rFonts w:ascii="Times New Roman" w:hAnsi="Times New Roman"/>
+          <w:sz w:val="28"/>
+        </w:rPr>
       </w:r>
     </w:p>
     <w:p>
-      <w:r>
-        <w:t>Обеспечивает 4-этапный регламент согласования документов (Зав. кафедрой -&gt; АНОК -&gt; Проректор -&gt; Ученый совет и Ректор). Форма подписания включает криптографический расчет SHA-256 хеша документа и верификацию сертификата Федерального Казначейства.</w:t>
+      <w:pPr>
+        <w:spacing w:line="276" w:lineRule="auto" w:after="60"/>
+        <w:ind w:left="1134"/>
+        <w:jc w:val="both"/>
+      </w:pPr>
+      <w:r>
+        <w:rPr>
+          <w:rFonts w:ascii="Times New Roman" w:hAnsi="Times New Roman"/>
+          <w:b w:val="0"/>
+          <w:sz w:val="28"/>
+        </w:rPr>
+        <w:t xml:space="preserve">• </w:t>
+      </w:r>
+      <w:r>
+        <w:rPr>
+          <w:rFonts w:ascii="Times New Roman" w:hAnsi="Times New Roman"/>
+          <w:sz w:val="28"/>
+        </w:rPr>
+        <w:t>Отображает вердикт системы (*«100% Соответствие стандарту ФГОС 3++»* либо перечень критических ошибок), дату проверки и ФИО эксперта АНОК.</w:t>
       </w:r>
     </w:p>
     <w:p>
+      <w:pPr>
+        <w:spacing w:line="276" w:lineRule="auto" w:after="60"/>
+        <w:ind w:left="1134"/>
+        <w:jc w:val="both"/>
+      </w:pPr>
+      <w:r>
+        <w:rPr>
+          <w:rFonts w:ascii="Times New Roman" w:hAnsi="Times New Roman"/>
+          <w:b w:val="0"/>
+          <w:sz w:val="28"/>
+        </w:rPr>
+        <w:t xml:space="preserve">• </w:t>
+      </w:r>
+      <w:r>
+        <w:rPr>
+          <w:rFonts w:ascii="Times New Roman" w:hAnsi="Times New Roman"/>
+          <w:sz w:val="28"/>
+        </w:rPr>
+        <w:t>Кнопка прямого допуска к процедуре подписания (*«Допустить к визированию →»*).</w:t>
+      </w:r>
+    </w:p>
+    <w:p>
+      <w:pPr>
+        <w:spacing w:line="276" w:lineRule="auto" w:after="60"/>
+        <w:ind w:left="709"/>
+        <w:jc w:val="both"/>
+      </w:pPr>
+      <w:r>
+        <w:rPr>
+          <w:rFonts w:ascii="Times New Roman" w:hAnsi="Times New Roman"/>
+          <w:b/>
+          <w:sz w:val="28"/>
+        </w:rPr>
+        <w:t xml:space="preserve">2. </w:t>
+      </w:r>
+      <w:r>
+        <w:rPr>
+          <w:rFonts w:ascii="Times New Roman" w:hAnsi="Times New Roman"/>
+          <w:sz w:val="28"/>
+        </w:rPr>
+      </w:r>
+      <w:r>
+        <w:rPr>
+          <w:rFonts w:ascii="Times New Roman" w:hAnsi="Times New Roman"/>
+          <w:b/>
+          <w:sz w:val="28"/>
+        </w:rPr>
+        <w:t>Аналитические карточки контрольных нормативов:</w:t>
+      </w:r>
+      <w:r>
+        <w:rPr>
+          <w:rFonts w:ascii="Times New Roman" w:hAnsi="Times New Roman"/>
+          <w:sz w:val="28"/>
+        </w:rPr>
+      </w:r>
+    </w:p>
+    <w:p>
+      <w:pPr>
+        <w:spacing w:line="276" w:lineRule="auto" w:after="60"/>
+        <w:ind w:left="1134"/>
+        <w:jc w:val="both"/>
+      </w:pPr>
+      <w:r>
+        <w:rPr>
+          <w:rFonts w:ascii="Times New Roman" w:hAnsi="Times New Roman"/>
+          <w:b w:val="0"/>
+          <w:sz w:val="28"/>
+        </w:rPr>
+        <w:t xml:space="preserve">• </w:t>
+      </w:r>
+      <w:r>
+        <w:rPr>
+          <w:rFonts w:ascii="Times New Roman" w:hAnsi="Times New Roman"/>
+          <w:sz w:val="28"/>
+        </w:rPr>
+        <w:t>*1. Общий объем программы:* 240 из 240 з.е. (100% норма);</w:t>
+      </w:r>
+    </w:p>
+    <w:p>
+      <w:pPr>
+        <w:spacing w:line="276" w:lineRule="auto" w:after="60"/>
+        <w:ind w:left="1134"/>
+        <w:jc w:val="both"/>
+      </w:pPr>
+      <w:r>
+        <w:rPr>
+          <w:rFonts w:ascii="Times New Roman" w:hAnsi="Times New Roman"/>
+          <w:b w:val="0"/>
+          <w:sz w:val="28"/>
+        </w:rPr>
+        <w:t xml:space="preserve">• </w:t>
+      </w:r>
+      <w:r>
+        <w:rPr>
+          <w:rFonts w:ascii="Times New Roman" w:hAnsi="Times New Roman"/>
+          <w:sz w:val="28"/>
+        </w:rPr>
+        <w:t>*2. Экзамены в сессию:* максимум 4 экзамена (лимит $\le 5$ соблюден);</w:t>
+      </w:r>
+    </w:p>
+    <w:p>
+      <w:pPr>
+        <w:spacing w:line="276" w:lineRule="auto" w:after="60"/>
+        <w:ind w:left="1134"/>
+        <w:jc w:val="both"/>
+      </w:pPr>
+      <w:r>
+        <w:rPr>
+          <w:rFonts w:ascii="Times New Roman" w:hAnsi="Times New Roman"/>
+          <w:b w:val="0"/>
+          <w:sz w:val="28"/>
+        </w:rPr>
+        <w:t xml:space="preserve">• </w:t>
+      </w:r>
+      <w:r>
+        <w:rPr>
+          <w:rFonts w:ascii="Times New Roman" w:hAnsi="Times New Roman"/>
+          <w:sz w:val="28"/>
+        </w:rPr>
+        <w:t>*3. Практическая подготовка (Блок 2):* 24 з.е. при нормативе не менее 12 з.е.;</w:t>
+      </w:r>
+    </w:p>
+    <w:p>
+      <w:pPr>
+        <w:spacing w:line="276" w:lineRule="auto" w:after="60"/>
+        <w:ind w:left="1134"/>
+        <w:jc w:val="both"/>
+      </w:pPr>
+      <w:r>
+        <w:rPr>
+          <w:rFonts w:ascii="Times New Roman" w:hAnsi="Times New Roman"/>
+          <w:b w:val="0"/>
+          <w:sz w:val="28"/>
+        </w:rPr>
+        <w:t xml:space="preserve">• </w:t>
+      </w:r>
+      <w:r>
+        <w:rPr>
+          <w:rFonts w:ascii="Times New Roman" w:hAnsi="Times New Roman"/>
+          <w:sz w:val="28"/>
+        </w:rPr>
+        <w:t>*4. Государственная итоговая аттестация (ГИА, Блок 3):* 9 з.е. при нормативе не менее 6 з.е.</w:t>
+      </w:r>
+    </w:p>
+    <w:p>
+      <w:pPr>
+        <w:spacing w:line="276" w:lineRule="auto" w:after="60"/>
+        <w:ind w:left="709"/>
+        <w:jc w:val="both"/>
+      </w:pPr>
+      <w:r>
+        <w:rPr>
+          <w:rFonts w:ascii="Times New Roman" w:hAnsi="Times New Roman"/>
+          <w:b/>
+          <w:sz w:val="28"/>
+        </w:rPr>
+        <w:t xml:space="preserve">3. </w:t>
+      </w:r>
+      <w:r>
+        <w:rPr>
+          <w:rFonts w:ascii="Times New Roman" w:hAnsi="Times New Roman"/>
+          <w:sz w:val="28"/>
+        </w:rPr>
+      </w:r>
+      <w:r>
+        <w:rPr>
+          <w:rFonts w:ascii="Times New Roman" w:hAnsi="Times New Roman"/>
+          <w:b/>
+          <w:sz w:val="28"/>
+        </w:rPr>
+        <w:t>Детализированная матрица проверки требований стандарта:</w:t>
+      </w:r>
+      <w:r>
+        <w:rPr>
+          <w:rFonts w:ascii="Times New Roman" w:hAnsi="Times New Roman"/>
+          <w:sz w:val="28"/>
+        </w:rPr>
+      </w:r>
+    </w:p>
+    <w:p>
+      <w:pPr>
+        <w:spacing w:line="276" w:lineRule="auto" w:after="60"/>
+        <w:ind w:left="1134"/>
+        <w:jc w:val="both"/>
+      </w:pPr>
+      <w:r>
+        <w:rPr>
+          <w:rFonts w:ascii="Times New Roman" w:hAnsi="Times New Roman"/>
+          <w:b w:val="0"/>
+          <w:sz w:val="28"/>
+        </w:rPr>
+        <w:t xml:space="preserve">• </w:t>
+      </w:r>
+      <w:r>
+        <w:rPr>
+          <w:rFonts w:ascii="Times New Roman" w:hAnsi="Times New Roman"/>
+          <w:sz w:val="28"/>
+        </w:rPr>
+        <w:t>Построчный аудит с сопоставлением нормативных требований Минобрнауки РФ и фактических значений в проекте УП (объем Б1.О $\ge 50\%$, контактная работа $\ge 40\%$, годовая трудоемкость $60 \pm 3$ з.е.).</w:t>
+      </w:r>
+    </w:p>
+    <w:p>
+      <w:pPr>
+        <w:spacing w:before="160" w:after="80"/>
+        <w:jc w:val="left"/>
+      </w:pPr>
+      <w:r>
+        <w:rPr>
+          <w:rFonts w:ascii="Times New Roman" w:hAnsi="Times New Roman"/>
+          <w:b/>
+          <w:sz w:val="26"/>
+        </w:rPr>
+        <w:t>3.4. Раздел «Маршруты электронного визирования и журнал ЭЦП»</w:t>
+      </w:r>
+    </w:p>
+    <w:p>
+      <w:pPr>
+        <w:spacing w:line="276" w:lineRule="auto" w:after="120"/>
+        <w:ind w:firstLine="709"/>
+        <w:jc w:val="both"/>
+      </w:pPr>
+      <w:r>
+        <w:rPr>
+          <w:rFonts w:ascii="Times New Roman" w:hAnsi="Times New Roman"/>
+          <w:sz w:val="28"/>
+        </w:rPr>
+      </w:r>
+      <w:r>
+        <w:rPr>
+          <w:rFonts w:ascii="Times New Roman" w:hAnsi="Times New Roman"/>
+          <w:b/>
+          <w:sz w:val="28"/>
+        </w:rPr>
+        <w:t>Назначение раздела:</w:t>
+      </w:r>
+      <w:r>
+        <w:rPr>
+          <w:rFonts w:ascii="Times New Roman" w:hAnsi="Times New Roman"/>
+          <w:sz w:val="28"/>
+        </w:rPr>
+        <w:t xml:space="preserve"> Реализация регламента последовательного многоэтапного согласования документов должностными лицами вуза с наложением усиленной квалифицированной электронной цифровой подписи (ФЗ № 63-ФЗ).</w:t>
+      </w:r>
+    </w:p>
+    <w:p>
+      <w:pPr>
+        <w:spacing w:before="200" w:after="80"/>
+        <w:jc w:val="center"/>
+      </w:pPr>
       <w:r>
         <w:drawing>
           <wp:inline xmlns:a="http://schemas.openxmlformats.org/drawingml/2006/main" xmlns:pic="http://schemas.openxmlformats.org/drawingml/2006/picture">
-            <wp:extent cx="5669280" cy="3569547"/>
+            <wp:extent cx="5760000" cy="3626667"/>
             <wp:docPr id="5" name="Picture 5"/>
             <wp:cNvGraphicFramePr>
               <a:graphicFrameLocks noChangeAspect="1"/>
@@ -1398,7 +5009,7 @@
                     <pic:cNvPicPr/>
                   </pic:nvPicPr>
                   <pic:blipFill>
-                    <a:blip r:embed="rId15"/>
+                    <a:blip r:embed="rId14"/>
                     <a:stretch>
                       <a:fillRect/>
                     </a:stretch>
@@ -1406,7 +5017,7 @@
                   <pic:spPr>
                     <a:xfrm>
                       <a:off x="0" y="0"/>
-                      <a:ext cx="5669280" cy="3569547"/>
+                      <a:ext cx="5760000" cy="3626667"/>
                     </a:xfrm>
                     <a:prstGeom prst="rect"/>
                   </pic:spPr>
@@ -1419,39 +5030,378 @@
     </w:p>
     <w:p>
       <w:pPr>
+        <w:spacing w:before="80" w:after="240"/>
         <w:jc w:val="center"/>
       </w:pPr>
       <w:r>
-        <w:t>Рисунок 5 — Маршруты электронного визирования и наложение ЭЦП</w:t>
+        <w:rPr>
+          <w:rFonts w:ascii="Times New Roman" w:hAnsi="Times New Roman"/>
+          <w:i/>
+          <w:sz w:val="24"/>
+        </w:rPr>
+        <w:t>Рисунок 5 — Маршруты визирования и журнал ЭЦП</w:t>
       </w:r>
     </w:p>
     <w:p>
       <w:pPr>
-        <w:spacing w:after="120"/>
+        <w:spacing w:before="160" w:after="80"/>
+        <w:jc w:val="left"/>
       </w:pPr>
+      <w:r>
+        <w:rPr>
+          <w:rFonts w:ascii="Times New Roman" w:hAnsi="Times New Roman"/>
+          <w:b/>
+          <w:sz w:val="26"/>
+        </w:rPr>
+        <w:t>Структура и компоненты страницы:</w:t>
+      </w:r>
     </w:p>
     <w:p>
       <w:pPr>
-        <w:pStyle w:val="Heading2"/>
+        <w:spacing w:line="276" w:lineRule="auto" w:after="60"/>
+        <w:ind w:left="709"/>
+        <w:jc w:val="both"/>
       </w:pPr>
       <w:r>
         <w:rPr>
-          <w:color w:val="0F172A"/>
-          <w:sz w:val="23"/>
-        </w:rPr>
-        <w:t>3.5. Раздел «Служебные записки и актуализация УП (Diff-трекер)»</w:t>
+          <w:rFonts w:ascii="Times New Roman" w:hAnsi="Times New Roman"/>
+          <w:b/>
+          <w:sz w:val="28"/>
+        </w:rPr>
+        <w:t xml:space="preserve">1. </w:t>
+      </w:r>
+      <w:r>
+        <w:rPr>
+          <w:rFonts w:ascii="Times New Roman" w:hAnsi="Times New Roman"/>
+          <w:sz w:val="28"/>
+        </w:rPr>
+      </w:r>
+      <w:r>
+        <w:rPr>
+          <w:rFonts w:ascii="Times New Roman" w:hAnsi="Times New Roman"/>
+          <w:b/>
+          <w:sz w:val="28"/>
+        </w:rPr>
+        <w:t>Пошаговый степпер маршрута визирования (4 этапа):</w:t>
+      </w:r>
+      <w:r>
+        <w:rPr>
+          <w:rFonts w:ascii="Times New Roman" w:hAnsi="Times New Roman"/>
+          <w:sz w:val="28"/>
+        </w:rPr>
       </w:r>
     </w:p>
     <w:p>
-      <w:r>
-        <w:t>Автоматизирует внесение изменений в УП до начала семестра на основании официальных служебных записок. Включает двустороннее подписание кафедрами (инициатор и исполнитель), наглядную таблицу «Было / Стало» и выпуск актуализированной версии v1.1.</w:t>
+      <w:pPr>
+        <w:spacing w:line="276" w:lineRule="auto" w:after="60"/>
+        <w:ind w:left="1134"/>
+        <w:jc w:val="both"/>
+      </w:pPr>
+      <w:r>
+        <w:rPr>
+          <w:rFonts w:ascii="Times New Roman" w:hAnsi="Times New Roman"/>
+          <w:b w:val="0"/>
+          <w:sz w:val="28"/>
+        </w:rPr>
+        <w:t xml:space="preserve">• </w:t>
+      </w:r>
+      <w:r>
+        <w:rPr>
+          <w:rFonts w:ascii="Times New Roman" w:hAnsi="Times New Roman"/>
+          <w:sz w:val="28"/>
+        </w:rPr>
+      </w:r>
+      <w:r>
+        <w:rPr>
+          <w:rFonts w:ascii="Times New Roman" w:hAnsi="Times New Roman"/>
+          <w:b/>
+          <w:sz w:val="28"/>
+        </w:rPr>
+        <w:t>Этап 1 (Заведующий выпускающей кафедрой):</w:t>
+      </w:r>
+      <w:r>
+        <w:rPr>
+          <w:rFonts w:ascii="Times New Roman" w:hAnsi="Times New Roman"/>
+          <w:sz w:val="28"/>
+        </w:rPr>
+        <w:t xml:space="preserve"> согласование проекта УП на заседании кафедры (статус: *ПОДПИСАНО*, ЭЦП от 03.10.2026);</w:t>
       </w:r>
     </w:p>
     <w:p>
+      <w:pPr>
+        <w:spacing w:line="276" w:lineRule="auto" w:after="60"/>
+        <w:ind w:left="1134"/>
+        <w:jc w:val="both"/>
+      </w:pPr>
+      <w:r>
+        <w:rPr>
+          <w:rFonts w:ascii="Times New Roman" w:hAnsi="Times New Roman"/>
+          <w:b w:val="0"/>
+          <w:sz w:val="28"/>
+        </w:rPr>
+        <w:t xml:space="preserve">• </w:t>
+      </w:r>
+      <w:r>
+        <w:rPr>
+          <w:rFonts w:ascii="Times New Roman" w:hAnsi="Times New Roman"/>
+          <w:sz w:val="28"/>
+        </w:rPr>
+      </w:r>
+      <w:r>
+        <w:rPr>
+          <w:rFonts w:ascii="Times New Roman" w:hAnsi="Times New Roman"/>
+          <w:b/>
+          <w:sz w:val="28"/>
+        </w:rPr>
+        <w:t>Этап 2 (Начальник Центра АНОК):</w:t>
+      </w:r>
+      <w:r>
+        <w:rPr>
+          <w:rFonts w:ascii="Times New Roman" w:hAnsi="Times New Roman"/>
+          <w:sz w:val="28"/>
+        </w:rPr>
+        <w:t xml:space="preserve"> подтверждение успешного прохождения экспертизы ФГОС (статус: *ПОДПИСАНО*, ЭЦП от 04.10.2026);</w:t>
+      </w:r>
+    </w:p>
+    <w:p>
+      <w:pPr>
+        <w:spacing w:line="276" w:lineRule="auto" w:after="60"/>
+        <w:ind w:left="1134"/>
+        <w:jc w:val="both"/>
+      </w:pPr>
+      <w:r>
+        <w:rPr>
+          <w:rFonts w:ascii="Times New Roman" w:hAnsi="Times New Roman"/>
+          <w:b w:val="0"/>
+          <w:sz w:val="28"/>
+        </w:rPr>
+        <w:t xml:space="preserve">• </w:t>
+      </w:r>
+      <w:r>
+        <w:rPr>
+          <w:rFonts w:ascii="Times New Roman" w:hAnsi="Times New Roman"/>
+          <w:sz w:val="28"/>
+        </w:rPr>
+      </w:r>
+      <w:r>
+        <w:rPr>
+          <w:rFonts w:ascii="Times New Roman" w:hAnsi="Times New Roman"/>
+          <w:b/>
+          <w:sz w:val="28"/>
+        </w:rPr>
+        <w:t>Этап 3 (Проректор по учебной работе):</w:t>
+      </w:r>
+      <w:r>
+        <w:rPr>
+          <w:rFonts w:ascii="Times New Roman" w:hAnsi="Times New Roman"/>
+          <w:sz w:val="28"/>
+        </w:rPr>
+        <w:t xml:space="preserve"> текущий активный этап согласования (статус: *ОЖИДАЕТСЯ*);</w:t>
+      </w:r>
+    </w:p>
+    <w:p>
+      <w:pPr>
+        <w:spacing w:line="276" w:lineRule="auto" w:after="60"/>
+        <w:ind w:left="1134"/>
+        <w:jc w:val="both"/>
+      </w:pPr>
+      <w:r>
+        <w:rPr>
+          <w:rFonts w:ascii="Times New Roman" w:hAnsi="Times New Roman"/>
+          <w:b w:val="0"/>
+          <w:sz w:val="28"/>
+        </w:rPr>
+        <w:t xml:space="preserve">• </w:t>
+      </w:r>
+      <w:r>
+        <w:rPr>
+          <w:rFonts w:ascii="Times New Roman" w:hAnsi="Times New Roman"/>
+          <w:sz w:val="28"/>
+        </w:rPr>
+      </w:r>
+      <w:r>
+        <w:rPr>
+          <w:rFonts w:ascii="Times New Roman" w:hAnsi="Times New Roman"/>
+          <w:b/>
+          <w:sz w:val="28"/>
+        </w:rPr>
+        <w:t>Этап 4 (Утверждение Ученым советом и подписание Ректором):</w:t>
+      </w:r>
+      <w:r>
+        <w:rPr>
+          <w:rFonts w:ascii="Times New Roman" w:hAnsi="Times New Roman"/>
+          <w:sz w:val="28"/>
+        </w:rPr>
+        <w:t xml:space="preserve"> финальный ввод УП в действие (статус: *ПЛАН*).</w:t>
+      </w:r>
+    </w:p>
+    <w:p>
+      <w:pPr>
+        <w:spacing w:line="276" w:lineRule="auto" w:after="60"/>
+        <w:ind w:left="709"/>
+        <w:jc w:val="both"/>
+      </w:pPr>
+      <w:r>
+        <w:rPr>
+          <w:rFonts w:ascii="Times New Roman" w:hAnsi="Times New Roman"/>
+          <w:b/>
+          <w:sz w:val="28"/>
+        </w:rPr>
+        <w:t xml:space="preserve">2. </w:t>
+      </w:r>
+      <w:r>
+        <w:rPr>
+          <w:rFonts w:ascii="Times New Roman" w:hAnsi="Times New Roman"/>
+          <w:sz w:val="28"/>
+        </w:rPr>
+      </w:r>
+      <w:r>
+        <w:rPr>
+          <w:rFonts w:ascii="Times New Roman" w:hAnsi="Times New Roman"/>
+          <w:b/>
+          <w:sz w:val="28"/>
+        </w:rPr>
+        <w:t>Криптографический блок подписания:</w:t>
+      </w:r>
+      <w:r>
+        <w:rPr>
+          <w:rFonts w:ascii="Times New Roman" w:hAnsi="Times New Roman"/>
+          <w:sz w:val="28"/>
+        </w:rPr>
+      </w:r>
+    </w:p>
+    <w:p>
+      <w:pPr>
+        <w:spacing w:line="276" w:lineRule="auto" w:after="60"/>
+        <w:ind w:left="1134"/>
+        <w:jc w:val="both"/>
+      </w:pPr>
+      <w:r>
+        <w:rPr>
+          <w:rFonts w:ascii="Times New Roman" w:hAnsi="Times New Roman"/>
+          <w:b w:val="0"/>
+          <w:sz w:val="28"/>
+        </w:rPr>
+        <w:t xml:space="preserve">• </w:t>
+      </w:r>
+      <w:r>
+        <w:rPr>
+          <w:rFonts w:ascii="Times New Roman" w:hAnsi="Times New Roman"/>
+          <w:sz w:val="28"/>
+        </w:rPr>
+        <w:t xml:space="preserve">Отображение контрольного хеша электронного документа, рассчитанного по алгоритму </w:t>
+      </w:r>
+      <w:r>
+        <w:rPr>
+          <w:rFonts w:ascii="Times New Roman" w:hAnsi="Times New Roman"/>
+          <w:b/>
+          <w:sz w:val="28"/>
+        </w:rPr>
+        <w:t>SHA-256</w:t>
+      </w:r>
+      <w:r>
+        <w:rPr>
+          <w:rFonts w:ascii="Times New Roman" w:hAnsi="Times New Roman"/>
+          <w:sz w:val="28"/>
+        </w:rPr>
+        <w:t xml:space="preserve"> (`a7f5c9e2b1d408f617a2...`);</w:t>
+      </w:r>
+    </w:p>
+    <w:p>
+      <w:pPr>
+        <w:spacing w:line="276" w:lineRule="auto" w:after="60"/>
+        <w:ind w:left="1134"/>
+        <w:jc w:val="both"/>
+      </w:pPr>
+      <w:r>
+        <w:rPr>
+          <w:rFonts w:ascii="Times New Roman" w:hAnsi="Times New Roman"/>
+          <w:b w:val="0"/>
+          <w:sz w:val="28"/>
+        </w:rPr>
+        <w:t xml:space="preserve">• </w:t>
+      </w:r>
+      <w:r>
+        <w:rPr>
+          <w:rFonts w:ascii="Times New Roman" w:hAnsi="Times New Roman"/>
+          <w:sz w:val="28"/>
+        </w:rPr>
+        <w:t>Верификация параметров сертификата ЭЦП (УЦ Федерального Казначейства, ГОСТ Р 34.10-2012, срок действия);</w:t>
+      </w:r>
+    </w:p>
+    <w:p>
+      <w:pPr>
+        <w:spacing w:line="276" w:lineRule="auto" w:after="60"/>
+        <w:ind w:left="1134"/>
+        <w:jc w:val="both"/>
+      </w:pPr>
+      <w:r>
+        <w:rPr>
+          <w:rFonts w:ascii="Times New Roman" w:hAnsi="Times New Roman"/>
+          <w:b w:val="0"/>
+          <w:sz w:val="28"/>
+        </w:rPr>
+        <w:t xml:space="preserve">• </w:t>
+      </w:r>
+      <w:r>
+        <w:rPr>
+          <w:rFonts w:ascii="Times New Roman" w:hAnsi="Times New Roman"/>
+          <w:sz w:val="28"/>
+        </w:rPr>
+        <w:t>Поле ввода PIN-кода аппаратного ключевого носителя (Рутокен / JaCarta), кнопки *«Наложить ЭЦП и отправить»* и *«Вернуть на доработку с замечанием»*.</w:t>
+      </w:r>
+    </w:p>
+    <w:p>
+      <w:pPr>
+        <w:spacing w:before="160" w:after="80"/>
+        <w:jc w:val="left"/>
+      </w:pPr>
+      <w:r>
+        <w:rPr>
+          <w:rFonts w:ascii="Times New Roman" w:hAnsi="Times New Roman"/>
+          <w:b/>
+          <w:sz w:val="26"/>
+        </w:rPr>
+        <w:t>3.5. Раздел «Служебные записки и актуализация УП (Diff-трекер)»</w:t>
+      </w:r>
+    </w:p>
+    <w:p>
+      <w:pPr>
+        <w:spacing w:line="276" w:lineRule="auto" w:after="120"/>
+        <w:ind w:firstLine="709"/>
+        <w:jc w:val="both"/>
+      </w:pPr>
+      <w:r>
+        <w:rPr>
+          <w:rFonts w:ascii="Times New Roman" w:hAnsi="Times New Roman"/>
+          <w:sz w:val="28"/>
+        </w:rPr>
+      </w:r>
+      <w:r>
+        <w:rPr>
+          <w:rFonts w:ascii="Times New Roman" w:hAnsi="Times New Roman"/>
+          <w:b/>
+          <w:sz w:val="28"/>
+        </w:rPr>
+        <w:t>Назначение раздела:</w:t>
+      </w:r>
+      <w:r>
+        <w:rPr>
+          <w:rFonts w:ascii="Times New Roman" w:hAnsi="Times New Roman"/>
+          <w:sz w:val="28"/>
+        </w:rPr>
+        <w:t xml:space="preserve"> Автоматизация регламента внесения изменений в утвержденные учебные планы до начала семестра на основании служебных записок, завизированных выпускающей и реализующей кафедрами.</w:t>
+      </w:r>
+    </w:p>
+    <w:p>
+      <w:pPr>
+        <w:spacing w:before="200" w:after="80"/>
+        <w:jc w:val="center"/>
+      </w:pPr>
       <w:r>
         <w:drawing>
           <wp:inline xmlns:a="http://schemas.openxmlformats.org/drawingml/2006/main" xmlns:pic="http://schemas.openxmlformats.org/drawingml/2006/picture">
-            <wp:extent cx="5669280" cy="3569547"/>
+            <wp:extent cx="5760000" cy="3626667"/>
             <wp:docPr id="6" name="Picture 6"/>
             <wp:cNvGraphicFramePr>
               <a:graphicFrameLocks noChangeAspect="1"/>
@@ -1464,7 +5414,7 @@
                     <pic:cNvPicPr/>
                   </pic:nvPicPr>
                   <pic:blipFill>
-                    <a:blip r:embed="rId16"/>
+                    <a:blip r:embed="rId15"/>
                     <a:stretch>
                       <a:fillRect/>
                     </a:stretch>
@@ -1472,7 +5422,7 @@
                   <pic:spPr>
                     <a:xfrm>
                       <a:off x="0" y="0"/>
-                      <a:ext cx="5669280" cy="3569547"/>
+                      <a:ext cx="5760000" cy="3626667"/>
                     </a:xfrm>
                     <a:prstGeom prst="rect"/>
                   </pic:spPr>
@@ -1485,39 +5435,361 @@
     </w:p>
     <w:p>
       <w:pPr>
+        <w:spacing w:before="80" w:after="240"/>
         <w:jc w:val="center"/>
       </w:pPr>
       <w:r>
-        <w:t>Рисунок 6 — Оформление служебных записок и сопоставление изменений (Diff)</w:t>
+        <w:rPr>
+          <w:rFonts w:ascii="Times New Roman" w:hAnsi="Times New Roman"/>
+          <w:i/>
+          <w:sz w:val="24"/>
+        </w:rPr>
+        <w:t>Рисунок 6 — Служебные записки и Diff-трекер</w:t>
       </w:r>
     </w:p>
     <w:p>
       <w:pPr>
-        <w:spacing w:after="120"/>
+        <w:spacing w:before="160" w:after="80"/>
+        <w:jc w:val="left"/>
       </w:pPr>
+      <w:r>
+        <w:rPr>
+          <w:rFonts w:ascii="Times New Roman" w:hAnsi="Times New Roman"/>
+          <w:b/>
+          <w:sz w:val="26"/>
+        </w:rPr>
+        <w:t>Структура и компоненты страницы:</w:t>
+      </w:r>
     </w:p>
     <w:p>
       <w:pPr>
-        <w:pStyle w:val="Heading2"/>
+        <w:spacing w:line="276" w:lineRule="auto" w:after="60"/>
+        <w:ind w:left="709"/>
+        <w:jc w:val="both"/>
       </w:pPr>
       <w:r>
         <w:rPr>
-          <w:color w:val="0F172A"/>
-          <w:sz w:val="23"/>
-        </w:rPr>
-        <w:t>3.6. Раздел «Каталог образовательных программ и справочники ФГОС»</w:t>
+          <w:rFonts w:ascii="Times New Roman" w:hAnsi="Times New Roman"/>
+          <w:b/>
+          <w:sz w:val="28"/>
+        </w:rPr>
+        <w:t xml:space="preserve">1. </w:t>
+      </w:r>
+      <w:r>
+        <w:rPr>
+          <w:rFonts w:ascii="Times New Roman" w:hAnsi="Times New Roman"/>
+          <w:sz w:val="28"/>
+        </w:rPr>
+      </w:r>
+      <w:r>
+        <w:rPr>
+          <w:rFonts w:ascii="Times New Roman" w:hAnsi="Times New Roman"/>
+          <w:b/>
+          <w:sz w:val="28"/>
+        </w:rPr>
+        <w:t>Карточка служебной записки:</w:t>
+      </w:r>
+      <w:r>
+        <w:rPr>
+          <w:rFonts w:ascii="Times New Roman" w:hAnsi="Times New Roman"/>
+          <w:sz w:val="28"/>
+        </w:rPr>
       </w:r>
     </w:p>
     <w:p>
-      <w:r>
-        <w:t>Ведение реестра направлений бакалавриата, специалитета и магистратуры, нормативных приказов Минобрнауки РФ и справочника кафедр университета.</w:t>
+      <w:pPr>
+        <w:spacing w:line="276" w:lineRule="auto" w:after="60"/>
+        <w:ind w:left="1134"/>
+        <w:jc w:val="both"/>
+      </w:pPr>
+      <w:r>
+        <w:rPr>
+          <w:rFonts w:ascii="Times New Roman" w:hAnsi="Times New Roman"/>
+          <w:b w:val="0"/>
+          <w:sz w:val="28"/>
+        </w:rPr>
+        <w:t xml:space="preserve">• </w:t>
+      </w:r>
+      <w:r>
+        <w:rPr>
+          <w:rFonts w:ascii="Times New Roman" w:hAnsi="Times New Roman"/>
+          <w:sz w:val="28"/>
+        </w:rPr>
+        <w:t>Регистрационный номер документа (`СЗ-2026/048`), дата, текстовое обоснование причин корректировки УП, кафедры-участники.</w:t>
       </w:r>
     </w:p>
     <w:p>
+      <w:pPr>
+        <w:spacing w:line="276" w:lineRule="auto" w:after="60"/>
+        <w:ind w:left="709"/>
+        <w:jc w:val="both"/>
+      </w:pPr>
+      <w:r>
+        <w:rPr>
+          <w:rFonts w:ascii="Times New Roman" w:hAnsi="Times New Roman"/>
+          <w:b/>
+          <w:sz w:val="28"/>
+        </w:rPr>
+        <w:t xml:space="preserve">2. </w:t>
+      </w:r>
+      <w:r>
+        <w:rPr>
+          <w:rFonts w:ascii="Times New Roman" w:hAnsi="Times New Roman"/>
+          <w:sz w:val="28"/>
+        </w:rPr>
+      </w:r>
+      <w:r>
+        <w:rPr>
+          <w:rFonts w:ascii="Times New Roman" w:hAnsi="Times New Roman"/>
+          <w:b/>
+          <w:sz w:val="28"/>
+        </w:rPr>
+        <w:t>Интерактивный блок Diff-сопоставления («Было» / «Стало»):</w:t>
+      </w:r>
+      <w:r>
+        <w:rPr>
+          <w:rFonts w:ascii="Times New Roman" w:hAnsi="Times New Roman"/>
+          <w:sz w:val="28"/>
+        </w:rPr>
+      </w:r>
+    </w:p>
+    <w:p>
+      <w:pPr>
+        <w:spacing w:line="276" w:lineRule="auto" w:after="60"/>
+        <w:ind w:left="1134"/>
+        <w:jc w:val="both"/>
+      </w:pPr>
+      <w:r>
+        <w:rPr>
+          <w:rFonts w:ascii="Times New Roman" w:hAnsi="Times New Roman"/>
+          <w:b w:val="0"/>
+          <w:sz w:val="28"/>
+        </w:rPr>
+        <w:t xml:space="preserve">• </w:t>
+      </w:r>
+      <w:r>
+        <w:rPr>
+          <w:rFonts w:ascii="Times New Roman" w:hAnsi="Times New Roman"/>
+          <w:sz w:val="28"/>
+        </w:rPr>
+      </w:r>
+      <w:r>
+        <w:rPr>
+          <w:rFonts w:ascii="Times New Roman" w:hAnsi="Times New Roman"/>
+          <w:b/>
+          <w:sz w:val="28"/>
+        </w:rPr>
+        <w:t>Колонка «Было» (Исходная редакция v1.0):</w:t>
+      </w:r>
+      <w:r>
+        <w:rPr>
+          <w:rFonts w:ascii="Times New Roman" w:hAnsi="Times New Roman"/>
+          <w:sz w:val="28"/>
+        </w:rPr>
+        <w:t xml:space="preserve"> отображает прежние параметры дисциплины (напр. *Математический анализ, 3 з.е., Зачет*);</w:t>
+      </w:r>
+    </w:p>
+    <w:p>
+      <w:pPr>
+        <w:spacing w:line="276" w:lineRule="auto" w:after="60"/>
+        <w:ind w:left="1134"/>
+        <w:jc w:val="both"/>
+      </w:pPr>
+      <w:r>
+        <w:rPr>
+          <w:rFonts w:ascii="Times New Roman" w:hAnsi="Times New Roman"/>
+          <w:b w:val="0"/>
+          <w:sz w:val="28"/>
+        </w:rPr>
+        <w:t xml:space="preserve">• </w:t>
+      </w:r>
+      <w:r>
+        <w:rPr>
+          <w:rFonts w:ascii="Times New Roman" w:hAnsi="Times New Roman"/>
+          <w:sz w:val="28"/>
+        </w:rPr>
+      </w:r>
+      <w:r>
+        <w:rPr>
+          <w:rFonts w:ascii="Times New Roman" w:hAnsi="Times New Roman"/>
+          <w:b/>
+          <w:sz w:val="28"/>
+        </w:rPr>
+        <w:t>Колонка «Стало» (Предлагаемые изменения v1.1):</w:t>
+      </w:r>
+      <w:r>
+        <w:rPr>
+          <w:rFonts w:ascii="Times New Roman" w:hAnsi="Times New Roman"/>
+          <w:sz w:val="28"/>
+        </w:rPr>
+        <w:t xml:space="preserve"> выделяет зеленым цветом корректировки (напр. *Математический анализ, 5 з.е., Экзамен*).</w:t>
+      </w:r>
+    </w:p>
+    <w:p>
+      <w:pPr>
+        <w:spacing w:line="276" w:lineRule="auto" w:after="60"/>
+        <w:ind w:left="709"/>
+        <w:jc w:val="both"/>
+      </w:pPr>
+      <w:r>
+        <w:rPr>
+          <w:rFonts w:ascii="Times New Roman" w:hAnsi="Times New Roman"/>
+          <w:b/>
+          <w:sz w:val="28"/>
+        </w:rPr>
+        <w:t xml:space="preserve">3. </w:t>
+      </w:r>
+      <w:r>
+        <w:rPr>
+          <w:rFonts w:ascii="Times New Roman" w:hAnsi="Times New Roman"/>
+          <w:sz w:val="28"/>
+        </w:rPr>
+      </w:r>
+      <w:r>
+        <w:rPr>
+          <w:rFonts w:ascii="Times New Roman" w:hAnsi="Times New Roman"/>
+          <w:b/>
+          <w:sz w:val="28"/>
+        </w:rPr>
+        <w:t>Двусторонняя виза кафедр:</w:t>
+      </w:r>
+      <w:r>
+        <w:rPr>
+          <w:rFonts w:ascii="Times New Roman" w:hAnsi="Times New Roman"/>
+          <w:sz w:val="28"/>
+        </w:rPr>
+      </w:r>
+    </w:p>
+    <w:p>
+      <w:pPr>
+        <w:spacing w:line="276" w:lineRule="auto" w:after="60"/>
+        <w:ind w:left="1134"/>
+        <w:jc w:val="both"/>
+      </w:pPr>
+      <w:r>
+        <w:rPr>
+          <w:rFonts w:ascii="Times New Roman" w:hAnsi="Times New Roman"/>
+          <w:b w:val="0"/>
+          <w:sz w:val="28"/>
+        </w:rPr>
+        <w:t xml:space="preserve">• </w:t>
+      </w:r>
+      <w:r>
+        <w:rPr>
+          <w:rFonts w:ascii="Times New Roman" w:hAnsi="Times New Roman"/>
+          <w:sz w:val="28"/>
+        </w:rPr>
+        <w:t>Фиксация электронной подписи заведующего выпускающей кафедрой (инициатор) и заведующего реализующей кафедрой (исполнитель).</w:t>
+      </w:r>
+    </w:p>
+    <w:p>
+      <w:pPr>
+        <w:spacing w:line="276" w:lineRule="auto" w:after="60"/>
+        <w:ind w:left="709"/>
+        <w:jc w:val="both"/>
+      </w:pPr>
+      <w:r>
+        <w:rPr>
+          <w:rFonts w:ascii="Times New Roman" w:hAnsi="Times New Roman"/>
+          <w:b/>
+          <w:sz w:val="28"/>
+        </w:rPr>
+        <w:t xml:space="preserve">4. </w:t>
+      </w:r>
+      <w:r>
+        <w:rPr>
+          <w:rFonts w:ascii="Times New Roman" w:hAnsi="Times New Roman"/>
+          <w:sz w:val="28"/>
+        </w:rPr>
+      </w:r>
+      <w:r>
+        <w:rPr>
+          <w:rFonts w:ascii="Times New Roman" w:hAnsi="Times New Roman"/>
+          <w:b/>
+          <w:sz w:val="28"/>
+        </w:rPr>
+        <w:t>Резолюция АНОК и версионирование:</w:t>
+      </w:r>
+      <w:r>
+        <w:rPr>
+          <w:rFonts w:ascii="Times New Roman" w:hAnsi="Times New Roman"/>
+          <w:sz w:val="28"/>
+        </w:rPr>
+      </w:r>
+    </w:p>
+    <w:p>
+      <w:pPr>
+        <w:spacing w:line="276" w:lineRule="auto" w:after="60"/>
+        <w:ind w:left="1134"/>
+        <w:jc w:val="both"/>
+      </w:pPr>
+      <w:r>
+        <w:rPr>
+          <w:rFonts w:ascii="Times New Roman" w:hAnsi="Times New Roman"/>
+          <w:b w:val="0"/>
+          <w:sz w:val="28"/>
+        </w:rPr>
+        <w:t xml:space="preserve">• </w:t>
+      </w:r>
+      <w:r>
+        <w:rPr>
+          <w:rFonts w:ascii="Times New Roman" w:hAnsi="Times New Roman"/>
+          <w:sz w:val="28"/>
+        </w:rPr>
+        <w:t>Решение эксперта АНОК после повторного автоматического прогона через валидатор ФГОС и перевод учебного плана на актуальную версию (`v1.1`).</w:t>
+      </w:r>
+    </w:p>
+    <w:p>
+      <w:pPr>
+        <w:spacing w:before="160" w:after="80"/>
+        <w:jc w:val="left"/>
+      </w:pPr>
+      <w:r>
+        <w:rPr>
+          <w:rFonts w:ascii="Times New Roman" w:hAnsi="Times New Roman"/>
+          <w:b/>
+          <w:sz w:val="26"/>
+        </w:rPr>
+        <w:t>3.6. Раздел «Каталог образовательных программ и справочник стандартов ФГОС»</w:t>
+      </w:r>
+    </w:p>
+    <w:p>
+      <w:pPr>
+        <w:spacing w:line="276" w:lineRule="auto" w:after="120"/>
+        <w:ind w:firstLine="709"/>
+        <w:jc w:val="both"/>
+      </w:pPr>
+      <w:r>
+        <w:rPr>
+          <w:rFonts w:ascii="Times New Roman" w:hAnsi="Times New Roman"/>
+          <w:sz w:val="28"/>
+        </w:rPr>
+      </w:r>
+      <w:r>
+        <w:rPr>
+          <w:rFonts w:ascii="Times New Roman" w:hAnsi="Times New Roman"/>
+          <w:b/>
+          <w:sz w:val="28"/>
+        </w:rPr>
+        <w:t>Назначение раздела:</w:t>
+      </w:r>
+      <w:r>
+        <w:rPr>
+          <w:rFonts w:ascii="Times New Roman" w:hAnsi="Times New Roman"/>
+          <w:sz w:val="28"/>
+        </w:rPr>
+        <w:t xml:space="preserve"> Ведение нормативно-справочной базы направлений подготовки, уровней высшего образования и приказов Минобрнауки РФ.</w:t>
+      </w:r>
+    </w:p>
+    <w:p>
+      <w:pPr>
+        <w:spacing w:before="200" w:after="80"/>
+        <w:jc w:val="center"/>
+      </w:pPr>
       <w:r>
         <w:drawing>
           <wp:inline xmlns:a="http://schemas.openxmlformats.org/drawingml/2006/main" xmlns:pic="http://schemas.openxmlformats.org/drawingml/2006/picture">
-            <wp:extent cx="5669280" cy="3569547"/>
+            <wp:extent cx="5760000" cy="3626667"/>
             <wp:docPr id="7" name="Picture 7"/>
             <wp:cNvGraphicFramePr>
               <a:graphicFrameLocks noChangeAspect="1"/>
@@ -1530,7 +5802,7 @@
                     <pic:cNvPicPr/>
                   </pic:nvPicPr>
                   <pic:blipFill>
-                    <a:blip r:embed="rId17"/>
+                    <a:blip r:embed="rId16"/>
                     <a:stretch>
                       <a:fillRect/>
                     </a:stretch>
@@ -1538,7 +5810,7 @@
                   <pic:spPr>
                     <a:xfrm>
                       <a:off x="0" y="0"/>
-                      <a:ext cx="5669280" cy="3569547"/>
+                      <a:ext cx="5760000" cy="3626667"/>
                     </a:xfrm>
                     <a:prstGeom prst="rect"/>
                   </pic:spPr>
@@ -1551,39 +5823,276 @@
     </w:p>
     <w:p>
       <w:pPr>
+        <w:spacing w:before="80" w:after="240"/>
         <w:jc w:val="center"/>
       </w:pPr>
       <w:r>
-        <w:t>Рисунок 7 — Каталог образовательных программ и стандартов ФГОС</w:t>
+        <w:rPr>
+          <w:rFonts w:ascii="Times New Roman" w:hAnsi="Times New Roman"/>
+          <w:i/>
+          <w:sz w:val="24"/>
+        </w:rPr>
+        <w:t>Рисунок 7 — Каталог программ и стандартов</w:t>
       </w:r>
     </w:p>
     <w:p>
       <w:pPr>
-        <w:spacing w:after="120"/>
+        <w:spacing w:before="160" w:after="80"/>
+        <w:jc w:val="left"/>
       </w:pPr>
+      <w:r>
+        <w:rPr>
+          <w:rFonts w:ascii="Times New Roman" w:hAnsi="Times New Roman"/>
+          <w:b/>
+          <w:sz w:val="26"/>
+        </w:rPr>
+        <w:t>Структура и компоненты страницы:</w:t>
+      </w:r>
     </w:p>
     <w:p>
       <w:pPr>
-        <w:pStyle w:val="Heading2"/>
+        <w:spacing w:line="276" w:lineRule="auto" w:after="60"/>
+        <w:ind w:left="709"/>
+        <w:jc w:val="both"/>
       </w:pPr>
       <w:r>
         <w:rPr>
-          <w:color w:val="0F172A"/>
-          <w:sz w:val="23"/>
-        </w:rPr>
-        <w:t>3.7. Раздел «Журнал аудита, безопасность и история версий»</w:t>
+          <w:rFonts w:ascii="Times New Roman" w:hAnsi="Times New Roman"/>
+          <w:b/>
+          <w:sz w:val="28"/>
+        </w:rPr>
+        <w:t xml:space="preserve">1. </w:t>
+      </w:r>
+      <w:r>
+        <w:rPr>
+          <w:rFonts w:ascii="Times New Roman" w:hAnsi="Times New Roman"/>
+          <w:sz w:val="28"/>
+        </w:rPr>
+      </w:r>
+      <w:r>
+        <w:rPr>
+          <w:rFonts w:ascii="Times New Roman" w:hAnsi="Times New Roman"/>
+          <w:b/>
+          <w:sz w:val="28"/>
+        </w:rPr>
+        <w:t>Карточки образовательных программ (страница `/programs`):</w:t>
+      </w:r>
+      <w:r>
+        <w:rPr>
+          <w:rFonts w:ascii="Times New Roman" w:hAnsi="Times New Roman"/>
+          <w:sz w:val="28"/>
+        </w:rPr>
       </w:r>
     </w:p>
     <w:p>
-      <w:r>
-        <w:t>Сквозное протоколирование действий пользователей с фиксацией IP-адресов, временных отметок, типов операций и статусов исполнения, обеспечивающее юридическую значимость и аудит системы.</w:t>
+      <w:pPr>
+        <w:spacing w:line="276" w:lineRule="auto" w:after="60"/>
+        <w:ind w:left="1134"/>
+        <w:jc w:val="both"/>
+      </w:pPr>
+      <w:r>
+        <w:rPr>
+          <w:rFonts w:ascii="Times New Roman" w:hAnsi="Times New Roman"/>
+          <w:b w:val="0"/>
+          <w:sz w:val="28"/>
+        </w:rPr>
+        <w:t xml:space="preserve">• </w:t>
+      </w:r>
+      <w:r>
+        <w:rPr>
+          <w:rFonts w:ascii="Times New Roman" w:hAnsi="Times New Roman"/>
+          <w:sz w:val="28"/>
+        </w:rPr>
+        <w:t>Информационные блоки по направлениям: *09.03.01 Информатика и ВТ*, *09.03.04 Программная инженерия*, *01.03.02 Прикладная математика*, *10.05.03 Информационная безопасность*, *09.04.01 Компьютерные интеллектуальные системы*.</w:t>
       </w:r>
     </w:p>
     <w:p>
+      <w:pPr>
+        <w:spacing w:line="276" w:lineRule="auto" w:after="60"/>
+        <w:ind w:left="1134"/>
+        <w:jc w:val="both"/>
+      </w:pPr>
+      <w:r>
+        <w:rPr>
+          <w:rFonts w:ascii="Times New Roman" w:hAnsi="Times New Roman"/>
+          <w:b w:val="0"/>
+          <w:sz w:val="28"/>
+        </w:rPr>
+        <w:t xml:space="preserve">• </w:t>
+      </w:r>
+      <w:r>
+        <w:rPr>
+          <w:rFonts w:ascii="Times New Roman" w:hAnsi="Times New Roman"/>
+          <w:sz w:val="28"/>
+        </w:rPr>
+        <w:t>Цветовые бейджи уровней образования (*Бакалавриат*, *Специалитет*, *Магистратура*), привязка к ФГОС и выпускающим кафедрам.</w:t>
+      </w:r>
+    </w:p>
+    <w:p>
+      <w:pPr>
+        <w:spacing w:line="276" w:lineRule="auto" w:after="60"/>
+        <w:ind w:left="709"/>
+        <w:jc w:val="both"/>
+      </w:pPr>
+      <w:r>
+        <w:rPr>
+          <w:rFonts w:ascii="Times New Roman" w:hAnsi="Times New Roman"/>
+          <w:b/>
+          <w:sz w:val="28"/>
+        </w:rPr>
+        <w:t xml:space="preserve">2. </w:t>
+      </w:r>
+      <w:r>
+        <w:rPr>
+          <w:rFonts w:ascii="Times New Roman" w:hAnsi="Times New Roman"/>
+          <w:sz w:val="28"/>
+        </w:rPr>
+      </w:r>
+      <w:r>
+        <w:rPr>
+          <w:rFonts w:ascii="Times New Roman" w:hAnsi="Times New Roman"/>
+          <w:b/>
+          <w:sz w:val="28"/>
+        </w:rPr>
+        <w:t>Справочник стандартов ФГОС ВО 3++ (страница `/standards`):</w:t>
+      </w:r>
+      <w:r>
+        <w:rPr>
+          <w:rFonts w:ascii="Times New Roman" w:hAnsi="Times New Roman"/>
+          <w:sz w:val="28"/>
+        </w:rPr>
+      </w:r>
+    </w:p>
+    <w:p>
+      <w:pPr>
+        <w:spacing w:line="276" w:lineRule="auto" w:after="60"/>
+        <w:ind w:left="1134"/>
+        <w:jc w:val="both"/>
+      </w:pPr>
+      <w:r>
+        <w:rPr>
+          <w:rFonts w:ascii="Times New Roman" w:hAnsi="Times New Roman"/>
+          <w:b w:val="0"/>
+          <w:sz w:val="28"/>
+        </w:rPr>
+        <w:t xml:space="preserve">• </w:t>
+      </w:r>
+      <w:r>
+        <w:rPr>
+          <w:rFonts w:ascii="Times New Roman" w:hAnsi="Times New Roman"/>
+          <w:sz w:val="28"/>
+        </w:rPr>
+        <w:t>Нормативные параметры стандартов: утвержденная трудоемкость (240 / 300 / 120 з.е.), максимальное число экзаменов в сессию ($\le 5$), минимальные лимиты практик и ГИА.</w:t>
+      </w:r>
+    </w:p>
+    <w:p>
+      <w:pPr>
+        <w:spacing w:line="276" w:lineRule="auto" w:after="60"/>
+        <w:ind w:left="709"/>
+        <w:jc w:val="both"/>
+      </w:pPr>
+      <w:r>
+        <w:rPr>
+          <w:rFonts w:ascii="Times New Roman" w:hAnsi="Times New Roman"/>
+          <w:b/>
+          <w:sz w:val="28"/>
+        </w:rPr>
+        <w:t xml:space="preserve">3. </w:t>
+      </w:r>
+      <w:r>
+        <w:rPr>
+          <w:rFonts w:ascii="Times New Roman" w:hAnsi="Times New Roman"/>
+          <w:sz w:val="28"/>
+        </w:rPr>
+      </w:r>
+      <w:r>
+        <w:rPr>
+          <w:rFonts w:ascii="Times New Roman" w:hAnsi="Times New Roman"/>
+          <w:b/>
+          <w:sz w:val="28"/>
+        </w:rPr>
+        <w:t>Справочник подразделений вуза (страница `/departments`):</w:t>
+      </w:r>
+      <w:r>
+        <w:rPr>
+          <w:rFonts w:ascii="Times New Roman" w:hAnsi="Times New Roman"/>
+          <w:sz w:val="28"/>
+        </w:rPr>
+      </w:r>
+    </w:p>
+    <w:p>
+      <w:pPr>
+        <w:spacing w:line="276" w:lineRule="auto" w:after="60"/>
+        <w:ind w:left="1134"/>
+        <w:jc w:val="both"/>
+      </w:pPr>
+      <w:r>
+        <w:rPr>
+          <w:rFonts w:ascii="Times New Roman" w:hAnsi="Times New Roman"/>
+          <w:b w:val="0"/>
+          <w:sz w:val="28"/>
+        </w:rPr>
+        <w:t xml:space="preserve">• </w:t>
+      </w:r>
+      <w:r>
+        <w:rPr>
+          <w:rFonts w:ascii="Times New Roman" w:hAnsi="Times New Roman"/>
+          <w:sz w:val="28"/>
+        </w:rPr>
+        <w:t>Классификация кафедр по типам (`RELEASING` — выпускающие, `IMPLEMENTING` — реализующие, `EXPERT_ANOK` — Центр АНОК, `MANAGEMENT` — ректорат/УМУ).</w:t>
+      </w:r>
+    </w:p>
+    <w:p>
+      <w:pPr>
+        <w:spacing w:before="160" w:after="80"/>
+        <w:jc w:val="left"/>
+      </w:pPr>
+      <w:r>
+        <w:rPr>
+          <w:rFonts w:ascii="Times New Roman" w:hAnsi="Times New Roman"/>
+          <w:b/>
+          <w:sz w:val="26"/>
+        </w:rPr>
+        <w:t>3.7. Раздел «Журнал аудита, безопасность и история версий»</w:t>
+      </w:r>
+    </w:p>
+    <w:p>
+      <w:pPr>
+        <w:spacing w:line="276" w:lineRule="auto" w:after="120"/>
+        <w:ind w:firstLine="709"/>
+        <w:jc w:val="both"/>
+      </w:pPr>
+      <w:r>
+        <w:rPr>
+          <w:rFonts w:ascii="Times New Roman" w:hAnsi="Times New Roman"/>
+          <w:sz w:val="28"/>
+        </w:rPr>
+      </w:r>
+      <w:r>
+        <w:rPr>
+          <w:rFonts w:ascii="Times New Roman" w:hAnsi="Times New Roman"/>
+          <w:b/>
+          <w:sz w:val="28"/>
+        </w:rPr>
+        <w:t>Назначение раздела:</w:t>
+      </w:r>
+      <w:r>
+        <w:rPr>
+          <w:rFonts w:ascii="Times New Roman" w:hAnsi="Times New Roman"/>
+          <w:sz w:val="28"/>
+        </w:rPr>
+        <w:t xml:space="preserve"> Обеспечение юридической значимости, целостности и прозрачности всех транзакций в системе документооборота корпоративного портала.</w:t>
+      </w:r>
+    </w:p>
+    <w:p>
+      <w:pPr>
+        <w:spacing w:before="200" w:after="80"/>
+        <w:jc w:val="center"/>
+      </w:pPr>
       <w:r>
         <w:drawing>
           <wp:inline xmlns:a="http://schemas.openxmlformats.org/drawingml/2006/main" xmlns:pic="http://schemas.openxmlformats.org/drawingml/2006/picture">
-            <wp:extent cx="5669280" cy="3569547"/>
+            <wp:extent cx="5760000" cy="3626667"/>
             <wp:docPr id="8" name="Picture 8"/>
             <wp:cNvGraphicFramePr>
               <a:graphicFrameLocks noChangeAspect="1"/>
@@ -1596,7 +6105,7 @@
                     <pic:cNvPicPr/>
                   </pic:nvPicPr>
                   <pic:blipFill>
-                    <a:blip r:embed="rId18"/>
+                    <a:blip r:embed="rId17"/>
                     <a:stretch>
                       <a:fillRect/>
                     </a:stretch>
@@ -1604,7 +6113,7 @@
                   <pic:spPr>
                     <a:xfrm>
                       <a:off x="0" y="0"/>
-                      <a:ext cx="5669280" cy="3569547"/>
+                      <a:ext cx="5760000" cy="3626667"/>
                     </a:xfrm>
                     <a:prstGeom prst="rect"/>
                   </pic:spPr>
@@ -1617,69 +6126,411 @@
     </w:p>
     <w:p>
       <w:pPr>
+        <w:spacing w:before="80" w:after="240"/>
         <w:jc w:val="center"/>
       </w:pPr>
       <w:r>
-        <w:t>Рисунок 8 — Журнал аудита действий и безопасность системы</w:t>
+        <w:rPr>
+          <w:rFonts w:ascii="Times New Roman" w:hAnsi="Times New Roman"/>
+          <w:i/>
+          <w:sz w:val="24"/>
+        </w:rPr>
+        <w:t>Рисунок 8 — Журнал аудита и безопасности</w:t>
       </w:r>
     </w:p>
     <w:p>
       <w:pPr>
-        <w:spacing w:after="120"/>
+        <w:spacing w:before="160" w:after="80"/>
+        <w:jc w:val="left"/>
       </w:pPr>
-    </w:p>
-    <w:p>
-      <w:r>
-        <w:br w:type="page"/>
+      <w:r>
+        <w:rPr>
+          <w:rFonts w:ascii="Times New Roman" w:hAnsi="Times New Roman"/>
+          <w:b/>
+          <w:sz w:val="26"/>
+        </w:rPr>
+        <w:t>Структура и компоненты страницы:</w:t>
       </w:r>
     </w:p>
     <w:p>
       <w:pPr>
-        <w:pStyle w:val="Heading1"/>
+        <w:spacing w:line="276" w:lineRule="auto" w:after="60"/>
+        <w:ind w:left="709"/>
+        <w:jc w:val="both"/>
       </w:pPr>
       <w:r>
         <w:rPr>
-          <w:color w:val="0F172A"/>
-          <w:sz w:val="26"/>
-        </w:rPr>
-        <w:t>4. Заключение</w:t>
+          <w:rFonts w:ascii="Times New Roman" w:hAnsi="Times New Roman"/>
+          <w:b/>
+          <w:sz w:val="28"/>
+        </w:rPr>
+        <w:t xml:space="preserve">1. </w:t>
+      </w:r>
+      <w:r>
+        <w:rPr>
+          <w:rFonts w:ascii="Times New Roman" w:hAnsi="Times New Roman"/>
+          <w:sz w:val="28"/>
+        </w:rPr>
+      </w:r>
+      <w:r>
+        <w:rPr>
+          <w:rFonts w:ascii="Times New Roman" w:hAnsi="Times New Roman"/>
+          <w:b/>
+          <w:sz w:val="28"/>
+        </w:rPr>
+        <w:t>Сводная панель безопасности:</w:t>
+      </w:r>
+      <w:r>
+        <w:rPr>
+          <w:rFonts w:ascii="Times New Roman" w:hAnsi="Times New Roman"/>
+          <w:sz w:val="28"/>
+        </w:rPr>
       </w:r>
     </w:p>
     <w:p>
-      <w:r>
-        <w:rPr>
-          <w:b/>
-        </w:rPr>
-        <w:t>В ходе выполнения лабораторной работы № 4:</w:t>
-        <w:br/>
+      <w:pPr>
+        <w:spacing w:line="276" w:lineRule="auto" w:after="60"/>
+        <w:ind w:left="1134"/>
+        <w:jc w:val="both"/>
+      </w:pPr>
+      <w:r>
+        <w:rPr>
+          <w:rFonts w:ascii="Times New Roman" w:hAnsi="Times New Roman"/>
+          <w:b w:val="0"/>
+          <w:sz w:val="28"/>
+        </w:rPr>
+        <w:t xml:space="preserve">• </w:t>
+      </w:r>
+      <w:r>
+        <w:rPr>
+          <w:rFonts w:ascii="Times New Roman" w:hAnsi="Times New Roman"/>
+          <w:sz w:val="28"/>
+        </w:rPr>
+        <w:t>Протоколы шифрования данных (TLS 1.3), СУБД MariaDB 10.6 Cluster, алгоритмы криптографического хеширования SHA-256.</w:t>
       </w:r>
     </w:p>
     <w:p>
-      <w:r>
-        <w:t>1. Спроектирована и задокументирована комплексная информационная архитектура корпоративного портала университета (Центр АНОК) в рамках Варианта № 15, включающая 5 иерархических уровней, 13 функциональных страниц и ролевую матрицу доступа (RBAC).</w:t>
+      <w:pPr>
+        <w:spacing w:line="276" w:lineRule="auto" w:after="60"/>
+        <w:ind w:left="709"/>
+        <w:jc w:val="both"/>
+      </w:pPr>
+      <w:r>
+        <w:rPr>
+          <w:rFonts w:ascii="Times New Roman" w:hAnsi="Times New Roman"/>
+          <w:b/>
+          <w:sz w:val="28"/>
+        </w:rPr>
+        <w:t xml:space="preserve">2. </w:t>
+      </w:r>
+      <w:r>
+        <w:rPr>
+          <w:rFonts w:ascii="Times New Roman" w:hAnsi="Times New Roman"/>
+          <w:sz w:val="28"/>
+        </w:rPr>
+      </w:r>
+      <w:r>
+        <w:rPr>
+          <w:rFonts w:ascii="Times New Roman" w:hAnsi="Times New Roman"/>
+          <w:b/>
+          <w:sz w:val="28"/>
+        </w:rPr>
+        <w:t>Таблица журнала системных событий (страница `/audit`):</w:t>
+      </w:r>
+      <w:r>
+        <w:rPr>
+          <w:rFonts w:ascii="Times New Roman" w:hAnsi="Times New Roman"/>
+          <w:sz w:val="28"/>
+        </w:rPr>
       </w:r>
     </w:p>
     <w:p>
-      <w:r>
-        <w:t>• Сверстаны и программно реализованы ключевые разделы и страницы портала с поддержкой адаптивной верстки (TailwindCSS), современных компонентов интерфейса, семестровых матриц, динамических таблиц и форм наложения квалифицированной ЭЦП.</w:t>
+      <w:pPr>
+        <w:spacing w:line="276" w:lineRule="auto" w:after="60"/>
+        <w:ind w:left="1134"/>
+        <w:jc w:val="both"/>
+      </w:pPr>
+      <w:r>
+        <w:rPr>
+          <w:rFonts w:ascii="Times New Roman" w:hAnsi="Times New Roman"/>
+          <w:b w:val="0"/>
+          <w:sz w:val="28"/>
+        </w:rPr>
+        <w:t xml:space="preserve">• </w:t>
+      </w:r>
+      <w:r>
+        <w:rPr>
+          <w:rFonts w:ascii="Times New Roman" w:hAnsi="Times New Roman"/>
+          <w:sz w:val="28"/>
+        </w:rPr>
+        <w:t>Фиксация точного времени события (до миллисекунд), ФИО и системной роли оператора, типа операции (*«Валидация ФГОС 3++»*, *«Наложение визы ЭЦП»*, *«Применение СЗ»*, *«Инициализация УП»*), наименования целевого объекта, IP-адреса и статуса исполнения.</w:t>
       </w:r>
     </w:p>
     <w:p>
-      <w:r>
-        <w:t>• Реализованы специализированные модули: алгоритмический валидатор соблюдения стандартов ФГОС ВО 3++, 4-этапный маршрут визирования УП, модуль служебных записок на изменение УП до начала семестра с Diff-протоколом сопоставления «Было / Стало» и журнал аудита.</w:t>
+      <w:pPr>
+        <w:spacing w:before="240" w:after="120"/>
+        <w:jc w:val="left"/>
+      </w:pPr>
+      <w:r>
+        <w:rPr>
+          <w:rFonts w:ascii="Times New Roman" w:hAnsi="Times New Roman"/>
+          <w:b/>
+          <w:sz w:val="28"/>
+        </w:rPr>
+        <w:t>4. Заключение</w:t>
       </w:r>
     </w:p>
     <w:p>
-      <w:r>
-        <w:t>• Подготовлен комплект из 8 графических макетов высокого разрешения и полный пакет отчетной документации. Созданная структура страниц полностью готова к этапу наполнения инфоблоками в рамках Лабораторной работы № 5.</w:t>
+      <w:pPr>
+        <w:spacing w:line="276" w:lineRule="auto" w:after="120"/>
+        <w:ind w:firstLine="709"/>
+        <w:jc w:val="both"/>
+      </w:pPr>
+      <w:r>
+        <w:rPr>
+          <w:rFonts w:ascii="Times New Roman" w:hAnsi="Times New Roman"/>
+          <w:sz w:val="28"/>
+        </w:rPr>
+        <w:t>В результате выполнения лабораторной работы № 4:</w:t>
+      </w:r>
+    </w:p>
+    <w:p>
+      <w:pPr>
+        <w:spacing w:line="276" w:lineRule="auto" w:after="60"/>
+        <w:ind w:left="709"/>
+        <w:jc w:val="both"/>
+      </w:pPr>
+      <w:r>
+        <w:rPr>
+          <w:rFonts w:ascii="Times New Roman" w:hAnsi="Times New Roman"/>
+          <w:b/>
+          <w:sz w:val="28"/>
+        </w:rPr>
+        <w:t xml:space="preserve">1. </w:t>
+      </w:r>
+      <w:r>
+        <w:rPr>
+          <w:rFonts w:ascii="Times New Roman" w:hAnsi="Times New Roman"/>
+          <w:sz w:val="28"/>
+        </w:rPr>
+      </w:r>
+      <w:r>
+        <w:rPr>
+          <w:rFonts w:ascii="Times New Roman" w:hAnsi="Times New Roman"/>
+          <w:b/>
+          <w:sz w:val="28"/>
+        </w:rPr>
+        <w:t>Спроектирована и задокументирована комплексная информационная архитектура</w:t>
+      </w:r>
+      <w:r>
+        <w:rPr>
+          <w:rFonts w:ascii="Times New Roman" w:hAnsi="Times New Roman"/>
+          <w:sz w:val="28"/>
+        </w:rPr>
+        <w:t xml:space="preserve"> корпоративного портала университета (Центр АНОК) в рамках Варианта № 15, включающая 5 иерархических уровней, 13 функциональных страниц и ролевую матрицу доступа (RBAC).</w:t>
+      </w:r>
+    </w:p>
+    <w:p>
+      <w:pPr>
+        <w:spacing w:line="276" w:lineRule="auto" w:after="60"/>
+        <w:ind w:left="709"/>
+        <w:jc w:val="both"/>
+      </w:pPr>
+      <w:r>
+        <w:rPr>
+          <w:rFonts w:ascii="Times New Roman" w:hAnsi="Times New Roman"/>
+          <w:b/>
+          <w:sz w:val="28"/>
+        </w:rPr>
+        <w:t xml:space="preserve">2. </w:t>
+      </w:r>
+      <w:r>
+        <w:rPr>
+          <w:rFonts w:ascii="Times New Roman" w:hAnsi="Times New Roman"/>
+          <w:sz w:val="28"/>
+        </w:rPr>
+      </w:r>
+      <w:r>
+        <w:rPr>
+          <w:rFonts w:ascii="Times New Roman" w:hAnsi="Times New Roman"/>
+          <w:b/>
+          <w:sz w:val="28"/>
+        </w:rPr>
+        <w:t>Сверстаны и программно реализованы ключевые разделы и страницы</w:t>
+      </w:r>
+      <w:r>
+        <w:rPr>
+          <w:rFonts w:ascii="Times New Roman" w:hAnsi="Times New Roman"/>
+          <w:sz w:val="28"/>
+        </w:rPr>
+        <w:t xml:space="preserve"> портала с поддержкой адаптивной верстки (TailwindCSS), современных компонентов интерфейса, семестровых матриц, динамических таблиц и форм наложения квалифицированной ЭЦП.</w:t>
+      </w:r>
+    </w:p>
+    <w:p>
+      <w:pPr>
+        <w:spacing w:line="276" w:lineRule="auto" w:after="60"/>
+        <w:ind w:left="709"/>
+        <w:jc w:val="both"/>
+      </w:pPr>
+      <w:r>
+        <w:rPr>
+          <w:rFonts w:ascii="Times New Roman" w:hAnsi="Times New Roman"/>
+          <w:b/>
+          <w:sz w:val="28"/>
+        </w:rPr>
+        <w:t xml:space="preserve">3. </w:t>
+      </w:r>
+      <w:r>
+        <w:rPr>
+          <w:rFonts w:ascii="Times New Roman" w:hAnsi="Times New Roman"/>
+          <w:sz w:val="28"/>
+        </w:rPr>
+      </w:r>
+      <w:r>
+        <w:rPr>
+          <w:rFonts w:ascii="Times New Roman" w:hAnsi="Times New Roman"/>
+          <w:b/>
+          <w:sz w:val="28"/>
+        </w:rPr>
+        <w:t>Реализованы специализированные модули предметной области:</w:t>
+      </w:r>
+      <w:r>
+        <w:rPr>
+          <w:rFonts w:ascii="Times New Roman" w:hAnsi="Times New Roman"/>
+          <w:sz w:val="28"/>
+        </w:rPr>
+      </w:r>
+    </w:p>
+    <w:p>
+      <w:pPr>
+        <w:spacing w:line="276" w:lineRule="auto" w:after="60"/>
+        <w:ind w:left="1134"/>
+        <w:jc w:val="both"/>
+      </w:pPr>
+      <w:r>
+        <w:rPr>
+          <w:rFonts w:ascii="Times New Roman" w:hAnsi="Times New Roman"/>
+          <w:b w:val="0"/>
+          <w:sz w:val="28"/>
+        </w:rPr>
+        <w:t xml:space="preserve">• </w:t>
+      </w:r>
+      <w:r>
+        <w:rPr>
+          <w:rFonts w:ascii="Times New Roman" w:hAnsi="Times New Roman"/>
+          <w:sz w:val="28"/>
+        </w:rPr>
+        <w:t>Алгоритмический валидатор соблюдения стандартов ФГОС ВО 3++;</w:t>
+      </w:r>
+    </w:p>
+    <w:p>
+      <w:pPr>
+        <w:spacing w:line="276" w:lineRule="auto" w:after="60"/>
+        <w:ind w:left="1134"/>
+        <w:jc w:val="both"/>
+      </w:pPr>
+      <w:r>
+        <w:rPr>
+          <w:rFonts w:ascii="Times New Roman" w:hAnsi="Times New Roman"/>
+          <w:b w:val="0"/>
+          <w:sz w:val="28"/>
+        </w:rPr>
+        <w:t xml:space="preserve">• </w:t>
+      </w:r>
+      <w:r>
+        <w:rPr>
+          <w:rFonts w:ascii="Times New Roman" w:hAnsi="Times New Roman"/>
+          <w:sz w:val="28"/>
+        </w:rPr>
+        <w:t>4-этапный маршрут визирования учебных планов должностными лицами вуза;</w:t>
+      </w:r>
+    </w:p>
+    <w:p>
+      <w:pPr>
+        <w:spacing w:line="276" w:lineRule="auto" w:after="60"/>
+        <w:ind w:left="1134"/>
+        <w:jc w:val="both"/>
+      </w:pPr>
+      <w:r>
+        <w:rPr>
+          <w:rFonts w:ascii="Times New Roman" w:hAnsi="Times New Roman"/>
+          <w:b w:val="0"/>
+          <w:sz w:val="28"/>
+        </w:rPr>
+        <w:t xml:space="preserve">• </w:t>
+      </w:r>
+      <w:r>
+        <w:rPr>
+          <w:rFonts w:ascii="Times New Roman" w:hAnsi="Times New Roman"/>
+          <w:sz w:val="28"/>
+        </w:rPr>
+        <w:t>Модуль служебных записок на изменение УП до начала семестра с Diff-протоколом сопоставления «Было / Стало»;</w:t>
+      </w:r>
+    </w:p>
+    <w:p>
+      <w:pPr>
+        <w:spacing w:line="276" w:lineRule="auto" w:after="60"/>
+        <w:ind w:left="1134"/>
+        <w:jc w:val="both"/>
+      </w:pPr>
+      <w:r>
+        <w:rPr>
+          <w:rFonts w:ascii="Times New Roman" w:hAnsi="Times New Roman"/>
+          <w:b w:val="0"/>
+          <w:sz w:val="28"/>
+        </w:rPr>
+        <w:t xml:space="preserve">• </w:t>
+      </w:r>
+      <w:r>
+        <w:rPr>
+          <w:rFonts w:ascii="Times New Roman" w:hAnsi="Times New Roman"/>
+          <w:sz w:val="28"/>
+        </w:rPr>
+        <w:t>Сквозной журнал аудита безопасности и версионирования.</w:t>
+      </w:r>
+    </w:p>
+    <w:p>
+      <w:pPr>
+        <w:spacing w:line="276" w:lineRule="auto" w:after="60"/>
+        <w:ind w:left="709"/>
+        <w:jc w:val="both"/>
+      </w:pPr>
+      <w:r>
+        <w:rPr>
+          <w:rFonts w:ascii="Times New Roman" w:hAnsi="Times New Roman"/>
+          <w:b/>
+          <w:sz w:val="28"/>
+        </w:rPr>
+        <w:t xml:space="preserve">4. </w:t>
+      </w:r>
+      <w:r>
+        <w:rPr>
+          <w:rFonts w:ascii="Times New Roman" w:hAnsi="Times New Roman"/>
+          <w:sz w:val="28"/>
+        </w:rPr>
+      </w:r>
+      <w:r>
+        <w:rPr>
+          <w:rFonts w:ascii="Times New Roman" w:hAnsi="Times New Roman"/>
+          <w:b/>
+          <w:sz w:val="28"/>
+        </w:rPr>
+        <w:t>Подготовлен графический комплект из 8 макетов высокого разрешения</w:t>
+      </w:r>
+      <w:r>
+        <w:rPr>
+          <w:rFonts w:ascii="Times New Roman" w:hAnsi="Times New Roman"/>
+          <w:sz w:val="28"/>
+        </w:rPr>
+        <w:t xml:space="preserve"> и полный пакет отчетной документации. Созданная программная структура полностью готова к этапу наполнения инфоблоками в рамках Лабораторной работы № 5.</w:t>
       </w:r>
     </w:p>
     <w:sectPr>
-      <w:headerReference w:type="default" r:id="rId9"/>
-      <w:footerReference w:type="default" r:id="rId10"/>
-      <w:pgSz w:w="12240" w:h="15840"/>
-      <w:pgMar w:top="1152" w:right="1152" w:bottom="1152" w:left="1152" w:header="720" w:footer="720" w:gutter="0"/>
+      <w:footerReference w:type="default" r:id="rId9"/>
+      <w:pgSz w:w="11906" w:h="16838"/>
+      <w:pgMar w:top="1134" w:right="850" w:bottom="1134" w:left="1701" w:header="720" w:footer="720" w:gutter="0"/>
       <w:cols w:space="720"/>
+      <w:titlePg/>
       <w:docGrid w:linePitch="360"/>
     </w:sectPr>
   </w:body>
@@ -1691,27 +6542,20 @@
   <w:p>
     <w:pPr>
       <w:pStyle w:val="Footer"/>
-      <w:jc w:val="left"/>
+      <w:jc w:val="center"/>
     </w:pPr>
     <w:r>
-      <w:t>Корпоративный портал университета — Модуль Центра АНОК | 2026</w:t>
+      <w:rPr>
+        <w:rFonts w:ascii="Times New Roman" w:hAnsi="Times New Roman"/>
+        <w:sz w:val="22"/>
+      </w:rPr>
+      <w:fldChar w:fldCharType="begin"/>
+      <w:instrText xml:space="preserve">PAGE</w:instrText>
+      <w:fldChar w:fldCharType="separate"/>
+      <w:fldChar w:fldCharType="end"/>
     </w:r>
   </w:p>
 </w:ftr>
-</file>
-
-<file path=word/header1.xml><?xml version="1.0" encoding="utf-8"?>
-<w:hdr xmlns:m="http://schemas.openxmlformats.org/officeDocument/2006/math" xmlns:mc="http://schemas.openxmlformats.org/markup-compatibility/2006" xmlns:mo="http://schemas.microsoft.com/office/mac/office/2008/main" xmlns:mv="urn:schemas-microsoft-com:mac:vml" xmlns:o="urn:schemas-microsoft-com:office:office" xmlns:r="http://schemas.openxmlformats.org/officeDocument/2006/relationships" xmlns:v="urn:schemas-microsoft-com:vml" xmlns:w10="urn:schemas-microsoft-com:office:word" xmlns:w14="http://schemas.microsoft.com/office/word/2010/wordml" xmlns:w="http://schemas.openxmlformats.org/wordprocessingml/2006/main" xmlns:wne="http://schemas.microsoft.com/office/word/2006/wordml" xmlns:wp14="http://schemas.microsoft.com/office/word/2010/wordprocessingDrawing" xmlns:wp="http://schemas.openxmlformats.org/drawingml/2006/wordprocessingDrawing" xmlns:wpc="http://schemas.microsoft.com/office/word/2010/wordprocessingCanvas" xmlns:wpg="http://schemas.microsoft.com/office/word/2010/wordprocessingGroup" xmlns:wpi="http://schemas.microsoft.com/office/word/2010/wordprocessingInk" xmlns:wps="http://schemas.microsoft.com/office/word/2010/wordprocessingShape" mc:Ignorable="w14 wp14">
-  <w:p>
-    <w:pPr>
-      <w:pStyle w:val="Header"/>
-      <w:jc w:val="right"/>
-    </w:pPr>
-    <w:r>
-      <w:t>ПРКП • Лабораторная работа № 4 • Вариант № 15 (Центр АНОК)</w:t>
-    </w:r>
-  </w:p>
-</w:hdr>
 </file>
 
 <file path=word/numbering.xml><?xml version="1.0" encoding="utf-8"?>
@@ -2078,10 +6922,9 @@
     <w:qFormat/>
     <w:rsid w:val="00FC693F"/>
     <w:rPr>
-      <w:rFonts w:ascii="Arial" w:hAnsi="Arial"/>
-      <w:i/>
-      <w:color w:val="0F172A"/>
-      <w:sz w:val="19"/>
+      <w:rFonts w:ascii="Times New Roman" w:hAnsi="Times New Roman"/>
+      <w:color w:val="000000"/>
+      <w:sz w:val="28"/>
     </w:rPr>
   </w:style>
   <w:style w:type="paragraph" w:styleId="Header">
@@ -2098,10 +6941,6 @@
       </w:tabs>
       <w:spacing w:after="0" w:line="240" w:lineRule="auto"/>
     </w:pPr>
-    <w:rPr>
-      <w:color w:val="64748B"/>
-      <w:sz w:val="17"/>
-    </w:rPr>
   </w:style>
   <w:style w:type="character" w:customStyle="1" w:styleId="HeaderChar">
     <w:name w:val="Header Char"/>
@@ -2124,10 +6963,6 @@
       </w:tabs>
       <w:spacing w:after="0" w:line="240" w:lineRule="auto"/>
     </w:pPr>
-    <w:rPr>
-      <w:color w:val="64748B"/>
-      <w:sz w:val="17"/>
-    </w:rPr>
   </w:style>
   <w:style w:type="character" w:customStyle="1" w:styleId="FooterChar">
     <w:name w:val="Footer Char"/>

--- a/reports/lab4/LR4_Report_Variant15.docx
+++ b/reports/lab4/LR4_Report_Variant15.docx
@@ -30,6 +30,7 @@
     <w:p/>
     <w:p/>
     <w:p/>
+    <w:p/>
     <w:p>
       <w:pPr>
         <w:spacing w:after="120"/>
@@ -69,6 +70,8 @@
         <w:t>Вариант № 15: «Университет. Центр аккредитации и независимой оценки качества образования (АНОК)»</w:t>
       </w:r>
     </w:p>
+    <w:p/>
+    <w:p/>
     <w:p/>
     <w:p/>
     <w:p/>
@@ -88,15 +91,9 @@
         <w:br/>
         <w:t>Иванов И.И.</w:t>
         <w:br/>
-        <w:br/>
-        <w:t>Проверил:</w:t>
-        <w:br/>
-        <w:t>к.т.н., доцент</w:t>
-        <w:br/>
-        <w:t>Петров П.П.</w:t>
-        <w:br/>
       </w:r>
     </w:p>
+    <w:p/>
     <w:p/>
     <w:p/>
     <w:p/>

--- a/reports/lab4/LR4_Report_Variant15.docx
+++ b/reports/lab4/LR4_Report_Variant15.docx
@@ -87,9 +87,9 @@
         </w:rPr>
         <w:t>Выполнил:</w:t>
         <w:br/>
-        <w:t>студент группы ИВТ-401</w:t>
+        <w:t>студент группы П-41</w:t>
         <w:br/>
-        <w:t>Иванов И.И.</w:t>
+        <w:t>Соловьёв А.С.</w:t>
         <w:br/>
       </w:r>
     </w:p>

--- a/reports/lab4/LR4_Report_Variant15.docx
+++ b/reports/lab4/LR4_Report_Variant15.docx
@@ -125,600 +125,1090 @@
           <w:b/>
           <w:sz w:val="28"/>
         </w:rPr>
-        <w:t>1. Введение и цели работы</w:t>
-      </w:r>
-    </w:p>
-    <w:p>
-      <w:pPr>
-        <w:spacing w:line="276" w:lineRule="auto" w:after="120"/>
-        <w:ind w:firstLine="709"/>
-        <w:jc w:val="both"/>
-      </w:pPr>
-      <w:r>
-        <w:rPr>
-          <w:rFonts w:ascii="Times New Roman" w:hAnsi="Times New Roman"/>
-          <w:sz w:val="28"/>
-        </w:rPr>
-      </w:r>
-      <w:r>
-        <w:rPr>
-          <w:rFonts w:ascii="Times New Roman" w:hAnsi="Times New Roman"/>
-          <w:b/>
-          <w:sz w:val="28"/>
-        </w:rPr>
-        <w:t>Цель лабораторной работы:</w:t>
-      </w:r>
-      <w:r>
-        <w:rPr>
-          <w:rFonts w:ascii="Times New Roman" w:hAnsi="Times New Roman"/>
-          <w:sz w:val="28"/>
-        </w:rPr>
-        <w:t xml:space="preserve"> Проектирование и программная реализация комплексной информационной архитектуры (Information Architecture, IA), иерархического дерева разделов, маршрутизации и главных функциональных веб-страниц корпоративного портала университета (Модуль Центра АНОК) в полном соответствии с бизнес-правилами Варианта № 15.</w:t>
+        <w:t>1. Карта разделов</w:t>
       </w:r>
     </w:p>
     <w:p>
       <w:pPr>
         <w:spacing w:before="160" w:after="80"/>
+        <w:ind w:firstLine="709"/>
         <w:jc w:val="left"/>
       </w:pPr>
       <w:r>
         <w:rPr>
           <w:rFonts w:ascii="Times New Roman" w:hAnsi="Times New Roman"/>
           <w:b/>
-          <w:sz w:val="26"/>
+          <w:sz w:val="24"/>
         </w:rPr>
-        <w:t>Задачи работы:</w:t>
+        <w:t>Таблица 1 — Спецификация данных</w:t>
       </w:r>
     </w:p>
+    <w:tbl>
+      <w:tblPr>
+        <w:tblW w:type="auto" w:w="0"/>
+        <w:jc w:val="center"/>
+        <w:tblLook w:firstColumn="1" w:firstRow="1" w:lastColumn="0" w:lastRow="0" w:noHBand="0" w:noVBand="1" w:val="04A0"/>
+        <w:tblBorders>
+          <w:top w:val="single" w:sz="4" w:space="0" w:color="CBD5E1"/>
+          <w:bottom w:val="single" w:sz="4" w:space="0" w:color="CBD5E1"/>
+          <w:insideH w:val="single" w:sz="4" w:space="0" w:color="CBD5E1"/>
+          <w:insideV w:val="single" w:sz="4" w:space="0" w:color="CBD5E1"/>
+          <w:left w:val="single" w:sz="4" w:space="0" w:color="CBD5E1"/>
+          <w:right w:val="single" w:sz="4" w:space="0" w:color="CBD5E1"/>
+        </w:tblBorders>
+      </w:tblPr>
+      <w:tblGrid>
+        <w:gridCol w:w="3118"/>
+        <w:gridCol w:w="3118"/>
+        <w:gridCol w:w="3118"/>
+      </w:tblGrid>
+      <w:tr>
+        <w:tc>
+          <w:tcPr>
+            <w:tcW w:type="dxa" w:w="3118"/>
+            <w:tcMar>
+              <w:top w:w="100" w:type="dxa"/>
+              <w:bottom w:w="100" w:type="dxa"/>
+              <w:left w:w="150" w:type="dxa"/>
+              <w:right w:w="150" w:type="dxa"/>
+            </w:tcMar>
+            <w:shd w:fill="E2E8F0"/>
+          </w:tcPr>
+          <w:p>
+            <w:pPr>
+              <w:spacing w:before="40" w:after="40" w:line="252" w:lineRule="auto"/>
+              <w:jc w:val="left"/>
+            </w:pPr>
+            <w:r>
+              <w:rPr>
+                <w:rFonts w:ascii="Times New Roman" w:hAnsi="Times New Roman"/>
+                <w:b/>
+                <w:sz w:val="22"/>
+              </w:rPr>
+              <w:t>Раздел</w:t>
+            </w:r>
+          </w:p>
+        </w:tc>
+        <w:tc>
+          <w:tcPr>
+            <w:tcW w:type="dxa" w:w="3118"/>
+            <w:tcMar>
+              <w:top w:w="100" w:type="dxa"/>
+              <w:bottom w:w="100" w:type="dxa"/>
+              <w:left w:w="150" w:type="dxa"/>
+              <w:right w:w="150" w:type="dxa"/>
+            </w:tcMar>
+            <w:shd w:fill="E2E8F0"/>
+          </w:tcPr>
+          <w:p>
+            <w:pPr>
+              <w:spacing w:before="40" w:after="40" w:line="252" w:lineRule="auto"/>
+              <w:jc w:val="left"/>
+            </w:pPr>
+            <w:r>
+              <w:rPr>
+                <w:rFonts w:ascii="Times New Roman" w:hAnsi="Times New Roman"/>
+                <w:b/>
+                <w:sz w:val="22"/>
+              </w:rPr>
+              <w:t>Адрес</w:t>
+            </w:r>
+          </w:p>
+        </w:tc>
+        <w:tc>
+          <w:tcPr>
+            <w:tcW w:type="dxa" w:w="3118"/>
+            <w:tcMar>
+              <w:top w:w="100" w:type="dxa"/>
+              <w:bottom w:w="100" w:type="dxa"/>
+              <w:left w:w="150" w:type="dxa"/>
+              <w:right w:w="150" w:type="dxa"/>
+            </w:tcMar>
+            <w:shd w:fill="E2E8F0"/>
+          </w:tcPr>
+          <w:p>
+            <w:pPr>
+              <w:spacing w:before="40" w:after="40" w:line="252" w:lineRule="auto"/>
+              <w:jc w:val="left"/>
+            </w:pPr>
+            <w:r>
+              <w:rPr>
+                <w:rFonts w:ascii="Times New Roman" w:hAnsi="Times New Roman"/>
+                <w:b/>
+                <w:sz w:val="22"/>
+              </w:rPr>
+              <w:t>Содержание</w:t>
+            </w:r>
+          </w:p>
+        </w:tc>
+      </w:tr>
+      <w:tr>
+        <w:tc>
+          <w:tcPr>
+            <w:tcW w:type="dxa" w:w="3118"/>
+            <w:tcMar>
+              <w:top w:w="100" w:type="dxa"/>
+              <w:bottom w:w="100" w:type="dxa"/>
+              <w:left w:w="150" w:type="dxa"/>
+              <w:right w:w="150" w:type="dxa"/>
+            </w:tcMar>
+          </w:tcPr>
+          <w:p>
+            <w:pPr>
+              <w:spacing w:before="40" w:after="40" w:line="252" w:lineRule="auto"/>
+              <w:jc w:val="left"/>
+            </w:pPr>
+            <w:r>
+              <w:rPr>
+                <w:rFonts w:ascii="Times New Roman" w:hAnsi="Times New Roman"/>
+                <w:sz w:val="22"/>
+              </w:rPr>
+              <w:t>Сводная панель</w:t>
+            </w:r>
+          </w:p>
+        </w:tc>
+        <w:tc>
+          <w:tcPr>
+            <w:tcW w:type="dxa" w:w="3118"/>
+            <w:tcMar>
+              <w:top w:w="100" w:type="dxa"/>
+              <w:bottom w:w="100" w:type="dxa"/>
+              <w:left w:w="150" w:type="dxa"/>
+              <w:right w:w="150" w:type="dxa"/>
+            </w:tcMar>
+          </w:tcPr>
+          <w:p>
+            <w:pPr>
+              <w:spacing w:before="40" w:after="40" w:line="252" w:lineRule="auto"/>
+              <w:jc w:val="left"/>
+            </w:pPr>
+            <w:r>
+              <w:rPr>
+                <w:rFonts w:ascii="Times New Roman" w:hAnsi="Times New Roman"/>
+                <w:sz w:val="22"/>
+              </w:rPr>
+              <w:t>`/`</w:t>
+            </w:r>
+          </w:p>
+        </w:tc>
+        <w:tc>
+          <w:tcPr>
+            <w:tcW w:type="dxa" w:w="3118"/>
+            <w:tcMar>
+              <w:top w:w="100" w:type="dxa"/>
+              <w:bottom w:w="100" w:type="dxa"/>
+              <w:left w:w="150" w:type="dxa"/>
+              <w:right w:w="150" w:type="dxa"/>
+            </w:tcMar>
+          </w:tcPr>
+          <w:p>
+            <w:pPr>
+              <w:spacing w:before="40" w:after="40" w:line="252" w:lineRule="auto"/>
+              <w:jc w:val="left"/>
+            </w:pPr>
+            <w:r>
+              <w:rPr>
+                <w:rFonts w:ascii="Times New Roman" w:hAnsi="Times New Roman"/>
+                <w:sz w:val="22"/>
+              </w:rPr>
+              <w:t>Основные показатели и последние документы.</w:t>
+            </w:r>
+          </w:p>
+        </w:tc>
+      </w:tr>
+      <w:tr>
+        <w:tc>
+          <w:tcPr>
+            <w:tcW w:type="dxa" w:w="3118"/>
+            <w:tcMar>
+              <w:top w:w="100" w:type="dxa"/>
+              <w:bottom w:w="100" w:type="dxa"/>
+              <w:left w:w="150" w:type="dxa"/>
+              <w:right w:w="150" w:type="dxa"/>
+            </w:tcMar>
+          </w:tcPr>
+          <w:p>
+            <w:pPr>
+              <w:spacing w:before="40" w:after="40" w:line="252" w:lineRule="auto"/>
+              <w:jc w:val="left"/>
+            </w:pPr>
+            <w:r>
+              <w:rPr>
+                <w:rFonts w:ascii="Times New Roman" w:hAnsi="Times New Roman"/>
+                <w:sz w:val="22"/>
+              </w:rPr>
+              <w:t>Учебные планы</w:t>
+            </w:r>
+          </w:p>
+        </w:tc>
+        <w:tc>
+          <w:tcPr>
+            <w:tcW w:type="dxa" w:w="3118"/>
+            <w:tcMar>
+              <w:top w:w="100" w:type="dxa"/>
+              <w:bottom w:w="100" w:type="dxa"/>
+              <w:left w:w="150" w:type="dxa"/>
+              <w:right w:w="150" w:type="dxa"/>
+            </w:tcMar>
+          </w:tcPr>
+          <w:p>
+            <w:pPr>
+              <w:spacing w:before="40" w:after="40" w:line="252" w:lineRule="auto"/>
+              <w:jc w:val="left"/>
+            </w:pPr>
+            <w:r>
+              <w:rPr>
+                <w:rFonts w:ascii="Times New Roman" w:hAnsi="Times New Roman"/>
+                <w:sz w:val="22"/>
+              </w:rPr>
+              <w:t>`/plans`</w:t>
+            </w:r>
+          </w:p>
+        </w:tc>
+        <w:tc>
+          <w:tcPr>
+            <w:tcW w:type="dxa" w:w="3118"/>
+            <w:tcMar>
+              <w:top w:w="100" w:type="dxa"/>
+              <w:bottom w:w="100" w:type="dxa"/>
+              <w:left w:w="150" w:type="dxa"/>
+              <w:right w:w="150" w:type="dxa"/>
+            </w:tcMar>
+          </w:tcPr>
+          <w:p>
+            <w:pPr>
+              <w:spacing w:before="40" w:after="40" w:line="252" w:lineRule="auto"/>
+              <w:jc w:val="left"/>
+            </w:pPr>
+            <w:r>
+              <w:rPr>
+                <w:rFonts w:ascii="Times New Roman" w:hAnsi="Times New Roman"/>
+                <w:sz w:val="22"/>
+              </w:rPr>
+              <w:t>Реестр планов и переход к плану.</w:t>
+            </w:r>
+          </w:p>
+        </w:tc>
+      </w:tr>
+      <w:tr>
+        <w:tc>
+          <w:tcPr>
+            <w:tcW w:type="dxa" w:w="3118"/>
+            <w:tcMar>
+              <w:top w:w="100" w:type="dxa"/>
+              <w:bottom w:w="100" w:type="dxa"/>
+              <w:left w:w="150" w:type="dxa"/>
+              <w:right w:w="150" w:type="dxa"/>
+            </w:tcMar>
+          </w:tcPr>
+          <w:p>
+            <w:pPr>
+              <w:spacing w:before="40" w:after="40" w:line="252" w:lineRule="auto"/>
+              <w:jc w:val="left"/>
+            </w:pPr>
+            <w:r>
+              <w:rPr>
+                <w:rFonts w:ascii="Times New Roman" w:hAnsi="Times New Roman"/>
+                <w:sz w:val="22"/>
+              </w:rPr>
+              <w:t>План</w:t>
+            </w:r>
+          </w:p>
+        </w:tc>
+        <w:tc>
+          <w:tcPr>
+            <w:tcW w:type="dxa" w:w="3118"/>
+            <w:tcMar>
+              <w:top w:w="100" w:type="dxa"/>
+              <w:bottom w:w="100" w:type="dxa"/>
+              <w:left w:w="150" w:type="dxa"/>
+              <w:right w:w="150" w:type="dxa"/>
+            </w:tcMar>
+          </w:tcPr>
+          <w:p>
+            <w:pPr>
+              <w:spacing w:before="40" w:after="40" w:line="252" w:lineRule="auto"/>
+              <w:jc w:val="left"/>
+            </w:pPr>
+            <w:r>
+              <w:rPr>
+                <w:rFonts w:ascii="Times New Roman" w:hAnsi="Times New Roman"/>
+                <w:sz w:val="22"/>
+              </w:rPr>
+              <w:t>`/plans/&lt;id&gt;`</w:t>
+            </w:r>
+          </w:p>
+        </w:tc>
+        <w:tc>
+          <w:tcPr>
+            <w:tcW w:type="dxa" w:w="3118"/>
+            <w:tcMar>
+              <w:top w:w="100" w:type="dxa"/>
+              <w:bottom w:w="100" w:type="dxa"/>
+              <w:left w:w="150" w:type="dxa"/>
+              <w:right w:w="150" w:type="dxa"/>
+            </w:tcMar>
+          </w:tcPr>
+          <w:p>
+            <w:pPr>
+              <w:spacing w:before="40" w:after="40" w:line="252" w:lineRule="auto"/>
+              <w:jc w:val="left"/>
+            </w:pPr>
+            <w:r>
+              <w:rPr>
+                <w:rFonts w:ascii="Times New Roman" w:hAnsi="Times New Roman"/>
+                <w:sz w:val="22"/>
+              </w:rPr>
+              <w:t>Дисциплины выбранного плана по семестрам.</w:t>
+            </w:r>
+          </w:p>
+        </w:tc>
+      </w:tr>
+      <w:tr>
+        <w:tc>
+          <w:tcPr>
+            <w:tcW w:type="dxa" w:w="3118"/>
+            <w:tcMar>
+              <w:top w:w="100" w:type="dxa"/>
+              <w:bottom w:w="100" w:type="dxa"/>
+              <w:left w:w="150" w:type="dxa"/>
+              <w:right w:w="150" w:type="dxa"/>
+            </w:tcMar>
+          </w:tcPr>
+          <w:p>
+            <w:pPr>
+              <w:spacing w:before="40" w:after="40" w:line="252" w:lineRule="auto"/>
+              <w:jc w:val="left"/>
+            </w:pPr>
+            <w:r>
+              <w:rPr>
+                <w:rFonts w:ascii="Times New Roman" w:hAnsi="Times New Roman"/>
+                <w:sz w:val="22"/>
+              </w:rPr>
+              <w:t>Проверка ФГОС</w:t>
+            </w:r>
+          </w:p>
+        </w:tc>
+        <w:tc>
+          <w:tcPr>
+            <w:tcW w:type="dxa" w:w="3118"/>
+            <w:tcMar>
+              <w:top w:w="100" w:type="dxa"/>
+              <w:bottom w:w="100" w:type="dxa"/>
+              <w:left w:w="150" w:type="dxa"/>
+              <w:right w:w="150" w:type="dxa"/>
+            </w:tcMar>
+          </w:tcPr>
+          <w:p>
+            <w:pPr>
+              <w:spacing w:before="40" w:after="40" w:line="252" w:lineRule="auto"/>
+              <w:jc w:val="left"/>
+            </w:pPr>
+            <w:r>
+              <w:rPr>
+                <w:rFonts w:ascii="Times New Roman" w:hAnsi="Times New Roman"/>
+                <w:sz w:val="22"/>
+              </w:rPr>
+              <w:t>`/validate/&lt;id&gt;`</w:t>
+            </w:r>
+          </w:p>
+        </w:tc>
+        <w:tc>
+          <w:tcPr>
+            <w:tcW w:type="dxa" w:w="3118"/>
+            <w:tcMar>
+              <w:top w:w="100" w:type="dxa"/>
+              <w:bottom w:w="100" w:type="dxa"/>
+              <w:left w:w="150" w:type="dxa"/>
+              <w:right w:w="150" w:type="dxa"/>
+            </w:tcMar>
+          </w:tcPr>
+          <w:p>
+            <w:pPr>
+              <w:spacing w:before="40" w:after="40" w:line="252" w:lineRule="auto"/>
+              <w:jc w:val="left"/>
+            </w:pPr>
+            <w:r>
+              <w:rPr>
+                <w:rFonts w:ascii="Times New Roman" w:hAnsi="Times New Roman"/>
+                <w:sz w:val="22"/>
+              </w:rPr>
+              <w:t>Страница экспертной проверки.</w:t>
+            </w:r>
+          </w:p>
+        </w:tc>
+      </w:tr>
+      <w:tr>
+        <w:tc>
+          <w:tcPr>
+            <w:tcW w:type="dxa" w:w="3118"/>
+            <w:tcMar>
+              <w:top w:w="100" w:type="dxa"/>
+              <w:bottom w:w="100" w:type="dxa"/>
+              <w:left w:w="150" w:type="dxa"/>
+              <w:right w:w="150" w:type="dxa"/>
+            </w:tcMar>
+          </w:tcPr>
+          <w:p>
+            <w:pPr>
+              <w:spacing w:before="40" w:after="40" w:line="252" w:lineRule="auto"/>
+              <w:jc w:val="left"/>
+            </w:pPr>
+            <w:r>
+              <w:rPr>
+                <w:rFonts w:ascii="Times New Roman" w:hAnsi="Times New Roman"/>
+                <w:sz w:val="22"/>
+              </w:rPr>
+              <w:t>Согласование</w:t>
+            </w:r>
+          </w:p>
+        </w:tc>
+        <w:tc>
+          <w:tcPr>
+            <w:tcW w:type="dxa" w:w="3118"/>
+            <w:tcMar>
+              <w:top w:w="100" w:type="dxa"/>
+              <w:bottom w:w="100" w:type="dxa"/>
+              <w:left w:w="150" w:type="dxa"/>
+              <w:right w:w="150" w:type="dxa"/>
+            </w:tcMar>
+          </w:tcPr>
+          <w:p>
+            <w:pPr>
+              <w:spacing w:before="40" w:after="40" w:line="252" w:lineRule="auto"/>
+              <w:jc w:val="left"/>
+            </w:pPr>
+            <w:r>
+              <w:rPr>
+                <w:rFonts w:ascii="Times New Roman" w:hAnsi="Times New Roman"/>
+                <w:sz w:val="22"/>
+              </w:rPr>
+              <w:t>`/signatures`</w:t>
+            </w:r>
+          </w:p>
+        </w:tc>
+        <w:tc>
+          <w:tcPr>
+            <w:tcW w:type="dxa" w:w="3118"/>
+            <w:tcMar>
+              <w:top w:w="100" w:type="dxa"/>
+              <w:bottom w:w="100" w:type="dxa"/>
+              <w:left w:w="150" w:type="dxa"/>
+              <w:right w:w="150" w:type="dxa"/>
+            </w:tcMar>
+          </w:tcPr>
+          <w:p>
+            <w:pPr>
+              <w:spacing w:before="40" w:after="40" w:line="252" w:lineRule="auto"/>
+              <w:jc w:val="left"/>
+            </w:pPr>
+            <w:r>
+              <w:rPr>
+                <w:rFonts w:ascii="Times New Roman" w:hAnsi="Times New Roman"/>
+                <w:sz w:val="22"/>
+              </w:rPr>
+              <w:t>Этапы визирования.</w:t>
+            </w:r>
+          </w:p>
+        </w:tc>
+      </w:tr>
+      <w:tr>
+        <w:tc>
+          <w:tcPr>
+            <w:tcW w:type="dxa" w:w="3118"/>
+            <w:tcMar>
+              <w:top w:w="100" w:type="dxa"/>
+              <w:bottom w:w="100" w:type="dxa"/>
+              <w:left w:w="150" w:type="dxa"/>
+              <w:right w:w="150" w:type="dxa"/>
+            </w:tcMar>
+          </w:tcPr>
+          <w:p>
+            <w:pPr>
+              <w:spacing w:before="40" w:after="40" w:line="252" w:lineRule="auto"/>
+              <w:jc w:val="left"/>
+            </w:pPr>
+            <w:r>
+              <w:rPr>
+                <w:rFonts w:ascii="Times New Roman" w:hAnsi="Times New Roman"/>
+                <w:sz w:val="22"/>
+              </w:rPr>
+              <w:t>Служебные записки</w:t>
+            </w:r>
+          </w:p>
+        </w:tc>
+        <w:tc>
+          <w:tcPr>
+            <w:tcW w:type="dxa" w:w="3118"/>
+            <w:tcMar>
+              <w:top w:w="100" w:type="dxa"/>
+              <w:bottom w:w="100" w:type="dxa"/>
+              <w:left w:w="150" w:type="dxa"/>
+              <w:right w:w="150" w:type="dxa"/>
+            </w:tcMar>
+          </w:tcPr>
+          <w:p>
+            <w:pPr>
+              <w:spacing w:before="40" w:after="40" w:line="252" w:lineRule="auto"/>
+              <w:jc w:val="left"/>
+            </w:pPr>
+            <w:r>
+              <w:rPr>
+                <w:rFonts w:ascii="Times New Roman" w:hAnsi="Times New Roman"/>
+                <w:sz w:val="22"/>
+              </w:rPr>
+              <w:t>`/memos`</w:t>
+            </w:r>
+          </w:p>
+        </w:tc>
+        <w:tc>
+          <w:tcPr>
+            <w:tcW w:type="dxa" w:w="3118"/>
+            <w:tcMar>
+              <w:top w:w="100" w:type="dxa"/>
+              <w:bottom w:w="100" w:type="dxa"/>
+              <w:left w:w="150" w:type="dxa"/>
+              <w:right w:w="150" w:type="dxa"/>
+            </w:tcMar>
+          </w:tcPr>
+          <w:p>
+            <w:pPr>
+              <w:spacing w:before="40" w:after="40" w:line="252" w:lineRule="auto"/>
+              <w:jc w:val="left"/>
+            </w:pPr>
+            <w:r>
+              <w:rPr>
+                <w:rFonts w:ascii="Times New Roman" w:hAnsi="Times New Roman"/>
+                <w:sz w:val="22"/>
+              </w:rPr>
+              <w:t>Список записок на изменение.</w:t>
+            </w:r>
+          </w:p>
+        </w:tc>
+      </w:tr>
+      <w:tr>
+        <w:tc>
+          <w:tcPr>
+            <w:tcW w:type="dxa" w:w="3118"/>
+            <w:tcMar>
+              <w:top w:w="100" w:type="dxa"/>
+              <w:bottom w:w="100" w:type="dxa"/>
+              <w:left w:w="150" w:type="dxa"/>
+              <w:right w:w="150" w:type="dxa"/>
+            </w:tcMar>
+          </w:tcPr>
+          <w:p>
+            <w:pPr>
+              <w:spacing w:before="40" w:after="40" w:line="252" w:lineRule="auto"/>
+              <w:jc w:val="left"/>
+            </w:pPr>
+            <w:r>
+              <w:rPr>
+                <w:rFonts w:ascii="Times New Roman" w:hAnsi="Times New Roman"/>
+                <w:sz w:val="22"/>
+              </w:rPr>
+              <w:t>Программы</w:t>
+            </w:r>
+          </w:p>
+        </w:tc>
+        <w:tc>
+          <w:tcPr>
+            <w:tcW w:type="dxa" w:w="3118"/>
+            <w:tcMar>
+              <w:top w:w="100" w:type="dxa"/>
+              <w:bottom w:w="100" w:type="dxa"/>
+              <w:left w:w="150" w:type="dxa"/>
+              <w:right w:w="150" w:type="dxa"/>
+            </w:tcMar>
+          </w:tcPr>
+          <w:p>
+            <w:pPr>
+              <w:spacing w:before="40" w:after="40" w:line="252" w:lineRule="auto"/>
+              <w:jc w:val="left"/>
+            </w:pPr>
+            <w:r>
+              <w:rPr>
+                <w:rFonts w:ascii="Times New Roman" w:hAnsi="Times New Roman"/>
+                <w:sz w:val="22"/>
+              </w:rPr>
+              <w:t>`/programs`</w:t>
+            </w:r>
+          </w:p>
+        </w:tc>
+        <w:tc>
+          <w:tcPr>
+            <w:tcW w:type="dxa" w:w="3118"/>
+            <w:tcMar>
+              <w:top w:w="100" w:type="dxa"/>
+              <w:bottom w:w="100" w:type="dxa"/>
+              <w:left w:w="150" w:type="dxa"/>
+              <w:right w:w="150" w:type="dxa"/>
+            </w:tcMar>
+          </w:tcPr>
+          <w:p>
+            <w:pPr>
+              <w:spacing w:before="40" w:after="40" w:line="252" w:lineRule="auto"/>
+              <w:jc w:val="left"/>
+            </w:pPr>
+            <w:r>
+              <w:rPr>
+                <w:rFonts w:ascii="Times New Roman" w:hAnsi="Times New Roman"/>
+                <w:sz w:val="22"/>
+              </w:rPr>
+              <w:t>Образовательные программы.</w:t>
+            </w:r>
+          </w:p>
+        </w:tc>
+      </w:tr>
+      <w:tr>
+        <w:tc>
+          <w:tcPr>
+            <w:tcW w:type="dxa" w:w="3118"/>
+            <w:tcMar>
+              <w:top w:w="100" w:type="dxa"/>
+              <w:bottom w:w="100" w:type="dxa"/>
+              <w:left w:w="150" w:type="dxa"/>
+              <w:right w:w="150" w:type="dxa"/>
+            </w:tcMar>
+          </w:tcPr>
+          <w:p>
+            <w:pPr>
+              <w:spacing w:before="40" w:after="40" w:line="252" w:lineRule="auto"/>
+              <w:jc w:val="left"/>
+            </w:pPr>
+            <w:r>
+              <w:rPr>
+                <w:rFonts w:ascii="Times New Roman" w:hAnsi="Times New Roman"/>
+                <w:sz w:val="22"/>
+              </w:rPr>
+              <w:t>Компетенции</w:t>
+            </w:r>
+          </w:p>
+        </w:tc>
+        <w:tc>
+          <w:tcPr>
+            <w:tcW w:type="dxa" w:w="3118"/>
+            <w:tcMar>
+              <w:top w:w="100" w:type="dxa"/>
+              <w:bottom w:w="100" w:type="dxa"/>
+              <w:left w:w="150" w:type="dxa"/>
+              <w:right w:w="150" w:type="dxa"/>
+            </w:tcMar>
+          </w:tcPr>
+          <w:p>
+            <w:pPr>
+              <w:spacing w:before="40" w:after="40" w:line="252" w:lineRule="auto"/>
+              <w:jc w:val="left"/>
+            </w:pPr>
+            <w:r>
+              <w:rPr>
+                <w:rFonts w:ascii="Times New Roman" w:hAnsi="Times New Roman"/>
+                <w:sz w:val="22"/>
+              </w:rPr>
+              <w:t>`/competencies`</w:t>
+            </w:r>
+          </w:p>
+        </w:tc>
+        <w:tc>
+          <w:tcPr>
+            <w:tcW w:type="dxa" w:w="3118"/>
+            <w:tcMar>
+              <w:top w:w="100" w:type="dxa"/>
+              <w:bottom w:w="100" w:type="dxa"/>
+              <w:left w:w="150" w:type="dxa"/>
+              <w:right w:w="150" w:type="dxa"/>
+            </w:tcMar>
+          </w:tcPr>
+          <w:p>
+            <w:pPr>
+              <w:spacing w:before="40" w:after="40" w:line="252" w:lineRule="auto"/>
+              <w:jc w:val="left"/>
+            </w:pPr>
+            <w:r>
+              <w:rPr>
+                <w:rFonts w:ascii="Times New Roman" w:hAnsi="Times New Roman"/>
+                <w:sz w:val="22"/>
+              </w:rPr>
+              <w:t>Матрица компетенций.</w:t>
+            </w:r>
+          </w:p>
+        </w:tc>
+      </w:tr>
+      <w:tr>
+        <w:tc>
+          <w:tcPr>
+            <w:tcW w:type="dxa" w:w="3118"/>
+            <w:tcMar>
+              <w:top w:w="100" w:type="dxa"/>
+              <w:bottom w:w="100" w:type="dxa"/>
+              <w:left w:w="150" w:type="dxa"/>
+              <w:right w:w="150" w:type="dxa"/>
+            </w:tcMar>
+          </w:tcPr>
+          <w:p>
+            <w:pPr>
+              <w:spacing w:before="40" w:after="40" w:line="252" w:lineRule="auto"/>
+              <w:jc w:val="left"/>
+            </w:pPr>
+            <w:r>
+              <w:rPr>
+                <w:rFonts w:ascii="Times New Roman" w:hAnsi="Times New Roman"/>
+                <w:sz w:val="22"/>
+              </w:rPr>
+              <w:t>Стандарты</w:t>
+            </w:r>
+          </w:p>
+        </w:tc>
+        <w:tc>
+          <w:tcPr>
+            <w:tcW w:type="dxa" w:w="3118"/>
+            <w:tcMar>
+              <w:top w:w="100" w:type="dxa"/>
+              <w:bottom w:w="100" w:type="dxa"/>
+              <w:left w:w="150" w:type="dxa"/>
+              <w:right w:w="150" w:type="dxa"/>
+            </w:tcMar>
+          </w:tcPr>
+          <w:p>
+            <w:pPr>
+              <w:spacing w:before="40" w:after="40" w:line="252" w:lineRule="auto"/>
+              <w:jc w:val="left"/>
+            </w:pPr>
+            <w:r>
+              <w:rPr>
+                <w:rFonts w:ascii="Times New Roman" w:hAnsi="Times New Roman"/>
+                <w:sz w:val="22"/>
+              </w:rPr>
+              <w:t>`/standards`</w:t>
+            </w:r>
+          </w:p>
+        </w:tc>
+        <w:tc>
+          <w:tcPr>
+            <w:tcW w:type="dxa" w:w="3118"/>
+            <w:tcMar>
+              <w:top w:w="100" w:type="dxa"/>
+              <w:bottom w:w="100" w:type="dxa"/>
+              <w:left w:w="150" w:type="dxa"/>
+              <w:right w:w="150" w:type="dxa"/>
+            </w:tcMar>
+          </w:tcPr>
+          <w:p>
+            <w:pPr>
+              <w:spacing w:before="40" w:after="40" w:line="252" w:lineRule="auto"/>
+              <w:jc w:val="left"/>
+            </w:pPr>
+            <w:r>
+              <w:rPr>
+                <w:rFonts w:ascii="Times New Roman" w:hAnsi="Times New Roman"/>
+                <w:sz w:val="22"/>
+              </w:rPr>
+              <w:t>Справочник ФГОС.</w:t>
+            </w:r>
+          </w:p>
+        </w:tc>
+      </w:tr>
+      <w:tr>
+        <w:tc>
+          <w:tcPr>
+            <w:tcW w:type="dxa" w:w="3118"/>
+            <w:tcMar>
+              <w:top w:w="100" w:type="dxa"/>
+              <w:bottom w:w="100" w:type="dxa"/>
+              <w:left w:w="150" w:type="dxa"/>
+              <w:right w:w="150" w:type="dxa"/>
+            </w:tcMar>
+          </w:tcPr>
+          <w:p>
+            <w:pPr>
+              <w:spacing w:before="40" w:after="40" w:line="252" w:lineRule="auto"/>
+              <w:jc w:val="left"/>
+            </w:pPr>
+            <w:r>
+              <w:rPr>
+                <w:rFonts w:ascii="Times New Roman" w:hAnsi="Times New Roman"/>
+                <w:sz w:val="22"/>
+              </w:rPr>
+              <w:t>Подразделения</w:t>
+            </w:r>
+          </w:p>
+        </w:tc>
+        <w:tc>
+          <w:tcPr>
+            <w:tcW w:type="dxa" w:w="3118"/>
+            <w:tcMar>
+              <w:top w:w="100" w:type="dxa"/>
+              <w:bottom w:w="100" w:type="dxa"/>
+              <w:left w:w="150" w:type="dxa"/>
+              <w:right w:w="150" w:type="dxa"/>
+            </w:tcMar>
+          </w:tcPr>
+          <w:p>
+            <w:pPr>
+              <w:spacing w:before="40" w:after="40" w:line="252" w:lineRule="auto"/>
+              <w:jc w:val="left"/>
+            </w:pPr>
+            <w:r>
+              <w:rPr>
+                <w:rFonts w:ascii="Times New Roman" w:hAnsi="Times New Roman"/>
+                <w:sz w:val="22"/>
+              </w:rPr>
+              <w:t>`/departments`</w:t>
+            </w:r>
+          </w:p>
+        </w:tc>
+        <w:tc>
+          <w:tcPr>
+            <w:tcW w:type="dxa" w:w="3118"/>
+            <w:tcMar>
+              <w:top w:w="100" w:type="dxa"/>
+              <w:bottom w:w="100" w:type="dxa"/>
+              <w:left w:w="150" w:type="dxa"/>
+              <w:right w:w="150" w:type="dxa"/>
+            </w:tcMar>
+          </w:tcPr>
+          <w:p>
+            <w:pPr>
+              <w:spacing w:before="40" w:after="40" w:line="252" w:lineRule="auto"/>
+              <w:jc w:val="left"/>
+            </w:pPr>
+            <w:r>
+              <w:rPr>
+                <w:rFonts w:ascii="Times New Roman" w:hAnsi="Times New Roman"/>
+                <w:sz w:val="22"/>
+              </w:rPr>
+              <w:t>Организационная структура.</w:t>
+            </w:r>
+          </w:p>
+        </w:tc>
+      </w:tr>
+      <w:tr>
+        <w:tc>
+          <w:tcPr>
+            <w:tcW w:type="dxa" w:w="3118"/>
+            <w:tcMar>
+              <w:top w:w="100" w:type="dxa"/>
+              <w:bottom w:w="100" w:type="dxa"/>
+              <w:left w:w="150" w:type="dxa"/>
+              <w:right w:w="150" w:type="dxa"/>
+            </w:tcMar>
+          </w:tcPr>
+          <w:p>
+            <w:pPr>
+              <w:spacing w:before="40" w:after="40" w:line="252" w:lineRule="auto"/>
+              <w:jc w:val="left"/>
+            </w:pPr>
+            <w:r>
+              <w:rPr>
+                <w:rFonts w:ascii="Times New Roman" w:hAnsi="Times New Roman"/>
+                <w:sz w:val="22"/>
+              </w:rPr>
+              <w:t>Объявления</w:t>
+            </w:r>
+          </w:p>
+        </w:tc>
+        <w:tc>
+          <w:tcPr>
+            <w:tcW w:type="dxa" w:w="3118"/>
+            <w:tcMar>
+              <w:top w:w="100" w:type="dxa"/>
+              <w:bottom w:w="100" w:type="dxa"/>
+              <w:left w:w="150" w:type="dxa"/>
+              <w:right w:w="150" w:type="dxa"/>
+            </w:tcMar>
+          </w:tcPr>
+          <w:p>
+            <w:pPr>
+              <w:spacing w:before="40" w:after="40" w:line="252" w:lineRule="auto"/>
+              <w:jc w:val="left"/>
+            </w:pPr>
+            <w:r>
+              <w:rPr>
+                <w:rFonts w:ascii="Times New Roman" w:hAnsi="Times New Roman"/>
+                <w:sz w:val="22"/>
+              </w:rPr>
+              <w:t>`/announcements`</w:t>
+            </w:r>
+          </w:p>
+        </w:tc>
+        <w:tc>
+          <w:tcPr>
+            <w:tcW w:type="dxa" w:w="3118"/>
+            <w:tcMar>
+              <w:top w:w="100" w:type="dxa"/>
+              <w:bottom w:w="100" w:type="dxa"/>
+              <w:left w:w="150" w:type="dxa"/>
+              <w:right w:w="150" w:type="dxa"/>
+            </w:tcMar>
+          </w:tcPr>
+          <w:p>
+            <w:pPr>
+              <w:spacing w:before="40" w:after="40" w:line="252" w:lineRule="auto"/>
+              <w:jc w:val="left"/>
+            </w:pPr>
+            <w:r>
+              <w:rPr>
+                <w:rFonts w:ascii="Times New Roman" w:hAnsi="Times New Roman"/>
+                <w:sz w:val="22"/>
+              </w:rPr>
+              <w:t>Новости и регламенты.</w:t>
+            </w:r>
+          </w:p>
+        </w:tc>
+      </w:tr>
+      <w:tr>
+        <w:tc>
+          <w:tcPr>
+            <w:tcW w:type="dxa" w:w="3118"/>
+            <w:tcMar>
+              <w:top w:w="100" w:type="dxa"/>
+              <w:bottom w:w="100" w:type="dxa"/>
+              <w:left w:w="150" w:type="dxa"/>
+              <w:right w:w="150" w:type="dxa"/>
+            </w:tcMar>
+          </w:tcPr>
+          <w:p>
+            <w:pPr>
+              <w:spacing w:before="40" w:after="40" w:line="252" w:lineRule="auto"/>
+              <w:jc w:val="left"/>
+            </w:pPr>
+            <w:r>
+              <w:rPr>
+                <w:rFonts w:ascii="Times New Roman" w:hAnsi="Times New Roman"/>
+                <w:sz w:val="22"/>
+              </w:rPr>
+              <w:t>Аудит</w:t>
+            </w:r>
+          </w:p>
+        </w:tc>
+        <w:tc>
+          <w:tcPr>
+            <w:tcW w:type="dxa" w:w="3118"/>
+            <w:tcMar>
+              <w:top w:w="100" w:type="dxa"/>
+              <w:bottom w:w="100" w:type="dxa"/>
+              <w:left w:w="150" w:type="dxa"/>
+              <w:right w:w="150" w:type="dxa"/>
+            </w:tcMar>
+          </w:tcPr>
+          <w:p>
+            <w:pPr>
+              <w:spacing w:before="40" w:after="40" w:line="252" w:lineRule="auto"/>
+              <w:jc w:val="left"/>
+            </w:pPr>
+            <w:r>
+              <w:rPr>
+                <w:rFonts w:ascii="Times New Roman" w:hAnsi="Times New Roman"/>
+                <w:sz w:val="22"/>
+              </w:rPr>
+              <w:t>`/audit`</w:t>
+            </w:r>
+          </w:p>
+        </w:tc>
+        <w:tc>
+          <w:tcPr>
+            <w:tcW w:type="dxa" w:w="3118"/>
+            <w:tcMar>
+              <w:top w:w="100" w:type="dxa"/>
+              <w:bottom w:w="100" w:type="dxa"/>
+              <w:left w:w="150" w:type="dxa"/>
+              <w:right w:w="150" w:type="dxa"/>
+            </w:tcMar>
+          </w:tcPr>
+          <w:p>
+            <w:pPr>
+              <w:spacing w:before="40" w:after="40" w:line="252" w:lineRule="auto"/>
+              <w:jc w:val="left"/>
+            </w:pPr>
+            <w:r>
+              <w:rPr>
+                <w:rFonts w:ascii="Times New Roman" w:hAnsi="Times New Roman"/>
+                <w:sz w:val="22"/>
+              </w:rPr>
+              <w:t>События и записи аудита.</w:t>
+            </w:r>
+          </w:p>
+        </w:tc>
+      </w:tr>
+      <w:tr>
+        <w:tc>
+          <w:tcPr>
+            <w:tcW w:type="dxa" w:w="3118"/>
+            <w:tcMar>
+              <w:top w:w="100" w:type="dxa"/>
+              <w:bottom w:w="100" w:type="dxa"/>
+              <w:left w:w="150" w:type="dxa"/>
+              <w:right w:w="150" w:type="dxa"/>
+            </w:tcMar>
+          </w:tcPr>
+          <w:p>
+            <w:pPr>
+              <w:spacing w:before="40" w:after="40" w:line="252" w:lineRule="auto"/>
+              <w:jc w:val="left"/>
+            </w:pPr>
+            <w:r>
+              <w:rPr>
+                <w:rFonts w:ascii="Times New Roman" w:hAnsi="Times New Roman"/>
+                <w:sz w:val="22"/>
+              </w:rPr>
+              <w:t>Карта сайта</w:t>
+            </w:r>
+          </w:p>
+        </w:tc>
+        <w:tc>
+          <w:tcPr>
+            <w:tcW w:type="dxa" w:w="3118"/>
+            <w:tcMar>
+              <w:top w:w="100" w:type="dxa"/>
+              <w:bottom w:w="100" w:type="dxa"/>
+              <w:left w:w="150" w:type="dxa"/>
+              <w:right w:w="150" w:type="dxa"/>
+            </w:tcMar>
+          </w:tcPr>
+          <w:p>
+            <w:pPr>
+              <w:spacing w:before="40" w:after="40" w:line="252" w:lineRule="auto"/>
+              <w:jc w:val="left"/>
+            </w:pPr>
+            <w:r>
+              <w:rPr>
+                <w:rFonts w:ascii="Times New Roman" w:hAnsi="Times New Roman"/>
+                <w:sz w:val="22"/>
+              </w:rPr>
+              <w:t>`/sitemap`</w:t>
+            </w:r>
+          </w:p>
+        </w:tc>
+        <w:tc>
+          <w:tcPr>
+            <w:tcW w:type="dxa" w:w="3118"/>
+            <w:tcMar>
+              <w:top w:w="100" w:type="dxa"/>
+              <w:bottom w:w="100" w:type="dxa"/>
+              <w:left w:w="150" w:type="dxa"/>
+              <w:right w:w="150" w:type="dxa"/>
+            </w:tcMar>
+          </w:tcPr>
+          <w:p>
+            <w:pPr>
+              <w:spacing w:before="40" w:after="40" w:line="252" w:lineRule="auto"/>
+              <w:jc w:val="left"/>
+            </w:pPr>
+            <w:r>
+              <w:rPr>
+                <w:rFonts w:ascii="Times New Roman" w:hAnsi="Times New Roman"/>
+                <w:sz w:val="22"/>
+              </w:rPr>
+              <w:t>Перечень разделов.</w:t>
+            </w:r>
+          </w:p>
+        </w:tc>
+      </w:tr>
+    </w:tbl>
     <w:p>
       <w:pPr>
-        <w:spacing w:line="276" w:lineRule="auto" w:after="60"/>
-        <w:ind w:left="709"/>
-        <w:jc w:val="both"/>
+        <w:spacing w:after="120"/>
       </w:pPr>
-      <w:r>
-        <w:rPr>
-          <w:rFonts w:ascii="Times New Roman" w:hAnsi="Times New Roman"/>
-          <w:b/>
-          <w:sz w:val="28"/>
-        </w:rPr>
-        <w:t xml:space="preserve">1. </w:t>
-      </w:r>
-      <w:r>
-        <w:rPr>
-          <w:rFonts w:ascii="Times New Roman" w:hAnsi="Times New Roman"/>
-          <w:sz w:val="28"/>
-        </w:rPr>
-        <w:t xml:space="preserve">Спроектировать целостную </w:t>
-      </w:r>
-      <w:r>
-        <w:rPr>
-          <w:rFonts w:ascii="Times New Roman" w:hAnsi="Times New Roman"/>
-          <w:b/>
-          <w:sz w:val="28"/>
-        </w:rPr>
-        <w:t>информационную архитектуру (Sitemap)</w:t>
-      </w:r>
-      <w:r>
-        <w:rPr>
-          <w:rFonts w:ascii="Times New Roman" w:hAnsi="Times New Roman"/>
-          <w:sz w:val="28"/>
-        </w:rPr>
-        <w:t xml:space="preserve"> корпоративного портала, покрывающую все процессы жизненного цикла учебных планов (УП), экспертизы ФГОС 3++, электронного визирования, актуализации по служебным запискам и ролевого администрирования (RBAC).</w:t>
-      </w:r>
-    </w:p>
-    <w:p>
-      <w:pPr>
-        <w:spacing w:line="276" w:lineRule="auto" w:after="60"/>
-        <w:ind w:left="709"/>
-        <w:jc w:val="both"/>
-      </w:pPr>
-      <w:r>
-        <w:rPr>
-          <w:rFonts w:ascii="Times New Roman" w:hAnsi="Times New Roman"/>
-          <w:b/>
-          <w:sz w:val="28"/>
-        </w:rPr>
-        <w:t xml:space="preserve">2. </w:t>
-      </w:r>
-      <w:r>
-        <w:rPr>
-          <w:rFonts w:ascii="Times New Roman" w:hAnsi="Times New Roman"/>
-          <w:sz w:val="28"/>
-        </w:rPr>
-        <w:t xml:space="preserve">Сверстать и программно реализовать </w:t>
-      </w:r>
-      <w:r>
-        <w:rPr>
-          <w:rFonts w:ascii="Times New Roman" w:hAnsi="Times New Roman"/>
-          <w:b/>
-          <w:sz w:val="28"/>
-        </w:rPr>
-        <w:t>структуру разделов и типовых страниц</w:t>
-      </w:r>
-      <w:r>
-        <w:rPr>
-          <w:rFonts w:ascii="Times New Roman" w:hAnsi="Times New Roman"/>
-          <w:sz w:val="28"/>
-        </w:rPr>
-        <w:t xml:space="preserve"> портала с применением адаптивного шаблона дизайна (разработанного в ЛР №3), семантической разметки HTML5, стилей TailwindCSS и шрифтовых иконок FontAwesome.</w:t>
-      </w:r>
-    </w:p>
-    <w:p>
-      <w:pPr>
-        <w:spacing w:line="276" w:lineRule="auto" w:after="60"/>
-        <w:ind w:left="709"/>
-        <w:jc w:val="both"/>
-      </w:pPr>
-      <w:r>
-        <w:rPr>
-          <w:rFonts w:ascii="Times New Roman" w:hAnsi="Times New Roman"/>
-          <w:b/>
-          <w:sz w:val="28"/>
-        </w:rPr>
-        <w:t xml:space="preserve">3. </w:t>
-      </w:r>
-      <w:r>
-        <w:rPr>
-          <w:rFonts w:ascii="Times New Roman" w:hAnsi="Times New Roman"/>
-          <w:sz w:val="28"/>
-        </w:rPr>
-        <w:t>Разработать и интегрировать следующие ключевые разделы и интерфейсные страницы:</w:t>
-      </w:r>
-    </w:p>
-    <w:p>
-      <w:pPr>
-        <w:spacing w:line="276" w:lineRule="auto" w:after="60"/>
-        <w:ind w:left="1134"/>
-        <w:jc w:val="both"/>
-      </w:pPr>
-      <w:r>
-        <w:rPr>
-          <w:rFonts w:ascii="Times New Roman" w:hAnsi="Times New Roman"/>
-          <w:b w:val="0"/>
-          <w:sz w:val="28"/>
-        </w:rPr>
-        <w:t xml:space="preserve">• </w:t>
-      </w:r>
-      <w:r>
-        <w:rPr>
-          <w:rFonts w:ascii="Times New Roman" w:hAnsi="Times New Roman"/>
-          <w:sz w:val="28"/>
-        </w:rPr>
-      </w:r>
-      <w:r>
-        <w:rPr>
-          <w:rFonts w:ascii="Times New Roman" w:hAnsi="Times New Roman"/>
-          <w:b/>
-          <w:sz w:val="28"/>
-        </w:rPr>
-        <w:t>Раздел 1: Сводная панель оперативного мониторинга и аккредитационной экспертизы</w:t>
-      </w:r>
-      <w:r>
-        <w:rPr>
-          <w:rFonts w:ascii="Times New Roman" w:hAnsi="Times New Roman"/>
-          <w:sz w:val="28"/>
-        </w:rPr>
-        <w:t xml:space="preserve"> (`/` — *Dashboard*);</w:t>
-      </w:r>
-    </w:p>
-    <w:p>
-      <w:pPr>
-        <w:spacing w:line="276" w:lineRule="auto" w:after="60"/>
-        <w:ind w:left="1134"/>
-        <w:jc w:val="both"/>
-      </w:pPr>
-      <w:r>
-        <w:rPr>
-          <w:rFonts w:ascii="Times New Roman" w:hAnsi="Times New Roman"/>
-          <w:b w:val="0"/>
-          <w:sz w:val="28"/>
-        </w:rPr>
-        <w:t xml:space="preserve">• </w:t>
-      </w:r>
-      <w:r>
-        <w:rPr>
-          <w:rFonts w:ascii="Times New Roman" w:hAnsi="Times New Roman"/>
-          <w:sz w:val="28"/>
-        </w:rPr>
-      </w:r>
-      <w:r>
-        <w:rPr>
-          <w:rFonts w:ascii="Times New Roman" w:hAnsi="Times New Roman"/>
-          <w:b/>
-          <w:sz w:val="28"/>
-        </w:rPr>
-        <w:t>Раздел 2: Реестр и каталог учебных планов</w:t>
-      </w:r>
-      <w:r>
-        <w:rPr>
-          <w:rFonts w:ascii="Times New Roman" w:hAnsi="Times New Roman"/>
-          <w:sz w:val="28"/>
-        </w:rPr>
-        <w:t xml:space="preserve"> (`/plans`) и </w:t>
-      </w:r>
-      <w:r>
-        <w:rPr>
-          <w:rFonts w:ascii="Times New Roman" w:hAnsi="Times New Roman"/>
-          <w:b/>
-          <w:sz w:val="28"/>
-        </w:rPr>
-        <w:t>Страница семестровой матрицы дисциплин</w:t>
-      </w:r>
-      <w:r>
-        <w:rPr>
-          <w:rFonts w:ascii="Times New Roman" w:hAnsi="Times New Roman"/>
-          <w:sz w:val="28"/>
-        </w:rPr>
-        <w:t xml:space="preserve"> (`/plans/&lt;id&gt;`);</w:t>
-      </w:r>
-    </w:p>
-    <w:p>
-      <w:pPr>
-        <w:spacing w:line="276" w:lineRule="auto" w:after="60"/>
-        <w:ind w:left="1134"/>
-        <w:jc w:val="both"/>
-      </w:pPr>
-      <w:r>
-        <w:rPr>
-          <w:rFonts w:ascii="Times New Roman" w:hAnsi="Times New Roman"/>
-          <w:b w:val="0"/>
-          <w:sz w:val="28"/>
-        </w:rPr>
-        <w:t xml:space="preserve">• </w:t>
-      </w:r>
-      <w:r>
-        <w:rPr>
-          <w:rFonts w:ascii="Times New Roman" w:hAnsi="Times New Roman"/>
-          <w:sz w:val="28"/>
-        </w:rPr>
-      </w:r>
-      <w:r>
-        <w:rPr>
-          <w:rFonts w:ascii="Times New Roman" w:hAnsi="Times New Roman"/>
-          <w:b/>
-          <w:sz w:val="28"/>
-        </w:rPr>
-        <w:t>Раздел 3: Модуль автоматизированного контроля соответствия стандартам ФГОС ВО 3++</w:t>
-      </w:r>
-      <w:r>
-        <w:rPr>
-          <w:rFonts w:ascii="Times New Roman" w:hAnsi="Times New Roman"/>
-          <w:sz w:val="28"/>
-        </w:rPr>
-        <w:t xml:space="preserve"> (`/validate/&lt;id&gt;`);</w:t>
-      </w:r>
-    </w:p>
-    <w:p>
-      <w:pPr>
-        <w:spacing w:line="276" w:lineRule="auto" w:after="60"/>
-        <w:ind w:left="1134"/>
-        <w:jc w:val="both"/>
-      </w:pPr>
-      <w:r>
-        <w:rPr>
-          <w:rFonts w:ascii="Times New Roman" w:hAnsi="Times New Roman"/>
-          <w:b w:val="0"/>
-          <w:sz w:val="28"/>
-        </w:rPr>
-        <w:t xml:space="preserve">• </w:t>
-      </w:r>
-      <w:r>
-        <w:rPr>
-          <w:rFonts w:ascii="Times New Roman" w:hAnsi="Times New Roman"/>
-          <w:sz w:val="28"/>
-        </w:rPr>
-      </w:r>
-      <w:r>
-        <w:rPr>
-          <w:rFonts w:ascii="Times New Roman" w:hAnsi="Times New Roman"/>
-          <w:b/>
-          <w:sz w:val="28"/>
-        </w:rPr>
-        <w:t>Раздел 4: Раздел электронного визирования документов и наложения усиленной квалифицированной ЭЦП</w:t>
-      </w:r>
-      <w:r>
-        <w:rPr>
-          <w:rFonts w:ascii="Times New Roman" w:hAnsi="Times New Roman"/>
-          <w:sz w:val="28"/>
-        </w:rPr>
-        <w:t xml:space="preserve"> (`/signatures`, `/signatures/&lt;id&gt;`);</w:t>
-      </w:r>
-    </w:p>
-    <w:p>
-      <w:pPr>
-        <w:spacing w:line="276" w:lineRule="auto" w:after="60"/>
-        <w:ind w:left="1134"/>
-        <w:jc w:val="both"/>
-      </w:pPr>
-      <w:r>
-        <w:rPr>
-          <w:rFonts w:ascii="Times New Roman" w:hAnsi="Times New Roman"/>
-          <w:b w:val="0"/>
-          <w:sz w:val="28"/>
-        </w:rPr>
-        <w:t xml:space="preserve">• </w:t>
-      </w:r>
-      <w:r>
-        <w:rPr>
-          <w:rFonts w:ascii="Times New Roman" w:hAnsi="Times New Roman"/>
-          <w:sz w:val="28"/>
-        </w:rPr>
-      </w:r>
-      <w:r>
-        <w:rPr>
-          <w:rFonts w:ascii="Times New Roman" w:hAnsi="Times New Roman"/>
-          <w:b/>
-          <w:sz w:val="28"/>
-        </w:rPr>
-        <w:t>Раздел 5: Раздел учета служебных записок, межведомственного согласования и Diff-анализа изменений</w:t>
-      </w:r>
-      <w:r>
-        <w:rPr>
-          <w:rFonts w:ascii="Times New Roman" w:hAnsi="Times New Roman"/>
-          <w:sz w:val="28"/>
-        </w:rPr>
-        <w:t xml:space="preserve"> (`/memos`, `/memos/new`);</w:t>
-      </w:r>
-    </w:p>
-    <w:p>
-      <w:pPr>
-        <w:spacing w:line="276" w:lineRule="auto" w:after="60"/>
-        <w:ind w:left="1134"/>
-        <w:jc w:val="both"/>
-      </w:pPr>
-      <w:r>
-        <w:rPr>
-          <w:rFonts w:ascii="Times New Roman" w:hAnsi="Times New Roman"/>
-          <w:b w:val="0"/>
-          <w:sz w:val="28"/>
-        </w:rPr>
-        <w:t xml:space="preserve">• </w:t>
-      </w:r>
-      <w:r>
-        <w:rPr>
-          <w:rFonts w:ascii="Times New Roman" w:hAnsi="Times New Roman"/>
-          <w:sz w:val="28"/>
-        </w:rPr>
-      </w:r>
-      <w:r>
-        <w:rPr>
-          <w:rFonts w:ascii="Times New Roman" w:hAnsi="Times New Roman"/>
-          <w:b/>
-          <w:sz w:val="28"/>
-        </w:rPr>
-        <w:t>Раздел 6: Каталог образовательных программ и направлений подготовки</w:t>
-      </w:r>
-      <w:r>
-        <w:rPr>
-          <w:rFonts w:ascii="Times New Roman" w:hAnsi="Times New Roman"/>
-          <w:sz w:val="28"/>
-        </w:rPr>
-        <w:t xml:space="preserve"> (`/programs`);</w:t>
-      </w:r>
-    </w:p>
-    <w:p>
-      <w:pPr>
-        <w:spacing w:line="276" w:lineRule="auto" w:after="60"/>
-        <w:ind w:left="1134"/>
-        <w:jc w:val="both"/>
-      </w:pPr>
-      <w:r>
-        <w:rPr>
-          <w:rFonts w:ascii="Times New Roman" w:hAnsi="Times New Roman"/>
-          <w:b w:val="0"/>
-          <w:sz w:val="28"/>
-        </w:rPr>
-        <w:t xml:space="preserve">• </w:t>
-      </w:r>
-      <w:r>
-        <w:rPr>
-          <w:rFonts w:ascii="Times New Roman" w:hAnsi="Times New Roman"/>
-          <w:sz w:val="28"/>
-        </w:rPr>
-      </w:r>
-      <w:r>
-        <w:rPr>
-          <w:rFonts w:ascii="Times New Roman" w:hAnsi="Times New Roman"/>
-          <w:b/>
-          <w:sz w:val="28"/>
-        </w:rPr>
-        <w:t>Раздел 7: Справочники нормативных стандартов ФГОС 3++</w:t>
-      </w:r>
-      <w:r>
-        <w:rPr>
-          <w:rFonts w:ascii="Times New Roman" w:hAnsi="Times New Roman"/>
-          <w:sz w:val="28"/>
-        </w:rPr>
-        <w:t xml:space="preserve"> (`/standards`) и </w:t>
-      </w:r>
-      <w:r>
-        <w:rPr>
-          <w:rFonts w:ascii="Times New Roman" w:hAnsi="Times New Roman"/>
-          <w:b/>
-          <w:sz w:val="28"/>
-        </w:rPr>
-        <w:t>структуры кафедр вуза</w:t>
-      </w:r>
-      <w:r>
-        <w:rPr>
-          <w:rFonts w:ascii="Times New Roman" w:hAnsi="Times New Roman"/>
-          <w:sz w:val="28"/>
-        </w:rPr>
-        <w:t xml:space="preserve"> (`/departments`);</w:t>
-      </w:r>
-    </w:p>
-    <w:p>
-      <w:pPr>
-        <w:spacing w:line="276" w:lineRule="auto" w:after="60"/>
-        <w:ind w:left="1134"/>
-        <w:jc w:val="both"/>
-      </w:pPr>
-      <w:r>
-        <w:rPr>
-          <w:rFonts w:ascii="Times New Roman" w:hAnsi="Times New Roman"/>
-          <w:b w:val="0"/>
-          <w:sz w:val="28"/>
-        </w:rPr>
-        <w:t xml:space="preserve">• </w:t>
-      </w:r>
-      <w:r>
-        <w:rPr>
-          <w:rFonts w:ascii="Times New Roman" w:hAnsi="Times New Roman"/>
-          <w:sz w:val="28"/>
-        </w:rPr>
-      </w:r>
-      <w:r>
-        <w:rPr>
-          <w:rFonts w:ascii="Times New Roman" w:hAnsi="Times New Roman"/>
-          <w:b/>
-          <w:sz w:val="28"/>
-        </w:rPr>
-        <w:t>Раздел 8: Матрица закрепления компетенций ФГОС (УК, ОПК, ПК)</w:t>
-      </w:r>
-      <w:r>
-        <w:rPr>
-          <w:rFonts w:ascii="Times New Roman" w:hAnsi="Times New Roman"/>
-          <w:sz w:val="28"/>
-        </w:rPr>
-        <w:t xml:space="preserve"> (`/competencies`);</w:t>
-      </w:r>
-    </w:p>
-    <w:p>
-      <w:pPr>
-        <w:spacing w:line="276" w:lineRule="auto" w:after="60"/>
-        <w:ind w:left="1134"/>
-        <w:jc w:val="both"/>
-      </w:pPr>
-      <w:r>
-        <w:rPr>
-          <w:rFonts w:ascii="Times New Roman" w:hAnsi="Times New Roman"/>
-          <w:b w:val="0"/>
-          <w:sz w:val="28"/>
-        </w:rPr>
-        <w:t xml:space="preserve">• </w:t>
-      </w:r>
-      <w:r>
-        <w:rPr>
-          <w:rFonts w:ascii="Times New Roman" w:hAnsi="Times New Roman"/>
-          <w:sz w:val="28"/>
-        </w:rPr>
-      </w:r>
-      <w:r>
-        <w:rPr>
-          <w:rFonts w:ascii="Times New Roman" w:hAnsi="Times New Roman"/>
-          <w:b/>
-          <w:sz w:val="28"/>
-        </w:rPr>
-        <w:t>Раздел 9: Модуль аудита безопасности, системного протоколирования и версионирования</w:t>
-      </w:r>
-      <w:r>
-        <w:rPr>
-          <w:rFonts w:ascii="Times New Roman" w:hAnsi="Times New Roman"/>
-          <w:sz w:val="28"/>
-        </w:rPr>
-        <w:t xml:space="preserve"> (`/audit`);</w:t>
-      </w:r>
-    </w:p>
-    <w:p>
-      <w:pPr>
-        <w:spacing w:line="276" w:lineRule="auto" w:after="60"/>
-        <w:ind w:left="1134"/>
-        <w:jc w:val="both"/>
-      </w:pPr>
-      <w:r>
-        <w:rPr>
-          <w:rFonts w:ascii="Times New Roman" w:hAnsi="Times New Roman"/>
-          <w:b w:val="0"/>
-          <w:sz w:val="28"/>
-        </w:rPr>
-        <w:t xml:space="preserve">• </w:t>
-      </w:r>
-      <w:r>
-        <w:rPr>
-          <w:rFonts w:ascii="Times New Roman" w:hAnsi="Times New Roman"/>
-          <w:sz w:val="28"/>
-        </w:rPr>
-      </w:r>
-      <w:r>
-        <w:rPr>
-          <w:rFonts w:ascii="Times New Roman" w:hAnsi="Times New Roman"/>
-          <w:b/>
-          <w:sz w:val="28"/>
-        </w:rPr>
-        <w:t>Раздел 10: Интерактивная карта сайта и визуальная структура портала</w:t>
-      </w:r>
-      <w:r>
-        <w:rPr>
-          <w:rFonts w:ascii="Times New Roman" w:hAnsi="Times New Roman"/>
-          <w:sz w:val="28"/>
-        </w:rPr>
-        <w:t xml:space="preserve"> (`/sitemap`).</w:t>
-      </w:r>
-    </w:p>
-    <w:p>
-      <w:pPr>
-        <w:spacing w:line="276" w:lineRule="auto" w:after="60"/>
-        <w:ind w:left="709"/>
-        <w:jc w:val="both"/>
-      </w:pPr>
-      <w:r>
-        <w:rPr>
-          <w:rFonts w:ascii="Times New Roman" w:hAnsi="Times New Roman"/>
-          <w:b/>
-          <w:sz w:val="28"/>
-        </w:rPr>
-        <w:t xml:space="preserve">4. </w:t>
-      </w:r>
-      <w:r>
-        <w:rPr>
-          <w:rFonts w:ascii="Times New Roman" w:hAnsi="Times New Roman"/>
-          <w:sz w:val="28"/>
-        </w:rPr>
-        <w:t>Подготовить комплект проектно-отчетной документации (Markdown, DOCX, PDF).</w:t>
-      </w:r>
-    </w:p>
-    <w:p>
-      <w:pPr>
-        <w:spacing w:before="240" w:after="120"/>
-        <w:jc w:val="left"/>
-      </w:pPr>
-      <w:r>
-        <w:rPr>
-          <w:rFonts w:ascii="Times New Roman" w:hAnsi="Times New Roman"/>
-          <w:b/>
-          <w:sz w:val="28"/>
-        </w:rPr>
-        <w:t>2. Информационная архитектура портала и карта разделов (Sitemap)</w:t>
-      </w:r>
-    </w:p>
-    <w:p>
-      <w:pPr>
-        <w:spacing w:before="160" w:after="80"/>
-        <w:jc w:val="left"/>
-      </w:pPr>
-      <w:r>
-        <w:rPr>
-          <w:rFonts w:ascii="Times New Roman" w:hAnsi="Times New Roman"/>
-          <w:b/>
-          <w:sz w:val="26"/>
-        </w:rPr>
-        <w:t>2.1. Иерархическое дерево разделов и маршрутизация (URL Schema)</w:t>
-      </w:r>
-    </w:p>
-    <w:p>
-      <w:pPr>
-        <w:spacing w:line="276" w:lineRule="auto" w:after="120"/>
-        <w:ind w:firstLine="709"/>
-        <w:jc w:val="both"/>
-      </w:pPr>
-      <w:r>
-        <w:rPr>
-          <w:rFonts w:ascii="Times New Roman" w:hAnsi="Times New Roman"/>
-          <w:sz w:val="28"/>
-        </w:rPr>
-        <w:t>Информационная архитектура портала структурирована по 5 ключевым функциональным уровням, обеспечивающим логическую связность и быстрый доступ пользователей различных ролевых групп к целевым объектам.</w:t>
-      </w:r>
     </w:p>
     <w:p>
       <w:pPr>
@@ -771,86 +1261,21 @@
           <w:i/>
           <w:sz w:val="24"/>
         </w:rPr>
-        <w:t>Рисунок 1 — Информационная архитектура и карта разделов портала</w:t>
+        <w:t>Рисунок 1 — Карта разделов</w:t>
       </w:r>
     </w:p>
     <w:p>
       <w:pPr>
-        <w:spacing w:before="120" w:after="120"/>
-        <w:ind w:left="567"/>
-      </w:pPr>
-      <w:r>
-        <w:rPr>
-          <w:rFonts w:ascii="Courier New" w:hAnsi="Courier New"/>
-          <w:sz w:val="20"/>
-        </w:rPr>
-        <w:t>/ (Главная / Сводная панель оперативного мониторинга)</w:t>
-        <w:br/>
-        <w:t>│</w:t>
-        <w:br/>
-        <w:t>├── /plans (Реестр и каталог учебных планов)</w:t>
-        <w:br/>
-        <w:t>│   ├── /plans/&lt;id&gt; (Просмотр карточки УП и семестровой матрицы)</w:t>
-        <w:br/>
-        <w:t>│   ├── /plans/new (Конструктор создания нового проекта УП)</w:t>
-        <w:br/>
-        <w:t>│   ├── /plans/&lt;id&gt;/edit (Редактор состава дисциплин и учебных поручений)</w:t>
-        <w:br/>
-        <w:t>│   └── /competencies (Матрица компетенций ФГОС ВО: УК, ОПК, ПК)</w:t>
-        <w:br/>
-        <w:t>│</w:t>
-        <w:br/>
-        <w:t>├── /validate (Модуль аккредитационной экспертизы ФГОС)</w:t>
-        <w:br/>
-        <w:t>│   ├── /validate/&lt;id&gt; (Инспектор и протокол соответствия нормативам стандарта)</w:t>
-        <w:br/>
-        <w:t>│   ├── /standards (Реестр федеральных стандартов ФГОС ВО 3++)</w:t>
-        <w:br/>
-        <w:t>│   └── /standards/&lt;id&gt; (Параметры и контрольные лимиты стандарта)</w:t>
-        <w:br/>
-        <w:t>│</w:t>
-        <w:br/>
-        <w:t>├── /signatures (Документооборот и электронное визирование)</w:t>
-        <w:br/>
-        <w:t>│   ├── /signatures (Очередь документов, ожидающих визирования)</w:t>
-        <w:br/>
-        <w:t>│   ├── /signatures/&lt;id&gt; (Маршрут согласования и форма ЭЦП с хешем SHA-256)</w:t>
-        <w:br/>
-        <w:t>│   ├── /memos (Реестр служебных записок на изменение УП до начала семестра)</w:t>
-        <w:br/>
-        <w:t>│   └── /memos/new (Мастер подачи служебной записки с Diff-анализом)</w:t>
-        <w:br/>
-        <w:t>│</w:t>
-        <w:br/>
-        <w:t>├── /programs (Справочники и организационная структура вуза)</w:t>
-        <w:br/>
-        <w:t>│   ├── /programs (Каталог образовательных программ бакалавриата/специалитета/магистратуры)</w:t>
-        <w:br/>
-        <w:t>│   ├── /departments (Справочник выпускающих, реализующих кафедр и руководства)</w:t>
-        <w:br/>
-        <w:t>│   └── /users (Справочник пользователей и ответственных лиц)</w:t>
-        <w:br/>
-        <w:t>│</w:t>
-        <w:br/>
-        <w:t>└── /audit (Системное администрирование и безопасность)</w:t>
-        <w:br/>
-        <w:t xml:space="preserve">    ├── /audit (Журнал аудита действий операторов и безопасности)</w:t>
-        <w:br/>
-        <w:t xml:space="preserve">    └── /sitemap (Интерактивная карта разделов портала и ролевой доступ)</w:t>
-      </w:r>
-    </w:p>
-    <w:p>
-      <w:pPr>
-        <w:spacing w:before="160" w:after="80"/>
+        <w:spacing w:before="240" w:after="120"/>
         <w:jc w:val="left"/>
       </w:pPr>
       <w:r>
         <w:rPr>
           <w:rFonts w:ascii="Times New Roman" w:hAnsi="Times New Roman"/>
           <w:b/>
-          <w:sz w:val="26"/>
+          <w:sz w:val="28"/>
         </w:rPr>
-        <w:t>2.2. Ролевая матрица доступа к разделам портала (RBAC)</w:t>
+        <w:t>2. Структура страниц</w:t>
       </w:r>
     </w:p>
     <w:p>
@@ -864,2825 +1289,7 @@
           <w:rFonts w:ascii="Times New Roman" w:hAnsi="Times New Roman"/>
           <w:sz w:val="28"/>
         </w:rPr>
-        <w:t>В системе реализовано гранулярное разграничение прав доступа на базе ролевой модели (Role-Based Access Control):</w:t>
-      </w:r>
-    </w:p>
-    <w:p>
-      <w:pPr>
-        <w:spacing w:before="160" w:after="80"/>
-        <w:ind w:firstLine="709"/>
-        <w:jc w:val="left"/>
-      </w:pPr>
-      <w:r>
-        <w:rPr>
-          <w:rFonts w:ascii="Times New Roman" w:hAnsi="Times New Roman"/>
-          <w:b/>
-          <w:sz w:val="24"/>
-        </w:rPr>
-        <w:t>Таблица 1 — Спецификация данных</w:t>
-      </w:r>
-    </w:p>
-    <w:tbl>
-      <w:tblPr>
-        <w:tblW w:type="auto" w:w="0"/>
-        <w:jc w:val="center"/>
-        <w:tblLook w:firstColumn="1" w:firstRow="1" w:lastColumn="0" w:lastRow="0" w:noHBand="0" w:noVBand="1" w:val="04A0"/>
-        <w:tblBorders>
-          <w:top w:val="single" w:sz="4" w:space="0" w:color="CBD5E1"/>
-          <w:bottom w:val="single" w:sz="4" w:space="0" w:color="CBD5E1"/>
-          <w:insideH w:val="single" w:sz="4" w:space="0" w:color="CBD5E1"/>
-          <w:insideV w:val="single" w:sz="4" w:space="0" w:color="CBD5E1"/>
-          <w:left w:val="single" w:sz="4" w:space="0" w:color="CBD5E1"/>
-          <w:right w:val="single" w:sz="4" w:space="0" w:color="CBD5E1"/>
-        </w:tblBorders>
-      </w:tblPr>
-      <w:tblGrid>
-        <w:gridCol w:w="1336"/>
-        <w:gridCol w:w="1336"/>
-        <w:gridCol w:w="1336"/>
-        <w:gridCol w:w="1336"/>
-        <w:gridCol w:w="1336"/>
-        <w:gridCol w:w="1336"/>
-        <w:gridCol w:w="1336"/>
-      </w:tblGrid>
-      <w:tr>
-        <w:tc>
-          <w:tcPr>
-            <w:tcW w:type="dxa" w:w="1336"/>
-            <w:tcMar>
-              <w:top w:w="100" w:type="dxa"/>
-              <w:bottom w:w="100" w:type="dxa"/>
-              <w:left w:w="150" w:type="dxa"/>
-              <w:right w:w="150" w:type="dxa"/>
-            </w:tcMar>
-            <w:shd w:fill="E2E8F0"/>
-          </w:tcPr>
-          <w:p>
-            <w:pPr>
-              <w:spacing w:before="40" w:after="40" w:line="252" w:lineRule="auto"/>
-              <w:jc w:val="left"/>
-            </w:pPr>
-            <w:r>
-              <w:rPr>
-                <w:rFonts w:ascii="Times New Roman" w:hAnsi="Times New Roman"/>
-                <w:b/>
-                <w:sz w:val="22"/>
-              </w:rPr>
-              <w:t>Раздел / Страница</w:t>
-            </w:r>
-          </w:p>
-        </w:tc>
-        <w:tc>
-          <w:tcPr>
-            <w:tcW w:type="dxa" w:w="1336"/>
-            <w:tcMar>
-              <w:top w:w="100" w:type="dxa"/>
-              <w:bottom w:w="100" w:type="dxa"/>
-              <w:left w:w="150" w:type="dxa"/>
-              <w:right w:w="150" w:type="dxa"/>
-            </w:tcMar>
-            <w:shd w:fill="E2E8F0"/>
-          </w:tcPr>
-          <w:p>
-            <w:pPr>
-              <w:spacing w:before="40" w:after="40" w:line="252" w:lineRule="auto"/>
-              <w:jc w:val="left"/>
-            </w:pPr>
-            <w:r>
-              <w:rPr>
-                <w:rFonts w:ascii="Times New Roman" w:hAnsi="Times New Roman"/>
-                <w:b/>
-                <w:sz w:val="22"/>
-              </w:rPr>
-              <w:t>URL маршрут</w:t>
-            </w:r>
-          </w:p>
-        </w:tc>
-        <w:tc>
-          <w:tcPr>
-            <w:tcW w:type="dxa" w:w="1336"/>
-            <w:tcMar>
-              <w:top w:w="100" w:type="dxa"/>
-              <w:bottom w:w="100" w:type="dxa"/>
-              <w:left w:w="150" w:type="dxa"/>
-              <w:right w:w="150" w:type="dxa"/>
-            </w:tcMar>
-            <w:shd w:fill="E2E8F0"/>
-          </w:tcPr>
-          <w:p>
-            <w:pPr>
-              <w:spacing w:before="40" w:after="40" w:line="252" w:lineRule="auto"/>
-              <w:jc w:val="left"/>
-            </w:pPr>
-            <w:r>
-              <w:rPr>
-                <w:rFonts w:ascii="Times New Roman" w:hAnsi="Times New Roman"/>
-                <w:b/>
-                <w:sz w:val="22"/>
-              </w:rPr>
-              <w:t>Ректорат / УС</w:t>
-            </w:r>
-          </w:p>
-        </w:tc>
-        <w:tc>
-          <w:tcPr>
-            <w:tcW w:type="dxa" w:w="1336"/>
-            <w:tcMar>
-              <w:top w:w="100" w:type="dxa"/>
-              <w:bottom w:w="100" w:type="dxa"/>
-              <w:left w:w="150" w:type="dxa"/>
-              <w:right w:w="150" w:type="dxa"/>
-            </w:tcMar>
-            <w:shd w:fill="E2E8F0"/>
-          </w:tcPr>
-          <w:p>
-            <w:pPr>
-              <w:spacing w:before="40" w:after="40" w:line="252" w:lineRule="auto"/>
-              <w:jc w:val="left"/>
-            </w:pPr>
-            <w:r>
-              <w:rPr>
-                <w:rFonts w:ascii="Times New Roman" w:hAnsi="Times New Roman"/>
-                <w:b/>
-                <w:sz w:val="22"/>
-              </w:rPr>
-              <w:t>Центр АНОК</w:t>
-            </w:r>
-          </w:p>
-        </w:tc>
-        <w:tc>
-          <w:tcPr>
-            <w:tcW w:type="dxa" w:w="1336"/>
-            <w:tcMar>
-              <w:top w:w="100" w:type="dxa"/>
-              <w:bottom w:w="100" w:type="dxa"/>
-              <w:left w:w="150" w:type="dxa"/>
-              <w:right w:w="150" w:type="dxa"/>
-            </w:tcMar>
-            <w:shd w:fill="E2E8F0"/>
-          </w:tcPr>
-          <w:p>
-            <w:pPr>
-              <w:spacing w:before="40" w:after="40" w:line="252" w:lineRule="auto"/>
-              <w:jc w:val="left"/>
-            </w:pPr>
-            <w:r>
-              <w:rPr>
-                <w:rFonts w:ascii="Times New Roman" w:hAnsi="Times New Roman"/>
-                <w:b/>
-                <w:sz w:val="22"/>
-              </w:rPr>
-              <w:t>Выпускающая каф.</w:t>
-            </w:r>
-          </w:p>
-        </w:tc>
-        <w:tc>
-          <w:tcPr>
-            <w:tcW w:type="dxa" w:w="1336"/>
-            <w:tcMar>
-              <w:top w:w="100" w:type="dxa"/>
-              <w:bottom w:w="100" w:type="dxa"/>
-              <w:left w:w="150" w:type="dxa"/>
-              <w:right w:w="150" w:type="dxa"/>
-            </w:tcMar>
-            <w:shd w:fill="E2E8F0"/>
-          </w:tcPr>
-          <w:p>
-            <w:pPr>
-              <w:spacing w:before="40" w:after="40" w:line="252" w:lineRule="auto"/>
-              <w:jc w:val="left"/>
-            </w:pPr>
-            <w:r>
-              <w:rPr>
-                <w:rFonts w:ascii="Times New Roman" w:hAnsi="Times New Roman"/>
-                <w:b/>
-                <w:sz w:val="22"/>
-              </w:rPr>
-              <w:t>Реализующая каф.</w:t>
-            </w:r>
-          </w:p>
-        </w:tc>
-        <w:tc>
-          <w:tcPr>
-            <w:tcW w:type="dxa" w:w="1336"/>
-            <w:tcMar>
-              <w:top w:w="100" w:type="dxa"/>
-              <w:bottom w:w="100" w:type="dxa"/>
-              <w:left w:w="150" w:type="dxa"/>
-              <w:right w:w="150" w:type="dxa"/>
-            </w:tcMar>
-            <w:shd w:fill="E2E8F0"/>
-          </w:tcPr>
-          <w:p>
-            <w:pPr>
-              <w:spacing w:before="40" w:after="40" w:line="252" w:lineRule="auto"/>
-              <w:jc w:val="left"/>
-            </w:pPr>
-            <w:r>
-              <w:rPr>
-                <w:rFonts w:ascii="Times New Roman" w:hAnsi="Times New Roman"/>
-                <w:b/>
-                <w:sz w:val="22"/>
-              </w:rPr>
-              <w:t>Студенты / Препод.</w:t>
-            </w:r>
-          </w:p>
-        </w:tc>
-      </w:tr>
-      <w:tr>
-        <w:tc>
-          <w:tcPr>
-            <w:tcW w:type="dxa" w:w="1336"/>
-            <w:tcMar>
-              <w:top w:w="100" w:type="dxa"/>
-              <w:bottom w:w="100" w:type="dxa"/>
-              <w:left w:w="150" w:type="dxa"/>
-              <w:right w:w="150" w:type="dxa"/>
-            </w:tcMar>
-          </w:tcPr>
-          <w:p>
-            <w:pPr>
-              <w:spacing w:before="40" w:after="40" w:line="252" w:lineRule="auto"/>
-              <w:jc w:val="left"/>
-            </w:pPr>
-            <w:r>
-              <w:rPr>
-                <w:rFonts w:ascii="Times New Roman" w:hAnsi="Times New Roman"/>
-                <w:sz w:val="22"/>
-              </w:rPr>
-            </w:r>
-            <w:r>
-              <w:rPr>
-                <w:rFonts w:ascii="Times New Roman" w:hAnsi="Times New Roman"/>
-                <w:b/>
-                <w:sz w:val="22"/>
-              </w:rPr>
-              <w:t>Сводная панель</w:t>
-            </w:r>
-            <w:r>
-              <w:rPr>
-                <w:rFonts w:ascii="Times New Roman" w:hAnsi="Times New Roman"/>
-                <w:sz w:val="22"/>
-              </w:rPr>
-            </w:r>
-          </w:p>
-        </w:tc>
-        <w:tc>
-          <w:tcPr>
-            <w:tcW w:type="dxa" w:w="1336"/>
-            <w:tcMar>
-              <w:top w:w="100" w:type="dxa"/>
-              <w:bottom w:w="100" w:type="dxa"/>
-              <w:left w:w="150" w:type="dxa"/>
-              <w:right w:w="150" w:type="dxa"/>
-            </w:tcMar>
-          </w:tcPr>
-          <w:p>
-            <w:pPr>
-              <w:spacing w:before="40" w:after="40" w:line="252" w:lineRule="auto"/>
-              <w:jc w:val="left"/>
-            </w:pPr>
-            <w:r>
-              <w:rPr>
-                <w:rFonts w:ascii="Times New Roman" w:hAnsi="Times New Roman"/>
-                <w:sz w:val="22"/>
-              </w:rPr>
-              <w:t>`/`</w:t>
-            </w:r>
-          </w:p>
-        </w:tc>
-        <w:tc>
-          <w:tcPr>
-            <w:tcW w:type="dxa" w:w="1336"/>
-            <w:tcMar>
-              <w:top w:w="100" w:type="dxa"/>
-              <w:bottom w:w="100" w:type="dxa"/>
-              <w:left w:w="150" w:type="dxa"/>
-              <w:right w:w="150" w:type="dxa"/>
-            </w:tcMar>
-          </w:tcPr>
-          <w:p>
-            <w:pPr>
-              <w:spacing w:before="40" w:after="40" w:line="252" w:lineRule="auto"/>
-              <w:jc w:val="left"/>
-            </w:pPr>
-            <w:r>
-              <w:rPr>
-                <w:rFonts w:ascii="Times New Roman" w:hAnsi="Times New Roman"/>
-                <w:sz w:val="22"/>
-              </w:rPr>
-              <w:t>Чтение / KPI</w:t>
-            </w:r>
-          </w:p>
-        </w:tc>
-        <w:tc>
-          <w:tcPr>
-            <w:tcW w:type="dxa" w:w="1336"/>
-            <w:tcMar>
-              <w:top w:w="100" w:type="dxa"/>
-              <w:bottom w:w="100" w:type="dxa"/>
-              <w:left w:w="150" w:type="dxa"/>
-              <w:right w:w="150" w:type="dxa"/>
-            </w:tcMar>
-          </w:tcPr>
-          <w:p>
-            <w:pPr>
-              <w:spacing w:before="40" w:after="40" w:line="252" w:lineRule="auto"/>
-              <w:jc w:val="left"/>
-            </w:pPr>
-            <w:r>
-              <w:rPr>
-                <w:rFonts w:ascii="Times New Roman" w:hAnsi="Times New Roman"/>
-                <w:sz w:val="22"/>
-              </w:rPr>
-              <w:t>Полный доступ</w:t>
-            </w:r>
-          </w:p>
-        </w:tc>
-        <w:tc>
-          <w:tcPr>
-            <w:tcW w:type="dxa" w:w="1336"/>
-            <w:tcMar>
-              <w:top w:w="100" w:type="dxa"/>
-              <w:bottom w:w="100" w:type="dxa"/>
-              <w:left w:w="150" w:type="dxa"/>
-              <w:right w:w="150" w:type="dxa"/>
-            </w:tcMar>
-          </w:tcPr>
-          <w:p>
-            <w:pPr>
-              <w:spacing w:before="40" w:after="40" w:line="252" w:lineRule="auto"/>
-              <w:jc w:val="left"/>
-            </w:pPr>
-            <w:r>
-              <w:rPr>
-                <w:rFonts w:ascii="Times New Roman" w:hAnsi="Times New Roman"/>
-                <w:sz w:val="22"/>
-              </w:rPr>
-              <w:t>Свои УП</w:t>
-            </w:r>
-          </w:p>
-        </w:tc>
-        <w:tc>
-          <w:tcPr>
-            <w:tcW w:type="dxa" w:w="1336"/>
-            <w:tcMar>
-              <w:top w:w="100" w:type="dxa"/>
-              <w:bottom w:w="100" w:type="dxa"/>
-              <w:left w:w="150" w:type="dxa"/>
-              <w:right w:w="150" w:type="dxa"/>
-            </w:tcMar>
-          </w:tcPr>
-          <w:p>
-            <w:pPr>
-              <w:spacing w:before="40" w:after="40" w:line="252" w:lineRule="auto"/>
-              <w:jc w:val="left"/>
-            </w:pPr>
-            <w:r>
-              <w:rPr>
-                <w:rFonts w:ascii="Times New Roman" w:hAnsi="Times New Roman"/>
-                <w:sz w:val="22"/>
-              </w:rPr>
-              <w:t>Свои дисциплины</w:t>
-            </w:r>
-          </w:p>
-        </w:tc>
-        <w:tc>
-          <w:tcPr>
-            <w:tcW w:type="dxa" w:w="1336"/>
-            <w:tcMar>
-              <w:top w:w="100" w:type="dxa"/>
-              <w:bottom w:w="100" w:type="dxa"/>
-              <w:left w:w="150" w:type="dxa"/>
-              <w:right w:w="150" w:type="dxa"/>
-            </w:tcMar>
-          </w:tcPr>
-          <w:p>
-            <w:pPr>
-              <w:spacing w:before="40" w:after="40" w:line="252" w:lineRule="auto"/>
-              <w:jc w:val="left"/>
-            </w:pPr>
-            <w:r>
-              <w:rPr>
-                <w:rFonts w:ascii="Times New Roman" w:hAnsi="Times New Roman"/>
-                <w:sz w:val="22"/>
-              </w:rPr>
-              <w:t>—</w:t>
-            </w:r>
-          </w:p>
-        </w:tc>
-      </w:tr>
-      <w:tr>
-        <w:tc>
-          <w:tcPr>
-            <w:tcW w:type="dxa" w:w="1336"/>
-            <w:tcMar>
-              <w:top w:w="100" w:type="dxa"/>
-              <w:bottom w:w="100" w:type="dxa"/>
-              <w:left w:w="150" w:type="dxa"/>
-              <w:right w:w="150" w:type="dxa"/>
-            </w:tcMar>
-          </w:tcPr>
-          <w:p>
-            <w:pPr>
-              <w:spacing w:before="40" w:after="40" w:line="252" w:lineRule="auto"/>
-              <w:jc w:val="left"/>
-            </w:pPr>
-            <w:r>
-              <w:rPr>
-                <w:rFonts w:ascii="Times New Roman" w:hAnsi="Times New Roman"/>
-                <w:sz w:val="22"/>
-              </w:rPr>
-            </w:r>
-            <w:r>
-              <w:rPr>
-                <w:rFonts w:ascii="Times New Roman" w:hAnsi="Times New Roman"/>
-                <w:b/>
-                <w:sz w:val="22"/>
-              </w:rPr>
-              <w:t>Реестр учебных планов</w:t>
-            </w:r>
-            <w:r>
-              <w:rPr>
-                <w:rFonts w:ascii="Times New Roman" w:hAnsi="Times New Roman"/>
-                <w:sz w:val="22"/>
-              </w:rPr>
-            </w:r>
-          </w:p>
-        </w:tc>
-        <w:tc>
-          <w:tcPr>
-            <w:tcW w:type="dxa" w:w="1336"/>
-            <w:tcMar>
-              <w:top w:w="100" w:type="dxa"/>
-              <w:bottom w:w="100" w:type="dxa"/>
-              <w:left w:w="150" w:type="dxa"/>
-              <w:right w:w="150" w:type="dxa"/>
-            </w:tcMar>
-          </w:tcPr>
-          <w:p>
-            <w:pPr>
-              <w:spacing w:before="40" w:after="40" w:line="252" w:lineRule="auto"/>
-              <w:jc w:val="left"/>
-            </w:pPr>
-            <w:r>
-              <w:rPr>
-                <w:rFonts w:ascii="Times New Roman" w:hAnsi="Times New Roman"/>
-                <w:sz w:val="22"/>
-              </w:rPr>
-              <w:t>`/plans`</w:t>
-            </w:r>
-          </w:p>
-        </w:tc>
-        <w:tc>
-          <w:tcPr>
-            <w:tcW w:type="dxa" w:w="1336"/>
-            <w:tcMar>
-              <w:top w:w="100" w:type="dxa"/>
-              <w:bottom w:w="100" w:type="dxa"/>
-              <w:left w:w="150" w:type="dxa"/>
-              <w:right w:w="150" w:type="dxa"/>
-            </w:tcMar>
-          </w:tcPr>
-          <w:p>
-            <w:pPr>
-              <w:spacing w:before="40" w:after="40" w:line="252" w:lineRule="auto"/>
-              <w:jc w:val="left"/>
-            </w:pPr>
-            <w:r>
-              <w:rPr>
-                <w:rFonts w:ascii="Times New Roman" w:hAnsi="Times New Roman"/>
-                <w:sz w:val="22"/>
-              </w:rPr>
-              <w:t>Чтение</w:t>
-            </w:r>
-          </w:p>
-        </w:tc>
-        <w:tc>
-          <w:tcPr>
-            <w:tcW w:type="dxa" w:w="1336"/>
-            <w:tcMar>
-              <w:top w:w="100" w:type="dxa"/>
-              <w:bottom w:w="100" w:type="dxa"/>
-              <w:left w:w="150" w:type="dxa"/>
-              <w:right w:w="150" w:type="dxa"/>
-            </w:tcMar>
-          </w:tcPr>
-          <w:p>
-            <w:pPr>
-              <w:spacing w:before="40" w:after="40" w:line="252" w:lineRule="auto"/>
-              <w:jc w:val="left"/>
-            </w:pPr>
-            <w:r>
-              <w:rPr>
-                <w:rFonts w:ascii="Times New Roman" w:hAnsi="Times New Roman"/>
-                <w:sz w:val="22"/>
-              </w:rPr>
-              <w:t>Полный доступ</w:t>
-            </w:r>
-          </w:p>
-        </w:tc>
-        <w:tc>
-          <w:tcPr>
-            <w:tcW w:type="dxa" w:w="1336"/>
-            <w:tcMar>
-              <w:top w:w="100" w:type="dxa"/>
-              <w:bottom w:w="100" w:type="dxa"/>
-              <w:left w:w="150" w:type="dxa"/>
-              <w:right w:w="150" w:type="dxa"/>
-            </w:tcMar>
-          </w:tcPr>
-          <w:p>
-            <w:pPr>
-              <w:spacing w:before="40" w:after="40" w:line="252" w:lineRule="auto"/>
-              <w:jc w:val="left"/>
-            </w:pPr>
-            <w:r>
-              <w:rPr>
-                <w:rFonts w:ascii="Times New Roman" w:hAnsi="Times New Roman"/>
-                <w:sz w:val="22"/>
-              </w:rPr>
-              <w:t>Управление своими</w:t>
-            </w:r>
-          </w:p>
-        </w:tc>
-        <w:tc>
-          <w:tcPr>
-            <w:tcW w:type="dxa" w:w="1336"/>
-            <w:tcMar>
-              <w:top w:w="100" w:type="dxa"/>
-              <w:bottom w:w="100" w:type="dxa"/>
-              <w:left w:w="150" w:type="dxa"/>
-              <w:right w:w="150" w:type="dxa"/>
-            </w:tcMar>
-          </w:tcPr>
-          <w:p>
-            <w:pPr>
-              <w:spacing w:before="40" w:after="40" w:line="252" w:lineRule="auto"/>
-              <w:jc w:val="left"/>
-            </w:pPr>
-            <w:r>
-              <w:rPr>
-                <w:rFonts w:ascii="Times New Roman" w:hAnsi="Times New Roman"/>
-                <w:sz w:val="22"/>
-              </w:rPr>
-              <w:t>Просмотр нагрузки</w:t>
-            </w:r>
-          </w:p>
-        </w:tc>
-        <w:tc>
-          <w:tcPr>
-            <w:tcW w:type="dxa" w:w="1336"/>
-            <w:tcMar>
-              <w:top w:w="100" w:type="dxa"/>
-              <w:bottom w:w="100" w:type="dxa"/>
-              <w:left w:w="150" w:type="dxa"/>
-              <w:right w:w="150" w:type="dxa"/>
-            </w:tcMar>
-          </w:tcPr>
-          <w:p>
-            <w:pPr>
-              <w:spacing w:before="40" w:after="40" w:line="252" w:lineRule="auto"/>
-              <w:jc w:val="left"/>
-            </w:pPr>
-            <w:r>
-              <w:rPr>
-                <w:rFonts w:ascii="Times New Roman" w:hAnsi="Times New Roman"/>
-                <w:sz w:val="22"/>
-              </w:rPr>
-              <w:t>Просмотр Утвержд.</w:t>
-            </w:r>
-          </w:p>
-        </w:tc>
-      </w:tr>
-      <w:tr>
-        <w:tc>
-          <w:tcPr>
-            <w:tcW w:type="dxa" w:w="1336"/>
-            <w:tcMar>
-              <w:top w:w="100" w:type="dxa"/>
-              <w:bottom w:w="100" w:type="dxa"/>
-              <w:left w:w="150" w:type="dxa"/>
-              <w:right w:w="150" w:type="dxa"/>
-            </w:tcMar>
-          </w:tcPr>
-          <w:p>
-            <w:pPr>
-              <w:spacing w:before="40" w:after="40" w:line="252" w:lineRule="auto"/>
-              <w:jc w:val="left"/>
-            </w:pPr>
-            <w:r>
-              <w:rPr>
-                <w:rFonts w:ascii="Times New Roman" w:hAnsi="Times New Roman"/>
-                <w:sz w:val="22"/>
-              </w:rPr>
-            </w:r>
-            <w:r>
-              <w:rPr>
-                <w:rFonts w:ascii="Times New Roman" w:hAnsi="Times New Roman"/>
-                <w:b/>
-                <w:sz w:val="22"/>
-              </w:rPr>
-              <w:t>Семестровая матрица</w:t>
-            </w:r>
-            <w:r>
-              <w:rPr>
-                <w:rFonts w:ascii="Times New Roman" w:hAnsi="Times New Roman"/>
-                <w:sz w:val="22"/>
-              </w:rPr>
-            </w:r>
-          </w:p>
-        </w:tc>
-        <w:tc>
-          <w:tcPr>
-            <w:tcW w:type="dxa" w:w="1336"/>
-            <w:tcMar>
-              <w:top w:w="100" w:type="dxa"/>
-              <w:bottom w:w="100" w:type="dxa"/>
-              <w:left w:w="150" w:type="dxa"/>
-              <w:right w:w="150" w:type="dxa"/>
-            </w:tcMar>
-          </w:tcPr>
-          <w:p>
-            <w:pPr>
-              <w:spacing w:before="40" w:after="40" w:line="252" w:lineRule="auto"/>
-              <w:jc w:val="left"/>
-            </w:pPr>
-            <w:r>
-              <w:rPr>
-                <w:rFonts w:ascii="Times New Roman" w:hAnsi="Times New Roman"/>
-                <w:sz w:val="22"/>
-              </w:rPr>
-              <w:t>`/plans/&lt;id&gt;`</w:t>
-            </w:r>
-          </w:p>
-        </w:tc>
-        <w:tc>
-          <w:tcPr>
-            <w:tcW w:type="dxa" w:w="1336"/>
-            <w:tcMar>
-              <w:top w:w="100" w:type="dxa"/>
-              <w:bottom w:w="100" w:type="dxa"/>
-              <w:left w:w="150" w:type="dxa"/>
-              <w:right w:w="150" w:type="dxa"/>
-            </w:tcMar>
-          </w:tcPr>
-          <w:p>
-            <w:pPr>
-              <w:spacing w:before="40" w:after="40" w:line="252" w:lineRule="auto"/>
-              <w:jc w:val="left"/>
-            </w:pPr>
-            <w:r>
-              <w:rPr>
-                <w:rFonts w:ascii="Times New Roman" w:hAnsi="Times New Roman"/>
-                <w:sz w:val="22"/>
-              </w:rPr>
-              <w:t>Чтение</w:t>
-            </w:r>
-          </w:p>
-        </w:tc>
-        <w:tc>
-          <w:tcPr>
-            <w:tcW w:type="dxa" w:w="1336"/>
-            <w:tcMar>
-              <w:top w:w="100" w:type="dxa"/>
-              <w:bottom w:w="100" w:type="dxa"/>
-              <w:left w:w="150" w:type="dxa"/>
-              <w:right w:w="150" w:type="dxa"/>
-            </w:tcMar>
-          </w:tcPr>
-          <w:p>
-            <w:pPr>
-              <w:spacing w:before="40" w:after="40" w:line="252" w:lineRule="auto"/>
-              <w:jc w:val="left"/>
-            </w:pPr>
-            <w:r>
-              <w:rPr>
-                <w:rFonts w:ascii="Times New Roman" w:hAnsi="Times New Roman"/>
-                <w:sz w:val="22"/>
-              </w:rPr>
-              <w:t>Экспертиза</w:t>
-            </w:r>
-          </w:p>
-        </w:tc>
-        <w:tc>
-          <w:tcPr>
-            <w:tcW w:type="dxa" w:w="1336"/>
-            <w:tcMar>
-              <w:top w:w="100" w:type="dxa"/>
-              <w:bottom w:w="100" w:type="dxa"/>
-              <w:left w:w="150" w:type="dxa"/>
-              <w:right w:w="150" w:type="dxa"/>
-            </w:tcMar>
-          </w:tcPr>
-          <w:p>
-            <w:pPr>
-              <w:spacing w:before="40" w:after="40" w:line="252" w:lineRule="auto"/>
-              <w:jc w:val="left"/>
-            </w:pPr>
-            <w:r>
-              <w:rPr>
-                <w:rFonts w:ascii="Times New Roman" w:hAnsi="Times New Roman"/>
-                <w:sz w:val="22"/>
-              </w:rPr>
-              <w:t>Редактирование</w:t>
-            </w:r>
-          </w:p>
-        </w:tc>
-        <w:tc>
-          <w:tcPr>
-            <w:tcW w:type="dxa" w:w="1336"/>
-            <w:tcMar>
-              <w:top w:w="100" w:type="dxa"/>
-              <w:bottom w:w="100" w:type="dxa"/>
-              <w:left w:w="150" w:type="dxa"/>
-              <w:right w:w="150" w:type="dxa"/>
-            </w:tcMar>
-          </w:tcPr>
-          <w:p>
-            <w:pPr>
-              <w:spacing w:before="40" w:after="40" w:line="252" w:lineRule="auto"/>
-              <w:jc w:val="left"/>
-            </w:pPr>
-            <w:r>
-              <w:rPr>
-                <w:rFonts w:ascii="Times New Roman" w:hAnsi="Times New Roman"/>
-                <w:sz w:val="22"/>
-              </w:rPr>
-              <w:t>Просмотр закрепл.</w:t>
-            </w:r>
-          </w:p>
-        </w:tc>
-        <w:tc>
-          <w:tcPr>
-            <w:tcW w:type="dxa" w:w="1336"/>
-            <w:tcMar>
-              <w:top w:w="100" w:type="dxa"/>
-              <w:bottom w:w="100" w:type="dxa"/>
-              <w:left w:w="150" w:type="dxa"/>
-              <w:right w:w="150" w:type="dxa"/>
-            </w:tcMar>
-          </w:tcPr>
-          <w:p>
-            <w:pPr>
-              <w:spacing w:before="40" w:after="40" w:line="252" w:lineRule="auto"/>
-              <w:jc w:val="left"/>
-            </w:pPr>
-            <w:r>
-              <w:rPr>
-                <w:rFonts w:ascii="Times New Roman" w:hAnsi="Times New Roman"/>
-                <w:sz w:val="22"/>
-              </w:rPr>
-              <w:t>Чтение</w:t>
-            </w:r>
-          </w:p>
-        </w:tc>
-      </w:tr>
-      <w:tr>
-        <w:tc>
-          <w:tcPr>
-            <w:tcW w:type="dxa" w:w="1336"/>
-            <w:tcMar>
-              <w:top w:w="100" w:type="dxa"/>
-              <w:bottom w:w="100" w:type="dxa"/>
-              <w:left w:w="150" w:type="dxa"/>
-              <w:right w:w="150" w:type="dxa"/>
-            </w:tcMar>
-          </w:tcPr>
-          <w:p>
-            <w:pPr>
-              <w:spacing w:before="40" w:after="40" w:line="252" w:lineRule="auto"/>
-              <w:jc w:val="left"/>
-            </w:pPr>
-            <w:r>
-              <w:rPr>
-                <w:rFonts w:ascii="Times New Roman" w:hAnsi="Times New Roman"/>
-                <w:sz w:val="22"/>
-              </w:rPr>
-            </w:r>
-            <w:r>
-              <w:rPr>
-                <w:rFonts w:ascii="Times New Roman" w:hAnsi="Times New Roman"/>
-                <w:b/>
-                <w:sz w:val="22"/>
-              </w:rPr>
-              <w:t>Конструктор УП</w:t>
-            </w:r>
-            <w:r>
-              <w:rPr>
-                <w:rFonts w:ascii="Times New Roman" w:hAnsi="Times New Roman"/>
-                <w:sz w:val="22"/>
-              </w:rPr>
-            </w:r>
-          </w:p>
-        </w:tc>
-        <w:tc>
-          <w:tcPr>
-            <w:tcW w:type="dxa" w:w="1336"/>
-            <w:tcMar>
-              <w:top w:w="100" w:type="dxa"/>
-              <w:bottom w:w="100" w:type="dxa"/>
-              <w:left w:w="150" w:type="dxa"/>
-              <w:right w:w="150" w:type="dxa"/>
-            </w:tcMar>
-          </w:tcPr>
-          <w:p>
-            <w:pPr>
-              <w:spacing w:before="40" w:after="40" w:line="252" w:lineRule="auto"/>
-              <w:jc w:val="left"/>
-            </w:pPr>
-            <w:r>
-              <w:rPr>
-                <w:rFonts w:ascii="Times New Roman" w:hAnsi="Times New Roman"/>
-                <w:sz w:val="22"/>
-              </w:rPr>
-              <w:t>`/plans/new`</w:t>
-            </w:r>
-          </w:p>
-        </w:tc>
-        <w:tc>
-          <w:tcPr>
-            <w:tcW w:type="dxa" w:w="1336"/>
-            <w:tcMar>
-              <w:top w:w="100" w:type="dxa"/>
-              <w:bottom w:w="100" w:type="dxa"/>
-              <w:left w:w="150" w:type="dxa"/>
-              <w:right w:w="150" w:type="dxa"/>
-            </w:tcMar>
-          </w:tcPr>
-          <w:p>
-            <w:pPr>
-              <w:spacing w:before="40" w:after="40" w:line="252" w:lineRule="auto"/>
-              <w:jc w:val="left"/>
-            </w:pPr>
-            <w:r>
-              <w:rPr>
-                <w:rFonts w:ascii="Times New Roman" w:hAnsi="Times New Roman"/>
-                <w:sz w:val="22"/>
-              </w:rPr>
-              <w:t>—</w:t>
-            </w:r>
-          </w:p>
-        </w:tc>
-        <w:tc>
-          <w:tcPr>
-            <w:tcW w:type="dxa" w:w="1336"/>
-            <w:tcMar>
-              <w:top w:w="100" w:type="dxa"/>
-              <w:bottom w:w="100" w:type="dxa"/>
-              <w:left w:w="150" w:type="dxa"/>
-              <w:right w:w="150" w:type="dxa"/>
-            </w:tcMar>
-          </w:tcPr>
-          <w:p>
-            <w:pPr>
-              <w:spacing w:before="40" w:after="40" w:line="252" w:lineRule="auto"/>
-              <w:jc w:val="left"/>
-            </w:pPr>
-            <w:r>
-              <w:rPr>
-                <w:rFonts w:ascii="Times New Roman" w:hAnsi="Times New Roman"/>
-                <w:sz w:val="22"/>
-              </w:rPr>
-              <w:t>—</w:t>
-            </w:r>
-          </w:p>
-        </w:tc>
-        <w:tc>
-          <w:tcPr>
-            <w:tcW w:type="dxa" w:w="1336"/>
-            <w:tcMar>
-              <w:top w:w="100" w:type="dxa"/>
-              <w:bottom w:w="100" w:type="dxa"/>
-              <w:left w:w="150" w:type="dxa"/>
-              <w:right w:w="150" w:type="dxa"/>
-            </w:tcMar>
-          </w:tcPr>
-          <w:p>
-            <w:pPr>
-              <w:spacing w:before="40" w:after="40" w:line="252" w:lineRule="auto"/>
-              <w:jc w:val="left"/>
-            </w:pPr>
-            <w:r>
-              <w:rPr>
-                <w:rFonts w:ascii="Times New Roman" w:hAnsi="Times New Roman"/>
-                <w:sz w:val="22"/>
-              </w:rPr>
-              <w:t>Создание проекта</w:t>
-            </w:r>
-          </w:p>
-        </w:tc>
-        <w:tc>
-          <w:tcPr>
-            <w:tcW w:type="dxa" w:w="1336"/>
-            <w:tcMar>
-              <w:top w:w="100" w:type="dxa"/>
-              <w:bottom w:w="100" w:type="dxa"/>
-              <w:left w:w="150" w:type="dxa"/>
-              <w:right w:w="150" w:type="dxa"/>
-            </w:tcMar>
-          </w:tcPr>
-          <w:p>
-            <w:pPr>
-              <w:spacing w:before="40" w:after="40" w:line="252" w:lineRule="auto"/>
-              <w:jc w:val="left"/>
-            </w:pPr>
-            <w:r>
-              <w:rPr>
-                <w:rFonts w:ascii="Times New Roman" w:hAnsi="Times New Roman"/>
-                <w:sz w:val="22"/>
-              </w:rPr>
-              <w:t>—</w:t>
-            </w:r>
-          </w:p>
-        </w:tc>
-        <w:tc>
-          <w:tcPr>
-            <w:tcW w:type="dxa" w:w="1336"/>
-            <w:tcMar>
-              <w:top w:w="100" w:type="dxa"/>
-              <w:bottom w:w="100" w:type="dxa"/>
-              <w:left w:w="150" w:type="dxa"/>
-              <w:right w:w="150" w:type="dxa"/>
-            </w:tcMar>
-          </w:tcPr>
-          <w:p>
-            <w:pPr>
-              <w:spacing w:before="40" w:after="40" w:line="252" w:lineRule="auto"/>
-              <w:jc w:val="left"/>
-            </w:pPr>
-            <w:r>
-              <w:rPr>
-                <w:rFonts w:ascii="Times New Roman" w:hAnsi="Times New Roman"/>
-                <w:sz w:val="22"/>
-              </w:rPr>
-              <w:t>—</w:t>
-            </w:r>
-          </w:p>
-        </w:tc>
-      </w:tr>
-      <w:tr>
-        <w:tc>
-          <w:tcPr>
-            <w:tcW w:type="dxa" w:w="1336"/>
-            <w:tcMar>
-              <w:top w:w="100" w:type="dxa"/>
-              <w:bottom w:w="100" w:type="dxa"/>
-              <w:left w:w="150" w:type="dxa"/>
-              <w:right w:w="150" w:type="dxa"/>
-            </w:tcMar>
-          </w:tcPr>
-          <w:p>
-            <w:pPr>
-              <w:spacing w:before="40" w:after="40" w:line="252" w:lineRule="auto"/>
-              <w:jc w:val="left"/>
-            </w:pPr>
-            <w:r>
-              <w:rPr>
-                <w:rFonts w:ascii="Times New Roman" w:hAnsi="Times New Roman"/>
-                <w:sz w:val="22"/>
-              </w:rPr>
-            </w:r>
-            <w:r>
-              <w:rPr>
-                <w:rFonts w:ascii="Times New Roman" w:hAnsi="Times New Roman"/>
-                <w:b/>
-                <w:sz w:val="22"/>
-              </w:rPr>
-              <w:t>Валидатор ФГОС 3++</w:t>
-            </w:r>
-            <w:r>
-              <w:rPr>
-                <w:rFonts w:ascii="Times New Roman" w:hAnsi="Times New Roman"/>
-                <w:sz w:val="22"/>
-              </w:rPr>
-            </w:r>
-          </w:p>
-        </w:tc>
-        <w:tc>
-          <w:tcPr>
-            <w:tcW w:type="dxa" w:w="1336"/>
-            <w:tcMar>
-              <w:top w:w="100" w:type="dxa"/>
-              <w:bottom w:w="100" w:type="dxa"/>
-              <w:left w:w="150" w:type="dxa"/>
-              <w:right w:w="150" w:type="dxa"/>
-            </w:tcMar>
-          </w:tcPr>
-          <w:p>
-            <w:pPr>
-              <w:spacing w:before="40" w:after="40" w:line="252" w:lineRule="auto"/>
-              <w:jc w:val="left"/>
-            </w:pPr>
-            <w:r>
-              <w:rPr>
-                <w:rFonts w:ascii="Times New Roman" w:hAnsi="Times New Roman"/>
-                <w:sz w:val="22"/>
-              </w:rPr>
-              <w:t>`/validate/&lt;id&gt;`</w:t>
-            </w:r>
-          </w:p>
-        </w:tc>
-        <w:tc>
-          <w:tcPr>
-            <w:tcW w:type="dxa" w:w="1336"/>
-            <w:tcMar>
-              <w:top w:w="100" w:type="dxa"/>
-              <w:bottom w:w="100" w:type="dxa"/>
-              <w:left w:w="150" w:type="dxa"/>
-              <w:right w:w="150" w:type="dxa"/>
-            </w:tcMar>
-          </w:tcPr>
-          <w:p>
-            <w:pPr>
-              <w:spacing w:before="40" w:after="40" w:line="252" w:lineRule="auto"/>
-              <w:jc w:val="left"/>
-            </w:pPr>
-            <w:r>
-              <w:rPr>
-                <w:rFonts w:ascii="Times New Roman" w:hAnsi="Times New Roman"/>
-                <w:sz w:val="22"/>
-              </w:rPr>
-              <w:t>Просмотр отчета</w:t>
-            </w:r>
-          </w:p>
-        </w:tc>
-        <w:tc>
-          <w:tcPr>
-            <w:tcW w:type="dxa" w:w="1336"/>
-            <w:tcMar>
-              <w:top w:w="100" w:type="dxa"/>
-              <w:bottom w:w="100" w:type="dxa"/>
-              <w:left w:w="150" w:type="dxa"/>
-              <w:right w:w="150" w:type="dxa"/>
-            </w:tcMar>
-          </w:tcPr>
-          <w:p>
-            <w:pPr>
-              <w:spacing w:before="40" w:after="40" w:line="252" w:lineRule="auto"/>
-              <w:jc w:val="left"/>
-            </w:pPr>
-            <w:r>
-              <w:rPr>
-                <w:rFonts w:ascii="Times New Roman" w:hAnsi="Times New Roman"/>
-                <w:sz w:val="22"/>
-              </w:rPr>
-              <w:t>Проведение аудита</w:t>
-            </w:r>
-          </w:p>
-        </w:tc>
-        <w:tc>
-          <w:tcPr>
-            <w:tcW w:type="dxa" w:w="1336"/>
-            <w:tcMar>
-              <w:top w:w="100" w:type="dxa"/>
-              <w:bottom w:w="100" w:type="dxa"/>
-              <w:left w:w="150" w:type="dxa"/>
-              <w:right w:w="150" w:type="dxa"/>
-            </w:tcMar>
-          </w:tcPr>
-          <w:p>
-            <w:pPr>
-              <w:spacing w:before="40" w:after="40" w:line="252" w:lineRule="auto"/>
-              <w:jc w:val="left"/>
-            </w:pPr>
-            <w:r>
-              <w:rPr>
-                <w:rFonts w:ascii="Times New Roman" w:hAnsi="Times New Roman"/>
-                <w:sz w:val="22"/>
-              </w:rPr>
-              <w:t>Просмотр ошибок</w:t>
-            </w:r>
-          </w:p>
-        </w:tc>
-        <w:tc>
-          <w:tcPr>
-            <w:tcW w:type="dxa" w:w="1336"/>
-            <w:tcMar>
-              <w:top w:w="100" w:type="dxa"/>
-              <w:bottom w:w="100" w:type="dxa"/>
-              <w:left w:w="150" w:type="dxa"/>
-              <w:right w:w="150" w:type="dxa"/>
-            </w:tcMar>
-          </w:tcPr>
-          <w:p>
-            <w:pPr>
-              <w:spacing w:before="40" w:after="40" w:line="252" w:lineRule="auto"/>
-              <w:jc w:val="left"/>
-            </w:pPr>
-            <w:r>
-              <w:rPr>
-                <w:rFonts w:ascii="Times New Roman" w:hAnsi="Times New Roman"/>
-                <w:sz w:val="22"/>
-              </w:rPr>
-              <w:t>—</w:t>
-            </w:r>
-          </w:p>
-        </w:tc>
-        <w:tc>
-          <w:tcPr>
-            <w:tcW w:type="dxa" w:w="1336"/>
-            <w:tcMar>
-              <w:top w:w="100" w:type="dxa"/>
-              <w:bottom w:w="100" w:type="dxa"/>
-              <w:left w:w="150" w:type="dxa"/>
-              <w:right w:w="150" w:type="dxa"/>
-            </w:tcMar>
-          </w:tcPr>
-          <w:p>
-            <w:pPr>
-              <w:spacing w:before="40" w:after="40" w:line="252" w:lineRule="auto"/>
-              <w:jc w:val="left"/>
-            </w:pPr>
-            <w:r>
-              <w:rPr>
-                <w:rFonts w:ascii="Times New Roman" w:hAnsi="Times New Roman"/>
-                <w:sz w:val="22"/>
-              </w:rPr>
-              <w:t>—</w:t>
-            </w:r>
-          </w:p>
-        </w:tc>
-      </w:tr>
-      <w:tr>
-        <w:tc>
-          <w:tcPr>
-            <w:tcW w:type="dxa" w:w="1336"/>
-            <w:tcMar>
-              <w:top w:w="100" w:type="dxa"/>
-              <w:bottom w:w="100" w:type="dxa"/>
-              <w:left w:w="150" w:type="dxa"/>
-              <w:right w:w="150" w:type="dxa"/>
-            </w:tcMar>
-          </w:tcPr>
-          <w:p>
-            <w:pPr>
-              <w:spacing w:before="40" w:after="40" w:line="252" w:lineRule="auto"/>
-              <w:jc w:val="left"/>
-            </w:pPr>
-            <w:r>
-              <w:rPr>
-                <w:rFonts w:ascii="Times New Roman" w:hAnsi="Times New Roman"/>
-                <w:sz w:val="22"/>
-              </w:rPr>
-            </w:r>
-            <w:r>
-              <w:rPr>
-                <w:rFonts w:ascii="Times New Roman" w:hAnsi="Times New Roman"/>
-                <w:b/>
-                <w:sz w:val="22"/>
-              </w:rPr>
-              <w:t>Маршруты визирования</w:t>
-            </w:r>
-            <w:r>
-              <w:rPr>
-                <w:rFonts w:ascii="Times New Roman" w:hAnsi="Times New Roman"/>
-                <w:sz w:val="22"/>
-              </w:rPr>
-            </w:r>
-          </w:p>
-        </w:tc>
-        <w:tc>
-          <w:tcPr>
-            <w:tcW w:type="dxa" w:w="1336"/>
-            <w:tcMar>
-              <w:top w:w="100" w:type="dxa"/>
-              <w:bottom w:w="100" w:type="dxa"/>
-              <w:left w:w="150" w:type="dxa"/>
-              <w:right w:w="150" w:type="dxa"/>
-            </w:tcMar>
-          </w:tcPr>
-          <w:p>
-            <w:pPr>
-              <w:spacing w:before="40" w:after="40" w:line="252" w:lineRule="auto"/>
-              <w:jc w:val="left"/>
-            </w:pPr>
-            <w:r>
-              <w:rPr>
-                <w:rFonts w:ascii="Times New Roman" w:hAnsi="Times New Roman"/>
-                <w:sz w:val="22"/>
-              </w:rPr>
-              <w:t>`/signatures`</w:t>
-            </w:r>
-          </w:p>
-        </w:tc>
-        <w:tc>
-          <w:tcPr>
-            <w:tcW w:type="dxa" w:w="1336"/>
-            <w:tcMar>
-              <w:top w:w="100" w:type="dxa"/>
-              <w:bottom w:w="100" w:type="dxa"/>
-              <w:left w:w="150" w:type="dxa"/>
-              <w:right w:w="150" w:type="dxa"/>
-            </w:tcMar>
-          </w:tcPr>
-          <w:p>
-            <w:pPr>
-              <w:spacing w:before="40" w:after="40" w:line="252" w:lineRule="auto"/>
-              <w:jc w:val="left"/>
-            </w:pPr>
-            <w:r>
-              <w:rPr>
-                <w:rFonts w:ascii="Times New Roman" w:hAnsi="Times New Roman"/>
-                <w:sz w:val="22"/>
-              </w:rPr>
-              <w:t>Визирование / Приказ</w:t>
-            </w:r>
-          </w:p>
-        </w:tc>
-        <w:tc>
-          <w:tcPr>
-            <w:tcW w:type="dxa" w:w="1336"/>
-            <w:tcMar>
-              <w:top w:w="100" w:type="dxa"/>
-              <w:bottom w:w="100" w:type="dxa"/>
-              <w:left w:w="150" w:type="dxa"/>
-              <w:right w:w="150" w:type="dxa"/>
-            </w:tcMar>
-          </w:tcPr>
-          <w:p>
-            <w:pPr>
-              <w:spacing w:before="40" w:after="40" w:line="252" w:lineRule="auto"/>
-              <w:jc w:val="left"/>
-            </w:pPr>
-            <w:r>
-              <w:rPr>
-                <w:rFonts w:ascii="Times New Roman" w:hAnsi="Times New Roman"/>
-                <w:sz w:val="22"/>
-              </w:rPr>
-              <w:t>Экспертная виза</w:t>
-            </w:r>
-          </w:p>
-        </w:tc>
-        <w:tc>
-          <w:tcPr>
-            <w:tcW w:type="dxa" w:w="1336"/>
-            <w:tcMar>
-              <w:top w:w="100" w:type="dxa"/>
-              <w:bottom w:w="100" w:type="dxa"/>
-              <w:left w:w="150" w:type="dxa"/>
-              <w:right w:w="150" w:type="dxa"/>
-            </w:tcMar>
-          </w:tcPr>
-          <w:p>
-            <w:pPr>
-              <w:spacing w:before="40" w:after="40" w:line="252" w:lineRule="auto"/>
-              <w:jc w:val="left"/>
-            </w:pPr>
-            <w:r>
-              <w:rPr>
-                <w:rFonts w:ascii="Times New Roman" w:hAnsi="Times New Roman"/>
-                <w:sz w:val="22"/>
-              </w:rPr>
-              <w:t>Подписание проекта</w:t>
-            </w:r>
-          </w:p>
-        </w:tc>
-        <w:tc>
-          <w:tcPr>
-            <w:tcW w:type="dxa" w:w="1336"/>
-            <w:tcMar>
-              <w:top w:w="100" w:type="dxa"/>
-              <w:bottom w:w="100" w:type="dxa"/>
-              <w:left w:w="150" w:type="dxa"/>
-              <w:right w:w="150" w:type="dxa"/>
-            </w:tcMar>
-          </w:tcPr>
-          <w:p>
-            <w:pPr>
-              <w:spacing w:before="40" w:after="40" w:line="252" w:lineRule="auto"/>
-              <w:jc w:val="left"/>
-            </w:pPr>
-            <w:r>
-              <w:rPr>
-                <w:rFonts w:ascii="Times New Roman" w:hAnsi="Times New Roman"/>
-                <w:sz w:val="22"/>
-              </w:rPr>
-              <w:t>—</w:t>
-            </w:r>
-          </w:p>
-        </w:tc>
-        <w:tc>
-          <w:tcPr>
-            <w:tcW w:type="dxa" w:w="1336"/>
-            <w:tcMar>
-              <w:top w:w="100" w:type="dxa"/>
-              <w:bottom w:w="100" w:type="dxa"/>
-              <w:left w:w="150" w:type="dxa"/>
-              <w:right w:w="150" w:type="dxa"/>
-            </w:tcMar>
-          </w:tcPr>
-          <w:p>
-            <w:pPr>
-              <w:spacing w:before="40" w:after="40" w:line="252" w:lineRule="auto"/>
-              <w:jc w:val="left"/>
-            </w:pPr>
-            <w:r>
-              <w:rPr>
-                <w:rFonts w:ascii="Times New Roman" w:hAnsi="Times New Roman"/>
-                <w:sz w:val="22"/>
-              </w:rPr>
-              <w:t>—</w:t>
-            </w:r>
-          </w:p>
-        </w:tc>
-      </w:tr>
-      <w:tr>
-        <w:tc>
-          <w:tcPr>
-            <w:tcW w:type="dxa" w:w="1336"/>
-            <w:tcMar>
-              <w:top w:w="100" w:type="dxa"/>
-              <w:bottom w:w="100" w:type="dxa"/>
-              <w:left w:w="150" w:type="dxa"/>
-              <w:right w:w="150" w:type="dxa"/>
-            </w:tcMar>
-          </w:tcPr>
-          <w:p>
-            <w:pPr>
-              <w:spacing w:before="40" w:after="40" w:line="252" w:lineRule="auto"/>
-              <w:jc w:val="left"/>
-            </w:pPr>
-            <w:r>
-              <w:rPr>
-                <w:rFonts w:ascii="Times New Roman" w:hAnsi="Times New Roman"/>
-                <w:sz w:val="22"/>
-              </w:rPr>
-            </w:r>
-            <w:r>
-              <w:rPr>
-                <w:rFonts w:ascii="Times New Roman" w:hAnsi="Times New Roman"/>
-                <w:b/>
-                <w:sz w:val="22"/>
-              </w:rPr>
-              <w:t>Наложение ЭЦП</w:t>
-            </w:r>
-            <w:r>
-              <w:rPr>
-                <w:rFonts w:ascii="Times New Roman" w:hAnsi="Times New Roman"/>
-                <w:sz w:val="22"/>
-              </w:rPr>
-            </w:r>
-          </w:p>
-        </w:tc>
-        <w:tc>
-          <w:tcPr>
-            <w:tcW w:type="dxa" w:w="1336"/>
-            <w:tcMar>
-              <w:top w:w="100" w:type="dxa"/>
-              <w:bottom w:w="100" w:type="dxa"/>
-              <w:left w:w="150" w:type="dxa"/>
-              <w:right w:w="150" w:type="dxa"/>
-            </w:tcMar>
-          </w:tcPr>
-          <w:p>
-            <w:pPr>
-              <w:spacing w:before="40" w:after="40" w:line="252" w:lineRule="auto"/>
-              <w:jc w:val="left"/>
-            </w:pPr>
-            <w:r>
-              <w:rPr>
-                <w:rFonts w:ascii="Times New Roman" w:hAnsi="Times New Roman"/>
-                <w:sz w:val="22"/>
-              </w:rPr>
-              <w:t>`/signatures/&lt;id&gt;`</w:t>
-            </w:r>
-          </w:p>
-        </w:tc>
-        <w:tc>
-          <w:tcPr>
-            <w:tcW w:type="dxa" w:w="1336"/>
-            <w:tcMar>
-              <w:top w:w="100" w:type="dxa"/>
-              <w:bottom w:w="100" w:type="dxa"/>
-              <w:left w:w="150" w:type="dxa"/>
-              <w:right w:w="150" w:type="dxa"/>
-            </w:tcMar>
-          </w:tcPr>
-          <w:p>
-            <w:pPr>
-              <w:spacing w:before="40" w:after="40" w:line="252" w:lineRule="auto"/>
-              <w:jc w:val="left"/>
-            </w:pPr>
-            <w:r>
-              <w:rPr>
-                <w:rFonts w:ascii="Times New Roman" w:hAnsi="Times New Roman"/>
-                <w:sz w:val="22"/>
-              </w:rPr>
-              <w:t>Подпись Ректора</w:t>
-            </w:r>
-          </w:p>
-        </w:tc>
-        <w:tc>
-          <w:tcPr>
-            <w:tcW w:type="dxa" w:w="1336"/>
-            <w:tcMar>
-              <w:top w:w="100" w:type="dxa"/>
-              <w:bottom w:w="100" w:type="dxa"/>
-              <w:left w:w="150" w:type="dxa"/>
-              <w:right w:w="150" w:type="dxa"/>
-            </w:tcMar>
-          </w:tcPr>
-          <w:p>
-            <w:pPr>
-              <w:spacing w:before="40" w:after="40" w:line="252" w:lineRule="auto"/>
-              <w:jc w:val="left"/>
-            </w:pPr>
-            <w:r>
-              <w:rPr>
-                <w:rFonts w:ascii="Times New Roman" w:hAnsi="Times New Roman"/>
-                <w:sz w:val="22"/>
-              </w:rPr>
-              <w:t>Подпись нач. АНОК</w:t>
-            </w:r>
-          </w:p>
-        </w:tc>
-        <w:tc>
-          <w:tcPr>
-            <w:tcW w:type="dxa" w:w="1336"/>
-            <w:tcMar>
-              <w:top w:w="100" w:type="dxa"/>
-              <w:bottom w:w="100" w:type="dxa"/>
-              <w:left w:w="150" w:type="dxa"/>
-              <w:right w:w="150" w:type="dxa"/>
-            </w:tcMar>
-          </w:tcPr>
-          <w:p>
-            <w:pPr>
-              <w:spacing w:before="40" w:after="40" w:line="252" w:lineRule="auto"/>
-              <w:jc w:val="left"/>
-            </w:pPr>
-            <w:r>
-              <w:rPr>
-                <w:rFonts w:ascii="Times New Roman" w:hAnsi="Times New Roman"/>
-                <w:sz w:val="22"/>
-              </w:rPr>
-              <w:t>Подпись зав. каф.</w:t>
-            </w:r>
-          </w:p>
-        </w:tc>
-        <w:tc>
-          <w:tcPr>
-            <w:tcW w:type="dxa" w:w="1336"/>
-            <w:tcMar>
-              <w:top w:w="100" w:type="dxa"/>
-              <w:bottom w:w="100" w:type="dxa"/>
-              <w:left w:w="150" w:type="dxa"/>
-              <w:right w:w="150" w:type="dxa"/>
-            </w:tcMar>
-          </w:tcPr>
-          <w:p>
-            <w:pPr>
-              <w:spacing w:before="40" w:after="40" w:line="252" w:lineRule="auto"/>
-              <w:jc w:val="left"/>
-            </w:pPr>
-            <w:r>
-              <w:rPr>
-                <w:rFonts w:ascii="Times New Roman" w:hAnsi="Times New Roman"/>
-                <w:sz w:val="22"/>
-              </w:rPr>
-              <w:t>—</w:t>
-            </w:r>
-          </w:p>
-        </w:tc>
-        <w:tc>
-          <w:tcPr>
-            <w:tcW w:type="dxa" w:w="1336"/>
-            <w:tcMar>
-              <w:top w:w="100" w:type="dxa"/>
-              <w:bottom w:w="100" w:type="dxa"/>
-              <w:left w:w="150" w:type="dxa"/>
-              <w:right w:w="150" w:type="dxa"/>
-            </w:tcMar>
-          </w:tcPr>
-          <w:p>
-            <w:pPr>
-              <w:spacing w:before="40" w:after="40" w:line="252" w:lineRule="auto"/>
-              <w:jc w:val="left"/>
-            </w:pPr>
-            <w:r>
-              <w:rPr>
-                <w:rFonts w:ascii="Times New Roman" w:hAnsi="Times New Roman"/>
-                <w:sz w:val="22"/>
-              </w:rPr>
-              <w:t>—</w:t>
-            </w:r>
-          </w:p>
-        </w:tc>
-      </w:tr>
-      <w:tr>
-        <w:tc>
-          <w:tcPr>
-            <w:tcW w:type="dxa" w:w="1336"/>
-            <w:tcMar>
-              <w:top w:w="100" w:type="dxa"/>
-              <w:bottom w:w="100" w:type="dxa"/>
-              <w:left w:w="150" w:type="dxa"/>
-              <w:right w:w="150" w:type="dxa"/>
-            </w:tcMar>
-          </w:tcPr>
-          <w:p>
-            <w:pPr>
-              <w:spacing w:before="40" w:after="40" w:line="252" w:lineRule="auto"/>
-              <w:jc w:val="left"/>
-            </w:pPr>
-            <w:r>
-              <w:rPr>
-                <w:rFonts w:ascii="Times New Roman" w:hAnsi="Times New Roman"/>
-                <w:sz w:val="22"/>
-              </w:rPr>
-            </w:r>
-            <w:r>
-              <w:rPr>
-                <w:rFonts w:ascii="Times New Roman" w:hAnsi="Times New Roman"/>
-                <w:b/>
-                <w:sz w:val="22"/>
-              </w:rPr>
-              <w:t>Служебные записки</w:t>
-            </w:r>
-            <w:r>
-              <w:rPr>
-                <w:rFonts w:ascii="Times New Roman" w:hAnsi="Times New Roman"/>
-                <w:sz w:val="22"/>
-              </w:rPr>
-            </w:r>
-          </w:p>
-        </w:tc>
-        <w:tc>
-          <w:tcPr>
-            <w:tcW w:type="dxa" w:w="1336"/>
-            <w:tcMar>
-              <w:top w:w="100" w:type="dxa"/>
-              <w:bottom w:w="100" w:type="dxa"/>
-              <w:left w:w="150" w:type="dxa"/>
-              <w:right w:w="150" w:type="dxa"/>
-            </w:tcMar>
-          </w:tcPr>
-          <w:p>
-            <w:pPr>
-              <w:spacing w:before="40" w:after="40" w:line="252" w:lineRule="auto"/>
-              <w:jc w:val="left"/>
-            </w:pPr>
-            <w:r>
-              <w:rPr>
-                <w:rFonts w:ascii="Times New Roman" w:hAnsi="Times New Roman"/>
-                <w:sz w:val="22"/>
-              </w:rPr>
-              <w:t>`/memos`</w:t>
-            </w:r>
-          </w:p>
-        </w:tc>
-        <w:tc>
-          <w:tcPr>
-            <w:tcW w:type="dxa" w:w="1336"/>
-            <w:tcMar>
-              <w:top w:w="100" w:type="dxa"/>
-              <w:bottom w:w="100" w:type="dxa"/>
-              <w:left w:w="150" w:type="dxa"/>
-              <w:right w:w="150" w:type="dxa"/>
-            </w:tcMar>
-          </w:tcPr>
-          <w:p>
-            <w:pPr>
-              <w:spacing w:before="40" w:after="40" w:line="252" w:lineRule="auto"/>
-              <w:jc w:val="left"/>
-            </w:pPr>
-            <w:r>
-              <w:rPr>
-                <w:rFonts w:ascii="Times New Roman" w:hAnsi="Times New Roman"/>
-                <w:sz w:val="22"/>
-              </w:rPr>
-              <w:t>Чтение</w:t>
-            </w:r>
-          </w:p>
-        </w:tc>
-        <w:tc>
-          <w:tcPr>
-            <w:tcW w:type="dxa" w:w="1336"/>
-            <w:tcMar>
-              <w:top w:w="100" w:type="dxa"/>
-              <w:bottom w:w="100" w:type="dxa"/>
-              <w:left w:w="150" w:type="dxa"/>
-              <w:right w:w="150" w:type="dxa"/>
-            </w:tcMar>
-          </w:tcPr>
-          <w:p>
-            <w:pPr>
-              <w:spacing w:before="40" w:after="40" w:line="252" w:lineRule="auto"/>
-              <w:jc w:val="left"/>
-            </w:pPr>
-            <w:r>
-              <w:rPr>
-                <w:rFonts w:ascii="Times New Roman" w:hAnsi="Times New Roman"/>
-                <w:sz w:val="22"/>
-              </w:rPr>
-              <w:t>Применение в УП</w:t>
-            </w:r>
-          </w:p>
-        </w:tc>
-        <w:tc>
-          <w:tcPr>
-            <w:tcW w:type="dxa" w:w="1336"/>
-            <w:tcMar>
-              <w:top w:w="100" w:type="dxa"/>
-              <w:bottom w:w="100" w:type="dxa"/>
-              <w:left w:w="150" w:type="dxa"/>
-              <w:right w:w="150" w:type="dxa"/>
-            </w:tcMar>
-          </w:tcPr>
-          <w:p>
-            <w:pPr>
-              <w:spacing w:before="40" w:after="40" w:line="252" w:lineRule="auto"/>
-              <w:jc w:val="left"/>
-            </w:pPr>
-            <w:r>
-              <w:rPr>
-                <w:rFonts w:ascii="Times New Roman" w:hAnsi="Times New Roman"/>
-                <w:sz w:val="22"/>
-              </w:rPr>
-              <w:t>Инициация / Подпись</w:t>
-            </w:r>
-          </w:p>
-        </w:tc>
-        <w:tc>
-          <w:tcPr>
-            <w:tcW w:type="dxa" w:w="1336"/>
-            <w:tcMar>
-              <w:top w:w="100" w:type="dxa"/>
-              <w:bottom w:w="100" w:type="dxa"/>
-              <w:left w:w="150" w:type="dxa"/>
-              <w:right w:w="150" w:type="dxa"/>
-            </w:tcMar>
-          </w:tcPr>
-          <w:p>
-            <w:pPr>
-              <w:spacing w:before="40" w:after="40" w:line="252" w:lineRule="auto"/>
-              <w:jc w:val="left"/>
-            </w:pPr>
-            <w:r>
-              <w:rPr>
-                <w:rFonts w:ascii="Times New Roman" w:hAnsi="Times New Roman"/>
-                <w:sz w:val="22"/>
-              </w:rPr>
-              <w:t>Согласование / Подпись</w:t>
-            </w:r>
-          </w:p>
-        </w:tc>
-        <w:tc>
-          <w:tcPr>
-            <w:tcW w:type="dxa" w:w="1336"/>
-            <w:tcMar>
-              <w:top w:w="100" w:type="dxa"/>
-              <w:bottom w:w="100" w:type="dxa"/>
-              <w:left w:w="150" w:type="dxa"/>
-              <w:right w:w="150" w:type="dxa"/>
-            </w:tcMar>
-          </w:tcPr>
-          <w:p>
-            <w:pPr>
-              <w:spacing w:before="40" w:after="40" w:line="252" w:lineRule="auto"/>
-              <w:jc w:val="left"/>
-            </w:pPr>
-            <w:r>
-              <w:rPr>
-                <w:rFonts w:ascii="Times New Roman" w:hAnsi="Times New Roman"/>
-                <w:sz w:val="22"/>
-              </w:rPr>
-              <w:t>—</w:t>
-            </w:r>
-          </w:p>
-        </w:tc>
-      </w:tr>
-      <w:tr>
-        <w:tc>
-          <w:tcPr>
-            <w:tcW w:type="dxa" w:w="1336"/>
-            <w:tcMar>
-              <w:top w:w="100" w:type="dxa"/>
-              <w:bottom w:w="100" w:type="dxa"/>
-              <w:left w:w="150" w:type="dxa"/>
-              <w:right w:w="150" w:type="dxa"/>
-            </w:tcMar>
-          </w:tcPr>
-          <w:p>
-            <w:pPr>
-              <w:spacing w:before="40" w:after="40" w:line="252" w:lineRule="auto"/>
-              <w:jc w:val="left"/>
-            </w:pPr>
-            <w:r>
-              <w:rPr>
-                <w:rFonts w:ascii="Times New Roman" w:hAnsi="Times New Roman"/>
-                <w:sz w:val="22"/>
-              </w:rPr>
-            </w:r>
-            <w:r>
-              <w:rPr>
-                <w:rFonts w:ascii="Times New Roman" w:hAnsi="Times New Roman"/>
-                <w:b/>
-                <w:sz w:val="22"/>
-              </w:rPr>
-              <w:t>Каталог программ</w:t>
-            </w:r>
-            <w:r>
-              <w:rPr>
-                <w:rFonts w:ascii="Times New Roman" w:hAnsi="Times New Roman"/>
-                <w:sz w:val="22"/>
-              </w:rPr>
-            </w:r>
-          </w:p>
-        </w:tc>
-        <w:tc>
-          <w:tcPr>
-            <w:tcW w:type="dxa" w:w="1336"/>
-            <w:tcMar>
-              <w:top w:w="100" w:type="dxa"/>
-              <w:bottom w:w="100" w:type="dxa"/>
-              <w:left w:w="150" w:type="dxa"/>
-              <w:right w:w="150" w:type="dxa"/>
-            </w:tcMar>
-          </w:tcPr>
-          <w:p>
-            <w:pPr>
-              <w:spacing w:before="40" w:after="40" w:line="252" w:lineRule="auto"/>
-              <w:jc w:val="left"/>
-            </w:pPr>
-            <w:r>
-              <w:rPr>
-                <w:rFonts w:ascii="Times New Roman" w:hAnsi="Times New Roman"/>
-                <w:sz w:val="22"/>
-              </w:rPr>
-              <w:t>`/programs`</w:t>
-            </w:r>
-          </w:p>
-        </w:tc>
-        <w:tc>
-          <w:tcPr>
-            <w:tcW w:type="dxa" w:w="1336"/>
-            <w:tcMar>
-              <w:top w:w="100" w:type="dxa"/>
-              <w:bottom w:w="100" w:type="dxa"/>
-              <w:left w:w="150" w:type="dxa"/>
-              <w:right w:w="150" w:type="dxa"/>
-            </w:tcMar>
-          </w:tcPr>
-          <w:p>
-            <w:pPr>
-              <w:spacing w:before="40" w:after="40" w:line="252" w:lineRule="auto"/>
-              <w:jc w:val="left"/>
-            </w:pPr>
-            <w:r>
-              <w:rPr>
-                <w:rFonts w:ascii="Times New Roman" w:hAnsi="Times New Roman"/>
-                <w:sz w:val="22"/>
-              </w:rPr>
-              <w:t>Чтение</w:t>
-            </w:r>
-          </w:p>
-        </w:tc>
-        <w:tc>
-          <w:tcPr>
-            <w:tcW w:type="dxa" w:w="1336"/>
-            <w:tcMar>
-              <w:top w:w="100" w:type="dxa"/>
-              <w:bottom w:w="100" w:type="dxa"/>
-              <w:left w:w="150" w:type="dxa"/>
-              <w:right w:w="150" w:type="dxa"/>
-            </w:tcMar>
-          </w:tcPr>
-          <w:p>
-            <w:pPr>
-              <w:spacing w:before="40" w:after="40" w:line="252" w:lineRule="auto"/>
-              <w:jc w:val="left"/>
-            </w:pPr>
-            <w:r>
-              <w:rPr>
-                <w:rFonts w:ascii="Times New Roman" w:hAnsi="Times New Roman"/>
-                <w:sz w:val="22"/>
-              </w:rPr>
-              <w:t>Управление</w:t>
-            </w:r>
-          </w:p>
-        </w:tc>
-        <w:tc>
-          <w:tcPr>
-            <w:tcW w:type="dxa" w:w="1336"/>
-            <w:tcMar>
-              <w:top w:w="100" w:type="dxa"/>
-              <w:bottom w:w="100" w:type="dxa"/>
-              <w:left w:w="150" w:type="dxa"/>
-              <w:right w:w="150" w:type="dxa"/>
-            </w:tcMar>
-          </w:tcPr>
-          <w:p>
-            <w:pPr>
-              <w:spacing w:before="40" w:after="40" w:line="252" w:lineRule="auto"/>
-              <w:jc w:val="left"/>
-            </w:pPr>
-            <w:r>
-              <w:rPr>
-                <w:rFonts w:ascii="Times New Roman" w:hAnsi="Times New Roman"/>
-                <w:sz w:val="22"/>
-              </w:rPr>
-              <w:t>Чтение</w:t>
-            </w:r>
-          </w:p>
-        </w:tc>
-        <w:tc>
-          <w:tcPr>
-            <w:tcW w:type="dxa" w:w="1336"/>
-            <w:tcMar>
-              <w:top w:w="100" w:type="dxa"/>
-              <w:bottom w:w="100" w:type="dxa"/>
-              <w:left w:w="150" w:type="dxa"/>
-              <w:right w:w="150" w:type="dxa"/>
-            </w:tcMar>
-          </w:tcPr>
-          <w:p>
-            <w:pPr>
-              <w:spacing w:before="40" w:after="40" w:line="252" w:lineRule="auto"/>
-              <w:jc w:val="left"/>
-            </w:pPr>
-            <w:r>
-              <w:rPr>
-                <w:rFonts w:ascii="Times New Roman" w:hAnsi="Times New Roman"/>
-                <w:sz w:val="22"/>
-              </w:rPr>
-              <w:t>Чтение</w:t>
-            </w:r>
-          </w:p>
-        </w:tc>
-        <w:tc>
-          <w:tcPr>
-            <w:tcW w:type="dxa" w:w="1336"/>
-            <w:tcMar>
-              <w:top w:w="100" w:type="dxa"/>
-              <w:bottom w:w="100" w:type="dxa"/>
-              <w:left w:w="150" w:type="dxa"/>
-              <w:right w:w="150" w:type="dxa"/>
-            </w:tcMar>
-          </w:tcPr>
-          <w:p>
-            <w:pPr>
-              <w:spacing w:before="40" w:after="40" w:line="252" w:lineRule="auto"/>
-              <w:jc w:val="left"/>
-            </w:pPr>
-            <w:r>
-              <w:rPr>
-                <w:rFonts w:ascii="Times New Roman" w:hAnsi="Times New Roman"/>
-                <w:sz w:val="22"/>
-              </w:rPr>
-              <w:t>Чтение</w:t>
-            </w:r>
-          </w:p>
-        </w:tc>
-      </w:tr>
-      <w:tr>
-        <w:tc>
-          <w:tcPr>
-            <w:tcW w:type="dxa" w:w="1336"/>
-            <w:tcMar>
-              <w:top w:w="100" w:type="dxa"/>
-              <w:bottom w:w="100" w:type="dxa"/>
-              <w:left w:w="150" w:type="dxa"/>
-              <w:right w:w="150" w:type="dxa"/>
-            </w:tcMar>
-          </w:tcPr>
-          <w:p>
-            <w:pPr>
-              <w:spacing w:before="40" w:after="40" w:line="252" w:lineRule="auto"/>
-              <w:jc w:val="left"/>
-            </w:pPr>
-            <w:r>
-              <w:rPr>
-                <w:rFonts w:ascii="Times New Roman" w:hAnsi="Times New Roman"/>
-                <w:sz w:val="22"/>
-              </w:rPr>
-            </w:r>
-            <w:r>
-              <w:rPr>
-                <w:rFonts w:ascii="Times New Roman" w:hAnsi="Times New Roman"/>
-                <w:b/>
-                <w:sz w:val="22"/>
-              </w:rPr>
-              <w:t>Стандарты ФГОС</w:t>
-            </w:r>
-            <w:r>
-              <w:rPr>
-                <w:rFonts w:ascii="Times New Roman" w:hAnsi="Times New Roman"/>
-                <w:sz w:val="22"/>
-              </w:rPr>
-            </w:r>
-          </w:p>
-        </w:tc>
-        <w:tc>
-          <w:tcPr>
-            <w:tcW w:type="dxa" w:w="1336"/>
-            <w:tcMar>
-              <w:top w:w="100" w:type="dxa"/>
-              <w:bottom w:w="100" w:type="dxa"/>
-              <w:left w:w="150" w:type="dxa"/>
-              <w:right w:w="150" w:type="dxa"/>
-            </w:tcMar>
-          </w:tcPr>
-          <w:p>
-            <w:pPr>
-              <w:spacing w:before="40" w:after="40" w:line="252" w:lineRule="auto"/>
-              <w:jc w:val="left"/>
-            </w:pPr>
-            <w:r>
-              <w:rPr>
-                <w:rFonts w:ascii="Times New Roman" w:hAnsi="Times New Roman"/>
-                <w:sz w:val="22"/>
-              </w:rPr>
-              <w:t>`/standards`</w:t>
-            </w:r>
-          </w:p>
-        </w:tc>
-        <w:tc>
-          <w:tcPr>
-            <w:tcW w:type="dxa" w:w="1336"/>
-            <w:tcMar>
-              <w:top w:w="100" w:type="dxa"/>
-              <w:bottom w:w="100" w:type="dxa"/>
-              <w:left w:w="150" w:type="dxa"/>
-              <w:right w:w="150" w:type="dxa"/>
-            </w:tcMar>
-          </w:tcPr>
-          <w:p>
-            <w:pPr>
-              <w:spacing w:before="40" w:after="40" w:line="252" w:lineRule="auto"/>
-              <w:jc w:val="left"/>
-            </w:pPr>
-            <w:r>
-              <w:rPr>
-                <w:rFonts w:ascii="Times New Roman" w:hAnsi="Times New Roman"/>
-                <w:sz w:val="22"/>
-              </w:rPr>
-              <w:t>Чтение</w:t>
-            </w:r>
-          </w:p>
-        </w:tc>
-        <w:tc>
-          <w:tcPr>
-            <w:tcW w:type="dxa" w:w="1336"/>
-            <w:tcMar>
-              <w:top w:w="100" w:type="dxa"/>
-              <w:bottom w:w="100" w:type="dxa"/>
-              <w:left w:w="150" w:type="dxa"/>
-              <w:right w:w="150" w:type="dxa"/>
-            </w:tcMar>
-          </w:tcPr>
-          <w:p>
-            <w:pPr>
-              <w:spacing w:before="40" w:after="40" w:line="252" w:lineRule="auto"/>
-              <w:jc w:val="left"/>
-            </w:pPr>
-            <w:r>
-              <w:rPr>
-                <w:rFonts w:ascii="Times New Roman" w:hAnsi="Times New Roman"/>
-                <w:sz w:val="22"/>
-              </w:rPr>
-              <w:t>Редактирование</w:t>
-            </w:r>
-          </w:p>
-        </w:tc>
-        <w:tc>
-          <w:tcPr>
-            <w:tcW w:type="dxa" w:w="1336"/>
-            <w:tcMar>
-              <w:top w:w="100" w:type="dxa"/>
-              <w:bottom w:w="100" w:type="dxa"/>
-              <w:left w:w="150" w:type="dxa"/>
-              <w:right w:w="150" w:type="dxa"/>
-            </w:tcMar>
-          </w:tcPr>
-          <w:p>
-            <w:pPr>
-              <w:spacing w:before="40" w:after="40" w:line="252" w:lineRule="auto"/>
-              <w:jc w:val="left"/>
-            </w:pPr>
-            <w:r>
-              <w:rPr>
-                <w:rFonts w:ascii="Times New Roman" w:hAnsi="Times New Roman"/>
-                <w:sz w:val="22"/>
-              </w:rPr>
-              <w:t>Чтение</w:t>
-            </w:r>
-          </w:p>
-        </w:tc>
-        <w:tc>
-          <w:tcPr>
-            <w:tcW w:type="dxa" w:w="1336"/>
-            <w:tcMar>
-              <w:top w:w="100" w:type="dxa"/>
-              <w:bottom w:w="100" w:type="dxa"/>
-              <w:left w:w="150" w:type="dxa"/>
-              <w:right w:w="150" w:type="dxa"/>
-            </w:tcMar>
-          </w:tcPr>
-          <w:p>
-            <w:pPr>
-              <w:spacing w:before="40" w:after="40" w:line="252" w:lineRule="auto"/>
-              <w:jc w:val="left"/>
-            </w:pPr>
-            <w:r>
-              <w:rPr>
-                <w:rFonts w:ascii="Times New Roman" w:hAnsi="Times New Roman"/>
-                <w:sz w:val="22"/>
-              </w:rPr>
-              <w:t>Чтение</w:t>
-            </w:r>
-          </w:p>
-        </w:tc>
-        <w:tc>
-          <w:tcPr>
-            <w:tcW w:type="dxa" w:w="1336"/>
-            <w:tcMar>
-              <w:top w:w="100" w:type="dxa"/>
-              <w:bottom w:w="100" w:type="dxa"/>
-              <w:left w:w="150" w:type="dxa"/>
-              <w:right w:w="150" w:type="dxa"/>
-            </w:tcMar>
-          </w:tcPr>
-          <w:p>
-            <w:pPr>
-              <w:spacing w:before="40" w:after="40" w:line="252" w:lineRule="auto"/>
-              <w:jc w:val="left"/>
-            </w:pPr>
-            <w:r>
-              <w:rPr>
-                <w:rFonts w:ascii="Times New Roman" w:hAnsi="Times New Roman"/>
-                <w:sz w:val="22"/>
-              </w:rPr>
-              <w:t>Чтение</w:t>
-            </w:r>
-          </w:p>
-        </w:tc>
-      </w:tr>
-      <w:tr>
-        <w:tc>
-          <w:tcPr>
-            <w:tcW w:type="dxa" w:w="1336"/>
-            <w:tcMar>
-              <w:top w:w="100" w:type="dxa"/>
-              <w:bottom w:w="100" w:type="dxa"/>
-              <w:left w:w="150" w:type="dxa"/>
-              <w:right w:w="150" w:type="dxa"/>
-            </w:tcMar>
-          </w:tcPr>
-          <w:p>
-            <w:pPr>
-              <w:spacing w:before="40" w:after="40" w:line="252" w:lineRule="auto"/>
-              <w:jc w:val="left"/>
-            </w:pPr>
-            <w:r>
-              <w:rPr>
-                <w:rFonts w:ascii="Times New Roman" w:hAnsi="Times New Roman"/>
-                <w:sz w:val="22"/>
-              </w:rPr>
-            </w:r>
-            <w:r>
-              <w:rPr>
-                <w:rFonts w:ascii="Times New Roman" w:hAnsi="Times New Roman"/>
-                <w:b/>
-                <w:sz w:val="22"/>
-              </w:rPr>
-              <w:t>Кафедры вуза</w:t>
-            </w:r>
-            <w:r>
-              <w:rPr>
-                <w:rFonts w:ascii="Times New Roman" w:hAnsi="Times New Roman"/>
-                <w:sz w:val="22"/>
-              </w:rPr>
-            </w:r>
-          </w:p>
-        </w:tc>
-        <w:tc>
-          <w:tcPr>
-            <w:tcW w:type="dxa" w:w="1336"/>
-            <w:tcMar>
-              <w:top w:w="100" w:type="dxa"/>
-              <w:bottom w:w="100" w:type="dxa"/>
-              <w:left w:w="150" w:type="dxa"/>
-              <w:right w:w="150" w:type="dxa"/>
-            </w:tcMar>
-          </w:tcPr>
-          <w:p>
-            <w:pPr>
-              <w:spacing w:before="40" w:after="40" w:line="252" w:lineRule="auto"/>
-              <w:jc w:val="left"/>
-            </w:pPr>
-            <w:r>
-              <w:rPr>
-                <w:rFonts w:ascii="Times New Roman" w:hAnsi="Times New Roman"/>
-                <w:sz w:val="22"/>
-              </w:rPr>
-              <w:t>`/departments`</w:t>
-            </w:r>
-          </w:p>
-        </w:tc>
-        <w:tc>
-          <w:tcPr>
-            <w:tcW w:type="dxa" w:w="1336"/>
-            <w:tcMar>
-              <w:top w:w="100" w:type="dxa"/>
-              <w:bottom w:w="100" w:type="dxa"/>
-              <w:left w:w="150" w:type="dxa"/>
-              <w:right w:w="150" w:type="dxa"/>
-            </w:tcMar>
-          </w:tcPr>
-          <w:p>
-            <w:pPr>
-              <w:spacing w:before="40" w:after="40" w:line="252" w:lineRule="auto"/>
-              <w:jc w:val="left"/>
-            </w:pPr>
-            <w:r>
-              <w:rPr>
-                <w:rFonts w:ascii="Times New Roman" w:hAnsi="Times New Roman"/>
-                <w:sz w:val="22"/>
-              </w:rPr>
-              <w:t>Чтение</w:t>
-            </w:r>
-          </w:p>
-        </w:tc>
-        <w:tc>
-          <w:tcPr>
-            <w:tcW w:type="dxa" w:w="1336"/>
-            <w:tcMar>
-              <w:top w:w="100" w:type="dxa"/>
-              <w:bottom w:w="100" w:type="dxa"/>
-              <w:left w:w="150" w:type="dxa"/>
-              <w:right w:w="150" w:type="dxa"/>
-            </w:tcMar>
-          </w:tcPr>
-          <w:p>
-            <w:pPr>
-              <w:spacing w:before="40" w:after="40" w:line="252" w:lineRule="auto"/>
-              <w:jc w:val="left"/>
-            </w:pPr>
-            <w:r>
-              <w:rPr>
-                <w:rFonts w:ascii="Times New Roman" w:hAnsi="Times New Roman"/>
-                <w:sz w:val="22"/>
-              </w:rPr>
-              <w:t>Чтение</w:t>
-            </w:r>
-          </w:p>
-        </w:tc>
-        <w:tc>
-          <w:tcPr>
-            <w:tcW w:type="dxa" w:w="1336"/>
-            <w:tcMar>
-              <w:top w:w="100" w:type="dxa"/>
-              <w:bottom w:w="100" w:type="dxa"/>
-              <w:left w:w="150" w:type="dxa"/>
-              <w:right w:w="150" w:type="dxa"/>
-            </w:tcMar>
-          </w:tcPr>
-          <w:p>
-            <w:pPr>
-              <w:spacing w:before="40" w:after="40" w:line="252" w:lineRule="auto"/>
-              <w:jc w:val="left"/>
-            </w:pPr>
-            <w:r>
-              <w:rPr>
-                <w:rFonts w:ascii="Times New Roman" w:hAnsi="Times New Roman"/>
-                <w:sz w:val="22"/>
-              </w:rPr>
-              <w:t>Чтение</w:t>
-            </w:r>
-          </w:p>
-        </w:tc>
-        <w:tc>
-          <w:tcPr>
-            <w:tcW w:type="dxa" w:w="1336"/>
-            <w:tcMar>
-              <w:top w:w="100" w:type="dxa"/>
-              <w:bottom w:w="100" w:type="dxa"/>
-              <w:left w:w="150" w:type="dxa"/>
-              <w:right w:w="150" w:type="dxa"/>
-            </w:tcMar>
-          </w:tcPr>
-          <w:p>
-            <w:pPr>
-              <w:spacing w:before="40" w:after="40" w:line="252" w:lineRule="auto"/>
-              <w:jc w:val="left"/>
-            </w:pPr>
-            <w:r>
-              <w:rPr>
-                <w:rFonts w:ascii="Times New Roman" w:hAnsi="Times New Roman"/>
-                <w:sz w:val="22"/>
-              </w:rPr>
-              <w:t>Чтение</w:t>
-            </w:r>
-          </w:p>
-        </w:tc>
-        <w:tc>
-          <w:tcPr>
-            <w:tcW w:type="dxa" w:w="1336"/>
-            <w:tcMar>
-              <w:top w:w="100" w:type="dxa"/>
-              <w:bottom w:w="100" w:type="dxa"/>
-              <w:left w:w="150" w:type="dxa"/>
-              <w:right w:w="150" w:type="dxa"/>
-            </w:tcMar>
-          </w:tcPr>
-          <w:p>
-            <w:pPr>
-              <w:spacing w:before="40" w:after="40" w:line="252" w:lineRule="auto"/>
-              <w:jc w:val="left"/>
-            </w:pPr>
-            <w:r>
-              <w:rPr>
-                <w:rFonts w:ascii="Times New Roman" w:hAnsi="Times New Roman"/>
-                <w:sz w:val="22"/>
-              </w:rPr>
-              <w:t>Чтение</w:t>
-            </w:r>
-          </w:p>
-        </w:tc>
-      </w:tr>
-      <w:tr>
-        <w:tc>
-          <w:tcPr>
-            <w:tcW w:type="dxa" w:w="1336"/>
-            <w:tcMar>
-              <w:top w:w="100" w:type="dxa"/>
-              <w:bottom w:w="100" w:type="dxa"/>
-              <w:left w:w="150" w:type="dxa"/>
-              <w:right w:w="150" w:type="dxa"/>
-            </w:tcMar>
-          </w:tcPr>
-          <w:p>
-            <w:pPr>
-              <w:spacing w:before="40" w:after="40" w:line="252" w:lineRule="auto"/>
-              <w:jc w:val="left"/>
-            </w:pPr>
-            <w:r>
-              <w:rPr>
-                <w:rFonts w:ascii="Times New Roman" w:hAnsi="Times New Roman"/>
-                <w:sz w:val="22"/>
-              </w:rPr>
-            </w:r>
-            <w:r>
-              <w:rPr>
-                <w:rFonts w:ascii="Times New Roman" w:hAnsi="Times New Roman"/>
-                <w:b/>
-                <w:sz w:val="22"/>
-              </w:rPr>
-              <w:t>Матрица компетенций</w:t>
-            </w:r>
-            <w:r>
-              <w:rPr>
-                <w:rFonts w:ascii="Times New Roman" w:hAnsi="Times New Roman"/>
-                <w:sz w:val="22"/>
-              </w:rPr>
-            </w:r>
-          </w:p>
-        </w:tc>
-        <w:tc>
-          <w:tcPr>
-            <w:tcW w:type="dxa" w:w="1336"/>
-            <w:tcMar>
-              <w:top w:w="100" w:type="dxa"/>
-              <w:bottom w:w="100" w:type="dxa"/>
-              <w:left w:w="150" w:type="dxa"/>
-              <w:right w:w="150" w:type="dxa"/>
-            </w:tcMar>
-          </w:tcPr>
-          <w:p>
-            <w:pPr>
-              <w:spacing w:before="40" w:after="40" w:line="252" w:lineRule="auto"/>
-              <w:jc w:val="left"/>
-            </w:pPr>
-            <w:r>
-              <w:rPr>
-                <w:rFonts w:ascii="Times New Roman" w:hAnsi="Times New Roman"/>
-                <w:sz w:val="22"/>
-              </w:rPr>
-              <w:t>`/competencies`</w:t>
-            </w:r>
-          </w:p>
-        </w:tc>
-        <w:tc>
-          <w:tcPr>
-            <w:tcW w:type="dxa" w:w="1336"/>
-            <w:tcMar>
-              <w:top w:w="100" w:type="dxa"/>
-              <w:bottom w:w="100" w:type="dxa"/>
-              <w:left w:w="150" w:type="dxa"/>
-              <w:right w:w="150" w:type="dxa"/>
-            </w:tcMar>
-          </w:tcPr>
-          <w:p>
-            <w:pPr>
-              <w:spacing w:before="40" w:after="40" w:line="252" w:lineRule="auto"/>
-              <w:jc w:val="left"/>
-            </w:pPr>
-            <w:r>
-              <w:rPr>
-                <w:rFonts w:ascii="Times New Roman" w:hAnsi="Times New Roman"/>
-                <w:sz w:val="22"/>
-              </w:rPr>
-              <w:t>Чтение</w:t>
-            </w:r>
-          </w:p>
-        </w:tc>
-        <w:tc>
-          <w:tcPr>
-            <w:tcW w:type="dxa" w:w="1336"/>
-            <w:tcMar>
-              <w:top w:w="100" w:type="dxa"/>
-              <w:bottom w:w="100" w:type="dxa"/>
-              <w:left w:w="150" w:type="dxa"/>
-              <w:right w:w="150" w:type="dxa"/>
-            </w:tcMar>
-          </w:tcPr>
-          <w:p>
-            <w:pPr>
-              <w:spacing w:before="40" w:after="40" w:line="252" w:lineRule="auto"/>
-              <w:jc w:val="left"/>
-            </w:pPr>
-            <w:r>
-              <w:rPr>
-                <w:rFonts w:ascii="Times New Roman" w:hAnsi="Times New Roman"/>
-                <w:sz w:val="22"/>
-              </w:rPr>
-              <w:t>Экспертиза</w:t>
-            </w:r>
-          </w:p>
-        </w:tc>
-        <w:tc>
-          <w:tcPr>
-            <w:tcW w:type="dxa" w:w="1336"/>
-            <w:tcMar>
-              <w:top w:w="100" w:type="dxa"/>
-              <w:bottom w:w="100" w:type="dxa"/>
-              <w:left w:w="150" w:type="dxa"/>
-              <w:right w:w="150" w:type="dxa"/>
-            </w:tcMar>
-          </w:tcPr>
-          <w:p>
-            <w:pPr>
-              <w:spacing w:before="40" w:after="40" w:line="252" w:lineRule="auto"/>
-              <w:jc w:val="left"/>
-            </w:pPr>
-            <w:r>
-              <w:rPr>
-                <w:rFonts w:ascii="Times New Roman" w:hAnsi="Times New Roman"/>
-                <w:sz w:val="22"/>
-              </w:rPr>
-              <w:t>Заполнение</w:t>
-            </w:r>
-          </w:p>
-        </w:tc>
-        <w:tc>
-          <w:tcPr>
-            <w:tcW w:type="dxa" w:w="1336"/>
-            <w:tcMar>
-              <w:top w:w="100" w:type="dxa"/>
-              <w:bottom w:w="100" w:type="dxa"/>
-              <w:left w:w="150" w:type="dxa"/>
-              <w:right w:w="150" w:type="dxa"/>
-            </w:tcMar>
-          </w:tcPr>
-          <w:p>
-            <w:pPr>
-              <w:spacing w:before="40" w:after="40" w:line="252" w:lineRule="auto"/>
-              <w:jc w:val="left"/>
-            </w:pPr>
-            <w:r>
-              <w:rPr>
-                <w:rFonts w:ascii="Times New Roman" w:hAnsi="Times New Roman"/>
-                <w:sz w:val="22"/>
-              </w:rPr>
-              <w:t>Чтение</w:t>
-            </w:r>
-          </w:p>
-        </w:tc>
-        <w:tc>
-          <w:tcPr>
-            <w:tcW w:type="dxa" w:w="1336"/>
-            <w:tcMar>
-              <w:top w:w="100" w:type="dxa"/>
-              <w:bottom w:w="100" w:type="dxa"/>
-              <w:left w:w="150" w:type="dxa"/>
-              <w:right w:w="150" w:type="dxa"/>
-            </w:tcMar>
-          </w:tcPr>
-          <w:p>
-            <w:pPr>
-              <w:spacing w:before="40" w:after="40" w:line="252" w:lineRule="auto"/>
-              <w:jc w:val="left"/>
-            </w:pPr>
-            <w:r>
-              <w:rPr>
-                <w:rFonts w:ascii="Times New Roman" w:hAnsi="Times New Roman"/>
-                <w:sz w:val="22"/>
-              </w:rPr>
-              <w:t>Чтение</w:t>
-            </w:r>
-          </w:p>
-        </w:tc>
-      </w:tr>
-      <w:tr>
-        <w:tc>
-          <w:tcPr>
-            <w:tcW w:type="dxa" w:w="1336"/>
-            <w:tcMar>
-              <w:top w:w="100" w:type="dxa"/>
-              <w:bottom w:w="100" w:type="dxa"/>
-              <w:left w:w="150" w:type="dxa"/>
-              <w:right w:w="150" w:type="dxa"/>
-            </w:tcMar>
-          </w:tcPr>
-          <w:p>
-            <w:pPr>
-              <w:spacing w:before="40" w:after="40" w:line="252" w:lineRule="auto"/>
-              <w:jc w:val="left"/>
-            </w:pPr>
-            <w:r>
-              <w:rPr>
-                <w:rFonts w:ascii="Times New Roman" w:hAnsi="Times New Roman"/>
-                <w:sz w:val="22"/>
-              </w:rPr>
-            </w:r>
-            <w:r>
-              <w:rPr>
-                <w:rFonts w:ascii="Times New Roman" w:hAnsi="Times New Roman"/>
-                <w:b/>
-                <w:sz w:val="22"/>
-              </w:rPr>
-              <w:t>Журнал аудита</w:t>
-            </w:r>
-            <w:r>
-              <w:rPr>
-                <w:rFonts w:ascii="Times New Roman" w:hAnsi="Times New Roman"/>
-                <w:sz w:val="22"/>
-              </w:rPr>
-            </w:r>
-          </w:p>
-        </w:tc>
-        <w:tc>
-          <w:tcPr>
-            <w:tcW w:type="dxa" w:w="1336"/>
-            <w:tcMar>
-              <w:top w:w="100" w:type="dxa"/>
-              <w:bottom w:w="100" w:type="dxa"/>
-              <w:left w:w="150" w:type="dxa"/>
-              <w:right w:w="150" w:type="dxa"/>
-            </w:tcMar>
-          </w:tcPr>
-          <w:p>
-            <w:pPr>
-              <w:spacing w:before="40" w:after="40" w:line="252" w:lineRule="auto"/>
-              <w:jc w:val="left"/>
-            </w:pPr>
-            <w:r>
-              <w:rPr>
-                <w:rFonts w:ascii="Times New Roman" w:hAnsi="Times New Roman"/>
-                <w:sz w:val="22"/>
-              </w:rPr>
-              <w:t>`/audit`</w:t>
-            </w:r>
-          </w:p>
-        </w:tc>
-        <w:tc>
-          <w:tcPr>
-            <w:tcW w:type="dxa" w:w="1336"/>
-            <w:tcMar>
-              <w:top w:w="100" w:type="dxa"/>
-              <w:bottom w:w="100" w:type="dxa"/>
-              <w:left w:w="150" w:type="dxa"/>
-              <w:right w:w="150" w:type="dxa"/>
-            </w:tcMar>
-          </w:tcPr>
-          <w:p>
-            <w:pPr>
-              <w:spacing w:before="40" w:after="40" w:line="252" w:lineRule="auto"/>
-              <w:jc w:val="left"/>
-            </w:pPr>
-            <w:r>
-              <w:rPr>
-                <w:rFonts w:ascii="Times New Roman" w:hAnsi="Times New Roman"/>
-                <w:sz w:val="22"/>
-              </w:rPr>
-              <w:t>Чтение логов</w:t>
-            </w:r>
-          </w:p>
-        </w:tc>
-        <w:tc>
-          <w:tcPr>
-            <w:tcW w:type="dxa" w:w="1336"/>
-            <w:tcMar>
-              <w:top w:w="100" w:type="dxa"/>
-              <w:bottom w:w="100" w:type="dxa"/>
-              <w:left w:w="150" w:type="dxa"/>
-              <w:right w:w="150" w:type="dxa"/>
-            </w:tcMar>
-          </w:tcPr>
-          <w:p>
-            <w:pPr>
-              <w:spacing w:before="40" w:after="40" w:line="252" w:lineRule="auto"/>
-              <w:jc w:val="left"/>
-            </w:pPr>
-            <w:r>
-              <w:rPr>
-                <w:rFonts w:ascii="Times New Roman" w:hAnsi="Times New Roman"/>
-                <w:sz w:val="22"/>
-              </w:rPr>
-              <w:t>Просмотр истории</w:t>
-            </w:r>
-          </w:p>
-        </w:tc>
-        <w:tc>
-          <w:tcPr>
-            <w:tcW w:type="dxa" w:w="1336"/>
-            <w:tcMar>
-              <w:top w:w="100" w:type="dxa"/>
-              <w:bottom w:w="100" w:type="dxa"/>
-              <w:left w:w="150" w:type="dxa"/>
-              <w:right w:w="150" w:type="dxa"/>
-            </w:tcMar>
-          </w:tcPr>
-          <w:p>
-            <w:pPr>
-              <w:spacing w:before="40" w:after="40" w:line="252" w:lineRule="auto"/>
-              <w:jc w:val="left"/>
-            </w:pPr>
-            <w:r>
-              <w:rPr>
-                <w:rFonts w:ascii="Times New Roman" w:hAnsi="Times New Roman"/>
-                <w:sz w:val="22"/>
-              </w:rPr>
-              <w:t>—</w:t>
-            </w:r>
-          </w:p>
-        </w:tc>
-        <w:tc>
-          <w:tcPr>
-            <w:tcW w:type="dxa" w:w="1336"/>
-            <w:tcMar>
-              <w:top w:w="100" w:type="dxa"/>
-              <w:bottom w:w="100" w:type="dxa"/>
-              <w:left w:w="150" w:type="dxa"/>
-              <w:right w:w="150" w:type="dxa"/>
-            </w:tcMar>
-          </w:tcPr>
-          <w:p>
-            <w:pPr>
-              <w:spacing w:before="40" w:after="40" w:line="252" w:lineRule="auto"/>
-              <w:jc w:val="left"/>
-            </w:pPr>
-            <w:r>
-              <w:rPr>
-                <w:rFonts w:ascii="Times New Roman" w:hAnsi="Times New Roman"/>
-                <w:sz w:val="22"/>
-              </w:rPr>
-              <w:t>—</w:t>
-            </w:r>
-          </w:p>
-        </w:tc>
-        <w:tc>
-          <w:tcPr>
-            <w:tcW w:type="dxa" w:w="1336"/>
-            <w:tcMar>
-              <w:top w:w="100" w:type="dxa"/>
-              <w:bottom w:w="100" w:type="dxa"/>
-              <w:left w:w="150" w:type="dxa"/>
-              <w:right w:w="150" w:type="dxa"/>
-            </w:tcMar>
-          </w:tcPr>
-          <w:p>
-            <w:pPr>
-              <w:spacing w:before="40" w:after="40" w:line="252" w:lineRule="auto"/>
-              <w:jc w:val="left"/>
-            </w:pPr>
-            <w:r>
-              <w:rPr>
-                <w:rFonts w:ascii="Times New Roman" w:hAnsi="Times New Roman"/>
-                <w:sz w:val="22"/>
-              </w:rPr>
-              <w:t>—</w:t>
-            </w:r>
-          </w:p>
-        </w:tc>
-      </w:tr>
-      <w:tr>
-        <w:tc>
-          <w:tcPr>
-            <w:tcW w:type="dxa" w:w="1336"/>
-            <w:tcMar>
-              <w:top w:w="100" w:type="dxa"/>
-              <w:bottom w:w="100" w:type="dxa"/>
-              <w:left w:w="150" w:type="dxa"/>
-              <w:right w:w="150" w:type="dxa"/>
-            </w:tcMar>
-          </w:tcPr>
-          <w:p>
-            <w:pPr>
-              <w:spacing w:before="40" w:after="40" w:line="252" w:lineRule="auto"/>
-              <w:jc w:val="left"/>
-            </w:pPr>
-            <w:r>
-              <w:rPr>
-                <w:rFonts w:ascii="Times New Roman" w:hAnsi="Times New Roman"/>
-                <w:sz w:val="22"/>
-              </w:rPr>
-            </w:r>
-            <w:r>
-              <w:rPr>
-                <w:rFonts w:ascii="Times New Roman" w:hAnsi="Times New Roman"/>
-                <w:b/>
-                <w:sz w:val="22"/>
-              </w:rPr>
-              <w:t>Карта сайта</w:t>
-            </w:r>
-            <w:r>
-              <w:rPr>
-                <w:rFonts w:ascii="Times New Roman" w:hAnsi="Times New Roman"/>
-                <w:sz w:val="22"/>
-              </w:rPr>
-            </w:r>
-          </w:p>
-        </w:tc>
-        <w:tc>
-          <w:tcPr>
-            <w:tcW w:type="dxa" w:w="1336"/>
-            <w:tcMar>
-              <w:top w:w="100" w:type="dxa"/>
-              <w:bottom w:w="100" w:type="dxa"/>
-              <w:left w:w="150" w:type="dxa"/>
-              <w:right w:w="150" w:type="dxa"/>
-            </w:tcMar>
-          </w:tcPr>
-          <w:p>
-            <w:pPr>
-              <w:spacing w:before="40" w:after="40" w:line="252" w:lineRule="auto"/>
-              <w:jc w:val="left"/>
-            </w:pPr>
-            <w:r>
-              <w:rPr>
-                <w:rFonts w:ascii="Times New Roman" w:hAnsi="Times New Roman"/>
-                <w:sz w:val="22"/>
-              </w:rPr>
-              <w:t>`/sitemap`</w:t>
-            </w:r>
-          </w:p>
-        </w:tc>
-        <w:tc>
-          <w:tcPr>
-            <w:tcW w:type="dxa" w:w="1336"/>
-            <w:tcMar>
-              <w:top w:w="100" w:type="dxa"/>
-              <w:bottom w:w="100" w:type="dxa"/>
-              <w:left w:w="150" w:type="dxa"/>
-              <w:right w:w="150" w:type="dxa"/>
-            </w:tcMar>
-          </w:tcPr>
-          <w:p>
-            <w:pPr>
-              <w:spacing w:before="40" w:after="40" w:line="252" w:lineRule="auto"/>
-              <w:jc w:val="left"/>
-            </w:pPr>
-            <w:r>
-              <w:rPr>
-                <w:rFonts w:ascii="Times New Roman" w:hAnsi="Times New Roman"/>
-                <w:sz w:val="22"/>
-              </w:rPr>
-              <w:t>Чтение</w:t>
-            </w:r>
-          </w:p>
-        </w:tc>
-        <w:tc>
-          <w:tcPr>
-            <w:tcW w:type="dxa" w:w="1336"/>
-            <w:tcMar>
-              <w:top w:w="100" w:type="dxa"/>
-              <w:bottom w:w="100" w:type="dxa"/>
-              <w:left w:w="150" w:type="dxa"/>
-              <w:right w:w="150" w:type="dxa"/>
-            </w:tcMar>
-          </w:tcPr>
-          <w:p>
-            <w:pPr>
-              <w:spacing w:before="40" w:after="40" w:line="252" w:lineRule="auto"/>
-              <w:jc w:val="left"/>
-            </w:pPr>
-            <w:r>
-              <w:rPr>
-                <w:rFonts w:ascii="Times New Roman" w:hAnsi="Times New Roman"/>
-                <w:sz w:val="22"/>
-              </w:rPr>
-              <w:t>Чтение</w:t>
-            </w:r>
-          </w:p>
-        </w:tc>
-        <w:tc>
-          <w:tcPr>
-            <w:tcW w:type="dxa" w:w="1336"/>
-            <w:tcMar>
-              <w:top w:w="100" w:type="dxa"/>
-              <w:bottom w:w="100" w:type="dxa"/>
-              <w:left w:w="150" w:type="dxa"/>
-              <w:right w:w="150" w:type="dxa"/>
-            </w:tcMar>
-          </w:tcPr>
-          <w:p>
-            <w:pPr>
-              <w:spacing w:before="40" w:after="40" w:line="252" w:lineRule="auto"/>
-              <w:jc w:val="left"/>
-            </w:pPr>
-            <w:r>
-              <w:rPr>
-                <w:rFonts w:ascii="Times New Roman" w:hAnsi="Times New Roman"/>
-                <w:sz w:val="22"/>
-              </w:rPr>
-              <w:t>Чтение</w:t>
-            </w:r>
-          </w:p>
-        </w:tc>
-        <w:tc>
-          <w:tcPr>
-            <w:tcW w:type="dxa" w:w="1336"/>
-            <w:tcMar>
-              <w:top w:w="100" w:type="dxa"/>
-              <w:bottom w:w="100" w:type="dxa"/>
-              <w:left w:w="150" w:type="dxa"/>
-              <w:right w:w="150" w:type="dxa"/>
-            </w:tcMar>
-          </w:tcPr>
-          <w:p>
-            <w:pPr>
-              <w:spacing w:before="40" w:after="40" w:line="252" w:lineRule="auto"/>
-              <w:jc w:val="left"/>
-            </w:pPr>
-            <w:r>
-              <w:rPr>
-                <w:rFonts w:ascii="Times New Roman" w:hAnsi="Times New Roman"/>
-                <w:sz w:val="22"/>
-              </w:rPr>
-              <w:t>Чтение</w:t>
-            </w:r>
-          </w:p>
-        </w:tc>
-        <w:tc>
-          <w:tcPr>
-            <w:tcW w:type="dxa" w:w="1336"/>
-            <w:tcMar>
-              <w:top w:w="100" w:type="dxa"/>
-              <w:bottom w:w="100" w:type="dxa"/>
-              <w:left w:w="150" w:type="dxa"/>
-              <w:right w:w="150" w:type="dxa"/>
-            </w:tcMar>
-          </w:tcPr>
-          <w:p>
-            <w:pPr>
-              <w:spacing w:before="40" w:after="40" w:line="252" w:lineRule="auto"/>
-              <w:jc w:val="left"/>
-            </w:pPr>
-            <w:r>
-              <w:rPr>
-                <w:rFonts w:ascii="Times New Roman" w:hAnsi="Times New Roman"/>
-                <w:sz w:val="22"/>
-              </w:rPr>
-              <w:t>Чтение</w:t>
-            </w:r>
-          </w:p>
-        </w:tc>
-      </w:tr>
-    </w:tbl>
-    <w:p>
-      <w:pPr>
-        <w:spacing w:after="120"/>
-      </w:pPr>
-    </w:p>
-    <w:p>
-      <w:pPr>
-        <w:spacing w:before="240" w:after="120"/>
-        <w:jc w:val="left"/>
-      </w:pPr>
-      <w:r>
-        <w:rPr>
-          <w:rFonts w:ascii="Times New Roman" w:hAnsi="Times New Roman"/>
-          <w:b/>
-          <w:sz w:val="28"/>
-        </w:rPr>
-        <w:t>3. Описание и структура реализованных разделов и страниц портала</w:t>
-      </w:r>
-    </w:p>
-    <w:p>
-      <w:pPr>
-        <w:spacing w:before="160" w:after="80"/>
-        <w:jc w:val="left"/>
-      </w:pPr>
-      <w:r>
-        <w:rPr>
-          <w:rFonts w:ascii="Times New Roman" w:hAnsi="Times New Roman"/>
-          <w:b/>
-          <w:sz w:val="26"/>
-        </w:rPr>
-        <w:t>3.1. Раздел «Сводная панель оперативного мониторинга (Dashboard)»</w:t>
+        <w:t>Все страницы используют общий шаблон. Он содержит шапку, меню, хлебные крошки, рабочую область и нижнюю часть страницы. Табличные разделы используют единый стиль строк, заголовков и статусов.</w:t>
       </w:r>
     </w:p>
     <w:p>
@@ -3696,96 +1303,13 @@
           <w:rFonts w:ascii="Times New Roman" w:hAnsi="Times New Roman"/>
           <w:sz w:val="28"/>
         </w:rPr>
-      </w:r>
-      <w:r>
-        <w:rPr>
-          <w:rFonts w:ascii="Times New Roman" w:hAnsi="Times New Roman"/>
-          <w:b/>
-          <w:sz w:val="28"/>
-        </w:rPr>
-        <w:t>Назначение раздела:</w:t>
-      </w:r>
-      <w:r>
-        <w:rPr>
-          <w:rFonts w:ascii="Times New Roman" w:hAnsi="Times New Roman"/>
-          <w:sz w:val="28"/>
-        </w:rPr>
-        <w:t xml:space="preserve"> Обеспечение руководства университета, сотрудников Центра АНОК и заведующих кафедрами агрегированной оперативной информацией о текущем статусе пула образовательных программ и учебных планов.</w:t>
+        <w:t>Основная страница показывает агрегированные значения, реестр планов и краткую информацию о согласовании. Страница плана показывает его реквизиты и дисциплины выбранного семестра. Справочные разделы выводят карточки или таблицы данных из SQLite.</w:t>
       </w:r>
     </w:p>
     <w:p>
       <w:pPr>
-        <w:spacing w:before="200" w:after="80"/>
-        <w:jc w:val="center"/>
-      </w:pPr>
-      <w:r>
-        <w:drawing>
-          <wp:inline xmlns:a="http://schemas.openxmlformats.org/drawingml/2006/main" xmlns:pic="http://schemas.openxmlformats.org/drawingml/2006/picture">
-            <wp:extent cx="5760000" cy="3626667"/>
-            <wp:docPr id="2" name="Picture 2"/>
-            <wp:cNvGraphicFramePr>
-              <a:graphicFrameLocks noChangeAspect="1"/>
-            </wp:cNvGraphicFramePr>
-            <a:graphic>
-              <a:graphicData uri="http://schemas.openxmlformats.org/drawingml/2006/picture">
-                <pic:pic>
-                  <pic:nvPicPr>
-                    <pic:cNvPr id="0" name="section_dashboard.png"/>
-                    <pic:cNvPicPr/>
-                  </pic:nvPicPr>
-                  <pic:blipFill>
-                    <a:blip r:embed="rId11"/>
-                    <a:stretch>
-                      <a:fillRect/>
-                    </a:stretch>
-                  </pic:blipFill>
-                  <pic:spPr>
-                    <a:xfrm>
-                      <a:off x="0" y="0"/>
-                      <a:ext cx="5760000" cy="3626667"/>
-                    </a:xfrm>
-                    <a:prstGeom prst="rect"/>
-                  </pic:spPr>
-                </pic:pic>
-              </a:graphicData>
-            </a:graphic>
-          </wp:inline>
-        </w:drawing>
-      </w:r>
-    </w:p>
-    <w:p>
-      <w:pPr>
-        <w:spacing w:before="80" w:after="240"/>
-        <w:jc w:val="center"/>
-      </w:pPr>
-      <w:r>
-        <w:rPr>
-          <w:rFonts w:ascii="Times New Roman" w:hAnsi="Times New Roman"/>
-          <w:i/>
-          <w:sz w:val="24"/>
-        </w:rPr>
-        <w:t>Рисунок 2 — Сводная панель оперативного мониторинга</w:t>
-      </w:r>
-    </w:p>
-    <w:p>
-      <w:pPr>
-        <w:spacing w:before="160" w:after="80"/>
+        <w:spacing w:before="240" w:after="120"/>
         <w:jc w:val="left"/>
-      </w:pPr>
-      <w:r>
-        <w:rPr>
-          <w:rFonts w:ascii="Times New Roman" w:hAnsi="Times New Roman"/>
-          <w:b/>
-          <w:sz w:val="26"/>
-        </w:rPr>
-        <w:t>Структура и компоненты страницы:</w:t>
-      </w:r>
-    </w:p>
-    <w:p>
-      <w:pPr>
-        <w:spacing w:line="276" w:lineRule="auto" w:after="60"/>
-        <w:ind w:left="709"/>
-        <w:jc w:val="both"/>
       </w:pPr>
       <w:r>
         <w:rPr>
@@ -3793,322 +1317,7 @@
           <w:b/>
           <w:sz w:val="28"/>
         </w:rPr>
-        <w:t xml:space="preserve">1. </w:t>
-      </w:r>
-      <w:r>
-        <w:rPr>
-          <w:rFonts w:ascii="Times New Roman" w:hAnsi="Times New Roman"/>
-          <w:sz w:val="28"/>
-        </w:rPr>
-      </w:r>
-      <w:r>
-        <w:rPr>
-          <w:rFonts w:ascii="Times New Roman" w:hAnsi="Times New Roman"/>
-          <w:b/>
-          <w:sz w:val="28"/>
-        </w:rPr>
-        <w:t>Блок верхних KPI-карточек:</w:t>
-      </w:r>
-      <w:r>
-        <w:rPr>
-          <w:rFonts w:ascii="Times New Roman" w:hAnsi="Times New Roman"/>
-          <w:sz w:val="28"/>
-        </w:rPr>
-      </w:r>
-    </w:p>
-    <w:p>
-      <w:pPr>
-        <w:spacing w:line="276" w:lineRule="auto" w:after="60"/>
-        <w:ind w:left="1134"/>
-        <w:jc w:val="both"/>
-      </w:pPr>
-      <w:r>
-        <w:rPr>
-          <w:rFonts w:ascii="Times New Roman" w:hAnsi="Times New Roman"/>
-          <w:b w:val="0"/>
-          <w:sz w:val="28"/>
-        </w:rPr>
-        <w:t xml:space="preserve">• </w:t>
-      </w:r>
-      <w:r>
-        <w:rPr>
-          <w:rFonts w:ascii="Times New Roman" w:hAnsi="Times New Roman"/>
-          <w:sz w:val="28"/>
-        </w:rPr>
-        <w:t>*«Учебных планов в реестре»* — общий объем заведенных планов на учебный год 2026/2027;</w:t>
-      </w:r>
-    </w:p>
-    <w:p>
-      <w:pPr>
-        <w:spacing w:line="276" w:lineRule="auto" w:after="60"/>
-        <w:ind w:left="1134"/>
-        <w:jc w:val="both"/>
-      </w:pPr>
-      <w:r>
-        <w:rPr>
-          <w:rFonts w:ascii="Times New Roman" w:hAnsi="Times New Roman"/>
-          <w:b w:val="0"/>
-          <w:sz w:val="28"/>
-        </w:rPr>
-        <w:t xml:space="preserve">• </w:t>
-      </w:r>
-      <w:r>
-        <w:rPr>
-          <w:rFonts w:ascii="Times New Roman" w:hAnsi="Times New Roman"/>
-          <w:sz w:val="28"/>
-        </w:rPr>
-        <w:t>*«Дисциплин в базе данных»* — суммарное количество учебных курсов с детальной разбивкой часов;</w:t>
-      </w:r>
-    </w:p>
-    <w:p>
-      <w:pPr>
-        <w:spacing w:line="276" w:lineRule="auto" w:after="60"/>
-        <w:ind w:left="1134"/>
-        <w:jc w:val="both"/>
-      </w:pPr>
-      <w:r>
-        <w:rPr>
-          <w:rFonts w:ascii="Times New Roman" w:hAnsi="Times New Roman"/>
-          <w:b w:val="0"/>
-          <w:sz w:val="28"/>
-        </w:rPr>
-        <w:t xml:space="preserve">• </w:t>
-      </w:r>
-      <w:r>
-        <w:rPr>
-          <w:rFonts w:ascii="Times New Roman" w:hAnsi="Times New Roman"/>
-          <w:sz w:val="28"/>
-        </w:rPr>
-        <w:t>*«Стандарты ФГОС 3++»* — количество подключенных нормативных регламентов;</w:t>
-      </w:r>
-    </w:p>
-    <w:p>
-      <w:pPr>
-        <w:spacing w:line="276" w:lineRule="auto" w:after="60"/>
-        <w:ind w:left="1134"/>
-        <w:jc w:val="both"/>
-      </w:pPr>
-      <w:r>
-        <w:rPr>
-          <w:rFonts w:ascii="Times New Roman" w:hAnsi="Times New Roman"/>
-          <w:b w:val="0"/>
-          <w:sz w:val="28"/>
-        </w:rPr>
-        <w:t xml:space="preserve">• </w:t>
-      </w:r>
-      <w:r>
-        <w:rPr>
-          <w:rFonts w:ascii="Times New Roman" w:hAnsi="Times New Roman"/>
-          <w:sz w:val="28"/>
-        </w:rPr>
-        <w:t>*«Служебные записки»* — число активных заявок на актуализацию УП до начала семестра.</w:t>
-      </w:r>
-    </w:p>
-    <w:p>
-      <w:pPr>
-        <w:spacing w:line="276" w:lineRule="auto" w:after="60"/>
-        <w:ind w:left="709"/>
-        <w:jc w:val="both"/>
-      </w:pPr>
-      <w:r>
-        <w:rPr>
-          <w:rFonts w:ascii="Times New Roman" w:hAnsi="Times New Roman"/>
-          <w:b/>
-          <w:sz w:val="28"/>
-        </w:rPr>
-        <w:t xml:space="preserve">2. </w:t>
-      </w:r>
-      <w:r>
-        <w:rPr>
-          <w:rFonts w:ascii="Times New Roman" w:hAnsi="Times New Roman"/>
-          <w:sz w:val="28"/>
-        </w:rPr>
-      </w:r>
-      <w:r>
-        <w:rPr>
-          <w:rFonts w:ascii="Times New Roman" w:hAnsi="Times New Roman"/>
-          <w:b/>
-          <w:sz w:val="28"/>
-        </w:rPr>
-        <w:t>Таблица оперативной очереди планов на экспертизу:</w:t>
-      </w:r>
-      <w:r>
-        <w:rPr>
-          <w:rFonts w:ascii="Times New Roman" w:hAnsi="Times New Roman"/>
-          <w:sz w:val="28"/>
-        </w:rPr>
-      </w:r>
-    </w:p>
-    <w:p>
-      <w:pPr>
-        <w:spacing w:line="276" w:lineRule="auto" w:after="60"/>
-        <w:ind w:left="1134"/>
-        <w:jc w:val="both"/>
-      </w:pPr>
-      <w:r>
-        <w:rPr>
-          <w:rFonts w:ascii="Times New Roman" w:hAnsi="Times New Roman"/>
-          <w:b w:val="0"/>
-          <w:sz w:val="28"/>
-        </w:rPr>
-        <w:t xml:space="preserve">• </w:t>
-      </w:r>
-      <w:r>
-        <w:rPr>
-          <w:rFonts w:ascii="Times New Roman" w:hAnsi="Times New Roman"/>
-          <w:sz w:val="28"/>
-        </w:rPr>
-        <w:t>Колонки: Шифр и наименование направления, Выпускающая кафедра, Версия, Статус экспертизы, Кнопки быстрых действий (*«План»*, *«ФГОС»*).</w:t>
-      </w:r>
-    </w:p>
-    <w:p>
-      <w:pPr>
-        <w:spacing w:line="276" w:lineRule="auto" w:after="60"/>
-        <w:ind w:left="1134"/>
-        <w:jc w:val="both"/>
-      </w:pPr>
-      <w:r>
-        <w:rPr>
-          <w:rFonts w:ascii="Times New Roman" w:hAnsi="Times New Roman"/>
-          <w:b w:val="0"/>
-          <w:sz w:val="28"/>
-        </w:rPr>
-        <w:t xml:space="preserve">• </w:t>
-      </w:r>
-      <w:r>
-        <w:rPr>
-          <w:rFonts w:ascii="Times New Roman" w:hAnsi="Times New Roman"/>
-          <w:sz w:val="28"/>
-        </w:rPr>
-        <w:t>Цветовая индикация статусов: Зеленый (*«Утвержден Ректором»*), Янтарный (*«На экспертизе АНОК»*), Красный (*«Замечания ФГОС — 238 з.е.»*), Фиолетовый (*«Визирование Проректора»*).</w:t>
-      </w:r>
-    </w:p>
-    <w:p>
-      <w:pPr>
-        <w:spacing w:line="276" w:lineRule="auto" w:after="60"/>
-        <w:ind w:left="709"/>
-        <w:jc w:val="both"/>
-      </w:pPr>
-      <w:r>
-        <w:rPr>
-          <w:rFonts w:ascii="Times New Roman" w:hAnsi="Times New Roman"/>
-          <w:b/>
-          <w:sz w:val="28"/>
-        </w:rPr>
-        <w:t xml:space="preserve">3. </w:t>
-      </w:r>
-      <w:r>
-        <w:rPr>
-          <w:rFonts w:ascii="Times New Roman" w:hAnsi="Times New Roman"/>
-          <w:sz w:val="28"/>
-        </w:rPr>
-      </w:r>
-      <w:r>
-        <w:rPr>
-          <w:rFonts w:ascii="Times New Roman" w:hAnsi="Times New Roman"/>
-          <w:b/>
-          <w:sz w:val="28"/>
-        </w:rPr>
-        <w:t>Виджет таймлайна электронного визирования:</w:t>
-      </w:r>
-      <w:r>
-        <w:rPr>
-          <w:rFonts w:ascii="Times New Roman" w:hAnsi="Times New Roman"/>
-          <w:sz w:val="28"/>
-        </w:rPr>
-      </w:r>
-    </w:p>
-    <w:p>
-      <w:pPr>
-        <w:spacing w:line="276" w:lineRule="auto" w:after="60"/>
-        <w:ind w:left="1134"/>
-        <w:jc w:val="both"/>
-      </w:pPr>
-      <w:r>
-        <w:rPr>
-          <w:rFonts w:ascii="Times New Roman" w:hAnsi="Times New Roman"/>
-          <w:b w:val="0"/>
-          <w:sz w:val="28"/>
-        </w:rPr>
-        <w:t xml:space="preserve">• </w:t>
-      </w:r>
-      <w:r>
-        <w:rPr>
-          <w:rFonts w:ascii="Times New Roman" w:hAnsi="Times New Roman"/>
-          <w:sz w:val="28"/>
-        </w:rPr>
-        <w:t>Отображает текущий прогресс согласования выбранного УП (шаги 1–4) с указанием подписантов, временных отметок и сокращенных хешей ЭЦП.</w:t>
-      </w:r>
-    </w:p>
-    <w:p>
-      <w:pPr>
-        <w:spacing w:line="276" w:lineRule="auto" w:after="60"/>
-        <w:ind w:left="709"/>
-        <w:jc w:val="both"/>
-      </w:pPr>
-      <w:r>
-        <w:rPr>
-          <w:rFonts w:ascii="Times New Roman" w:hAnsi="Times New Roman"/>
-          <w:b/>
-          <w:sz w:val="28"/>
-        </w:rPr>
-        <w:t xml:space="preserve">4. </w:t>
-      </w:r>
-      <w:r>
-        <w:rPr>
-          <w:rFonts w:ascii="Times New Roman" w:hAnsi="Times New Roman"/>
-          <w:sz w:val="28"/>
-        </w:rPr>
-      </w:r>
-      <w:r>
-        <w:rPr>
-          <w:rFonts w:ascii="Times New Roman" w:hAnsi="Times New Roman"/>
-          <w:b/>
-          <w:sz w:val="28"/>
-        </w:rPr>
-        <w:t>Виджет соответствия ФГОС 3++:</w:t>
-      </w:r>
-      <w:r>
-        <w:rPr>
-          <w:rFonts w:ascii="Times New Roman" w:hAnsi="Times New Roman"/>
-          <w:sz w:val="28"/>
-        </w:rPr>
-      </w:r>
-    </w:p>
-    <w:p>
-      <w:pPr>
-        <w:spacing w:line="276" w:lineRule="auto" w:after="60"/>
-        <w:ind w:left="1134"/>
-        <w:jc w:val="both"/>
-      </w:pPr>
-      <w:r>
-        <w:rPr>
-          <w:rFonts w:ascii="Times New Roman" w:hAnsi="Times New Roman"/>
-          <w:b w:val="0"/>
-          <w:sz w:val="28"/>
-        </w:rPr>
-        <w:t xml:space="preserve">• </w:t>
-      </w:r>
-      <w:r>
-        <w:rPr>
-          <w:rFonts w:ascii="Times New Roman" w:hAnsi="Times New Roman"/>
-          <w:sz w:val="28"/>
-        </w:rPr>
-        <w:t>Круговой индикатор процента соответствия нормативам (90.1%) и сводка соблюдения контрольных лимитов.</w:t>
-      </w:r>
-    </w:p>
-    <w:p>
-      <w:pPr>
-        <w:spacing w:before="160" w:after="80"/>
-        <w:jc w:val="left"/>
-      </w:pPr>
-      <w:r>
-        <w:rPr>
-          <w:rFonts w:ascii="Times New Roman" w:hAnsi="Times New Roman"/>
-          <w:b/>
-          <w:sz w:val="26"/>
-        </w:rPr>
-        <w:t>3.2. Раздел «Реестр учебных планов и семестровая матрица дисциплин»</w:t>
+        <w:t>3. Доступ к разделам</w:t>
       </w:r>
     </w:p>
     <w:p>
@@ -4122,96 +1331,13 @@
           <w:rFonts w:ascii="Times New Roman" w:hAnsi="Times New Roman"/>
           <w:sz w:val="28"/>
         </w:rPr>
-      </w:r>
-      <w:r>
-        <w:rPr>
-          <w:rFonts w:ascii="Times New Roman" w:hAnsi="Times New Roman"/>
-          <w:b/>
-          <w:sz w:val="28"/>
-        </w:rPr>
-        <w:t>Назначение раздела:</w:t>
-      </w:r>
-      <w:r>
-        <w:rPr>
-          <w:rFonts w:ascii="Times New Roman" w:hAnsi="Times New Roman"/>
-          <w:sz w:val="28"/>
-        </w:rPr>
-        <w:t xml:space="preserve"> Централизованный учет всех редакций учебных планов, навигация по семестрам, детальное планирование учебных поручений и контроль аудиторной нагрузки.</w:t>
+        <w:t>В текущем прототипе страницы предназначены для демонстрации разделов и доступны без входа. Роли и пользователи хранятся в базе как данные предметной области, но проверка прав доступа в приложении не реализована. Поэтому в работе не заявляется действующий RBAC.</w:t>
       </w:r>
     </w:p>
     <w:p>
       <w:pPr>
-        <w:spacing w:before="200" w:after="80"/>
-        <w:jc w:val="center"/>
-      </w:pPr>
-      <w:r>
-        <w:drawing>
-          <wp:inline xmlns:a="http://schemas.openxmlformats.org/drawingml/2006/main" xmlns:pic="http://schemas.openxmlformats.org/drawingml/2006/picture">
-            <wp:extent cx="5760000" cy="3626667"/>
-            <wp:docPr id="3" name="Picture 3"/>
-            <wp:cNvGraphicFramePr>
-              <a:graphicFrameLocks noChangeAspect="1"/>
-            </wp:cNvGraphicFramePr>
-            <a:graphic>
-              <a:graphicData uri="http://schemas.openxmlformats.org/drawingml/2006/picture">
-                <pic:pic>
-                  <pic:nvPicPr>
-                    <pic:cNvPr id="0" name="section_curriculum_catalog.png"/>
-                    <pic:cNvPicPr/>
-                  </pic:nvPicPr>
-                  <pic:blipFill>
-                    <a:blip r:embed="rId12"/>
-                    <a:stretch>
-                      <a:fillRect/>
-                    </a:stretch>
-                  </pic:blipFill>
-                  <pic:spPr>
-                    <a:xfrm>
-                      <a:off x="0" y="0"/>
-                      <a:ext cx="5760000" cy="3626667"/>
-                    </a:xfrm>
-                    <a:prstGeom prst="rect"/>
-                  </pic:spPr>
-                </pic:pic>
-              </a:graphicData>
-            </a:graphic>
-          </wp:inline>
-        </w:drawing>
-      </w:r>
-    </w:p>
-    <w:p>
-      <w:pPr>
-        <w:spacing w:before="80" w:after="240"/>
-        <w:jc w:val="center"/>
-      </w:pPr>
-      <w:r>
-        <w:rPr>
-          <w:rFonts w:ascii="Times New Roman" w:hAnsi="Times New Roman"/>
-          <w:i/>
-          <w:sz w:val="24"/>
-        </w:rPr>
-        <w:t>Рисунок 3 — Реестр учебных планов и семестровая матрица</w:t>
-      </w:r>
-    </w:p>
-    <w:p>
-      <w:pPr>
-        <w:spacing w:before="160" w:after="80"/>
+        <w:spacing w:before="240" w:after="120"/>
         <w:jc w:val="left"/>
-      </w:pPr>
-      <w:r>
-        <w:rPr>
-          <w:rFonts w:ascii="Times New Roman" w:hAnsi="Times New Roman"/>
-          <w:b/>
-          <w:sz w:val="26"/>
-        </w:rPr>
-        <w:t>Структура и компоненты страницы:</w:t>
-      </w:r>
-    </w:p>
-    <w:p>
-      <w:pPr>
-        <w:spacing w:line="276" w:lineRule="auto" w:after="60"/>
-        <w:ind w:left="709"/>
-        <w:jc w:val="both"/>
       </w:pPr>
       <w:r>
         <w:rPr>
@@ -4219,373 +1345,7 @@
           <w:b/>
           <w:sz w:val="28"/>
         </w:rPr>
-        <w:t xml:space="preserve">1. </w:t>
-      </w:r>
-      <w:r>
-        <w:rPr>
-          <w:rFonts w:ascii="Times New Roman" w:hAnsi="Times New Roman"/>
-          <w:sz w:val="28"/>
-        </w:rPr>
-      </w:r>
-      <w:r>
-        <w:rPr>
-          <w:rFonts w:ascii="Times New Roman" w:hAnsi="Times New Roman"/>
-          <w:b/>
-          <w:sz w:val="28"/>
-        </w:rPr>
-        <w:t>Панель фильтрации и поиска:</w:t>
-      </w:r>
-      <w:r>
-        <w:rPr>
-          <w:rFonts w:ascii="Times New Roman" w:hAnsi="Times New Roman"/>
-          <w:sz w:val="28"/>
-        </w:rPr>
-      </w:r>
-    </w:p>
-    <w:p>
-      <w:pPr>
-        <w:spacing w:line="276" w:lineRule="auto" w:after="60"/>
-        <w:ind w:left="1134"/>
-        <w:jc w:val="both"/>
-      </w:pPr>
-      <w:r>
-        <w:rPr>
-          <w:rFonts w:ascii="Times New Roman" w:hAnsi="Times New Roman"/>
-          <w:b w:val="0"/>
-          <w:sz w:val="28"/>
-        </w:rPr>
-        <w:t xml:space="preserve">• </w:t>
-      </w:r>
-      <w:r>
-        <w:rPr>
-          <w:rFonts w:ascii="Times New Roman" w:hAnsi="Times New Roman"/>
-          <w:sz w:val="28"/>
-        </w:rPr>
-        <w:t>Фильтры по учебным годам (`2026/2027`, `2025/2026`), уровням подготовки (*Бакалавриат*, *Специалитет*, *Магистратура*), кафедрам и статусам.</w:t>
-      </w:r>
-    </w:p>
-    <w:p>
-      <w:pPr>
-        <w:spacing w:line="276" w:lineRule="auto" w:after="60"/>
-        <w:ind w:left="1134"/>
-        <w:jc w:val="both"/>
-      </w:pPr>
-      <w:r>
-        <w:rPr>
-          <w:rFonts w:ascii="Times New Roman" w:hAnsi="Times New Roman"/>
-          <w:b w:val="0"/>
-          <w:sz w:val="28"/>
-        </w:rPr>
-        <w:t xml:space="preserve">• </w:t>
-      </w:r>
-      <w:r>
-        <w:rPr>
-          <w:rFonts w:ascii="Times New Roman" w:hAnsi="Times New Roman"/>
-          <w:sz w:val="28"/>
-        </w:rPr>
-        <w:t>Кнопка вызова мастера создания нового учебного плана (`+ Создать проект УП`).</w:t>
-      </w:r>
-    </w:p>
-    <w:p>
-      <w:pPr>
-        <w:spacing w:line="276" w:lineRule="auto" w:after="60"/>
-        <w:ind w:left="709"/>
-        <w:jc w:val="both"/>
-      </w:pPr>
-      <w:r>
-        <w:rPr>
-          <w:rFonts w:ascii="Times New Roman" w:hAnsi="Times New Roman"/>
-          <w:b/>
-          <w:sz w:val="28"/>
-        </w:rPr>
-        <w:t xml:space="preserve">2. </w:t>
-      </w:r>
-      <w:r>
-        <w:rPr>
-          <w:rFonts w:ascii="Times New Roman" w:hAnsi="Times New Roman"/>
-          <w:sz w:val="28"/>
-        </w:rPr>
-      </w:r>
-      <w:r>
-        <w:rPr>
-          <w:rFonts w:ascii="Times New Roman" w:hAnsi="Times New Roman"/>
-          <w:b/>
-          <w:sz w:val="28"/>
-        </w:rPr>
-        <w:t>Интерактивная семестровая матрица (страница `/plans/&lt;id&gt;`):</w:t>
-      </w:r>
-      <w:r>
-        <w:rPr>
-          <w:rFonts w:ascii="Times New Roman" w:hAnsi="Times New Roman"/>
-          <w:sz w:val="28"/>
-        </w:rPr>
-      </w:r>
-    </w:p>
-    <w:p>
-      <w:pPr>
-        <w:spacing w:line="276" w:lineRule="auto" w:after="60"/>
-        <w:ind w:left="1134"/>
-        <w:jc w:val="both"/>
-      </w:pPr>
-      <w:r>
-        <w:rPr>
-          <w:rFonts w:ascii="Times New Roman" w:hAnsi="Times New Roman"/>
-          <w:b w:val="0"/>
-          <w:sz w:val="28"/>
-        </w:rPr>
-        <w:t xml:space="preserve">• </w:t>
-      </w:r>
-      <w:r>
-        <w:rPr>
-          <w:rFonts w:ascii="Times New Roman" w:hAnsi="Times New Roman"/>
-          <w:sz w:val="28"/>
-        </w:rPr>
-      </w:r>
-      <w:r>
-        <w:rPr>
-          <w:rFonts w:ascii="Times New Roman" w:hAnsi="Times New Roman"/>
-          <w:b/>
-          <w:sz w:val="28"/>
-        </w:rPr>
-        <w:t>Карточка метаданных УП:</w:t>
-      </w:r>
-      <w:r>
-        <w:rPr>
-          <w:rFonts w:ascii="Times New Roman" w:hAnsi="Times New Roman"/>
-          <w:sz w:val="28"/>
-        </w:rPr>
-        <w:t xml:space="preserve"> шифр направления, профиль, выпускающая кафедра, суммарная трудоемкость (240 з.е. / 8640 часов), нормативный срок (4 года / 8 семестров).</w:t>
-      </w:r>
-    </w:p>
-    <w:p>
-      <w:pPr>
-        <w:spacing w:line="276" w:lineRule="auto" w:after="60"/>
-        <w:ind w:left="1134"/>
-        <w:jc w:val="both"/>
-      </w:pPr>
-      <w:r>
-        <w:rPr>
-          <w:rFonts w:ascii="Times New Roman" w:hAnsi="Times New Roman"/>
-          <w:b w:val="0"/>
-          <w:sz w:val="28"/>
-        </w:rPr>
-        <w:t xml:space="preserve">• </w:t>
-      </w:r>
-      <w:r>
-        <w:rPr>
-          <w:rFonts w:ascii="Times New Roman" w:hAnsi="Times New Roman"/>
-          <w:sz w:val="28"/>
-        </w:rPr>
-      </w:r>
-      <w:r>
-        <w:rPr>
-          <w:rFonts w:ascii="Times New Roman" w:hAnsi="Times New Roman"/>
-          <w:b/>
-          <w:sz w:val="28"/>
-        </w:rPr>
-        <w:t>Вкладочный селектор семестров:</w:t>
-      </w:r>
-      <w:r>
-        <w:rPr>
-          <w:rFonts w:ascii="Times New Roman" w:hAnsi="Times New Roman"/>
-          <w:sz w:val="28"/>
-        </w:rPr>
-        <w:t xml:space="preserve"> быстрый переход между 1–8 семестрами.</w:t>
-      </w:r>
-    </w:p>
-    <w:p>
-      <w:pPr>
-        <w:spacing w:line="276" w:lineRule="auto" w:after="60"/>
-        <w:ind w:left="1134"/>
-        <w:jc w:val="both"/>
-      </w:pPr>
-      <w:r>
-        <w:rPr>
-          <w:rFonts w:ascii="Times New Roman" w:hAnsi="Times New Roman"/>
-          <w:b w:val="0"/>
-          <w:sz w:val="28"/>
-        </w:rPr>
-        <w:t xml:space="preserve">• </w:t>
-      </w:r>
-      <w:r>
-        <w:rPr>
-          <w:rFonts w:ascii="Times New Roman" w:hAnsi="Times New Roman"/>
-          <w:sz w:val="28"/>
-        </w:rPr>
-      </w:r>
-      <w:r>
-        <w:rPr>
-          <w:rFonts w:ascii="Times New Roman" w:hAnsi="Times New Roman"/>
-          <w:b/>
-          <w:sz w:val="28"/>
-        </w:rPr>
-        <w:t>Таблица дисциплин семестра:</w:t>
-      </w:r>
-      <w:r>
-        <w:rPr>
-          <w:rFonts w:ascii="Times New Roman" w:hAnsi="Times New Roman"/>
-          <w:sz w:val="28"/>
-        </w:rPr>
-      </w:r>
-    </w:p>
-    <w:p>
-      <w:pPr>
-        <w:spacing w:line="276" w:lineRule="auto" w:after="60"/>
-        <w:ind w:left="1417"/>
-        <w:jc w:val="both"/>
-      </w:pPr>
-      <w:r>
-        <w:rPr>
-          <w:rFonts w:ascii="Times New Roman" w:hAnsi="Times New Roman"/>
-          <w:b w:val="0"/>
-          <w:sz w:val="28"/>
-        </w:rPr>
-        <w:t xml:space="preserve">• </w:t>
-      </w:r>
-      <w:r>
-        <w:rPr>
-          <w:rFonts w:ascii="Times New Roman" w:hAnsi="Times New Roman"/>
-          <w:sz w:val="28"/>
-        </w:rPr>
-        <w:t>Блок и шифр дисциплины (Б1.О.01, Б1.О.02 и т.д.);</w:t>
-      </w:r>
-    </w:p>
-    <w:p>
-      <w:pPr>
-        <w:spacing w:line="276" w:lineRule="auto" w:after="60"/>
-        <w:ind w:left="1417"/>
-        <w:jc w:val="both"/>
-      </w:pPr>
-      <w:r>
-        <w:rPr>
-          <w:rFonts w:ascii="Times New Roman" w:hAnsi="Times New Roman"/>
-          <w:b w:val="0"/>
-          <w:sz w:val="28"/>
-        </w:rPr>
-        <w:t xml:space="preserve">• </w:t>
-      </w:r>
-      <w:r>
-        <w:rPr>
-          <w:rFonts w:ascii="Times New Roman" w:hAnsi="Times New Roman"/>
-          <w:sz w:val="28"/>
-        </w:rPr>
-        <w:t>Трудоемкость в зачетных единицах (з.е.) и академических часах;</w:t>
-      </w:r>
-    </w:p>
-    <w:p>
-      <w:pPr>
-        <w:spacing w:line="276" w:lineRule="auto" w:after="60"/>
-        <w:ind w:left="1417"/>
-        <w:jc w:val="both"/>
-      </w:pPr>
-      <w:r>
-        <w:rPr>
-          <w:rFonts w:ascii="Times New Roman" w:hAnsi="Times New Roman"/>
-          <w:b w:val="0"/>
-          <w:sz w:val="28"/>
-        </w:rPr>
-        <w:t xml:space="preserve">• </w:t>
-      </w:r>
-      <w:r>
-        <w:rPr>
-          <w:rFonts w:ascii="Times New Roman" w:hAnsi="Times New Roman"/>
-          <w:sz w:val="28"/>
-        </w:rPr>
-        <w:t>Структура часов: Лекции, Лабораторные работы, Практические занятия, Самостоятельная работа студентов (СРС);</w:t>
-      </w:r>
-    </w:p>
-    <w:p>
-      <w:pPr>
-        <w:spacing w:line="276" w:lineRule="auto" w:after="60"/>
-        <w:ind w:left="1417"/>
-        <w:jc w:val="both"/>
-      </w:pPr>
-      <w:r>
-        <w:rPr>
-          <w:rFonts w:ascii="Times New Roman" w:hAnsi="Times New Roman"/>
-          <w:b w:val="0"/>
-          <w:sz w:val="28"/>
-        </w:rPr>
-        <w:t xml:space="preserve">• </w:t>
-      </w:r>
-      <w:r>
-        <w:rPr>
-          <w:rFonts w:ascii="Times New Roman" w:hAnsi="Times New Roman"/>
-          <w:sz w:val="28"/>
-        </w:rPr>
-        <w:t>Форма промежуточного контроля (*Экзамен*, *Зачет*, *Зачет с оценкой*, *Курсовая работа/проект*);</w:t>
-      </w:r>
-    </w:p>
-    <w:p>
-      <w:pPr>
-        <w:spacing w:line="276" w:lineRule="auto" w:after="60"/>
-        <w:ind w:left="1417"/>
-        <w:jc w:val="both"/>
-      </w:pPr>
-      <w:r>
-        <w:rPr>
-          <w:rFonts w:ascii="Times New Roman" w:hAnsi="Times New Roman"/>
-          <w:b w:val="0"/>
-          <w:sz w:val="28"/>
-        </w:rPr>
-        <w:t xml:space="preserve">• </w:t>
-      </w:r>
-      <w:r>
-        <w:rPr>
-          <w:rFonts w:ascii="Times New Roman" w:hAnsi="Times New Roman"/>
-          <w:sz w:val="28"/>
-        </w:rPr>
-        <w:t>Закрепленная кафедра-исполнитель (обеспечивающая кафедра).</w:t>
-      </w:r>
-    </w:p>
-    <w:p>
-      <w:pPr>
-        <w:spacing w:line="276" w:lineRule="auto" w:after="60"/>
-        <w:ind w:left="1134"/>
-        <w:jc w:val="both"/>
-      </w:pPr>
-      <w:r>
-        <w:rPr>
-          <w:rFonts w:ascii="Times New Roman" w:hAnsi="Times New Roman"/>
-          <w:b w:val="0"/>
-          <w:sz w:val="28"/>
-        </w:rPr>
-        <w:t xml:space="preserve">• </w:t>
-      </w:r>
-      <w:r>
-        <w:rPr>
-          <w:rFonts w:ascii="Times New Roman" w:hAnsi="Times New Roman"/>
-          <w:sz w:val="28"/>
-        </w:rPr>
-      </w:r>
-      <w:r>
-        <w:rPr>
-          <w:rFonts w:ascii="Times New Roman" w:hAnsi="Times New Roman"/>
-          <w:b/>
-          <w:sz w:val="28"/>
-        </w:rPr>
-        <w:t>Итоговая сводная строка семестра:</w:t>
-      </w:r>
-      <w:r>
-        <w:rPr>
-          <w:rFonts w:ascii="Times New Roman" w:hAnsi="Times New Roman"/>
-          <w:sz w:val="28"/>
-        </w:rPr>
-        <w:t xml:space="preserve"> автоматическая проверка баланса нагрузки (норма 30 з.е. / 1080 ч.) и количества экзаменов ($\le 5$).</w:t>
-      </w:r>
-    </w:p>
-    <w:p>
-      <w:pPr>
-        <w:spacing w:before="160" w:after="80"/>
-        <w:jc w:val="left"/>
-      </w:pPr>
-      <w:r>
-        <w:rPr>
-          <w:rFonts w:ascii="Times New Roman" w:hAnsi="Times New Roman"/>
-          <w:b/>
-          <w:sz w:val="26"/>
-        </w:rPr>
-        <w:t>3.3. Раздел «Модуль аккредитационной экспертизы и валидации ФГОС 3++»</w:t>
+        <w:t>Заключение</w:t>
       </w:r>
     </w:p>
     <w:p>
@@ -4599,1927 +1359,7 @@
           <w:rFonts w:ascii="Times New Roman" w:hAnsi="Times New Roman"/>
           <w:sz w:val="28"/>
         </w:rPr>
-      </w:r>
-      <w:r>
-        <w:rPr>
-          <w:rFonts w:ascii="Times New Roman" w:hAnsi="Times New Roman"/>
-          <w:b/>
-          <w:sz w:val="28"/>
-        </w:rPr>
-        <w:t>Назначение раздела:</w:t>
-      </w:r>
-      <w:r>
-        <w:rPr>
-          <w:rFonts w:ascii="Times New Roman" w:hAnsi="Times New Roman"/>
-          <w:sz w:val="28"/>
-        </w:rPr>
-        <w:t xml:space="preserve"> Автоматизированная верификация учебного плана экспертами Центра АНОК на строгое соответствие федеральным образовательным стандартам высшего образования (ФГОС ВО 3++).</w:t>
-      </w:r>
-    </w:p>
-    <w:p>
-      <w:pPr>
-        <w:spacing w:before="200" w:after="80"/>
-        <w:jc w:val="center"/>
-      </w:pPr>
-      <w:r>
-        <w:drawing>
-          <wp:inline xmlns:a="http://schemas.openxmlformats.org/drawingml/2006/main" xmlns:pic="http://schemas.openxmlformats.org/drawingml/2006/picture">
-            <wp:extent cx="5760000" cy="3626667"/>
-            <wp:docPr id="4" name="Picture 4"/>
-            <wp:cNvGraphicFramePr>
-              <a:graphicFrameLocks noChangeAspect="1"/>
-            </wp:cNvGraphicFramePr>
-            <a:graphic>
-              <a:graphicData uri="http://schemas.openxmlformats.org/drawingml/2006/picture">
-                <pic:pic>
-                  <pic:nvPicPr>
-                    <pic:cNvPr id="0" name="section_fgos_validation.png"/>
-                    <pic:cNvPicPr/>
-                  </pic:nvPicPr>
-                  <pic:blipFill>
-                    <a:blip r:embed="rId13"/>
-                    <a:stretch>
-                      <a:fillRect/>
-                    </a:stretch>
-                  </pic:blipFill>
-                  <pic:spPr>
-                    <a:xfrm>
-                      <a:off x="0" y="0"/>
-                      <a:ext cx="5760000" cy="3626667"/>
-                    </a:xfrm>
-                    <a:prstGeom prst="rect"/>
-                  </pic:spPr>
-                </pic:pic>
-              </a:graphicData>
-            </a:graphic>
-          </wp:inline>
-        </w:drawing>
-      </w:r>
-    </w:p>
-    <w:p>
-      <w:pPr>
-        <w:spacing w:before="80" w:after="240"/>
-        <w:jc w:val="center"/>
-      </w:pPr>
-      <w:r>
-        <w:rPr>
-          <w:rFonts w:ascii="Times New Roman" w:hAnsi="Times New Roman"/>
-          <w:i/>
-          <w:sz w:val="24"/>
-        </w:rPr>
-        <w:t>Рисунок 4 — Модуль аккредитационной экспертизы ФГОС</w:t>
-      </w:r>
-    </w:p>
-    <w:p>
-      <w:pPr>
-        <w:spacing w:before="160" w:after="80"/>
-        <w:jc w:val="left"/>
-      </w:pPr>
-      <w:r>
-        <w:rPr>
-          <w:rFonts w:ascii="Times New Roman" w:hAnsi="Times New Roman"/>
-          <w:b/>
-          <w:sz w:val="26"/>
-        </w:rPr>
-        <w:t>Структура и компоненты страницы:</w:t>
-      </w:r>
-    </w:p>
-    <w:p>
-      <w:pPr>
-        <w:spacing w:line="276" w:lineRule="auto" w:after="60"/>
-        <w:ind w:left="709"/>
-        <w:jc w:val="both"/>
-      </w:pPr>
-      <w:r>
-        <w:rPr>
-          <w:rFonts w:ascii="Times New Roman" w:hAnsi="Times New Roman"/>
-          <w:b/>
-          <w:sz w:val="28"/>
-        </w:rPr>
-        <w:t xml:space="preserve">1. </w:t>
-      </w:r>
-      <w:r>
-        <w:rPr>
-          <w:rFonts w:ascii="Times New Roman" w:hAnsi="Times New Roman"/>
-          <w:sz w:val="28"/>
-        </w:rPr>
-      </w:r>
-      <w:r>
-        <w:rPr>
-          <w:rFonts w:ascii="Times New Roman" w:hAnsi="Times New Roman"/>
-          <w:b/>
-          <w:sz w:val="28"/>
-        </w:rPr>
-        <w:t>Сводный экспертный баннер:</w:t>
-      </w:r>
-      <w:r>
-        <w:rPr>
-          <w:rFonts w:ascii="Times New Roman" w:hAnsi="Times New Roman"/>
-          <w:sz w:val="28"/>
-        </w:rPr>
-      </w:r>
-    </w:p>
-    <w:p>
-      <w:pPr>
-        <w:spacing w:line="276" w:lineRule="auto" w:after="60"/>
-        <w:ind w:left="1134"/>
-        <w:jc w:val="both"/>
-      </w:pPr>
-      <w:r>
-        <w:rPr>
-          <w:rFonts w:ascii="Times New Roman" w:hAnsi="Times New Roman"/>
-          <w:b w:val="0"/>
-          <w:sz w:val="28"/>
-        </w:rPr>
-        <w:t xml:space="preserve">• </w:t>
-      </w:r>
-      <w:r>
-        <w:rPr>
-          <w:rFonts w:ascii="Times New Roman" w:hAnsi="Times New Roman"/>
-          <w:sz w:val="28"/>
-        </w:rPr>
-        <w:t>Отображает вердикт системы (*«100% Соответствие стандарту ФГОС 3++»* либо перечень критических ошибок), дату проверки и ФИО эксперта АНОК.</w:t>
-      </w:r>
-    </w:p>
-    <w:p>
-      <w:pPr>
-        <w:spacing w:line="276" w:lineRule="auto" w:after="60"/>
-        <w:ind w:left="1134"/>
-        <w:jc w:val="both"/>
-      </w:pPr>
-      <w:r>
-        <w:rPr>
-          <w:rFonts w:ascii="Times New Roman" w:hAnsi="Times New Roman"/>
-          <w:b w:val="0"/>
-          <w:sz w:val="28"/>
-        </w:rPr>
-        <w:t xml:space="preserve">• </w:t>
-      </w:r>
-      <w:r>
-        <w:rPr>
-          <w:rFonts w:ascii="Times New Roman" w:hAnsi="Times New Roman"/>
-          <w:sz w:val="28"/>
-        </w:rPr>
-        <w:t>Кнопка прямого допуска к процедуре подписания (*«Допустить к визированию →»*).</w:t>
-      </w:r>
-    </w:p>
-    <w:p>
-      <w:pPr>
-        <w:spacing w:line="276" w:lineRule="auto" w:after="60"/>
-        <w:ind w:left="709"/>
-        <w:jc w:val="both"/>
-      </w:pPr>
-      <w:r>
-        <w:rPr>
-          <w:rFonts w:ascii="Times New Roman" w:hAnsi="Times New Roman"/>
-          <w:b/>
-          <w:sz w:val="28"/>
-        </w:rPr>
-        <w:t xml:space="preserve">2. </w:t>
-      </w:r>
-      <w:r>
-        <w:rPr>
-          <w:rFonts w:ascii="Times New Roman" w:hAnsi="Times New Roman"/>
-          <w:sz w:val="28"/>
-        </w:rPr>
-      </w:r>
-      <w:r>
-        <w:rPr>
-          <w:rFonts w:ascii="Times New Roman" w:hAnsi="Times New Roman"/>
-          <w:b/>
-          <w:sz w:val="28"/>
-        </w:rPr>
-        <w:t>Аналитические карточки контрольных нормативов:</w:t>
-      </w:r>
-      <w:r>
-        <w:rPr>
-          <w:rFonts w:ascii="Times New Roman" w:hAnsi="Times New Roman"/>
-          <w:sz w:val="28"/>
-        </w:rPr>
-      </w:r>
-    </w:p>
-    <w:p>
-      <w:pPr>
-        <w:spacing w:line="276" w:lineRule="auto" w:after="60"/>
-        <w:ind w:left="1134"/>
-        <w:jc w:val="both"/>
-      </w:pPr>
-      <w:r>
-        <w:rPr>
-          <w:rFonts w:ascii="Times New Roman" w:hAnsi="Times New Roman"/>
-          <w:b w:val="0"/>
-          <w:sz w:val="28"/>
-        </w:rPr>
-        <w:t xml:space="preserve">• </w:t>
-      </w:r>
-      <w:r>
-        <w:rPr>
-          <w:rFonts w:ascii="Times New Roman" w:hAnsi="Times New Roman"/>
-          <w:sz w:val="28"/>
-        </w:rPr>
-        <w:t>*1. Общий объем программы:* 240 из 240 з.е. (100% норма);</w:t>
-      </w:r>
-    </w:p>
-    <w:p>
-      <w:pPr>
-        <w:spacing w:line="276" w:lineRule="auto" w:after="60"/>
-        <w:ind w:left="1134"/>
-        <w:jc w:val="both"/>
-      </w:pPr>
-      <w:r>
-        <w:rPr>
-          <w:rFonts w:ascii="Times New Roman" w:hAnsi="Times New Roman"/>
-          <w:b w:val="0"/>
-          <w:sz w:val="28"/>
-        </w:rPr>
-        <w:t xml:space="preserve">• </w:t>
-      </w:r>
-      <w:r>
-        <w:rPr>
-          <w:rFonts w:ascii="Times New Roman" w:hAnsi="Times New Roman"/>
-          <w:sz w:val="28"/>
-        </w:rPr>
-        <w:t>*2. Экзамены в сессию:* максимум 4 экзамена (лимит $\le 5$ соблюден);</w:t>
-      </w:r>
-    </w:p>
-    <w:p>
-      <w:pPr>
-        <w:spacing w:line="276" w:lineRule="auto" w:after="60"/>
-        <w:ind w:left="1134"/>
-        <w:jc w:val="both"/>
-      </w:pPr>
-      <w:r>
-        <w:rPr>
-          <w:rFonts w:ascii="Times New Roman" w:hAnsi="Times New Roman"/>
-          <w:b w:val="0"/>
-          <w:sz w:val="28"/>
-        </w:rPr>
-        <w:t xml:space="preserve">• </w:t>
-      </w:r>
-      <w:r>
-        <w:rPr>
-          <w:rFonts w:ascii="Times New Roman" w:hAnsi="Times New Roman"/>
-          <w:sz w:val="28"/>
-        </w:rPr>
-        <w:t>*3. Практическая подготовка (Блок 2):* 24 з.е. при нормативе не менее 12 з.е.;</w:t>
-      </w:r>
-    </w:p>
-    <w:p>
-      <w:pPr>
-        <w:spacing w:line="276" w:lineRule="auto" w:after="60"/>
-        <w:ind w:left="1134"/>
-        <w:jc w:val="both"/>
-      </w:pPr>
-      <w:r>
-        <w:rPr>
-          <w:rFonts w:ascii="Times New Roman" w:hAnsi="Times New Roman"/>
-          <w:b w:val="0"/>
-          <w:sz w:val="28"/>
-        </w:rPr>
-        <w:t xml:space="preserve">• </w:t>
-      </w:r>
-      <w:r>
-        <w:rPr>
-          <w:rFonts w:ascii="Times New Roman" w:hAnsi="Times New Roman"/>
-          <w:sz w:val="28"/>
-        </w:rPr>
-        <w:t>*4. Государственная итоговая аттестация (ГИА, Блок 3):* 9 з.е. при нормативе не менее 6 з.е.</w:t>
-      </w:r>
-    </w:p>
-    <w:p>
-      <w:pPr>
-        <w:spacing w:line="276" w:lineRule="auto" w:after="60"/>
-        <w:ind w:left="709"/>
-        <w:jc w:val="both"/>
-      </w:pPr>
-      <w:r>
-        <w:rPr>
-          <w:rFonts w:ascii="Times New Roman" w:hAnsi="Times New Roman"/>
-          <w:b/>
-          <w:sz w:val="28"/>
-        </w:rPr>
-        <w:t xml:space="preserve">3. </w:t>
-      </w:r>
-      <w:r>
-        <w:rPr>
-          <w:rFonts w:ascii="Times New Roman" w:hAnsi="Times New Roman"/>
-          <w:sz w:val="28"/>
-        </w:rPr>
-      </w:r>
-      <w:r>
-        <w:rPr>
-          <w:rFonts w:ascii="Times New Roman" w:hAnsi="Times New Roman"/>
-          <w:b/>
-          <w:sz w:val="28"/>
-        </w:rPr>
-        <w:t>Детализированная матрица проверки требований стандарта:</w:t>
-      </w:r>
-      <w:r>
-        <w:rPr>
-          <w:rFonts w:ascii="Times New Roman" w:hAnsi="Times New Roman"/>
-          <w:sz w:val="28"/>
-        </w:rPr>
-      </w:r>
-    </w:p>
-    <w:p>
-      <w:pPr>
-        <w:spacing w:line="276" w:lineRule="auto" w:after="60"/>
-        <w:ind w:left="1134"/>
-        <w:jc w:val="both"/>
-      </w:pPr>
-      <w:r>
-        <w:rPr>
-          <w:rFonts w:ascii="Times New Roman" w:hAnsi="Times New Roman"/>
-          <w:b w:val="0"/>
-          <w:sz w:val="28"/>
-        </w:rPr>
-        <w:t xml:space="preserve">• </w:t>
-      </w:r>
-      <w:r>
-        <w:rPr>
-          <w:rFonts w:ascii="Times New Roman" w:hAnsi="Times New Roman"/>
-          <w:sz w:val="28"/>
-        </w:rPr>
-        <w:t>Построчный аудит с сопоставлением нормативных требований Минобрнауки РФ и фактических значений в проекте УП (объем Б1.О $\ge 50\%$, контактная работа $\ge 40\%$, годовая трудоемкость $60 \pm 3$ з.е.).</w:t>
-      </w:r>
-    </w:p>
-    <w:p>
-      <w:pPr>
-        <w:spacing w:before="160" w:after="80"/>
-        <w:jc w:val="left"/>
-      </w:pPr>
-      <w:r>
-        <w:rPr>
-          <w:rFonts w:ascii="Times New Roman" w:hAnsi="Times New Roman"/>
-          <w:b/>
-          <w:sz w:val="26"/>
-        </w:rPr>
-        <w:t>3.4. Раздел «Маршруты электронного визирования и журнал ЭЦП»</w:t>
-      </w:r>
-    </w:p>
-    <w:p>
-      <w:pPr>
-        <w:spacing w:line="276" w:lineRule="auto" w:after="120"/>
-        <w:ind w:firstLine="709"/>
-        <w:jc w:val="both"/>
-      </w:pPr>
-      <w:r>
-        <w:rPr>
-          <w:rFonts w:ascii="Times New Roman" w:hAnsi="Times New Roman"/>
-          <w:sz w:val="28"/>
-        </w:rPr>
-      </w:r>
-      <w:r>
-        <w:rPr>
-          <w:rFonts w:ascii="Times New Roman" w:hAnsi="Times New Roman"/>
-          <w:b/>
-          <w:sz w:val="28"/>
-        </w:rPr>
-        <w:t>Назначение раздела:</w:t>
-      </w:r>
-      <w:r>
-        <w:rPr>
-          <w:rFonts w:ascii="Times New Roman" w:hAnsi="Times New Roman"/>
-          <w:sz w:val="28"/>
-        </w:rPr>
-        <w:t xml:space="preserve"> Реализация регламента последовательного многоэтапного согласования документов должностными лицами вуза с наложением усиленной квалифицированной электронной цифровой подписи (ФЗ № 63-ФЗ).</w:t>
-      </w:r>
-    </w:p>
-    <w:p>
-      <w:pPr>
-        <w:spacing w:before="200" w:after="80"/>
-        <w:jc w:val="center"/>
-      </w:pPr>
-      <w:r>
-        <w:drawing>
-          <wp:inline xmlns:a="http://schemas.openxmlformats.org/drawingml/2006/main" xmlns:pic="http://schemas.openxmlformats.org/drawingml/2006/picture">
-            <wp:extent cx="5760000" cy="3626667"/>
-            <wp:docPr id="5" name="Picture 5"/>
-            <wp:cNvGraphicFramePr>
-              <a:graphicFrameLocks noChangeAspect="1"/>
-            </wp:cNvGraphicFramePr>
-            <a:graphic>
-              <a:graphicData uri="http://schemas.openxmlformats.org/drawingml/2006/picture">
-                <pic:pic>
-                  <pic:nvPicPr>
-                    <pic:cNvPr id="0" name="section_digital_signatures.png"/>
-                    <pic:cNvPicPr/>
-                  </pic:nvPicPr>
-                  <pic:blipFill>
-                    <a:blip r:embed="rId14"/>
-                    <a:stretch>
-                      <a:fillRect/>
-                    </a:stretch>
-                  </pic:blipFill>
-                  <pic:spPr>
-                    <a:xfrm>
-                      <a:off x="0" y="0"/>
-                      <a:ext cx="5760000" cy="3626667"/>
-                    </a:xfrm>
-                    <a:prstGeom prst="rect"/>
-                  </pic:spPr>
-                </pic:pic>
-              </a:graphicData>
-            </a:graphic>
-          </wp:inline>
-        </w:drawing>
-      </w:r>
-    </w:p>
-    <w:p>
-      <w:pPr>
-        <w:spacing w:before="80" w:after="240"/>
-        <w:jc w:val="center"/>
-      </w:pPr>
-      <w:r>
-        <w:rPr>
-          <w:rFonts w:ascii="Times New Roman" w:hAnsi="Times New Roman"/>
-          <w:i/>
-          <w:sz w:val="24"/>
-        </w:rPr>
-        <w:t>Рисунок 5 — Маршруты визирования и журнал ЭЦП</w:t>
-      </w:r>
-    </w:p>
-    <w:p>
-      <w:pPr>
-        <w:spacing w:before="160" w:after="80"/>
-        <w:jc w:val="left"/>
-      </w:pPr>
-      <w:r>
-        <w:rPr>
-          <w:rFonts w:ascii="Times New Roman" w:hAnsi="Times New Roman"/>
-          <w:b/>
-          <w:sz w:val="26"/>
-        </w:rPr>
-        <w:t>Структура и компоненты страницы:</w:t>
-      </w:r>
-    </w:p>
-    <w:p>
-      <w:pPr>
-        <w:spacing w:line="276" w:lineRule="auto" w:after="60"/>
-        <w:ind w:left="709"/>
-        <w:jc w:val="both"/>
-      </w:pPr>
-      <w:r>
-        <w:rPr>
-          <w:rFonts w:ascii="Times New Roman" w:hAnsi="Times New Roman"/>
-          <w:b/>
-          <w:sz w:val="28"/>
-        </w:rPr>
-        <w:t xml:space="preserve">1. </w:t>
-      </w:r>
-      <w:r>
-        <w:rPr>
-          <w:rFonts w:ascii="Times New Roman" w:hAnsi="Times New Roman"/>
-          <w:sz w:val="28"/>
-        </w:rPr>
-      </w:r>
-      <w:r>
-        <w:rPr>
-          <w:rFonts w:ascii="Times New Roman" w:hAnsi="Times New Roman"/>
-          <w:b/>
-          <w:sz w:val="28"/>
-        </w:rPr>
-        <w:t>Пошаговый степпер маршрута визирования (4 этапа):</w:t>
-      </w:r>
-      <w:r>
-        <w:rPr>
-          <w:rFonts w:ascii="Times New Roman" w:hAnsi="Times New Roman"/>
-          <w:sz w:val="28"/>
-        </w:rPr>
-      </w:r>
-    </w:p>
-    <w:p>
-      <w:pPr>
-        <w:spacing w:line="276" w:lineRule="auto" w:after="60"/>
-        <w:ind w:left="1134"/>
-        <w:jc w:val="both"/>
-      </w:pPr>
-      <w:r>
-        <w:rPr>
-          <w:rFonts w:ascii="Times New Roman" w:hAnsi="Times New Roman"/>
-          <w:b w:val="0"/>
-          <w:sz w:val="28"/>
-        </w:rPr>
-        <w:t xml:space="preserve">• </w:t>
-      </w:r>
-      <w:r>
-        <w:rPr>
-          <w:rFonts w:ascii="Times New Roman" w:hAnsi="Times New Roman"/>
-          <w:sz w:val="28"/>
-        </w:rPr>
-      </w:r>
-      <w:r>
-        <w:rPr>
-          <w:rFonts w:ascii="Times New Roman" w:hAnsi="Times New Roman"/>
-          <w:b/>
-          <w:sz w:val="28"/>
-        </w:rPr>
-        <w:t>Этап 1 (Заведующий выпускающей кафедрой):</w:t>
-      </w:r>
-      <w:r>
-        <w:rPr>
-          <w:rFonts w:ascii="Times New Roman" w:hAnsi="Times New Roman"/>
-          <w:sz w:val="28"/>
-        </w:rPr>
-        <w:t xml:space="preserve"> согласование проекта УП на заседании кафедры (статус: *ПОДПИСАНО*, ЭЦП от 03.10.2026);</w:t>
-      </w:r>
-    </w:p>
-    <w:p>
-      <w:pPr>
-        <w:spacing w:line="276" w:lineRule="auto" w:after="60"/>
-        <w:ind w:left="1134"/>
-        <w:jc w:val="both"/>
-      </w:pPr>
-      <w:r>
-        <w:rPr>
-          <w:rFonts w:ascii="Times New Roman" w:hAnsi="Times New Roman"/>
-          <w:b w:val="0"/>
-          <w:sz w:val="28"/>
-        </w:rPr>
-        <w:t xml:space="preserve">• </w:t>
-      </w:r>
-      <w:r>
-        <w:rPr>
-          <w:rFonts w:ascii="Times New Roman" w:hAnsi="Times New Roman"/>
-          <w:sz w:val="28"/>
-        </w:rPr>
-      </w:r>
-      <w:r>
-        <w:rPr>
-          <w:rFonts w:ascii="Times New Roman" w:hAnsi="Times New Roman"/>
-          <w:b/>
-          <w:sz w:val="28"/>
-        </w:rPr>
-        <w:t>Этап 2 (Начальник Центра АНОК):</w:t>
-      </w:r>
-      <w:r>
-        <w:rPr>
-          <w:rFonts w:ascii="Times New Roman" w:hAnsi="Times New Roman"/>
-          <w:sz w:val="28"/>
-        </w:rPr>
-        <w:t xml:space="preserve"> подтверждение успешного прохождения экспертизы ФГОС (статус: *ПОДПИСАНО*, ЭЦП от 04.10.2026);</w:t>
-      </w:r>
-    </w:p>
-    <w:p>
-      <w:pPr>
-        <w:spacing w:line="276" w:lineRule="auto" w:after="60"/>
-        <w:ind w:left="1134"/>
-        <w:jc w:val="both"/>
-      </w:pPr>
-      <w:r>
-        <w:rPr>
-          <w:rFonts w:ascii="Times New Roman" w:hAnsi="Times New Roman"/>
-          <w:b w:val="0"/>
-          <w:sz w:val="28"/>
-        </w:rPr>
-        <w:t xml:space="preserve">• </w:t>
-      </w:r>
-      <w:r>
-        <w:rPr>
-          <w:rFonts w:ascii="Times New Roman" w:hAnsi="Times New Roman"/>
-          <w:sz w:val="28"/>
-        </w:rPr>
-      </w:r>
-      <w:r>
-        <w:rPr>
-          <w:rFonts w:ascii="Times New Roman" w:hAnsi="Times New Roman"/>
-          <w:b/>
-          <w:sz w:val="28"/>
-        </w:rPr>
-        <w:t>Этап 3 (Проректор по учебной работе):</w:t>
-      </w:r>
-      <w:r>
-        <w:rPr>
-          <w:rFonts w:ascii="Times New Roman" w:hAnsi="Times New Roman"/>
-          <w:sz w:val="28"/>
-        </w:rPr>
-        <w:t xml:space="preserve"> текущий активный этап согласования (статус: *ОЖИДАЕТСЯ*);</w:t>
-      </w:r>
-    </w:p>
-    <w:p>
-      <w:pPr>
-        <w:spacing w:line="276" w:lineRule="auto" w:after="60"/>
-        <w:ind w:left="1134"/>
-        <w:jc w:val="both"/>
-      </w:pPr>
-      <w:r>
-        <w:rPr>
-          <w:rFonts w:ascii="Times New Roman" w:hAnsi="Times New Roman"/>
-          <w:b w:val="0"/>
-          <w:sz w:val="28"/>
-        </w:rPr>
-        <w:t xml:space="preserve">• </w:t>
-      </w:r>
-      <w:r>
-        <w:rPr>
-          <w:rFonts w:ascii="Times New Roman" w:hAnsi="Times New Roman"/>
-          <w:sz w:val="28"/>
-        </w:rPr>
-      </w:r>
-      <w:r>
-        <w:rPr>
-          <w:rFonts w:ascii="Times New Roman" w:hAnsi="Times New Roman"/>
-          <w:b/>
-          <w:sz w:val="28"/>
-        </w:rPr>
-        <w:t>Этап 4 (Утверждение Ученым советом и подписание Ректором):</w:t>
-      </w:r>
-      <w:r>
-        <w:rPr>
-          <w:rFonts w:ascii="Times New Roman" w:hAnsi="Times New Roman"/>
-          <w:sz w:val="28"/>
-        </w:rPr>
-        <w:t xml:space="preserve"> финальный ввод УП в действие (статус: *ПЛАН*).</w:t>
-      </w:r>
-    </w:p>
-    <w:p>
-      <w:pPr>
-        <w:spacing w:line="276" w:lineRule="auto" w:after="60"/>
-        <w:ind w:left="709"/>
-        <w:jc w:val="both"/>
-      </w:pPr>
-      <w:r>
-        <w:rPr>
-          <w:rFonts w:ascii="Times New Roman" w:hAnsi="Times New Roman"/>
-          <w:b/>
-          <w:sz w:val="28"/>
-        </w:rPr>
-        <w:t xml:space="preserve">2. </w:t>
-      </w:r>
-      <w:r>
-        <w:rPr>
-          <w:rFonts w:ascii="Times New Roman" w:hAnsi="Times New Roman"/>
-          <w:sz w:val="28"/>
-        </w:rPr>
-      </w:r>
-      <w:r>
-        <w:rPr>
-          <w:rFonts w:ascii="Times New Roman" w:hAnsi="Times New Roman"/>
-          <w:b/>
-          <w:sz w:val="28"/>
-        </w:rPr>
-        <w:t>Криптографический блок подписания:</w:t>
-      </w:r>
-      <w:r>
-        <w:rPr>
-          <w:rFonts w:ascii="Times New Roman" w:hAnsi="Times New Roman"/>
-          <w:sz w:val="28"/>
-        </w:rPr>
-      </w:r>
-    </w:p>
-    <w:p>
-      <w:pPr>
-        <w:spacing w:line="276" w:lineRule="auto" w:after="60"/>
-        <w:ind w:left="1134"/>
-        <w:jc w:val="both"/>
-      </w:pPr>
-      <w:r>
-        <w:rPr>
-          <w:rFonts w:ascii="Times New Roman" w:hAnsi="Times New Roman"/>
-          <w:b w:val="0"/>
-          <w:sz w:val="28"/>
-        </w:rPr>
-        <w:t xml:space="preserve">• </w:t>
-      </w:r>
-      <w:r>
-        <w:rPr>
-          <w:rFonts w:ascii="Times New Roman" w:hAnsi="Times New Roman"/>
-          <w:sz w:val="28"/>
-        </w:rPr>
-        <w:t xml:space="preserve">Отображение контрольного хеша электронного документа, рассчитанного по алгоритму </w:t>
-      </w:r>
-      <w:r>
-        <w:rPr>
-          <w:rFonts w:ascii="Times New Roman" w:hAnsi="Times New Roman"/>
-          <w:b/>
-          <w:sz w:val="28"/>
-        </w:rPr>
-        <w:t>SHA-256</w:t>
-      </w:r>
-      <w:r>
-        <w:rPr>
-          <w:rFonts w:ascii="Times New Roman" w:hAnsi="Times New Roman"/>
-          <w:sz w:val="28"/>
-        </w:rPr>
-        <w:t xml:space="preserve"> (`a7f5c9e2b1d408f617a2...`);</w:t>
-      </w:r>
-    </w:p>
-    <w:p>
-      <w:pPr>
-        <w:spacing w:line="276" w:lineRule="auto" w:after="60"/>
-        <w:ind w:left="1134"/>
-        <w:jc w:val="both"/>
-      </w:pPr>
-      <w:r>
-        <w:rPr>
-          <w:rFonts w:ascii="Times New Roman" w:hAnsi="Times New Roman"/>
-          <w:b w:val="0"/>
-          <w:sz w:val="28"/>
-        </w:rPr>
-        <w:t xml:space="preserve">• </w:t>
-      </w:r>
-      <w:r>
-        <w:rPr>
-          <w:rFonts w:ascii="Times New Roman" w:hAnsi="Times New Roman"/>
-          <w:sz w:val="28"/>
-        </w:rPr>
-        <w:t>Верификация параметров сертификата ЭЦП (УЦ Федерального Казначейства, ГОСТ Р 34.10-2012, срок действия);</w:t>
-      </w:r>
-    </w:p>
-    <w:p>
-      <w:pPr>
-        <w:spacing w:line="276" w:lineRule="auto" w:after="60"/>
-        <w:ind w:left="1134"/>
-        <w:jc w:val="both"/>
-      </w:pPr>
-      <w:r>
-        <w:rPr>
-          <w:rFonts w:ascii="Times New Roman" w:hAnsi="Times New Roman"/>
-          <w:b w:val="0"/>
-          <w:sz w:val="28"/>
-        </w:rPr>
-        <w:t xml:space="preserve">• </w:t>
-      </w:r>
-      <w:r>
-        <w:rPr>
-          <w:rFonts w:ascii="Times New Roman" w:hAnsi="Times New Roman"/>
-          <w:sz w:val="28"/>
-        </w:rPr>
-        <w:t>Поле ввода PIN-кода аппаратного ключевого носителя (Рутокен / JaCarta), кнопки *«Наложить ЭЦП и отправить»* и *«Вернуть на доработку с замечанием»*.</w:t>
-      </w:r>
-    </w:p>
-    <w:p>
-      <w:pPr>
-        <w:spacing w:before="160" w:after="80"/>
-        <w:jc w:val="left"/>
-      </w:pPr>
-      <w:r>
-        <w:rPr>
-          <w:rFonts w:ascii="Times New Roman" w:hAnsi="Times New Roman"/>
-          <w:b/>
-          <w:sz w:val="26"/>
-        </w:rPr>
-        <w:t>3.5. Раздел «Служебные записки и актуализация УП (Diff-трекер)»</w:t>
-      </w:r>
-    </w:p>
-    <w:p>
-      <w:pPr>
-        <w:spacing w:line="276" w:lineRule="auto" w:after="120"/>
-        <w:ind w:firstLine="709"/>
-        <w:jc w:val="both"/>
-      </w:pPr>
-      <w:r>
-        <w:rPr>
-          <w:rFonts w:ascii="Times New Roman" w:hAnsi="Times New Roman"/>
-          <w:sz w:val="28"/>
-        </w:rPr>
-      </w:r>
-      <w:r>
-        <w:rPr>
-          <w:rFonts w:ascii="Times New Roman" w:hAnsi="Times New Roman"/>
-          <w:b/>
-          <w:sz w:val="28"/>
-        </w:rPr>
-        <w:t>Назначение раздела:</w:t>
-      </w:r>
-      <w:r>
-        <w:rPr>
-          <w:rFonts w:ascii="Times New Roman" w:hAnsi="Times New Roman"/>
-          <w:sz w:val="28"/>
-        </w:rPr>
-        <w:t xml:space="preserve"> Автоматизация регламента внесения изменений в утвержденные учебные планы до начала семестра на основании служебных записок, завизированных выпускающей и реализующей кафедрами.</w:t>
-      </w:r>
-    </w:p>
-    <w:p>
-      <w:pPr>
-        <w:spacing w:before="200" w:after="80"/>
-        <w:jc w:val="center"/>
-      </w:pPr>
-      <w:r>
-        <w:drawing>
-          <wp:inline xmlns:a="http://schemas.openxmlformats.org/drawingml/2006/main" xmlns:pic="http://schemas.openxmlformats.org/drawingml/2006/picture">
-            <wp:extent cx="5760000" cy="3626667"/>
-            <wp:docPr id="6" name="Picture 6"/>
-            <wp:cNvGraphicFramePr>
-              <a:graphicFrameLocks noChangeAspect="1"/>
-            </wp:cNvGraphicFramePr>
-            <a:graphic>
-              <a:graphicData uri="http://schemas.openxmlformats.org/drawingml/2006/picture">
-                <pic:pic>
-                  <pic:nvPicPr>
-                    <pic:cNvPr id="0" name="section_service_memos.png"/>
-                    <pic:cNvPicPr/>
-                  </pic:nvPicPr>
-                  <pic:blipFill>
-                    <a:blip r:embed="rId15"/>
-                    <a:stretch>
-                      <a:fillRect/>
-                    </a:stretch>
-                  </pic:blipFill>
-                  <pic:spPr>
-                    <a:xfrm>
-                      <a:off x="0" y="0"/>
-                      <a:ext cx="5760000" cy="3626667"/>
-                    </a:xfrm>
-                    <a:prstGeom prst="rect"/>
-                  </pic:spPr>
-                </pic:pic>
-              </a:graphicData>
-            </a:graphic>
-          </wp:inline>
-        </w:drawing>
-      </w:r>
-    </w:p>
-    <w:p>
-      <w:pPr>
-        <w:spacing w:before="80" w:after="240"/>
-        <w:jc w:val="center"/>
-      </w:pPr>
-      <w:r>
-        <w:rPr>
-          <w:rFonts w:ascii="Times New Roman" w:hAnsi="Times New Roman"/>
-          <w:i/>
-          <w:sz w:val="24"/>
-        </w:rPr>
-        <w:t>Рисунок 6 — Служебные записки и Diff-трекер</w:t>
-      </w:r>
-    </w:p>
-    <w:p>
-      <w:pPr>
-        <w:spacing w:before="160" w:after="80"/>
-        <w:jc w:val="left"/>
-      </w:pPr>
-      <w:r>
-        <w:rPr>
-          <w:rFonts w:ascii="Times New Roman" w:hAnsi="Times New Roman"/>
-          <w:b/>
-          <w:sz w:val="26"/>
-        </w:rPr>
-        <w:t>Структура и компоненты страницы:</w:t>
-      </w:r>
-    </w:p>
-    <w:p>
-      <w:pPr>
-        <w:spacing w:line="276" w:lineRule="auto" w:after="60"/>
-        <w:ind w:left="709"/>
-        <w:jc w:val="both"/>
-      </w:pPr>
-      <w:r>
-        <w:rPr>
-          <w:rFonts w:ascii="Times New Roman" w:hAnsi="Times New Roman"/>
-          <w:b/>
-          <w:sz w:val="28"/>
-        </w:rPr>
-        <w:t xml:space="preserve">1. </w:t>
-      </w:r>
-      <w:r>
-        <w:rPr>
-          <w:rFonts w:ascii="Times New Roman" w:hAnsi="Times New Roman"/>
-          <w:sz w:val="28"/>
-        </w:rPr>
-      </w:r>
-      <w:r>
-        <w:rPr>
-          <w:rFonts w:ascii="Times New Roman" w:hAnsi="Times New Roman"/>
-          <w:b/>
-          <w:sz w:val="28"/>
-        </w:rPr>
-        <w:t>Карточка служебной записки:</w:t>
-      </w:r>
-      <w:r>
-        <w:rPr>
-          <w:rFonts w:ascii="Times New Roman" w:hAnsi="Times New Roman"/>
-          <w:sz w:val="28"/>
-        </w:rPr>
-      </w:r>
-    </w:p>
-    <w:p>
-      <w:pPr>
-        <w:spacing w:line="276" w:lineRule="auto" w:after="60"/>
-        <w:ind w:left="1134"/>
-        <w:jc w:val="both"/>
-      </w:pPr>
-      <w:r>
-        <w:rPr>
-          <w:rFonts w:ascii="Times New Roman" w:hAnsi="Times New Roman"/>
-          <w:b w:val="0"/>
-          <w:sz w:val="28"/>
-        </w:rPr>
-        <w:t xml:space="preserve">• </w:t>
-      </w:r>
-      <w:r>
-        <w:rPr>
-          <w:rFonts w:ascii="Times New Roman" w:hAnsi="Times New Roman"/>
-          <w:sz w:val="28"/>
-        </w:rPr>
-        <w:t>Регистрационный номер документа (`СЗ-2026/048`), дата, текстовое обоснование причин корректировки УП, кафедры-участники.</w:t>
-      </w:r>
-    </w:p>
-    <w:p>
-      <w:pPr>
-        <w:spacing w:line="276" w:lineRule="auto" w:after="60"/>
-        <w:ind w:left="709"/>
-        <w:jc w:val="both"/>
-      </w:pPr>
-      <w:r>
-        <w:rPr>
-          <w:rFonts w:ascii="Times New Roman" w:hAnsi="Times New Roman"/>
-          <w:b/>
-          <w:sz w:val="28"/>
-        </w:rPr>
-        <w:t xml:space="preserve">2. </w:t>
-      </w:r>
-      <w:r>
-        <w:rPr>
-          <w:rFonts w:ascii="Times New Roman" w:hAnsi="Times New Roman"/>
-          <w:sz w:val="28"/>
-        </w:rPr>
-      </w:r>
-      <w:r>
-        <w:rPr>
-          <w:rFonts w:ascii="Times New Roman" w:hAnsi="Times New Roman"/>
-          <w:b/>
-          <w:sz w:val="28"/>
-        </w:rPr>
-        <w:t>Интерактивный блок Diff-сопоставления («Было» / «Стало»):</w:t>
-      </w:r>
-      <w:r>
-        <w:rPr>
-          <w:rFonts w:ascii="Times New Roman" w:hAnsi="Times New Roman"/>
-          <w:sz w:val="28"/>
-        </w:rPr>
-      </w:r>
-    </w:p>
-    <w:p>
-      <w:pPr>
-        <w:spacing w:line="276" w:lineRule="auto" w:after="60"/>
-        <w:ind w:left="1134"/>
-        <w:jc w:val="both"/>
-      </w:pPr>
-      <w:r>
-        <w:rPr>
-          <w:rFonts w:ascii="Times New Roman" w:hAnsi="Times New Roman"/>
-          <w:b w:val="0"/>
-          <w:sz w:val="28"/>
-        </w:rPr>
-        <w:t xml:space="preserve">• </w:t>
-      </w:r>
-      <w:r>
-        <w:rPr>
-          <w:rFonts w:ascii="Times New Roman" w:hAnsi="Times New Roman"/>
-          <w:sz w:val="28"/>
-        </w:rPr>
-      </w:r>
-      <w:r>
-        <w:rPr>
-          <w:rFonts w:ascii="Times New Roman" w:hAnsi="Times New Roman"/>
-          <w:b/>
-          <w:sz w:val="28"/>
-        </w:rPr>
-        <w:t>Колонка «Было» (Исходная редакция v1.0):</w:t>
-      </w:r>
-      <w:r>
-        <w:rPr>
-          <w:rFonts w:ascii="Times New Roman" w:hAnsi="Times New Roman"/>
-          <w:sz w:val="28"/>
-        </w:rPr>
-        <w:t xml:space="preserve"> отображает прежние параметры дисциплины (напр. *Математический анализ, 3 з.е., Зачет*);</w:t>
-      </w:r>
-    </w:p>
-    <w:p>
-      <w:pPr>
-        <w:spacing w:line="276" w:lineRule="auto" w:after="60"/>
-        <w:ind w:left="1134"/>
-        <w:jc w:val="both"/>
-      </w:pPr>
-      <w:r>
-        <w:rPr>
-          <w:rFonts w:ascii="Times New Roman" w:hAnsi="Times New Roman"/>
-          <w:b w:val="0"/>
-          <w:sz w:val="28"/>
-        </w:rPr>
-        <w:t xml:space="preserve">• </w:t>
-      </w:r>
-      <w:r>
-        <w:rPr>
-          <w:rFonts w:ascii="Times New Roman" w:hAnsi="Times New Roman"/>
-          <w:sz w:val="28"/>
-        </w:rPr>
-      </w:r>
-      <w:r>
-        <w:rPr>
-          <w:rFonts w:ascii="Times New Roman" w:hAnsi="Times New Roman"/>
-          <w:b/>
-          <w:sz w:val="28"/>
-        </w:rPr>
-        <w:t>Колонка «Стало» (Предлагаемые изменения v1.1):</w:t>
-      </w:r>
-      <w:r>
-        <w:rPr>
-          <w:rFonts w:ascii="Times New Roman" w:hAnsi="Times New Roman"/>
-          <w:sz w:val="28"/>
-        </w:rPr>
-        <w:t xml:space="preserve"> выделяет зеленым цветом корректировки (напр. *Математический анализ, 5 з.е., Экзамен*).</w:t>
-      </w:r>
-    </w:p>
-    <w:p>
-      <w:pPr>
-        <w:spacing w:line="276" w:lineRule="auto" w:after="60"/>
-        <w:ind w:left="709"/>
-        <w:jc w:val="both"/>
-      </w:pPr>
-      <w:r>
-        <w:rPr>
-          <w:rFonts w:ascii="Times New Roman" w:hAnsi="Times New Roman"/>
-          <w:b/>
-          <w:sz w:val="28"/>
-        </w:rPr>
-        <w:t xml:space="preserve">3. </w:t>
-      </w:r>
-      <w:r>
-        <w:rPr>
-          <w:rFonts w:ascii="Times New Roman" w:hAnsi="Times New Roman"/>
-          <w:sz w:val="28"/>
-        </w:rPr>
-      </w:r>
-      <w:r>
-        <w:rPr>
-          <w:rFonts w:ascii="Times New Roman" w:hAnsi="Times New Roman"/>
-          <w:b/>
-          <w:sz w:val="28"/>
-        </w:rPr>
-        <w:t>Двусторонняя виза кафедр:</w:t>
-      </w:r>
-      <w:r>
-        <w:rPr>
-          <w:rFonts w:ascii="Times New Roman" w:hAnsi="Times New Roman"/>
-          <w:sz w:val="28"/>
-        </w:rPr>
-      </w:r>
-    </w:p>
-    <w:p>
-      <w:pPr>
-        <w:spacing w:line="276" w:lineRule="auto" w:after="60"/>
-        <w:ind w:left="1134"/>
-        <w:jc w:val="both"/>
-      </w:pPr>
-      <w:r>
-        <w:rPr>
-          <w:rFonts w:ascii="Times New Roman" w:hAnsi="Times New Roman"/>
-          <w:b w:val="0"/>
-          <w:sz w:val="28"/>
-        </w:rPr>
-        <w:t xml:space="preserve">• </w:t>
-      </w:r>
-      <w:r>
-        <w:rPr>
-          <w:rFonts w:ascii="Times New Roman" w:hAnsi="Times New Roman"/>
-          <w:sz w:val="28"/>
-        </w:rPr>
-        <w:t>Фиксация электронной подписи заведующего выпускающей кафедрой (инициатор) и заведующего реализующей кафедрой (исполнитель).</w:t>
-      </w:r>
-    </w:p>
-    <w:p>
-      <w:pPr>
-        <w:spacing w:line="276" w:lineRule="auto" w:after="60"/>
-        <w:ind w:left="709"/>
-        <w:jc w:val="both"/>
-      </w:pPr>
-      <w:r>
-        <w:rPr>
-          <w:rFonts w:ascii="Times New Roman" w:hAnsi="Times New Roman"/>
-          <w:b/>
-          <w:sz w:val="28"/>
-        </w:rPr>
-        <w:t xml:space="preserve">4. </w:t>
-      </w:r>
-      <w:r>
-        <w:rPr>
-          <w:rFonts w:ascii="Times New Roman" w:hAnsi="Times New Roman"/>
-          <w:sz w:val="28"/>
-        </w:rPr>
-      </w:r>
-      <w:r>
-        <w:rPr>
-          <w:rFonts w:ascii="Times New Roman" w:hAnsi="Times New Roman"/>
-          <w:b/>
-          <w:sz w:val="28"/>
-        </w:rPr>
-        <w:t>Резолюция АНОК и версионирование:</w:t>
-      </w:r>
-      <w:r>
-        <w:rPr>
-          <w:rFonts w:ascii="Times New Roman" w:hAnsi="Times New Roman"/>
-          <w:sz w:val="28"/>
-        </w:rPr>
-      </w:r>
-    </w:p>
-    <w:p>
-      <w:pPr>
-        <w:spacing w:line="276" w:lineRule="auto" w:after="60"/>
-        <w:ind w:left="1134"/>
-        <w:jc w:val="both"/>
-      </w:pPr>
-      <w:r>
-        <w:rPr>
-          <w:rFonts w:ascii="Times New Roman" w:hAnsi="Times New Roman"/>
-          <w:b w:val="0"/>
-          <w:sz w:val="28"/>
-        </w:rPr>
-        <w:t xml:space="preserve">• </w:t>
-      </w:r>
-      <w:r>
-        <w:rPr>
-          <w:rFonts w:ascii="Times New Roman" w:hAnsi="Times New Roman"/>
-          <w:sz w:val="28"/>
-        </w:rPr>
-        <w:t>Решение эксперта АНОК после повторного автоматического прогона через валидатор ФГОС и перевод учебного плана на актуальную версию (`v1.1`).</w:t>
-      </w:r>
-    </w:p>
-    <w:p>
-      <w:pPr>
-        <w:spacing w:before="160" w:after="80"/>
-        <w:jc w:val="left"/>
-      </w:pPr>
-      <w:r>
-        <w:rPr>
-          <w:rFonts w:ascii="Times New Roman" w:hAnsi="Times New Roman"/>
-          <w:b/>
-          <w:sz w:val="26"/>
-        </w:rPr>
-        <w:t>3.6. Раздел «Каталог образовательных программ и справочник стандартов ФГОС»</w:t>
-      </w:r>
-    </w:p>
-    <w:p>
-      <w:pPr>
-        <w:spacing w:line="276" w:lineRule="auto" w:after="120"/>
-        <w:ind w:firstLine="709"/>
-        <w:jc w:val="both"/>
-      </w:pPr>
-      <w:r>
-        <w:rPr>
-          <w:rFonts w:ascii="Times New Roman" w:hAnsi="Times New Roman"/>
-          <w:sz w:val="28"/>
-        </w:rPr>
-      </w:r>
-      <w:r>
-        <w:rPr>
-          <w:rFonts w:ascii="Times New Roman" w:hAnsi="Times New Roman"/>
-          <w:b/>
-          <w:sz w:val="28"/>
-        </w:rPr>
-        <w:t>Назначение раздела:</w:t>
-      </w:r>
-      <w:r>
-        <w:rPr>
-          <w:rFonts w:ascii="Times New Roman" w:hAnsi="Times New Roman"/>
-          <w:sz w:val="28"/>
-        </w:rPr>
-        <w:t xml:space="preserve"> Ведение нормативно-справочной базы направлений подготовки, уровней высшего образования и приказов Минобрнауки РФ.</w:t>
-      </w:r>
-    </w:p>
-    <w:p>
-      <w:pPr>
-        <w:spacing w:before="200" w:after="80"/>
-        <w:jc w:val="center"/>
-      </w:pPr>
-      <w:r>
-        <w:drawing>
-          <wp:inline xmlns:a="http://schemas.openxmlformats.org/drawingml/2006/main" xmlns:pic="http://schemas.openxmlformats.org/drawingml/2006/picture">
-            <wp:extent cx="5760000" cy="3626667"/>
-            <wp:docPr id="7" name="Picture 7"/>
-            <wp:cNvGraphicFramePr>
-              <a:graphicFrameLocks noChangeAspect="1"/>
-            </wp:cNvGraphicFramePr>
-            <a:graphic>
-              <a:graphicData uri="http://schemas.openxmlformats.org/drawingml/2006/picture">
-                <pic:pic>
-                  <pic:nvPicPr>
-                    <pic:cNvPr id="0" name="section_programs_and_standards.png"/>
-                    <pic:cNvPicPr/>
-                  </pic:nvPicPr>
-                  <pic:blipFill>
-                    <a:blip r:embed="rId16"/>
-                    <a:stretch>
-                      <a:fillRect/>
-                    </a:stretch>
-                  </pic:blipFill>
-                  <pic:spPr>
-                    <a:xfrm>
-                      <a:off x="0" y="0"/>
-                      <a:ext cx="5760000" cy="3626667"/>
-                    </a:xfrm>
-                    <a:prstGeom prst="rect"/>
-                  </pic:spPr>
-                </pic:pic>
-              </a:graphicData>
-            </a:graphic>
-          </wp:inline>
-        </w:drawing>
-      </w:r>
-    </w:p>
-    <w:p>
-      <w:pPr>
-        <w:spacing w:before="80" w:after="240"/>
-        <w:jc w:val="center"/>
-      </w:pPr>
-      <w:r>
-        <w:rPr>
-          <w:rFonts w:ascii="Times New Roman" w:hAnsi="Times New Roman"/>
-          <w:i/>
-          <w:sz w:val="24"/>
-        </w:rPr>
-        <w:t>Рисунок 7 — Каталог программ и стандартов</w:t>
-      </w:r>
-    </w:p>
-    <w:p>
-      <w:pPr>
-        <w:spacing w:before="160" w:after="80"/>
-        <w:jc w:val="left"/>
-      </w:pPr>
-      <w:r>
-        <w:rPr>
-          <w:rFonts w:ascii="Times New Roman" w:hAnsi="Times New Roman"/>
-          <w:b/>
-          <w:sz w:val="26"/>
-        </w:rPr>
-        <w:t>Структура и компоненты страницы:</w:t>
-      </w:r>
-    </w:p>
-    <w:p>
-      <w:pPr>
-        <w:spacing w:line="276" w:lineRule="auto" w:after="60"/>
-        <w:ind w:left="709"/>
-        <w:jc w:val="both"/>
-      </w:pPr>
-      <w:r>
-        <w:rPr>
-          <w:rFonts w:ascii="Times New Roman" w:hAnsi="Times New Roman"/>
-          <w:b/>
-          <w:sz w:val="28"/>
-        </w:rPr>
-        <w:t xml:space="preserve">1. </w:t>
-      </w:r>
-      <w:r>
-        <w:rPr>
-          <w:rFonts w:ascii="Times New Roman" w:hAnsi="Times New Roman"/>
-          <w:sz w:val="28"/>
-        </w:rPr>
-      </w:r>
-      <w:r>
-        <w:rPr>
-          <w:rFonts w:ascii="Times New Roman" w:hAnsi="Times New Roman"/>
-          <w:b/>
-          <w:sz w:val="28"/>
-        </w:rPr>
-        <w:t>Карточки образовательных программ (страница `/programs`):</w:t>
-      </w:r>
-      <w:r>
-        <w:rPr>
-          <w:rFonts w:ascii="Times New Roman" w:hAnsi="Times New Roman"/>
-          <w:sz w:val="28"/>
-        </w:rPr>
-      </w:r>
-    </w:p>
-    <w:p>
-      <w:pPr>
-        <w:spacing w:line="276" w:lineRule="auto" w:after="60"/>
-        <w:ind w:left="1134"/>
-        <w:jc w:val="both"/>
-      </w:pPr>
-      <w:r>
-        <w:rPr>
-          <w:rFonts w:ascii="Times New Roman" w:hAnsi="Times New Roman"/>
-          <w:b w:val="0"/>
-          <w:sz w:val="28"/>
-        </w:rPr>
-        <w:t xml:space="preserve">• </w:t>
-      </w:r>
-      <w:r>
-        <w:rPr>
-          <w:rFonts w:ascii="Times New Roman" w:hAnsi="Times New Roman"/>
-          <w:sz w:val="28"/>
-        </w:rPr>
-        <w:t>Информационные блоки по направлениям: *09.03.01 Информатика и ВТ*, *09.03.04 Программная инженерия*, *01.03.02 Прикладная математика*, *10.05.03 Информационная безопасность*, *09.04.01 Компьютерные интеллектуальные системы*.</w:t>
-      </w:r>
-    </w:p>
-    <w:p>
-      <w:pPr>
-        <w:spacing w:line="276" w:lineRule="auto" w:after="60"/>
-        <w:ind w:left="1134"/>
-        <w:jc w:val="both"/>
-      </w:pPr>
-      <w:r>
-        <w:rPr>
-          <w:rFonts w:ascii="Times New Roman" w:hAnsi="Times New Roman"/>
-          <w:b w:val="0"/>
-          <w:sz w:val="28"/>
-        </w:rPr>
-        <w:t xml:space="preserve">• </w:t>
-      </w:r>
-      <w:r>
-        <w:rPr>
-          <w:rFonts w:ascii="Times New Roman" w:hAnsi="Times New Roman"/>
-          <w:sz w:val="28"/>
-        </w:rPr>
-        <w:t>Цветовые бейджи уровней образования (*Бакалавриат*, *Специалитет*, *Магистратура*), привязка к ФГОС и выпускающим кафедрам.</w:t>
-      </w:r>
-    </w:p>
-    <w:p>
-      <w:pPr>
-        <w:spacing w:line="276" w:lineRule="auto" w:after="60"/>
-        <w:ind w:left="709"/>
-        <w:jc w:val="both"/>
-      </w:pPr>
-      <w:r>
-        <w:rPr>
-          <w:rFonts w:ascii="Times New Roman" w:hAnsi="Times New Roman"/>
-          <w:b/>
-          <w:sz w:val="28"/>
-        </w:rPr>
-        <w:t xml:space="preserve">2. </w:t>
-      </w:r>
-      <w:r>
-        <w:rPr>
-          <w:rFonts w:ascii="Times New Roman" w:hAnsi="Times New Roman"/>
-          <w:sz w:val="28"/>
-        </w:rPr>
-      </w:r>
-      <w:r>
-        <w:rPr>
-          <w:rFonts w:ascii="Times New Roman" w:hAnsi="Times New Roman"/>
-          <w:b/>
-          <w:sz w:val="28"/>
-        </w:rPr>
-        <w:t>Справочник стандартов ФГОС ВО 3++ (страница `/standards`):</w:t>
-      </w:r>
-      <w:r>
-        <w:rPr>
-          <w:rFonts w:ascii="Times New Roman" w:hAnsi="Times New Roman"/>
-          <w:sz w:val="28"/>
-        </w:rPr>
-      </w:r>
-    </w:p>
-    <w:p>
-      <w:pPr>
-        <w:spacing w:line="276" w:lineRule="auto" w:after="60"/>
-        <w:ind w:left="1134"/>
-        <w:jc w:val="both"/>
-      </w:pPr>
-      <w:r>
-        <w:rPr>
-          <w:rFonts w:ascii="Times New Roman" w:hAnsi="Times New Roman"/>
-          <w:b w:val="0"/>
-          <w:sz w:val="28"/>
-        </w:rPr>
-        <w:t xml:space="preserve">• </w:t>
-      </w:r>
-      <w:r>
-        <w:rPr>
-          <w:rFonts w:ascii="Times New Roman" w:hAnsi="Times New Roman"/>
-          <w:sz w:val="28"/>
-        </w:rPr>
-        <w:t>Нормативные параметры стандартов: утвержденная трудоемкость (240 / 300 / 120 з.е.), максимальное число экзаменов в сессию ($\le 5$), минимальные лимиты практик и ГИА.</w:t>
-      </w:r>
-    </w:p>
-    <w:p>
-      <w:pPr>
-        <w:spacing w:line="276" w:lineRule="auto" w:after="60"/>
-        <w:ind w:left="709"/>
-        <w:jc w:val="both"/>
-      </w:pPr>
-      <w:r>
-        <w:rPr>
-          <w:rFonts w:ascii="Times New Roman" w:hAnsi="Times New Roman"/>
-          <w:b/>
-          <w:sz w:val="28"/>
-        </w:rPr>
-        <w:t xml:space="preserve">3. </w:t>
-      </w:r>
-      <w:r>
-        <w:rPr>
-          <w:rFonts w:ascii="Times New Roman" w:hAnsi="Times New Roman"/>
-          <w:sz w:val="28"/>
-        </w:rPr>
-      </w:r>
-      <w:r>
-        <w:rPr>
-          <w:rFonts w:ascii="Times New Roman" w:hAnsi="Times New Roman"/>
-          <w:b/>
-          <w:sz w:val="28"/>
-        </w:rPr>
-        <w:t>Справочник подразделений вуза (страница `/departments`):</w:t>
-      </w:r>
-      <w:r>
-        <w:rPr>
-          <w:rFonts w:ascii="Times New Roman" w:hAnsi="Times New Roman"/>
-          <w:sz w:val="28"/>
-        </w:rPr>
-      </w:r>
-    </w:p>
-    <w:p>
-      <w:pPr>
-        <w:spacing w:line="276" w:lineRule="auto" w:after="60"/>
-        <w:ind w:left="1134"/>
-        <w:jc w:val="both"/>
-      </w:pPr>
-      <w:r>
-        <w:rPr>
-          <w:rFonts w:ascii="Times New Roman" w:hAnsi="Times New Roman"/>
-          <w:b w:val="0"/>
-          <w:sz w:val="28"/>
-        </w:rPr>
-        <w:t xml:space="preserve">• </w:t>
-      </w:r>
-      <w:r>
-        <w:rPr>
-          <w:rFonts w:ascii="Times New Roman" w:hAnsi="Times New Roman"/>
-          <w:sz w:val="28"/>
-        </w:rPr>
-        <w:t>Классификация кафедр по типам (`RELEASING` — выпускающие, `IMPLEMENTING` — реализующие, `EXPERT_ANOK` — Центр АНОК, `MANAGEMENT` — ректорат/УМУ).</w:t>
-      </w:r>
-    </w:p>
-    <w:p>
-      <w:pPr>
-        <w:spacing w:before="160" w:after="80"/>
-        <w:jc w:val="left"/>
-      </w:pPr>
-      <w:r>
-        <w:rPr>
-          <w:rFonts w:ascii="Times New Roman" w:hAnsi="Times New Roman"/>
-          <w:b/>
-          <w:sz w:val="26"/>
-        </w:rPr>
-        <w:t>3.7. Раздел «Журнал аудита, безопасность и история версий»</w:t>
-      </w:r>
-    </w:p>
-    <w:p>
-      <w:pPr>
-        <w:spacing w:line="276" w:lineRule="auto" w:after="120"/>
-        <w:ind w:firstLine="709"/>
-        <w:jc w:val="both"/>
-      </w:pPr>
-      <w:r>
-        <w:rPr>
-          <w:rFonts w:ascii="Times New Roman" w:hAnsi="Times New Roman"/>
-          <w:sz w:val="28"/>
-        </w:rPr>
-      </w:r>
-      <w:r>
-        <w:rPr>
-          <w:rFonts w:ascii="Times New Roman" w:hAnsi="Times New Roman"/>
-          <w:b/>
-          <w:sz w:val="28"/>
-        </w:rPr>
-        <w:t>Назначение раздела:</w:t>
-      </w:r>
-      <w:r>
-        <w:rPr>
-          <w:rFonts w:ascii="Times New Roman" w:hAnsi="Times New Roman"/>
-          <w:sz w:val="28"/>
-        </w:rPr>
-        <w:t xml:space="preserve"> Обеспечение юридической значимости, целостности и прозрачности всех транзакций в системе документооборота корпоративного портала.</w:t>
-      </w:r>
-    </w:p>
-    <w:p>
-      <w:pPr>
-        <w:spacing w:before="200" w:after="80"/>
-        <w:jc w:val="center"/>
-      </w:pPr>
-      <w:r>
-        <w:drawing>
-          <wp:inline xmlns:a="http://schemas.openxmlformats.org/drawingml/2006/main" xmlns:pic="http://schemas.openxmlformats.org/drawingml/2006/picture">
-            <wp:extent cx="5760000" cy="3626667"/>
-            <wp:docPr id="8" name="Picture 8"/>
-            <wp:cNvGraphicFramePr>
-              <a:graphicFrameLocks noChangeAspect="1"/>
-            </wp:cNvGraphicFramePr>
-            <a:graphic>
-              <a:graphicData uri="http://schemas.openxmlformats.org/drawingml/2006/picture">
-                <pic:pic>
-                  <pic:nvPicPr>
-                    <pic:cNvPr id="0" name="section_audit_and_security.png"/>
-                    <pic:cNvPicPr/>
-                  </pic:nvPicPr>
-                  <pic:blipFill>
-                    <a:blip r:embed="rId17"/>
-                    <a:stretch>
-                      <a:fillRect/>
-                    </a:stretch>
-                  </pic:blipFill>
-                  <pic:spPr>
-                    <a:xfrm>
-                      <a:off x="0" y="0"/>
-                      <a:ext cx="5760000" cy="3626667"/>
-                    </a:xfrm>
-                    <a:prstGeom prst="rect"/>
-                  </pic:spPr>
-                </pic:pic>
-              </a:graphicData>
-            </a:graphic>
-          </wp:inline>
-        </w:drawing>
-      </w:r>
-    </w:p>
-    <w:p>
-      <w:pPr>
-        <w:spacing w:before="80" w:after="240"/>
-        <w:jc w:val="center"/>
-      </w:pPr>
-      <w:r>
-        <w:rPr>
-          <w:rFonts w:ascii="Times New Roman" w:hAnsi="Times New Roman"/>
-          <w:i/>
-          <w:sz w:val="24"/>
-        </w:rPr>
-        <w:t>Рисунок 8 — Журнал аудита и безопасности</w:t>
-      </w:r>
-    </w:p>
-    <w:p>
-      <w:pPr>
-        <w:spacing w:before="160" w:after="80"/>
-        <w:jc w:val="left"/>
-      </w:pPr>
-      <w:r>
-        <w:rPr>
-          <w:rFonts w:ascii="Times New Roman" w:hAnsi="Times New Roman"/>
-          <w:b/>
-          <w:sz w:val="26"/>
-        </w:rPr>
-        <w:t>Структура и компоненты страницы:</w:t>
-      </w:r>
-    </w:p>
-    <w:p>
-      <w:pPr>
-        <w:spacing w:line="276" w:lineRule="auto" w:after="60"/>
-        <w:ind w:left="709"/>
-        <w:jc w:val="both"/>
-      </w:pPr>
-      <w:r>
-        <w:rPr>
-          <w:rFonts w:ascii="Times New Roman" w:hAnsi="Times New Roman"/>
-          <w:b/>
-          <w:sz w:val="28"/>
-        </w:rPr>
-        <w:t xml:space="preserve">1. </w:t>
-      </w:r>
-      <w:r>
-        <w:rPr>
-          <w:rFonts w:ascii="Times New Roman" w:hAnsi="Times New Roman"/>
-          <w:sz w:val="28"/>
-        </w:rPr>
-      </w:r>
-      <w:r>
-        <w:rPr>
-          <w:rFonts w:ascii="Times New Roman" w:hAnsi="Times New Roman"/>
-          <w:b/>
-          <w:sz w:val="28"/>
-        </w:rPr>
-        <w:t>Сводная панель безопасности:</w:t>
-      </w:r>
-      <w:r>
-        <w:rPr>
-          <w:rFonts w:ascii="Times New Roman" w:hAnsi="Times New Roman"/>
-          <w:sz w:val="28"/>
-        </w:rPr>
-      </w:r>
-    </w:p>
-    <w:p>
-      <w:pPr>
-        <w:spacing w:line="276" w:lineRule="auto" w:after="60"/>
-        <w:ind w:left="1134"/>
-        <w:jc w:val="both"/>
-      </w:pPr>
-      <w:r>
-        <w:rPr>
-          <w:rFonts w:ascii="Times New Roman" w:hAnsi="Times New Roman"/>
-          <w:b w:val="0"/>
-          <w:sz w:val="28"/>
-        </w:rPr>
-        <w:t xml:space="preserve">• </w:t>
-      </w:r>
-      <w:r>
-        <w:rPr>
-          <w:rFonts w:ascii="Times New Roman" w:hAnsi="Times New Roman"/>
-          <w:sz w:val="28"/>
-        </w:rPr>
-        <w:t>Протоколы шифрования данных (TLS 1.3), СУБД MariaDB 10.6 Cluster, алгоритмы криптографического хеширования SHA-256.</w:t>
-      </w:r>
-    </w:p>
-    <w:p>
-      <w:pPr>
-        <w:spacing w:line="276" w:lineRule="auto" w:after="60"/>
-        <w:ind w:left="709"/>
-        <w:jc w:val="both"/>
-      </w:pPr>
-      <w:r>
-        <w:rPr>
-          <w:rFonts w:ascii="Times New Roman" w:hAnsi="Times New Roman"/>
-          <w:b/>
-          <w:sz w:val="28"/>
-        </w:rPr>
-        <w:t xml:space="preserve">2. </w:t>
-      </w:r>
-      <w:r>
-        <w:rPr>
-          <w:rFonts w:ascii="Times New Roman" w:hAnsi="Times New Roman"/>
-          <w:sz w:val="28"/>
-        </w:rPr>
-      </w:r>
-      <w:r>
-        <w:rPr>
-          <w:rFonts w:ascii="Times New Roman" w:hAnsi="Times New Roman"/>
-          <w:b/>
-          <w:sz w:val="28"/>
-        </w:rPr>
-        <w:t>Таблица журнала системных событий (страница `/audit`):</w:t>
-      </w:r>
-      <w:r>
-        <w:rPr>
-          <w:rFonts w:ascii="Times New Roman" w:hAnsi="Times New Roman"/>
-          <w:sz w:val="28"/>
-        </w:rPr>
-      </w:r>
-    </w:p>
-    <w:p>
-      <w:pPr>
-        <w:spacing w:line="276" w:lineRule="auto" w:after="60"/>
-        <w:ind w:left="1134"/>
-        <w:jc w:val="both"/>
-      </w:pPr>
-      <w:r>
-        <w:rPr>
-          <w:rFonts w:ascii="Times New Roman" w:hAnsi="Times New Roman"/>
-          <w:b w:val="0"/>
-          <w:sz w:val="28"/>
-        </w:rPr>
-        <w:t xml:space="preserve">• </w:t>
-      </w:r>
-      <w:r>
-        <w:rPr>
-          <w:rFonts w:ascii="Times New Roman" w:hAnsi="Times New Roman"/>
-          <w:sz w:val="28"/>
-        </w:rPr>
-        <w:t>Фиксация точного времени события (до миллисекунд), ФИО и системной роли оператора, типа операции (*«Валидация ФГОС 3++»*, *«Наложение визы ЭЦП»*, *«Применение СЗ»*, *«Инициализация УП»*), наименования целевого объекта, IP-адреса и статуса исполнения.</w:t>
-      </w:r>
-    </w:p>
-    <w:p>
-      <w:pPr>
-        <w:spacing w:before="240" w:after="120"/>
-        <w:jc w:val="left"/>
-      </w:pPr>
-      <w:r>
-        <w:rPr>
-          <w:rFonts w:ascii="Times New Roman" w:hAnsi="Times New Roman"/>
-          <w:b/>
-          <w:sz w:val="28"/>
-        </w:rPr>
-        <w:t>4. Заключение</w:t>
-      </w:r>
-    </w:p>
-    <w:p>
-      <w:pPr>
-        <w:spacing w:line="276" w:lineRule="auto" w:after="120"/>
-        <w:ind w:firstLine="709"/>
-        <w:jc w:val="both"/>
-      </w:pPr>
-      <w:r>
-        <w:rPr>
-          <w:rFonts w:ascii="Times New Roman" w:hAnsi="Times New Roman"/>
-          <w:sz w:val="28"/>
-        </w:rPr>
-        <w:t>В результате выполнения лабораторной работы № 4:</w:t>
-      </w:r>
-    </w:p>
-    <w:p>
-      <w:pPr>
-        <w:spacing w:line="276" w:lineRule="auto" w:after="60"/>
-        <w:ind w:left="709"/>
-        <w:jc w:val="both"/>
-      </w:pPr>
-      <w:r>
-        <w:rPr>
-          <w:rFonts w:ascii="Times New Roman" w:hAnsi="Times New Roman"/>
-          <w:b/>
-          <w:sz w:val="28"/>
-        </w:rPr>
-        <w:t xml:space="preserve">1. </w:t>
-      </w:r>
-      <w:r>
-        <w:rPr>
-          <w:rFonts w:ascii="Times New Roman" w:hAnsi="Times New Roman"/>
-          <w:sz w:val="28"/>
-        </w:rPr>
-      </w:r>
-      <w:r>
-        <w:rPr>
-          <w:rFonts w:ascii="Times New Roman" w:hAnsi="Times New Roman"/>
-          <w:b/>
-          <w:sz w:val="28"/>
-        </w:rPr>
-        <w:t>Спроектирована и задокументирована комплексная информационная архитектура</w:t>
-      </w:r>
-      <w:r>
-        <w:rPr>
-          <w:rFonts w:ascii="Times New Roman" w:hAnsi="Times New Roman"/>
-          <w:sz w:val="28"/>
-        </w:rPr>
-        <w:t xml:space="preserve"> корпоративного портала университета (Центр АНОК) в рамках Варианта № 15, включающая 5 иерархических уровней, 13 функциональных страниц и ролевую матрицу доступа (RBAC).</w:t>
-      </w:r>
-    </w:p>
-    <w:p>
-      <w:pPr>
-        <w:spacing w:line="276" w:lineRule="auto" w:after="60"/>
-        <w:ind w:left="709"/>
-        <w:jc w:val="both"/>
-      </w:pPr>
-      <w:r>
-        <w:rPr>
-          <w:rFonts w:ascii="Times New Roman" w:hAnsi="Times New Roman"/>
-          <w:b/>
-          <w:sz w:val="28"/>
-        </w:rPr>
-        <w:t xml:space="preserve">2. </w:t>
-      </w:r>
-      <w:r>
-        <w:rPr>
-          <w:rFonts w:ascii="Times New Roman" w:hAnsi="Times New Roman"/>
-          <w:sz w:val="28"/>
-        </w:rPr>
-      </w:r>
-      <w:r>
-        <w:rPr>
-          <w:rFonts w:ascii="Times New Roman" w:hAnsi="Times New Roman"/>
-          <w:b/>
-          <w:sz w:val="28"/>
-        </w:rPr>
-        <w:t>Сверстаны и программно реализованы ключевые разделы и страницы</w:t>
-      </w:r>
-      <w:r>
-        <w:rPr>
-          <w:rFonts w:ascii="Times New Roman" w:hAnsi="Times New Roman"/>
-          <w:sz w:val="28"/>
-        </w:rPr>
-        <w:t xml:space="preserve"> портала с поддержкой адаптивной верстки (TailwindCSS), современных компонентов интерфейса, семестровых матриц, динамических таблиц и форм наложения квалифицированной ЭЦП.</w:t>
-      </w:r>
-    </w:p>
-    <w:p>
-      <w:pPr>
-        <w:spacing w:line="276" w:lineRule="auto" w:after="60"/>
-        <w:ind w:left="709"/>
-        <w:jc w:val="both"/>
-      </w:pPr>
-      <w:r>
-        <w:rPr>
-          <w:rFonts w:ascii="Times New Roman" w:hAnsi="Times New Roman"/>
-          <w:b/>
-          <w:sz w:val="28"/>
-        </w:rPr>
-        <w:t xml:space="preserve">3. </w:t>
-      </w:r>
-      <w:r>
-        <w:rPr>
-          <w:rFonts w:ascii="Times New Roman" w:hAnsi="Times New Roman"/>
-          <w:sz w:val="28"/>
-        </w:rPr>
-      </w:r>
-      <w:r>
-        <w:rPr>
-          <w:rFonts w:ascii="Times New Roman" w:hAnsi="Times New Roman"/>
-          <w:b/>
-          <w:sz w:val="28"/>
-        </w:rPr>
-        <w:t>Реализованы специализированные модули предметной области:</w:t>
-      </w:r>
-      <w:r>
-        <w:rPr>
-          <w:rFonts w:ascii="Times New Roman" w:hAnsi="Times New Roman"/>
-          <w:sz w:val="28"/>
-        </w:rPr>
-      </w:r>
-    </w:p>
-    <w:p>
-      <w:pPr>
-        <w:spacing w:line="276" w:lineRule="auto" w:after="60"/>
-        <w:ind w:left="1134"/>
-        <w:jc w:val="both"/>
-      </w:pPr>
-      <w:r>
-        <w:rPr>
-          <w:rFonts w:ascii="Times New Roman" w:hAnsi="Times New Roman"/>
-          <w:b w:val="0"/>
-          <w:sz w:val="28"/>
-        </w:rPr>
-        <w:t xml:space="preserve">• </w:t>
-      </w:r>
-      <w:r>
-        <w:rPr>
-          <w:rFonts w:ascii="Times New Roman" w:hAnsi="Times New Roman"/>
-          <w:sz w:val="28"/>
-        </w:rPr>
-        <w:t>Алгоритмический валидатор соблюдения стандартов ФГОС ВО 3++;</w:t>
-      </w:r>
-    </w:p>
-    <w:p>
-      <w:pPr>
-        <w:spacing w:line="276" w:lineRule="auto" w:after="60"/>
-        <w:ind w:left="1134"/>
-        <w:jc w:val="both"/>
-      </w:pPr>
-      <w:r>
-        <w:rPr>
-          <w:rFonts w:ascii="Times New Roman" w:hAnsi="Times New Roman"/>
-          <w:b w:val="0"/>
-          <w:sz w:val="28"/>
-        </w:rPr>
-        <w:t xml:space="preserve">• </w:t>
-      </w:r>
-      <w:r>
-        <w:rPr>
-          <w:rFonts w:ascii="Times New Roman" w:hAnsi="Times New Roman"/>
-          <w:sz w:val="28"/>
-        </w:rPr>
-        <w:t>4-этапный маршрут визирования учебных планов должностными лицами вуза;</w:t>
-      </w:r>
-    </w:p>
-    <w:p>
-      <w:pPr>
-        <w:spacing w:line="276" w:lineRule="auto" w:after="60"/>
-        <w:ind w:left="1134"/>
-        <w:jc w:val="both"/>
-      </w:pPr>
-      <w:r>
-        <w:rPr>
-          <w:rFonts w:ascii="Times New Roman" w:hAnsi="Times New Roman"/>
-          <w:b w:val="0"/>
-          <w:sz w:val="28"/>
-        </w:rPr>
-        <w:t xml:space="preserve">• </w:t>
-      </w:r>
-      <w:r>
-        <w:rPr>
-          <w:rFonts w:ascii="Times New Roman" w:hAnsi="Times New Roman"/>
-          <w:sz w:val="28"/>
-        </w:rPr>
-        <w:t>Модуль служебных записок на изменение УП до начала семестра с Diff-протоколом сопоставления «Было / Стало»;</w:t>
-      </w:r>
-    </w:p>
-    <w:p>
-      <w:pPr>
-        <w:spacing w:line="276" w:lineRule="auto" w:after="60"/>
-        <w:ind w:left="1134"/>
-        <w:jc w:val="both"/>
-      </w:pPr>
-      <w:r>
-        <w:rPr>
-          <w:rFonts w:ascii="Times New Roman" w:hAnsi="Times New Roman"/>
-          <w:b w:val="0"/>
-          <w:sz w:val="28"/>
-        </w:rPr>
-        <w:t xml:space="preserve">• </w:t>
-      </w:r>
-      <w:r>
-        <w:rPr>
-          <w:rFonts w:ascii="Times New Roman" w:hAnsi="Times New Roman"/>
-          <w:sz w:val="28"/>
-        </w:rPr>
-        <w:t>Сквозной журнал аудита безопасности и версионирования.</w:t>
-      </w:r>
-    </w:p>
-    <w:p>
-      <w:pPr>
-        <w:spacing w:line="276" w:lineRule="auto" w:after="60"/>
-        <w:ind w:left="709"/>
-        <w:jc w:val="both"/>
-      </w:pPr>
-      <w:r>
-        <w:rPr>
-          <w:rFonts w:ascii="Times New Roman" w:hAnsi="Times New Roman"/>
-          <w:b/>
-          <w:sz w:val="28"/>
-        </w:rPr>
-        <w:t xml:space="preserve">4. </w:t>
-      </w:r>
-      <w:r>
-        <w:rPr>
-          <w:rFonts w:ascii="Times New Roman" w:hAnsi="Times New Roman"/>
-          <w:sz w:val="28"/>
-        </w:rPr>
-      </w:r>
-      <w:r>
-        <w:rPr>
-          <w:rFonts w:ascii="Times New Roman" w:hAnsi="Times New Roman"/>
-          <w:b/>
-          <w:sz w:val="28"/>
-        </w:rPr>
-        <w:t>Подготовлен графический комплект из 8 макетов высокого разрешения</w:t>
-      </w:r>
-      <w:r>
-        <w:rPr>
-          <w:rFonts w:ascii="Times New Roman" w:hAnsi="Times New Roman"/>
-          <w:sz w:val="28"/>
-        </w:rPr>
-        <w:t xml:space="preserve"> и полный пакет отчетной документации. Созданная программная структура полностью готова к этапу наполнения инфоблоками в рамках Лабораторной работы № 5.</w:t>
+        <w:t>Сформирована карта сайта и описана структура страниц Flask-прототипа. Разделы связаны маршрутами приложения и используют единый шаблон интерфейса.</w:t>
       </w:r>
     </w:p>
     <w:sectPr>

--- a/reports/lab4/LR4_Report_Variant15.docx
+++ b/reports/lab4/LR4_Report_Variant15.docx
@@ -116,20 +116,6 @@
     </w:p>
     <w:p>
       <w:pPr>
-        <w:spacing w:before="240" w:after="120"/>
-        <w:jc w:val="left"/>
-      </w:pPr>
-      <w:r>
-        <w:rPr>
-          <w:rFonts w:ascii="Times New Roman" w:hAnsi="Times New Roman"/>
-          <w:b/>
-          <w:sz w:val="28"/>
-        </w:rPr>
-        <w:t>1. Введение и цели работы</w:t>
-      </w:r>
-    </w:p>
-    <w:p>
-      <w:pPr>
         <w:spacing w:line="276" w:lineRule="auto" w:after="120"/>
         <w:ind w:firstLine="709"/>
         <w:jc w:val="both"/>
@@ -139,586 +125,751 @@
           <w:rFonts w:ascii="Times New Roman" w:hAnsi="Times New Roman"/>
           <w:sz w:val="28"/>
         </w:rPr>
-      </w:r>
-      <w:r>
-        <w:rPr>
-          <w:rFonts w:ascii="Times New Roman" w:hAnsi="Times New Roman"/>
-          <w:b/>
-          <w:sz w:val="28"/>
-        </w:rPr>
-        <w:t>Цель лабораторной работы:</w:t>
-      </w:r>
-      <w:r>
-        <w:rPr>
-          <w:rFonts w:ascii="Times New Roman" w:hAnsi="Times New Roman"/>
-          <w:sz w:val="28"/>
-        </w:rPr>
-        <w:t xml:space="preserve"> Проектирование и программная реализация комплексной информационной архитектуры (Information Architecture, IA), иерархического дерева разделов, маршрутизации и главных функциональных веб-страниц корпоративного портала университета (Модуль Центра АНОК) в полном соответствии с бизнес-правилами Варианта № 15.</w:t>
+        <w:t>PHP-приложение использует параметр `page` для перехода между разделами:</w:t>
       </w:r>
     </w:p>
     <w:p>
       <w:pPr>
         <w:spacing w:before="160" w:after="80"/>
+        <w:ind w:firstLine="709"/>
         <w:jc w:val="left"/>
       </w:pPr>
       <w:r>
         <w:rPr>
           <w:rFonts w:ascii="Times New Roman" w:hAnsi="Times New Roman"/>
           <w:b/>
-          <w:sz w:val="26"/>
+          <w:sz w:val="24"/>
         </w:rPr>
-        <w:t>Задачи работы:</w:t>
+        <w:t>Таблица 1 — Спецификация данных</w:t>
       </w:r>
     </w:p>
+    <w:tbl>
+      <w:tblPr>
+        <w:tblW w:type="auto" w:w="0"/>
+        <w:jc w:val="center"/>
+        <w:tblLook w:firstColumn="1" w:firstRow="1" w:lastColumn="0" w:lastRow="0" w:noHBand="0" w:noVBand="1" w:val="04A0"/>
+        <w:tblBorders>
+          <w:top w:val="single" w:sz="4" w:space="0" w:color="CBD5E1"/>
+          <w:bottom w:val="single" w:sz="4" w:space="0" w:color="CBD5E1"/>
+          <w:insideH w:val="single" w:sz="4" w:space="0" w:color="CBD5E1"/>
+          <w:insideV w:val="single" w:sz="4" w:space="0" w:color="CBD5E1"/>
+          <w:left w:val="single" w:sz="4" w:space="0" w:color="CBD5E1"/>
+          <w:right w:val="single" w:sz="4" w:space="0" w:color="CBD5E1"/>
+        </w:tblBorders>
+      </w:tblPr>
+      <w:tblGrid>
+        <w:gridCol w:w="4677"/>
+        <w:gridCol w:w="4677"/>
+      </w:tblGrid>
+      <w:tr>
+        <w:tc>
+          <w:tcPr>
+            <w:tcW w:type="dxa" w:w="4677"/>
+            <w:tcMar>
+              <w:top w:w="100" w:type="dxa"/>
+              <w:bottom w:w="100" w:type="dxa"/>
+              <w:left w:w="150" w:type="dxa"/>
+              <w:right w:w="150" w:type="dxa"/>
+            </w:tcMar>
+            <w:shd w:fill="E2E8F0"/>
+          </w:tcPr>
+          <w:p>
+            <w:pPr>
+              <w:spacing w:before="40" w:after="40" w:line="252" w:lineRule="auto"/>
+              <w:jc w:val="left"/>
+            </w:pPr>
+            <w:r>
+              <w:rPr>
+                <w:rFonts w:ascii="Times New Roman" w:hAnsi="Times New Roman"/>
+                <w:b/>
+                <w:sz w:val="22"/>
+              </w:rPr>
+              <w:t>Раздел</w:t>
+            </w:r>
+          </w:p>
+        </w:tc>
+        <w:tc>
+          <w:tcPr>
+            <w:tcW w:type="dxa" w:w="4677"/>
+            <w:tcMar>
+              <w:top w:w="100" w:type="dxa"/>
+              <w:bottom w:w="100" w:type="dxa"/>
+              <w:left w:w="150" w:type="dxa"/>
+              <w:right w:w="150" w:type="dxa"/>
+            </w:tcMar>
+            <w:shd w:fill="E2E8F0"/>
+          </w:tcPr>
+          <w:p>
+            <w:pPr>
+              <w:spacing w:before="40" w:after="40" w:line="252" w:lineRule="auto"/>
+              <w:jc w:val="left"/>
+            </w:pPr>
+            <w:r>
+              <w:rPr>
+                <w:rFonts w:ascii="Times New Roman" w:hAnsi="Times New Roman"/>
+                <w:b/>
+                <w:sz w:val="22"/>
+              </w:rPr>
+              <w:t>Адрес</w:t>
+            </w:r>
+          </w:p>
+        </w:tc>
+      </w:tr>
+      <w:tr>
+        <w:tc>
+          <w:tcPr>
+            <w:tcW w:type="dxa" w:w="4677"/>
+            <w:tcMar>
+              <w:top w:w="100" w:type="dxa"/>
+              <w:bottom w:w="100" w:type="dxa"/>
+              <w:left w:w="150" w:type="dxa"/>
+              <w:right w:w="150" w:type="dxa"/>
+            </w:tcMar>
+          </w:tcPr>
+          <w:p>
+            <w:pPr>
+              <w:spacing w:before="40" w:after="40" w:line="252" w:lineRule="auto"/>
+              <w:jc w:val="left"/>
+            </w:pPr>
+            <w:r>
+              <w:rPr>
+                <w:rFonts w:ascii="Times New Roman" w:hAnsi="Times New Roman"/>
+                <w:sz w:val="22"/>
+              </w:rPr>
+              <w:t>Сводная панель</w:t>
+            </w:r>
+          </w:p>
+        </w:tc>
+        <w:tc>
+          <w:tcPr>
+            <w:tcW w:type="dxa" w:w="4677"/>
+            <w:tcMar>
+              <w:top w:w="100" w:type="dxa"/>
+              <w:bottom w:w="100" w:type="dxa"/>
+              <w:left w:w="150" w:type="dxa"/>
+              <w:right w:w="150" w:type="dxa"/>
+            </w:tcMar>
+          </w:tcPr>
+          <w:p>
+            <w:pPr>
+              <w:spacing w:before="40" w:after="40" w:line="252" w:lineRule="auto"/>
+              <w:jc w:val="left"/>
+            </w:pPr>
+            <w:r>
+              <w:rPr>
+                <w:rFonts w:ascii="Times New Roman" w:hAnsi="Times New Roman"/>
+                <w:sz w:val="22"/>
+              </w:rPr>
+              <w:t>`?page=dashboard`</w:t>
+            </w:r>
+          </w:p>
+        </w:tc>
+      </w:tr>
+      <w:tr>
+        <w:tc>
+          <w:tcPr>
+            <w:tcW w:type="dxa" w:w="4677"/>
+            <w:tcMar>
+              <w:top w:w="100" w:type="dxa"/>
+              <w:bottom w:w="100" w:type="dxa"/>
+              <w:left w:w="150" w:type="dxa"/>
+              <w:right w:w="150" w:type="dxa"/>
+            </w:tcMar>
+          </w:tcPr>
+          <w:p>
+            <w:pPr>
+              <w:spacing w:before="40" w:after="40" w:line="252" w:lineRule="auto"/>
+              <w:jc w:val="left"/>
+            </w:pPr>
+            <w:r>
+              <w:rPr>
+                <w:rFonts w:ascii="Times New Roman" w:hAnsi="Times New Roman"/>
+                <w:sz w:val="22"/>
+              </w:rPr>
+              <w:t>Учебные планы</w:t>
+            </w:r>
+          </w:p>
+        </w:tc>
+        <w:tc>
+          <w:tcPr>
+            <w:tcW w:type="dxa" w:w="4677"/>
+            <w:tcMar>
+              <w:top w:w="100" w:type="dxa"/>
+              <w:bottom w:w="100" w:type="dxa"/>
+              <w:left w:w="150" w:type="dxa"/>
+              <w:right w:w="150" w:type="dxa"/>
+            </w:tcMar>
+          </w:tcPr>
+          <w:p>
+            <w:pPr>
+              <w:spacing w:before="40" w:after="40" w:line="252" w:lineRule="auto"/>
+              <w:jc w:val="left"/>
+            </w:pPr>
+            <w:r>
+              <w:rPr>
+                <w:rFonts w:ascii="Times New Roman" w:hAnsi="Times New Roman"/>
+                <w:sz w:val="22"/>
+              </w:rPr>
+              <w:t>`?page=plans`</w:t>
+            </w:r>
+          </w:p>
+        </w:tc>
+      </w:tr>
+      <w:tr>
+        <w:tc>
+          <w:tcPr>
+            <w:tcW w:type="dxa" w:w="4677"/>
+            <w:tcMar>
+              <w:top w:w="100" w:type="dxa"/>
+              <w:bottom w:w="100" w:type="dxa"/>
+              <w:left w:w="150" w:type="dxa"/>
+              <w:right w:w="150" w:type="dxa"/>
+            </w:tcMar>
+          </w:tcPr>
+          <w:p>
+            <w:pPr>
+              <w:spacing w:before="40" w:after="40" w:line="252" w:lineRule="auto"/>
+              <w:jc w:val="left"/>
+            </w:pPr>
+            <w:r>
+              <w:rPr>
+                <w:rFonts w:ascii="Times New Roman" w:hAnsi="Times New Roman"/>
+                <w:sz w:val="22"/>
+              </w:rPr>
+              <w:t>Учебный план</w:t>
+            </w:r>
+          </w:p>
+        </w:tc>
+        <w:tc>
+          <w:tcPr>
+            <w:tcW w:type="dxa" w:w="4677"/>
+            <w:tcMar>
+              <w:top w:w="100" w:type="dxa"/>
+              <w:bottom w:w="100" w:type="dxa"/>
+              <w:left w:w="150" w:type="dxa"/>
+              <w:right w:w="150" w:type="dxa"/>
+            </w:tcMar>
+          </w:tcPr>
+          <w:p>
+            <w:pPr>
+              <w:spacing w:before="40" w:after="40" w:line="252" w:lineRule="auto"/>
+              <w:jc w:val="left"/>
+            </w:pPr>
+            <w:r>
+              <w:rPr>
+                <w:rFonts w:ascii="Times New Roman" w:hAnsi="Times New Roman"/>
+                <w:sz w:val="22"/>
+              </w:rPr>
+              <w:t>`?page=plan&amp;id=1&amp;sem=1`</w:t>
+            </w:r>
+          </w:p>
+        </w:tc>
+      </w:tr>
+      <w:tr>
+        <w:tc>
+          <w:tcPr>
+            <w:tcW w:type="dxa" w:w="4677"/>
+            <w:tcMar>
+              <w:top w:w="100" w:type="dxa"/>
+              <w:bottom w:w="100" w:type="dxa"/>
+              <w:left w:w="150" w:type="dxa"/>
+              <w:right w:w="150" w:type="dxa"/>
+            </w:tcMar>
+          </w:tcPr>
+          <w:p>
+            <w:pPr>
+              <w:spacing w:before="40" w:after="40" w:line="252" w:lineRule="auto"/>
+              <w:jc w:val="left"/>
+            </w:pPr>
+            <w:r>
+              <w:rPr>
+                <w:rFonts w:ascii="Times New Roman" w:hAnsi="Times New Roman"/>
+                <w:sz w:val="22"/>
+              </w:rPr>
+              <w:t>Проверка ФГОС</w:t>
+            </w:r>
+          </w:p>
+        </w:tc>
+        <w:tc>
+          <w:tcPr>
+            <w:tcW w:type="dxa" w:w="4677"/>
+            <w:tcMar>
+              <w:top w:w="100" w:type="dxa"/>
+              <w:bottom w:w="100" w:type="dxa"/>
+              <w:left w:w="150" w:type="dxa"/>
+              <w:right w:w="150" w:type="dxa"/>
+            </w:tcMar>
+          </w:tcPr>
+          <w:p>
+            <w:pPr>
+              <w:spacing w:before="40" w:after="40" w:line="252" w:lineRule="auto"/>
+              <w:jc w:val="left"/>
+            </w:pPr>
+            <w:r>
+              <w:rPr>
+                <w:rFonts w:ascii="Times New Roman" w:hAnsi="Times New Roman"/>
+                <w:sz w:val="22"/>
+              </w:rPr>
+              <w:t>`?page=validate`</w:t>
+            </w:r>
+          </w:p>
+        </w:tc>
+      </w:tr>
+      <w:tr>
+        <w:tc>
+          <w:tcPr>
+            <w:tcW w:type="dxa" w:w="4677"/>
+            <w:tcMar>
+              <w:top w:w="100" w:type="dxa"/>
+              <w:bottom w:w="100" w:type="dxa"/>
+              <w:left w:w="150" w:type="dxa"/>
+              <w:right w:w="150" w:type="dxa"/>
+            </w:tcMar>
+          </w:tcPr>
+          <w:p>
+            <w:pPr>
+              <w:spacing w:before="40" w:after="40" w:line="252" w:lineRule="auto"/>
+              <w:jc w:val="left"/>
+            </w:pPr>
+            <w:r>
+              <w:rPr>
+                <w:rFonts w:ascii="Times New Roman" w:hAnsi="Times New Roman"/>
+                <w:sz w:val="22"/>
+              </w:rPr>
+              <w:t>Согласование</w:t>
+            </w:r>
+          </w:p>
+        </w:tc>
+        <w:tc>
+          <w:tcPr>
+            <w:tcW w:type="dxa" w:w="4677"/>
+            <w:tcMar>
+              <w:top w:w="100" w:type="dxa"/>
+              <w:bottom w:w="100" w:type="dxa"/>
+              <w:left w:w="150" w:type="dxa"/>
+              <w:right w:w="150" w:type="dxa"/>
+            </w:tcMar>
+          </w:tcPr>
+          <w:p>
+            <w:pPr>
+              <w:spacing w:before="40" w:after="40" w:line="252" w:lineRule="auto"/>
+              <w:jc w:val="left"/>
+            </w:pPr>
+            <w:r>
+              <w:rPr>
+                <w:rFonts w:ascii="Times New Roman" w:hAnsi="Times New Roman"/>
+                <w:sz w:val="22"/>
+              </w:rPr>
+              <w:t>`?page=signatures`</w:t>
+            </w:r>
+          </w:p>
+        </w:tc>
+      </w:tr>
+      <w:tr>
+        <w:tc>
+          <w:tcPr>
+            <w:tcW w:type="dxa" w:w="4677"/>
+            <w:tcMar>
+              <w:top w:w="100" w:type="dxa"/>
+              <w:bottom w:w="100" w:type="dxa"/>
+              <w:left w:w="150" w:type="dxa"/>
+              <w:right w:w="150" w:type="dxa"/>
+            </w:tcMar>
+          </w:tcPr>
+          <w:p>
+            <w:pPr>
+              <w:spacing w:before="40" w:after="40" w:line="252" w:lineRule="auto"/>
+              <w:jc w:val="left"/>
+            </w:pPr>
+            <w:r>
+              <w:rPr>
+                <w:rFonts w:ascii="Times New Roman" w:hAnsi="Times New Roman"/>
+                <w:sz w:val="22"/>
+              </w:rPr>
+              <w:t>Служебные записки</w:t>
+            </w:r>
+          </w:p>
+        </w:tc>
+        <w:tc>
+          <w:tcPr>
+            <w:tcW w:type="dxa" w:w="4677"/>
+            <w:tcMar>
+              <w:top w:w="100" w:type="dxa"/>
+              <w:bottom w:w="100" w:type="dxa"/>
+              <w:left w:w="150" w:type="dxa"/>
+              <w:right w:w="150" w:type="dxa"/>
+            </w:tcMar>
+          </w:tcPr>
+          <w:p>
+            <w:pPr>
+              <w:spacing w:before="40" w:after="40" w:line="252" w:lineRule="auto"/>
+              <w:jc w:val="left"/>
+            </w:pPr>
+            <w:r>
+              <w:rPr>
+                <w:rFonts w:ascii="Times New Roman" w:hAnsi="Times New Roman"/>
+                <w:sz w:val="22"/>
+              </w:rPr>
+              <w:t>`?page=memos`</w:t>
+            </w:r>
+          </w:p>
+        </w:tc>
+      </w:tr>
+      <w:tr>
+        <w:tc>
+          <w:tcPr>
+            <w:tcW w:type="dxa" w:w="4677"/>
+            <w:tcMar>
+              <w:top w:w="100" w:type="dxa"/>
+              <w:bottom w:w="100" w:type="dxa"/>
+              <w:left w:w="150" w:type="dxa"/>
+              <w:right w:w="150" w:type="dxa"/>
+            </w:tcMar>
+          </w:tcPr>
+          <w:p>
+            <w:pPr>
+              <w:spacing w:before="40" w:after="40" w:line="252" w:lineRule="auto"/>
+              <w:jc w:val="left"/>
+            </w:pPr>
+            <w:r>
+              <w:rPr>
+                <w:rFonts w:ascii="Times New Roman" w:hAnsi="Times New Roman"/>
+                <w:sz w:val="22"/>
+              </w:rPr>
+              <w:t>Программы</w:t>
+            </w:r>
+          </w:p>
+        </w:tc>
+        <w:tc>
+          <w:tcPr>
+            <w:tcW w:type="dxa" w:w="4677"/>
+            <w:tcMar>
+              <w:top w:w="100" w:type="dxa"/>
+              <w:bottom w:w="100" w:type="dxa"/>
+              <w:left w:w="150" w:type="dxa"/>
+              <w:right w:w="150" w:type="dxa"/>
+            </w:tcMar>
+          </w:tcPr>
+          <w:p>
+            <w:pPr>
+              <w:spacing w:before="40" w:after="40" w:line="252" w:lineRule="auto"/>
+              <w:jc w:val="left"/>
+            </w:pPr>
+            <w:r>
+              <w:rPr>
+                <w:rFonts w:ascii="Times New Roman" w:hAnsi="Times New Roman"/>
+                <w:sz w:val="22"/>
+              </w:rPr>
+              <w:t>`?page=programs`</w:t>
+            </w:r>
+          </w:p>
+        </w:tc>
+      </w:tr>
+      <w:tr>
+        <w:tc>
+          <w:tcPr>
+            <w:tcW w:type="dxa" w:w="4677"/>
+            <w:tcMar>
+              <w:top w:w="100" w:type="dxa"/>
+              <w:bottom w:w="100" w:type="dxa"/>
+              <w:left w:w="150" w:type="dxa"/>
+              <w:right w:w="150" w:type="dxa"/>
+            </w:tcMar>
+          </w:tcPr>
+          <w:p>
+            <w:pPr>
+              <w:spacing w:before="40" w:after="40" w:line="252" w:lineRule="auto"/>
+              <w:jc w:val="left"/>
+            </w:pPr>
+            <w:r>
+              <w:rPr>
+                <w:rFonts w:ascii="Times New Roman" w:hAnsi="Times New Roman"/>
+                <w:sz w:val="22"/>
+              </w:rPr>
+              <w:t>Компетенции</w:t>
+            </w:r>
+          </w:p>
+        </w:tc>
+        <w:tc>
+          <w:tcPr>
+            <w:tcW w:type="dxa" w:w="4677"/>
+            <w:tcMar>
+              <w:top w:w="100" w:type="dxa"/>
+              <w:bottom w:w="100" w:type="dxa"/>
+              <w:left w:w="150" w:type="dxa"/>
+              <w:right w:w="150" w:type="dxa"/>
+            </w:tcMar>
+          </w:tcPr>
+          <w:p>
+            <w:pPr>
+              <w:spacing w:before="40" w:after="40" w:line="252" w:lineRule="auto"/>
+              <w:jc w:val="left"/>
+            </w:pPr>
+            <w:r>
+              <w:rPr>
+                <w:rFonts w:ascii="Times New Roman" w:hAnsi="Times New Roman"/>
+                <w:sz w:val="22"/>
+              </w:rPr>
+              <w:t>`?page=competencies`</w:t>
+            </w:r>
+          </w:p>
+        </w:tc>
+      </w:tr>
+      <w:tr>
+        <w:tc>
+          <w:tcPr>
+            <w:tcW w:type="dxa" w:w="4677"/>
+            <w:tcMar>
+              <w:top w:w="100" w:type="dxa"/>
+              <w:bottom w:w="100" w:type="dxa"/>
+              <w:left w:w="150" w:type="dxa"/>
+              <w:right w:w="150" w:type="dxa"/>
+            </w:tcMar>
+          </w:tcPr>
+          <w:p>
+            <w:pPr>
+              <w:spacing w:before="40" w:after="40" w:line="252" w:lineRule="auto"/>
+              <w:jc w:val="left"/>
+            </w:pPr>
+            <w:r>
+              <w:rPr>
+                <w:rFonts w:ascii="Times New Roman" w:hAnsi="Times New Roman"/>
+                <w:sz w:val="22"/>
+              </w:rPr>
+              <w:t>Стандарты</w:t>
+            </w:r>
+          </w:p>
+        </w:tc>
+        <w:tc>
+          <w:tcPr>
+            <w:tcW w:type="dxa" w:w="4677"/>
+            <w:tcMar>
+              <w:top w:w="100" w:type="dxa"/>
+              <w:bottom w:w="100" w:type="dxa"/>
+              <w:left w:w="150" w:type="dxa"/>
+              <w:right w:w="150" w:type="dxa"/>
+            </w:tcMar>
+          </w:tcPr>
+          <w:p>
+            <w:pPr>
+              <w:spacing w:before="40" w:after="40" w:line="252" w:lineRule="auto"/>
+              <w:jc w:val="left"/>
+            </w:pPr>
+            <w:r>
+              <w:rPr>
+                <w:rFonts w:ascii="Times New Roman" w:hAnsi="Times New Roman"/>
+                <w:sz w:val="22"/>
+              </w:rPr>
+              <w:t>`?page=standards`</w:t>
+            </w:r>
+          </w:p>
+        </w:tc>
+      </w:tr>
+      <w:tr>
+        <w:tc>
+          <w:tcPr>
+            <w:tcW w:type="dxa" w:w="4677"/>
+            <w:tcMar>
+              <w:top w:w="100" w:type="dxa"/>
+              <w:bottom w:w="100" w:type="dxa"/>
+              <w:left w:w="150" w:type="dxa"/>
+              <w:right w:w="150" w:type="dxa"/>
+            </w:tcMar>
+          </w:tcPr>
+          <w:p>
+            <w:pPr>
+              <w:spacing w:before="40" w:after="40" w:line="252" w:lineRule="auto"/>
+              <w:jc w:val="left"/>
+            </w:pPr>
+            <w:r>
+              <w:rPr>
+                <w:rFonts w:ascii="Times New Roman" w:hAnsi="Times New Roman"/>
+                <w:sz w:val="22"/>
+              </w:rPr>
+              <w:t>Подразделения</w:t>
+            </w:r>
+          </w:p>
+        </w:tc>
+        <w:tc>
+          <w:tcPr>
+            <w:tcW w:type="dxa" w:w="4677"/>
+            <w:tcMar>
+              <w:top w:w="100" w:type="dxa"/>
+              <w:bottom w:w="100" w:type="dxa"/>
+              <w:left w:w="150" w:type="dxa"/>
+              <w:right w:w="150" w:type="dxa"/>
+            </w:tcMar>
+          </w:tcPr>
+          <w:p>
+            <w:pPr>
+              <w:spacing w:before="40" w:after="40" w:line="252" w:lineRule="auto"/>
+              <w:jc w:val="left"/>
+            </w:pPr>
+            <w:r>
+              <w:rPr>
+                <w:rFonts w:ascii="Times New Roman" w:hAnsi="Times New Roman"/>
+                <w:sz w:val="22"/>
+              </w:rPr>
+              <w:t>`?page=departments`</w:t>
+            </w:r>
+          </w:p>
+        </w:tc>
+      </w:tr>
+      <w:tr>
+        <w:tc>
+          <w:tcPr>
+            <w:tcW w:type="dxa" w:w="4677"/>
+            <w:tcMar>
+              <w:top w:w="100" w:type="dxa"/>
+              <w:bottom w:w="100" w:type="dxa"/>
+              <w:left w:w="150" w:type="dxa"/>
+              <w:right w:w="150" w:type="dxa"/>
+            </w:tcMar>
+          </w:tcPr>
+          <w:p>
+            <w:pPr>
+              <w:spacing w:before="40" w:after="40" w:line="252" w:lineRule="auto"/>
+              <w:jc w:val="left"/>
+            </w:pPr>
+            <w:r>
+              <w:rPr>
+                <w:rFonts w:ascii="Times New Roman" w:hAnsi="Times New Roman"/>
+                <w:sz w:val="22"/>
+              </w:rPr>
+              <w:t>Объявления</w:t>
+            </w:r>
+          </w:p>
+        </w:tc>
+        <w:tc>
+          <w:tcPr>
+            <w:tcW w:type="dxa" w:w="4677"/>
+            <w:tcMar>
+              <w:top w:w="100" w:type="dxa"/>
+              <w:bottom w:w="100" w:type="dxa"/>
+              <w:left w:w="150" w:type="dxa"/>
+              <w:right w:w="150" w:type="dxa"/>
+            </w:tcMar>
+          </w:tcPr>
+          <w:p>
+            <w:pPr>
+              <w:spacing w:before="40" w:after="40" w:line="252" w:lineRule="auto"/>
+              <w:jc w:val="left"/>
+            </w:pPr>
+            <w:r>
+              <w:rPr>
+                <w:rFonts w:ascii="Times New Roman" w:hAnsi="Times New Roman"/>
+                <w:sz w:val="22"/>
+              </w:rPr>
+              <w:t>`?page=announcements`</w:t>
+            </w:r>
+          </w:p>
+        </w:tc>
+      </w:tr>
+      <w:tr>
+        <w:tc>
+          <w:tcPr>
+            <w:tcW w:type="dxa" w:w="4677"/>
+            <w:tcMar>
+              <w:top w:w="100" w:type="dxa"/>
+              <w:bottom w:w="100" w:type="dxa"/>
+              <w:left w:w="150" w:type="dxa"/>
+              <w:right w:w="150" w:type="dxa"/>
+            </w:tcMar>
+          </w:tcPr>
+          <w:p>
+            <w:pPr>
+              <w:spacing w:before="40" w:after="40" w:line="252" w:lineRule="auto"/>
+              <w:jc w:val="left"/>
+            </w:pPr>
+            <w:r>
+              <w:rPr>
+                <w:rFonts w:ascii="Times New Roman" w:hAnsi="Times New Roman"/>
+                <w:sz w:val="22"/>
+              </w:rPr>
+              <w:t>Аудит</w:t>
+            </w:r>
+          </w:p>
+        </w:tc>
+        <w:tc>
+          <w:tcPr>
+            <w:tcW w:type="dxa" w:w="4677"/>
+            <w:tcMar>
+              <w:top w:w="100" w:type="dxa"/>
+              <w:bottom w:w="100" w:type="dxa"/>
+              <w:left w:w="150" w:type="dxa"/>
+              <w:right w:w="150" w:type="dxa"/>
+            </w:tcMar>
+          </w:tcPr>
+          <w:p>
+            <w:pPr>
+              <w:spacing w:before="40" w:after="40" w:line="252" w:lineRule="auto"/>
+              <w:jc w:val="left"/>
+            </w:pPr>
+            <w:r>
+              <w:rPr>
+                <w:rFonts w:ascii="Times New Roman" w:hAnsi="Times New Roman"/>
+                <w:sz w:val="22"/>
+              </w:rPr>
+              <w:t>`?page=audit`</w:t>
+            </w:r>
+          </w:p>
+        </w:tc>
+      </w:tr>
+      <w:tr>
+        <w:tc>
+          <w:tcPr>
+            <w:tcW w:type="dxa" w:w="4677"/>
+            <w:tcMar>
+              <w:top w:w="100" w:type="dxa"/>
+              <w:bottom w:w="100" w:type="dxa"/>
+              <w:left w:w="150" w:type="dxa"/>
+              <w:right w:w="150" w:type="dxa"/>
+            </w:tcMar>
+          </w:tcPr>
+          <w:p>
+            <w:pPr>
+              <w:spacing w:before="40" w:after="40" w:line="252" w:lineRule="auto"/>
+              <w:jc w:val="left"/>
+            </w:pPr>
+            <w:r>
+              <w:rPr>
+                <w:rFonts w:ascii="Times New Roman" w:hAnsi="Times New Roman"/>
+                <w:sz w:val="22"/>
+              </w:rPr>
+              <w:t>Карта сайта</w:t>
+            </w:r>
+          </w:p>
+        </w:tc>
+        <w:tc>
+          <w:tcPr>
+            <w:tcW w:type="dxa" w:w="4677"/>
+            <w:tcMar>
+              <w:top w:w="100" w:type="dxa"/>
+              <w:bottom w:w="100" w:type="dxa"/>
+              <w:left w:w="150" w:type="dxa"/>
+              <w:right w:w="150" w:type="dxa"/>
+            </w:tcMar>
+          </w:tcPr>
+          <w:p>
+            <w:pPr>
+              <w:spacing w:before="40" w:after="40" w:line="252" w:lineRule="auto"/>
+              <w:jc w:val="left"/>
+            </w:pPr>
+            <w:r>
+              <w:rPr>
+                <w:rFonts w:ascii="Times New Roman" w:hAnsi="Times New Roman"/>
+                <w:sz w:val="22"/>
+              </w:rPr>
+              <w:t>`?page=sitemap`</w:t>
+            </w:r>
+          </w:p>
+        </w:tc>
+      </w:tr>
+    </w:tbl>
     <w:p>
       <w:pPr>
-        <w:spacing w:line="276" w:lineRule="auto" w:after="60"/>
-        <w:ind w:left="709"/>
-        <w:jc w:val="both"/>
+        <w:spacing w:after="120"/>
       </w:pPr>
-      <w:r>
-        <w:rPr>
-          <w:rFonts w:ascii="Times New Roman" w:hAnsi="Times New Roman"/>
-          <w:b/>
-          <w:sz w:val="28"/>
-        </w:rPr>
-        <w:t xml:space="preserve">1. </w:t>
-      </w:r>
-      <w:r>
-        <w:rPr>
-          <w:rFonts w:ascii="Times New Roman" w:hAnsi="Times New Roman"/>
-          <w:sz w:val="28"/>
-        </w:rPr>
-        <w:t xml:space="preserve">Спроектировать целостную </w:t>
-      </w:r>
-      <w:r>
-        <w:rPr>
-          <w:rFonts w:ascii="Times New Roman" w:hAnsi="Times New Roman"/>
-          <w:b/>
-          <w:sz w:val="28"/>
-        </w:rPr>
-        <w:t>информационную архитектуру (Sitemap)</w:t>
-      </w:r>
-      <w:r>
-        <w:rPr>
-          <w:rFonts w:ascii="Times New Roman" w:hAnsi="Times New Roman"/>
-          <w:sz w:val="28"/>
-        </w:rPr>
-        <w:t xml:space="preserve"> корпоративного портала, покрывающую все процессы жизненного цикла учебных планов (УП), экспертизы ФГОС 3++, электронного визирования, актуализации по служебным запискам и ролевого администрирования (RBAC).</w:t>
-      </w:r>
-    </w:p>
-    <w:p>
-      <w:pPr>
-        <w:spacing w:line="276" w:lineRule="auto" w:after="60"/>
-        <w:ind w:left="709"/>
-        <w:jc w:val="both"/>
-      </w:pPr>
-      <w:r>
-        <w:rPr>
-          <w:rFonts w:ascii="Times New Roman" w:hAnsi="Times New Roman"/>
-          <w:b/>
-          <w:sz w:val="28"/>
-        </w:rPr>
-        <w:t xml:space="preserve">2. </w:t>
-      </w:r>
-      <w:r>
-        <w:rPr>
-          <w:rFonts w:ascii="Times New Roman" w:hAnsi="Times New Roman"/>
-          <w:sz w:val="28"/>
-        </w:rPr>
-        <w:t xml:space="preserve">Сверстать и программно реализовать </w:t>
-      </w:r>
-      <w:r>
-        <w:rPr>
-          <w:rFonts w:ascii="Times New Roman" w:hAnsi="Times New Roman"/>
-          <w:b/>
-          <w:sz w:val="28"/>
-        </w:rPr>
-        <w:t>структуру разделов и типовых страниц</w:t>
-      </w:r>
-      <w:r>
-        <w:rPr>
-          <w:rFonts w:ascii="Times New Roman" w:hAnsi="Times New Roman"/>
-          <w:sz w:val="28"/>
-        </w:rPr>
-        <w:t xml:space="preserve"> портала с применением адаптивного шаблона дизайна (разработанного в ЛР №3), семантической разметки HTML5, стилей TailwindCSS и шрифтовых иконок FontAwesome.</w:t>
-      </w:r>
-    </w:p>
-    <w:p>
-      <w:pPr>
-        <w:spacing w:line="276" w:lineRule="auto" w:after="60"/>
-        <w:ind w:left="709"/>
-        <w:jc w:val="both"/>
-      </w:pPr>
-      <w:r>
-        <w:rPr>
-          <w:rFonts w:ascii="Times New Roman" w:hAnsi="Times New Roman"/>
-          <w:b/>
-          <w:sz w:val="28"/>
-        </w:rPr>
-        <w:t xml:space="preserve">3. </w:t>
-      </w:r>
-      <w:r>
-        <w:rPr>
-          <w:rFonts w:ascii="Times New Roman" w:hAnsi="Times New Roman"/>
-          <w:sz w:val="28"/>
-        </w:rPr>
-        <w:t>Разработать и интегрировать следующие ключевые разделы и интерфейсные страницы:</w:t>
-      </w:r>
-    </w:p>
-    <w:p>
-      <w:pPr>
-        <w:spacing w:line="276" w:lineRule="auto" w:after="60"/>
-        <w:ind w:left="1134"/>
-        <w:jc w:val="both"/>
-      </w:pPr>
-      <w:r>
-        <w:rPr>
-          <w:rFonts w:ascii="Times New Roman" w:hAnsi="Times New Roman"/>
-          <w:b w:val="0"/>
-          <w:sz w:val="28"/>
-        </w:rPr>
-        <w:t xml:space="preserve">• </w:t>
-      </w:r>
-      <w:r>
-        <w:rPr>
-          <w:rFonts w:ascii="Times New Roman" w:hAnsi="Times New Roman"/>
-          <w:sz w:val="28"/>
-        </w:rPr>
-      </w:r>
-      <w:r>
-        <w:rPr>
-          <w:rFonts w:ascii="Times New Roman" w:hAnsi="Times New Roman"/>
-          <w:b/>
-          <w:sz w:val="28"/>
-        </w:rPr>
-        <w:t>Раздел 1: Сводная панель оперативного мониторинга и аккредитационной экспертизы</w:t>
-      </w:r>
-      <w:r>
-        <w:rPr>
-          <w:rFonts w:ascii="Times New Roman" w:hAnsi="Times New Roman"/>
-          <w:sz w:val="28"/>
-        </w:rPr>
-        <w:t xml:space="preserve"> (`/` — *Dashboard*);</w:t>
-      </w:r>
-    </w:p>
-    <w:p>
-      <w:pPr>
-        <w:spacing w:line="276" w:lineRule="auto" w:after="60"/>
-        <w:ind w:left="1134"/>
-        <w:jc w:val="both"/>
-      </w:pPr>
-      <w:r>
-        <w:rPr>
-          <w:rFonts w:ascii="Times New Roman" w:hAnsi="Times New Roman"/>
-          <w:b w:val="0"/>
-          <w:sz w:val="28"/>
-        </w:rPr>
-        <w:t xml:space="preserve">• </w:t>
-      </w:r>
-      <w:r>
-        <w:rPr>
-          <w:rFonts w:ascii="Times New Roman" w:hAnsi="Times New Roman"/>
-          <w:sz w:val="28"/>
-        </w:rPr>
-      </w:r>
-      <w:r>
-        <w:rPr>
-          <w:rFonts w:ascii="Times New Roman" w:hAnsi="Times New Roman"/>
-          <w:b/>
-          <w:sz w:val="28"/>
-        </w:rPr>
-        <w:t>Раздел 2: Реестр и каталог учебных планов</w:t>
-      </w:r>
-      <w:r>
-        <w:rPr>
-          <w:rFonts w:ascii="Times New Roman" w:hAnsi="Times New Roman"/>
-          <w:sz w:val="28"/>
-        </w:rPr>
-        <w:t xml:space="preserve"> (`/plans`) и </w:t>
-      </w:r>
-      <w:r>
-        <w:rPr>
-          <w:rFonts w:ascii="Times New Roman" w:hAnsi="Times New Roman"/>
-          <w:b/>
-          <w:sz w:val="28"/>
-        </w:rPr>
-        <w:t>Страница семестровой матрицы дисциплин</w:t>
-      </w:r>
-      <w:r>
-        <w:rPr>
-          <w:rFonts w:ascii="Times New Roman" w:hAnsi="Times New Roman"/>
-          <w:sz w:val="28"/>
-        </w:rPr>
-        <w:t xml:space="preserve"> (`/plans/&lt;id&gt;`);</w:t>
-      </w:r>
-    </w:p>
-    <w:p>
-      <w:pPr>
-        <w:spacing w:line="276" w:lineRule="auto" w:after="60"/>
-        <w:ind w:left="1134"/>
-        <w:jc w:val="both"/>
-      </w:pPr>
-      <w:r>
-        <w:rPr>
-          <w:rFonts w:ascii="Times New Roman" w:hAnsi="Times New Roman"/>
-          <w:b w:val="0"/>
-          <w:sz w:val="28"/>
-        </w:rPr>
-        <w:t xml:space="preserve">• </w:t>
-      </w:r>
-      <w:r>
-        <w:rPr>
-          <w:rFonts w:ascii="Times New Roman" w:hAnsi="Times New Roman"/>
-          <w:sz w:val="28"/>
-        </w:rPr>
-      </w:r>
-      <w:r>
-        <w:rPr>
-          <w:rFonts w:ascii="Times New Roman" w:hAnsi="Times New Roman"/>
-          <w:b/>
-          <w:sz w:val="28"/>
-        </w:rPr>
-        <w:t>Раздел 3: Модуль автоматизированного контроля соответствия стандартам ФГОС ВО 3++</w:t>
-      </w:r>
-      <w:r>
-        <w:rPr>
-          <w:rFonts w:ascii="Times New Roman" w:hAnsi="Times New Roman"/>
-          <w:sz w:val="28"/>
-        </w:rPr>
-        <w:t xml:space="preserve"> (`/validate/&lt;id&gt;`);</w:t>
-      </w:r>
-    </w:p>
-    <w:p>
-      <w:pPr>
-        <w:spacing w:line="276" w:lineRule="auto" w:after="60"/>
-        <w:ind w:left="1134"/>
-        <w:jc w:val="both"/>
-      </w:pPr>
-      <w:r>
-        <w:rPr>
-          <w:rFonts w:ascii="Times New Roman" w:hAnsi="Times New Roman"/>
-          <w:b w:val="0"/>
-          <w:sz w:val="28"/>
-        </w:rPr>
-        <w:t xml:space="preserve">• </w:t>
-      </w:r>
-      <w:r>
-        <w:rPr>
-          <w:rFonts w:ascii="Times New Roman" w:hAnsi="Times New Roman"/>
-          <w:sz w:val="28"/>
-        </w:rPr>
-      </w:r>
-      <w:r>
-        <w:rPr>
-          <w:rFonts w:ascii="Times New Roman" w:hAnsi="Times New Roman"/>
-          <w:b/>
-          <w:sz w:val="28"/>
-        </w:rPr>
-        <w:t>Раздел 4: Раздел электронного визирования документов и наложения усиленной квалифицированной ЭЦП</w:t>
-      </w:r>
-      <w:r>
-        <w:rPr>
-          <w:rFonts w:ascii="Times New Roman" w:hAnsi="Times New Roman"/>
-          <w:sz w:val="28"/>
-        </w:rPr>
-        <w:t xml:space="preserve"> (`/signatures`, `/signatures/&lt;id&gt;`);</w:t>
-      </w:r>
-    </w:p>
-    <w:p>
-      <w:pPr>
-        <w:spacing w:line="276" w:lineRule="auto" w:after="60"/>
-        <w:ind w:left="1134"/>
-        <w:jc w:val="both"/>
-      </w:pPr>
-      <w:r>
-        <w:rPr>
-          <w:rFonts w:ascii="Times New Roman" w:hAnsi="Times New Roman"/>
-          <w:b w:val="0"/>
-          <w:sz w:val="28"/>
-        </w:rPr>
-        <w:t xml:space="preserve">• </w:t>
-      </w:r>
-      <w:r>
-        <w:rPr>
-          <w:rFonts w:ascii="Times New Roman" w:hAnsi="Times New Roman"/>
-          <w:sz w:val="28"/>
-        </w:rPr>
-      </w:r>
-      <w:r>
-        <w:rPr>
-          <w:rFonts w:ascii="Times New Roman" w:hAnsi="Times New Roman"/>
-          <w:b/>
-          <w:sz w:val="28"/>
-        </w:rPr>
-        <w:t>Раздел 5: Раздел учета служебных записок, межведомственного согласования и Diff-анализа изменений</w:t>
-      </w:r>
-      <w:r>
-        <w:rPr>
-          <w:rFonts w:ascii="Times New Roman" w:hAnsi="Times New Roman"/>
-          <w:sz w:val="28"/>
-        </w:rPr>
-        <w:t xml:space="preserve"> (`/memos`, `/memos/new`);</w:t>
-      </w:r>
-    </w:p>
-    <w:p>
-      <w:pPr>
-        <w:spacing w:line="276" w:lineRule="auto" w:after="60"/>
-        <w:ind w:left="1134"/>
-        <w:jc w:val="both"/>
-      </w:pPr>
-      <w:r>
-        <w:rPr>
-          <w:rFonts w:ascii="Times New Roman" w:hAnsi="Times New Roman"/>
-          <w:b w:val="0"/>
-          <w:sz w:val="28"/>
-        </w:rPr>
-        <w:t xml:space="preserve">• </w:t>
-      </w:r>
-      <w:r>
-        <w:rPr>
-          <w:rFonts w:ascii="Times New Roman" w:hAnsi="Times New Roman"/>
-          <w:sz w:val="28"/>
-        </w:rPr>
-      </w:r>
-      <w:r>
-        <w:rPr>
-          <w:rFonts w:ascii="Times New Roman" w:hAnsi="Times New Roman"/>
-          <w:b/>
-          <w:sz w:val="28"/>
-        </w:rPr>
-        <w:t>Раздел 6: Каталог образовательных программ и направлений подготовки</w:t>
-      </w:r>
-      <w:r>
-        <w:rPr>
-          <w:rFonts w:ascii="Times New Roman" w:hAnsi="Times New Roman"/>
-          <w:sz w:val="28"/>
-        </w:rPr>
-        <w:t xml:space="preserve"> (`/programs`);</w:t>
-      </w:r>
-    </w:p>
-    <w:p>
-      <w:pPr>
-        <w:spacing w:line="276" w:lineRule="auto" w:after="60"/>
-        <w:ind w:left="1134"/>
-        <w:jc w:val="both"/>
-      </w:pPr>
-      <w:r>
-        <w:rPr>
-          <w:rFonts w:ascii="Times New Roman" w:hAnsi="Times New Roman"/>
-          <w:b w:val="0"/>
-          <w:sz w:val="28"/>
-        </w:rPr>
-        <w:t xml:space="preserve">• </w:t>
-      </w:r>
-      <w:r>
-        <w:rPr>
-          <w:rFonts w:ascii="Times New Roman" w:hAnsi="Times New Roman"/>
-          <w:sz w:val="28"/>
-        </w:rPr>
-      </w:r>
-      <w:r>
-        <w:rPr>
-          <w:rFonts w:ascii="Times New Roman" w:hAnsi="Times New Roman"/>
-          <w:b/>
-          <w:sz w:val="28"/>
-        </w:rPr>
-        <w:t>Раздел 7: Справочники нормативных стандартов ФГОС 3++</w:t>
-      </w:r>
-      <w:r>
-        <w:rPr>
-          <w:rFonts w:ascii="Times New Roman" w:hAnsi="Times New Roman"/>
-          <w:sz w:val="28"/>
-        </w:rPr>
-        <w:t xml:space="preserve"> (`/standards`) и </w:t>
-      </w:r>
-      <w:r>
-        <w:rPr>
-          <w:rFonts w:ascii="Times New Roman" w:hAnsi="Times New Roman"/>
-          <w:b/>
-          <w:sz w:val="28"/>
-        </w:rPr>
-        <w:t>структуры кафедр вуза</w:t>
-      </w:r>
-      <w:r>
-        <w:rPr>
-          <w:rFonts w:ascii="Times New Roman" w:hAnsi="Times New Roman"/>
-          <w:sz w:val="28"/>
-        </w:rPr>
-        <w:t xml:space="preserve"> (`/departments`);</w:t>
-      </w:r>
-    </w:p>
-    <w:p>
-      <w:pPr>
-        <w:spacing w:line="276" w:lineRule="auto" w:after="60"/>
-        <w:ind w:left="1134"/>
-        <w:jc w:val="both"/>
-      </w:pPr>
-      <w:r>
-        <w:rPr>
-          <w:rFonts w:ascii="Times New Roman" w:hAnsi="Times New Roman"/>
-          <w:b w:val="0"/>
-          <w:sz w:val="28"/>
-        </w:rPr>
-        <w:t xml:space="preserve">• </w:t>
-      </w:r>
-      <w:r>
-        <w:rPr>
-          <w:rFonts w:ascii="Times New Roman" w:hAnsi="Times New Roman"/>
-          <w:sz w:val="28"/>
-        </w:rPr>
-      </w:r>
-      <w:r>
-        <w:rPr>
-          <w:rFonts w:ascii="Times New Roman" w:hAnsi="Times New Roman"/>
-          <w:b/>
-          <w:sz w:val="28"/>
-        </w:rPr>
-        <w:t>Раздел 8: Матрица закрепления компетенций ФГОС (УК, ОПК, ПК)</w:t>
-      </w:r>
-      <w:r>
-        <w:rPr>
-          <w:rFonts w:ascii="Times New Roman" w:hAnsi="Times New Roman"/>
-          <w:sz w:val="28"/>
-        </w:rPr>
-        <w:t xml:space="preserve"> (`/competencies`);</w:t>
-      </w:r>
-    </w:p>
-    <w:p>
-      <w:pPr>
-        <w:spacing w:line="276" w:lineRule="auto" w:after="60"/>
-        <w:ind w:left="1134"/>
-        <w:jc w:val="both"/>
-      </w:pPr>
-      <w:r>
-        <w:rPr>
-          <w:rFonts w:ascii="Times New Roman" w:hAnsi="Times New Roman"/>
-          <w:b w:val="0"/>
-          <w:sz w:val="28"/>
-        </w:rPr>
-        <w:t xml:space="preserve">• </w:t>
-      </w:r>
-      <w:r>
-        <w:rPr>
-          <w:rFonts w:ascii="Times New Roman" w:hAnsi="Times New Roman"/>
-          <w:sz w:val="28"/>
-        </w:rPr>
-      </w:r>
-      <w:r>
-        <w:rPr>
-          <w:rFonts w:ascii="Times New Roman" w:hAnsi="Times New Roman"/>
-          <w:b/>
-          <w:sz w:val="28"/>
-        </w:rPr>
-        <w:t>Раздел 9: Модуль аудита безопасности, системного протоколирования и версионирования</w:t>
-      </w:r>
-      <w:r>
-        <w:rPr>
-          <w:rFonts w:ascii="Times New Roman" w:hAnsi="Times New Roman"/>
-          <w:sz w:val="28"/>
-        </w:rPr>
-        <w:t xml:space="preserve"> (`/audit`);</w:t>
-      </w:r>
-    </w:p>
-    <w:p>
-      <w:pPr>
-        <w:spacing w:line="276" w:lineRule="auto" w:after="60"/>
-        <w:ind w:left="1134"/>
-        <w:jc w:val="both"/>
-      </w:pPr>
-      <w:r>
-        <w:rPr>
-          <w:rFonts w:ascii="Times New Roman" w:hAnsi="Times New Roman"/>
-          <w:b w:val="0"/>
-          <w:sz w:val="28"/>
-        </w:rPr>
-        <w:t xml:space="preserve">• </w:t>
-      </w:r>
-      <w:r>
-        <w:rPr>
-          <w:rFonts w:ascii="Times New Roman" w:hAnsi="Times New Roman"/>
-          <w:sz w:val="28"/>
-        </w:rPr>
-      </w:r>
-      <w:r>
-        <w:rPr>
-          <w:rFonts w:ascii="Times New Roman" w:hAnsi="Times New Roman"/>
-          <w:b/>
-          <w:sz w:val="28"/>
-        </w:rPr>
-        <w:t>Раздел 10: Интерактивная карта сайта и визуальная структура портала</w:t>
-      </w:r>
-      <w:r>
-        <w:rPr>
-          <w:rFonts w:ascii="Times New Roman" w:hAnsi="Times New Roman"/>
-          <w:sz w:val="28"/>
-        </w:rPr>
-        <w:t xml:space="preserve"> (`/sitemap`).</w:t>
-      </w:r>
-    </w:p>
-    <w:p>
-      <w:pPr>
-        <w:spacing w:line="276" w:lineRule="auto" w:after="60"/>
-        <w:ind w:left="709"/>
-        <w:jc w:val="both"/>
-      </w:pPr>
-      <w:r>
-        <w:rPr>
-          <w:rFonts w:ascii="Times New Roman" w:hAnsi="Times New Roman"/>
-          <w:b/>
-          <w:sz w:val="28"/>
-        </w:rPr>
-        <w:t xml:space="preserve">4. </w:t>
-      </w:r>
-      <w:r>
-        <w:rPr>
-          <w:rFonts w:ascii="Times New Roman" w:hAnsi="Times New Roman"/>
-          <w:sz w:val="28"/>
-        </w:rPr>
-        <w:t>Подготовить комплект проектно-отчетной документации (Markdown, DOCX, PDF).</w:t>
-      </w:r>
-    </w:p>
-    <w:p>
-      <w:pPr>
-        <w:spacing w:before="240" w:after="120"/>
-        <w:jc w:val="left"/>
-      </w:pPr>
-      <w:r>
-        <w:rPr>
-          <w:rFonts w:ascii="Times New Roman" w:hAnsi="Times New Roman"/>
-          <w:b/>
-          <w:sz w:val="28"/>
-        </w:rPr>
-        <w:t>2. Информационная архитектура портала и карта разделов (Sitemap)</w:t>
-      </w:r>
-    </w:p>
-    <w:p>
-      <w:pPr>
-        <w:spacing w:before="160" w:after="80"/>
-        <w:jc w:val="left"/>
-      </w:pPr>
-      <w:r>
-        <w:rPr>
-          <w:rFonts w:ascii="Times New Roman" w:hAnsi="Times New Roman"/>
-          <w:b/>
-          <w:sz w:val="26"/>
-        </w:rPr>
-        <w:t>2.1. Иерархическое дерево разделов и маршрутизация (URL Schema)</w:t>
-      </w:r>
-    </w:p>
-    <w:p>
-      <w:pPr>
-        <w:spacing w:line="276" w:lineRule="auto" w:after="120"/>
-        <w:ind w:firstLine="709"/>
-        <w:jc w:val="both"/>
-      </w:pPr>
-      <w:r>
-        <w:rPr>
-          <w:rFonts w:ascii="Times New Roman" w:hAnsi="Times New Roman"/>
-          <w:sz w:val="28"/>
-        </w:rPr>
-        <w:t>Информационная архитектура портала структурирована по 5 ключевым функциональным уровням, обеспечивающим логическую связность и быстрый доступ пользователей различных ролевых групп к целевым объектам.</w:t>
-      </w:r>
     </w:p>
     <w:p>
       <w:pPr>
@@ -771,86 +922,7 @@
           <w:i/>
           <w:sz w:val="24"/>
         </w:rPr>
-        <w:t>Рисунок 1 — Информационная архитектура и карта разделов портала</w:t>
-      </w:r>
-    </w:p>
-    <w:p>
-      <w:pPr>
-        <w:spacing w:before="120" w:after="120"/>
-        <w:ind w:left="567"/>
-      </w:pPr>
-      <w:r>
-        <w:rPr>
-          <w:rFonts w:ascii="Courier New" w:hAnsi="Courier New"/>
-          <w:sz w:val="20"/>
-        </w:rPr>
-        <w:t>/ (Главная / Сводная панель оперативного мониторинга)</w:t>
-        <w:br/>
-        <w:t>│</w:t>
-        <w:br/>
-        <w:t>├── /plans (Реестр и каталог учебных планов)</w:t>
-        <w:br/>
-        <w:t>│   ├── /plans/&lt;id&gt; (Просмотр карточки УП и семестровой матрицы)</w:t>
-        <w:br/>
-        <w:t>│   ├── /plans/new (Конструктор создания нового проекта УП)</w:t>
-        <w:br/>
-        <w:t>│   ├── /plans/&lt;id&gt;/edit (Редактор состава дисциплин и учебных поручений)</w:t>
-        <w:br/>
-        <w:t>│   └── /competencies (Матрица компетенций ФГОС ВО: УК, ОПК, ПК)</w:t>
-        <w:br/>
-        <w:t>│</w:t>
-        <w:br/>
-        <w:t>├── /validate (Модуль аккредитационной экспертизы ФГОС)</w:t>
-        <w:br/>
-        <w:t>│   ├── /validate/&lt;id&gt; (Инспектор и протокол соответствия нормативам стандарта)</w:t>
-        <w:br/>
-        <w:t>│   ├── /standards (Реестр федеральных стандартов ФГОС ВО 3++)</w:t>
-        <w:br/>
-        <w:t>│   └── /standards/&lt;id&gt; (Параметры и контрольные лимиты стандарта)</w:t>
-        <w:br/>
-        <w:t>│</w:t>
-        <w:br/>
-        <w:t>├── /signatures (Документооборот и электронное визирование)</w:t>
-        <w:br/>
-        <w:t>│   ├── /signatures (Очередь документов, ожидающих визирования)</w:t>
-        <w:br/>
-        <w:t>│   ├── /signatures/&lt;id&gt; (Маршрут согласования и форма ЭЦП с хешем SHA-256)</w:t>
-        <w:br/>
-        <w:t>│   ├── /memos (Реестр служебных записок на изменение УП до начала семестра)</w:t>
-        <w:br/>
-        <w:t>│   └── /memos/new (Мастер подачи служебной записки с Diff-анализом)</w:t>
-        <w:br/>
-        <w:t>│</w:t>
-        <w:br/>
-        <w:t>├── /programs (Справочники и организационная структура вуза)</w:t>
-        <w:br/>
-        <w:t>│   ├── /programs (Каталог образовательных программ бакалавриата/специалитета/магистратуры)</w:t>
-        <w:br/>
-        <w:t>│   ├── /departments (Справочник выпускающих, реализующих кафедр и руководства)</w:t>
-        <w:br/>
-        <w:t>│   └── /users (Справочник пользователей и ответственных лиц)</w:t>
-        <w:br/>
-        <w:t>│</w:t>
-        <w:br/>
-        <w:t>└── /audit (Системное администрирование и безопасность)</w:t>
-        <w:br/>
-        <w:t xml:space="preserve">    ├── /audit (Журнал аудита действий операторов и безопасности)</w:t>
-        <w:br/>
-        <w:t xml:space="preserve">    └── /sitemap (Интерактивная карта разделов портала и ролевой доступ)</w:t>
-      </w:r>
-    </w:p>
-    <w:p>
-      <w:pPr>
-        <w:spacing w:before="160" w:after="80"/>
-        <w:jc w:val="left"/>
-      </w:pPr>
-      <w:r>
-        <w:rPr>
-          <w:rFonts w:ascii="Times New Roman" w:hAnsi="Times New Roman"/>
-          <w:b/>
-          <w:sz w:val="26"/>
-        </w:rPr>
-        <w:t>2.2. Ролевая матрица доступа к разделам портала (RBAC)</w:t>
+        <w:t>Рисунок 1 — Карта разделов</w:t>
       </w:r>
     </w:p>
     <w:p>
@@ -864,2798 +936,8 @@
           <w:rFonts w:ascii="Times New Roman" w:hAnsi="Times New Roman"/>
           <w:sz w:val="28"/>
         </w:rPr>
-        <w:t>В системе реализовано гранулярное разграничение прав доступа на базе ролевой модели (Role-Based Access Control):</w:t>
+        <w:t>Все страницы используют общий заголовок, меню, основную область и таблицы данных. Ссылки меню формируются в `portal/index.php`.</w:t>
       </w:r>
-    </w:p>
-    <w:p>
-      <w:pPr>
-        <w:spacing w:before="160" w:after="80"/>
-        <w:ind w:firstLine="709"/>
-        <w:jc w:val="left"/>
-      </w:pPr>
-      <w:r>
-        <w:rPr>
-          <w:rFonts w:ascii="Times New Roman" w:hAnsi="Times New Roman"/>
-          <w:b/>
-          <w:sz w:val="24"/>
-        </w:rPr>
-        <w:t>Таблица 1 — Спецификация данных</w:t>
-      </w:r>
-    </w:p>
-    <w:tbl>
-      <w:tblPr>
-        <w:tblW w:type="auto" w:w="0"/>
-        <w:jc w:val="center"/>
-        <w:tblLook w:firstColumn="1" w:firstRow="1" w:lastColumn="0" w:lastRow="0" w:noHBand="0" w:noVBand="1" w:val="04A0"/>
-        <w:tblBorders>
-          <w:top w:val="single" w:sz="4" w:space="0" w:color="CBD5E1"/>
-          <w:bottom w:val="single" w:sz="4" w:space="0" w:color="CBD5E1"/>
-          <w:insideH w:val="single" w:sz="4" w:space="0" w:color="CBD5E1"/>
-          <w:insideV w:val="single" w:sz="4" w:space="0" w:color="CBD5E1"/>
-          <w:left w:val="single" w:sz="4" w:space="0" w:color="CBD5E1"/>
-          <w:right w:val="single" w:sz="4" w:space="0" w:color="CBD5E1"/>
-        </w:tblBorders>
-      </w:tblPr>
-      <w:tblGrid>
-        <w:gridCol w:w="1336"/>
-        <w:gridCol w:w="1336"/>
-        <w:gridCol w:w="1336"/>
-        <w:gridCol w:w="1336"/>
-        <w:gridCol w:w="1336"/>
-        <w:gridCol w:w="1336"/>
-        <w:gridCol w:w="1336"/>
-      </w:tblGrid>
-      <w:tr>
-        <w:tc>
-          <w:tcPr>
-            <w:tcW w:type="dxa" w:w="1336"/>
-            <w:tcMar>
-              <w:top w:w="100" w:type="dxa"/>
-              <w:bottom w:w="100" w:type="dxa"/>
-              <w:left w:w="150" w:type="dxa"/>
-              <w:right w:w="150" w:type="dxa"/>
-            </w:tcMar>
-            <w:shd w:fill="E2E8F0"/>
-          </w:tcPr>
-          <w:p>
-            <w:pPr>
-              <w:spacing w:before="40" w:after="40" w:line="252" w:lineRule="auto"/>
-              <w:jc w:val="left"/>
-            </w:pPr>
-            <w:r>
-              <w:rPr>
-                <w:rFonts w:ascii="Times New Roman" w:hAnsi="Times New Roman"/>
-                <w:b/>
-                <w:sz w:val="22"/>
-              </w:rPr>
-              <w:t>Раздел / Страница</w:t>
-            </w:r>
-          </w:p>
-        </w:tc>
-        <w:tc>
-          <w:tcPr>
-            <w:tcW w:type="dxa" w:w="1336"/>
-            <w:tcMar>
-              <w:top w:w="100" w:type="dxa"/>
-              <w:bottom w:w="100" w:type="dxa"/>
-              <w:left w:w="150" w:type="dxa"/>
-              <w:right w:w="150" w:type="dxa"/>
-            </w:tcMar>
-            <w:shd w:fill="E2E8F0"/>
-          </w:tcPr>
-          <w:p>
-            <w:pPr>
-              <w:spacing w:before="40" w:after="40" w:line="252" w:lineRule="auto"/>
-              <w:jc w:val="left"/>
-            </w:pPr>
-            <w:r>
-              <w:rPr>
-                <w:rFonts w:ascii="Times New Roman" w:hAnsi="Times New Roman"/>
-                <w:b/>
-                <w:sz w:val="22"/>
-              </w:rPr>
-              <w:t>URL маршрут</w:t>
-            </w:r>
-          </w:p>
-        </w:tc>
-        <w:tc>
-          <w:tcPr>
-            <w:tcW w:type="dxa" w:w="1336"/>
-            <w:tcMar>
-              <w:top w:w="100" w:type="dxa"/>
-              <w:bottom w:w="100" w:type="dxa"/>
-              <w:left w:w="150" w:type="dxa"/>
-              <w:right w:w="150" w:type="dxa"/>
-            </w:tcMar>
-            <w:shd w:fill="E2E8F0"/>
-          </w:tcPr>
-          <w:p>
-            <w:pPr>
-              <w:spacing w:before="40" w:after="40" w:line="252" w:lineRule="auto"/>
-              <w:jc w:val="left"/>
-            </w:pPr>
-            <w:r>
-              <w:rPr>
-                <w:rFonts w:ascii="Times New Roman" w:hAnsi="Times New Roman"/>
-                <w:b/>
-                <w:sz w:val="22"/>
-              </w:rPr>
-              <w:t>Ректорат / УС</w:t>
-            </w:r>
-          </w:p>
-        </w:tc>
-        <w:tc>
-          <w:tcPr>
-            <w:tcW w:type="dxa" w:w="1336"/>
-            <w:tcMar>
-              <w:top w:w="100" w:type="dxa"/>
-              <w:bottom w:w="100" w:type="dxa"/>
-              <w:left w:w="150" w:type="dxa"/>
-              <w:right w:w="150" w:type="dxa"/>
-            </w:tcMar>
-            <w:shd w:fill="E2E8F0"/>
-          </w:tcPr>
-          <w:p>
-            <w:pPr>
-              <w:spacing w:before="40" w:after="40" w:line="252" w:lineRule="auto"/>
-              <w:jc w:val="left"/>
-            </w:pPr>
-            <w:r>
-              <w:rPr>
-                <w:rFonts w:ascii="Times New Roman" w:hAnsi="Times New Roman"/>
-                <w:b/>
-                <w:sz w:val="22"/>
-              </w:rPr>
-              <w:t>Центр АНОК</w:t>
-            </w:r>
-          </w:p>
-        </w:tc>
-        <w:tc>
-          <w:tcPr>
-            <w:tcW w:type="dxa" w:w="1336"/>
-            <w:tcMar>
-              <w:top w:w="100" w:type="dxa"/>
-              <w:bottom w:w="100" w:type="dxa"/>
-              <w:left w:w="150" w:type="dxa"/>
-              <w:right w:w="150" w:type="dxa"/>
-            </w:tcMar>
-            <w:shd w:fill="E2E8F0"/>
-          </w:tcPr>
-          <w:p>
-            <w:pPr>
-              <w:spacing w:before="40" w:after="40" w:line="252" w:lineRule="auto"/>
-              <w:jc w:val="left"/>
-            </w:pPr>
-            <w:r>
-              <w:rPr>
-                <w:rFonts w:ascii="Times New Roman" w:hAnsi="Times New Roman"/>
-                <w:b/>
-                <w:sz w:val="22"/>
-              </w:rPr>
-              <w:t>Выпускающая каф.</w:t>
-            </w:r>
-          </w:p>
-        </w:tc>
-        <w:tc>
-          <w:tcPr>
-            <w:tcW w:type="dxa" w:w="1336"/>
-            <w:tcMar>
-              <w:top w:w="100" w:type="dxa"/>
-              <w:bottom w:w="100" w:type="dxa"/>
-              <w:left w:w="150" w:type="dxa"/>
-              <w:right w:w="150" w:type="dxa"/>
-            </w:tcMar>
-            <w:shd w:fill="E2E8F0"/>
-          </w:tcPr>
-          <w:p>
-            <w:pPr>
-              <w:spacing w:before="40" w:after="40" w:line="252" w:lineRule="auto"/>
-              <w:jc w:val="left"/>
-            </w:pPr>
-            <w:r>
-              <w:rPr>
-                <w:rFonts w:ascii="Times New Roman" w:hAnsi="Times New Roman"/>
-                <w:b/>
-                <w:sz w:val="22"/>
-              </w:rPr>
-              <w:t>Реализующая каф.</w:t>
-            </w:r>
-          </w:p>
-        </w:tc>
-        <w:tc>
-          <w:tcPr>
-            <w:tcW w:type="dxa" w:w="1336"/>
-            <w:tcMar>
-              <w:top w:w="100" w:type="dxa"/>
-              <w:bottom w:w="100" w:type="dxa"/>
-              <w:left w:w="150" w:type="dxa"/>
-              <w:right w:w="150" w:type="dxa"/>
-            </w:tcMar>
-            <w:shd w:fill="E2E8F0"/>
-          </w:tcPr>
-          <w:p>
-            <w:pPr>
-              <w:spacing w:before="40" w:after="40" w:line="252" w:lineRule="auto"/>
-              <w:jc w:val="left"/>
-            </w:pPr>
-            <w:r>
-              <w:rPr>
-                <w:rFonts w:ascii="Times New Roman" w:hAnsi="Times New Roman"/>
-                <w:b/>
-                <w:sz w:val="22"/>
-              </w:rPr>
-              <w:t>Студенты / Препод.</w:t>
-            </w:r>
-          </w:p>
-        </w:tc>
-      </w:tr>
-      <w:tr>
-        <w:tc>
-          <w:tcPr>
-            <w:tcW w:type="dxa" w:w="1336"/>
-            <w:tcMar>
-              <w:top w:w="100" w:type="dxa"/>
-              <w:bottom w:w="100" w:type="dxa"/>
-              <w:left w:w="150" w:type="dxa"/>
-              <w:right w:w="150" w:type="dxa"/>
-            </w:tcMar>
-          </w:tcPr>
-          <w:p>
-            <w:pPr>
-              <w:spacing w:before="40" w:after="40" w:line="252" w:lineRule="auto"/>
-              <w:jc w:val="left"/>
-            </w:pPr>
-            <w:r>
-              <w:rPr>
-                <w:rFonts w:ascii="Times New Roman" w:hAnsi="Times New Roman"/>
-                <w:sz w:val="22"/>
-              </w:rPr>
-            </w:r>
-            <w:r>
-              <w:rPr>
-                <w:rFonts w:ascii="Times New Roman" w:hAnsi="Times New Roman"/>
-                <w:b/>
-                <w:sz w:val="22"/>
-              </w:rPr>
-              <w:t>Сводная панель</w:t>
-            </w:r>
-            <w:r>
-              <w:rPr>
-                <w:rFonts w:ascii="Times New Roman" w:hAnsi="Times New Roman"/>
-                <w:sz w:val="22"/>
-              </w:rPr>
-            </w:r>
-          </w:p>
-        </w:tc>
-        <w:tc>
-          <w:tcPr>
-            <w:tcW w:type="dxa" w:w="1336"/>
-            <w:tcMar>
-              <w:top w:w="100" w:type="dxa"/>
-              <w:bottom w:w="100" w:type="dxa"/>
-              <w:left w:w="150" w:type="dxa"/>
-              <w:right w:w="150" w:type="dxa"/>
-            </w:tcMar>
-          </w:tcPr>
-          <w:p>
-            <w:pPr>
-              <w:spacing w:before="40" w:after="40" w:line="252" w:lineRule="auto"/>
-              <w:jc w:val="left"/>
-            </w:pPr>
-            <w:r>
-              <w:rPr>
-                <w:rFonts w:ascii="Times New Roman" w:hAnsi="Times New Roman"/>
-                <w:sz w:val="22"/>
-              </w:rPr>
-              <w:t>`/`</w:t>
-            </w:r>
-          </w:p>
-        </w:tc>
-        <w:tc>
-          <w:tcPr>
-            <w:tcW w:type="dxa" w:w="1336"/>
-            <w:tcMar>
-              <w:top w:w="100" w:type="dxa"/>
-              <w:bottom w:w="100" w:type="dxa"/>
-              <w:left w:w="150" w:type="dxa"/>
-              <w:right w:w="150" w:type="dxa"/>
-            </w:tcMar>
-          </w:tcPr>
-          <w:p>
-            <w:pPr>
-              <w:spacing w:before="40" w:after="40" w:line="252" w:lineRule="auto"/>
-              <w:jc w:val="left"/>
-            </w:pPr>
-            <w:r>
-              <w:rPr>
-                <w:rFonts w:ascii="Times New Roman" w:hAnsi="Times New Roman"/>
-                <w:sz w:val="22"/>
-              </w:rPr>
-              <w:t>Чтение / KPI</w:t>
-            </w:r>
-          </w:p>
-        </w:tc>
-        <w:tc>
-          <w:tcPr>
-            <w:tcW w:type="dxa" w:w="1336"/>
-            <w:tcMar>
-              <w:top w:w="100" w:type="dxa"/>
-              <w:bottom w:w="100" w:type="dxa"/>
-              <w:left w:w="150" w:type="dxa"/>
-              <w:right w:w="150" w:type="dxa"/>
-            </w:tcMar>
-          </w:tcPr>
-          <w:p>
-            <w:pPr>
-              <w:spacing w:before="40" w:after="40" w:line="252" w:lineRule="auto"/>
-              <w:jc w:val="left"/>
-            </w:pPr>
-            <w:r>
-              <w:rPr>
-                <w:rFonts w:ascii="Times New Roman" w:hAnsi="Times New Roman"/>
-                <w:sz w:val="22"/>
-              </w:rPr>
-              <w:t>Полный доступ</w:t>
-            </w:r>
-          </w:p>
-        </w:tc>
-        <w:tc>
-          <w:tcPr>
-            <w:tcW w:type="dxa" w:w="1336"/>
-            <w:tcMar>
-              <w:top w:w="100" w:type="dxa"/>
-              <w:bottom w:w="100" w:type="dxa"/>
-              <w:left w:w="150" w:type="dxa"/>
-              <w:right w:w="150" w:type="dxa"/>
-            </w:tcMar>
-          </w:tcPr>
-          <w:p>
-            <w:pPr>
-              <w:spacing w:before="40" w:after="40" w:line="252" w:lineRule="auto"/>
-              <w:jc w:val="left"/>
-            </w:pPr>
-            <w:r>
-              <w:rPr>
-                <w:rFonts w:ascii="Times New Roman" w:hAnsi="Times New Roman"/>
-                <w:sz w:val="22"/>
-              </w:rPr>
-              <w:t>Свои УП</w:t>
-            </w:r>
-          </w:p>
-        </w:tc>
-        <w:tc>
-          <w:tcPr>
-            <w:tcW w:type="dxa" w:w="1336"/>
-            <w:tcMar>
-              <w:top w:w="100" w:type="dxa"/>
-              <w:bottom w:w="100" w:type="dxa"/>
-              <w:left w:w="150" w:type="dxa"/>
-              <w:right w:w="150" w:type="dxa"/>
-            </w:tcMar>
-          </w:tcPr>
-          <w:p>
-            <w:pPr>
-              <w:spacing w:before="40" w:after="40" w:line="252" w:lineRule="auto"/>
-              <w:jc w:val="left"/>
-            </w:pPr>
-            <w:r>
-              <w:rPr>
-                <w:rFonts w:ascii="Times New Roman" w:hAnsi="Times New Roman"/>
-                <w:sz w:val="22"/>
-              </w:rPr>
-              <w:t>Свои дисциплины</w:t>
-            </w:r>
-          </w:p>
-        </w:tc>
-        <w:tc>
-          <w:tcPr>
-            <w:tcW w:type="dxa" w:w="1336"/>
-            <w:tcMar>
-              <w:top w:w="100" w:type="dxa"/>
-              <w:bottom w:w="100" w:type="dxa"/>
-              <w:left w:w="150" w:type="dxa"/>
-              <w:right w:w="150" w:type="dxa"/>
-            </w:tcMar>
-          </w:tcPr>
-          <w:p>
-            <w:pPr>
-              <w:spacing w:before="40" w:after="40" w:line="252" w:lineRule="auto"/>
-              <w:jc w:val="left"/>
-            </w:pPr>
-            <w:r>
-              <w:rPr>
-                <w:rFonts w:ascii="Times New Roman" w:hAnsi="Times New Roman"/>
-                <w:sz w:val="22"/>
-              </w:rPr>
-              <w:t>—</w:t>
-            </w:r>
-          </w:p>
-        </w:tc>
-      </w:tr>
-      <w:tr>
-        <w:tc>
-          <w:tcPr>
-            <w:tcW w:type="dxa" w:w="1336"/>
-            <w:tcMar>
-              <w:top w:w="100" w:type="dxa"/>
-              <w:bottom w:w="100" w:type="dxa"/>
-              <w:left w:w="150" w:type="dxa"/>
-              <w:right w:w="150" w:type="dxa"/>
-            </w:tcMar>
-          </w:tcPr>
-          <w:p>
-            <w:pPr>
-              <w:spacing w:before="40" w:after="40" w:line="252" w:lineRule="auto"/>
-              <w:jc w:val="left"/>
-            </w:pPr>
-            <w:r>
-              <w:rPr>
-                <w:rFonts w:ascii="Times New Roman" w:hAnsi="Times New Roman"/>
-                <w:sz w:val="22"/>
-              </w:rPr>
-            </w:r>
-            <w:r>
-              <w:rPr>
-                <w:rFonts w:ascii="Times New Roman" w:hAnsi="Times New Roman"/>
-                <w:b/>
-                <w:sz w:val="22"/>
-              </w:rPr>
-              <w:t>Реестр учебных планов</w:t>
-            </w:r>
-            <w:r>
-              <w:rPr>
-                <w:rFonts w:ascii="Times New Roman" w:hAnsi="Times New Roman"/>
-                <w:sz w:val="22"/>
-              </w:rPr>
-            </w:r>
-          </w:p>
-        </w:tc>
-        <w:tc>
-          <w:tcPr>
-            <w:tcW w:type="dxa" w:w="1336"/>
-            <w:tcMar>
-              <w:top w:w="100" w:type="dxa"/>
-              <w:bottom w:w="100" w:type="dxa"/>
-              <w:left w:w="150" w:type="dxa"/>
-              <w:right w:w="150" w:type="dxa"/>
-            </w:tcMar>
-          </w:tcPr>
-          <w:p>
-            <w:pPr>
-              <w:spacing w:before="40" w:after="40" w:line="252" w:lineRule="auto"/>
-              <w:jc w:val="left"/>
-            </w:pPr>
-            <w:r>
-              <w:rPr>
-                <w:rFonts w:ascii="Times New Roman" w:hAnsi="Times New Roman"/>
-                <w:sz w:val="22"/>
-              </w:rPr>
-              <w:t>`/plans`</w:t>
-            </w:r>
-          </w:p>
-        </w:tc>
-        <w:tc>
-          <w:tcPr>
-            <w:tcW w:type="dxa" w:w="1336"/>
-            <w:tcMar>
-              <w:top w:w="100" w:type="dxa"/>
-              <w:bottom w:w="100" w:type="dxa"/>
-              <w:left w:w="150" w:type="dxa"/>
-              <w:right w:w="150" w:type="dxa"/>
-            </w:tcMar>
-          </w:tcPr>
-          <w:p>
-            <w:pPr>
-              <w:spacing w:before="40" w:after="40" w:line="252" w:lineRule="auto"/>
-              <w:jc w:val="left"/>
-            </w:pPr>
-            <w:r>
-              <w:rPr>
-                <w:rFonts w:ascii="Times New Roman" w:hAnsi="Times New Roman"/>
-                <w:sz w:val="22"/>
-              </w:rPr>
-              <w:t>Чтение</w:t>
-            </w:r>
-          </w:p>
-        </w:tc>
-        <w:tc>
-          <w:tcPr>
-            <w:tcW w:type="dxa" w:w="1336"/>
-            <w:tcMar>
-              <w:top w:w="100" w:type="dxa"/>
-              <w:bottom w:w="100" w:type="dxa"/>
-              <w:left w:w="150" w:type="dxa"/>
-              <w:right w:w="150" w:type="dxa"/>
-            </w:tcMar>
-          </w:tcPr>
-          <w:p>
-            <w:pPr>
-              <w:spacing w:before="40" w:after="40" w:line="252" w:lineRule="auto"/>
-              <w:jc w:val="left"/>
-            </w:pPr>
-            <w:r>
-              <w:rPr>
-                <w:rFonts w:ascii="Times New Roman" w:hAnsi="Times New Roman"/>
-                <w:sz w:val="22"/>
-              </w:rPr>
-              <w:t>Полный доступ</w:t>
-            </w:r>
-          </w:p>
-        </w:tc>
-        <w:tc>
-          <w:tcPr>
-            <w:tcW w:type="dxa" w:w="1336"/>
-            <w:tcMar>
-              <w:top w:w="100" w:type="dxa"/>
-              <w:bottom w:w="100" w:type="dxa"/>
-              <w:left w:w="150" w:type="dxa"/>
-              <w:right w:w="150" w:type="dxa"/>
-            </w:tcMar>
-          </w:tcPr>
-          <w:p>
-            <w:pPr>
-              <w:spacing w:before="40" w:after="40" w:line="252" w:lineRule="auto"/>
-              <w:jc w:val="left"/>
-            </w:pPr>
-            <w:r>
-              <w:rPr>
-                <w:rFonts w:ascii="Times New Roman" w:hAnsi="Times New Roman"/>
-                <w:sz w:val="22"/>
-              </w:rPr>
-              <w:t>Управление своими</w:t>
-            </w:r>
-          </w:p>
-        </w:tc>
-        <w:tc>
-          <w:tcPr>
-            <w:tcW w:type="dxa" w:w="1336"/>
-            <w:tcMar>
-              <w:top w:w="100" w:type="dxa"/>
-              <w:bottom w:w="100" w:type="dxa"/>
-              <w:left w:w="150" w:type="dxa"/>
-              <w:right w:w="150" w:type="dxa"/>
-            </w:tcMar>
-          </w:tcPr>
-          <w:p>
-            <w:pPr>
-              <w:spacing w:before="40" w:after="40" w:line="252" w:lineRule="auto"/>
-              <w:jc w:val="left"/>
-            </w:pPr>
-            <w:r>
-              <w:rPr>
-                <w:rFonts w:ascii="Times New Roman" w:hAnsi="Times New Roman"/>
-                <w:sz w:val="22"/>
-              </w:rPr>
-              <w:t>Просмотр нагрузки</w:t>
-            </w:r>
-          </w:p>
-        </w:tc>
-        <w:tc>
-          <w:tcPr>
-            <w:tcW w:type="dxa" w:w="1336"/>
-            <w:tcMar>
-              <w:top w:w="100" w:type="dxa"/>
-              <w:bottom w:w="100" w:type="dxa"/>
-              <w:left w:w="150" w:type="dxa"/>
-              <w:right w:w="150" w:type="dxa"/>
-            </w:tcMar>
-          </w:tcPr>
-          <w:p>
-            <w:pPr>
-              <w:spacing w:before="40" w:after="40" w:line="252" w:lineRule="auto"/>
-              <w:jc w:val="left"/>
-            </w:pPr>
-            <w:r>
-              <w:rPr>
-                <w:rFonts w:ascii="Times New Roman" w:hAnsi="Times New Roman"/>
-                <w:sz w:val="22"/>
-              </w:rPr>
-              <w:t>Просмотр Утвержд.</w:t>
-            </w:r>
-          </w:p>
-        </w:tc>
-      </w:tr>
-      <w:tr>
-        <w:tc>
-          <w:tcPr>
-            <w:tcW w:type="dxa" w:w="1336"/>
-            <w:tcMar>
-              <w:top w:w="100" w:type="dxa"/>
-              <w:bottom w:w="100" w:type="dxa"/>
-              <w:left w:w="150" w:type="dxa"/>
-              <w:right w:w="150" w:type="dxa"/>
-            </w:tcMar>
-          </w:tcPr>
-          <w:p>
-            <w:pPr>
-              <w:spacing w:before="40" w:after="40" w:line="252" w:lineRule="auto"/>
-              <w:jc w:val="left"/>
-            </w:pPr>
-            <w:r>
-              <w:rPr>
-                <w:rFonts w:ascii="Times New Roman" w:hAnsi="Times New Roman"/>
-                <w:sz w:val="22"/>
-              </w:rPr>
-            </w:r>
-            <w:r>
-              <w:rPr>
-                <w:rFonts w:ascii="Times New Roman" w:hAnsi="Times New Roman"/>
-                <w:b/>
-                <w:sz w:val="22"/>
-              </w:rPr>
-              <w:t>Семестровая матрица</w:t>
-            </w:r>
-            <w:r>
-              <w:rPr>
-                <w:rFonts w:ascii="Times New Roman" w:hAnsi="Times New Roman"/>
-                <w:sz w:val="22"/>
-              </w:rPr>
-            </w:r>
-          </w:p>
-        </w:tc>
-        <w:tc>
-          <w:tcPr>
-            <w:tcW w:type="dxa" w:w="1336"/>
-            <w:tcMar>
-              <w:top w:w="100" w:type="dxa"/>
-              <w:bottom w:w="100" w:type="dxa"/>
-              <w:left w:w="150" w:type="dxa"/>
-              <w:right w:w="150" w:type="dxa"/>
-            </w:tcMar>
-          </w:tcPr>
-          <w:p>
-            <w:pPr>
-              <w:spacing w:before="40" w:after="40" w:line="252" w:lineRule="auto"/>
-              <w:jc w:val="left"/>
-            </w:pPr>
-            <w:r>
-              <w:rPr>
-                <w:rFonts w:ascii="Times New Roman" w:hAnsi="Times New Roman"/>
-                <w:sz w:val="22"/>
-              </w:rPr>
-              <w:t>`/plans/&lt;id&gt;`</w:t>
-            </w:r>
-          </w:p>
-        </w:tc>
-        <w:tc>
-          <w:tcPr>
-            <w:tcW w:type="dxa" w:w="1336"/>
-            <w:tcMar>
-              <w:top w:w="100" w:type="dxa"/>
-              <w:bottom w:w="100" w:type="dxa"/>
-              <w:left w:w="150" w:type="dxa"/>
-              <w:right w:w="150" w:type="dxa"/>
-            </w:tcMar>
-          </w:tcPr>
-          <w:p>
-            <w:pPr>
-              <w:spacing w:before="40" w:after="40" w:line="252" w:lineRule="auto"/>
-              <w:jc w:val="left"/>
-            </w:pPr>
-            <w:r>
-              <w:rPr>
-                <w:rFonts w:ascii="Times New Roman" w:hAnsi="Times New Roman"/>
-                <w:sz w:val="22"/>
-              </w:rPr>
-              <w:t>Чтение</w:t>
-            </w:r>
-          </w:p>
-        </w:tc>
-        <w:tc>
-          <w:tcPr>
-            <w:tcW w:type="dxa" w:w="1336"/>
-            <w:tcMar>
-              <w:top w:w="100" w:type="dxa"/>
-              <w:bottom w:w="100" w:type="dxa"/>
-              <w:left w:w="150" w:type="dxa"/>
-              <w:right w:w="150" w:type="dxa"/>
-            </w:tcMar>
-          </w:tcPr>
-          <w:p>
-            <w:pPr>
-              <w:spacing w:before="40" w:after="40" w:line="252" w:lineRule="auto"/>
-              <w:jc w:val="left"/>
-            </w:pPr>
-            <w:r>
-              <w:rPr>
-                <w:rFonts w:ascii="Times New Roman" w:hAnsi="Times New Roman"/>
-                <w:sz w:val="22"/>
-              </w:rPr>
-              <w:t>Экспертиза</w:t>
-            </w:r>
-          </w:p>
-        </w:tc>
-        <w:tc>
-          <w:tcPr>
-            <w:tcW w:type="dxa" w:w="1336"/>
-            <w:tcMar>
-              <w:top w:w="100" w:type="dxa"/>
-              <w:bottom w:w="100" w:type="dxa"/>
-              <w:left w:w="150" w:type="dxa"/>
-              <w:right w:w="150" w:type="dxa"/>
-            </w:tcMar>
-          </w:tcPr>
-          <w:p>
-            <w:pPr>
-              <w:spacing w:before="40" w:after="40" w:line="252" w:lineRule="auto"/>
-              <w:jc w:val="left"/>
-            </w:pPr>
-            <w:r>
-              <w:rPr>
-                <w:rFonts w:ascii="Times New Roman" w:hAnsi="Times New Roman"/>
-                <w:sz w:val="22"/>
-              </w:rPr>
-              <w:t>Редактирование</w:t>
-            </w:r>
-          </w:p>
-        </w:tc>
-        <w:tc>
-          <w:tcPr>
-            <w:tcW w:type="dxa" w:w="1336"/>
-            <w:tcMar>
-              <w:top w:w="100" w:type="dxa"/>
-              <w:bottom w:w="100" w:type="dxa"/>
-              <w:left w:w="150" w:type="dxa"/>
-              <w:right w:w="150" w:type="dxa"/>
-            </w:tcMar>
-          </w:tcPr>
-          <w:p>
-            <w:pPr>
-              <w:spacing w:before="40" w:after="40" w:line="252" w:lineRule="auto"/>
-              <w:jc w:val="left"/>
-            </w:pPr>
-            <w:r>
-              <w:rPr>
-                <w:rFonts w:ascii="Times New Roman" w:hAnsi="Times New Roman"/>
-                <w:sz w:val="22"/>
-              </w:rPr>
-              <w:t>Просмотр закрепл.</w:t>
-            </w:r>
-          </w:p>
-        </w:tc>
-        <w:tc>
-          <w:tcPr>
-            <w:tcW w:type="dxa" w:w="1336"/>
-            <w:tcMar>
-              <w:top w:w="100" w:type="dxa"/>
-              <w:bottom w:w="100" w:type="dxa"/>
-              <w:left w:w="150" w:type="dxa"/>
-              <w:right w:w="150" w:type="dxa"/>
-            </w:tcMar>
-          </w:tcPr>
-          <w:p>
-            <w:pPr>
-              <w:spacing w:before="40" w:after="40" w:line="252" w:lineRule="auto"/>
-              <w:jc w:val="left"/>
-            </w:pPr>
-            <w:r>
-              <w:rPr>
-                <w:rFonts w:ascii="Times New Roman" w:hAnsi="Times New Roman"/>
-                <w:sz w:val="22"/>
-              </w:rPr>
-              <w:t>Чтение</w:t>
-            </w:r>
-          </w:p>
-        </w:tc>
-      </w:tr>
-      <w:tr>
-        <w:tc>
-          <w:tcPr>
-            <w:tcW w:type="dxa" w:w="1336"/>
-            <w:tcMar>
-              <w:top w:w="100" w:type="dxa"/>
-              <w:bottom w:w="100" w:type="dxa"/>
-              <w:left w:w="150" w:type="dxa"/>
-              <w:right w:w="150" w:type="dxa"/>
-            </w:tcMar>
-          </w:tcPr>
-          <w:p>
-            <w:pPr>
-              <w:spacing w:before="40" w:after="40" w:line="252" w:lineRule="auto"/>
-              <w:jc w:val="left"/>
-            </w:pPr>
-            <w:r>
-              <w:rPr>
-                <w:rFonts w:ascii="Times New Roman" w:hAnsi="Times New Roman"/>
-                <w:sz w:val="22"/>
-              </w:rPr>
-            </w:r>
-            <w:r>
-              <w:rPr>
-                <w:rFonts w:ascii="Times New Roman" w:hAnsi="Times New Roman"/>
-                <w:b/>
-                <w:sz w:val="22"/>
-              </w:rPr>
-              <w:t>Конструктор УП</w:t>
-            </w:r>
-            <w:r>
-              <w:rPr>
-                <w:rFonts w:ascii="Times New Roman" w:hAnsi="Times New Roman"/>
-                <w:sz w:val="22"/>
-              </w:rPr>
-            </w:r>
-          </w:p>
-        </w:tc>
-        <w:tc>
-          <w:tcPr>
-            <w:tcW w:type="dxa" w:w="1336"/>
-            <w:tcMar>
-              <w:top w:w="100" w:type="dxa"/>
-              <w:bottom w:w="100" w:type="dxa"/>
-              <w:left w:w="150" w:type="dxa"/>
-              <w:right w:w="150" w:type="dxa"/>
-            </w:tcMar>
-          </w:tcPr>
-          <w:p>
-            <w:pPr>
-              <w:spacing w:before="40" w:after="40" w:line="252" w:lineRule="auto"/>
-              <w:jc w:val="left"/>
-            </w:pPr>
-            <w:r>
-              <w:rPr>
-                <w:rFonts w:ascii="Times New Roman" w:hAnsi="Times New Roman"/>
-                <w:sz w:val="22"/>
-              </w:rPr>
-              <w:t>`/plans/new`</w:t>
-            </w:r>
-          </w:p>
-        </w:tc>
-        <w:tc>
-          <w:tcPr>
-            <w:tcW w:type="dxa" w:w="1336"/>
-            <w:tcMar>
-              <w:top w:w="100" w:type="dxa"/>
-              <w:bottom w:w="100" w:type="dxa"/>
-              <w:left w:w="150" w:type="dxa"/>
-              <w:right w:w="150" w:type="dxa"/>
-            </w:tcMar>
-          </w:tcPr>
-          <w:p>
-            <w:pPr>
-              <w:spacing w:before="40" w:after="40" w:line="252" w:lineRule="auto"/>
-              <w:jc w:val="left"/>
-            </w:pPr>
-            <w:r>
-              <w:rPr>
-                <w:rFonts w:ascii="Times New Roman" w:hAnsi="Times New Roman"/>
-                <w:sz w:val="22"/>
-              </w:rPr>
-              <w:t>—</w:t>
-            </w:r>
-          </w:p>
-        </w:tc>
-        <w:tc>
-          <w:tcPr>
-            <w:tcW w:type="dxa" w:w="1336"/>
-            <w:tcMar>
-              <w:top w:w="100" w:type="dxa"/>
-              <w:bottom w:w="100" w:type="dxa"/>
-              <w:left w:w="150" w:type="dxa"/>
-              <w:right w:w="150" w:type="dxa"/>
-            </w:tcMar>
-          </w:tcPr>
-          <w:p>
-            <w:pPr>
-              <w:spacing w:before="40" w:after="40" w:line="252" w:lineRule="auto"/>
-              <w:jc w:val="left"/>
-            </w:pPr>
-            <w:r>
-              <w:rPr>
-                <w:rFonts w:ascii="Times New Roman" w:hAnsi="Times New Roman"/>
-                <w:sz w:val="22"/>
-              </w:rPr>
-              <w:t>—</w:t>
-            </w:r>
-          </w:p>
-        </w:tc>
-        <w:tc>
-          <w:tcPr>
-            <w:tcW w:type="dxa" w:w="1336"/>
-            <w:tcMar>
-              <w:top w:w="100" w:type="dxa"/>
-              <w:bottom w:w="100" w:type="dxa"/>
-              <w:left w:w="150" w:type="dxa"/>
-              <w:right w:w="150" w:type="dxa"/>
-            </w:tcMar>
-          </w:tcPr>
-          <w:p>
-            <w:pPr>
-              <w:spacing w:before="40" w:after="40" w:line="252" w:lineRule="auto"/>
-              <w:jc w:val="left"/>
-            </w:pPr>
-            <w:r>
-              <w:rPr>
-                <w:rFonts w:ascii="Times New Roman" w:hAnsi="Times New Roman"/>
-                <w:sz w:val="22"/>
-              </w:rPr>
-              <w:t>Создание проекта</w:t>
-            </w:r>
-          </w:p>
-        </w:tc>
-        <w:tc>
-          <w:tcPr>
-            <w:tcW w:type="dxa" w:w="1336"/>
-            <w:tcMar>
-              <w:top w:w="100" w:type="dxa"/>
-              <w:bottom w:w="100" w:type="dxa"/>
-              <w:left w:w="150" w:type="dxa"/>
-              <w:right w:w="150" w:type="dxa"/>
-            </w:tcMar>
-          </w:tcPr>
-          <w:p>
-            <w:pPr>
-              <w:spacing w:before="40" w:after="40" w:line="252" w:lineRule="auto"/>
-              <w:jc w:val="left"/>
-            </w:pPr>
-            <w:r>
-              <w:rPr>
-                <w:rFonts w:ascii="Times New Roman" w:hAnsi="Times New Roman"/>
-                <w:sz w:val="22"/>
-              </w:rPr>
-              <w:t>—</w:t>
-            </w:r>
-          </w:p>
-        </w:tc>
-        <w:tc>
-          <w:tcPr>
-            <w:tcW w:type="dxa" w:w="1336"/>
-            <w:tcMar>
-              <w:top w:w="100" w:type="dxa"/>
-              <w:bottom w:w="100" w:type="dxa"/>
-              <w:left w:w="150" w:type="dxa"/>
-              <w:right w:w="150" w:type="dxa"/>
-            </w:tcMar>
-          </w:tcPr>
-          <w:p>
-            <w:pPr>
-              <w:spacing w:before="40" w:after="40" w:line="252" w:lineRule="auto"/>
-              <w:jc w:val="left"/>
-            </w:pPr>
-            <w:r>
-              <w:rPr>
-                <w:rFonts w:ascii="Times New Roman" w:hAnsi="Times New Roman"/>
-                <w:sz w:val="22"/>
-              </w:rPr>
-              <w:t>—</w:t>
-            </w:r>
-          </w:p>
-        </w:tc>
-      </w:tr>
-      <w:tr>
-        <w:tc>
-          <w:tcPr>
-            <w:tcW w:type="dxa" w:w="1336"/>
-            <w:tcMar>
-              <w:top w:w="100" w:type="dxa"/>
-              <w:bottom w:w="100" w:type="dxa"/>
-              <w:left w:w="150" w:type="dxa"/>
-              <w:right w:w="150" w:type="dxa"/>
-            </w:tcMar>
-          </w:tcPr>
-          <w:p>
-            <w:pPr>
-              <w:spacing w:before="40" w:after="40" w:line="252" w:lineRule="auto"/>
-              <w:jc w:val="left"/>
-            </w:pPr>
-            <w:r>
-              <w:rPr>
-                <w:rFonts w:ascii="Times New Roman" w:hAnsi="Times New Roman"/>
-                <w:sz w:val="22"/>
-              </w:rPr>
-            </w:r>
-            <w:r>
-              <w:rPr>
-                <w:rFonts w:ascii="Times New Roman" w:hAnsi="Times New Roman"/>
-                <w:b/>
-                <w:sz w:val="22"/>
-              </w:rPr>
-              <w:t>Валидатор ФГОС 3++</w:t>
-            </w:r>
-            <w:r>
-              <w:rPr>
-                <w:rFonts w:ascii="Times New Roman" w:hAnsi="Times New Roman"/>
-                <w:sz w:val="22"/>
-              </w:rPr>
-            </w:r>
-          </w:p>
-        </w:tc>
-        <w:tc>
-          <w:tcPr>
-            <w:tcW w:type="dxa" w:w="1336"/>
-            <w:tcMar>
-              <w:top w:w="100" w:type="dxa"/>
-              <w:bottom w:w="100" w:type="dxa"/>
-              <w:left w:w="150" w:type="dxa"/>
-              <w:right w:w="150" w:type="dxa"/>
-            </w:tcMar>
-          </w:tcPr>
-          <w:p>
-            <w:pPr>
-              <w:spacing w:before="40" w:after="40" w:line="252" w:lineRule="auto"/>
-              <w:jc w:val="left"/>
-            </w:pPr>
-            <w:r>
-              <w:rPr>
-                <w:rFonts w:ascii="Times New Roman" w:hAnsi="Times New Roman"/>
-                <w:sz w:val="22"/>
-              </w:rPr>
-              <w:t>`/validate/&lt;id&gt;`</w:t>
-            </w:r>
-          </w:p>
-        </w:tc>
-        <w:tc>
-          <w:tcPr>
-            <w:tcW w:type="dxa" w:w="1336"/>
-            <w:tcMar>
-              <w:top w:w="100" w:type="dxa"/>
-              <w:bottom w:w="100" w:type="dxa"/>
-              <w:left w:w="150" w:type="dxa"/>
-              <w:right w:w="150" w:type="dxa"/>
-            </w:tcMar>
-          </w:tcPr>
-          <w:p>
-            <w:pPr>
-              <w:spacing w:before="40" w:after="40" w:line="252" w:lineRule="auto"/>
-              <w:jc w:val="left"/>
-            </w:pPr>
-            <w:r>
-              <w:rPr>
-                <w:rFonts w:ascii="Times New Roman" w:hAnsi="Times New Roman"/>
-                <w:sz w:val="22"/>
-              </w:rPr>
-              <w:t>Просмотр отчета</w:t>
-            </w:r>
-          </w:p>
-        </w:tc>
-        <w:tc>
-          <w:tcPr>
-            <w:tcW w:type="dxa" w:w="1336"/>
-            <w:tcMar>
-              <w:top w:w="100" w:type="dxa"/>
-              <w:bottom w:w="100" w:type="dxa"/>
-              <w:left w:w="150" w:type="dxa"/>
-              <w:right w:w="150" w:type="dxa"/>
-            </w:tcMar>
-          </w:tcPr>
-          <w:p>
-            <w:pPr>
-              <w:spacing w:before="40" w:after="40" w:line="252" w:lineRule="auto"/>
-              <w:jc w:val="left"/>
-            </w:pPr>
-            <w:r>
-              <w:rPr>
-                <w:rFonts w:ascii="Times New Roman" w:hAnsi="Times New Roman"/>
-                <w:sz w:val="22"/>
-              </w:rPr>
-              <w:t>Проведение аудита</w:t>
-            </w:r>
-          </w:p>
-        </w:tc>
-        <w:tc>
-          <w:tcPr>
-            <w:tcW w:type="dxa" w:w="1336"/>
-            <w:tcMar>
-              <w:top w:w="100" w:type="dxa"/>
-              <w:bottom w:w="100" w:type="dxa"/>
-              <w:left w:w="150" w:type="dxa"/>
-              <w:right w:w="150" w:type="dxa"/>
-            </w:tcMar>
-          </w:tcPr>
-          <w:p>
-            <w:pPr>
-              <w:spacing w:before="40" w:after="40" w:line="252" w:lineRule="auto"/>
-              <w:jc w:val="left"/>
-            </w:pPr>
-            <w:r>
-              <w:rPr>
-                <w:rFonts w:ascii="Times New Roman" w:hAnsi="Times New Roman"/>
-                <w:sz w:val="22"/>
-              </w:rPr>
-              <w:t>Просмотр ошибок</w:t>
-            </w:r>
-          </w:p>
-        </w:tc>
-        <w:tc>
-          <w:tcPr>
-            <w:tcW w:type="dxa" w:w="1336"/>
-            <w:tcMar>
-              <w:top w:w="100" w:type="dxa"/>
-              <w:bottom w:w="100" w:type="dxa"/>
-              <w:left w:w="150" w:type="dxa"/>
-              <w:right w:w="150" w:type="dxa"/>
-            </w:tcMar>
-          </w:tcPr>
-          <w:p>
-            <w:pPr>
-              <w:spacing w:before="40" w:after="40" w:line="252" w:lineRule="auto"/>
-              <w:jc w:val="left"/>
-            </w:pPr>
-            <w:r>
-              <w:rPr>
-                <w:rFonts w:ascii="Times New Roman" w:hAnsi="Times New Roman"/>
-                <w:sz w:val="22"/>
-              </w:rPr>
-              <w:t>—</w:t>
-            </w:r>
-          </w:p>
-        </w:tc>
-        <w:tc>
-          <w:tcPr>
-            <w:tcW w:type="dxa" w:w="1336"/>
-            <w:tcMar>
-              <w:top w:w="100" w:type="dxa"/>
-              <w:bottom w:w="100" w:type="dxa"/>
-              <w:left w:w="150" w:type="dxa"/>
-              <w:right w:w="150" w:type="dxa"/>
-            </w:tcMar>
-          </w:tcPr>
-          <w:p>
-            <w:pPr>
-              <w:spacing w:before="40" w:after="40" w:line="252" w:lineRule="auto"/>
-              <w:jc w:val="left"/>
-            </w:pPr>
-            <w:r>
-              <w:rPr>
-                <w:rFonts w:ascii="Times New Roman" w:hAnsi="Times New Roman"/>
-                <w:sz w:val="22"/>
-              </w:rPr>
-              <w:t>—</w:t>
-            </w:r>
-          </w:p>
-        </w:tc>
-      </w:tr>
-      <w:tr>
-        <w:tc>
-          <w:tcPr>
-            <w:tcW w:type="dxa" w:w="1336"/>
-            <w:tcMar>
-              <w:top w:w="100" w:type="dxa"/>
-              <w:bottom w:w="100" w:type="dxa"/>
-              <w:left w:w="150" w:type="dxa"/>
-              <w:right w:w="150" w:type="dxa"/>
-            </w:tcMar>
-          </w:tcPr>
-          <w:p>
-            <w:pPr>
-              <w:spacing w:before="40" w:after="40" w:line="252" w:lineRule="auto"/>
-              <w:jc w:val="left"/>
-            </w:pPr>
-            <w:r>
-              <w:rPr>
-                <w:rFonts w:ascii="Times New Roman" w:hAnsi="Times New Roman"/>
-                <w:sz w:val="22"/>
-              </w:rPr>
-            </w:r>
-            <w:r>
-              <w:rPr>
-                <w:rFonts w:ascii="Times New Roman" w:hAnsi="Times New Roman"/>
-                <w:b/>
-                <w:sz w:val="22"/>
-              </w:rPr>
-              <w:t>Маршруты визирования</w:t>
-            </w:r>
-            <w:r>
-              <w:rPr>
-                <w:rFonts w:ascii="Times New Roman" w:hAnsi="Times New Roman"/>
-                <w:sz w:val="22"/>
-              </w:rPr>
-            </w:r>
-          </w:p>
-        </w:tc>
-        <w:tc>
-          <w:tcPr>
-            <w:tcW w:type="dxa" w:w="1336"/>
-            <w:tcMar>
-              <w:top w:w="100" w:type="dxa"/>
-              <w:bottom w:w="100" w:type="dxa"/>
-              <w:left w:w="150" w:type="dxa"/>
-              <w:right w:w="150" w:type="dxa"/>
-            </w:tcMar>
-          </w:tcPr>
-          <w:p>
-            <w:pPr>
-              <w:spacing w:before="40" w:after="40" w:line="252" w:lineRule="auto"/>
-              <w:jc w:val="left"/>
-            </w:pPr>
-            <w:r>
-              <w:rPr>
-                <w:rFonts w:ascii="Times New Roman" w:hAnsi="Times New Roman"/>
-                <w:sz w:val="22"/>
-              </w:rPr>
-              <w:t>`/signatures`</w:t>
-            </w:r>
-          </w:p>
-        </w:tc>
-        <w:tc>
-          <w:tcPr>
-            <w:tcW w:type="dxa" w:w="1336"/>
-            <w:tcMar>
-              <w:top w:w="100" w:type="dxa"/>
-              <w:bottom w:w="100" w:type="dxa"/>
-              <w:left w:w="150" w:type="dxa"/>
-              <w:right w:w="150" w:type="dxa"/>
-            </w:tcMar>
-          </w:tcPr>
-          <w:p>
-            <w:pPr>
-              <w:spacing w:before="40" w:after="40" w:line="252" w:lineRule="auto"/>
-              <w:jc w:val="left"/>
-            </w:pPr>
-            <w:r>
-              <w:rPr>
-                <w:rFonts w:ascii="Times New Roman" w:hAnsi="Times New Roman"/>
-                <w:sz w:val="22"/>
-              </w:rPr>
-              <w:t>Визирование / Приказ</w:t>
-            </w:r>
-          </w:p>
-        </w:tc>
-        <w:tc>
-          <w:tcPr>
-            <w:tcW w:type="dxa" w:w="1336"/>
-            <w:tcMar>
-              <w:top w:w="100" w:type="dxa"/>
-              <w:bottom w:w="100" w:type="dxa"/>
-              <w:left w:w="150" w:type="dxa"/>
-              <w:right w:w="150" w:type="dxa"/>
-            </w:tcMar>
-          </w:tcPr>
-          <w:p>
-            <w:pPr>
-              <w:spacing w:before="40" w:after="40" w:line="252" w:lineRule="auto"/>
-              <w:jc w:val="left"/>
-            </w:pPr>
-            <w:r>
-              <w:rPr>
-                <w:rFonts w:ascii="Times New Roman" w:hAnsi="Times New Roman"/>
-                <w:sz w:val="22"/>
-              </w:rPr>
-              <w:t>Экспертная виза</w:t>
-            </w:r>
-          </w:p>
-        </w:tc>
-        <w:tc>
-          <w:tcPr>
-            <w:tcW w:type="dxa" w:w="1336"/>
-            <w:tcMar>
-              <w:top w:w="100" w:type="dxa"/>
-              <w:bottom w:w="100" w:type="dxa"/>
-              <w:left w:w="150" w:type="dxa"/>
-              <w:right w:w="150" w:type="dxa"/>
-            </w:tcMar>
-          </w:tcPr>
-          <w:p>
-            <w:pPr>
-              <w:spacing w:before="40" w:after="40" w:line="252" w:lineRule="auto"/>
-              <w:jc w:val="left"/>
-            </w:pPr>
-            <w:r>
-              <w:rPr>
-                <w:rFonts w:ascii="Times New Roman" w:hAnsi="Times New Roman"/>
-                <w:sz w:val="22"/>
-              </w:rPr>
-              <w:t>Подписание проекта</w:t>
-            </w:r>
-          </w:p>
-        </w:tc>
-        <w:tc>
-          <w:tcPr>
-            <w:tcW w:type="dxa" w:w="1336"/>
-            <w:tcMar>
-              <w:top w:w="100" w:type="dxa"/>
-              <w:bottom w:w="100" w:type="dxa"/>
-              <w:left w:w="150" w:type="dxa"/>
-              <w:right w:w="150" w:type="dxa"/>
-            </w:tcMar>
-          </w:tcPr>
-          <w:p>
-            <w:pPr>
-              <w:spacing w:before="40" w:after="40" w:line="252" w:lineRule="auto"/>
-              <w:jc w:val="left"/>
-            </w:pPr>
-            <w:r>
-              <w:rPr>
-                <w:rFonts w:ascii="Times New Roman" w:hAnsi="Times New Roman"/>
-                <w:sz w:val="22"/>
-              </w:rPr>
-              <w:t>—</w:t>
-            </w:r>
-          </w:p>
-        </w:tc>
-        <w:tc>
-          <w:tcPr>
-            <w:tcW w:type="dxa" w:w="1336"/>
-            <w:tcMar>
-              <w:top w:w="100" w:type="dxa"/>
-              <w:bottom w:w="100" w:type="dxa"/>
-              <w:left w:w="150" w:type="dxa"/>
-              <w:right w:w="150" w:type="dxa"/>
-            </w:tcMar>
-          </w:tcPr>
-          <w:p>
-            <w:pPr>
-              <w:spacing w:before="40" w:after="40" w:line="252" w:lineRule="auto"/>
-              <w:jc w:val="left"/>
-            </w:pPr>
-            <w:r>
-              <w:rPr>
-                <w:rFonts w:ascii="Times New Roman" w:hAnsi="Times New Roman"/>
-                <w:sz w:val="22"/>
-              </w:rPr>
-              <w:t>—</w:t>
-            </w:r>
-          </w:p>
-        </w:tc>
-      </w:tr>
-      <w:tr>
-        <w:tc>
-          <w:tcPr>
-            <w:tcW w:type="dxa" w:w="1336"/>
-            <w:tcMar>
-              <w:top w:w="100" w:type="dxa"/>
-              <w:bottom w:w="100" w:type="dxa"/>
-              <w:left w:w="150" w:type="dxa"/>
-              <w:right w:w="150" w:type="dxa"/>
-            </w:tcMar>
-          </w:tcPr>
-          <w:p>
-            <w:pPr>
-              <w:spacing w:before="40" w:after="40" w:line="252" w:lineRule="auto"/>
-              <w:jc w:val="left"/>
-            </w:pPr>
-            <w:r>
-              <w:rPr>
-                <w:rFonts w:ascii="Times New Roman" w:hAnsi="Times New Roman"/>
-                <w:sz w:val="22"/>
-              </w:rPr>
-            </w:r>
-            <w:r>
-              <w:rPr>
-                <w:rFonts w:ascii="Times New Roman" w:hAnsi="Times New Roman"/>
-                <w:b/>
-                <w:sz w:val="22"/>
-              </w:rPr>
-              <w:t>Наложение ЭЦП</w:t>
-            </w:r>
-            <w:r>
-              <w:rPr>
-                <w:rFonts w:ascii="Times New Roman" w:hAnsi="Times New Roman"/>
-                <w:sz w:val="22"/>
-              </w:rPr>
-            </w:r>
-          </w:p>
-        </w:tc>
-        <w:tc>
-          <w:tcPr>
-            <w:tcW w:type="dxa" w:w="1336"/>
-            <w:tcMar>
-              <w:top w:w="100" w:type="dxa"/>
-              <w:bottom w:w="100" w:type="dxa"/>
-              <w:left w:w="150" w:type="dxa"/>
-              <w:right w:w="150" w:type="dxa"/>
-            </w:tcMar>
-          </w:tcPr>
-          <w:p>
-            <w:pPr>
-              <w:spacing w:before="40" w:after="40" w:line="252" w:lineRule="auto"/>
-              <w:jc w:val="left"/>
-            </w:pPr>
-            <w:r>
-              <w:rPr>
-                <w:rFonts w:ascii="Times New Roman" w:hAnsi="Times New Roman"/>
-                <w:sz w:val="22"/>
-              </w:rPr>
-              <w:t>`/signatures/&lt;id&gt;`</w:t>
-            </w:r>
-          </w:p>
-        </w:tc>
-        <w:tc>
-          <w:tcPr>
-            <w:tcW w:type="dxa" w:w="1336"/>
-            <w:tcMar>
-              <w:top w:w="100" w:type="dxa"/>
-              <w:bottom w:w="100" w:type="dxa"/>
-              <w:left w:w="150" w:type="dxa"/>
-              <w:right w:w="150" w:type="dxa"/>
-            </w:tcMar>
-          </w:tcPr>
-          <w:p>
-            <w:pPr>
-              <w:spacing w:before="40" w:after="40" w:line="252" w:lineRule="auto"/>
-              <w:jc w:val="left"/>
-            </w:pPr>
-            <w:r>
-              <w:rPr>
-                <w:rFonts w:ascii="Times New Roman" w:hAnsi="Times New Roman"/>
-                <w:sz w:val="22"/>
-              </w:rPr>
-              <w:t>Подпись Ректора</w:t>
-            </w:r>
-          </w:p>
-        </w:tc>
-        <w:tc>
-          <w:tcPr>
-            <w:tcW w:type="dxa" w:w="1336"/>
-            <w:tcMar>
-              <w:top w:w="100" w:type="dxa"/>
-              <w:bottom w:w="100" w:type="dxa"/>
-              <w:left w:w="150" w:type="dxa"/>
-              <w:right w:w="150" w:type="dxa"/>
-            </w:tcMar>
-          </w:tcPr>
-          <w:p>
-            <w:pPr>
-              <w:spacing w:before="40" w:after="40" w:line="252" w:lineRule="auto"/>
-              <w:jc w:val="left"/>
-            </w:pPr>
-            <w:r>
-              <w:rPr>
-                <w:rFonts w:ascii="Times New Roman" w:hAnsi="Times New Roman"/>
-                <w:sz w:val="22"/>
-              </w:rPr>
-              <w:t>Подпись нач. АНОК</w:t>
-            </w:r>
-          </w:p>
-        </w:tc>
-        <w:tc>
-          <w:tcPr>
-            <w:tcW w:type="dxa" w:w="1336"/>
-            <w:tcMar>
-              <w:top w:w="100" w:type="dxa"/>
-              <w:bottom w:w="100" w:type="dxa"/>
-              <w:left w:w="150" w:type="dxa"/>
-              <w:right w:w="150" w:type="dxa"/>
-            </w:tcMar>
-          </w:tcPr>
-          <w:p>
-            <w:pPr>
-              <w:spacing w:before="40" w:after="40" w:line="252" w:lineRule="auto"/>
-              <w:jc w:val="left"/>
-            </w:pPr>
-            <w:r>
-              <w:rPr>
-                <w:rFonts w:ascii="Times New Roman" w:hAnsi="Times New Roman"/>
-                <w:sz w:val="22"/>
-              </w:rPr>
-              <w:t>Подпись зав. каф.</w:t>
-            </w:r>
-          </w:p>
-        </w:tc>
-        <w:tc>
-          <w:tcPr>
-            <w:tcW w:type="dxa" w:w="1336"/>
-            <w:tcMar>
-              <w:top w:w="100" w:type="dxa"/>
-              <w:bottom w:w="100" w:type="dxa"/>
-              <w:left w:w="150" w:type="dxa"/>
-              <w:right w:w="150" w:type="dxa"/>
-            </w:tcMar>
-          </w:tcPr>
-          <w:p>
-            <w:pPr>
-              <w:spacing w:before="40" w:after="40" w:line="252" w:lineRule="auto"/>
-              <w:jc w:val="left"/>
-            </w:pPr>
-            <w:r>
-              <w:rPr>
-                <w:rFonts w:ascii="Times New Roman" w:hAnsi="Times New Roman"/>
-                <w:sz w:val="22"/>
-              </w:rPr>
-              <w:t>—</w:t>
-            </w:r>
-          </w:p>
-        </w:tc>
-        <w:tc>
-          <w:tcPr>
-            <w:tcW w:type="dxa" w:w="1336"/>
-            <w:tcMar>
-              <w:top w:w="100" w:type="dxa"/>
-              <w:bottom w:w="100" w:type="dxa"/>
-              <w:left w:w="150" w:type="dxa"/>
-              <w:right w:w="150" w:type="dxa"/>
-            </w:tcMar>
-          </w:tcPr>
-          <w:p>
-            <w:pPr>
-              <w:spacing w:before="40" w:after="40" w:line="252" w:lineRule="auto"/>
-              <w:jc w:val="left"/>
-            </w:pPr>
-            <w:r>
-              <w:rPr>
-                <w:rFonts w:ascii="Times New Roman" w:hAnsi="Times New Roman"/>
-                <w:sz w:val="22"/>
-              </w:rPr>
-              <w:t>—</w:t>
-            </w:r>
-          </w:p>
-        </w:tc>
-      </w:tr>
-      <w:tr>
-        <w:tc>
-          <w:tcPr>
-            <w:tcW w:type="dxa" w:w="1336"/>
-            <w:tcMar>
-              <w:top w:w="100" w:type="dxa"/>
-              <w:bottom w:w="100" w:type="dxa"/>
-              <w:left w:w="150" w:type="dxa"/>
-              <w:right w:w="150" w:type="dxa"/>
-            </w:tcMar>
-          </w:tcPr>
-          <w:p>
-            <w:pPr>
-              <w:spacing w:before="40" w:after="40" w:line="252" w:lineRule="auto"/>
-              <w:jc w:val="left"/>
-            </w:pPr>
-            <w:r>
-              <w:rPr>
-                <w:rFonts w:ascii="Times New Roman" w:hAnsi="Times New Roman"/>
-                <w:sz w:val="22"/>
-              </w:rPr>
-            </w:r>
-            <w:r>
-              <w:rPr>
-                <w:rFonts w:ascii="Times New Roman" w:hAnsi="Times New Roman"/>
-                <w:b/>
-                <w:sz w:val="22"/>
-              </w:rPr>
-              <w:t>Служебные записки</w:t>
-            </w:r>
-            <w:r>
-              <w:rPr>
-                <w:rFonts w:ascii="Times New Roman" w:hAnsi="Times New Roman"/>
-                <w:sz w:val="22"/>
-              </w:rPr>
-            </w:r>
-          </w:p>
-        </w:tc>
-        <w:tc>
-          <w:tcPr>
-            <w:tcW w:type="dxa" w:w="1336"/>
-            <w:tcMar>
-              <w:top w:w="100" w:type="dxa"/>
-              <w:bottom w:w="100" w:type="dxa"/>
-              <w:left w:w="150" w:type="dxa"/>
-              <w:right w:w="150" w:type="dxa"/>
-            </w:tcMar>
-          </w:tcPr>
-          <w:p>
-            <w:pPr>
-              <w:spacing w:before="40" w:after="40" w:line="252" w:lineRule="auto"/>
-              <w:jc w:val="left"/>
-            </w:pPr>
-            <w:r>
-              <w:rPr>
-                <w:rFonts w:ascii="Times New Roman" w:hAnsi="Times New Roman"/>
-                <w:sz w:val="22"/>
-              </w:rPr>
-              <w:t>`/memos`</w:t>
-            </w:r>
-          </w:p>
-        </w:tc>
-        <w:tc>
-          <w:tcPr>
-            <w:tcW w:type="dxa" w:w="1336"/>
-            <w:tcMar>
-              <w:top w:w="100" w:type="dxa"/>
-              <w:bottom w:w="100" w:type="dxa"/>
-              <w:left w:w="150" w:type="dxa"/>
-              <w:right w:w="150" w:type="dxa"/>
-            </w:tcMar>
-          </w:tcPr>
-          <w:p>
-            <w:pPr>
-              <w:spacing w:before="40" w:after="40" w:line="252" w:lineRule="auto"/>
-              <w:jc w:val="left"/>
-            </w:pPr>
-            <w:r>
-              <w:rPr>
-                <w:rFonts w:ascii="Times New Roman" w:hAnsi="Times New Roman"/>
-                <w:sz w:val="22"/>
-              </w:rPr>
-              <w:t>Чтение</w:t>
-            </w:r>
-          </w:p>
-        </w:tc>
-        <w:tc>
-          <w:tcPr>
-            <w:tcW w:type="dxa" w:w="1336"/>
-            <w:tcMar>
-              <w:top w:w="100" w:type="dxa"/>
-              <w:bottom w:w="100" w:type="dxa"/>
-              <w:left w:w="150" w:type="dxa"/>
-              <w:right w:w="150" w:type="dxa"/>
-            </w:tcMar>
-          </w:tcPr>
-          <w:p>
-            <w:pPr>
-              <w:spacing w:before="40" w:after="40" w:line="252" w:lineRule="auto"/>
-              <w:jc w:val="left"/>
-            </w:pPr>
-            <w:r>
-              <w:rPr>
-                <w:rFonts w:ascii="Times New Roman" w:hAnsi="Times New Roman"/>
-                <w:sz w:val="22"/>
-              </w:rPr>
-              <w:t>Применение в УП</w:t>
-            </w:r>
-          </w:p>
-        </w:tc>
-        <w:tc>
-          <w:tcPr>
-            <w:tcW w:type="dxa" w:w="1336"/>
-            <w:tcMar>
-              <w:top w:w="100" w:type="dxa"/>
-              <w:bottom w:w="100" w:type="dxa"/>
-              <w:left w:w="150" w:type="dxa"/>
-              <w:right w:w="150" w:type="dxa"/>
-            </w:tcMar>
-          </w:tcPr>
-          <w:p>
-            <w:pPr>
-              <w:spacing w:before="40" w:after="40" w:line="252" w:lineRule="auto"/>
-              <w:jc w:val="left"/>
-            </w:pPr>
-            <w:r>
-              <w:rPr>
-                <w:rFonts w:ascii="Times New Roman" w:hAnsi="Times New Roman"/>
-                <w:sz w:val="22"/>
-              </w:rPr>
-              <w:t>Инициация / Подпись</w:t>
-            </w:r>
-          </w:p>
-        </w:tc>
-        <w:tc>
-          <w:tcPr>
-            <w:tcW w:type="dxa" w:w="1336"/>
-            <w:tcMar>
-              <w:top w:w="100" w:type="dxa"/>
-              <w:bottom w:w="100" w:type="dxa"/>
-              <w:left w:w="150" w:type="dxa"/>
-              <w:right w:w="150" w:type="dxa"/>
-            </w:tcMar>
-          </w:tcPr>
-          <w:p>
-            <w:pPr>
-              <w:spacing w:before="40" w:after="40" w:line="252" w:lineRule="auto"/>
-              <w:jc w:val="left"/>
-            </w:pPr>
-            <w:r>
-              <w:rPr>
-                <w:rFonts w:ascii="Times New Roman" w:hAnsi="Times New Roman"/>
-                <w:sz w:val="22"/>
-              </w:rPr>
-              <w:t>Согласование / Подпись</w:t>
-            </w:r>
-          </w:p>
-        </w:tc>
-        <w:tc>
-          <w:tcPr>
-            <w:tcW w:type="dxa" w:w="1336"/>
-            <w:tcMar>
-              <w:top w:w="100" w:type="dxa"/>
-              <w:bottom w:w="100" w:type="dxa"/>
-              <w:left w:w="150" w:type="dxa"/>
-              <w:right w:w="150" w:type="dxa"/>
-            </w:tcMar>
-          </w:tcPr>
-          <w:p>
-            <w:pPr>
-              <w:spacing w:before="40" w:after="40" w:line="252" w:lineRule="auto"/>
-              <w:jc w:val="left"/>
-            </w:pPr>
-            <w:r>
-              <w:rPr>
-                <w:rFonts w:ascii="Times New Roman" w:hAnsi="Times New Roman"/>
-                <w:sz w:val="22"/>
-              </w:rPr>
-              <w:t>—</w:t>
-            </w:r>
-          </w:p>
-        </w:tc>
-      </w:tr>
-      <w:tr>
-        <w:tc>
-          <w:tcPr>
-            <w:tcW w:type="dxa" w:w="1336"/>
-            <w:tcMar>
-              <w:top w:w="100" w:type="dxa"/>
-              <w:bottom w:w="100" w:type="dxa"/>
-              <w:left w:w="150" w:type="dxa"/>
-              <w:right w:w="150" w:type="dxa"/>
-            </w:tcMar>
-          </w:tcPr>
-          <w:p>
-            <w:pPr>
-              <w:spacing w:before="40" w:after="40" w:line="252" w:lineRule="auto"/>
-              <w:jc w:val="left"/>
-            </w:pPr>
-            <w:r>
-              <w:rPr>
-                <w:rFonts w:ascii="Times New Roman" w:hAnsi="Times New Roman"/>
-                <w:sz w:val="22"/>
-              </w:rPr>
-            </w:r>
-            <w:r>
-              <w:rPr>
-                <w:rFonts w:ascii="Times New Roman" w:hAnsi="Times New Roman"/>
-                <w:b/>
-                <w:sz w:val="22"/>
-              </w:rPr>
-              <w:t>Каталог программ</w:t>
-            </w:r>
-            <w:r>
-              <w:rPr>
-                <w:rFonts w:ascii="Times New Roman" w:hAnsi="Times New Roman"/>
-                <w:sz w:val="22"/>
-              </w:rPr>
-            </w:r>
-          </w:p>
-        </w:tc>
-        <w:tc>
-          <w:tcPr>
-            <w:tcW w:type="dxa" w:w="1336"/>
-            <w:tcMar>
-              <w:top w:w="100" w:type="dxa"/>
-              <w:bottom w:w="100" w:type="dxa"/>
-              <w:left w:w="150" w:type="dxa"/>
-              <w:right w:w="150" w:type="dxa"/>
-            </w:tcMar>
-          </w:tcPr>
-          <w:p>
-            <w:pPr>
-              <w:spacing w:before="40" w:after="40" w:line="252" w:lineRule="auto"/>
-              <w:jc w:val="left"/>
-            </w:pPr>
-            <w:r>
-              <w:rPr>
-                <w:rFonts w:ascii="Times New Roman" w:hAnsi="Times New Roman"/>
-                <w:sz w:val="22"/>
-              </w:rPr>
-              <w:t>`/programs`</w:t>
-            </w:r>
-          </w:p>
-        </w:tc>
-        <w:tc>
-          <w:tcPr>
-            <w:tcW w:type="dxa" w:w="1336"/>
-            <w:tcMar>
-              <w:top w:w="100" w:type="dxa"/>
-              <w:bottom w:w="100" w:type="dxa"/>
-              <w:left w:w="150" w:type="dxa"/>
-              <w:right w:w="150" w:type="dxa"/>
-            </w:tcMar>
-          </w:tcPr>
-          <w:p>
-            <w:pPr>
-              <w:spacing w:before="40" w:after="40" w:line="252" w:lineRule="auto"/>
-              <w:jc w:val="left"/>
-            </w:pPr>
-            <w:r>
-              <w:rPr>
-                <w:rFonts w:ascii="Times New Roman" w:hAnsi="Times New Roman"/>
-                <w:sz w:val="22"/>
-              </w:rPr>
-              <w:t>Чтение</w:t>
-            </w:r>
-          </w:p>
-        </w:tc>
-        <w:tc>
-          <w:tcPr>
-            <w:tcW w:type="dxa" w:w="1336"/>
-            <w:tcMar>
-              <w:top w:w="100" w:type="dxa"/>
-              <w:bottom w:w="100" w:type="dxa"/>
-              <w:left w:w="150" w:type="dxa"/>
-              <w:right w:w="150" w:type="dxa"/>
-            </w:tcMar>
-          </w:tcPr>
-          <w:p>
-            <w:pPr>
-              <w:spacing w:before="40" w:after="40" w:line="252" w:lineRule="auto"/>
-              <w:jc w:val="left"/>
-            </w:pPr>
-            <w:r>
-              <w:rPr>
-                <w:rFonts w:ascii="Times New Roman" w:hAnsi="Times New Roman"/>
-                <w:sz w:val="22"/>
-              </w:rPr>
-              <w:t>Управление</w:t>
-            </w:r>
-          </w:p>
-        </w:tc>
-        <w:tc>
-          <w:tcPr>
-            <w:tcW w:type="dxa" w:w="1336"/>
-            <w:tcMar>
-              <w:top w:w="100" w:type="dxa"/>
-              <w:bottom w:w="100" w:type="dxa"/>
-              <w:left w:w="150" w:type="dxa"/>
-              <w:right w:w="150" w:type="dxa"/>
-            </w:tcMar>
-          </w:tcPr>
-          <w:p>
-            <w:pPr>
-              <w:spacing w:before="40" w:after="40" w:line="252" w:lineRule="auto"/>
-              <w:jc w:val="left"/>
-            </w:pPr>
-            <w:r>
-              <w:rPr>
-                <w:rFonts w:ascii="Times New Roman" w:hAnsi="Times New Roman"/>
-                <w:sz w:val="22"/>
-              </w:rPr>
-              <w:t>Чтение</w:t>
-            </w:r>
-          </w:p>
-        </w:tc>
-        <w:tc>
-          <w:tcPr>
-            <w:tcW w:type="dxa" w:w="1336"/>
-            <w:tcMar>
-              <w:top w:w="100" w:type="dxa"/>
-              <w:bottom w:w="100" w:type="dxa"/>
-              <w:left w:w="150" w:type="dxa"/>
-              <w:right w:w="150" w:type="dxa"/>
-            </w:tcMar>
-          </w:tcPr>
-          <w:p>
-            <w:pPr>
-              <w:spacing w:before="40" w:after="40" w:line="252" w:lineRule="auto"/>
-              <w:jc w:val="left"/>
-            </w:pPr>
-            <w:r>
-              <w:rPr>
-                <w:rFonts w:ascii="Times New Roman" w:hAnsi="Times New Roman"/>
-                <w:sz w:val="22"/>
-              </w:rPr>
-              <w:t>Чтение</w:t>
-            </w:r>
-          </w:p>
-        </w:tc>
-        <w:tc>
-          <w:tcPr>
-            <w:tcW w:type="dxa" w:w="1336"/>
-            <w:tcMar>
-              <w:top w:w="100" w:type="dxa"/>
-              <w:bottom w:w="100" w:type="dxa"/>
-              <w:left w:w="150" w:type="dxa"/>
-              <w:right w:w="150" w:type="dxa"/>
-            </w:tcMar>
-          </w:tcPr>
-          <w:p>
-            <w:pPr>
-              <w:spacing w:before="40" w:after="40" w:line="252" w:lineRule="auto"/>
-              <w:jc w:val="left"/>
-            </w:pPr>
-            <w:r>
-              <w:rPr>
-                <w:rFonts w:ascii="Times New Roman" w:hAnsi="Times New Roman"/>
-                <w:sz w:val="22"/>
-              </w:rPr>
-              <w:t>Чтение</w:t>
-            </w:r>
-          </w:p>
-        </w:tc>
-      </w:tr>
-      <w:tr>
-        <w:tc>
-          <w:tcPr>
-            <w:tcW w:type="dxa" w:w="1336"/>
-            <w:tcMar>
-              <w:top w:w="100" w:type="dxa"/>
-              <w:bottom w:w="100" w:type="dxa"/>
-              <w:left w:w="150" w:type="dxa"/>
-              <w:right w:w="150" w:type="dxa"/>
-            </w:tcMar>
-          </w:tcPr>
-          <w:p>
-            <w:pPr>
-              <w:spacing w:before="40" w:after="40" w:line="252" w:lineRule="auto"/>
-              <w:jc w:val="left"/>
-            </w:pPr>
-            <w:r>
-              <w:rPr>
-                <w:rFonts w:ascii="Times New Roman" w:hAnsi="Times New Roman"/>
-                <w:sz w:val="22"/>
-              </w:rPr>
-            </w:r>
-            <w:r>
-              <w:rPr>
-                <w:rFonts w:ascii="Times New Roman" w:hAnsi="Times New Roman"/>
-                <w:b/>
-                <w:sz w:val="22"/>
-              </w:rPr>
-              <w:t>Стандарты ФГОС</w:t>
-            </w:r>
-            <w:r>
-              <w:rPr>
-                <w:rFonts w:ascii="Times New Roman" w:hAnsi="Times New Roman"/>
-                <w:sz w:val="22"/>
-              </w:rPr>
-            </w:r>
-          </w:p>
-        </w:tc>
-        <w:tc>
-          <w:tcPr>
-            <w:tcW w:type="dxa" w:w="1336"/>
-            <w:tcMar>
-              <w:top w:w="100" w:type="dxa"/>
-              <w:bottom w:w="100" w:type="dxa"/>
-              <w:left w:w="150" w:type="dxa"/>
-              <w:right w:w="150" w:type="dxa"/>
-            </w:tcMar>
-          </w:tcPr>
-          <w:p>
-            <w:pPr>
-              <w:spacing w:before="40" w:after="40" w:line="252" w:lineRule="auto"/>
-              <w:jc w:val="left"/>
-            </w:pPr>
-            <w:r>
-              <w:rPr>
-                <w:rFonts w:ascii="Times New Roman" w:hAnsi="Times New Roman"/>
-                <w:sz w:val="22"/>
-              </w:rPr>
-              <w:t>`/standards`</w:t>
-            </w:r>
-          </w:p>
-        </w:tc>
-        <w:tc>
-          <w:tcPr>
-            <w:tcW w:type="dxa" w:w="1336"/>
-            <w:tcMar>
-              <w:top w:w="100" w:type="dxa"/>
-              <w:bottom w:w="100" w:type="dxa"/>
-              <w:left w:w="150" w:type="dxa"/>
-              <w:right w:w="150" w:type="dxa"/>
-            </w:tcMar>
-          </w:tcPr>
-          <w:p>
-            <w:pPr>
-              <w:spacing w:before="40" w:after="40" w:line="252" w:lineRule="auto"/>
-              <w:jc w:val="left"/>
-            </w:pPr>
-            <w:r>
-              <w:rPr>
-                <w:rFonts w:ascii="Times New Roman" w:hAnsi="Times New Roman"/>
-                <w:sz w:val="22"/>
-              </w:rPr>
-              <w:t>Чтение</w:t>
-            </w:r>
-          </w:p>
-        </w:tc>
-        <w:tc>
-          <w:tcPr>
-            <w:tcW w:type="dxa" w:w="1336"/>
-            <w:tcMar>
-              <w:top w:w="100" w:type="dxa"/>
-              <w:bottom w:w="100" w:type="dxa"/>
-              <w:left w:w="150" w:type="dxa"/>
-              <w:right w:w="150" w:type="dxa"/>
-            </w:tcMar>
-          </w:tcPr>
-          <w:p>
-            <w:pPr>
-              <w:spacing w:before="40" w:after="40" w:line="252" w:lineRule="auto"/>
-              <w:jc w:val="left"/>
-            </w:pPr>
-            <w:r>
-              <w:rPr>
-                <w:rFonts w:ascii="Times New Roman" w:hAnsi="Times New Roman"/>
-                <w:sz w:val="22"/>
-              </w:rPr>
-              <w:t>Редактирование</w:t>
-            </w:r>
-          </w:p>
-        </w:tc>
-        <w:tc>
-          <w:tcPr>
-            <w:tcW w:type="dxa" w:w="1336"/>
-            <w:tcMar>
-              <w:top w:w="100" w:type="dxa"/>
-              <w:bottom w:w="100" w:type="dxa"/>
-              <w:left w:w="150" w:type="dxa"/>
-              <w:right w:w="150" w:type="dxa"/>
-            </w:tcMar>
-          </w:tcPr>
-          <w:p>
-            <w:pPr>
-              <w:spacing w:before="40" w:after="40" w:line="252" w:lineRule="auto"/>
-              <w:jc w:val="left"/>
-            </w:pPr>
-            <w:r>
-              <w:rPr>
-                <w:rFonts w:ascii="Times New Roman" w:hAnsi="Times New Roman"/>
-                <w:sz w:val="22"/>
-              </w:rPr>
-              <w:t>Чтение</w:t>
-            </w:r>
-          </w:p>
-        </w:tc>
-        <w:tc>
-          <w:tcPr>
-            <w:tcW w:type="dxa" w:w="1336"/>
-            <w:tcMar>
-              <w:top w:w="100" w:type="dxa"/>
-              <w:bottom w:w="100" w:type="dxa"/>
-              <w:left w:w="150" w:type="dxa"/>
-              <w:right w:w="150" w:type="dxa"/>
-            </w:tcMar>
-          </w:tcPr>
-          <w:p>
-            <w:pPr>
-              <w:spacing w:before="40" w:after="40" w:line="252" w:lineRule="auto"/>
-              <w:jc w:val="left"/>
-            </w:pPr>
-            <w:r>
-              <w:rPr>
-                <w:rFonts w:ascii="Times New Roman" w:hAnsi="Times New Roman"/>
-                <w:sz w:val="22"/>
-              </w:rPr>
-              <w:t>Чтение</w:t>
-            </w:r>
-          </w:p>
-        </w:tc>
-        <w:tc>
-          <w:tcPr>
-            <w:tcW w:type="dxa" w:w="1336"/>
-            <w:tcMar>
-              <w:top w:w="100" w:type="dxa"/>
-              <w:bottom w:w="100" w:type="dxa"/>
-              <w:left w:w="150" w:type="dxa"/>
-              <w:right w:w="150" w:type="dxa"/>
-            </w:tcMar>
-          </w:tcPr>
-          <w:p>
-            <w:pPr>
-              <w:spacing w:before="40" w:after="40" w:line="252" w:lineRule="auto"/>
-              <w:jc w:val="left"/>
-            </w:pPr>
-            <w:r>
-              <w:rPr>
-                <w:rFonts w:ascii="Times New Roman" w:hAnsi="Times New Roman"/>
-                <w:sz w:val="22"/>
-              </w:rPr>
-              <w:t>Чтение</w:t>
-            </w:r>
-          </w:p>
-        </w:tc>
-      </w:tr>
-      <w:tr>
-        <w:tc>
-          <w:tcPr>
-            <w:tcW w:type="dxa" w:w="1336"/>
-            <w:tcMar>
-              <w:top w:w="100" w:type="dxa"/>
-              <w:bottom w:w="100" w:type="dxa"/>
-              <w:left w:w="150" w:type="dxa"/>
-              <w:right w:w="150" w:type="dxa"/>
-            </w:tcMar>
-          </w:tcPr>
-          <w:p>
-            <w:pPr>
-              <w:spacing w:before="40" w:after="40" w:line="252" w:lineRule="auto"/>
-              <w:jc w:val="left"/>
-            </w:pPr>
-            <w:r>
-              <w:rPr>
-                <w:rFonts w:ascii="Times New Roman" w:hAnsi="Times New Roman"/>
-                <w:sz w:val="22"/>
-              </w:rPr>
-            </w:r>
-            <w:r>
-              <w:rPr>
-                <w:rFonts w:ascii="Times New Roman" w:hAnsi="Times New Roman"/>
-                <w:b/>
-                <w:sz w:val="22"/>
-              </w:rPr>
-              <w:t>Кафедры вуза</w:t>
-            </w:r>
-            <w:r>
-              <w:rPr>
-                <w:rFonts w:ascii="Times New Roman" w:hAnsi="Times New Roman"/>
-                <w:sz w:val="22"/>
-              </w:rPr>
-            </w:r>
-          </w:p>
-        </w:tc>
-        <w:tc>
-          <w:tcPr>
-            <w:tcW w:type="dxa" w:w="1336"/>
-            <w:tcMar>
-              <w:top w:w="100" w:type="dxa"/>
-              <w:bottom w:w="100" w:type="dxa"/>
-              <w:left w:w="150" w:type="dxa"/>
-              <w:right w:w="150" w:type="dxa"/>
-            </w:tcMar>
-          </w:tcPr>
-          <w:p>
-            <w:pPr>
-              <w:spacing w:before="40" w:after="40" w:line="252" w:lineRule="auto"/>
-              <w:jc w:val="left"/>
-            </w:pPr>
-            <w:r>
-              <w:rPr>
-                <w:rFonts w:ascii="Times New Roman" w:hAnsi="Times New Roman"/>
-                <w:sz w:val="22"/>
-              </w:rPr>
-              <w:t>`/departments`</w:t>
-            </w:r>
-          </w:p>
-        </w:tc>
-        <w:tc>
-          <w:tcPr>
-            <w:tcW w:type="dxa" w:w="1336"/>
-            <w:tcMar>
-              <w:top w:w="100" w:type="dxa"/>
-              <w:bottom w:w="100" w:type="dxa"/>
-              <w:left w:w="150" w:type="dxa"/>
-              <w:right w:w="150" w:type="dxa"/>
-            </w:tcMar>
-          </w:tcPr>
-          <w:p>
-            <w:pPr>
-              <w:spacing w:before="40" w:after="40" w:line="252" w:lineRule="auto"/>
-              <w:jc w:val="left"/>
-            </w:pPr>
-            <w:r>
-              <w:rPr>
-                <w:rFonts w:ascii="Times New Roman" w:hAnsi="Times New Roman"/>
-                <w:sz w:val="22"/>
-              </w:rPr>
-              <w:t>Чтение</w:t>
-            </w:r>
-          </w:p>
-        </w:tc>
-        <w:tc>
-          <w:tcPr>
-            <w:tcW w:type="dxa" w:w="1336"/>
-            <w:tcMar>
-              <w:top w:w="100" w:type="dxa"/>
-              <w:bottom w:w="100" w:type="dxa"/>
-              <w:left w:w="150" w:type="dxa"/>
-              <w:right w:w="150" w:type="dxa"/>
-            </w:tcMar>
-          </w:tcPr>
-          <w:p>
-            <w:pPr>
-              <w:spacing w:before="40" w:after="40" w:line="252" w:lineRule="auto"/>
-              <w:jc w:val="left"/>
-            </w:pPr>
-            <w:r>
-              <w:rPr>
-                <w:rFonts w:ascii="Times New Roman" w:hAnsi="Times New Roman"/>
-                <w:sz w:val="22"/>
-              </w:rPr>
-              <w:t>Чтение</w:t>
-            </w:r>
-          </w:p>
-        </w:tc>
-        <w:tc>
-          <w:tcPr>
-            <w:tcW w:type="dxa" w:w="1336"/>
-            <w:tcMar>
-              <w:top w:w="100" w:type="dxa"/>
-              <w:bottom w:w="100" w:type="dxa"/>
-              <w:left w:w="150" w:type="dxa"/>
-              <w:right w:w="150" w:type="dxa"/>
-            </w:tcMar>
-          </w:tcPr>
-          <w:p>
-            <w:pPr>
-              <w:spacing w:before="40" w:after="40" w:line="252" w:lineRule="auto"/>
-              <w:jc w:val="left"/>
-            </w:pPr>
-            <w:r>
-              <w:rPr>
-                <w:rFonts w:ascii="Times New Roman" w:hAnsi="Times New Roman"/>
-                <w:sz w:val="22"/>
-              </w:rPr>
-              <w:t>Чтение</w:t>
-            </w:r>
-          </w:p>
-        </w:tc>
-        <w:tc>
-          <w:tcPr>
-            <w:tcW w:type="dxa" w:w="1336"/>
-            <w:tcMar>
-              <w:top w:w="100" w:type="dxa"/>
-              <w:bottom w:w="100" w:type="dxa"/>
-              <w:left w:w="150" w:type="dxa"/>
-              <w:right w:w="150" w:type="dxa"/>
-            </w:tcMar>
-          </w:tcPr>
-          <w:p>
-            <w:pPr>
-              <w:spacing w:before="40" w:after="40" w:line="252" w:lineRule="auto"/>
-              <w:jc w:val="left"/>
-            </w:pPr>
-            <w:r>
-              <w:rPr>
-                <w:rFonts w:ascii="Times New Roman" w:hAnsi="Times New Roman"/>
-                <w:sz w:val="22"/>
-              </w:rPr>
-              <w:t>Чтение</w:t>
-            </w:r>
-          </w:p>
-        </w:tc>
-        <w:tc>
-          <w:tcPr>
-            <w:tcW w:type="dxa" w:w="1336"/>
-            <w:tcMar>
-              <w:top w:w="100" w:type="dxa"/>
-              <w:bottom w:w="100" w:type="dxa"/>
-              <w:left w:w="150" w:type="dxa"/>
-              <w:right w:w="150" w:type="dxa"/>
-            </w:tcMar>
-          </w:tcPr>
-          <w:p>
-            <w:pPr>
-              <w:spacing w:before="40" w:after="40" w:line="252" w:lineRule="auto"/>
-              <w:jc w:val="left"/>
-            </w:pPr>
-            <w:r>
-              <w:rPr>
-                <w:rFonts w:ascii="Times New Roman" w:hAnsi="Times New Roman"/>
-                <w:sz w:val="22"/>
-              </w:rPr>
-              <w:t>Чтение</w:t>
-            </w:r>
-          </w:p>
-        </w:tc>
-      </w:tr>
-      <w:tr>
-        <w:tc>
-          <w:tcPr>
-            <w:tcW w:type="dxa" w:w="1336"/>
-            <w:tcMar>
-              <w:top w:w="100" w:type="dxa"/>
-              <w:bottom w:w="100" w:type="dxa"/>
-              <w:left w:w="150" w:type="dxa"/>
-              <w:right w:w="150" w:type="dxa"/>
-            </w:tcMar>
-          </w:tcPr>
-          <w:p>
-            <w:pPr>
-              <w:spacing w:before="40" w:after="40" w:line="252" w:lineRule="auto"/>
-              <w:jc w:val="left"/>
-            </w:pPr>
-            <w:r>
-              <w:rPr>
-                <w:rFonts w:ascii="Times New Roman" w:hAnsi="Times New Roman"/>
-                <w:sz w:val="22"/>
-              </w:rPr>
-            </w:r>
-            <w:r>
-              <w:rPr>
-                <w:rFonts w:ascii="Times New Roman" w:hAnsi="Times New Roman"/>
-                <w:b/>
-                <w:sz w:val="22"/>
-              </w:rPr>
-              <w:t>Матрица компетенций</w:t>
-            </w:r>
-            <w:r>
-              <w:rPr>
-                <w:rFonts w:ascii="Times New Roman" w:hAnsi="Times New Roman"/>
-                <w:sz w:val="22"/>
-              </w:rPr>
-            </w:r>
-          </w:p>
-        </w:tc>
-        <w:tc>
-          <w:tcPr>
-            <w:tcW w:type="dxa" w:w="1336"/>
-            <w:tcMar>
-              <w:top w:w="100" w:type="dxa"/>
-              <w:bottom w:w="100" w:type="dxa"/>
-              <w:left w:w="150" w:type="dxa"/>
-              <w:right w:w="150" w:type="dxa"/>
-            </w:tcMar>
-          </w:tcPr>
-          <w:p>
-            <w:pPr>
-              <w:spacing w:before="40" w:after="40" w:line="252" w:lineRule="auto"/>
-              <w:jc w:val="left"/>
-            </w:pPr>
-            <w:r>
-              <w:rPr>
-                <w:rFonts w:ascii="Times New Roman" w:hAnsi="Times New Roman"/>
-                <w:sz w:val="22"/>
-              </w:rPr>
-              <w:t>`/competencies`</w:t>
-            </w:r>
-          </w:p>
-        </w:tc>
-        <w:tc>
-          <w:tcPr>
-            <w:tcW w:type="dxa" w:w="1336"/>
-            <w:tcMar>
-              <w:top w:w="100" w:type="dxa"/>
-              <w:bottom w:w="100" w:type="dxa"/>
-              <w:left w:w="150" w:type="dxa"/>
-              <w:right w:w="150" w:type="dxa"/>
-            </w:tcMar>
-          </w:tcPr>
-          <w:p>
-            <w:pPr>
-              <w:spacing w:before="40" w:after="40" w:line="252" w:lineRule="auto"/>
-              <w:jc w:val="left"/>
-            </w:pPr>
-            <w:r>
-              <w:rPr>
-                <w:rFonts w:ascii="Times New Roman" w:hAnsi="Times New Roman"/>
-                <w:sz w:val="22"/>
-              </w:rPr>
-              <w:t>Чтение</w:t>
-            </w:r>
-          </w:p>
-        </w:tc>
-        <w:tc>
-          <w:tcPr>
-            <w:tcW w:type="dxa" w:w="1336"/>
-            <w:tcMar>
-              <w:top w:w="100" w:type="dxa"/>
-              <w:bottom w:w="100" w:type="dxa"/>
-              <w:left w:w="150" w:type="dxa"/>
-              <w:right w:w="150" w:type="dxa"/>
-            </w:tcMar>
-          </w:tcPr>
-          <w:p>
-            <w:pPr>
-              <w:spacing w:before="40" w:after="40" w:line="252" w:lineRule="auto"/>
-              <w:jc w:val="left"/>
-            </w:pPr>
-            <w:r>
-              <w:rPr>
-                <w:rFonts w:ascii="Times New Roman" w:hAnsi="Times New Roman"/>
-                <w:sz w:val="22"/>
-              </w:rPr>
-              <w:t>Экспертиза</w:t>
-            </w:r>
-          </w:p>
-        </w:tc>
-        <w:tc>
-          <w:tcPr>
-            <w:tcW w:type="dxa" w:w="1336"/>
-            <w:tcMar>
-              <w:top w:w="100" w:type="dxa"/>
-              <w:bottom w:w="100" w:type="dxa"/>
-              <w:left w:w="150" w:type="dxa"/>
-              <w:right w:w="150" w:type="dxa"/>
-            </w:tcMar>
-          </w:tcPr>
-          <w:p>
-            <w:pPr>
-              <w:spacing w:before="40" w:after="40" w:line="252" w:lineRule="auto"/>
-              <w:jc w:val="left"/>
-            </w:pPr>
-            <w:r>
-              <w:rPr>
-                <w:rFonts w:ascii="Times New Roman" w:hAnsi="Times New Roman"/>
-                <w:sz w:val="22"/>
-              </w:rPr>
-              <w:t>Заполнение</w:t>
-            </w:r>
-          </w:p>
-        </w:tc>
-        <w:tc>
-          <w:tcPr>
-            <w:tcW w:type="dxa" w:w="1336"/>
-            <w:tcMar>
-              <w:top w:w="100" w:type="dxa"/>
-              <w:bottom w:w="100" w:type="dxa"/>
-              <w:left w:w="150" w:type="dxa"/>
-              <w:right w:w="150" w:type="dxa"/>
-            </w:tcMar>
-          </w:tcPr>
-          <w:p>
-            <w:pPr>
-              <w:spacing w:before="40" w:after="40" w:line="252" w:lineRule="auto"/>
-              <w:jc w:val="left"/>
-            </w:pPr>
-            <w:r>
-              <w:rPr>
-                <w:rFonts w:ascii="Times New Roman" w:hAnsi="Times New Roman"/>
-                <w:sz w:val="22"/>
-              </w:rPr>
-              <w:t>Чтение</w:t>
-            </w:r>
-          </w:p>
-        </w:tc>
-        <w:tc>
-          <w:tcPr>
-            <w:tcW w:type="dxa" w:w="1336"/>
-            <w:tcMar>
-              <w:top w:w="100" w:type="dxa"/>
-              <w:bottom w:w="100" w:type="dxa"/>
-              <w:left w:w="150" w:type="dxa"/>
-              <w:right w:w="150" w:type="dxa"/>
-            </w:tcMar>
-          </w:tcPr>
-          <w:p>
-            <w:pPr>
-              <w:spacing w:before="40" w:after="40" w:line="252" w:lineRule="auto"/>
-              <w:jc w:val="left"/>
-            </w:pPr>
-            <w:r>
-              <w:rPr>
-                <w:rFonts w:ascii="Times New Roman" w:hAnsi="Times New Roman"/>
-                <w:sz w:val="22"/>
-              </w:rPr>
-              <w:t>Чтение</w:t>
-            </w:r>
-          </w:p>
-        </w:tc>
-      </w:tr>
-      <w:tr>
-        <w:tc>
-          <w:tcPr>
-            <w:tcW w:type="dxa" w:w="1336"/>
-            <w:tcMar>
-              <w:top w:w="100" w:type="dxa"/>
-              <w:bottom w:w="100" w:type="dxa"/>
-              <w:left w:w="150" w:type="dxa"/>
-              <w:right w:w="150" w:type="dxa"/>
-            </w:tcMar>
-          </w:tcPr>
-          <w:p>
-            <w:pPr>
-              <w:spacing w:before="40" w:after="40" w:line="252" w:lineRule="auto"/>
-              <w:jc w:val="left"/>
-            </w:pPr>
-            <w:r>
-              <w:rPr>
-                <w:rFonts w:ascii="Times New Roman" w:hAnsi="Times New Roman"/>
-                <w:sz w:val="22"/>
-              </w:rPr>
-            </w:r>
-            <w:r>
-              <w:rPr>
-                <w:rFonts w:ascii="Times New Roman" w:hAnsi="Times New Roman"/>
-                <w:b/>
-                <w:sz w:val="22"/>
-              </w:rPr>
-              <w:t>Журнал аудита</w:t>
-            </w:r>
-            <w:r>
-              <w:rPr>
-                <w:rFonts w:ascii="Times New Roman" w:hAnsi="Times New Roman"/>
-                <w:sz w:val="22"/>
-              </w:rPr>
-            </w:r>
-          </w:p>
-        </w:tc>
-        <w:tc>
-          <w:tcPr>
-            <w:tcW w:type="dxa" w:w="1336"/>
-            <w:tcMar>
-              <w:top w:w="100" w:type="dxa"/>
-              <w:bottom w:w="100" w:type="dxa"/>
-              <w:left w:w="150" w:type="dxa"/>
-              <w:right w:w="150" w:type="dxa"/>
-            </w:tcMar>
-          </w:tcPr>
-          <w:p>
-            <w:pPr>
-              <w:spacing w:before="40" w:after="40" w:line="252" w:lineRule="auto"/>
-              <w:jc w:val="left"/>
-            </w:pPr>
-            <w:r>
-              <w:rPr>
-                <w:rFonts w:ascii="Times New Roman" w:hAnsi="Times New Roman"/>
-                <w:sz w:val="22"/>
-              </w:rPr>
-              <w:t>`/audit`</w:t>
-            </w:r>
-          </w:p>
-        </w:tc>
-        <w:tc>
-          <w:tcPr>
-            <w:tcW w:type="dxa" w:w="1336"/>
-            <w:tcMar>
-              <w:top w:w="100" w:type="dxa"/>
-              <w:bottom w:w="100" w:type="dxa"/>
-              <w:left w:w="150" w:type="dxa"/>
-              <w:right w:w="150" w:type="dxa"/>
-            </w:tcMar>
-          </w:tcPr>
-          <w:p>
-            <w:pPr>
-              <w:spacing w:before="40" w:after="40" w:line="252" w:lineRule="auto"/>
-              <w:jc w:val="left"/>
-            </w:pPr>
-            <w:r>
-              <w:rPr>
-                <w:rFonts w:ascii="Times New Roman" w:hAnsi="Times New Roman"/>
-                <w:sz w:val="22"/>
-              </w:rPr>
-              <w:t>Чтение логов</w:t>
-            </w:r>
-          </w:p>
-        </w:tc>
-        <w:tc>
-          <w:tcPr>
-            <w:tcW w:type="dxa" w:w="1336"/>
-            <w:tcMar>
-              <w:top w:w="100" w:type="dxa"/>
-              <w:bottom w:w="100" w:type="dxa"/>
-              <w:left w:w="150" w:type="dxa"/>
-              <w:right w:w="150" w:type="dxa"/>
-            </w:tcMar>
-          </w:tcPr>
-          <w:p>
-            <w:pPr>
-              <w:spacing w:before="40" w:after="40" w:line="252" w:lineRule="auto"/>
-              <w:jc w:val="left"/>
-            </w:pPr>
-            <w:r>
-              <w:rPr>
-                <w:rFonts w:ascii="Times New Roman" w:hAnsi="Times New Roman"/>
-                <w:sz w:val="22"/>
-              </w:rPr>
-              <w:t>Просмотр истории</w:t>
-            </w:r>
-          </w:p>
-        </w:tc>
-        <w:tc>
-          <w:tcPr>
-            <w:tcW w:type="dxa" w:w="1336"/>
-            <w:tcMar>
-              <w:top w:w="100" w:type="dxa"/>
-              <w:bottom w:w="100" w:type="dxa"/>
-              <w:left w:w="150" w:type="dxa"/>
-              <w:right w:w="150" w:type="dxa"/>
-            </w:tcMar>
-          </w:tcPr>
-          <w:p>
-            <w:pPr>
-              <w:spacing w:before="40" w:after="40" w:line="252" w:lineRule="auto"/>
-              <w:jc w:val="left"/>
-            </w:pPr>
-            <w:r>
-              <w:rPr>
-                <w:rFonts w:ascii="Times New Roman" w:hAnsi="Times New Roman"/>
-                <w:sz w:val="22"/>
-              </w:rPr>
-              <w:t>—</w:t>
-            </w:r>
-          </w:p>
-        </w:tc>
-        <w:tc>
-          <w:tcPr>
-            <w:tcW w:type="dxa" w:w="1336"/>
-            <w:tcMar>
-              <w:top w:w="100" w:type="dxa"/>
-              <w:bottom w:w="100" w:type="dxa"/>
-              <w:left w:w="150" w:type="dxa"/>
-              <w:right w:w="150" w:type="dxa"/>
-            </w:tcMar>
-          </w:tcPr>
-          <w:p>
-            <w:pPr>
-              <w:spacing w:before="40" w:after="40" w:line="252" w:lineRule="auto"/>
-              <w:jc w:val="left"/>
-            </w:pPr>
-            <w:r>
-              <w:rPr>
-                <w:rFonts w:ascii="Times New Roman" w:hAnsi="Times New Roman"/>
-                <w:sz w:val="22"/>
-              </w:rPr>
-              <w:t>—</w:t>
-            </w:r>
-          </w:p>
-        </w:tc>
-        <w:tc>
-          <w:tcPr>
-            <w:tcW w:type="dxa" w:w="1336"/>
-            <w:tcMar>
-              <w:top w:w="100" w:type="dxa"/>
-              <w:bottom w:w="100" w:type="dxa"/>
-              <w:left w:w="150" w:type="dxa"/>
-              <w:right w:w="150" w:type="dxa"/>
-            </w:tcMar>
-          </w:tcPr>
-          <w:p>
-            <w:pPr>
-              <w:spacing w:before="40" w:after="40" w:line="252" w:lineRule="auto"/>
-              <w:jc w:val="left"/>
-            </w:pPr>
-            <w:r>
-              <w:rPr>
-                <w:rFonts w:ascii="Times New Roman" w:hAnsi="Times New Roman"/>
-                <w:sz w:val="22"/>
-              </w:rPr>
-              <w:t>—</w:t>
-            </w:r>
-          </w:p>
-        </w:tc>
-      </w:tr>
-      <w:tr>
-        <w:tc>
-          <w:tcPr>
-            <w:tcW w:type="dxa" w:w="1336"/>
-            <w:tcMar>
-              <w:top w:w="100" w:type="dxa"/>
-              <w:bottom w:w="100" w:type="dxa"/>
-              <w:left w:w="150" w:type="dxa"/>
-              <w:right w:w="150" w:type="dxa"/>
-            </w:tcMar>
-          </w:tcPr>
-          <w:p>
-            <w:pPr>
-              <w:spacing w:before="40" w:after="40" w:line="252" w:lineRule="auto"/>
-              <w:jc w:val="left"/>
-            </w:pPr>
-            <w:r>
-              <w:rPr>
-                <w:rFonts w:ascii="Times New Roman" w:hAnsi="Times New Roman"/>
-                <w:sz w:val="22"/>
-              </w:rPr>
-            </w:r>
-            <w:r>
-              <w:rPr>
-                <w:rFonts w:ascii="Times New Roman" w:hAnsi="Times New Roman"/>
-                <w:b/>
-                <w:sz w:val="22"/>
-              </w:rPr>
-              <w:t>Карта сайта</w:t>
-            </w:r>
-            <w:r>
-              <w:rPr>
-                <w:rFonts w:ascii="Times New Roman" w:hAnsi="Times New Roman"/>
-                <w:sz w:val="22"/>
-              </w:rPr>
-            </w:r>
-          </w:p>
-        </w:tc>
-        <w:tc>
-          <w:tcPr>
-            <w:tcW w:type="dxa" w:w="1336"/>
-            <w:tcMar>
-              <w:top w:w="100" w:type="dxa"/>
-              <w:bottom w:w="100" w:type="dxa"/>
-              <w:left w:w="150" w:type="dxa"/>
-              <w:right w:w="150" w:type="dxa"/>
-            </w:tcMar>
-          </w:tcPr>
-          <w:p>
-            <w:pPr>
-              <w:spacing w:before="40" w:after="40" w:line="252" w:lineRule="auto"/>
-              <w:jc w:val="left"/>
-            </w:pPr>
-            <w:r>
-              <w:rPr>
-                <w:rFonts w:ascii="Times New Roman" w:hAnsi="Times New Roman"/>
-                <w:sz w:val="22"/>
-              </w:rPr>
-              <w:t>`/sitemap`</w:t>
-            </w:r>
-          </w:p>
-        </w:tc>
-        <w:tc>
-          <w:tcPr>
-            <w:tcW w:type="dxa" w:w="1336"/>
-            <w:tcMar>
-              <w:top w:w="100" w:type="dxa"/>
-              <w:bottom w:w="100" w:type="dxa"/>
-              <w:left w:w="150" w:type="dxa"/>
-              <w:right w:w="150" w:type="dxa"/>
-            </w:tcMar>
-          </w:tcPr>
-          <w:p>
-            <w:pPr>
-              <w:spacing w:before="40" w:after="40" w:line="252" w:lineRule="auto"/>
-              <w:jc w:val="left"/>
-            </w:pPr>
-            <w:r>
-              <w:rPr>
-                <w:rFonts w:ascii="Times New Roman" w:hAnsi="Times New Roman"/>
-                <w:sz w:val="22"/>
-              </w:rPr>
-              <w:t>Чтение</w:t>
-            </w:r>
-          </w:p>
-        </w:tc>
-        <w:tc>
-          <w:tcPr>
-            <w:tcW w:type="dxa" w:w="1336"/>
-            <w:tcMar>
-              <w:top w:w="100" w:type="dxa"/>
-              <w:bottom w:w="100" w:type="dxa"/>
-              <w:left w:w="150" w:type="dxa"/>
-              <w:right w:w="150" w:type="dxa"/>
-            </w:tcMar>
-          </w:tcPr>
-          <w:p>
-            <w:pPr>
-              <w:spacing w:before="40" w:after="40" w:line="252" w:lineRule="auto"/>
-              <w:jc w:val="left"/>
-            </w:pPr>
-            <w:r>
-              <w:rPr>
-                <w:rFonts w:ascii="Times New Roman" w:hAnsi="Times New Roman"/>
-                <w:sz w:val="22"/>
-              </w:rPr>
-              <w:t>Чтение</w:t>
-            </w:r>
-          </w:p>
-        </w:tc>
-        <w:tc>
-          <w:tcPr>
-            <w:tcW w:type="dxa" w:w="1336"/>
-            <w:tcMar>
-              <w:top w:w="100" w:type="dxa"/>
-              <w:bottom w:w="100" w:type="dxa"/>
-              <w:left w:w="150" w:type="dxa"/>
-              <w:right w:w="150" w:type="dxa"/>
-            </w:tcMar>
-          </w:tcPr>
-          <w:p>
-            <w:pPr>
-              <w:spacing w:before="40" w:after="40" w:line="252" w:lineRule="auto"/>
-              <w:jc w:val="left"/>
-            </w:pPr>
-            <w:r>
-              <w:rPr>
-                <w:rFonts w:ascii="Times New Roman" w:hAnsi="Times New Roman"/>
-                <w:sz w:val="22"/>
-              </w:rPr>
-              <w:t>Чтение</w:t>
-            </w:r>
-          </w:p>
-        </w:tc>
-        <w:tc>
-          <w:tcPr>
-            <w:tcW w:type="dxa" w:w="1336"/>
-            <w:tcMar>
-              <w:top w:w="100" w:type="dxa"/>
-              <w:bottom w:w="100" w:type="dxa"/>
-              <w:left w:w="150" w:type="dxa"/>
-              <w:right w:w="150" w:type="dxa"/>
-            </w:tcMar>
-          </w:tcPr>
-          <w:p>
-            <w:pPr>
-              <w:spacing w:before="40" w:after="40" w:line="252" w:lineRule="auto"/>
-              <w:jc w:val="left"/>
-            </w:pPr>
-            <w:r>
-              <w:rPr>
-                <w:rFonts w:ascii="Times New Roman" w:hAnsi="Times New Roman"/>
-                <w:sz w:val="22"/>
-              </w:rPr>
-              <w:t>Чтение</w:t>
-            </w:r>
-          </w:p>
-        </w:tc>
-        <w:tc>
-          <w:tcPr>
-            <w:tcW w:type="dxa" w:w="1336"/>
-            <w:tcMar>
-              <w:top w:w="100" w:type="dxa"/>
-              <w:bottom w:w="100" w:type="dxa"/>
-              <w:left w:w="150" w:type="dxa"/>
-              <w:right w:w="150" w:type="dxa"/>
-            </w:tcMar>
-          </w:tcPr>
-          <w:p>
-            <w:pPr>
-              <w:spacing w:before="40" w:after="40" w:line="252" w:lineRule="auto"/>
-              <w:jc w:val="left"/>
-            </w:pPr>
-            <w:r>
-              <w:rPr>
-                <w:rFonts w:ascii="Times New Roman" w:hAnsi="Times New Roman"/>
-                <w:sz w:val="22"/>
-              </w:rPr>
-              <w:t>Чтение</w:t>
-            </w:r>
-          </w:p>
-        </w:tc>
-      </w:tr>
-    </w:tbl>
-    <w:p>
-      <w:pPr>
-        <w:spacing w:after="120"/>
-      </w:pPr>
     </w:p>
     <w:p>
       <w:pPr>
@@ -3668,21 +950,7 @@
           <w:b/>
           <w:sz w:val="28"/>
         </w:rPr>
-        <w:t>3. Описание и структура реализованных разделов и страниц портала</w:t>
-      </w:r>
-    </w:p>
-    <w:p>
-      <w:pPr>
-        <w:spacing w:before="160" w:after="80"/>
-        <w:jc w:val="left"/>
-      </w:pPr>
-      <w:r>
-        <w:rPr>
-          <w:rFonts w:ascii="Times New Roman" w:hAnsi="Times New Roman"/>
-          <w:b/>
-          <w:sz w:val="26"/>
-        </w:rPr>
-        <w:t>3.1. Раздел «Сводная панель оперативного мониторинга (Dashboard)»</w:t>
+        <w:t>Заключение</w:t>
       </w:r>
     </w:p>
     <w:p>
@@ -3696,2830 +964,7 @@
           <w:rFonts w:ascii="Times New Roman" w:hAnsi="Times New Roman"/>
           <w:sz w:val="28"/>
         </w:rPr>
-      </w:r>
-      <w:r>
-        <w:rPr>
-          <w:rFonts w:ascii="Times New Roman" w:hAnsi="Times New Roman"/>
-          <w:b/>
-          <w:sz w:val="28"/>
-        </w:rPr>
-        <w:t>Назначение раздела:</w:t>
-      </w:r>
-      <w:r>
-        <w:rPr>
-          <w:rFonts w:ascii="Times New Roman" w:hAnsi="Times New Roman"/>
-          <w:sz w:val="28"/>
-        </w:rPr>
-        <w:t xml:space="preserve"> Обеспечение руководства университета, сотрудников Центра АНОК и заведующих кафедрами агрегированной оперативной информацией о текущем статусе пула образовательных программ и учебных планов.</w:t>
-      </w:r>
-    </w:p>
-    <w:p>
-      <w:pPr>
-        <w:spacing w:before="200" w:after="80"/>
-        <w:jc w:val="center"/>
-      </w:pPr>
-      <w:r>
-        <w:drawing>
-          <wp:inline xmlns:a="http://schemas.openxmlformats.org/drawingml/2006/main" xmlns:pic="http://schemas.openxmlformats.org/drawingml/2006/picture">
-            <wp:extent cx="5760000" cy="3626667"/>
-            <wp:docPr id="2" name="Picture 2"/>
-            <wp:cNvGraphicFramePr>
-              <a:graphicFrameLocks noChangeAspect="1"/>
-            </wp:cNvGraphicFramePr>
-            <a:graphic>
-              <a:graphicData uri="http://schemas.openxmlformats.org/drawingml/2006/picture">
-                <pic:pic>
-                  <pic:nvPicPr>
-                    <pic:cNvPr id="0" name="section_dashboard.png"/>
-                    <pic:cNvPicPr/>
-                  </pic:nvPicPr>
-                  <pic:blipFill>
-                    <a:blip r:embed="rId11"/>
-                    <a:stretch>
-                      <a:fillRect/>
-                    </a:stretch>
-                  </pic:blipFill>
-                  <pic:spPr>
-                    <a:xfrm>
-                      <a:off x="0" y="0"/>
-                      <a:ext cx="5760000" cy="3626667"/>
-                    </a:xfrm>
-                    <a:prstGeom prst="rect"/>
-                  </pic:spPr>
-                </pic:pic>
-              </a:graphicData>
-            </a:graphic>
-          </wp:inline>
-        </w:drawing>
-      </w:r>
-    </w:p>
-    <w:p>
-      <w:pPr>
-        <w:spacing w:before="80" w:after="240"/>
-        <w:jc w:val="center"/>
-      </w:pPr>
-      <w:r>
-        <w:rPr>
-          <w:rFonts w:ascii="Times New Roman" w:hAnsi="Times New Roman"/>
-          <w:i/>
-          <w:sz w:val="24"/>
-        </w:rPr>
-        <w:t>Рисунок 2 — Сводная панель оперативного мониторинга</w:t>
-      </w:r>
-    </w:p>
-    <w:p>
-      <w:pPr>
-        <w:spacing w:before="160" w:after="80"/>
-        <w:jc w:val="left"/>
-      </w:pPr>
-      <w:r>
-        <w:rPr>
-          <w:rFonts w:ascii="Times New Roman" w:hAnsi="Times New Roman"/>
-          <w:b/>
-          <w:sz w:val="26"/>
-        </w:rPr>
-        <w:t>Структура и компоненты страницы:</w:t>
-      </w:r>
-    </w:p>
-    <w:p>
-      <w:pPr>
-        <w:spacing w:line="276" w:lineRule="auto" w:after="60"/>
-        <w:ind w:left="709"/>
-        <w:jc w:val="both"/>
-      </w:pPr>
-      <w:r>
-        <w:rPr>
-          <w:rFonts w:ascii="Times New Roman" w:hAnsi="Times New Roman"/>
-          <w:b/>
-          <w:sz w:val="28"/>
-        </w:rPr>
-        <w:t xml:space="preserve">1. </w:t>
-      </w:r>
-      <w:r>
-        <w:rPr>
-          <w:rFonts w:ascii="Times New Roman" w:hAnsi="Times New Roman"/>
-          <w:sz w:val="28"/>
-        </w:rPr>
-      </w:r>
-      <w:r>
-        <w:rPr>
-          <w:rFonts w:ascii="Times New Roman" w:hAnsi="Times New Roman"/>
-          <w:b/>
-          <w:sz w:val="28"/>
-        </w:rPr>
-        <w:t>Блок верхних KPI-карточек:</w:t>
-      </w:r>
-      <w:r>
-        <w:rPr>
-          <w:rFonts w:ascii="Times New Roman" w:hAnsi="Times New Roman"/>
-          <w:sz w:val="28"/>
-        </w:rPr>
-      </w:r>
-    </w:p>
-    <w:p>
-      <w:pPr>
-        <w:spacing w:line="276" w:lineRule="auto" w:after="60"/>
-        <w:ind w:left="1134"/>
-        <w:jc w:val="both"/>
-      </w:pPr>
-      <w:r>
-        <w:rPr>
-          <w:rFonts w:ascii="Times New Roman" w:hAnsi="Times New Roman"/>
-          <w:b w:val="0"/>
-          <w:sz w:val="28"/>
-        </w:rPr>
-        <w:t xml:space="preserve">• </w:t>
-      </w:r>
-      <w:r>
-        <w:rPr>
-          <w:rFonts w:ascii="Times New Roman" w:hAnsi="Times New Roman"/>
-          <w:sz w:val="28"/>
-        </w:rPr>
-        <w:t>*«Учебных планов в реестре»* — общий объем заведенных планов на учебный год 2026/2027;</w:t>
-      </w:r>
-    </w:p>
-    <w:p>
-      <w:pPr>
-        <w:spacing w:line="276" w:lineRule="auto" w:after="60"/>
-        <w:ind w:left="1134"/>
-        <w:jc w:val="both"/>
-      </w:pPr>
-      <w:r>
-        <w:rPr>
-          <w:rFonts w:ascii="Times New Roman" w:hAnsi="Times New Roman"/>
-          <w:b w:val="0"/>
-          <w:sz w:val="28"/>
-        </w:rPr>
-        <w:t xml:space="preserve">• </w:t>
-      </w:r>
-      <w:r>
-        <w:rPr>
-          <w:rFonts w:ascii="Times New Roman" w:hAnsi="Times New Roman"/>
-          <w:sz w:val="28"/>
-        </w:rPr>
-        <w:t>*«Дисциплин в базе данных»* — суммарное количество учебных курсов с детальной разбивкой часов;</w:t>
-      </w:r>
-    </w:p>
-    <w:p>
-      <w:pPr>
-        <w:spacing w:line="276" w:lineRule="auto" w:after="60"/>
-        <w:ind w:left="1134"/>
-        <w:jc w:val="both"/>
-      </w:pPr>
-      <w:r>
-        <w:rPr>
-          <w:rFonts w:ascii="Times New Roman" w:hAnsi="Times New Roman"/>
-          <w:b w:val="0"/>
-          <w:sz w:val="28"/>
-        </w:rPr>
-        <w:t xml:space="preserve">• </w:t>
-      </w:r>
-      <w:r>
-        <w:rPr>
-          <w:rFonts w:ascii="Times New Roman" w:hAnsi="Times New Roman"/>
-          <w:sz w:val="28"/>
-        </w:rPr>
-        <w:t>*«Стандарты ФГОС 3++»* — количество подключенных нормативных регламентов;</w:t>
-      </w:r>
-    </w:p>
-    <w:p>
-      <w:pPr>
-        <w:spacing w:line="276" w:lineRule="auto" w:after="60"/>
-        <w:ind w:left="1134"/>
-        <w:jc w:val="both"/>
-      </w:pPr>
-      <w:r>
-        <w:rPr>
-          <w:rFonts w:ascii="Times New Roman" w:hAnsi="Times New Roman"/>
-          <w:b w:val="0"/>
-          <w:sz w:val="28"/>
-        </w:rPr>
-        <w:t xml:space="preserve">• </w:t>
-      </w:r>
-      <w:r>
-        <w:rPr>
-          <w:rFonts w:ascii="Times New Roman" w:hAnsi="Times New Roman"/>
-          <w:sz w:val="28"/>
-        </w:rPr>
-        <w:t>*«Служебные записки»* — число активных заявок на актуализацию УП до начала семестра.</w:t>
-      </w:r>
-    </w:p>
-    <w:p>
-      <w:pPr>
-        <w:spacing w:line="276" w:lineRule="auto" w:after="60"/>
-        <w:ind w:left="709"/>
-        <w:jc w:val="both"/>
-      </w:pPr>
-      <w:r>
-        <w:rPr>
-          <w:rFonts w:ascii="Times New Roman" w:hAnsi="Times New Roman"/>
-          <w:b/>
-          <w:sz w:val="28"/>
-        </w:rPr>
-        <w:t xml:space="preserve">2. </w:t>
-      </w:r>
-      <w:r>
-        <w:rPr>
-          <w:rFonts w:ascii="Times New Roman" w:hAnsi="Times New Roman"/>
-          <w:sz w:val="28"/>
-        </w:rPr>
-      </w:r>
-      <w:r>
-        <w:rPr>
-          <w:rFonts w:ascii="Times New Roman" w:hAnsi="Times New Roman"/>
-          <w:b/>
-          <w:sz w:val="28"/>
-        </w:rPr>
-        <w:t>Таблица оперативной очереди планов на экспертизу:</w:t>
-      </w:r>
-      <w:r>
-        <w:rPr>
-          <w:rFonts w:ascii="Times New Roman" w:hAnsi="Times New Roman"/>
-          <w:sz w:val="28"/>
-        </w:rPr>
-      </w:r>
-    </w:p>
-    <w:p>
-      <w:pPr>
-        <w:spacing w:line="276" w:lineRule="auto" w:after="60"/>
-        <w:ind w:left="1134"/>
-        <w:jc w:val="both"/>
-      </w:pPr>
-      <w:r>
-        <w:rPr>
-          <w:rFonts w:ascii="Times New Roman" w:hAnsi="Times New Roman"/>
-          <w:b w:val="0"/>
-          <w:sz w:val="28"/>
-        </w:rPr>
-        <w:t xml:space="preserve">• </w:t>
-      </w:r>
-      <w:r>
-        <w:rPr>
-          <w:rFonts w:ascii="Times New Roman" w:hAnsi="Times New Roman"/>
-          <w:sz w:val="28"/>
-        </w:rPr>
-        <w:t>Колонки: Шифр и наименование направления, Выпускающая кафедра, Версия, Статус экспертизы, Кнопки быстрых действий (*«План»*, *«ФГОС»*).</w:t>
-      </w:r>
-    </w:p>
-    <w:p>
-      <w:pPr>
-        <w:spacing w:line="276" w:lineRule="auto" w:after="60"/>
-        <w:ind w:left="1134"/>
-        <w:jc w:val="both"/>
-      </w:pPr>
-      <w:r>
-        <w:rPr>
-          <w:rFonts w:ascii="Times New Roman" w:hAnsi="Times New Roman"/>
-          <w:b w:val="0"/>
-          <w:sz w:val="28"/>
-        </w:rPr>
-        <w:t xml:space="preserve">• </w:t>
-      </w:r>
-      <w:r>
-        <w:rPr>
-          <w:rFonts w:ascii="Times New Roman" w:hAnsi="Times New Roman"/>
-          <w:sz w:val="28"/>
-        </w:rPr>
-        <w:t>Цветовая индикация статусов: Зеленый (*«Утвержден Ректором»*), Янтарный (*«На экспертизе АНОК»*), Красный (*«Замечания ФГОС — 238 з.е.»*), Фиолетовый (*«Визирование Проректора»*).</w:t>
-      </w:r>
-    </w:p>
-    <w:p>
-      <w:pPr>
-        <w:spacing w:line="276" w:lineRule="auto" w:after="60"/>
-        <w:ind w:left="709"/>
-        <w:jc w:val="both"/>
-      </w:pPr>
-      <w:r>
-        <w:rPr>
-          <w:rFonts w:ascii="Times New Roman" w:hAnsi="Times New Roman"/>
-          <w:b/>
-          <w:sz w:val="28"/>
-        </w:rPr>
-        <w:t xml:space="preserve">3. </w:t>
-      </w:r>
-      <w:r>
-        <w:rPr>
-          <w:rFonts w:ascii="Times New Roman" w:hAnsi="Times New Roman"/>
-          <w:sz w:val="28"/>
-        </w:rPr>
-      </w:r>
-      <w:r>
-        <w:rPr>
-          <w:rFonts w:ascii="Times New Roman" w:hAnsi="Times New Roman"/>
-          <w:b/>
-          <w:sz w:val="28"/>
-        </w:rPr>
-        <w:t>Виджет таймлайна электронного визирования:</w:t>
-      </w:r>
-      <w:r>
-        <w:rPr>
-          <w:rFonts w:ascii="Times New Roman" w:hAnsi="Times New Roman"/>
-          <w:sz w:val="28"/>
-        </w:rPr>
-      </w:r>
-    </w:p>
-    <w:p>
-      <w:pPr>
-        <w:spacing w:line="276" w:lineRule="auto" w:after="60"/>
-        <w:ind w:left="1134"/>
-        <w:jc w:val="both"/>
-      </w:pPr>
-      <w:r>
-        <w:rPr>
-          <w:rFonts w:ascii="Times New Roman" w:hAnsi="Times New Roman"/>
-          <w:b w:val="0"/>
-          <w:sz w:val="28"/>
-        </w:rPr>
-        <w:t xml:space="preserve">• </w:t>
-      </w:r>
-      <w:r>
-        <w:rPr>
-          <w:rFonts w:ascii="Times New Roman" w:hAnsi="Times New Roman"/>
-          <w:sz w:val="28"/>
-        </w:rPr>
-        <w:t>Отображает текущий прогресс согласования выбранного УП (шаги 1–4) с указанием подписантов, временных отметок и сокращенных хешей ЭЦП.</w:t>
-      </w:r>
-    </w:p>
-    <w:p>
-      <w:pPr>
-        <w:spacing w:line="276" w:lineRule="auto" w:after="60"/>
-        <w:ind w:left="709"/>
-        <w:jc w:val="both"/>
-      </w:pPr>
-      <w:r>
-        <w:rPr>
-          <w:rFonts w:ascii="Times New Roman" w:hAnsi="Times New Roman"/>
-          <w:b/>
-          <w:sz w:val="28"/>
-        </w:rPr>
-        <w:t xml:space="preserve">4. </w:t>
-      </w:r>
-      <w:r>
-        <w:rPr>
-          <w:rFonts w:ascii="Times New Roman" w:hAnsi="Times New Roman"/>
-          <w:sz w:val="28"/>
-        </w:rPr>
-      </w:r>
-      <w:r>
-        <w:rPr>
-          <w:rFonts w:ascii="Times New Roman" w:hAnsi="Times New Roman"/>
-          <w:b/>
-          <w:sz w:val="28"/>
-        </w:rPr>
-        <w:t>Виджет соответствия ФГОС 3++:</w:t>
-      </w:r>
-      <w:r>
-        <w:rPr>
-          <w:rFonts w:ascii="Times New Roman" w:hAnsi="Times New Roman"/>
-          <w:sz w:val="28"/>
-        </w:rPr>
-      </w:r>
-    </w:p>
-    <w:p>
-      <w:pPr>
-        <w:spacing w:line="276" w:lineRule="auto" w:after="60"/>
-        <w:ind w:left="1134"/>
-        <w:jc w:val="both"/>
-      </w:pPr>
-      <w:r>
-        <w:rPr>
-          <w:rFonts w:ascii="Times New Roman" w:hAnsi="Times New Roman"/>
-          <w:b w:val="0"/>
-          <w:sz w:val="28"/>
-        </w:rPr>
-        <w:t xml:space="preserve">• </w:t>
-      </w:r>
-      <w:r>
-        <w:rPr>
-          <w:rFonts w:ascii="Times New Roman" w:hAnsi="Times New Roman"/>
-          <w:sz w:val="28"/>
-        </w:rPr>
-        <w:t>Круговой индикатор процента соответствия нормативам (90.1%) и сводка соблюдения контрольных лимитов.</w:t>
-      </w:r>
-    </w:p>
-    <w:p>
-      <w:pPr>
-        <w:spacing w:before="160" w:after="80"/>
-        <w:jc w:val="left"/>
-      </w:pPr>
-      <w:r>
-        <w:rPr>
-          <w:rFonts w:ascii="Times New Roman" w:hAnsi="Times New Roman"/>
-          <w:b/>
-          <w:sz w:val="26"/>
-        </w:rPr>
-        <w:t>3.2. Раздел «Реестр учебных планов и семестровая матрица дисциплин»</w:t>
-      </w:r>
-    </w:p>
-    <w:p>
-      <w:pPr>
-        <w:spacing w:line="276" w:lineRule="auto" w:after="120"/>
-        <w:ind w:firstLine="709"/>
-        <w:jc w:val="both"/>
-      </w:pPr>
-      <w:r>
-        <w:rPr>
-          <w:rFonts w:ascii="Times New Roman" w:hAnsi="Times New Roman"/>
-          <w:sz w:val="28"/>
-        </w:rPr>
-      </w:r>
-      <w:r>
-        <w:rPr>
-          <w:rFonts w:ascii="Times New Roman" w:hAnsi="Times New Roman"/>
-          <w:b/>
-          <w:sz w:val="28"/>
-        </w:rPr>
-        <w:t>Назначение раздела:</w:t>
-      </w:r>
-      <w:r>
-        <w:rPr>
-          <w:rFonts w:ascii="Times New Roman" w:hAnsi="Times New Roman"/>
-          <w:sz w:val="28"/>
-        </w:rPr>
-        <w:t xml:space="preserve"> Централизованный учет всех редакций учебных планов, навигация по семестрам, детальное планирование учебных поручений и контроль аудиторной нагрузки.</w:t>
-      </w:r>
-    </w:p>
-    <w:p>
-      <w:pPr>
-        <w:spacing w:before="200" w:after="80"/>
-        <w:jc w:val="center"/>
-      </w:pPr>
-      <w:r>
-        <w:drawing>
-          <wp:inline xmlns:a="http://schemas.openxmlformats.org/drawingml/2006/main" xmlns:pic="http://schemas.openxmlformats.org/drawingml/2006/picture">
-            <wp:extent cx="5760000" cy="3626667"/>
-            <wp:docPr id="3" name="Picture 3"/>
-            <wp:cNvGraphicFramePr>
-              <a:graphicFrameLocks noChangeAspect="1"/>
-            </wp:cNvGraphicFramePr>
-            <a:graphic>
-              <a:graphicData uri="http://schemas.openxmlformats.org/drawingml/2006/picture">
-                <pic:pic>
-                  <pic:nvPicPr>
-                    <pic:cNvPr id="0" name="section_curriculum_catalog.png"/>
-                    <pic:cNvPicPr/>
-                  </pic:nvPicPr>
-                  <pic:blipFill>
-                    <a:blip r:embed="rId12"/>
-                    <a:stretch>
-                      <a:fillRect/>
-                    </a:stretch>
-                  </pic:blipFill>
-                  <pic:spPr>
-                    <a:xfrm>
-                      <a:off x="0" y="0"/>
-                      <a:ext cx="5760000" cy="3626667"/>
-                    </a:xfrm>
-                    <a:prstGeom prst="rect"/>
-                  </pic:spPr>
-                </pic:pic>
-              </a:graphicData>
-            </a:graphic>
-          </wp:inline>
-        </w:drawing>
-      </w:r>
-    </w:p>
-    <w:p>
-      <w:pPr>
-        <w:spacing w:before="80" w:after="240"/>
-        <w:jc w:val="center"/>
-      </w:pPr>
-      <w:r>
-        <w:rPr>
-          <w:rFonts w:ascii="Times New Roman" w:hAnsi="Times New Roman"/>
-          <w:i/>
-          <w:sz w:val="24"/>
-        </w:rPr>
-        <w:t>Рисунок 3 — Реестр учебных планов и семестровая матрица</w:t>
-      </w:r>
-    </w:p>
-    <w:p>
-      <w:pPr>
-        <w:spacing w:before="160" w:after="80"/>
-        <w:jc w:val="left"/>
-      </w:pPr>
-      <w:r>
-        <w:rPr>
-          <w:rFonts w:ascii="Times New Roman" w:hAnsi="Times New Roman"/>
-          <w:b/>
-          <w:sz w:val="26"/>
-        </w:rPr>
-        <w:t>Структура и компоненты страницы:</w:t>
-      </w:r>
-    </w:p>
-    <w:p>
-      <w:pPr>
-        <w:spacing w:line="276" w:lineRule="auto" w:after="60"/>
-        <w:ind w:left="709"/>
-        <w:jc w:val="both"/>
-      </w:pPr>
-      <w:r>
-        <w:rPr>
-          <w:rFonts w:ascii="Times New Roman" w:hAnsi="Times New Roman"/>
-          <w:b/>
-          <w:sz w:val="28"/>
-        </w:rPr>
-        <w:t xml:space="preserve">1. </w:t>
-      </w:r>
-      <w:r>
-        <w:rPr>
-          <w:rFonts w:ascii="Times New Roman" w:hAnsi="Times New Roman"/>
-          <w:sz w:val="28"/>
-        </w:rPr>
-      </w:r>
-      <w:r>
-        <w:rPr>
-          <w:rFonts w:ascii="Times New Roman" w:hAnsi="Times New Roman"/>
-          <w:b/>
-          <w:sz w:val="28"/>
-        </w:rPr>
-        <w:t>Панель фильтрации и поиска:</w:t>
-      </w:r>
-      <w:r>
-        <w:rPr>
-          <w:rFonts w:ascii="Times New Roman" w:hAnsi="Times New Roman"/>
-          <w:sz w:val="28"/>
-        </w:rPr>
-      </w:r>
-    </w:p>
-    <w:p>
-      <w:pPr>
-        <w:spacing w:line="276" w:lineRule="auto" w:after="60"/>
-        <w:ind w:left="1134"/>
-        <w:jc w:val="both"/>
-      </w:pPr>
-      <w:r>
-        <w:rPr>
-          <w:rFonts w:ascii="Times New Roman" w:hAnsi="Times New Roman"/>
-          <w:b w:val="0"/>
-          <w:sz w:val="28"/>
-        </w:rPr>
-        <w:t xml:space="preserve">• </w:t>
-      </w:r>
-      <w:r>
-        <w:rPr>
-          <w:rFonts w:ascii="Times New Roman" w:hAnsi="Times New Roman"/>
-          <w:sz w:val="28"/>
-        </w:rPr>
-        <w:t>Фильтры по учебным годам (`2026/2027`, `2025/2026`), уровням подготовки (*Бакалавриат*, *Специалитет*, *Магистратура*), кафедрам и статусам.</w:t>
-      </w:r>
-    </w:p>
-    <w:p>
-      <w:pPr>
-        <w:spacing w:line="276" w:lineRule="auto" w:after="60"/>
-        <w:ind w:left="1134"/>
-        <w:jc w:val="both"/>
-      </w:pPr>
-      <w:r>
-        <w:rPr>
-          <w:rFonts w:ascii="Times New Roman" w:hAnsi="Times New Roman"/>
-          <w:b w:val="0"/>
-          <w:sz w:val="28"/>
-        </w:rPr>
-        <w:t xml:space="preserve">• </w:t>
-      </w:r>
-      <w:r>
-        <w:rPr>
-          <w:rFonts w:ascii="Times New Roman" w:hAnsi="Times New Roman"/>
-          <w:sz w:val="28"/>
-        </w:rPr>
-        <w:t>Кнопка вызова мастера создания нового учебного плана (`+ Создать проект УП`).</w:t>
-      </w:r>
-    </w:p>
-    <w:p>
-      <w:pPr>
-        <w:spacing w:line="276" w:lineRule="auto" w:after="60"/>
-        <w:ind w:left="709"/>
-        <w:jc w:val="both"/>
-      </w:pPr>
-      <w:r>
-        <w:rPr>
-          <w:rFonts w:ascii="Times New Roman" w:hAnsi="Times New Roman"/>
-          <w:b/>
-          <w:sz w:val="28"/>
-        </w:rPr>
-        <w:t xml:space="preserve">2. </w:t>
-      </w:r>
-      <w:r>
-        <w:rPr>
-          <w:rFonts w:ascii="Times New Roman" w:hAnsi="Times New Roman"/>
-          <w:sz w:val="28"/>
-        </w:rPr>
-      </w:r>
-      <w:r>
-        <w:rPr>
-          <w:rFonts w:ascii="Times New Roman" w:hAnsi="Times New Roman"/>
-          <w:b/>
-          <w:sz w:val="28"/>
-        </w:rPr>
-        <w:t>Интерактивная семестровая матрица (страница `/plans/&lt;id&gt;`):</w:t>
-      </w:r>
-      <w:r>
-        <w:rPr>
-          <w:rFonts w:ascii="Times New Roman" w:hAnsi="Times New Roman"/>
-          <w:sz w:val="28"/>
-        </w:rPr>
-      </w:r>
-    </w:p>
-    <w:p>
-      <w:pPr>
-        <w:spacing w:line="276" w:lineRule="auto" w:after="60"/>
-        <w:ind w:left="1134"/>
-        <w:jc w:val="both"/>
-      </w:pPr>
-      <w:r>
-        <w:rPr>
-          <w:rFonts w:ascii="Times New Roman" w:hAnsi="Times New Roman"/>
-          <w:b w:val="0"/>
-          <w:sz w:val="28"/>
-        </w:rPr>
-        <w:t xml:space="preserve">• </w:t>
-      </w:r>
-      <w:r>
-        <w:rPr>
-          <w:rFonts w:ascii="Times New Roman" w:hAnsi="Times New Roman"/>
-          <w:sz w:val="28"/>
-        </w:rPr>
-      </w:r>
-      <w:r>
-        <w:rPr>
-          <w:rFonts w:ascii="Times New Roman" w:hAnsi="Times New Roman"/>
-          <w:b/>
-          <w:sz w:val="28"/>
-        </w:rPr>
-        <w:t>Карточка метаданных УП:</w:t>
-      </w:r>
-      <w:r>
-        <w:rPr>
-          <w:rFonts w:ascii="Times New Roman" w:hAnsi="Times New Roman"/>
-          <w:sz w:val="28"/>
-        </w:rPr>
-        <w:t xml:space="preserve"> шифр направления, профиль, выпускающая кафедра, суммарная трудоемкость (240 з.е. / 8640 часов), нормативный срок (4 года / 8 семестров).</w:t>
-      </w:r>
-    </w:p>
-    <w:p>
-      <w:pPr>
-        <w:spacing w:line="276" w:lineRule="auto" w:after="60"/>
-        <w:ind w:left="1134"/>
-        <w:jc w:val="both"/>
-      </w:pPr>
-      <w:r>
-        <w:rPr>
-          <w:rFonts w:ascii="Times New Roman" w:hAnsi="Times New Roman"/>
-          <w:b w:val="0"/>
-          <w:sz w:val="28"/>
-        </w:rPr>
-        <w:t xml:space="preserve">• </w:t>
-      </w:r>
-      <w:r>
-        <w:rPr>
-          <w:rFonts w:ascii="Times New Roman" w:hAnsi="Times New Roman"/>
-          <w:sz w:val="28"/>
-        </w:rPr>
-      </w:r>
-      <w:r>
-        <w:rPr>
-          <w:rFonts w:ascii="Times New Roman" w:hAnsi="Times New Roman"/>
-          <w:b/>
-          <w:sz w:val="28"/>
-        </w:rPr>
-        <w:t>Вкладочный селектор семестров:</w:t>
-      </w:r>
-      <w:r>
-        <w:rPr>
-          <w:rFonts w:ascii="Times New Roman" w:hAnsi="Times New Roman"/>
-          <w:sz w:val="28"/>
-        </w:rPr>
-        <w:t xml:space="preserve"> быстрый переход между 1–8 семестрами.</w:t>
-      </w:r>
-    </w:p>
-    <w:p>
-      <w:pPr>
-        <w:spacing w:line="276" w:lineRule="auto" w:after="60"/>
-        <w:ind w:left="1134"/>
-        <w:jc w:val="both"/>
-      </w:pPr>
-      <w:r>
-        <w:rPr>
-          <w:rFonts w:ascii="Times New Roman" w:hAnsi="Times New Roman"/>
-          <w:b w:val="0"/>
-          <w:sz w:val="28"/>
-        </w:rPr>
-        <w:t xml:space="preserve">• </w:t>
-      </w:r>
-      <w:r>
-        <w:rPr>
-          <w:rFonts w:ascii="Times New Roman" w:hAnsi="Times New Roman"/>
-          <w:sz w:val="28"/>
-        </w:rPr>
-      </w:r>
-      <w:r>
-        <w:rPr>
-          <w:rFonts w:ascii="Times New Roman" w:hAnsi="Times New Roman"/>
-          <w:b/>
-          <w:sz w:val="28"/>
-        </w:rPr>
-        <w:t>Таблица дисциплин семестра:</w:t>
-      </w:r>
-      <w:r>
-        <w:rPr>
-          <w:rFonts w:ascii="Times New Roman" w:hAnsi="Times New Roman"/>
-          <w:sz w:val="28"/>
-        </w:rPr>
-      </w:r>
-    </w:p>
-    <w:p>
-      <w:pPr>
-        <w:spacing w:line="276" w:lineRule="auto" w:after="60"/>
-        <w:ind w:left="1417"/>
-        <w:jc w:val="both"/>
-      </w:pPr>
-      <w:r>
-        <w:rPr>
-          <w:rFonts w:ascii="Times New Roman" w:hAnsi="Times New Roman"/>
-          <w:b w:val="0"/>
-          <w:sz w:val="28"/>
-        </w:rPr>
-        <w:t xml:space="preserve">• </w:t>
-      </w:r>
-      <w:r>
-        <w:rPr>
-          <w:rFonts w:ascii="Times New Roman" w:hAnsi="Times New Roman"/>
-          <w:sz w:val="28"/>
-        </w:rPr>
-        <w:t>Блок и шифр дисциплины (Б1.О.01, Б1.О.02 и т.д.);</w:t>
-      </w:r>
-    </w:p>
-    <w:p>
-      <w:pPr>
-        <w:spacing w:line="276" w:lineRule="auto" w:after="60"/>
-        <w:ind w:left="1417"/>
-        <w:jc w:val="both"/>
-      </w:pPr>
-      <w:r>
-        <w:rPr>
-          <w:rFonts w:ascii="Times New Roman" w:hAnsi="Times New Roman"/>
-          <w:b w:val="0"/>
-          <w:sz w:val="28"/>
-        </w:rPr>
-        <w:t xml:space="preserve">• </w:t>
-      </w:r>
-      <w:r>
-        <w:rPr>
-          <w:rFonts w:ascii="Times New Roman" w:hAnsi="Times New Roman"/>
-          <w:sz w:val="28"/>
-        </w:rPr>
-        <w:t>Трудоемкость в зачетных единицах (з.е.) и академических часах;</w:t>
-      </w:r>
-    </w:p>
-    <w:p>
-      <w:pPr>
-        <w:spacing w:line="276" w:lineRule="auto" w:after="60"/>
-        <w:ind w:left="1417"/>
-        <w:jc w:val="both"/>
-      </w:pPr>
-      <w:r>
-        <w:rPr>
-          <w:rFonts w:ascii="Times New Roman" w:hAnsi="Times New Roman"/>
-          <w:b w:val="0"/>
-          <w:sz w:val="28"/>
-        </w:rPr>
-        <w:t xml:space="preserve">• </w:t>
-      </w:r>
-      <w:r>
-        <w:rPr>
-          <w:rFonts w:ascii="Times New Roman" w:hAnsi="Times New Roman"/>
-          <w:sz w:val="28"/>
-        </w:rPr>
-        <w:t>Структура часов: Лекции, Лабораторные работы, Практические занятия, Самостоятельная работа студентов (СРС);</w:t>
-      </w:r>
-    </w:p>
-    <w:p>
-      <w:pPr>
-        <w:spacing w:line="276" w:lineRule="auto" w:after="60"/>
-        <w:ind w:left="1417"/>
-        <w:jc w:val="both"/>
-      </w:pPr>
-      <w:r>
-        <w:rPr>
-          <w:rFonts w:ascii="Times New Roman" w:hAnsi="Times New Roman"/>
-          <w:b w:val="0"/>
-          <w:sz w:val="28"/>
-        </w:rPr>
-        <w:t xml:space="preserve">• </w:t>
-      </w:r>
-      <w:r>
-        <w:rPr>
-          <w:rFonts w:ascii="Times New Roman" w:hAnsi="Times New Roman"/>
-          <w:sz w:val="28"/>
-        </w:rPr>
-        <w:t>Форма промежуточного контроля (*Экзамен*, *Зачет*, *Зачет с оценкой*, *Курсовая работа/проект*);</w:t>
-      </w:r>
-    </w:p>
-    <w:p>
-      <w:pPr>
-        <w:spacing w:line="276" w:lineRule="auto" w:after="60"/>
-        <w:ind w:left="1417"/>
-        <w:jc w:val="both"/>
-      </w:pPr>
-      <w:r>
-        <w:rPr>
-          <w:rFonts w:ascii="Times New Roman" w:hAnsi="Times New Roman"/>
-          <w:b w:val="0"/>
-          <w:sz w:val="28"/>
-        </w:rPr>
-        <w:t xml:space="preserve">• </w:t>
-      </w:r>
-      <w:r>
-        <w:rPr>
-          <w:rFonts w:ascii="Times New Roman" w:hAnsi="Times New Roman"/>
-          <w:sz w:val="28"/>
-        </w:rPr>
-        <w:t>Закрепленная кафедра-исполнитель (обеспечивающая кафедра).</w:t>
-      </w:r>
-    </w:p>
-    <w:p>
-      <w:pPr>
-        <w:spacing w:line="276" w:lineRule="auto" w:after="60"/>
-        <w:ind w:left="1134"/>
-        <w:jc w:val="both"/>
-      </w:pPr>
-      <w:r>
-        <w:rPr>
-          <w:rFonts w:ascii="Times New Roman" w:hAnsi="Times New Roman"/>
-          <w:b w:val="0"/>
-          <w:sz w:val="28"/>
-        </w:rPr>
-        <w:t xml:space="preserve">• </w:t>
-      </w:r>
-      <w:r>
-        <w:rPr>
-          <w:rFonts w:ascii="Times New Roman" w:hAnsi="Times New Roman"/>
-          <w:sz w:val="28"/>
-        </w:rPr>
-      </w:r>
-      <w:r>
-        <w:rPr>
-          <w:rFonts w:ascii="Times New Roman" w:hAnsi="Times New Roman"/>
-          <w:b/>
-          <w:sz w:val="28"/>
-        </w:rPr>
-        <w:t>Итоговая сводная строка семестра:</w:t>
-      </w:r>
-      <w:r>
-        <w:rPr>
-          <w:rFonts w:ascii="Times New Roman" w:hAnsi="Times New Roman"/>
-          <w:sz w:val="28"/>
-        </w:rPr>
-        <w:t xml:space="preserve"> автоматическая проверка баланса нагрузки (норма 30 з.е. / 1080 ч.) и количества экзаменов ($\le 5$).</w:t>
-      </w:r>
-    </w:p>
-    <w:p>
-      <w:pPr>
-        <w:spacing w:before="160" w:after="80"/>
-        <w:jc w:val="left"/>
-      </w:pPr>
-      <w:r>
-        <w:rPr>
-          <w:rFonts w:ascii="Times New Roman" w:hAnsi="Times New Roman"/>
-          <w:b/>
-          <w:sz w:val="26"/>
-        </w:rPr>
-        <w:t>3.3. Раздел «Модуль аккредитационной экспертизы и валидации ФГОС 3++»</w:t>
-      </w:r>
-    </w:p>
-    <w:p>
-      <w:pPr>
-        <w:spacing w:line="276" w:lineRule="auto" w:after="120"/>
-        <w:ind w:firstLine="709"/>
-        <w:jc w:val="both"/>
-      </w:pPr>
-      <w:r>
-        <w:rPr>
-          <w:rFonts w:ascii="Times New Roman" w:hAnsi="Times New Roman"/>
-          <w:sz w:val="28"/>
-        </w:rPr>
-      </w:r>
-      <w:r>
-        <w:rPr>
-          <w:rFonts w:ascii="Times New Roman" w:hAnsi="Times New Roman"/>
-          <w:b/>
-          <w:sz w:val="28"/>
-        </w:rPr>
-        <w:t>Назначение раздела:</w:t>
-      </w:r>
-      <w:r>
-        <w:rPr>
-          <w:rFonts w:ascii="Times New Roman" w:hAnsi="Times New Roman"/>
-          <w:sz w:val="28"/>
-        </w:rPr>
-        <w:t xml:space="preserve"> Автоматизированная верификация учебного плана экспертами Центра АНОК на строгое соответствие федеральным образовательным стандартам высшего образования (ФГОС ВО 3++).</w:t>
-      </w:r>
-    </w:p>
-    <w:p>
-      <w:pPr>
-        <w:spacing w:before="200" w:after="80"/>
-        <w:jc w:val="center"/>
-      </w:pPr>
-      <w:r>
-        <w:drawing>
-          <wp:inline xmlns:a="http://schemas.openxmlformats.org/drawingml/2006/main" xmlns:pic="http://schemas.openxmlformats.org/drawingml/2006/picture">
-            <wp:extent cx="5760000" cy="3626667"/>
-            <wp:docPr id="4" name="Picture 4"/>
-            <wp:cNvGraphicFramePr>
-              <a:graphicFrameLocks noChangeAspect="1"/>
-            </wp:cNvGraphicFramePr>
-            <a:graphic>
-              <a:graphicData uri="http://schemas.openxmlformats.org/drawingml/2006/picture">
-                <pic:pic>
-                  <pic:nvPicPr>
-                    <pic:cNvPr id="0" name="section_fgos_validation.png"/>
-                    <pic:cNvPicPr/>
-                  </pic:nvPicPr>
-                  <pic:blipFill>
-                    <a:blip r:embed="rId13"/>
-                    <a:stretch>
-                      <a:fillRect/>
-                    </a:stretch>
-                  </pic:blipFill>
-                  <pic:spPr>
-                    <a:xfrm>
-                      <a:off x="0" y="0"/>
-                      <a:ext cx="5760000" cy="3626667"/>
-                    </a:xfrm>
-                    <a:prstGeom prst="rect"/>
-                  </pic:spPr>
-                </pic:pic>
-              </a:graphicData>
-            </a:graphic>
-          </wp:inline>
-        </w:drawing>
-      </w:r>
-    </w:p>
-    <w:p>
-      <w:pPr>
-        <w:spacing w:before="80" w:after="240"/>
-        <w:jc w:val="center"/>
-      </w:pPr>
-      <w:r>
-        <w:rPr>
-          <w:rFonts w:ascii="Times New Roman" w:hAnsi="Times New Roman"/>
-          <w:i/>
-          <w:sz w:val="24"/>
-        </w:rPr>
-        <w:t>Рисунок 4 — Модуль аккредитационной экспертизы ФГОС</w:t>
-      </w:r>
-    </w:p>
-    <w:p>
-      <w:pPr>
-        <w:spacing w:before="160" w:after="80"/>
-        <w:jc w:val="left"/>
-      </w:pPr>
-      <w:r>
-        <w:rPr>
-          <w:rFonts w:ascii="Times New Roman" w:hAnsi="Times New Roman"/>
-          <w:b/>
-          <w:sz w:val="26"/>
-        </w:rPr>
-        <w:t>Структура и компоненты страницы:</w:t>
-      </w:r>
-    </w:p>
-    <w:p>
-      <w:pPr>
-        <w:spacing w:line="276" w:lineRule="auto" w:after="60"/>
-        <w:ind w:left="709"/>
-        <w:jc w:val="both"/>
-      </w:pPr>
-      <w:r>
-        <w:rPr>
-          <w:rFonts w:ascii="Times New Roman" w:hAnsi="Times New Roman"/>
-          <w:b/>
-          <w:sz w:val="28"/>
-        </w:rPr>
-        <w:t xml:space="preserve">1. </w:t>
-      </w:r>
-      <w:r>
-        <w:rPr>
-          <w:rFonts w:ascii="Times New Roman" w:hAnsi="Times New Roman"/>
-          <w:sz w:val="28"/>
-        </w:rPr>
-      </w:r>
-      <w:r>
-        <w:rPr>
-          <w:rFonts w:ascii="Times New Roman" w:hAnsi="Times New Roman"/>
-          <w:b/>
-          <w:sz w:val="28"/>
-        </w:rPr>
-        <w:t>Сводный экспертный баннер:</w:t>
-      </w:r>
-      <w:r>
-        <w:rPr>
-          <w:rFonts w:ascii="Times New Roman" w:hAnsi="Times New Roman"/>
-          <w:sz w:val="28"/>
-        </w:rPr>
-      </w:r>
-    </w:p>
-    <w:p>
-      <w:pPr>
-        <w:spacing w:line="276" w:lineRule="auto" w:after="60"/>
-        <w:ind w:left="1134"/>
-        <w:jc w:val="both"/>
-      </w:pPr>
-      <w:r>
-        <w:rPr>
-          <w:rFonts w:ascii="Times New Roman" w:hAnsi="Times New Roman"/>
-          <w:b w:val="0"/>
-          <w:sz w:val="28"/>
-        </w:rPr>
-        <w:t xml:space="preserve">• </w:t>
-      </w:r>
-      <w:r>
-        <w:rPr>
-          <w:rFonts w:ascii="Times New Roman" w:hAnsi="Times New Roman"/>
-          <w:sz w:val="28"/>
-        </w:rPr>
-        <w:t>Отображает вердикт системы (*«100% Соответствие стандарту ФГОС 3++»* либо перечень критических ошибок), дату проверки и ФИО эксперта АНОК.</w:t>
-      </w:r>
-    </w:p>
-    <w:p>
-      <w:pPr>
-        <w:spacing w:line="276" w:lineRule="auto" w:after="60"/>
-        <w:ind w:left="1134"/>
-        <w:jc w:val="both"/>
-      </w:pPr>
-      <w:r>
-        <w:rPr>
-          <w:rFonts w:ascii="Times New Roman" w:hAnsi="Times New Roman"/>
-          <w:b w:val="0"/>
-          <w:sz w:val="28"/>
-        </w:rPr>
-        <w:t xml:space="preserve">• </w:t>
-      </w:r>
-      <w:r>
-        <w:rPr>
-          <w:rFonts w:ascii="Times New Roman" w:hAnsi="Times New Roman"/>
-          <w:sz w:val="28"/>
-        </w:rPr>
-        <w:t>Кнопка прямого допуска к процедуре подписания (*«Допустить к визированию →»*).</w:t>
-      </w:r>
-    </w:p>
-    <w:p>
-      <w:pPr>
-        <w:spacing w:line="276" w:lineRule="auto" w:after="60"/>
-        <w:ind w:left="709"/>
-        <w:jc w:val="both"/>
-      </w:pPr>
-      <w:r>
-        <w:rPr>
-          <w:rFonts w:ascii="Times New Roman" w:hAnsi="Times New Roman"/>
-          <w:b/>
-          <w:sz w:val="28"/>
-        </w:rPr>
-        <w:t xml:space="preserve">2. </w:t>
-      </w:r>
-      <w:r>
-        <w:rPr>
-          <w:rFonts w:ascii="Times New Roman" w:hAnsi="Times New Roman"/>
-          <w:sz w:val="28"/>
-        </w:rPr>
-      </w:r>
-      <w:r>
-        <w:rPr>
-          <w:rFonts w:ascii="Times New Roman" w:hAnsi="Times New Roman"/>
-          <w:b/>
-          <w:sz w:val="28"/>
-        </w:rPr>
-        <w:t>Аналитические карточки контрольных нормативов:</w:t>
-      </w:r>
-      <w:r>
-        <w:rPr>
-          <w:rFonts w:ascii="Times New Roman" w:hAnsi="Times New Roman"/>
-          <w:sz w:val="28"/>
-        </w:rPr>
-      </w:r>
-    </w:p>
-    <w:p>
-      <w:pPr>
-        <w:spacing w:line="276" w:lineRule="auto" w:after="60"/>
-        <w:ind w:left="1134"/>
-        <w:jc w:val="both"/>
-      </w:pPr>
-      <w:r>
-        <w:rPr>
-          <w:rFonts w:ascii="Times New Roman" w:hAnsi="Times New Roman"/>
-          <w:b w:val="0"/>
-          <w:sz w:val="28"/>
-        </w:rPr>
-        <w:t xml:space="preserve">• </w:t>
-      </w:r>
-      <w:r>
-        <w:rPr>
-          <w:rFonts w:ascii="Times New Roman" w:hAnsi="Times New Roman"/>
-          <w:sz w:val="28"/>
-        </w:rPr>
-        <w:t>*1. Общий объем программы:* 240 из 240 з.е. (100% норма);</w:t>
-      </w:r>
-    </w:p>
-    <w:p>
-      <w:pPr>
-        <w:spacing w:line="276" w:lineRule="auto" w:after="60"/>
-        <w:ind w:left="1134"/>
-        <w:jc w:val="both"/>
-      </w:pPr>
-      <w:r>
-        <w:rPr>
-          <w:rFonts w:ascii="Times New Roman" w:hAnsi="Times New Roman"/>
-          <w:b w:val="0"/>
-          <w:sz w:val="28"/>
-        </w:rPr>
-        <w:t xml:space="preserve">• </w:t>
-      </w:r>
-      <w:r>
-        <w:rPr>
-          <w:rFonts w:ascii="Times New Roman" w:hAnsi="Times New Roman"/>
-          <w:sz w:val="28"/>
-        </w:rPr>
-        <w:t>*2. Экзамены в сессию:* максимум 4 экзамена (лимит $\le 5$ соблюден);</w:t>
-      </w:r>
-    </w:p>
-    <w:p>
-      <w:pPr>
-        <w:spacing w:line="276" w:lineRule="auto" w:after="60"/>
-        <w:ind w:left="1134"/>
-        <w:jc w:val="both"/>
-      </w:pPr>
-      <w:r>
-        <w:rPr>
-          <w:rFonts w:ascii="Times New Roman" w:hAnsi="Times New Roman"/>
-          <w:b w:val="0"/>
-          <w:sz w:val="28"/>
-        </w:rPr>
-        <w:t xml:space="preserve">• </w:t>
-      </w:r>
-      <w:r>
-        <w:rPr>
-          <w:rFonts w:ascii="Times New Roman" w:hAnsi="Times New Roman"/>
-          <w:sz w:val="28"/>
-        </w:rPr>
-        <w:t>*3. Практическая подготовка (Блок 2):* 24 з.е. при нормативе не менее 12 з.е.;</w:t>
-      </w:r>
-    </w:p>
-    <w:p>
-      <w:pPr>
-        <w:spacing w:line="276" w:lineRule="auto" w:after="60"/>
-        <w:ind w:left="1134"/>
-        <w:jc w:val="both"/>
-      </w:pPr>
-      <w:r>
-        <w:rPr>
-          <w:rFonts w:ascii="Times New Roman" w:hAnsi="Times New Roman"/>
-          <w:b w:val="0"/>
-          <w:sz w:val="28"/>
-        </w:rPr>
-        <w:t xml:space="preserve">• </w:t>
-      </w:r>
-      <w:r>
-        <w:rPr>
-          <w:rFonts w:ascii="Times New Roman" w:hAnsi="Times New Roman"/>
-          <w:sz w:val="28"/>
-        </w:rPr>
-        <w:t>*4. Государственная итоговая аттестация (ГИА, Блок 3):* 9 з.е. при нормативе не менее 6 з.е.</w:t>
-      </w:r>
-    </w:p>
-    <w:p>
-      <w:pPr>
-        <w:spacing w:line="276" w:lineRule="auto" w:after="60"/>
-        <w:ind w:left="709"/>
-        <w:jc w:val="both"/>
-      </w:pPr>
-      <w:r>
-        <w:rPr>
-          <w:rFonts w:ascii="Times New Roman" w:hAnsi="Times New Roman"/>
-          <w:b/>
-          <w:sz w:val="28"/>
-        </w:rPr>
-        <w:t xml:space="preserve">3. </w:t>
-      </w:r>
-      <w:r>
-        <w:rPr>
-          <w:rFonts w:ascii="Times New Roman" w:hAnsi="Times New Roman"/>
-          <w:sz w:val="28"/>
-        </w:rPr>
-      </w:r>
-      <w:r>
-        <w:rPr>
-          <w:rFonts w:ascii="Times New Roman" w:hAnsi="Times New Roman"/>
-          <w:b/>
-          <w:sz w:val="28"/>
-        </w:rPr>
-        <w:t>Детализированная матрица проверки требований стандарта:</w:t>
-      </w:r>
-      <w:r>
-        <w:rPr>
-          <w:rFonts w:ascii="Times New Roman" w:hAnsi="Times New Roman"/>
-          <w:sz w:val="28"/>
-        </w:rPr>
-      </w:r>
-    </w:p>
-    <w:p>
-      <w:pPr>
-        <w:spacing w:line="276" w:lineRule="auto" w:after="60"/>
-        <w:ind w:left="1134"/>
-        <w:jc w:val="both"/>
-      </w:pPr>
-      <w:r>
-        <w:rPr>
-          <w:rFonts w:ascii="Times New Roman" w:hAnsi="Times New Roman"/>
-          <w:b w:val="0"/>
-          <w:sz w:val="28"/>
-        </w:rPr>
-        <w:t xml:space="preserve">• </w:t>
-      </w:r>
-      <w:r>
-        <w:rPr>
-          <w:rFonts w:ascii="Times New Roman" w:hAnsi="Times New Roman"/>
-          <w:sz w:val="28"/>
-        </w:rPr>
-        <w:t>Построчный аудит с сопоставлением нормативных требований Минобрнауки РФ и фактических значений в проекте УП (объем Б1.О $\ge 50\%$, контактная работа $\ge 40\%$, годовая трудоемкость $60 \pm 3$ з.е.).</w:t>
-      </w:r>
-    </w:p>
-    <w:p>
-      <w:pPr>
-        <w:spacing w:before="160" w:after="80"/>
-        <w:jc w:val="left"/>
-      </w:pPr>
-      <w:r>
-        <w:rPr>
-          <w:rFonts w:ascii="Times New Roman" w:hAnsi="Times New Roman"/>
-          <w:b/>
-          <w:sz w:val="26"/>
-        </w:rPr>
-        <w:t>3.4. Раздел «Маршруты электронного визирования и журнал ЭЦП»</w:t>
-      </w:r>
-    </w:p>
-    <w:p>
-      <w:pPr>
-        <w:spacing w:line="276" w:lineRule="auto" w:after="120"/>
-        <w:ind w:firstLine="709"/>
-        <w:jc w:val="both"/>
-      </w:pPr>
-      <w:r>
-        <w:rPr>
-          <w:rFonts w:ascii="Times New Roman" w:hAnsi="Times New Roman"/>
-          <w:sz w:val="28"/>
-        </w:rPr>
-      </w:r>
-      <w:r>
-        <w:rPr>
-          <w:rFonts w:ascii="Times New Roman" w:hAnsi="Times New Roman"/>
-          <w:b/>
-          <w:sz w:val="28"/>
-        </w:rPr>
-        <w:t>Назначение раздела:</w:t>
-      </w:r>
-      <w:r>
-        <w:rPr>
-          <w:rFonts w:ascii="Times New Roman" w:hAnsi="Times New Roman"/>
-          <w:sz w:val="28"/>
-        </w:rPr>
-        <w:t xml:space="preserve"> Реализация регламента последовательного многоэтапного согласования документов должностными лицами вуза с наложением усиленной квалифицированной электронной цифровой подписи (ФЗ № 63-ФЗ).</w:t>
-      </w:r>
-    </w:p>
-    <w:p>
-      <w:pPr>
-        <w:spacing w:before="200" w:after="80"/>
-        <w:jc w:val="center"/>
-      </w:pPr>
-      <w:r>
-        <w:drawing>
-          <wp:inline xmlns:a="http://schemas.openxmlformats.org/drawingml/2006/main" xmlns:pic="http://schemas.openxmlformats.org/drawingml/2006/picture">
-            <wp:extent cx="5760000" cy="3626667"/>
-            <wp:docPr id="5" name="Picture 5"/>
-            <wp:cNvGraphicFramePr>
-              <a:graphicFrameLocks noChangeAspect="1"/>
-            </wp:cNvGraphicFramePr>
-            <a:graphic>
-              <a:graphicData uri="http://schemas.openxmlformats.org/drawingml/2006/picture">
-                <pic:pic>
-                  <pic:nvPicPr>
-                    <pic:cNvPr id="0" name="section_digital_signatures.png"/>
-                    <pic:cNvPicPr/>
-                  </pic:nvPicPr>
-                  <pic:blipFill>
-                    <a:blip r:embed="rId14"/>
-                    <a:stretch>
-                      <a:fillRect/>
-                    </a:stretch>
-                  </pic:blipFill>
-                  <pic:spPr>
-                    <a:xfrm>
-                      <a:off x="0" y="0"/>
-                      <a:ext cx="5760000" cy="3626667"/>
-                    </a:xfrm>
-                    <a:prstGeom prst="rect"/>
-                  </pic:spPr>
-                </pic:pic>
-              </a:graphicData>
-            </a:graphic>
-          </wp:inline>
-        </w:drawing>
-      </w:r>
-    </w:p>
-    <w:p>
-      <w:pPr>
-        <w:spacing w:before="80" w:after="240"/>
-        <w:jc w:val="center"/>
-      </w:pPr>
-      <w:r>
-        <w:rPr>
-          <w:rFonts w:ascii="Times New Roman" w:hAnsi="Times New Roman"/>
-          <w:i/>
-          <w:sz w:val="24"/>
-        </w:rPr>
-        <w:t>Рисунок 5 — Маршруты визирования и журнал ЭЦП</w:t>
-      </w:r>
-    </w:p>
-    <w:p>
-      <w:pPr>
-        <w:spacing w:before="160" w:after="80"/>
-        <w:jc w:val="left"/>
-      </w:pPr>
-      <w:r>
-        <w:rPr>
-          <w:rFonts w:ascii="Times New Roman" w:hAnsi="Times New Roman"/>
-          <w:b/>
-          <w:sz w:val="26"/>
-        </w:rPr>
-        <w:t>Структура и компоненты страницы:</w:t>
-      </w:r>
-    </w:p>
-    <w:p>
-      <w:pPr>
-        <w:spacing w:line="276" w:lineRule="auto" w:after="60"/>
-        <w:ind w:left="709"/>
-        <w:jc w:val="both"/>
-      </w:pPr>
-      <w:r>
-        <w:rPr>
-          <w:rFonts w:ascii="Times New Roman" w:hAnsi="Times New Roman"/>
-          <w:b/>
-          <w:sz w:val="28"/>
-        </w:rPr>
-        <w:t xml:space="preserve">1. </w:t>
-      </w:r>
-      <w:r>
-        <w:rPr>
-          <w:rFonts w:ascii="Times New Roman" w:hAnsi="Times New Roman"/>
-          <w:sz w:val="28"/>
-        </w:rPr>
-      </w:r>
-      <w:r>
-        <w:rPr>
-          <w:rFonts w:ascii="Times New Roman" w:hAnsi="Times New Roman"/>
-          <w:b/>
-          <w:sz w:val="28"/>
-        </w:rPr>
-        <w:t>Пошаговый степпер маршрута визирования (4 этапа):</w:t>
-      </w:r>
-      <w:r>
-        <w:rPr>
-          <w:rFonts w:ascii="Times New Roman" w:hAnsi="Times New Roman"/>
-          <w:sz w:val="28"/>
-        </w:rPr>
-      </w:r>
-    </w:p>
-    <w:p>
-      <w:pPr>
-        <w:spacing w:line="276" w:lineRule="auto" w:after="60"/>
-        <w:ind w:left="1134"/>
-        <w:jc w:val="both"/>
-      </w:pPr>
-      <w:r>
-        <w:rPr>
-          <w:rFonts w:ascii="Times New Roman" w:hAnsi="Times New Roman"/>
-          <w:b w:val="0"/>
-          <w:sz w:val="28"/>
-        </w:rPr>
-        <w:t xml:space="preserve">• </w:t>
-      </w:r>
-      <w:r>
-        <w:rPr>
-          <w:rFonts w:ascii="Times New Roman" w:hAnsi="Times New Roman"/>
-          <w:sz w:val="28"/>
-        </w:rPr>
-      </w:r>
-      <w:r>
-        <w:rPr>
-          <w:rFonts w:ascii="Times New Roman" w:hAnsi="Times New Roman"/>
-          <w:b/>
-          <w:sz w:val="28"/>
-        </w:rPr>
-        <w:t>Этап 1 (Заведующий выпускающей кафедрой):</w:t>
-      </w:r>
-      <w:r>
-        <w:rPr>
-          <w:rFonts w:ascii="Times New Roman" w:hAnsi="Times New Roman"/>
-          <w:sz w:val="28"/>
-        </w:rPr>
-        <w:t xml:space="preserve"> согласование проекта УП на заседании кафедры (статус: *ПОДПИСАНО*, ЭЦП от 03.10.2026);</w:t>
-      </w:r>
-    </w:p>
-    <w:p>
-      <w:pPr>
-        <w:spacing w:line="276" w:lineRule="auto" w:after="60"/>
-        <w:ind w:left="1134"/>
-        <w:jc w:val="both"/>
-      </w:pPr>
-      <w:r>
-        <w:rPr>
-          <w:rFonts w:ascii="Times New Roman" w:hAnsi="Times New Roman"/>
-          <w:b w:val="0"/>
-          <w:sz w:val="28"/>
-        </w:rPr>
-        <w:t xml:space="preserve">• </w:t>
-      </w:r>
-      <w:r>
-        <w:rPr>
-          <w:rFonts w:ascii="Times New Roman" w:hAnsi="Times New Roman"/>
-          <w:sz w:val="28"/>
-        </w:rPr>
-      </w:r>
-      <w:r>
-        <w:rPr>
-          <w:rFonts w:ascii="Times New Roman" w:hAnsi="Times New Roman"/>
-          <w:b/>
-          <w:sz w:val="28"/>
-        </w:rPr>
-        <w:t>Этап 2 (Начальник Центра АНОК):</w:t>
-      </w:r>
-      <w:r>
-        <w:rPr>
-          <w:rFonts w:ascii="Times New Roman" w:hAnsi="Times New Roman"/>
-          <w:sz w:val="28"/>
-        </w:rPr>
-        <w:t xml:space="preserve"> подтверждение успешного прохождения экспертизы ФГОС (статус: *ПОДПИСАНО*, ЭЦП от 04.10.2026);</w:t>
-      </w:r>
-    </w:p>
-    <w:p>
-      <w:pPr>
-        <w:spacing w:line="276" w:lineRule="auto" w:after="60"/>
-        <w:ind w:left="1134"/>
-        <w:jc w:val="both"/>
-      </w:pPr>
-      <w:r>
-        <w:rPr>
-          <w:rFonts w:ascii="Times New Roman" w:hAnsi="Times New Roman"/>
-          <w:b w:val="0"/>
-          <w:sz w:val="28"/>
-        </w:rPr>
-        <w:t xml:space="preserve">• </w:t>
-      </w:r>
-      <w:r>
-        <w:rPr>
-          <w:rFonts w:ascii="Times New Roman" w:hAnsi="Times New Roman"/>
-          <w:sz w:val="28"/>
-        </w:rPr>
-      </w:r>
-      <w:r>
-        <w:rPr>
-          <w:rFonts w:ascii="Times New Roman" w:hAnsi="Times New Roman"/>
-          <w:b/>
-          <w:sz w:val="28"/>
-        </w:rPr>
-        <w:t>Этап 3 (Проректор по учебной работе):</w:t>
-      </w:r>
-      <w:r>
-        <w:rPr>
-          <w:rFonts w:ascii="Times New Roman" w:hAnsi="Times New Roman"/>
-          <w:sz w:val="28"/>
-        </w:rPr>
-        <w:t xml:space="preserve"> текущий активный этап согласования (статус: *ОЖИДАЕТСЯ*);</w:t>
-      </w:r>
-    </w:p>
-    <w:p>
-      <w:pPr>
-        <w:spacing w:line="276" w:lineRule="auto" w:after="60"/>
-        <w:ind w:left="1134"/>
-        <w:jc w:val="both"/>
-      </w:pPr>
-      <w:r>
-        <w:rPr>
-          <w:rFonts w:ascii="Times New Roman" w:hAnsi="Times New Roman"/>
-          <w:b w:val="0"/>
-          <w:sz w:val="28"/>
-        </w:rPr>
-        <w:t xml:space="preserve">• </w:t>
-      </w:r>
-      <w:r>
-        <w:rPr>
-          <w:rFonts w:ascii="Times New Roman" w:hAnsi="Times New Roman"/>
-          <w:sz w:val="28"/>
-        </w:rPr>
-      </w:r>
-      <w:r>
-        <w:rPr>
-          <w:rFonts w:ascii="Times New Roman" w:hAnsi="Times New Roman"/>
-          <w:b/>
-          <w:sz w:val="28"/>
-        </w:rPr>
-        <w:t>Этап 4 (Утверждение Ученым советом и подписание Ректором):</w:t>
-      </w:r>
-      <w:r>
-        <w:rPr>
-          <w:rFonts w:ascii="Times New Roman" w:hAnsi="Times New Roman"/>
-          <w:sz w:val="28"/>
-        </w:rPr>
-        <w:t xml:space="preserve"> финальный ввод УП в действие (статус: *ПЛАН*).</w:t>
-      </w:r>
-    </w:p>
-    <w:p>
-      <w:pPr>
-        <w:spacing w:line="276" w:lineRule="auto" w:after="60"/>
-        <w:ind w:left="709"/>
-        <w:jc w:val="both"/>
-      </w:pPr>
-      <w:r>
-        <w:rPr>
-          <w:rFonts w:ascii="Times New Roman" w:hAnsi="Times New Roman"/>
-          <w:b/>
-          <w:sz w:val="28"/>
-        </w:rPr>
-        <w:t xml:space="preserve">2. </w:t>
-      </w:r>
-      <w:r>
-        <w:rPr>
-          <w:rFonts w:ascii="Times New Roman" w:hAnsi="Times New Roman"/>
-          <w:sz w:val="28"/>
-        </w:rPr>
-      </w:r>
-      <w:r>
-        <w:rPr>
-          <w:rFonts w:ascii="Times New Roman" w:hAnsi="Times New Roman"/>
-          <w:b/>
-          <w:sz w:val="28"/>
-        </w:rPr>
-        <w:t>Криптографический блок подписания:</w:t>
-      </w:r>
-      <w:r>
-        <w:rPr>
-          <w:rFonts w:ascii="Times New Roman" w:hAnsi="Times New Roman"/>
-          <w:sz w:val="28"/>
-        </w:rPr>
-      </w:r>
-    </w:p>
-    <w:p>
-      <w:pPr>
-        <w:spacing w:line="276" w:lineRule="auto" w:after="60"/>
-        <w:ind w:left="1134"/>
-        <w:jc w:val="both"/>
-      </w:pPr>
-      <w:r>
-        <w:rPr>
-          <w:rFonts w:ascii="Times New Roman" w:hAnsi="Times New Roman"/>
-          <w:b w:val="0"/>
-          <w:sz w:val="28"/>
-        </w:rPr>
-        <w:t xml:space="preserve">• </w:t>
-      </w:r>
-      <w:r>
-        <w:rPr>
-          <w:rFonts w:ascii="Times New Roman" w:hAnsi="Times New Roman"/>
-          <w:sz w:val="28"/>
-        </w:rPr>
-        <w:t xml:space="preserve">Отображение контрольного хеша электронного документа, рассчитанного по алгоритму </w:t>
-      </w:r>
-      <w:r>
-        <w:rPr>
-          <w:rFonts w:ascii="Times New Roman" w:hAnsi="Times New Roman"/>
-          <w:b/>
-          <w:sz w:val="28"/>
-        </w:rPr>
-        <w:t>SHA-256</w:t>
-      </w:r>
-      <w:r>
-        <w:rPr>
-          <w:rFonts w:ascii="Times New Roman" w:hAnsi="Times New Roman"/>
-          <w:sz w:val="28"/>
-        </w:rPr>
-        <w:t xml:space="preserve"> (`a7f5c9e2b1d408f617a2...`);</w:t>
-      </w:r>
-    </w:p>
-    <w:p>
-      <w:pPr>
-        <w:spacing w:line="276" w:lineRule="auto" w:after="60"/>
-        <w:ind w:left="1134"/>
-        <w:jc w:val="both"/>
-      </w:pPr>
-      <w:r>
-        <w:rPr>
-          <w:rFonts w:ascii="Times New Roman" w:hAnsi="Times New Roman"/>
-          <w:b w:val="0"/>
-          <w:sz w:val="28"/>
-        </w:rPr>
-        <w:t xml:space="preserve">• </w:t>
-      </w:r>
-      <w:r>
-        <w:rPr>
-          <w:rFonts w:ascii="Times New Roman" w:hAnsi="Times New Roman"/>
-          <w:sz w:val="28"/>
-        </w:rPr>
-        <w:t>Верификация параметров сертификата ЭЦП (УЦ Федерального Казначейства, ГОСТ Р 34.10-2012, срок действия);</w:t>
-      </w:r>
-    </w:p>
-    <w:p>
-      <w:pPr>
-        <w:spacing w:line="276" w:lineRule="auto" w:after="60"/>
-        <w:ind w:left="1134"/>
-        <w:jc w:val="both"/>
-      </w:pPr>
-      <w:r>
-        <w:rPr>
-          <w:rFonts w:ascii="Times New Roman" w:hAnsi="Times New Roman"/>
-          <w:b w:val="0"/>
-          <w:sz w:val="28"/>
-        </w:rPr>
-        <w:t xml:space="preserve">• </w:t>
-      </w:r>
-      <w:r>
-        <w:rPr>
-          <w:rFonts w:ascii="Times New Roman" w:hAnsi="Times New Roman"/>
-          <w:sz w:val="28"/>
-        </w:rPr>
-        <w:t>Поле ввода PIN-кода аппаратного ключевого носителя (Рутокен / JaCarta), кнопки *«Наложить ЭЦП и отправить»* и *«Вернуть на доработку с замечанием»*.</w:t>
-      </w:r>
-    </w:p>
-    <w:p>
-      <w:pPr>
-        <w:spacing w:before="160" w:after="80"/>
-        <w:jc w:val="left"/>
-      </w:pPr>
-      <w:r>
-        <w:rPr>
-          <w:rFonts w:ascii="Times New Roman" w:hAnsi="Times New Roman"/>
-          <w:b/>
-          <w:sz w:val="26"/>
-        </w:rPr>
-        <w:t>3.5. Раздел «Служебные записки и актуализация УП (Diff-трекер)»</w:t>
-      </w:r>
-    </w:p>
-    <w:p>
-      <w:pPr>
-        <w:spacing w:line="276" w:lineRule="auto" w:after="120"/>
-        <w:ind w:firstLine="709"/>
-        <w:jc w:val="both"/>
-      </w:pPr>
-      <w:r>
-        <w:rPr>
-          <w:rFonts w:ascii="Times New Roman" w:hAnsi="Times New Roman"/>
-          <w:sz w:val="28"/>
-        </w:rPr>
-      </w:r>
-      <w:r>
-        <w:rPr>
-          <w:rFonts w:ascii="Times New Roman" w:hAnsi="Times New Roman"/>
-          <w:b/>
-          <w:sz w:val="28"/>
-        </w:rPr>
-        <w:t>Назначение раздела:</w:t>
-      </w:r>
-      <w:r>
-        <w:rPr>
-          <w:rFonts w:ascii="Times New Roman" w:hAnsi="Times New Roman"/>
-          <w:sz w:val="28"/>
-        </w:rPr>
-        <w:t xml:space="preserve"> Автоматизация регламента внесения изменений в утвержденные учебные планы до начала семестра на основании служебных записок, завизированных выпускающей и реализующей кафедрами.</w:t>
-      </w:r>
-    </w:p>
-    <w:p>
-      <w:pPr>
-        <w:spacing w:before="200" w:after="80"/>
-        <w:jc w:val="center"/>
-      </w:pPr>
-      <w:r>
-        <w:drawing>
-          <wp:inline xmlns:a="http://schemas.openxmlformats.org/drawingml/2006/main" xmlns:pic="http://schemas.openxmlformats.org/drawingml/2006/picture">
-            <wp:extent cx="5760000" cy="3626667"/>
-            <wp:docPr id="6" name="Picture 6"/>
-            <wp:cNvGraphicFramePr>
-              <a:graphicFrameLocks noChangeAspect="1"/>
-            </wp:cNvGraphicFramePr>
-            <a:graphic>
-              <a:graphicData uri="http://schemas.openxmlformats.org/drawingml/2006/picture">
-                <pic:pic>
-                  <pic:nvPicPr>
-                    <pic:cNvPr id="0" name="section_service_memos.png"/>
-                    <pic:cNvPicPr/>
-                  </pic:nvPicPr>
-                  <pic:blipFill>
-                    <a:blip r:embed="rId15"/>
-                    <a:stretch>
-                      <a:fillRect/>
-                    </a:stretch>
-                  </pic:blipFill>
-                  <pic:spPr>
-                    <a:xfrm>
-                      <a:off x="0" y="0"/>
-                      <a:ext cx="5760000" cy="3626667"/>
-                    </a:xfrm>
-                    <a:prstGeom prst="rect"/>
-                  </pic:spPr>
-                </pic:pic>
-              </a:graphicData>
-            </a:graphic>
-          </wp:inline>
-        </w:drawing>
-      </w:r>
-    </w:p>
-    <w:p>
-      <w:pPr>
-        <w:spacing w:before="80" w:after="240"/>
-        <w:jc w:val="center"/>
-      </w:pPr>
-      <w:r>
-        <w:rPr>
-          <w:rFonts w:ascii="Times New Roman" w:hAnsi="Times New Roman"/>
-          <w:i/>
-          <w:sz w:val="24"/>
-        </w:rPr>
-        <w:t>Рисунок 6 — Служебные записки и Diff-трекер</w:t>
-      </w:r>
-    </w:p>
-    <w:p>
-      <w:pPr>
-        <w:spacing w:before="160" w:after="80"/>
-        <w:jc w:val="left"/>
-      </w:pPr>
-      <w:r>
-        <w:rPr>
-          <w:rFonts w:ascii="Times New Roman" w:hAnsi="Times New Roman"/>
-          <w:b/>
-          <w:sz w:val="26"/>
-        </w:rPr>
-        <w:t>Структура и компоненты страницы:</w:t>
-      </w:r>
-    </w:p>
-    <w:p>
-      <w:pPr>
-        <w:spacing w:line="276" w:lineRule="auto" w:after="60"/>
-        <w:ind w:left="709"/>
-        <w:jc w:val="both"/>
-      </w:pPr>
-      <w:r>
-        <w:rPr>
-          <w:rFonts w:ascii="Times New Roman" w:hAnsi="Times New Roman"/>
-          <w:b/>
-          <w:sz w:val="28"/>
-        </w:rPr>
-        <w:t xml:space="preserve">1. </w:t>
-      </w:r>
-      <w:r>
-        <w:rPr>
-          <w:rFonts w:ascii="Times New Roman" w:hAnsi="Times New Roman"/>
-          <w:sz w:val="28"/>
-        </w:rPr>
-      </w:r>
-      <w:r>
-        <w:rPr>
-          <w:rFonts w:ascii="Times New Roman" w:hAnsi="Times New Roman"/>
-          <w:b/>
-          <w:sz w:val="28"/>
-        </w:rPr>
-        <w:t>Карточка служебной записки:</w:t>
-      </w:r>
-      <w:r>
-        <w:rPr>
-          <w:rFonts w:ascii="Times New Roman" w:hAnsi="Times New Roman"/>
-          <w:sz w:val="28"/>
-        </w:rPr>
-      </w:r>
-    </w:p>
-    <w:p>
-      <w:pPr>
-        <w:spacing w:line="276" w:lineRule="auto" w:after="60"/>
-        <w:ind w:left="1134"/>
-        <w:jc w:val="both"/>
-      </w:pPr>
-      <w:r>
-        <w:rPr>
-          <w:rFonts w:ascii="Times New Roman" w:hAnsi="Times New Roman"/>
-          <w:b w:val="0"/>
-          <w:sz w:val="28"/>
-        </w:rPr>
-        <w:t xml:space="preserve">• </w:t>
-      </w:r>
-      <w:r>
-        <w:rPr>
-          <w:rFonts w:ascii="Times New Roman" w:hAnsi="Times New Roman"/>
-          <w:sz w:val="28"/>
-        </w:rPr>
-        <w:t>Регистрационный номер документа (`СЗ-2026/048`), дата, текстовое обоснование причин корректировки УП, кафедры-участники.</w:t>
-      </w:r>
-    </w:p>
-    <w:p>
-      <w:pPr>
-        <w:spacing w:line="276" w:lineRule="auto" w:after="60"/>
-        <w:ind w:left="709"/>
-        <w:jc w:val="both"/>
-      </w:pPr>
-      <w:r>
-        <w:rPr>
-          <w:rFonts w:ascii="Times New Roman" w:hAnsi="Times New Roman"/>
-          <w:b/>
-          <w:sz w:val="28"/>
-        </w:rPr>
-        <w:t xml:space="preserve">2. </w:t>
-      </w:r>
-      <w:r>
-        <w:rPr>
-          <w:rFonts w:ascii="Times New Roman" w:hAnsi="Times New Roman"/>
-          <w:sz w:val="28"/>
-        </w:rPr>
-      </w:r>
-      <w:r>
-        <w:rPr>
-          <w:rFonts w:ascii="Times New Roman" w:hAnsi="Times New Roman"/>
-          <w:b/>
-          <w:sz w:val="28"/>
-        </w:rPr>
-        <w:t>Интерактивный блок Diff-сопоставления («Было» / «Стало»):</w:t>
-      </w:r>
-      <w:r>
-        <w:rPr>
-          <w:rFonts w:ascii="Times New Roman" w:hAnsi="Times New Roman"/>
-          <w:sz w:val="28"/>
-        </w:rPr>
-      </w:r>
-    </w:p>
-    <w:p>
-      <w:pPr>
-        <w:spacing w:line="276" w:lineRule="auto" w:after="60"/>
-        <w:ind w:left="1134"/>
-        <w:jc w:val="both"/>
-      </w:pPr>
-      <w:r>
-        <w:rPr>
-          <w:rFonts w:ascii="Times New Roman" w:hAnsi="Times New Roman"/>
-          <w:b w:val="0"/>
-          <w:sz w:val="28"/>
-        </w:rPr>
-        <w:t xml:space="preserve">• </w:t>
-      </w:r>
-      <w:r>
-        <w:rPr>
-          <w:rFonts w:ascii="Times New Roman" w:hAnsi="Times New Roman"/>
-          <w:sz w:val="28"/>
-        </w:rPr>
-      </w:r>
-      <w:r>
-        <w:rPr>
-          <w:rFonts w:ascii="Times New Roman" w:hAnsi="Times New Roman"/>
-          <w:b/>
-          <w:sz w:val="28"/>
-        </w:rPr>
-        <w:t>Колонка «Было» (Исходная редакция v1.0):</w:t>
-      </w:r>
-      <w:r>
-        <w:rPr>
-          <w:rFonts w:ascii="Times New Roman" w:hAnsi="Times New Roman"/>
-          <w:sz w:val="28"/>
-        </w:rPr>
-        <w:t xml:space="preserve"> отображает прежние параметры дисциплины (напр. *Математический анализ, 3 з.е., Зачет*);</w:t>
-      </w:r>
-    </w:p>
-    <w:p>
-      <w:pPr>
-        <w:spacing w:line="276" w:lineRule="auto" w:after="60"/>
-        <w:ind w:left="1134"/>
-        <w:jc w:val="both"/>
-      </w:pPr>
-      <w:r>
-        <w:rPr>
-          <w:rFonts w:ascii="Times New Roman" w:hAnsi="Times New Roman"/>
-          <w:b w:val="0"/>
-          <w:sz w:val="28"/>
-        </w:rPr>
-        <w:t xml:space="preserve">• </w:t>
-      </w:r>
-      <w:r>
-        <w:rPr>
-          <w:rFonts w:ascii="Times New Roman" w:hAnsi="Times New Roman"/>
-          <w:sz w:val="28"/>
-        </w:rPr>
-      </w:r>
-      <w:r>
-        <w:rPr>
-          <w:rFonts w:ascii="Times New Roman" w:hAnsi="Times New Roman"/>
-          <w:b/>
-          <w:sz w:val="28"/>
-        </w:rPr>
-        <w:t>Колонка «Стало» (Предлагаемые изменения v1.1):</w:t>
-      </w:r>
-      <w:r>
-        <w:rPr>
-          <w:rFonts w:ascii="Times New Roman" w:hAnsi="Times New Roman"/>
-          <w:sz w:val="28"/>
-        </w:rPr>
-        <w:t xml:space="preserve"> выделяет зеленым цветом корректировки (напр. *Математический анализ, 5 з.е., Экзамен*).</w:t>
-      </w:r>
-    </w:p>
-    <w:p>
-      <w:pPr>
-        <w:spacing w:line="276" w:lineRule="auto" w:after="60"/>
-        <w:ind w:left="709"/>
-        <w:jc w:val="both"/>
-      </w:pPr>
-      <w:r>
-        <w:rPr>
-          <w:rFonts w:ascii="Times New Roman" w:hAnsi="Times New Roman"/>
-          <w:b/>
-          <w:sz w:val="28"/>
-        </w:rPr>
-        <w:t xml:space="preserve">3. </w:t>
-      </w:r>
-      <w:r>
-        <w:rPr>
-          <w:rFonts w:ascii="Times New Roman" w:hAnsi="Times New Roman"/>
-          <w:sz w:val="28"/>
-        </w:rPr>
-      </w:r>
-      <w:r>
-        <w:rPr>
-          <w:rFonts w:ascii="Times New Roman" w:hAnsi="Times New Roman"/>
-          <w:b/>
-          <w:sz w:val="28"/>
-        </w:rPr>
-        <w:t>Двусторонняя виза кафедр:</w:t>
-      </w:r>
-      <w:r>
-        <w:rPr>
-          <w:rFonts w:ascii="Times New Roman" w:hAnsi="Times New Roman"/>
-          <w:sz w:val="28"/>
-        </w:rPr>
-      </w:r>
-    </w:p>
-    <w:p>
-      <w:pPr>
-        <w:spacing w:line="276" w:lineRule="auto" w:after="60"/>
-        <w:ind w:left="1134"/>
-        <w:jc w:val="both"/>
-      </w:pPr>
-      <w:r>
-        <w:rPr>
-          <w:rFonts w:ascii="Times New Roman" w:hAnsi="Times New Roman"/>
-          <w:b w:val="0"/>
-          <w:sz w:val="28"/>
-        </w:rPr>
-        <w:t xml:space="preserve">• </w:t>
-      </w:r>
-      <w:r>
-        <w:rPr>
-          <w:rFonts w:ascii="Times New Roman" w:hAnsi="Times New Roman"/>
-          <w:sz w:val="28"/>
-        </w:rPr>
-        <w:t>Фиксация электронной подписи заведующего выпускающей кафедрой (инициатор) и заведующего реализующей кафедрой (исполнитель).</w:t>
-      </w:r>
-    </w:p>
-    <w:p>
-      <w:pPr>
-        <w:spacing w:line="276" w:lineRule="auto" w:after="60"/>
-        <w:ind w:left="709"/>
-        <w:jc w:val="both"/>
-      </w:pPr>
-      <w:r>
-        <w:rPr>
-          <w:rFonts w:ascii="Times New Roman" w:hAnsi="Times New Roman"/>
-          <w:b/>
-          <w:sz w:val="28"/>
-        </w:rPr>
-        <w:t xml:space="preserve">4. </w:t>
-      </w:r>
-      <w:r>
-        <w:rPr>
-          <w:rFonts w:ascii="Times New Roman" w:hAnsi="Times New Roman"/>
-          <w:sz w:val="28"/>
-        </w:rPr>
-      </w:r>
-      <w:r>
-        <w:rPr>
-          <w:rFonts w:ascii="Times New Roman" w:hAnsi="Times New Roman"/>
-          <w:b/>
-          <w:sz w:val="28"/>
-        </w:rPr>
-        <w:t>Резолюция АНОК и версионирование:</w:t>
-      </w:r>
-      <w:r>
-        <w:rPr>
-          <w:rFonts w:ascii="Times New Roman" w:hAnsi="Times New Roman"/>
-          <w:sz w:val="28"/>
-        </w:rPr>
-      </w:r>
-    </w:p>
-    <w:p>
-      <w:pPr>
-        <w:spacing w:line="276" w:lineRule="auto" w:after="60"/>
-        <w:ind w:left="1134"/>
-        <w:jc w:val="both"/>
-      </w:pPr>
-      <w:r>
-        <w:rPr>
-          <w:rFonts w:ascii="Times New Roman" w:hAnsi="Times New Roman"/>
-          <w:b w:val="0"/>
-          <w:sz w:val="28"/>
-        </w:rPr>
-        <w:t xml:space="preserve">• </w:t>
-      </w:r>
-      <w:r>
-        <w:rPr>
-          <w:rFonts w:ascii="Times New Roman" w:hAnsi="Times New Roman"/>
-          <w:sz w:val="28"/>
-        </w:rPr>
-        <w:t>Решение эксперта АНОК после повторного автоматического прогона через валидатор ФГОС и перевод учебного плана на актуальную версию (`v1.1`).</w:t>
-      </w:r>
-    </w:p>
-    <w:p>
-      <w:pPr>
-        <w:spacing w:before="160" w:after="80"/>
-        <w:jc w:val="left"/>
-      </w:pPr>
-      <w:r>
-        <w:rPr>
-          <w:rFonts w:ascii="Times New Roman" w:hAnsi="Times New Roman"/>
-          <w:b/>
-          <w:sz w:val="26"/>
-        </w:rPr>
-        <w:t>3.6. Раздел «Каталог образовательных программ и справочник стандартов ФГОС»</w:t>
-      </w:r>
-    </w:p>
-    <w:p>
-      <w:pPr>
-        <w:spacing w:line="276" w:lineRule="auto" w:after="120"/>
-        <w:ind w:firstLine="709"/>
-        <w:jc w:val="both"/>
-      </w:pPr>
-      <w:r>
-        <w:rPr>
-          <w:rFonts w:ascii="Times New Roman" w:hAnsi="Times New Roman"/>
-          <w:sz w:val="28"/>
-        </w:rPr>
-      </w:r>
-      <w:r>
-        <w:rPr>
-          <w:rFonts w:ascii="Times New Roman" w:hAnsi="Times New Roman"/>
-          <w:b/>
-          <w:sz w:val="28"/>
-        </w:rPr>
-        <w:t>Назначение раздела:</w:t>
-      </w:r>
-      <w:r>
-        <w:rPr>
-          <w:rFonts w:ascii="Times New Roman" w:hAnsi="Times New Roman"/>
-          <w:sz w:val="28"/>
-        </w:rPr>
-        <w:t xml:space="preserve"> Ведение нормативно-справочной базы направлений подготовки, уровней высшего образования и приказов Минобрнауки РФ.</w:t>
-      </w:r>
-    </w:p>
-    <w:p>
-      <w:pPr>
-        <w:spacing w:before="200" w:after="80"/>
-        <w:jc w:val="center"/>
-      </w:pPr>
-      <w:r>
-        <w:drawing>
-          <wp:inline xmlns:a="http://schemas.openxmlformats.org/drawingml/2006/main" xmlns:pic="http://schemas.openxmlformats.org/drawingml/2006/picture">
-            <wp:extent cx="5760000" cy="3626667"/>
-            <wp:docPr id="7" name="Picture 7"/>
-            <wp:cNvGraphicFramePr>
-              <a:graphicFrameLocks noChangeAspect="1"/>
-            </wp:cNvGraphicFramePr>
-            <a:graphic>
-              <a:graphicData uri="http://schemas.openxmlformats.org/drawingml/2006/picture">
-                <pic:pic>
-                  <pic:nvPicPr>
-                    <pic:cNvPr id="0" name="section_programs_and_standards.png"/>
-                    <pic:cNvPicPr/>
-                  </pic:nvPicPr>
-                  <pic:blipFill>
-                    <a:blip r:embed="rId16"/>
-                    <a:stretch>
-                      <a:fillRect/>
-                    </a:stretch>
-                  </pic:blipFill>
-                  <pic:spPr>
-                    <a:xfrm>
-                      <a:off x="0" y="0"/>
-                      <a:ext cx="5760000" cy="3626667"/>
-                    </a:xfrm>
-                    <a:prstGeom prst="rect"/>
-                  </pic:spPr>
-                </pic:pic>
-              </a:graphicData>
-            </a:graphic>
-          </wp:inline>
-        </w:drawing>
-      </w:r>
-    </w:p>
-    <w:p>
-      <w:pPr>
-        <w:spacing w:before="80" w:after="240"/>
-        <w:jc w:val="center"/>
-      </w:pPr>
-      <w:r>
-        <w:rPr>
-          <w:rFonts w:ascii="Times New Roman" w:hAnsi="Times New Roman"/>
-          <w:i/>
-          <w:sz w:val="24"/>
-        </w:rPr>
-        <w:t>Рисунок 7 — Каталог программ и стандартов</w:t>
-      </w:r>
-    </w:p>
-    <w:p>
-      <w:pPr>
-        <w:spacing w:before="160" w:after="80"/>
-        <w:jc w:val="left"/>
-      </w:pPr>
-      <w:r>
-        <w:rPr>
-          <w:rFonts w:ascii="Times New Roman" w:hAnsi="Times New Roman"/>
-          <w:b/>
-          <w:sz w:val="26"/>
-        </w:rPr>
-        <w:t>Структура и компоненты страницы:</w:t>
-      </w:r>
-    </w:p>
-    <w:p>
-      <w:pPr>
-        <w:spacing w:line="276" w:lineRule="auto" w:after="60"/>
-        <w:ind w:left="709"/>
-        <w:jc w:val="both"/>
-      </w:pPr>
-      <w:r>
-        <w:rPr>
-          <w:rFonts w:ascii="Times New Roman" w:hAnsi="Times New Roman"/>
-          <w:b/>
-          <w:sz w:val="28"/>
-        </w:rPr>
-        <w:t xml:space="preserve">1. </w:t>
-      </w:r>
-      <w:r>
-        <w:rPr>
-          <w:rFonts w:ascii="Times New Roman" w:hAnsi="Times New Roman"/>
-          <w:sz w:val="28"/>
-        </w:rPr>
-      </w:r>
-      <w:r>
-        <w:rPr>
-          <w:rFonts w:ascii="Times New Roman" w:hAnsi="Times New Roman"/>
-          <w:b/>
-          <w:sz w:val="28"/>
-        </w:rPr>
-        <w:t>Карточки образовательных программ (страница `/programs`):</w:t>
-      </w:r>
-      <w:r>
-        <w:rPr>
-          <w:rFonts w:ascii="Times New Roman" w:hAnsi="Times New Roman"/>
-          <w:sz w:val="28"/>
-        </w:rPr>
-      </w:r>
-    </w:p>
-    <w:p>
-      <w:pPr>
-        <w:spacing w:line="276" w:lineRule="auto" w:after="60"/>
-        <w:ind w:left="1134"/>
-        <w:jc w:val="both"/>
-      </w:pPr>
-      <w:r>
-        <w:rPr>
-          <w:rFonts w:ascii="Times New Roman" w:hAnsi="Times New Roman"/>
-          <w:b w:val="0"/>
-          <w:sz w:val="28"/>
-        </w:rPr>
-        <w:t xml:space="preserve">• </w:t>
-      </w:r>
-      <w:r>
-        <w:rPr>
-          <w:rFonts w:ascii="Times New Roman" w:hAnsi="Times New Roman"/>
-          <w:sz w:val="28"/>
-        </w:rPr>
-        <w:t>Информационные блоки по направлениям: *09.03.01 Информатика и ВТ*, *09.03.04 Программная инженерия*, *01.03.02 Прикладная математика*, *10.05.03 Информационная безопасность*, *09.04.01 Компьютерные интеллектуальные системы*.</w:t>
-      </w:r>
-    </w:p>
-    <w:p>
-      <w:pPr>
-        <w:spacing w:line="276" w:lineRule="auto" w:after="60"/>
-        <w:ind w:left="1134"/>
-        <w:jc w:val="both"/>
-      </w:pPr>
-      <w:r>
-        <w:rPr>
-          <w:rFonts w:ascii="Times New Roman" w:hAnsi="Times New Roman"/>
-          <w:b w:val="0"/>
-          <w:sz w:val="28"/>
-        </w:rPr>
-        <w:t xml:space="preserve">• </w:t>
-      </w:r>
-      <w:r>
-        <w:rPr>
-          <w:rFonts w:ascii="Times New Roman" w:hAnsi="Times New Roman"/>
-          <w:sz w:val="28"/>
-        </w:rPr>
-        <w:t>Цветовые бейджи уровней образования (*Бакалавриат*, *Специалитет*, *Магистратура*), привязка к ФГОС и выпускающим кафедрам.</w:t>
-      </w:r>
-    </w:p>
-    <w:p>
-      <w:pPr>
-        <w:spacing w:line="276" w:lineRule="auto" w:after="60"/>
-        <w:ind w:left="709"/>
-        <w:jc w:val="both"/>
-      </w:pPr>
-      <w:r>
-        <w:rPr>
-          <w:rFonts w:ascii="Times New Roman" w:hAnsi="Times New Roman"/>
-          <w:b/>
-          <w:sz w:val="28"/>
-        </w:rPr>
-        <w:t xml:space="preserve">2. </w:t>
-      </w:r>
-      <w:r>
-        <w:rPr>
-          <w:rFonts w:ascii="Times New Roman" w:hAnsi="Times New Roman"/>
-          <w:sz w:val="28"/>
-        </w:rPr>
-      </w:r>
-      <w:r>
-        <w:rPr>
-          <w:rFonts w:ascii="Times New Roman" w:hAnsi="Times New Roman"/>
-          <w:b/>
-          <w:sz w:val="28"/>
-        </w:rPr>
-        <w:t>Справочник стандартов ФГОС ВО 3++ (страница `/standards`):</w:t>
-      </w:r>
-      <w:r>
-        <w:rPr>
-          <w:rFonts w:ascii="Times New Roman" w:hAnsi="Times New Roman"/>
-          <w:sz w:val="28"/>
-        </w:rPr>
-      </w:r>
-    </w:p>
-    <w:p>
-      <w:pPr>
-        <w:spacing w:line="276" w:lineRule="auto" w:after="60"/>
-        <w:ind w:left="1134"/>
-        <w:jc w:val="both"/>
-      </w:pPr>
-      <w:r>
-        <w:rPr>
-          <w:rFonts w:ascii="Times New Roman" w:hAnsi="Times New Roman"/>
-          <w:b w:val="0"/>
-          <w:sz w:val="28"/>
-        </w:rPr>
-        <w:t xml:space="preserve">• </w:t>
-      </w:r>
-      <w:r>
-        <w:rPr>
-          <w:rFonts w:ascii="Times New Roman" w:hAnsi="Times New Roman"/>
-          <w:sz w:val="28"/>
-        </w:rPr>
-        <w:t>Нормативные параметры стандартов: утвержденная трудоемкость (240 / 300 / 120 з.е.), максимальное число экзаменов в сессию ($\le 5$), минимальные лимиты практик и ГИА.</w:t>
-      </w:r>
-    </w:p>
-    <w:p>
-      <w:pPr>
-        <w:spacing w:line="276" w:lineRule="auto" w:after="60"/>
-        <w:ind w:left="709"/>
-        <w:jc w:val="both"/>
-      </w:pPr>
-      <w:r>
-        <w:rPr>
-          <w:rFonts w:ascii="Times New Roman" w:hAnsi="Times New Roman"/>
-          <w:b/>
-          <w:sz w:val="28"/>
-        </w:rPr>
-        <w:t xml:space="preserve">3. </w:t>
-      </w:r>
-      <w:r>
-        <w:rPr>
-          <w:rFonts w:ascii="Times New Roman" w:hAnsi="Times New Roman"/>
-          <w:sz w:val="28"/>
-        </w:rPr>
-      </w:r>
-      <w:r>
-        <w:rPr>
-          <w:rFonts w:ascii="Times New Roman" w:hAnsi="Times New Roman"/>
-          <w:b/>
-          <w:sz w:val="28"/>
-        </w:rPr>
-        <w:t>Справочник подразделений вуза (страница `/departments`):</w:t>
-      </w:r>
-      <w:r>
-        <w:rPr>
-          <w:rFonts w:ascii="Times New Roman" w:hAnsi="Times New Roman"/>
-          <w:sz w:val="28"/>
-        </w:rPr>
-      </w:r>
-    </w:p>
-    <w:p>
-      <w:pPr>
-        <w:spacing w:line="276" w:lineRule="auto" w:after="60"/>
-        <w:ind w:left="1134"/>
-        <w:jc w:val="both"/>
-      </w:pPr>
-      <w:r>
-        <w:rPr>
-          <w:rFonts w:ascii="Times New Roman" w:hAnsi="Times New Roman"/>
-          <w:b w:val="0"/>
-          <w:sz w:val="28"/>
-        </w:rPr>
-        <w:t xml:space="preserve">• </w:t>
-      </w:r>
-      <w:r>
-        <w:rPr>
-          <w:rFonts w:ascii="Times New Roman" w:hAnsi="Times New Roman"/>
-          <w:sz w:val="28"/>
-        </w:rPr>
-        <w:t>Классификация кафедр по типам (`RELEASING` — выпускающие, `IMPLEMENTING` — реализующие, `EXPERT_ANOK` — Центр АНОК, `MANAGEMENT` — ректорат/УМУ).</w:t>
-      </w:r>
-    </w:p>
-    <w:p>
-      <w:pPr>
-        <w:spacing w:before="160" w:after="80"/>
-        <w:jc w:val="left"/>
-      </w:pPr>
-      <w:r>
-        <w:rPr>
-          <w:rFonts w:ascii="Times New Roman" w:hAnsi="Times New Roman"/>
-          <w:b/>
-          <w:sz w:val="26"/>
-        </w:rPr>
-        <w:t>3.7. Раздел «Журнал аудита, безопасность и история версий»</w:t>
-      </w:r>
-    </w:p>
-    <w:p>
-      <w:pPr>
-        <w:spacing w:line="276" w:lineRule="auto" w:after="120"/>
-        <w:ind w:firstLine="709"/>
-        <w:jc w:val="both"/>
-      </w:pPr>
-      <w:r>
-        <w:rPr>
-          <w:rFonts w:ascii="Times New Roman" w:hAnsi="Times New Roman"/>
-          <w:sz w:val="28"/>
-        </w:rPr>
-      </w:r>
-      <w:r>
-        <w:rPr>
-          <w:rFonts w:ascii="Times New Roman" w:hAnsi="Times New Roman"/>
-          <w:b/>
-          <w:sz w:val="28"/>
-        </w:rPr>
-        <w:t>Назначение раздела:</w:t>
-      </w:r>
-      <w:r>
-        <w:rPr>
-          <w:rFonts w:ascii="Times New Roman" w:hAnsi="Times New Roman"/>
-          <w:sz w:val="28"/>
-        </w:rPr>
-        <w:t xml:space="preserve"> Обеспечение юридической значимости, целостности и прозрачности всех транзакций в системе документооборота корпоративного портала.</w:t>
-      </w:r>
-    </w:p>
-    <w:p>
-      <w:pPr>
-        <w:spacing w:before="200" w:after="80"/>
-        <w:jc w:val="center"/>
-      </w:pPr>
-      <w:r>
-        <w:drawing>
-          <wp:inline xmlns:a="http://schemas.openxmlformats.org/drawingml/2006/main" xmlns:pic="http://schemas.openxmlformats.org/drawingml/2006/picture">
-            <wp:extent cx="5760000" cy="3626667"/>
-            <wp:docPr id="8" name="Picture 8"/>
-            <wp:cNvGraphicFramePr>
-              <a:graphicFrameLocks noChangeAspect="1"/>
-            </wp:cNvGraphicFramePr>
-            <a:graphic>
-              <a:graphicData uri="http://schemas.openxmlformats.org/drawingml/2006/picture">
-                <pic:pic>
-                  <pic:nvPicPr>
-                    <pic:cNvPr id="0" name="section_audit_and_security.png"/>
-                    <pic:cNvPicPr/>
-                  </pic:nvPicPr>
-                  <pic:blipFill>
-                    <a:blip r:embed="rId17"/>
-                    <a:stretch>
-                      <a:fillRect/>
-                    </a:stretch>
-                  </pic:blipFill>
-                  <pic:spPr>
-                    <a:xfrm>
-                      <a:off x="0" y="0"/>
-                      <a:ext cx="5760000" cy="3626667"/>
-                    </a:xfrm>
-                    <a:prstGeom prst="rect"/>
-                  </pic:spPr>
-                </pic:pic>
-              </a:graphicData>
-            </a:graphic>
-          </wp:inline>
-        </w:drawing>
-      </w:r>
-    </w:p>
-    <w:p>
-      <w:pPr>
-        <w:spacing w:before="80" w:after="240"/>
-        <w:jc w:val="center"/>
-      </w:pPr>
-      <w:r>
-        <w:rPr>
-          <w:rFonts w:ascii="Times New Roman" w:hAnsi="Times New Roman"/>
-          <w:i/>
-          <w:sz w:val="24"/>
-        </w:rPr>
-        <w:t>Рисунок 8 — Журнал аудита и безопасности</w:t>
-      </w:r>
-    </w:p>
-    <w:p>
-      <w:pPr>
-        <w:spacing w:before="160" w:after="80"/>
-        <w:jc w:val="left"/>
-      </w:pPr>
-      <w:r>
-        <w:rPr>
-          <w:rFonts w:ascii="Times New Roman" w:hAnsi="Times New Roman"/>
-          <w:b/>
-          <w:sz w:val="26"/>
-        </w:rPr>
-        <w:t>Структура и компоненты страницы:</w:t>
-      </w:r>
-    </w:p>
-    <w:p>
-      <w:pPr>
-        <w:spacing w:line="276" w:lineRule="auto" w:after="60"/>
-        <w:ind w:left="709"/>
-        <w:jc w:val="both"/>
-      </w:pPr>
-      <w:r>
-        <w:rPr>
-          <w:rFonts w:ascii="Times New Roman" w:hAnsi="Times New Roman"/>
-          <w:b/>
-          <w:sz w:val="28"/>
-        </w:rPr>
-        <w:t xml:space="preserve">1. </w:t>
-      </w:r>
-      <w:r>
-        <w:rPr>
-          <w:rFonts w:ascii="Times New Roman" w:hAnsi="Times New Roman"/>
-          <w:sz w:val="28"/>
-        </w:rPr>
-      </w:r>
-      <w:r>
-        <w:rPr>
-          <w:rFonts w:ascii="Times New Roman" w:hAnsi="Times New Roman"/>
-          <w:b/>
-          <w:sz w:val="28"/>
-        </w:rPr>
-        <w:t>Сводная панель безопасности:</w:t>
-      </w:r>
-      <w:r>
-        <w:rPr>
-          <w:rFonts w:ascii="Times New Roman" w:hAnsi="Times New Roman"/>
-          <w:sz w:val="28"/>
-        </w:rPr>
-      </w:r>
-    </w:p>
-    <w:p>
-      <w:pPr>
-        <w:spacing w:line="276" w:lineRule="auto" w:after="60"/>
-        <w:ind w:left="1134"/>
-        <w:jc w:val="both"/>
-      </w:pPr>
-      <w:r>
-        <w:rPr>
-          <w:rFonts w:ascii="Times New Roman" w:hAnsi="Times New Roman"/>
-          <w:b w:val="0"/>
-          <w:sz w:val="28"/>
-        </w:rPr>
-        <w:t xml:space="preserve">• </w:t>
-      </w:r>
-      <w:r>
-        <w:rPr>
-          <w:rFonts w:ascii="Times New Roman" w:hAnsi="Times New Roman"/>
-          <w:sz w:val="28"/>
-        </w:rPr>
-        <w:t>Протоколы шифрования данных (TLS 1.3), СУБД MariaDB 10.6 Cluster, алгоритмы криптографического хеширования SHA-256.</w:t>
-      </w:r>
-    </w:p>
-    <w:p>
-      <w:pPr>
-        <w:spacing w:line="276" w:lineRule="auto" w:after="60"/>
-        <w:ind w:left="709"/>
-        <w:jc w:val="both"/>
-      </w:pPr>
-      <w:r>
-        <w:rPr>
-          <w:rFonts w:ascii="Times New Roman" w:hAnsi="Times New Roman"/>
-          <w:b/>
-          <w:sz w:val="28"/>
-        </w:rPr>
-        <w:t xml:space="preserve">2. </w:t>
-      </w:r>
-      <w:r>
-        <w:rPr>
-          <w:rFonts w:ascii="Times New Roman" w:hAnsi="Times New Roman"/>
-          <w:sz w:val="28"/>
-        </w:rPr>
-      </w:r>
-      <w:r>
-        <w:rPr>
-          <w:rFonts w:ascii="Times New Roman" w:hAnsi="Times New Roman"/>
-          <w:b/>
-          <w:sz w:val="28"/>
-        </w:rPr>
-        <w:t>Таблица журнала системных событий (страница `/audit`):</w:t>
-      </w:r>
-      <w:r>
-        <w:rPr>
-          <w:rFonts w:ascii="Times New Roman" w:hAnsi="Times New Roman"/>
-          <w:sz w:val="28"/>
-        </w:rPr>
-      </w:r>
-    </w:p>
-    <w:p>
-      <w:pPr>
-        <w:spacing w:line="276" w:lineRule="auto" w:after="60"/>
-        <w:ind w:left="1134"/>
-        <w:jc w:val="both"/>
-      </w:pPr>
-      <w:r>
-        <w:rPr>
-          <w:rFonts w:ascii="Times New Roman" w:hAnsi="Times New Roman"/>
-          <w:b w:val="0"/>
-          <w:sz w:val="28"/>
-        </w:rPr>
-        <w:t xml:space="preserve">• </w:t>
-      </w:r>
-      <w:r>
-        <w:rPr>
-          <w:rFonts w:ascii="Times New Roman" w:hAnsi="Times New Roman"/>
-          <w:sz w:val="28"/>
-        </w:rPr>
-        <w:t>Фиксация точного времени события (до миллисекунд), ФИО и системной роли оператора, типа операции (*«Валидация ФГОС 3++»*, *«Наложение визы ЭЦП»*, *«Применение СЗ»*, *«Инициализация УП»*), наименования целевого объекта, IP-адреса и статуса исполнения.</w:t>
-      </w:r>
-    </w:p>
-    <w:p>
-      <w:pPr>
-        <w:spacing w:before="240" w:after="120"/>
-        <w:jc w:val="left"/>
-      </w:pPr>
-      <w:r>
-        <w:rPr>
-          <w:rFonts w:ascii="Times New Roman" w:hAnsi="Times New Roman"/>
-          <w:b/>
-          <w:sz w:val="28"/>
-        </w:rPr>
-        <w:t>4. Заключение</w:t>
-      </w:r>
-    </w:p>
-    <w:p>
-      <w:pPr>
-        <w:spacing w:line="276" w:lineRule="auto" w:after="120"/>
-        <w:ind w:firstLine="709"/>
-        <w:jc w:val="both"/>
-      </w:pPr>
-      <w:r>
-        <w:rPr>
-          <w:rFonts w:ascii="Times New Roman" w:hAnsi="Times New Roman"/>
-          <w:sz w:val="28"/>
-        </w:rPr>
-        <w:t>В результате выполнения лабораторной работы № 4:</w:t>
-      </w:r>
-    </w:p>
-    <w:p>
-      <w:pPr>
-        <w:spacing w:line="276" w:lineRule="auto" w:after="60"/>
-        <w:ind w:left="709"/>
-        <w:jc w:val="both"/>
-      </w:pPr>
-      <w:r>
-        <w:rPr>
-          <w:rFonts w:ascii="Times New Roman" w:hAnsi="Times New Roman"/>
-          <w:b/>
-          <w:sz w:val="28"/>
-        </w:rPr>
-        <w:t xml:space="preserve">1. </w:t>
-      </w:r>
-      <w:r>
-        <w:rPr>
-          <w:rFonts w:ascii="Times New Roman" w:hAnsi="Times New Roman"/>
-          <w:sz w:val="28"/>
-        </w:rPr>
-      </w:r>
-      <w:r>
-        <w:rPr>
-          <w:rFonts w:ascii="Times New Roman" w:hAnsi="Times New Roman"/>
-          <w:b/>
-          <w:sz w:val="28"/>
-        </w:rPr>
-        <w:t>Спроектирована и задокументирована комплексная информационная архитектура</w:t>
-      </w:r>
-      <w:r>
-        <w:rPr>
-          <w:rFonts w:ascii="Times New Roman" w:hAnsi="Times New Roman"/>
-          <w:sz w:val="28"/>
-        </w:rPr>
-        <w:t xml:space="preserve"> корпоративного портала университета (Центр АНОК) в рамках Варианта № 15, включающая 5 иерархических уровней, 13 функциональных страниц и ролевую матрицу доступа (RBAC).</w:t>
-      </w:r>
-    </w:p>
-    <w:p>
-      <w:pPr>
-        <w:spacing w:line="276" w:lineRule="auto" w:after="60"/>
-        <w:ind w:left="709"/>
-        <w:jc w:val="both"/>
-      </w:pPr>
-      <w:r>
-        <w:rPr>
-          <w:rFonts w:ascii="Times New Roman" w:hAnsi="Times New Roman"/>
-          <w:b/>
-          <w:sz w:val="28"/>
-        </w:rPr>
-        <w:t xml:space="preserve">2. </w:t>
-      </w:r>
-      <w:r>
-        <w:rPr>
-          <w:rFonts w:ascii="Times New Roman" w:hAnsi="Times New Roman"/>
-          <w:sz w:val="28"/>
-        </w:rPr>
-      </w:r>
-      <w:r>
-        <w:rPr>
-          <w:rFonts w:ascii="Times New Roman" w:hAnsi="Times New Roman"/>
-          <w:b/>
-          <w:sz w:val="28"/>
-        </w:rPr>
-        <w:t>Сверстаны и программно реализованы ключевые разделы и страницы</w:t>
-      </w:r>
-      <w:r>
-        <w:rPr>
-          <w:rFonts w:ascii="Times New Roman" w:hAnsi="Times New Roman"/>
-          <w:sz w:val="28"/>
-        </w:rPr>
-        <w:t xml:space="preserve"> портала с поддержкой адаптивной верстки (TailwindCSS), современных компонентов интерфейса, семестровых матриц, динамических таблиц и форм наложения квалифицированной ЭЦП.</w:t>
-      </w:r>
-    </w:p>
-    <w:p>
-      <w:pPr>
-        <w:spacing w:line="276" w:lineRule="auto" w:after="60"/>
-        <w:ind w:left="709"/>
-        <w:jc w:val="both"/>
-      </w:pPr>
-      <w:r>
-        <w:rPr>
-          <w:rFonts w:ascii="Times New Roman" w:hAnsi="Times New Roman"/>
-          <w:b/>
-          <w:sz w:val="28"/>
-        </w:rPr>
-        <w:t xml:space="preserve">3. </w:t>
-      </w:r>
-      <w:r>
-        <w:rPr>
-          <w:rFonts w:ascii="Times New Roman" w:hAnsi="Times New Roman"/>
-          <w:sz w:val="28"/>
-        </w:rPr>
-      </w:r>
-      <w:r>
-        <w:rPr>
-          <w:rFonts w:ascii="Times New Roman" w:hAnsi="Times New Roman"/>
-          <w:b/>
-          <w:sz w:val="28"/>
-        </w:rPr>
-        <w:t>Реализованы специализированные модули предметной области:</w:t>
-      </w:r>
-      <w:r>
-        <w:rPr>
-          <w:rFonts w:ascii="Times New Roman" w:hAnsi="Times New Roman"/>
-          <w:sz w:val="28"/>
-        </w:rPr>
-      </w:r>
-    </w:p>
-    <w:p>
-      <w:pPr>
-        <w:spacing w:line="276" w:lineRule="auto" w:after="60"/>
-        <w:ind w:left="1134"/>
-        <w:jc w:val="both"/>
-      </w:pPr>
-      <w:r>
-        <w:rPr>
-          <w:rFonts w:ascii="Times New Roman" w:hAnsi="Times New Roman"/>
-          <w:b w:val="0"/>
-          <w:sz w:val="28"/>
-        </w:rPr>
-        <w:t xml:space="preserve">• </w:t>
-      </w:r>
-      <w:r>
-        <w:rPr>
-          <w:rFonts w:ascii="Times New Roman" w:hAnsi="Times New Roman"/>
-          <w:sz w:val="28"/>
-        </w:rPr>
-        <w:t>Алгоритмический валидатор соблюдения стандартов ФГОС ВО 3++;</w:t>
-      </w:r>
-    </w:p>
-    <w:p>
-      <w:pPr>
-        <w:spacing w:line="276" w:lineRule="auto" w:after="60"/>
-        <w:ind w:left="1134"/>
-        <w:jc w:val="both"/>
-      </w:pPr>
-      <w:r>
-        <w:rPr>
-          <w:rFonts w:ascii="Times New Roman" w:hAnsi="Times New Roman"/>
-          <w:b w:val="0"/>
-          <w:sz w:val="28"/>
-        </w:rPr>
-        <w:t xml:space="preserve">• </w:t>
-      </w:r>
-      <w:r>
-        <w:rPr>
-          <w:rFonts w:ascii="Times New Roman" w:hAnsi="Times New Roman"/>
-          <w:sz w:val="28"/>
-        </w:rPr>
-        <w:t>4-этапный маршрут визирования учебных планов должностными лицами вуза;</w:t>
-      </w:r>
-    </w:p>
-    <w:p>
-      <w:pPr>
-        <w:spacing w:line="276" w:lineRule="auto" w:after="60"/>
-        <w:ind w:left="1134"/>
-        <w:jc w:val="both"/>
-      </w:pPr>
-      <w:r>
-        <w:rPr>
-          <w:rFonts w:ascii="Times New Roman" w:hAnsi="Times New Roman"/>
-          <w:b w:val="0"/>
-          <w:sz w:val="28"/>
-        </w:rPr>
-        <w:t xml:space="preserve">• </w:t>
-      </w:r>
-      <w:r>
-        <w:rPr>
-          <w:rFonts w:ascii="Times New Roman" w:hAnsi="Times New Roman"/>
-          <w:sz w:val="28"/>
-        </w:rPr>
-        <w:t>Модуль служебных записок на изменение УП до начала семестра с Diff-протоколом сопоставления «Было / Стало»;</w:t>
-      </w:r>
-    </w:p>
-    <w:p>
-      <w:pPr>
-        <w:spacing w:line="276" w:lineRule="auto" w:after="60"/>
-        <w:ind w:left="1134"/>
-        <w:jc w:val="both"/>
-      </w:pPr>
-      <w:r>
-        <w:rPr>
-          <w:rFonts w:ascii="Times New Roman" w:hAnsi="Times New Roman"/>
-          <w:b w:val="0"/>
-          <w:sz w:val="28"/>
-        </w:rPr>
-        <w:t xml:space="preserve">• </w:t>
-      </w:r>
-      <w:r>
-        <w:rPr>
-          <w:rFonts w:ascii="Times New Roman" w:hAnsi="Times New Roman"/>
-          <w:sz w:val="28"/>
-        </w:rPr>
-        <w:t>Сквозной журнал аудита безопасности и версионирования.</w:t>
-      </w:r>
-    </w:p>
-    <w:p>
-      <w:pPr>
-        <w:spacing w:line="276" w:lineRule="auto" w:after="60"/>
-        <w:ind w:left="709"/>
-        <w:jc w:val="both"/>
-      </w:pPr>
-      <w:r>
-        <w:rPr>
-          <w:rFonts w:ascii="Times New Roman" w:hAnsi="Times New Roman"/>
-          <w:b/>
-          <w:sz w:val="28"/>
-        </w:rPr>
-        <w:t xml:space="preserve">4. </w:t>
-      </w:r>
-      <w:r>
-        <w:rPr>
-          <w:rFonts w:ascii="Times New Roman" w:hAnsi="Times New Roman"/>
-          <w:sz w:val="28"/>
-        </w:rPr>
-      </w:r>
-      <w:r>
-        <w:rPr>
-          <w:rFonts w:ascii="Times New Roman" w:hAnsi="Times New Roman"/>
-          <w:b/>
-          <w:sz w:val="28"/>
-        </w:rPr>
-        <w:t>Подготовлен графический комплект из 8 макетов высокого разрешения</w:t>
-      </w:r>
-      <w:r>
-        <w:rPr>
-          <w:rFonts w:ascii="Times New Roman" w:hAnsi="Times New Roman"/>
-          <w:sz w:val="28"/>
-        </w:rPr>
-        <w:t xml:space="preserve"> и полный пакет отчетной документации. Созданная программная структура полностью готова к этапу наполнения инфоблоками в рамках Лабораторной работы № 5.</w:t>
+        <w:t>Сверстаны основные разделы и страницы PHP-портала, связанные с базой MySQL/MariaDB.</w:t>
       </w:r>
     </w:p>
     <w:sectPr>

--- a/reports/lab4/LR4_Report_Variant15.docx
+++ b/reports/lab4/LR4_Report_Variant15.docx
@@ -2,31 +2,10 @@
 <file path=word/document.xml><?xml version="1.0" encoding="utf-8"?>
 <w:document xmlns:wpc="http://schemas.microsoft.com/office/word/2010/wordprocessingCanvas" xmlns:mo="http://schemas.microsoft.com/office/mac/office/2008/main" xmlns:mc="http://schemas.openxmlformats.org/markup-compatibility/2006" xmlns:mv="urn:schemas-microsoft-com:mac:vml" xmlns:o="urn:schemas-microsoft-com:office:office" xmlns:r="http://schemas.openxmlformats.org/officeDocument/2006/relationships" xmlns:m="http://schemas.openxmlformats.org/officeDocument/2006/math" xmlns:v="urn:schemas-microsoft-com:vml" xmlns:wp14="http://schemas.microsoft.com/office/word/2010/wordprocessingDrawing" xmlns:wp="http://schemas.openxmlformats.org/drawingml/2006/wordprocessingDrawing" xmlns:w10="urn:schemas-microsoft-com:office:word" xmlns:w="http://schemas.openxmlformats.org/wordprocessingml/2006/main" xmlns:w14="http://schemas.microsoft.com/office/word/2010/wordml" xmlns:wpg="http://schemas.microsoft.com/office/word/2010/wordprocessingGroup" xmlns:wpi="http://schemas.microsoft.com/office/word/2010/wordprocessingInk" xmlns:wne="http://schemas.microsoft.com/office/word/2006/wordml" xmlns:wps="http://schemas.microsoft.com/office/word/2010/wordprocessingShape" mc:Ignorable="w14 wp14">
   <w:body>
-    <w:p>
-      <w:pPr>
-        <w:spacing w:before="0" w:after="80" w:line="276" w:lineRule="auto"/>
-        <w:jc w:val="center"/>
-      </w:pPr>
-      <w:r>
-        <w:rPr>
-          <w:rFonts w:ascii="Times New Roman" w:hAnsi="Times New Roman"/>
-          <w:b/>
-          <w:sz w:val="24"/>
-        </w:rPr>
-        <w:t>МИНИСТЕРСТВО НАУКИ И ВЫСШЕГО ОБРАЗОВАНИЯ РОССИЙСКОЙ ФЕДЕРАЦИИ</w:t>
-        <w:br/>
-        <w:t>ФЕДЕРАЛЬНОЕ ГОСУДАРСТВЕННОЕ АВТОНОМНОЕ ОБРАЗОВАТЕЛЬНОЕ УЧРЕЖДЕНИЕ</w:t>
-        <w:br/>
-        <w:t>ВЫСШЕГО ОБРАЗОВАНИЯ</w:t>
-        <w:br/>
-        <w:t>«НАЦИОНАЛЬНЫЙ ИССЛЕДОВАТЕЛЬСКИЙ УНИВЕРСИТЕТ»</w:t>
-        <w:br/>
-        <w:br/>
-        <w:t>Факультет информационных технологий</w:t>
-        <w:br/>
-        <w:t>Кафедра программной инженерии</w:t>
-      </w:r>
-    </w:p>
+    <w:p/>
+    <w:p/>
+    <w:p/>
+    <w:p/>
     <w:p/>
     <w:p/>
     <w:p/>
@@ -116,6 +95,20 @@
     </w:p>
     <w:p>
       <w:pPr>
+        <w:spacing w:before="240" w:after="120"/>
+        <w:jc w:val="left"/>
+      </w:pPr>
+      <w:r>
+        <w:rPr>
+          <w:rFonts w:ascii="Times New Roman" w:hAnsi="Times New Roman"/>
+          <w:b/>
+          <w:sz w:val="28"/>
+        </w:rPr>
+        <w:t>1. Цель работы</w:t>
+      </w:r>
+    </w:p>
+    <w:p>
+      <w:pPr>
         <w:spacing w:line="276" w:lineRule="auto" w:after="120"/>
         <w:ind w:firstLine="709"/>
         <w:jc w:val="both"/>
@@ -125,751 +118,36 @@
           <w:rFonts w:ascii="Times New Roman" w:hAnsi="Times New Roman"/>
           <w:sz w:val="28"/>
         </w:rPr>
-        <w:t>PHP-приложение использует параметр `page` для перехода между разделами:</w:t>
+        <w:t>Спроектировать и сверстать полную иерархическую структуру разделов и страниц корпоративного портала Центра АНОК, разработать архитектуру карты сайта (Sitemap Architecture), реализовать диспетчеризацию маршрутов и обеспечить корректную навигацию между всеми функциональными блоками системы.</w:t>
       </w:r>
     </w:p>
     <w:p>
       <w:pPr>
-        <w:spacing w:before="160" w:after="80"/>
-        <w:ind w:firstLine="709"/>
+        <w:spacing w:before="240" w:after="120"/>
         <w:jc w:val="left"/>
       </w:pPr>
       <w:r>
         <w:rPr>
           <w:rFonts w:ascii="Times New Roman" w:hAnsi="Times New Roman"/>
           <w:b/>
-          <w:sz w:val="24"/>
+          <w:sz w:val="28"/>
         </w:rPr>
-        <w:t>Таблица 1 — Спецификация данных</w:t>
+        <w:t>2. Архитектура карты разделов портала (Sitemap Architecture)</w:t>
       </w:r>
     </w:p>
-    <w:tbl>
-      <w:tblPr>
-        <w:tblW w:type="auto" w:w="0"/>
-        <w:jc w:val="center"/>
-        <w:tblLook w:firstColumn="1" w:firstRow="1" w:lastColumn="0" w:lastRow="0" w:noHBand="0" w:noVBand="1" w:val="04A0"/>
-        <w:tblBorders>
-          <w:top w:val="single" w:sz="4" w:space="0" w:color="CBD5E1"/>
-          <w:bottom w:val="single" w:sz="4" w:space="0" w:color="CBD5E1"/>
-          <w:insideH w:val="single" w:sz="4" w:space="0" w:color="CBD5E1"/>
-          <w:insideV w:val="single" w:sz="4" w:space="0" w:color="CBD5E1"/>
-          <w:left w:val="single" w:sz="4" w:space="0" w:color="CBD5E1"/>
-          <w:right w:val="single" w:sz="4" w:space="0" w:color="CBD5E1"/>
-        </w:tblBorders>
-      </w:tblPr>
-      <w:tblGrid>
-        <w:gridCol w:w="4677"/>
-        <w:gridCol w:w="4677"/>
-      </w:tblGrid>
-      <w:tr>
-        <w:tc>
-          <w:tcPr>
-            <w:tcW w:type="dxa" w:w="4677"/>
-            <w:tcMar>
-              <w:top w:w="100" w:type="dxa"/>
-              <w:bottom w:w="100" w:type="dxa"/>
-              <w:left w:w="150" w:type="dxa"/>
-              <w:right w:w="150" w:type="dxa"/>
-            </w:tcMar>
-            <w:shd w:fill="E2E8F0"/>
-          </w:tcPr>
-          <w:p>
-            <w:pPr>
-              <w:spacing w:before="40" w:after="40" w:line="252" w:lineRule="auto"/>
-              <w:jc w:val="left"/>
-            </w:pPr>
-            <w:r>
-              <w:rPr>
-                <w:rFonts w:ascii="Times New Roman" w:hAnsi="Times New Roman"/>
-                <w:b/>
-                <w:sz w:val="22"/>
-              </w:rPr>
-              <w:t>Раздел</w:t>
-            </w:r>
-          </w:p>
-        </w:tc>
-        <w:tc>
-          <w:tcPr>
-            <w:tcW w:type="dxa" w:w="4677"/>
-            <w:tcMar>
-              <w:top w:w="100" w:type="dxa"/>
-              <w:bottom w:w="100" w:type="dxa"/>
-              <w:left w:w="150" w:type="dxa"/>
-              <w:right w:w="150" w:type="dxa"/>
-            </w:tcMar>
-            <w:shd w:fill="E2E8F0"/>
-          </w:tcPr>
-          <w:p>
-            <w:pPr>
-              <w:spacing w:before="40" w:after="40" w:line="252" w:lineRule="auto"/>
-              <w:jc w:val="left"/>
-            </w:pPr>
-            <w:r>
-              <w:rPr>
-                <w:rFonts w:ascii="Times New Roman" w:hAnsi="Times New Roman"/>
-                <w:b/>
-                <w:sz w:val="22"/>
-              </w:rPr>
-              <w:t>Адрес</w:t>
-            </w:r>
-          </w:p>
-        </w:tc>
-      </w:tr>
-      <w:tr>
-        <w:tc>
-          <w:tcPr>
-            <w:tcW w:type="dxa" w:w="4677"/>
-            <w:tcMar>
-              <w:top w:w="100" w:type="dxa"/>
-              <w:bottom w:w="100" w:type="dxa"/>
-              <w:left w:w="150" w:type="dxa"/>
-              <w:right w:w="150" w:type="dxa"/>
-            </w:tcMar>
-          </w:tcPr>
-          <w:p>
-            <w:pPr>
-              <w:spacing w:before="40" w:after="40" w:line="252" w:lineRule="auto"/>
-              <w:jc w:val="left"/>
-            </w:pPr>
-            <w:r>
-              <w:rPr>
-                <w:rFonts w:ascii="Times New Roman" w:hAnsi="Times New Roman"/>
-                <w:sz w:val="22"/>
-              </w:rPr>
-              <w:t>Сводная панель</w:t>
-            </w:r>
-          </w:p>
-        </w:tc>
-        <w:tc>
-          <w:tcPr>
-            <w:tcW w:type="dxa" w:w="4677"/>
-            <w:tcMar>
-              <w:top w:w="100" w:type="dxa"/>
-              <w:bottom w:w="100" w:type="dxa"/>
-              <w:left w:w="150" w:type="dxa"/>
-              <w:right w:w="150" w:type="dxa"/>
-            </w:tcMar>
-          </w:tcPr>
-          <w:p>
-            <w:pPr>
-              <w:spacing w:before="40" w:after="40" w:line="252" w:lineRule="auto"/>
-              <w:jc w:val="left"/>
-            </w:pPr>
-            <w:r>
-              <w:rPr>
-                <w:rFonts w:ascii="Times New Roman" w:hAnsi="Times New Roman"/>
-                <w:sz w:val="22"/>
-              </w:rPr>
-              <w:t>`?page=dashboard`</w:t>
-            </w:r>
-          </w:p>
-        </w:tc>
-      </w:tr>
-      <w:tr>
-        <w:tc>
-          <w:tcPr>
-            <w:tcW w:type="dxa" w:w="4677"/>
-            <w:tcMar>
-              <w:top w:w="100" w:type="dxa"/>
-              <w:bottom w:w="100" w:type="dxa"/>
-              <w:left w:w="150" w:type="dxa"/>
-              <w:right w:w="150" w:type="dxa"/>
-            </w:tcMar>
-          </w:tcPr>
-          <w:p>
-            <w:pPr>
-              <w:spacing w:before="40" w:after="40" w:line="252" w:lineRule="auto"/>
-              <w:jc w:val="left"/>
-            </w:pPr>
-            <w:r>
-              <w:rPr>
-                <w:rFonts w:ascii="Times New Roman" w:hAnsi="Times New Roman"/>
-                <w:sz w:val="22"/>
-              </w:rPr>
-              <w:t>Учебные планы</w:t>
-            </w:r>
-          </w:p>
-        </w:tc>
-        <w:tc>
-          <w:tcPr>
-            <w:tcW w:type="dxa" w:w="4677"/>
-            <w:tcMar>
-              <w:top w:w="100" w:type="dxa"/>
-              <w:bottom w:w="100" w:type="dxa"/>
-              <w:left w:w="150" w:type="dxa"/>
-              <w:right w:w="150" w:type="dxa"/>
-            </w:tcMar>
-          </w:tcPr>
-          <w:p>
-            <w:pPr>
-              <w:spacing w:before="40" w:after="40" w:line="252" w:lineRule="auto"/>
-              <w:jc w:val="left"/>
-            </w:pPr>
-            <w:r>
-              <w:rPr>
-                <w:rFonts w:ascii="Times New Roman" w:hAnsi="Times New Roman"/>
-                <w:sz w:val="22"/>
-              </w:rPr>
-              <w:t>`?page=plans`</w:t>
-            </w:r>
-          </w:p>
-        </w:tc>
-      </w:tr>
-      <w:tr>
-        <w:tc>
-          <w:tcPr>
-            <w:tcW w:type="dxa" w:w="4677"/>
-            <w:tcMar>
-              <w:top w:w="100" w:type="dxa"/>
-              <w:bottom w:w="100" w:type="dxa"/>
-              <w:left w:w="150" w:type="dxa"/>
-              <w:right w:w="150" w:type="dxa"/>
-            </w:tcMar>
-          </w:tcPr>
-          <w:p>
-            <w:pPr>
-              <w:spacing w:before="40" w:after="40" w:line="252" w:lineRule="auto"/>
-              <w:jc w:val="left"/>
-            </w:pPr>
-            <w:r>
-              <w:rPr>
-                <w:rFonts w:ascii="Times New Roman" w:hAnsi="Times New Roman"/>
-                <w:sz w:val="22"/>
-              </w:rPr>
-              <w:t>Учебный план</w:t>
-            </w:r>
-          </w:p>
-        </w:tc>
-        <w:tc>
-          <w:tcPr>
-            <w:tcW w:type="dxa" w:w="4677"/>
-            <w:tcMar>
-              <w:top w:w="100" w:type="dxa"/>
-              <w:bottom w:w="100" w:type="dxa"/>
-              <w:left w:w="150" w:type="dxa"/>
-              <w:right w:w="150" w:type="dxa"/>
-            </w:tcMar>
-          </w:tcPr>
-          <w:p>
-            <w:pPr>
-              <w:spacing w:before="40" w:after="40" w:line="252" w:lineRule="auto"/>
-              <w:jc w:val="left"/>
-            </w:pPr>
-            <w:r>
-              <w:rPr>
-                <w:rFonts w:ascii="Times New Roman" w:hAnsi="Times New Roman"/>
-                <w:sz w:val="22"/>
-              </w:rPr>
-              <w:t>`?page=plan&amp;id=1&amp;sem=1`</w:t>
-            </w:r>
-          </w:p>
-        </w:tc>
-      </w:tr>
-      <w:tr>
-        <w:tc>
-          <w:tcPr>
-            <w:tcW w:type="dxa" w:w="4677"/>
-            <w:tcMar>
-              <w:top w:w="100" w:type="dxa"/>
-              <w:bottom w:w="100" w:type="dxa"/>
-              <w:left w:w="150" w:type="dxa"/>
-              <w:right w:w="150" w:type="dxa"/>
-            </w:tcMar>
-          </w:tcPr>
-          <w:p>
-            <w:pPr>
-              <w:spacing w:before="40" w:after="40" w:line="252" w:lineRule="auto"/>
-              <w:jc w:val="left"/>
-            </w:pPr>
-            <w:r>
-              <w:rPr>
-                <w:rFonts w:ascii="Times New Roman" w:hAnsi="Times New Roman"/>
-                <w:sz w:val="22"/>
-              </w:rPr>
-              <w:t>Проверка ФГОС</w:t>
-            </w:r>
-          </w:p>
-        </w:tc>
-        <w:tc>
-          <w:tcPr>
-            <w:tcW w:type="dxa" w:w="4677"/>
-            <w:tcMar>
-              <w:top w:w="100" w:type="dxa"/>
-              <w:bottom w:w="100" w:type="dxa"/>
-              <w:left w:w="150" w:type="dxa"/>
-              <w:right w:w="150" w:type="dxa"/>
-            </w:tcMar>
-          </w:tcPr>
-          <w:p>
-            <w:pPr>
-              <w:spacing w:before="40" w:after="40" w:line="252" w:lineRule="auto"/>
-              <w:jc w:val="left"/>
-            </w:pPr>
-            <w:r>
-              <w:rPr>
-                <w:rFonts w:ascii="Times New Roman" w:hAnsi="Times New Roman"/>
-                <w:sz w:val="22"/>
-              </w:rPr>
-              <w:t>`?page=validate`</w:t>
-            </w:r>
-          </w:p>
-        </w:tc>
-      </w:tr>
-      <w:tr>
-        <w:tc>
-          <w:tcPr>
-            <w:tcW w:type="dxa" w:w="4677"/>
-            <w:tcMar>
-              <w:top w:w="100" w:type="dxa"/>
-              <w:bottom w:w="100" w:type="dxa"/>
-              <w:left w:w="150" w:type="dxa"/>
-              <w:right w:w="150" w:type="dxa"/>
-            </w:tcMar>
-          </w:tcPr>
-          <w:p>
-            <w:pPr>
-              <w:spacing w:before="40" w:after="40" w:line="252" w:lineRule="auto"/>
-              <w:jc w:val="left"/>
-            </w:pPr>
-            <w:r>
-              <w:rPr>
-                <w:rFonts w:ascii="Times New Roman" w:hAnsi="Times New Roman"/>
-                <w:sz w:val="22"/>
-              </w:rPr>
-              <w:t>Согласование</w:t>
-            </w:r>
-          </w:p>
-        </w:tc>
-        <w:tc>
-          <w:tcPr>
-            <w:tcW w:type="dxa" w:w="4677"/>
-            <w:tcMar>
-              <w:top w:w="100" w:type="dxa"/>
-              <w:bottom w:w="100" w:type="dxa"/>
-              <w:left w:w="150" w:type="dxa"/>
-              <w:right w:w="150" w:type="dxa"/>
-            </w:tcMar>
-          </w:tcPr>
-          <w:p>
-            <w:pPr>
-              <w:spacing w:before="40" w:after="40" w:line="252" w:lineRule="auto"/>
-              <w:jc w:val="left"/>
-            </w:pPr>
-            <w:r>
-              <w:rPr>
-                <w:rFonts w:ascii="Times New Roman" w:hAnsi="Times New Roman"/>
-                <w:sz w:val="22"/>
-              </w:rPr>
-              <w:t>`?page=signatures`</w:t>
-            </w:r>
-          </w:p>
-        </w:tc>
-      </w:tr>
-      <w:tr>
-        <w:tc>
-          <w:tcPr>
-            <w:tcW w:type="dxa" w:w="4677"/>
-            <w:tcMar>
-              <w:top w:w="100" w:type="dxa"/>
-              <w:bottom w:w="100" w:type="dxa"/>
-              <w:left w:w="150" w:type="dxa"/>
-              <w:right w:w="150" w:type="dxa"/>
-            </w:tcMar>
-          </w:tcPr>
-          <w:p>
-            <w:pPr>
-              <w:spacing w:before="40" w:after="40" w:line="252" w:lineRule="auto"/>
-              <w:jc w:val="left"/>
-            </w:pPr>
-            <w:r>
-              <w:rPr>
-                <w:rFonts w:ascii="Times New Roman" w:hAnsi="Times New Roman"/>
-                <w:sz w:val="22"/>
-              </w:rPr>
-              <w:t>Служебные записки</w:t>
-            </w:r>
-          </w:p>
-        </w:tc>
-        <w:tc>
-          <w:tcPr>
-            <w:tcW w:type="dxa" w:w="4677"/>
-            <w:tcMar>
-              <w:top w:w="100" w:type="dxa"/>
-              <w:bottom w:w="100" w:type="dxa"/>
-              <w:left w:w="150" w:type="dxa"/>
-              <w:right w:w="150" w:type="dxa"/>
-            </w:tcMar>
-          </w:tcPr>
-          <w:p>
-            <w:pPr>
-              <w:spacing w:before="40" w:after="40" w:line="252" w:lineRule="auto"/>
-              <w:jc w:val="left"/>
-            </w:pPr>
-            <w:r>
-              <w:rPr>
-                <w:rFonts w:ascii="Times New Roman" w:hAnsi="Times New Roman"/>
-                <w:sz w:val="22"/>
-              </w:rPr>
-              <w:t>`?page=memos`</w:t>
-            </w:r>
-          </w:p>
-        </w:tc>
-      </w:tr>
-      <w:tr>
-        <w:tc>
-          <w:tcPr>
-            <w:tcW w:type="dxa" w:w="4677"/>
-            <w:tcMar>
-              <w:top w:w="100" w:type="dxa"/>
-              <w:bottom w:w="100" w:type="dxa"/>
-              <w:left w:w="150" w:type="dxa"/>
-              <w:right w:w="150" w:type="dxa"/>
-            </w:tcMar>
-          </w:tcPr>
-          <w:p>
-            <w:pPr>
-              <w:spacing w:before="40" w:after="40" w:line="252" w:lineRule="auto"/>
-              <w:jc w:val="left"/>
-            </w:pPr>
-            <w:r>
-              <w:rPr>
-                <w:rFonts w:ascii="Times New Roman" w:hAnsi="Times New Roman"/>
-                <w:sz w:val="22"/>
-              </w:rPr>
-              <w:t>Программы</w:t>
-            </w:r>
-          </w:p>
-        </w:tc>
-        <w:tc>
-          <w:tcPr>
-            <w:tcW w:type="dxa" w:w="4677"/>
-            <w:tcMar>
-              <w:top w:w="100" w:type="dxa"/>
-              <w:bottom w:w="100" w:type="dxa"/>
-              <w:left w:w="150" w:type="dxa"/>
-              <w:right w:w="150" w:type="dxa"/>
-            </w:tcMar>
-          </w:tcPr>
-          <w:p>
-            <w:pPr>
-              <w:spacing w:before="40" w:after="40" w:line="252" w:lineRule="auto"/>
-              <w:jc w:val="left"/>
-            </w:pPr>
-            <w:r>
-              <w:rPr>
-                <w:rFonts w:ascii="Times New Roman" w:hAnsi="Times New Roman"/>
-                <w:sz w:val="22"/>
-              </w:rPr>
-              <w:t>`?page=programs`</w:t>
-            </w:r>
-          </w:p>
-        </w:tc>
-      </w:tr>
-      <w:tr>
-        <w:tc>
-          <w:tcPr>
-            <w:tcW w:type="dxa" w:w="4677"/>
-            <w:tcMar>
-              <w:top w:w="100" w:type="dxa"/>
-              <w:bottom w:w="100" w:type="dxa"/>
-              <w:left w:w="150" w:type="dxa"/>
-              <w:right w:w="150" w:type="dxa"/>
-            </w:tcMar>
-          </w:tcPr>
-          <w:p>
-            <w:pPr>
-              <w:spacing w:before="40" w:after="40" w:line="252" w:lineRule="auto"/>
-              <w:jc w:val="left"/>
-            </w:pPr>
-            <w:r>
-              <w:rPr>
-                <w:rFonts w:ascii="Times New Roman" w:hAnsi="Times New Roman"/>
-                <w:sz w:val="22"/>
-              </w:rPr>
-              <w:t>Компетенции</w:t>
-            </w:r>
-          </w:p>
-        </w:tc>
-        <w:tc>
-          <w:tcPr>
-            <w:tcW w:type="dxa" w:w="4677"/>
-            <w:tcMar>
-              <w:top w:w="100" w:type="dxa"/>
-              <w:bottom w:w="100" w:type="dxa"/>
-              <w:left w:w="150" w:type="dxa"/>
-              <w:right w:w="150" w:type="dxa"/>
-            </w:tcMar>
-          </w:tcPr>
-          <w:p>
-            <w:pPr>
-              <w:spacing w:before="40" w:after="40" w:line="252" w:lineRule="auto"/>
-              <w:jc w:val="left"/>
-            </w:pPr>
-            <w:r>
-              <w:rPr>
-                <w:rFonts w:ascii="Times New Roman" w:hAnsi="Times New Roman"/>
-                <w:sz w:val="22"/>
-              </w:rPr>
-              <w:t>`?page=competencies`</w:t>
-            </w:r>
-          </w:p>
-        </w:tc>
-      </w:tr>
-      <w:tr>
-        <w:tc>
-          <w:tcPr>
-            <w:tcW w:type="dxa" w:w="4677"/>
-            <w:tcMar>
-              <w:top w:w="100" w:type="dxa"/>
-              <w:bottom w:w="100" w:type="dxa"/>
-              <w:left w:w="150" w:type="dxa"/>
-              <w:right w:w="150" w:type="dxa"/>
-            </w:tcMar>
-          </w:tcPr>
-          <w:p>
-            <w:pPr>
-              <w:spacing w:before="40" w:after="40" w:line="252" w:lineRule="auto"/>
-              <w:jc w:val="left"/>
-            </w:pPr>
-            <w:r>
-              <w:rPr>
-                <w:rFonts w:ascii="Times New Roman" w:hAnsi="Times New Roman"/>
-                <w:sz w:val="22"/>
-              </w:rPr>
-              <w:t>Стандарты</w:t>
-            </w:r>
-          </w:p>
-        </w:tc>
-        <w:tc>
-          <w:tcPr>
-            <w:tcW w:type="dxa" w:w="4677"/>
-            <w:tcMar>
-              <w:top w:w="100" w:type="dxa"/>
-              <w:bottom w:w="100" w:type="dxa"/>
-              <w:left w:w="150" w:type="dxa"/>
-              <w:right w:w="150" w:type="dxa"/>
-            </w:tcMar>
-          </w:tcPr>
-          <w:p>
-            <w:pPr>
-              <w:spacing w:before="40" w:after="40" w:line="252" w:lineRule="auto"/>
-              <w:jc w:val="left"/>
-            </w:pPr>
-            <w:r>
-              <w:rPr>
-                <w:rFonts w:ascii="Times New Roman" w:hAnsi="Times New Roman"/>
-                <w:sz w:val="22"/>
-              </w:rPr>
-              <w:t>`?page=standards`</w:t>
-            </w:r>
-          </w:p>
-        </w:tc>
-      </w:tr>
-      <w:tr>
-        <w:tc>
-          <w:tcPr>
-            <w:tcW w:type="dxa" w:w="4677"/>
-            <w:tcMar>
-              <w:top w:w="100" w:type="dxa"/>
-              <w:bottom w:w="100" w:type="dxa"/>
-              <w:left w:w="150" w:type="dxa"/>
-              <w:right w:w="150" w:type="dxa"/>
-            </w:tcMar>
-          </w:tcPr>
-          <w:p>
-            <w:pPr>
-              <w:spacing w:before="40" w:after="40" w:line="252" w:lineRule="auto"/>
-              <w:jc w:val="left"/>
-            </w:pPr>
-            <w:r>
-              <w:rPr>
-                <w:rFonts w:ascii="Times New Roman" w:hAnsi="Times New Roman"/>
-                <w:sz w:val="22"/>
-              </w:rPr>
-              <w:t>Подразделения</w:t>
-            </w:r>
-          </w:p>
-        </w:tc>
-        <w:tc>
-          <w:tcPr>
-            <w:tcW w:type="dxa" w:w="4677"/>
-            <w:tcMar>
-              <w:top w:w="100" w:type="dxa"/>
-              <w:bottom w:w="100" w:type="dxa"/>
-              <w:left w:w="150" w:type="dxa"/>
-              <w:right w:w="150" w:type="dxa"/>
-            </w:tcMar>
-          </w:tcPr>
-          <w:p>
-            <w:pPr>
-              <w:spacing w:before="40" w:after="40" w:line="252" w:lineRule="auto"/>
-              <w:jc w:val="left"/>
-            </w:pPr>
-            <w:r>
-              <w:rPr>
-                <w:rFonts w:ascii="Times New Roman" w:hAnsi="Times New Roman"/>
-                <w:sz w:val="22"/>
-              </w:rPr>
-              <w:t>`?page=departments`</w:t>
-            </w:r>
-          </w:p>
-        </w:tc>
-      </w:tr>
-      <w:tr>
-        <w:tc>
-          <w:tcPr>
-            <w:tcW w:type="dxa" w:w="4677"/>
-            <w:tcMar>
-              <w:top w:w="100" w:type="dxa"/>
-              <w:bottom w:w="100" w:type="dxa"/>
-              <w:left w:w="150" w:type="dxa"/>
-              <w:right w:w="150" w:type="dxa"/>
-            </w:tcMar>
-          </w:tcPr>
-          <w:p>
-            <w:pPr>
-              <w:spacing w:before="40" w:after="40" w:line="252" w:lineRule="auto"/>
-              <w:jc w:val="left"/>
-            </w:pPr>
-            <w:r>
-              <w:rPr>
-                <w:rFonts w:ascii="Times New Roman" w:hAnsi="Times New Roman"/>
-                <w:sz w:val="22"/>
-              </w:rPr>
-              <w:t>Объявления</w:t>
-            </w:r>
-          </w:p>
-        </w:tc>
-        <w:tc>
-          <w:tcPr>
-            <w:tcW w:type="dxa" w:w="4677"/>
-            <w:tcMar>
-              <w:top w:w="100" w:type="dxa"/>
-              <w:bottom w:w="100" w:type="dxa"/>
-              <w:left w:w="150" w:type="dxa"/>
-              <w:right w:w="150" w:type="dxa"/>
-            </w:tcMar>
-          </w:tcPr>
-          <w:p>
-            <w:pPr>
-              <w:spacing w:before="40" w:after="40" w:line="252" w:lineRule="auto"/>
-              <w:jc w:val="left"/>
-            </w:pPr>
-            <w:r>
-              <w:rPr>
-                <w:rFonts w:ascii="Times New Roman" w:hAnsi="Times New Roman"/>
-                <w:sz w:val="22"/>
-              </w:rPr>
-              <w:t>`?page=announcements`</w:t>
-            </w:r>
-          </w:p>
-        </w:tc>
-      </w:tr>
-      <w:tr>
-        <w:tc>
-          <w:tcPr>
-            <w:tcW w:type="dxa" w:w="4677"/>
-            <w:tcMar>
-              <w:top w:w="100" w:type="dxa"/>
-              <w:bottom w:w="100" w:type="dxa"/>
-              <w:left w:w="150" w:type="dxa"/>
-              <w:right w:w="150" w:type="dxa"/>
-            </w:tcMar>
-          </w:tcPr>
-          <w:p>
-            <w:pPr>
-              <w:spacing w:before="40" w:after="40" w:line="252" w:lineRule="auto"/>
-              <w:jc w:val="left"/>
-            </w:pPr>
-            <w:r>
-              <w:rPr>
-                <w:rFonts w:ascii="Times New Roman" w:hAnsi="Times New Roman"/>
-                <w:sz w:val="22"/>
-              </w:rPr>
-              <w:t>Аудит</w:t>
-            </w:r>
-          </w:p>
-        </w:tc>
-        <w:tc>
-          <w:tcPr>
-            <w:tcW w:type="dxa" w:w="4677"/>
-            <w:tcMar>
-              <w:top w:w="100" w:type="dxa"/>
-              <w:bottom w:w="100" w:type="dxa"/>
-              <w:left w:w="150" w:type="dxa"/>
-              <w:right w:w="150" w:type="dxa"/>
-            </w:tcMar>
-          </w:tcPr>
-          <w:p>
-            <w:pPr>
-              <w:spacing w:before="40" w:after="40" w:line="252" w:lineRule="auto"/>
-              <w:jc w:val="left"/>
-            </w:pPr>
-            <w:r>
-              <w:rPr>
-                <w:rFonts w:ascii="Times New Roman" w:hAnsi="Times New Roman"/>
-                <w:sz w:val="22"/>
-              </w:rPr>
-              <w:t>`?page=audit`</w:t>
-            </w:r>
-          </w:p>
-        </w:tc>
-      </w:tr>
-      <w:tr>
-        <w:tc>
-          <w:tcPr>
-            <w:tcW w:type="dxa" w:w="4677"/>
-            <w:tcMar>
-              <w:top w:w="100" w:type="dxa"/>
-              <w:bottom w:w="100" w:type="dxa"/>
-              <w:left w:w="150" w:type="dxa"/>
-              <w:right w:w="150" w:type="dxa"/>
-            </w:tcMar>
-          </w:tcPr>
-          <w:p>
-            <w:pPr>
-              <w:spacing w:before="40" w:after="40" w:line="252" w:lineRule="auto"/>
-              <w:jc w:val="left"/>
-            </w:pPr>
-            <w:r>
-              <w:rPr>
-                <w:rFonts w:ascii="Times New Roman" w:hAnsi="Times New Roman"/>
-                <w:sz w:val="22"/>
-              </w:rPr>
-              <w:t>Карта сайта</w:t>
-            </w:r>
-          </w:p>
-        </w:tc>
-        <w:tc>
-          <w:tcPr>
-            <w:tcW w:type="dxa" w:w="4677"/>
-            <w:tcMar>
-              <w:top w:w="100" w:type="dxa"/>
-              <w:bottom w:w="100" w:type="dxa"/>
-              <w:left w:w="150" w:type="dxa"/>
-              <w:right w:w="150" w:type="dxa"/>
-            </w:tcMar>
-          </w:tcPr>
-          <w:p>
-            <w:pPr>
-              <w:spacing w:before="40" w:after="40" w:line="252" w:lineRule="auto"/>
-              <w:jc w:val="left"/>
-            </w:pPr>
-            <w:r>
-              <w:rPr>
-                <w:rFonts w:ascii="Times New Roman" w:hAnsi="Times New Roman"/>
-                <w:sz w:val="22"/>
-              </w:rPr>
-              <w:t>`?page=sitemap`</w:t>
-            </w:r>
-          </w:p>
-        </w:tc>
-      </w:tr>
-    </w:tbl>
     <w:p>
       <w:pPr>
-        <w:spacing w:after="120"/>
+        <w:spacing w:line="276" w:lineRule="auto" w:after="120"/>
+        <w:ind w:firstLine="709"/>
+        <w:jc w:val="both"/>
       </w:pPr>
+      <w:r>
+        <w:rPr>
+          <w:rFonts w:ascii="Times New Roman" w:hAnsi="Times New Roman"/>
+          <w:sz w:val="28"/>
+        </w:rPr>
+        <w:t>Структура портала организована по модульно-иерархическому принципу с единой точкой входа и навигационным меню:</w:t>
+      </w:r>
     </w:p>
     <w:p>
       <w:pPr>
@@ -927,16 +205,477 @@
     </w:p>
     <w:p>
       <w:pPr>
-        <w:spacing w:line="276" w:lineRule="auto" w:after="120"/>
-        <w:ind w:firstLine="709"/>
+        <w:spacing w:before="160" w:after="80"/>
+        <w:jc w:val="left"/>
+      </w:pPr>
+      <w:r>
+        <w:rPr>
+          <w:rFonts w:ascii="Times New Roman" w:hAnsi="Times New Roman"/>
+          <w:b/>
+          <w:sz w:val="26"/>
+        </w:rPr>
+        <w:t>Структурные функциональные блоки:</w:t>
+      </w:r>
+    </w:p>
+    <w:p>
+      <w:pPr>
+        <w:spacing w:line="276" w:lineRule="auto" w:after="60"/>
+        <w:ind w:left="709"/>
         <w:jc w:val="both"/>
       </w:pPr>
       <w:r>
         <w:rPr>
           <w:rFonts w:ascii="Times New Roman" w:hAnsi="Times New Roman"/>
+          <w:b/>
           <w:sz w:val="28"/>
         </w:rPr>
-        <w:t>Все страницы используют общий заголовок, меню, основную область и таблицы данных. Ссылки меню формируются в `portal/index.php`.</w:t>
+        <w:t xml:space="preserve">1. </w:t>
+      </w:r>
+      <w:r>
+        <w:rPr>
+          <w:rFonts w:ascii="Times New Roman" w:hAnsi="Times New Roman"/>
+          <w:sz w:val="28"/>
+        </w:rPr>
+      </w:r>
+      <w:r>
+        <w:rPr>
+          <w:rFonts w:ascii="Times New Roman" w:hAnsi="Times New Roman"/>
+          <w:b/>
+          <w:sz w:val="28"/>
+        </w:rPr>
+        <w:t>Главный аналитический модуль:</w:t>
+      </w:r>
+      <w:r>
+        <w:rPr>
+          <w:rFonts w:ascii="Times New Roman" w:hAnsi="Times New Roman"/>
+          <w:sz w:val="28"/>
+        </w:rPr>
+      </w:r>
+    </w:p>
+    <w:p>
+      <w:pPr>
+        <w:spacing w:line="276" w:lineRule="auto" w:after="60"/>
+        <w:ind w:left="1134"/>
+        <w:jc w:val="both"/>
+      </w:pPr>
+      <w:r>
+        <w:rPr>
+          <w:rFonts w:ascii="Times New Roman" w:hAnsi="Times New Roman"/>
+          <w:b w:val="0"/>
+          <w:sz w:val="28"/>
+        </w:rPr>
+        <w:t xml:space="preserve">• </w:t>
+      </w:r>
+      <w:r>
+        <w:rPr>
+          <w:rFonts w:ascii="Times New Roman" w:hAnsi="Times New Roman"/>
+          <w:sz w:val="28"/>
+        </w:rPr>
+        <w:t>Сводная панель (Dashboard) — ключевые показатели, быстрый доступ к активным проектам, регламенты.</w:t>
+      </w:r>
+    </w:p>
+    <w:p>
+      <w:pPr>
+        <w:spacing w:line="276" w:lineRule="auto" w:after="60"/>
+        <w:ind w:left="709"/>
+        <w:jc w:val="both"/>
+      </w:pPr>
+      <w:r>
+        <w:rPr>
+          <w:rFonts w:ascii="Times New Roman" w:hAnsi="Times New Roman"/>
+          <w:b/>
+          <w:sz w:val="28"/>
+        </w:rPr>
+        <w:t xml:space="preserve">2. </w:t>
+      </w:r>
+      <w:r>
+        <w:rPr>
+          <w:rFonts w:ascii="Times New Roman" w:hAnsi="Times New Roman"/>
+          <w:sz w:val="28"/>
+        </w:rPr>
+      </w:r>
+      <w:r>
+        <w:rPr>
+          <w:rFonts w:ascii="Times New Roman" w:hAnsi="Times New Roman"/>
+          <w:b/>
+          <w:sz w:val="28"/>
+        </w:rPr>
+        <w:t>Модуль управления образовательными программами и учебными планами:</w:t>
+      </w:r>
+      <w:r>
+        <w:rPr>
+          <w:rFonts w:ascii="Times New Roman" w:hAnsi="Times New Roman"/>
+          <w:sz w:val="28"/>
+        </w:rPr>
+      </w:r>
+    </w:p>
+    <w:p>
+      <w:pPr>
+        <w:spacing w:line="276" w:lineRule="auto" w:after="60"/>
+        <w:ind w:left="1134"/>
+        <w:jc w:val="both"/>
+      </w:pPr>
+      <w:r>
+        <w:rPr>
+          <w:rFonts w:ascii="Times New Roman" w:hAnsi="Times New Roman"/>
+          <w:b w:val="0"/>
+          <w:sz w:val="28"/>
+        </w:rPr>
+        <w:t xml:space="preserve">• </w:t>
+      </w:r>
+      <w:r>
+        <w:rPr>
+          <w:rFonts w:ascii="Times New Roman" w:hAnsi="Times New Roman"/>
+          <w:sz w:val="28"/>
+        </w:rPr>
+        <w:t>Реестр учебных планов (Plans Registry);</w:t>
+      </w:r>
+    </w:p>
+    <w:p>
+      <w:pPr>
+        <w:spacing w:line="276" w:lineRule="auto" w:after="60"/>
+        <w:ind w:left="1134"/>
+        <w:jc w:val="both"/>
+      </w:pPr>
+      <w:r>
+        <w:rPr>
+          <w:rFonts w:ascii="Times New Roman" w:hAnsi="Times New Roman"/>
+          <w:b w:val="0"/>
+          <w:sz w:val="28"/>
+        </w:rPr>
+        <w:t xml:space="preserve">• </w:t>
+      </w:r>
+      <w:r>
+        <w:rPr>
+          <w:rFonts w:ascii="Times New Roman" w:hAnsi="Times New Roman"/>
+          <w:sz w:val="28"/>
+        </w:rPr>
+        <w:t>Детализированный просмотр плана (Curriculum Detail Viewer) с семестровой фильтрацией (семестры 1–8);</w:t>
+      </w:r>
+    </w:p>
+    <w:p>
+      <w:pPr>
+        <w:spacing w:line="276" w:lineRule="auto" w:after="60"/>
+        <w:ind w:left="1134"/>
+        <w:jc w:val="both"/>
+      </w:pPr>
+      <w:r>
+        <w:rPr>
+          <w:rFonts w:ascii="Times New Roman" w:hAnsi="Times New Roman"/>
+          <w:b w:val="0"/>
+          <w:sz w:val="28"/>
+        </w:rPr>
+        <w:t xml:space="preserve">• </w:t>
+      </w:r>
+      <w:r>
+        <w:rPr>
+          <w:rFonts w:ascii="Times New Roman" w:hAnsi="Times New Roman"/>
+          <w:sz w:val="28"/>
+        </w:rPr>
+        <w:t>Каталог образовательных программ (Educational Programs);</w:t>
+      </w:r>
+    </w:p>
+    <w:p>
+      <w:pPr>
+        <w:spacing w:line="276" w:lineRule="auto" w:after="60"/>
+        <w:ind w:left="1134"/>
+        <w:jc w:val="both"/>
+      </w:pPr>
+      <w:r>
+        <w:rPr>
+          <w:rFonts w:ascii="Times New Roman" w:hAnsi="Times New Roman"/>
+          <w:b w:val="0"/>
+          <w:sz w:val="28"/>
+        </w:rPr>
+        <w:t xml:space="preserve">• </w:t>
+      </w:r>
+      <w:r>
+        <w:rPr>
+          <w:rFonts w:ascii="Times New Roman" w:hAnsi="Times New Roman"/>
+          <w:sz w:val="28"/>
+        </w:rPr>
+        <w:t>Матрица компетенций (Competencies Matrix).</w:t>
+      </w:r>
+    </w:p>
+    <w:p>
+      <w:pPr>
+        <w:spacing w:line="276" w:lineRule="auto" w:after="60"/>
+        <w:ind w:left="709"/>
+        <w:jc w:val="both"/>
+      </w:pPr>
+      <w:r>
+        <w:rPr>
+          <w:rFonts w:ascii="Times New Roman" w:hAnsi="Times New Roman"/>
+          <w:b/>
+          <w:sz w:val="28"/>
+        </w:rPr>
+        <w:t xml:space="preserve">3. </w:t>
+      </w:r>
+      <w:r>
+        <w:rPr>
+          <w:rFonts w:ascii="Times New Roman" w:hAnsi="Times New Roman"/>
+          <w:sz w:val="28"/>
+        </w:rPr>
+      </w:r>
+      <w:r>
+        <w:rPr>
+          <w:rFonts w:ascii="Times New Roman" w:hAnsi="Times New Roman"/>
+          <w:b/>
+          <w:sz w:val="28"/>
+        </w:rPr>
+        <w:t>Модуль контроля качества и экспертизы по ФГОС ВО 3++:</w:t>
+      </w:r>
+      <w:r>
+        <w:rPr>
+          <w:rFonts w:ascii="Times New Roman" w:hAnsi="Times New Roman"/>
+          <w:sz w:val="28"/>
+        </w:rPr>
+      </w:r>
+    </w:p>
+    <w:p>
+      <w:pPr>
+        <w:spacing w:line="276" w:lineRule="auto" w:after="60"/>
+        <w:ind w:left="1134"/>
+        <w:jc w:val="both"/>
+      </w:pPr>
+      <w:r>
+        <w:rPr>
+          <w:rFonts w:ascii="Times New Roman" w:hAnsi="Times New Roman"/>
+          <w:b w:val="0"/>
+          <w:sz w:val="28"/>
+        </w:rPr>
+        <w:t xml:space="preserve">• </w:t>
+      </w:r>
+      <w:r>
+        <w:rPr>
+          <w:rFonts w:ascii="Times New Roman" w:hAnsi="Times New Roman"/>
+          <w:sz w:val="28"/>
+        </w:rPr>
+        <w:t>Автоматизированная экспертиза ФГОС (FGOS Validation);</w:t>
+      </w:r>
+    </w:p>
+    <w:p>
+      <w:pPr>
+        <w:spacing w:line="276" w:lineRule="auto" w:after="60"/>
+        <w:ind w:left="1134"/>
+        <w:jc w:val="both"/>
+      </w:pPr>
+      <w:r>
+        <w:rPr>
+          <w:rFonts w:ascii="Times New Roman" w:hAnsi="Times New Roman"/>
+          <w:b w:val="0"/>
+          <w:sz w:val="28"/>
+        </w:rPr>
+        <w:t xml:space="preserve">• </w:t>
+      </w:r>
+      <w:r>
+        <w:rPr>
+          <w:rFonts w:ascii="Times New Roman" w:hAnsi="Times New Roman"/>
+          <w:sz w:val="28"/>
+        </w:rPr>
+        <w:t>Справочник стандартов ФГОС (Standards FGOS).</w:t>
+      </w:r>
+    </w:p>
+    <w:p>
+      <w:pPr>
+        <w:spacing w:line="276" w:lineRule="auto" w:after="60"/>
+        <w:ind w:left="709"/>
+        <w:jc w:val="both"/>
+      </w:pPr>
+      <w:r>
+        <w:rPr>
+          <w:rFonts w:ascii="Times New Roman" w:hAnsi="Times New Roman"/>
+          <w:b/>
+          <w:sz w:val="28"/>
+        </w:rPr>
+        <w:t xml:space="preserve">4. </w:t>
+      </w:r>
+      <w:r>
+        <w:rPr>
+          <w:rFonts w:ascii="Times New Roman" w:hAnsi="Times New Roman"/>
+          <w:sz w:val="28"/>
+        </w:rPr>
+      </w:r>
+      <w:r>
+        <w:rPr>
+          <w:rFonts w:ascii="Times New Roman" w:hAnsi="Times New Roman"/>
+          <w:b/>
+          <w:sz w:val="28"/>
+        </w:rPr>
+        <w:t>Модуль документооборота и согласования:</w:t>
+      </w:r>
+      <w:r>
+        <w:rPr>
+          <w:rFonts w:ascii="Times New Roman" w:hAnsi="Times New Roman"/>
+          <w:sz w:val="28"/>
+        </w:rPr>
+      </w:r>
+    </w:p>
+    <w:p>
+      <w:pPr>
+        <w:spacing w:line="276" w:lineRule="auto" w:after="60"/>
+        <w:ind w:left="1134"/>
+        <w:jc w:val="both"/>
+      </w:pPr>
+      <w:r>
+        <w:rPr>
+          <w:rFonts w:ascii="Times New Roman" w:hAnsi="Times New Roman"/>
+          <w:b w:val="0"/>
+          <w:sz w:val="28"/>
+        </w:rPr>
+        <w:t xml:space="preserve">• </w:t>
+      </w:r>
+      <w:r>
+        <w:rPr>
+          <w:rFonts w:ascii="Times New Roman" w:hAnsi="Times New Roman"/>
+          <w:sz w:val="28"/>
+        </w:rPr>
+        <w:t>Маршрут согласования и ЭЦП (Signatures Workflow);</w:t>
+      </w:r>
+    </w:p>
+    <w:p>
+      <w:pPr>
+        <w:spacing w:line="276" w:lineRule="auto" w:after="60"/>
+        <w:ind w:left="1134"/>
+        <w:jc w:val="both"/>
+      </w:pPr>
+      <w:r>
+        <w:rPr>
+          <w:rFonts w:ascii="Times New Roman" w:hAnsi="Times New Roman"/>
+          <w:b w:val="0"/>
+          <w:sz w:val="28"/>
+        </w:rPr>
+        <w:t xml:space="preserve">• </w:t>
+      </w:r>
+      <w:r>
+        <w:rPr>
+          <w:rFonts w:ascii="Times New Roman" w:hAnsi="Times New Roman"/>
+          <w:sz w:val="28"/>
+        </w:rPr>
+        <w:t>Служебные записки на корректировку (Service Notes).</w:t>
+      </w:r>
+    </w:p>
+    <w:p>
+      <w:pPr>
+        <w:spacing w:line="276" w:lineRule="auto" w:after="60"/>
+        <w:ind w:left="709"/>
+        <w:jc w:val="both"/>
+      </w:pPr>
+      <w:r>
+        <w:rPr>
+          <w:rFonts w:ascii="Times New Roman" w:hAnsi="Times New Roman"/>
+          <w:b/>
+          <w:sz w:val="28"/>
+        </w:rPr>
+        <w:t xml:space="preserve">5. </w:t>
+      </w:r>
+      <w:r>
+        <w:rPr>
+          <w:rFonts w:ascii="Times New Roman" w:hAnsi="Times New Roman"/>
+          <w:sz w:val="28"/>
+        </w:rPr>
+      </w:r>
+      <w:r>
+        <w:rPr>
+          <w:rFonts w:ascii="Times New Roman" w:hAnsi="Times New Roman"/>
+          <w:b/>
+          <w:sz w:val="28"/>
+        </w:rPr>
+        <w:t>Общеуниверситетский справочно-информационный модуль:</w:t>
+      </w:r>
+      <w:r>
+        <w:rPr>
+          <w:rFonts w:ascii="Times New Roman" w:hAnsi="Times New Roman"/>
+          <w:sz w:val="28"/>
+        </w:rPr>
+      </w:r>
+    </w:p>
+    <w:p>
+      <w:pPr>
+        <w:spacing w:line="276" w:lineRule="auto" w:after="60"/>
+        <w:ind w:left="1134"/>
+        <w:jc w:val="both"/>
+      </w:pPr>
+      <w:r>
+        <w:rPr>
+          <w:rFonts w:ascii="Times New Roman" w:hAnsi="Times New Roman"/>
+          <w:b w:val="0"/>
+          <w:sz w:val="28"/>
+        </w:rPr>
+        <w:t xml:space="preserve">• </w:t>
+      </w:r>
+      <w:r>
+        <w:rPr>
+          <w:rFonts w:ascii="Times New Roman" w:hAnsi="Times New Roman"/>
+          <w:sz w:val="28"/>
+        </w:rPr>
+        <w:t>Справочник подразделений университета (Departments);</w:t>
+      </w:r>
+    </w:p>
+    <w:p>
+      <w:pPr>
+        <w:spacing w:line="276" w:lineRule="auto" w:after="60"/>
+        <w:ind w:left="1134"/>
+        <w:jc w:val="both"/>
+      </w:pPr>
+      <w:r>
+        <w:rPr>
+          <w:rFonts w:ascii="Times New Roman" w:hAnsi="Times New Roman"/>
+          <w:b w:val="0"/>
+          <w:sz w:val="28"/>
+        </w:rPr>
+        <w:t xml:space="preserve">• </w:t>
+      </w:r>
+      <w:r>
+        <w:rPr>
+          <w:rFonts w:ascii="Times New Roman" w:hAnsi="Times New Roman"/>
+          <w:sz w:val="28"/>
+        </w:rPr>
+        <w:t>Лента регламентов и объявлений (Announcements);</w:t>
+      </w:r>
+    </w:p>
+    <w:p>
+      <w:pPr>
+        <w:spacing w:line="276" w:lineRule="auto" w:after="60"/>
+        <w:ind w:left="1134"/>
+        <w:jc w:val="both"/>
+      </w:pPr>
+      <w:r>
+        <w:rPr>
+          <w:rFonts w:ascii="Times New Roman" w:hAnsi="Times New Roman"/>
+          <w:b w:val="0"/>
+          <w:sz w:val="28"/>
+        </w:rPr>
+        <w:t xml:space="preserve">• </w:t>
+      </w:r>
+      <w:r>
+        <w:rPr>
+          <w:rFonts w:ascii="Times New Roman" w:hAnsi="Times New Roman"/>
+          <w:sz w:val="28"/>
+        </w:rPr>
+        <w:t>Журнал аудита безопасности (Audit Logs);</w:t>
+      </w:r>
+    </w:p>
+    <w:p>
+      <w:pPr>
+        <w:spacing w:line="276" w:lineRule="auto" w:after="60"/>
+        <w:ind w:left="1134"/>
+        <w:jc w:val="both"/>
+      </w:pPr>
+      <w:r>
+        <w:rPr>
+          <w:rFonts w:ascii="Times New Roman" w:hAnsi="Times New Roman"/>
+          <w:b w:val="0"/>
+          <w:sz w:val="28"/>
+        </w:rPr>
+        <w:t xml:space="preserve">• </w:t>
+      </w:r>
+      <w:r>
+        <w:rPr>
+          <w:rFonts w:ascii="Times New Roman" w:hAnsi="Times New Roman"/>
+          <w:sz w:val="28"/>
+        </w:rPr>
+        <w:t>Интерактивная карта сайта (Sitemap).</w:t>
       </w:r>
     </w:p>
     <w:p>
@@ -950,7 +689,1625 @@
           <w:b/>
           <w:sz w:val="28"/>
         </w:rPr>
-        <w:t>Заключение</w:t>
+        <w:t>3. Таблица маршрутизации и спецификация страниц</w:t>
+      </w:r>
+    </w:p>
+    <w:p>
+      <w:pPr>
+        <w:spacing w:before="160" w:after="80"/>
+        <w:ind w:firstLine="709"/>
+        <w:jc w:val="left"/>
+      </w:pPr>
+      <w:r>
+        <w:rPr>
+          <w:rFonts w:ascii="Times New Roman" w:hAnsi="Times New Roman"/>
+          <w:b/>
+          <w:sz w:val="24"/>
+        </w:rPr>
+        <w:t>Таблица 1 — Спецификация данных</w:t>
+      </w:r>
+    </w:p>
+    <w:tbl>
+      <w:tblPr>
+        <w:tblW w:type="auto" w:w="0"/>
+        <w:jc w:val="center"/>
+        <w:tblLook w:firstColumn="1" w:firstRow="1" w:lastColumn="0" w:lastRow="0" w:noHBand="0" w:noVBand="1" w:val="04A0"/>
+        <w:tblBorders>
+          <w:top w:val="single" w:sz="4" w:space="0" w:color="CBD5E1"/>
+          <w:bottom w:val="single" w:sz="4" w:space="0" w:color="CBD5E1"/>
+          <w:insideH w:val="single" w:sz="4" w:space="0" w:color="CBD5E1"/>
+          <w:insideV w:val="single" w:sz="4" w:space="0" w:color="CBD5E1"/>
+          <w:left w:val="single" w:sz="4" w:space="0" w:color="CBD5E1"/>
+          <w:right w:val="single" w:sz="4" w:space="0" w:color="CBD5E1"/>
+        </w:tblBorders>
+      </w:tblPr>
+      <w:tblGrid>
+        <w:gridCol w:w="2339"/>
+        <w:gridCol w:w="2339"/>
+        <w:gridCol w:w="2339"/>
+        <w:gridCol w:w="2339"/>
+      </w:tblGrid>
+      <w:tr>
+        <w:tc>
+          <w:tcPr>
+            <w:tcW w:type="dxa" w:w="2339"/>
+            <w:tcMar>
+              <w:top w:w="100" w:type="dxa"/>
+              <w:bottom w:w="100" w:type="dxa"/>
+              <w:left w:w="150" w:type="dxa"/>
+              <w:right w:w="150" w:type="dxa"/>
+            </w:tcMar>
+            <w:shd w:fill="E2E8F0"/>
+          </w:tcPr>
+          <w:p>
+            <w:pPr>
+              <w:spacing w:before="40" w:after="40" w:line="252" w:lineRule="auto"/>
+              <w:jc w:val="left"/>
+            </w:pPr>
+            <w:r>
+              <w:rPr>
+                <w:rFonts w:ascii="Times New Roman" w:hAnsi="Times New Roman"/>
+                <w:b/>
+                <w:sz w:val="22"/>
+              </w:rPr>
+              <w:t>Раздел портала</w:t>
+            </w:r>
+          </w:p>
+        </w:tc>
+        <w:tc>
+          <w:tcPr>
+            <w:tcW w:type="dxa" w:w="2339"/>
+            <w:tcMar>
+              <w:top w:w="100" w:type="dxa"/>
+              <w:bottom w:w="100" w:type="dxa"/>
+              <w:left w:w="150" w:type="dxa"/>
+              <w:right w:w="150" w:type="dxa"/>
+            </w:tcMar>
+            <w:shd w:fill="E2E8F0"/>
+          </w:tcPr>
+          <w:p>
+            <w:pPr>
+              <w:spacing w:before="40" w:after="40" w:line="252" w:lineRule="auto"/>
+              <w:jc w:val="left"/>
+            </w:pPr>
+            <w:r>
+              <w:rPr>
+                <w:rFonts w:ascii="Times New Roman" w:hAnsi="Times New Roman"/>
+                <w:b/>
+                <w:sz w:val="22"/>
+              </w:rPr>
+              <w:t>URL / Параметр</w:t>
+            </w:r>
+          </w:p>
+        </w:tc>
+        <w:tc>
+          <w:tcPr>
+            <w:tcW w:type="dxa" w:w="2339"/>
+            <w:tcMar>
+              <w:top w:w="100" w:type="dxa"/>
+              <w:bottom w:w="100" w:type="dxa"/>
+              <w:left w:w="150" w:type="dxa"/>
+              <w:right w:w="150" w:type="dxa"/>
+            </w:tcMar>
+            <w:shd w:fill="E2E8F0"/>
+          </w:tcPr>
+          <w:p>
+            <w:pPr>
+              <w:spacing w:before="40" w:after="40" w:line="252" w:lineRule="auto"/>
+              <w:jc w:val="left"/>
+            </w:pPr>
+            <w:r>
+              <w:rPr>
+                <w:rFonts w:ascii="Times New Roman" w:hAnsi="Times New Roman"/>
+                <w:b/>
+                <w:sz w:val="22"/>
+              </w:rPr>
+              <w:t>Обработчик / Источник данных</w:t>
+            </w:r>
+          </w:p>
+        </w:tc>
+        <w:tc>
+          <w:tcPr>
+            <w:tcW w:type="dxa" w:w="2339"/>
+            <w:tcMar>
+              <w:top w:w="100" w:type="dxa"/>
+              <w:bottom w:w="100" w:type="dxa"/>
+              <w:left w:w="150" w:type="dxa"/>
+              <w:right w:w="150" w:type="dxa"/>
+            </w:tcMar>
+            <w:shd w:fill="E2E8F0"/>
+          </w:tcPr>
+          <w:p>
+            <w:pPr>
+              <w:spacing w:before="40" w:after="40" w:line="252" w:lineRule="auto"/>
+              <w:jc w:val="left"/>
+            </w:pPr>
+            <w:r>
+              <w:rPr>
+                <w:rFonts w:ascii="Times New Roman" w:hAnsi="Times New Roman"/>
+                <w:b/>
+                <w:sz w:val="22"/>
+              </w:rPr>
+              <w:t>Назначение и отображаемый контент</w:t>
+            </w:r>
+          </w:p>
+        </w:tc>
+      </w:tr>
+      <w:tr>
+        <w:tc>
+          <w:tcPr>
+            <w:tcW w:type="dxa" w:w="2339"/>
+            <w:tcMar>
+              <w:top w:w="100" w:type="dxa"/>
+              <w:bottom w:w="100" w:type="dxa"/>
+              <w:left w:w="150" w:type="dxa"/>
+              <w:right w:w="150" w:type="dxa"/>
+            </w:tcMar>
+          </w:tcPr>
+          <w:p>
+            <w:pPr>
+              <w:spacing w:before="40" w:after="40" w:line="252" w:lineRule="auto"/>
+              <w:jc w:val="left"/>
+            </w:pPr>
+            <w:r>
+              <w:rPr>
+                <w:rFonts w:ascii="Times New Roman" w:hAnsi="Times New Roman"/>
+                <w:sz w:val="22"/>
+              </w:rPr>
+            </w:r>
+            <w:r>
+              <w:rPr>
+                <w:rFonts w:ascii="Times New Roman" w:hAnsi="Times New Roman"/>
+                <w:b/>
+                <w:sz w:val="22"/>
+              </w:rPr>
+              <w:t>Главная (Сводная панель)</w:t>
+            </w:r>
+            <w:r>
+              <w:rPr>
+                <w:rFonts w:ascii="Times New Roman" w:hAnsi="Times New Roman"/>
+                <w:sz w:val="22"/>
+              </w:rPr>
+            </w:r>
+          </w:p>
+        </w:tc>
+        <w:tc>
+          <w:tcPr>
+            <w:tcW w:type="dxa" w:w="2339"/>
+            <w:tcMar>
+              <w:top w:w="100" w:type="dxa"/>
+              <w:bottom w:w="100" w:type="dxa"/>
+              <w:left w:w="150" w:type="dxa"/>
+              <w:right w:w="150" w:type="dxa"/>
+            </w:tcMar>
+          </w:tcPr>
+          <w:p>
+            <w:pPr>
+              <w:spacing w:before="40" w:after="40" w:line="252" w:lineRule="auto"/>
+              <w:jc w:val="left"/>
+            </w:pPr>
+            <w:r>
+              <w:rPr>
+                <w:rFonts w:ascii="Times New Roman" w:hAnsi="Times New Roman"/>
+                <w:sz w:val="22"/>
+              </w:rPr>
+              <w:t>`/?page=dashboard`</w:t>
+            </w:r>
+          </w:p>
+        </w:tc>
+        <w:tc>
+          <w:tcPr>
+            <w:tcW w:type="dxa" w:w="2339"/>
+            <w:tcMar>
+              <w:top w:w="100" w:type="dxa"/>
+              <w:bottom w:w="100" w:type="dxa"/>
+              <w:left w:w="150" w:type="dxa"/>
+              <w:right w:w="150" w:type="dxa"/>
+            </w:tcMar>
+          </w:tcPr>
+          <w:p>
+            <w:pPr>
+              <w:spacing w:before="40" w:after="40" w:line="252" w:lineRule="auto"/>
+              <w:jc w:val="left"/>
+            </w:pPr>
+            <w:r>
+              <w:rPr>
+                <w:rFonts w:ascii="Times New Roman" w:hAnsi="Times New Roman"/>
+                <w:sz w:val="22"/>
+              </w:rPr>
+              <w:t>`curriculums`, `standards_fgos`, `service_notes`, `announcements`</w:t>
+            </w:r>
+          </w:p>
+        </w:tc>
+        <w:tc>
+          <w:tcPr>
+            <w:tcW w:type="dxa" w:w="2339"/>
+            <w:tcMar>
+              <w:top w:w="100" w:type="dxa"/>
+              <w:bottom w:w="100" w:type="dxa"/>
+              <w:left w:w="150" w:type="dxa"/>
+              <w:right w:w="150" w:type="dxa"/>
+            </w:tcMar>
+          </w:tcPr>
+          <w:p>
+            <w:pPr>
+              <w:spacing w:before="40" w:after="40" w:line="252" w:lineRule="auto"/>
+              <w:jc w:val="left"/>
+            </w:pPr>
+            <w:r>
+              <w:rPr>
+                <w:rFonts w:ascii="Times New Roman" w:hAnsi="Times New Roman"/>
+                <w:sz w:val="22"/>
+              </w:rPr>
+              <w:t>Аналитические карточки ключевых метрик, реестр проектов УП, лента закрепленных объявлений АНОК.</w:t>
+            </w:r>
+          </w:p>
+        </w:tc>
+      </w:tr>
+      <w:tr>
+        <w:tc>
+          <w:tcPr>
+            <w:tcW w:type="dxa" w:w="2339"/>
+            <w:tcMar>
+              <w:top w:w="100" w:type="dxa"/>
+              <w:bottom w:w="100" w:type="dxa"/>
+              <w:left w:w="150" w:type="dxa"/>
+              <w:right w:w="150" w:type="dxa"/>
+            </w:tcMar>
+          </w:tcPr>
+          <w:p>
+            <w:pPr>
+              <w:spacing w:before="40" w:after="40" w:line="252" w:lineRule="auto"/>
+              <w:jc w:val="left"/>
+            </w:pPr>
+            <w:r>
+              <w:rPr>
+                <w:rFonts w:ascii="Times New Roman" w:hAnsi="Times New Roman"/>
+                <w:sz w:val="22"/>
+              </w:rPr>
+            </w:r>
+            <w:r>
+              <w:rPr>
+                <w:rFonts w:ascii="Times New Roman" w:hAnsi="Times New Roman"/>
+                <w:b/>
+                <w:sz w:val="22"/>
+              </w:rPr>
+              <w:t>Учебные планы</w:t>
+            </w:r>
+            <w:r>
+              <w:rPr>
+                <w:rFonts w:ascii="Times New Roman" w:hAnsi="Times New Roman"/>
+                <w:sz w:val="22"/>
+              </w:rPr>
+            </w:r>
+          </w:p>
+        </w:tc>
+        <w:tc>
+          <w:tcPr>
+            <w:tcW w:type="dxa" w:w="2339"/>
+            <w:tcMar>
+              <w:top w:w="100" w:type="dxa"/>
+              <w:bottom w:w="100" w:type="dxa"/>
+              <w:left w:w="150" w:type="dxa"/>
+              <w:right w:w="150" w:type="dxa"/>
+            </w:tcMar>
+          </w:tcPr>
+          <w:p>
+            <w:pPr>
+              <w:spacing w:before="40" w:after="40" w:line="252" w:lineRule="auto"/>
+              <w:jc w:val="left"/>
+            </w:pPr>
+            <w:r>
+              <w:rPr>
+                <w:rFonts w:ascii="Times New Roman" w:hAnsi="Times New Roman"/>
+                <w:sz w:val="22"/>
+              </w:rPr>
+              <w:t>`/?page=plans`</w:t>
+            </w:r>
+          </w:p>
+        </w:tc>
+        <w:tc>
+          <w:tcPr>
+            <w:tcW w:type="dxa" w:w="2339"/>
+            <w:tcMar>
+              <w:top w:w="100" w:type="dxa"/>
+              <w:bottom w:w="100" w:type="dxa"/>
+              <w:left w:w="150" w:type="dxa"/>
+              <w:right w:w="150" w:type="dxa"/>
+            </w:tcMar>
+          </w:tcPr>
+          <w:p>
+            <w:pPr>
+              <w:spacing w:before="40" w:after="40" w:line="252" w:lineRule="auto"/>
+              <w:jc w:val="left"/>
+            </w:pPr>
+            <w:r>
+              <w:rPr>
+                <w:rFonts w:ascii="Times New Roman" w:hAnsi="Times New Roman"/>
+                <w:sz w:val="22"/>
+              </w:rPr>
+              <w:t>`curriculums` $\bowtie$ `educational_programs`</w:t>
+            </w:r>
+          </w:p>
+        </w:tc>
+        <w:tc>
+          <w:tcPr>
+            <w:tcW w:type="dxa" w:w="2339"/>
+            <w:tcMar>
+              <w:top w:w="100" w:type="dxa"/>
+              <w:bottom w:w="100" w:type="dxa"/>
+              <w:left w:w="150" w:type="dxa"/>
+              <w:right w:w="150" w:type="dxa"/>
+            </w:tcMar>
+          </w:tcPr>
+          <w:p>
+            <w:pPr>
+              <w:spacing w:before="40" w:after="40" w:line="252" w:lineRule="auto"/>
+              <w:jc w:val="left"/>
+            </w:pPr>
+            <w:r>
+              <w:rPr>
+                <w:rFonts w:ascii="Times New Roman" w:hAnsi="Times New Roman"/>
+                <w:sz w:val="22"/>
+              </w:rPr>
+              <w:t>Полный реестр утвержденных и разрабатываемых учебных планов по годам, формам обучения и статусам.</w:t>
+            </w:r>
+          </w:p>
+        </w:tc>
+      </w:tr>
+      <w:tr>
+        <w:tc>
+          <w:tcPr>
+            <w:tcW w:type="dxa" w:w="2339"/>
+            <w:tcMar>
+              <w:top w:w="100" w:type="dxa"/>
+              <w:bottom w:w="100" w:type="dxa"/>
+              <w:left w:w="150" w:type="dxa"/>
+              <w:right w:w="150" w:type="dxa"/>
+            </w:tcMar>
+          </w:tcPr>
+          <w:p>
+            <w:pPr>
+              <w:spacing w:before="40" w:after="40" w:line="252" w:lineRule="auto"/>
+              <w:jc w:val="left"/>
+            </w:pPr>
+            <w:r>
+              <w:rPr>
+                <w:rFonts w:ascii="Times New Roman" w:hAnsi="Times New Roman"/>
+                <w:sz w:val="22"/>
+              </w:rPr>
+            </w:r>
+            <w:r>
+              <w:rPr>
+                <w:rFonts w:ascii="Times New Roman" w:hAnsi="Times New Roman"/>
+                <w:b/>
+                <w:sz w:val="22"/>
+              </w:rPr>
+              <w:t>Просмотр плана</w:t>
+            </w:r>
+            <w:r>
+              <w:rPr>
+                <w:rFonts w:ascii="Times New Roman" w:hAnsi="Times New Roman"/>
+                <w:sz w:val="22"/>
+              </w:rPr>
+            </w:r>
+          </w:p>
+        </w:tc>
+        <w:tc>
+          <w:tcPr>
+            <w:tcW w:type="dxa" w:w="2339"/>
+            <w:tcMar>
+              <w:top w:w="100" w:type="dxa"/>
+              <w:bottom w:w="100" w:type="dxa"/>
+              <w:left w:w="150" w:type="dxa"/>
+              <w:right w:w="150" w:type="dxa"/>
+            </w:tcMar>
+          </w:tcPr>
+          <w:p>
+            <w:pPr>
+              <w:spacing w:before="40" w:after="40" w:line="252" w:lineRule="auto"/>
+              <w:jc w:val="left"/>
+            </w:pPr>
+            <w:r>
+              <w:rPr>
+                <w:rFonts w:ascii="Times New Roman" w:hAnsi="Times New Roman"/>
+                <w:sz w:val="22"/>
+              </w:rPr>
+              <w:t>`/?page=plan&amp;id=1&amp;sem=1..8`</w:t>
+            </w:r>
+          </w:p>
+        </w:tc>
+        <w:tc>
+          <w:tcPr>
+            <w:tcW w:type="dxa" w:w="2339"/>
+            <w:tcMar>
+              <w:top w:w="100" w:type="dxa"/>
+              <w:bottom w:w="100" w:type="dxa"/>
+              <w:left w:w="150" w:type="dxa"/>
+              <w:right w:w="150" w:type="dxa"/>
+            </w:tcMar>
+          </w:tcPr>
+          <w:p>
+            <w:pPr>
+              <w:spacing w:before="40" w:after="40" w:line="252" w:lineRule="auto"/>
+              <w:jc w:val="left"/>
+            </w:pPr>
+            <w:r>
+              <w:rPr>
+                <w:rFonts w:ascii="Times New Roman" w:hAnsi="Times New Roman"/>
+                <w:sz w:val="22"/>
+              </w:rPr>
+              <w:t>`curriculum_disciplines` $\bowtie$ `departments`</w:t>
+            </w:r>
+          </w:p>
+        </w:tc>
+        <w:tc>
+          <w:tcPr>
+            <w:tcW w:type="dxa" w:w="2339"/>
+            <w:tcMar>
+              <w:top w:w="100" w:type="dxa"/>
+              <w:bottom w:w="100" w:type="dxa"/>
+              <w:left w:w="150" w:type="dxa"/>
+              <w:right w:w="150" w:type="dxa"/>
+            </w:tcMar>
+          </w:tcPr>
+          <w:p>
+            <w:pPr>
+              <w:spacing w:before="40" w:after="40" w:line="252" w:lineRule="auto"/>
+              <w:jc w:val="left"/>
+            </w:pPr>
+            <w:r>
+              <w:rPr>
+                <w:rFonts w:ascii="Times New Roman" w:hAnsi="Times New Roman"/>
+                <w:sz w:val="22"/>
+              </w:rPr>
+              <w:t>Посеместровая сетка дисциплин, расчет суммарных з.е. (30 з.е./сем) и контактных часов, формы контроля.</w:t>
+            </w:r>
+          </w:p>
+        </w:tc>
+      </w:tr>
+      <w:tr>
+        <w:tc>
+          <w:tcPr>
+            <w:tcW w:type="dxa" w:w="2339"/>
+            <w:tcMar>
+              <w:top w:w="100" w:type="dxa"/>
+              <w:bottom w:w="100" w:type="dxa"/>
+              <w:left w:w="150" w:type="dxa"/>
+              <w:right w:w="150" w:type="dxa"/>
+            </w:tcMar>
+          </w:tcPr>
+          <w:p>
+            <w:pPr>
+              <w:spacing w:before="40" w:after="40" w:line="252" w:lineRule="auto"/>
+              <w:jc w:val="left"/>
+            </w:pPr>
+            <w:r>
+              <w:rPr>
+                <w:rFonts w:ascii="Times New Roman" w:hAnsi="Times New Roman"/>
+                <w:sz w:val="22"/>
+              </w:rPr>
+            </w:r>
+            <w:r>
+              <w:rPr>
+                <w:rFonts w:ascii="Times New Roman" w:hAnsi="Times New Roman"/>
+                <w:b/>
+                <w:sz w:val="22"/>
+              </w:rPr>
+              <w:t>Проверка ФГОС</w:t>
+            </w:r>
+            <w:r>
+              <w:rPr>
+                <w:rFonts w:ascii="Times New Roman" w:hAnsi="Times New Roman"/>
+                <w:sz w:val="22"/>
+              </w:rPr>
+            </w:r>
+          </w:p>
+        </w:tc>
+        <w:tc>
+          <w:tcPr>
+            <w:tcW w:type="dxa" w:w="2339"/>
+            <w:tcMar>
+              <w:top w:w="100" w:type="dxa"/>
+              <w:bottom w:w="100" w:type="dxa"/>
+              <w:left w:w="150" w:type="dxa"/>
+              <w:right w:w="150" w:type="dxa"/>
+            </w:tcMar>
+          </w:tcPr>
+          <w:p>
+            <w:pPr>
+              <w:spacing w:before="40" w:after="40" w:line="252" w:lineRule="auto"/>
+              <w:jc w:val="left"/>
+            </w:pPr>
+            <w:r>
+              <w:rPr>
+                <w:rFonts w:ascii="Times New Roman" w:hAnsi="Times New Roman"/>
+                <w:sz w:val="22"/>
+              </w:rPr>
+              <w:t>`/?page=validate`</w:t>
+            </w:r>
+          </w:p>
+        </w:tc>
+        <w:tc>
+          <w:tcPr>
+            <w:tcW w:type="dxa" w:w="2339"/>
+            <w:tcMar>
+              <w:top w:w="100" w:type="dxa"/>
+              <w:bottom w:w="100" w:type="dxa"/>
+              <w:left w:w="150" w:type="dxa"/>
+              <w:right w:w="150" w:type="dxa"/>
+            </w:tcMar>
+          </w:tcPr>
+          <w:p>
+            <w:pPr>
+              <w:spacing w:before="40" w:after="40" w:line="252" w:lineRule="auto"/>
+              <w:jc w:val="left"/>
+            </w:pPr>
+            <w:r>
+              <w:rPr>
+                <w:rFonts w:ascii="Times New Roman" w:hAnsi="Times New Roman"/>
+                <w:sz w:val="22"/>
+              </w:rPr>
+              <w:t>`standards_fgos`, алгоритм валидации</w:t>
+            </w:r>
+          </w:p>
+        </w:tc>
+        <w:tc>
+          <w:tcPr>
+            <w:tcW w:type="dxa" w:w="2339"/>
+            <w:tcMar>
+              <w:top w:w="100" w:type="dxa"/>
+              <w:bottom w:w="100" w:type="dxa"/>
+              <w:left w:w="150" w:type="dxa"/>
+              <w:right w:w="150" w:type="dxa"/>
+            </w:tcMar>
+          </w:tcPr>
+          <w:p>
+            <w:pPr>
+              <w:spacing w:before="40" w:after="40" w:line="252" w:lineRule="auto"/>
+              <w:jc w:val="left"/>
+            </w:pPr>
+            <w:r>
+              <w:rPr>
+                <w:rFonts w:ascii="Times New Roman" w:hAnsi="Times New Roman"/>
+                <w:sz w:val="22"/>
+              </w:rPr>
+              <w:t>Сводка соблюдения нормативов ФГОС ВО 3++ и таблица пороговых параметров стандартов.</w:t>
+            </w:r>
+          </w:p>
+        </w:tc>
+      </w:tr>
+      <w:tr>
+        <w:tc>
+          <w:tcPr>
+            <w:tcW w:type="dxa" w:w="2339"/>
+            <w:tcMar>
+              <w:top w:w="100" w:type="dxa"/>
+              <w:bottom w:w="100" w:type="dxa"/>
+              <w:left w:w="150" w:type="dxa"/>
+              <w:right w:w="150" w:type="dxa"/>
+            </w:tcMar>
+          </w:tcPr>
+          <w:p>
+            <w:pPr>
+              <w:spacing w:before="40" w:after="40" w:line="252" w:lineRule="auto"/>
+              <w:jc w:val="left"/>
+            </w:pPr>
+            <w:r>
+              <w:rPr>
+                <w:rFonts w:ascii="Times New Roman" w:hAnsi="Times New Roman"/>
+                <w:sz w:val="22"/>
+              </w:rPr>
+            </w:r>
+            <w:r>
+              <w:rPr>
+                <w:rFonts w:ascii="Times New Roman" w:hAnsi="Times New Roman"/>
+                <w:b/>
+                <w:sz w:val="22"/>
+              </w:rPr>
+              <w:t>Согласование (ЭЦП)</w:t>
+            </w:r>
+            <w:r>
+              <w:rPr>
+                <w:rFonts w:ascii="Times New Roman" w:hAnsi="Times New Roman"/>
+                <w:sz w:val="22"/>
+              </w:rPr>
+            </w:r>
+          </w:p>
+        </w:tc>
+        <w:tc>
+          <w:tcPr>
+            <w:tcW w:type="dxa" w:w="2339"/>
+            <w:tcMar>
+              <w:top w:w="100" w:type="dxa"/>
+              <w:bottom w:w="100" w:type="dxa"/>
+              <w:left w:w="150" w:type="dxa"/>
+              <w:right w:w="150" w:type="dxa"/>
+            </w:tcMar>
+          </w:tcPr>
+          <w:p>
+            <w:pPr>
+              <w:spacing w:before="40" w:after="40" w:line="252" w:lineRule="auto"/>
+              <w:jc w:val="left"/>
+            </w:pPr>
+            <w:r>
+              <w:rPr>
+                <w:rFonts w:ascii="Times New Roman" w:hAnsi="Times New Roman"/>
+                <w:sz w:val="22"/>
+              </w:rPr>
+              <w:t>`/?page=signatures`</w:t>
+            </w:r>
+          </w:p>
+        </w:tc>
+        <w:tc>
+          <w:tcPr>
+            <w:tcW w:type="dxa" w:w="2339"/>
+            <w:tcMar>
+              <w:top w:w="100" w:type="dxa"/>
+              <w:bottom w:w="100" w:type="dxa"/>
+              <w:left w:w="150" w:type="dxa"/>
+              <w:right w:w="150" w:type="dxa"/>
+            </w:tcMar>
+          </w:tcPr>
+          <w:p>
+            <w:pPr>
+              <w:spacing w:before="40" w:after="40" w:line="252" w:lineRule="auto"/>
+              <w:jc w:val="left"/>
+            </w:pPr>
+            <w:r>
+              <w:rPr>
+                <w:rFonts w:ascii="Times New Roman" w:hAnsi="Times New Roman"/>
+                <w:sz w:val="22"/>
+              </w:rPr>
+              <w:t>`document_signatures`</w:t>
+            </w:r>
+          </w:p>
+        </w:tc>
+        <w:tc>
+          <w:tcPr>
+            <w:tcW w:type="dxa" w:w="2339"/>
+            <w:tcMar>
+              <w:top w:w="100" w:type="dxa"/>
+              <w:bottom w:w="100" w:type="dxa"/>
+              <w:left w:w="150" w:type="dxa"/>
+              <w:right w:w="150" w:type="dxa"/>
+            </w:tcMar>
+          </w:tcPr>
+          <w:p>
+            <w:pPr>
+              <w:spacing w:before="40" w:after="40" w:line="252" w:lineRule="auto"/>
+              <w:jc w:val="left"/>
+            </w:pPr>
+            <w:r>
+              <w:rPr>
+                <w:rFonts w:ascii="Times New Roman" w:hAnsi="Times New Roman"/>
+                <w:sz w:val="22"/>
+              </w:rPr>
+              <w:t>Цепочка этапов визирования УП, ФИО подписантов, даты, статусы и SHA-256 хэши подписей.</w:t>
+            </w:r>
+          </w:p>
+        </w:tc>
+      </w:tr>
+      <w:tr>
+        <w:tc>
+          <w:tcPr>
+            <w:tcW w:type="dxa" w:w="2339"/>
+            <w:tcMar>
+              <w:top w:w="100" w:type="dxa"/>
+              <w:bottom w:w="100" w:type="dxa"/>
+              <w:left w:w="150" w:type="dxa"/>
+              <w:right w:w="150" w:type="dxa"/>
+            </w:tcMar>
+          </w:tcPr>
+          <w:p>
+            <w:pPr>
+              <w:spacing w:before="40" w:after="40" w:line="252" w:lineRule="auto"/>
+              <w:jc w:val="left"/>
+            </w:pPr>
+            <w:r>
+              <w:rPr>
+                <w:rFonts w:ascii="Times New Roman" w:hAnsi="Times New Roman"/>
+                <w:sz w:val="22"/>
+              </w:rPr>
+            </w:r>
+            <w:r>
+              <w:rPr>
+                <w:rFonts w:ascii="Times New Roman" w:hAnsi="Times New Roman"/>
+                <w:b/>
+                <w:sz w:val="22"/>
+              </w:rPr>
+              <w:t>Служебные записки</w:t>
+            </w:r>
+            <w:r>
+              <w:rPr>
+                <w:rFonts w:ascii="Times New Roman" w:hAnsi="Times New Roman"/>
+                <w:sz w:val="22"/>
+              </w:rPr>
+            </w:r>
+          </w:p>
+        </w:tc>
+        <w:tc>
+          <w:tcPr>
+            <w:tcW w:type="dxa" w:w="2339"/>
+            <w:tcMar>
+              <w:top w:w="100" w:type="dxa"/>
+              <w:bottom w:w="100" w:type="dxa"/>
+              <w:left w:w="150" w:type="dxa"/>
+              <w:right w:w="150" w:type="dxa"/>
+            </w:tcMar>
+          </w:tcPr>
+          <w:p>
+            <w:pPr>
+              <w:spacing w:before="40" w:after="40" w:line="252" w:lineRule="auto"/>
+              <w:jc w:val="left"/>
+            </w:pPr>
+            <w:r>
+              <w:rPr>
+                <w:rFonts w:ascii="Times New Roman" w:hAnsi="Times New Roman"/>
+                <w:sz w:val="22"/>
+              </w:rPr>
+              <w:t>`/?page=memos`</w:t>
+            </w:r>
+          </w:p>
+        </w:tc>
+        <w:tc>
+          <w:tcPr>
+            <w:tcW w:type="dxa" w:w="2339"/>
+            <w:tcMar>
+              <w:top w:w="100" w:type="dxa"/>
+              <w:bottom w:w="100" w:type="dxa"/>
+              <w:left w:w="150" w:type="dxa"/>
+              <w:right w:w="150" w:type="dxa"/>
+            </w:tcMar>
+          </w:tcPr>
+          <w:p>
+            <w:pPr>
+              <w:spacing w:before="40" w:after="40" w:line="252" w:lineRule="auto"/>
+              <w:jc w:val="left"/>
+            </w:pPr>
+            <w:r>
+              <w:rPr>
+                <w:rFonts w:ascii="Times New Roman" w:hAnsi="Times New Roman"/>
+                <w:sz w:val="22"/>
+              </w:rPr>
+              <w:t>`service_notes` $\bowtie$ `departments`</w:t>
+            </w:r>
+          </w:p>
+        </w:tc>
+        <w:tc>
+          <w:tcPr>
+            <w:tcW w:type="dxa" w:w="2339"/>
+            <w:tcMar>
+              <w:top w:w="100" w:type="dxa"/>
+              <w:bottom w:w="100" w:type="dxa"/>
+              <w:left w:w="150" w:type="dxa"/>
+              <w:right w:w="150" w:type="dxa"/>
+            </w:tcMar>
+          </w:tcPr>
+          <w:p>
+            <w:pPr>
+              <w:spacing w:before="40" w:after="40" w:line="252" w:lineRule="auto"/>
+              <w:jc w:val="left"/>
+            </w:pPr>
+            <w:r>
+              <w:rPr>
+                <w:rFonts w:ascii="Times New Roman" w:hAnsi="Times New Roman"/>
+                <w:sz w:val="22"/>
+              </w:rPr>
+              <w:t>Реестр служебных записок выпускающих и реализующих кафедр на изменение параметров плана.</w:t>
+            </w:r>
+          </w:p>
+        </w:tc>
+      </w:tr>
+      <w:tr>
+        <w:tc>
+          <w:tcPr>
+            <w:tcW w:type="dxa" w:w="2339"/>
+            <w:tcMar>
+              <w:top w:w="100" w:type="dxa"/>
+              <w:bottom w:w="100" w:type="dxa"/>
+              <w:left w:w="150" w:type="dxa"/>
+              <w:right w:w="150" w:type="dxa"/>
+            </w:tcMar>
+          </w:tcPr>
+          <w:p>
+            <w:pPr>
+              <w:spacing w:before="40" w:after="40" w:line="252" w:lineRule="auto"/>
+              <w:jc w:val="left"/>
+            </w:pPr>
+            <w:r>
+              <w:rPr>
+                <w:rFonts w:ascii="Times New Roman" w:hAnsi="Times New Roman"/>
+                <w:sz w:val="22"/>
+              </w:rPr>
+            </w:r>
+            <w:r>
+              <w:rPr>
+                <w:rFonts w:ascii="Times New Roman" w:hAnsi="Times New Roman"/>
+                <w:b/>
+                <w:sz w:val="22"/>
+              </w:rPr>
+              <w:t>Программы</w:t>
+            </w:r>
+            <w:r>
+              <w:rPr>
+                <w:rFonts w:ascii="Times New Roman" w:hAnsi="Times New Roman"/>
+                <w:sz w:val="22"/>
+              </w:rPr>
+            </w:r>
+          </w:p>
+        </w:tc>
+        <w:tc>
+          <w:tcPr>
+            <w:tcW w:type="dxa" w:w="2339"/>
+            <w:tcMar>
+              <w:top w:w="100" w:type="dxa"/>
+              <w:bottom w:w="100" w:type="dxa"/>
+              <w:left w:w="150" w:type="dxa"/>
+              <w:right w:w="150" w:type="dxa"/>
+            </w:tcMar>
+          </w:tcPr>
+          <w:p>
+            <w:pPr>
+              <w:spacing w:before="40" w:after="40" w:line="252" w:lineRule="auto"/>
+              <w:jc w:val="left"/>
+            </w:pPr>
+            <w:r>
+              <w:rPr>
+                <w:rFonts w:ascii="Times New Roman" w:hAnsi="Times New Roman"/>
+                <w:sz w:val="22"/>
+              </w:rPr>
+              <w:t>`/?page=programs`</w:t>
+            </w:r>
+          </w:p>
+        </w:tc>
+        <w:tc>
+          <w:tcPr>
+            <w:tcW w:type="dxa" w:w="2339"/>
+            <w:tcMar>
+              <w:top w:w="100" w:type="dxa"/>
+              <w:bottom w:w="100" w:type="dxa"/>
+              <w:left w:w="150" w:type="dxa"/>
+              <w:right w:w="150" w:type="dxa"/>
+            </w:tcMar>
+          </w:tcPr>
+          <w:p>
+            <w:pPr>
+              <w:spacing w:before="40" w:after="40" w:line="252" w:lineRule="auto"/>
+              <w:jc w:val="left"/>
+            </w:pPr>
+            <w:r>
+              <w:rPr>
+                <w:rFonts w:ascii="Times New Roman" w:hAnsi="Times New Roman"/>
+                <w:sz w:val="22"/>
+              </w:rPr>
+              <w:t>`educational_programs` $\bowtie$ `departments`</w:t>
+            </w:r>
+          </w:p>
+        </w:tc>
+        <w:tc>
+          <w:tcPr>
+            <w:tcW w:type="dxa" w:w="2339"/>
+            <w:tcMar>
+              <w:top w:w="100" w:type="dxa"/>
+              <w:bottom w:w="100" w:type="dxa"/>
+              <w:left w:w="150" w:type="dxa"/>
+              <w:right w:w="150" w:type="dxa"/>
+            </w:tcMar>
+          </w:tcPr>
+          <w:p>
+            <w:pPr>
+              <w:spacing w:before="40" w:after="40" w:line="252" w:lineRule="auto"/>
+              <w:jc w:val="left"/>
+            </w:pPr>
+            <w:r>
+              <w:rPr>
+                <w:rFonts w:ascii="Times New Roman" w:hAnsi="Times New Roman"/>
+                <w:sz w:val="22"/>
+              </w:rPr>
+              <w:t>Реестр направлений бакалавриата и магистратуры с формами обучения и выпускающими кафедрами.</w:t>
+            </w:r>
+          </w:p>
+        </w:tc>
+      </w:tr>
+      <w:tr>
+        <w:tc>
+          <w:tcPr>
+            <w:tcW w:type="dxa" w:w="2339"/>
+            <w:tcMar>
+              <w:top w:w="100" w:type="dxa"/>
+              <w:bottom w:w="100" w:type="dxa"/>
+              <w:left w:w="150" w:type="dxa"/>
+              <w:right w:w="150" w:type="dxa"/>
+            </w:tcMar>
+          </w:tcPr>
+          <w:p>
+            <w:pPr>
+              <w:spacing w:before="40" w:after="40" w:line="252" w:lineRule="auto"/>
+              <w:jc w:val="left"/>
+            </w:pPr>
+            <w:r>
+              <w:rPr>
+                <w:rFonts w:ascii="Times New Roman" w:hAnsi="Times New Roman"/>
+                <w:sz w:val="22"/>
+              </w:rPr>
+            </w:r>
+            <w:r>
+              <w:rPr>
+                <w:rFonts w:ascii="Times New Roman" w:hAnsi="Times New Roman"/>
+                <w:b/>
+                <w:sz w:val="22"/>
+              </w:rPr>
+              <w:t>Компетенции</w:t>
+            </w:r>
+            <w:r>
+              <w:rPr>
+                <w:rFonts w:ascii="Times New Roman" w:hAnsi="Times New Roman"/>
+                <w:sz w:val="22"/>
+              </w:rPr>
+            </w:r>
+          </w:p>
+        </w:tc>
+        <w:tc>
+          <w:tcPr>
+            <w:tcW w:type="dxa" w:w="2339"/>
+            <w:tcMar>
+              <w:top w:w="100" w:type="dxa"/>
+              <w:bottom w:w="100" w:type="dxa"/>
+              <w:left w:w="150" w:type="dxa"/>
+              <w:right w:w="150" w:type="dxa"/>
+            </w:tcMar>
+          </w:tcPr>
+          <w:p>
+            <w:pPr>
+              <w:spacing w:before="40" w:after="40" w:line="252" w:lineRule="auto"/>
+              <w:jc w:val="left"/>
+            </w:pPr>
+            <w:r>
+              <w:rPr>
+                <w:rFonts w:ascii="Times New Roman" w:hAnsi="Times New Roman"/>
+                <w:sz w:val="22"/>
+              </w:rPr>
+              <w:t>`/?page=competencies`</w:t>
+            </w:r>
+          </w:p>
+        </w:tc>
+        <w:tc>
+          <w:tcPr>
+            <w:tcW w:type="dxa" w:w="2339"/>
+            <w:tcMar>
+              <w:top w:w="100" w:type="dxa"/>
+              <w:bottom w:w="100" w:type="dxa"/>
+              <w:left w:w="150" w:type="dxa"/>
+              <w:right w:w="150" w:type="dxa"/>
+            </w:tcMar>
+          </w:tcPr>
+          <w:p>
+            <w:pPr>
+              <w:spacing w:before="40" w:after="40" w:line="252" w:lineRule="auto"/>
+              <w:jc w:val="left"/>
+            </w:pPr>
+            <w:r>
+              <w:rPr>
+                <w:rFonts w:ascii="Times New Roman" w:hAnsi="Times New Roman"/>
+                <w:sz w:val="22"/>
+              </w:rPr>
+              <w:t>`competencies`</w:t>
+            </w:r>
+          </w:p>
+        </w:tc>
+        <w:tc>
+          <w:tcPr>
+            <w:tcW w:type="dxa" w:w="2339"/>
+            <w:tcMar>
+              <w:top w:w="100" w:type="dxa"/>
+              <w:bottom w:w="100" w:type="dxa"/>
+              <w:left w:w="150" w:type="dxa"/>
+              <w:right w:w="150" w:type="dxa"/>
+            </w:tcMar>
+          </w:tcPr>
+          <w:p>
+            <w:pPr>
+              <w:spacing w:before="40" w:after="40" w:line="252" w:lineRule="auto"/>
+              <w:jc w:val="left"/>
+            </w:pPr>
+            <w:r>
+              <w:rPr>
+                <w:rFonts w:ascii="Times New Roman" w:hAnsi="Times New Roman"/>
+                <w:sz w:val="22"/>
+              </w:rPr>
+              <w:t>Справочник универсальных (УК), общепрофессиональных (ОПК) и профессиональных (ПК) компетенций.</w:t>
+            </w:r>
+          </w:p>
+        </w:tc>
+      </w:tr>
+      <w:tr>
+        <w:tc>
+          <w:tcPr>
+            <w:tcW w:type="dxa" w:w="2339"/>
+            <w:tcMar>
+              <w:top w:w="100" w:type="dxa"/>
+              <w:bottom w:w="100" w:type="dxa"/>
+              <w:left w:w="150" w:type="dxa"/>
+              <w:right w:w="150" w:type="dxa"/>
+            </w:tcMar>
+          </w:tcPr>
+          <w:p>
+            <w:pPr>
+              <w:spacing w:before="40" w:after="40" w:line="252" w:lineRule="auto"/>
+              <w:jc w:val="left"/>
+            </w:pPr>
+            <w:r>
+              <w:rPr>
+                <w:rFonts w:ascii="Times New Roman" w:hAnsi="Times New Roman"/>
+                <w:sz w:val="22"/>
+              </w:rPr>
+            </w:r>
+            <w:r>
+              <w:rPr>
+                <w:rFonts w:ascii="Times New Roman" w:hAnsi="Times New Roman"/>
+                <w:b/>
+                <w:sz w:val="22"/>
+              </w:rPr>
+              <w:t>Стандарты ФГОС</w:t>
+            </w:r>
+            <w:r>
+              <w:rPr>
+                <w:rFonts w:ascii="Times New Roman" w:hAnsi="Times New Roman"/>
+                <w:sz w:val="22"/>
+              </w:rPr>
+            </w:r>
+          </w:p>
+        </w:tc>
+        <w:tc>
+          <w:tcPr>
+            <w:tcW w:type="dxa" w:w="2339"/>
+            <w:tcMar>
+              <w:top w:w="100" w:type="dxa"/>
+              <w:bottom w:w="100" w:type="dxa"/>
+              <w:left w:w="150" w:type="dxa"/>
+              <w:right w:w="150" w:type="dxa"/>
+            </w:tcMar>
+          </w:tcPr>
+          <w:p>
+            <w:pPr>
+              <w:spacing w:before="40" w:after="40" w:line="252" w:lineRule="auto"/>
+              <w:jc w:val="left"/>
+            </w:pPr>
+            <w:r>
+              <w:rPr>
+                <w:rFonts w:ascii="Times New Roman" w:hAnsi="Times New Roman"/>
+                <w:sz w:val="22"/>
+              </w:rPr>
+              <w:t>`/?page=standards`</w:t>
+            </w:r>
+          </w:p>
+        </w:tc>
+        <w:tc>
+          <w:tcPr>
+            <w:tcW w:type="dxa" w:w="2339"/>
+            <w:tcMar>
+              <w:top w:w="100" w:type="dxa"/>
+              <w:bottom w:w="100" w:type="dxa"/>
+              <w:left w:w="150" w:type="dxa"/>
+              <w:right w:w="150" w:type="dxa"/>
+            </w:tcMar>
+          </w:tcPr>
+          <w:p>
+            <w:pPr>
+              <w:spacing w:before="40" w:after="40" w:line="252" w:lineRule="auto"/>
+              <w:jc w:val="left"/>
+            </w:pPr>
+            <w:r>
+              <w:rPr>
+                <w:rFonts w:ascii="Times New Roman" w:hAnsi="Times New Roman"/>
+                <w:sz w:val="22"/>
+              </w:rPr>
+              <w:t>`standards_fgos`</w:t>
+            </w:r>
+          </w:p>
+        </w:tc>
+        <w:tc>
+          <w:tcPr>
+            <w:tcW w:type="dxa" w:w="2339"/>
+            <w:tcMar>
+              <w:top w:w="100" w:type="dxa"/>
+              <w:bottom w:w="100" w:type="dxa"/>
+              <w:left w:w="150" w:type="dxa"/>
+              <w:right w:w="150" w:type="dxa"/>
+            </w:tcMar>
+          </w:tcPr>
+          <w:p>
+            <w:pPr>
+              <w:spacing w:before="40" w:after="40" w:line="252" w:lineRule="auto"/>
+              <w:jc w:val="left"/>
+            </w:pPr>
+            <w:r>
+              <w:rPr>
+                <w:rFonts w:ascii="Times New Roman" w:hAnsi="Times New Roman"/>
+                <w:sz w:val="22"/>
+              </w:rPr>
+              <w:t>Нормативная база действующих стандартов ФГОС ВО 3++ с датами утверждения.</w:t>
+            </w:r>
+          </w:p>
+        </w:tc>
+      </w:tr>
+      <w:tr>
+        <w:tc>
+          <w:tcPr>
+            <w:tcW w:type="dxa" w:w="2339"/>
+            <w:tcMar>
+              <w:top w:w="100" w:type="dxa"/>
+              <w:bottom w:w="100" w:type="dxa"/>
+              <w:left w:w="150" w:type="dxa"/>
+              <w:right w:w="150" w:type="dxa"/>
+            </w:tcMar>
+          </w:tcPr>
+          <w:p>
+            <w:pPr>
+              <w:spacing w:before="40" w:after="40" w:line="252" w:lineRule="auto"/>
+              <w:jc w:val="left"/>
+            </w:pPr>
+            <w:r>
+              <w:rPr>
+                <w:rFonts w:ascii="Times New Roman" w:hAnsi="Times New Roman"/>
+                <w:sz w:val="22"/>
+              </w:rPr>
+            </w:r>
+            <w:r>
+              <w:rPr>
+                <w:rFonts w:ascii="Times New Roman" w:hAnsi="Times New Roman"/>
+                <w:b/>
+                <w:sz w:val="22"/>
+              </w:rPr>
+              <w:t>Подразделения</w:t>
+            </w:r>
+            <w:r>
+              <w:rPr>
+                <w:rFonts w:ascii="Times New Roman" w:hAnsi="Times New Roman"/>
+                <w:sz w:val="22"/>
+              </w:rPr>
+            </w:r>
+          </w:p>
+        </w:tc>
+        <w:tc>
+          <w:tcPr>
+            <w:tcW w:type="dxa" w:w="2339"/>
+            <w:tcMar>
+              <w:top w:w="100" w:type="dxa"/>
+              <w:bottom w:w="100" w:type="dxa"/>
+              <w:left w:w="150" w:type="dxa"/>
+              <w:right w:w="150" w:type="dxa"/>
+            </w:tcMar>
+          </w:tcPr>
+          <w:p>
+            <w:pPr>
+              <w:spacing w:before="40" w:after="40" w:line="252" w:lineRule="auto"/>
+              <w:jc w:val="left"/>
+            </w:pPr>
+            <w:r>
+              <w:rPr>
+                <w:rFonts w:ascii="Times New Roman" w:hAnsi="Times New Roman"/>
+                <w:sz w:val="22"/>
+              </w:rPr>
+              <w:t>`/?page=departments`</w:t>
+            </w:r>
+          </w:p>
+        </w:tc>
+        <w:tc>
+          <w:tcPr>
+            <w:tcW w:type="dxa" w:w="2339"/>
+            <w:tcMar>
+              <w:top w:w="100" w:type="dxa"/>
+              <w:bottom w:w="100" w:type="dxa"/>
+              <w:left w:w="150" w:type="dxa"/>
+              <w:right w:w="150" w:type="dxa"/>
+            </w:tcMar>
+          </w:tcPr>
+          <w:p>
+            <w:pPr>
+              <w:spacing w:before="40" w:after="40" w:line="252" w:lineRule="auto"/>
+              <w:jc w:val="left"/>
+            </w:pPr>
+            <w:r>
+              <w:rPr>
+                <w:rFonts w:ascii="Times New Roman" w:hAnsi="Times New Roman"/>
+                <w:sz w:val="22"/>
+              </w:rPr>
+              <w:t>`departments`</w:t>
+            </w:r>
+          </w:p>
+        </w:tc>
+        <w:tc>
+          <w:tcPr>
+            <w:tcW w:type="dxa" w:w="2339"/>
+            <w:tcMar>
+              <w:top w:w="100" w:type="dxa"/>
+              <w:bottom w:w="100" w:type="dxa"/>
+              <w:left w:w="150" w:type="dxa"/>
+              <w:right w:w="150" w:type="dxa"/>
+            </w:tcMar>
+          </w:tcPr>
+          <w:p>
+            <w:pPr>
+              <w:spacing w:before="40" w:after="40" w:line="252" w:lineRule="auto"/>
+              <w:jc w:val="left"/>
+            </w:pPr>
+            <w:r>
+              <w:rPr>
+                <w:rFonts w:ascii="Times New Roman" w:hAnsi="Times New Roman"/>
+                <w:sz w:val="22"/>
+              </w:rPr>
+              <w:t>Институты, кафедры, Центр АНОК и Ректорат с контактными данными и телефонным справочником.</w:t>
+            </w:r>
+          </w:p>
+        </w:tc>
+      </w:tr>
+      <w:tr>
+        <w:tc>
+          <w:tcPr>
+            <w:tcW w:type="dxa" w:w="2339"/>
+            <w:tcMar>
+              <w:top w:w="100" w:type="dxa"/>
+              <w:bottom w:w="100" w:type="dxa"/>
+              <w:left w:w="150" w:type="dxa"/>
+              <w:right w:w="150" w:type="dxa"/>
+            </w:tcMar>
+          </w:tcPr>
+          <w:p>
+            <w:pPr>
+              <w:spacing w:before="40" w:after="40" w:line="252" w:lineRule="auto"/>
+              <w:jc w:val="left"/>
+            </w:pPr>
+            <w:r>
+              <w:rPr>
+                <w:rFonts w:ascii="Times New Roman" w:hAnsi="Times New Roman"/>
+                <w:sz w:val="22"/>
+              </w:rPr>
+            </w:r>
+            <w:r>
+              <w:rPr>
+                <w:rFonts w:ascii="Times New Roman" w:hAnsi="Times New Roman"/>
+                <w:b/>
+                <w:sz w:val="22"/>
+              </w:rPr>
+              <w:t>Объявления</w:t>
+            </w:r>
+            <w:r>
+              <w:rPr>
+                <w:rFonts w:ascii="Times New Roman" w:hAnsi="Times New Roman"/>
+                <w:sz w:val="22"/>
+              </w:rPr>
+            </w:r>
+          </w:p>
+        </w:tc>
+        <w:tc>
+          <w:tcPr>
+            <w:tcW w:type="dxa" w:w="2339"/>
+            <w:tcMar>
+              <w:top w:w="100" w:type="dxa"/>
+              <w:bottom w:w="100" w:type="dxa"/>
+              <w:left w:w="150" w:type="dxa"/>
+              <w:right w:w="150" w:type="dxa"/>
+            </w:tcMar>
+          </w:tcPr>
+          <w:p>
+            <w:pPr>
+              <w:spacing w:before="40" w:after="40" w:line="252" w:lineRule="auto"/>
+              <w:jc w:val="left"/>
+            </w:pPr>
+            <w:r>
+              <w:rPr>
+                <w:rFonts w:ascii="Times New Roman" w:hAnsi="Times New Roman"/>
+                <w:sz w:val="22"/>
+              </w:rPr>
+              <w:t>`/?page=announcements`</w:t>
+            </w:r>
+          </w:p>
+        </w:tc>
+        <w:tc>
+          <w:tcPr>
+            <w:tcW w:type="dxa" w:w="2339"/>
+            <w:tcMar>
+              <w:top w:w="100" w:type="dxa"/>
+              <w:bottom w:w="100" w:type="dxa"/>
+              <w:left w:w="150" w:type="dxa"/>
+              <w:right w:w="150" w:type="dxa"/>
+            </w:tcMar>
+          </w:tcPr>
+          <w:p>
+            <w:pPr>
+              <w:spacing w:before="40" w:after="40" w:line="252" w:lineRule="auto"/>
+              <w:jc w:val="left"/>
+            </w:pPr>
+            <w:r>
+              <w:rPr>
+                <w:rFonts w:ascii="Times New Roman" w:hAnsi="Times New Roman"/>
+                <w:sz w:val="22"/>
+              </w:rPr>
+              <w:t>`announcements`</w:t>
+            </w:r>
+          </w:p>
+        </w:tc>
+        <w:tc>
+          <w:tcPr>
+            <w:tcW w:type="dxa" w:w="2339"/>
+            <w:tcMar>
+              <w:top w:w="100" w:type="dxa"/>
+              <w:bottom w:w="100" w:type="dxa"/>
+              <w:left w:w="150" w:type="dxa"/>
+              <w:right w:w="150" w:type="dxa"/>
+            </w:tcMar>
+          </w:tcPr>
+          <w:p>
+            <w:pPr>
+              <w:spacing w:before="40" w:after="40" w:line="252" w:lineRule="auto"/>
+              <w:jc w:val="left"/>
+            </w:pPr>
+            <w:r>
+              <w:rPr>
+                <w:rFonts w:ascii="Times New Roman" w:hAnsi="Times New Roman"/>
+                <w:sz w:val="22"/>
+              </w:rPr>
+              <w:t>Регламенты, приказы и инструкции Центра АНОК с метками закрепления и датами публикации.</w:t>
+            </w:r>
+          </w:p>
+        </w:tc>
+      </w:tr>
+      <w:tr>
+        <w:tc>
+          <w:tcPr>
+            <w:tcW w:type="dxa" w:w="2339"/>
+            <w:tcMar>
+              <w:top w:w="100" w:type="dxa"/>
+              <w:bottom w:w="100" w:type="dxa"/>
+              <w:left w:w="150" w:type="dxa"/>
+              <w:right w:w="150" w:type="dxa"/>
+            </w:tcMar>
+          </w:tcPr>
+          <w:p>
+            <w:pPr>
+              <w:spacing w:before="40" w:after="40" w:line="252" w:lineRule="auto"/>
+              <w:jc w:val="left"/>
+            </w:pPr>
+            <w:r>
+              <w:rPr>
+                <w:rFonts w:ascii="Times New Roman" w:hAnsi="Times New Roman"/>
+                <w:sz w:val="22"/>
+              </w:rPr>
+            </w:r>
+            <w:r>
+              <w:rPr>
+                <w:rFonts w:ascii="Times New Roman" w:hAnsi="Times New Roman"/>
+                <w:b/>
+                <w:sz w:val="22"/>
+              </w:rPr>
+              <w:t>Журнал аудита</w:t>
+            </w:r>
+            <w:r>
+              <w:rPr>
+                <w:rFonts w:ascii="Times New Roman" w:hAnsi="Times New Roman"/>
+                <w:sz w:val="22"/>
+              </w:rPr>
+            </w:r>
+          </w:p>
+        </w:tc>
+        <w:tc>
+          <w:tcPr>
+            <w:tcW w:type="dxa" w:w="2339"/>
+            <w:tcMar>
+              <w:top w:w="100" w:type="dxa"/>
+              <w:bottom w:w="100" w:type="dxa"/>
+              <w:left w:w="150" w:type="dxa"/>
+              <w:right w:w="150" w:type="dxa"/>
+            </w:tcMar>
+          </w:tcPr>
+          <w:p>
+            <w:pPr>
+              <w:spacing w:before="40" w:after="40" w:line="252" w:lineRule="auto"/>
+              <w:jc w:val="left"/>
+            </w:pPr>
+            <w:r>
+              <w:rPr>
+                <w:rFonts w:ascii="Times New Roman" w:hAnsi="Times New Roman"/>
+                <w:sz w:val="22"/>
+              </w:rPr>
+              <w:t>`/?page=audit`</w:t>
+            </w:r>
+          </w:p>
+        </w:tc>
+        <w:tc>
+          <w:tcPr>
+            <w:tcW w:type="dxa" w:w="2339"/>
+            <w:tcMar>
+              <w:top w:w="100" w:type="dxa"/>
+              <w:bottom w:w="100" w:type="dxa"/>
+              <w:left w:w="150" w:type="dxa"/>
+              <w:right w:w="150" w:type="dxa"/>
+            </w:tcMar>
+          </w:tcPr>
+          <w:p>
+            <w:pPr>
+              <w:spacing w:before="40" w:after="40" w:line="252" w:lineRule="auto"/>
+              <w:jc w:val="left"/>
+            </w:pPr>
+            <w:r>
+              <w:rPr>
+                <w:rFonts w:ascii="Times New Roman" w:hAnsi="Times New Roman"/>
+                <w:sz w:val="22"/>
+              </w:rPr>
+              <w:t>`audit_logs`</w:t>
+            </w:r>
+          </w:p>
+        </w:tc>
+        <w:tc>
+          <w:tcPr>
+            <w:tcW w:type="dxa" w:w="2339"/>
+            <w:tcMar>
+              <w:top w:w="100" w:type="dxa"/>
+              <w:bottom w:w="100" w:type="dxa"/>
+              <w:left w:w="150" w:type="dxa"/>
+              <w:right w:w="150" w:type="dxa"/>
+            </w:tcMar>
+          </w:tcPr>
+          <w:p>
+            <w:pPr>
+              <w:spacing w:before="40" w:after="40" w:line="252" w:lineRule="auto"/>
+              <w:jc w:val="left"/>
+            </w:pPr>
+            <w:r>
+              <w:rPr>
+                <w:rFonts w:ascii="Times New Roman" w:hAnsi="Times New Roman"/>
+                <w:sz w:val="22"/>
+              </w:rPr>
+              <w:t>Протокол действий пользователей с отметкой времени, пользователя, роли, действия, статуса и IP-адреса.</w:t>
+            </w:r>
+          </w:p>
+        </w:tc>
+      </w:tr>
+      <w:tr>
+        <w:tc>
+          <w:tcPr>
+            <w:tcW w:type="dxa" w:w="2339"/>
+            <w:tcMar>
+              <w:top w:w="100" w:type="dxa"/>
+              <w:bottom w:w="100" w:type="dxa"/>
+              <w:left w:w="150" w:type="dxa"/>
+              <w:right w:w="150" w:type="dxa"/>
+            </w:tcMar>
+          </w:tcPr>
+          <w:p>
+            <w:pPr>
+              <w:spacing w:before="40" w:after="40" w:line="252" w:lineRule="auto"/>
+              <w:jc w:val="left"/>
+            </w:pPr>
+            <w:r>
+              <w:rPr>
+                <w:rFonts w:ascii="Times New Roman" w:hAnsi="Times New Roman"/>
+                <w:sz w:val="22"/>
+              </w:rPr>
+            </w:r>
+            <w:r>
+              <w:rPr>
+                <w:rFonts w:ascii="Times New Roman" w:hAnsi="Times New Roman"/>
+                <w:b/>
+                <w:sz w:val="22"/>
+              </w:rPr>
+              <w:t>Карта сайта</w:t>
+            </w:r>
+            <w:r>
+              <w:rPr>
+                <w:rFonts w:ascii="Times New Roman" w:hAnsi="Times New Roman"/>
+                <w:sz w:val="22"/>
+              </w:rPr>
+            </w:r>
+          </w:p>
+        </w:tc>
+        <w:tc>
+          <w:tcPr>
+            <w:tcW w:type="dxa" w:w="2339"/>
+            <w:tcMar>
+              <w:top w:w="100" w:type="dxa"/>
+              <w:bottom w:w="100" w:type="dxa"/>
+              <w:left w:w="150" w:type="dxa"/>
+              <w:right w:w="150" w:type="dxa"/>
+            </w:tcMar>
+          </w:tcPr>
+          <w:p>
+            <w:pPr>
+              <w:spacing w:before="40" w:after="40" w:line="252" w:lineRule="auto"/>
+              <w:jc w:val="left"/>
+            </w:pPr>
+            <w:r>
+              <w:rPr>
+                <w:rFonts w:ascii="Times New Roman" w:hAnsi="Times New Roman"/>
+                <w:sz w:val="22"/>
+              </w:rPr>
+              <w:t>`/?page=sitemap`</w:t>
+            </w:r>
+          </w:p>
+        </w:tc>
+        <w:tc>
+          <w:tcPr>
+            <w:tcW w:type="dxa" w:w="2339"/>
+            <w:tcMar>
+              <w:top w:w="100" w:type="dxa"/>
+              <w:bottom w:w="100" w:type="dxa"/>
+              <w:left w:w="150" w:type="dxa"/>
+              <w:right w:w="150" w:type="dxa"/>
+            </w:tcMar>
+          </w:tcPr>
+          <w:p>
+            <w:pPr>
+              <w:spacing w:before="40" w:after="40" w:line="252" w:lineRule="auto"/>
+              <w:jc w:val="left"/>
+            </w:pPr>
+            <w:r>
+              <w:rPr>
+                <w:rFonts w:ascii="Times New Roman" w:hAnsi="Times New Roman"/>
+                <w:sz w:val="22"/>
+              </w:rPr>
+              <w:t>Статическая структура разделов</w:t>
+            </w:r>
+          </w:p>
+        </w:tc>
+        <w:tc>
+          <w:tcPr>
+            <w:tcW w:type="dxa" w:w="2339"/>
+            <w:tcMar>
+              <w:top w:w="100" w:type="dxa"/>
+              <w:bottom w:w="100" w:type="dxa"/>
+              <w:left w:w="150" w:type="dxa"/>
+              <w:right w:w="150" w:type="dxa"/>
+            </w:tcMar>
+          </w:tcPr>
+          <w:p>
+            <w:pPr>
+              <w:spacing w:before="40" w:after="40" w:line="252" w:lineRule="auto"/>
+              <w:jc w:val="left"/>
+            </w:pPr>
+            <w:r>
+              <w:rPr>
+                <w:rFonts w:ascii="Times New Roman" w:hAnsi="Times New Roman"/>
+                <w:sz w:val="22"/>
+              </w:rPr>
+              <w:t>Каталог всех страниц и гиперссылок портала для быстрой навигации.</w:t>
+            </w:r>
+          </w:p>
+        </w:tc>
+      </w:tr>
+    </w:tbl>
+    <w:p>
+      <w:pPr>
+        <w:spacing w:after="120"/>
+      </w:pPr>
+    </w:p>
+    <w:p>
+      <w:pPr>
+        <w:spacing w:before="240" w:after="120"/>
+        <w:jc w:val="left"/>
+      </w:pPr>
+      <w:r>
+        <w:rPr>
+          <w:rFonts w:ascii="Times New Roman" w:hAnsi="Times New Roman"/>
+          <w:b/>
+          <w:sz w:val="28"/>
+        </w:rPr>
+        <w:t>4. Описание структуры сверстанных разделов</w:t>
+      </w:r>
+    </w:p>
+    <w:p>
+      <w:pPr>
+        <w:spacing w:before="160" w:after="80"/>
+        <w:jc w:val="left"/>
+      </w:pPr>
+      <w:r>
+        <w:rPr>
+          <w:rFonts w:ascii="Times New Roman" w:hAnsi="Times New Roman"/>
+          <w:b/>
+          <w:sz w:val="26"/>
+        </w:rPr>
+        <w:t>4.1. Раздел «Сводная панель» (`dashboard`)</w:t>
       </w:r>
     </w:p>
     <w:p>
@@ -964,7 +2321,188 @@
           <w:rFonts w:ascii="Times New Roman" w:hAnsi="Times New Roman"/>
           <w:sz w:val="28"/>
         </w:rPr>
-        <w:t>Сверстаны основные разделы и страницы PHP-портала, связанные с базой MySQL/MariaDB.</w:t>
+        <w:t>Включает 4 карточки аналитических счетчиков (`Учебные планы`, `Дисциплины`, `Стандарты ФГОС`, `Служебные записки`), таблицу текущих планов с кнопками быстрого перехода к учебной сетке и блок важных новостей.</w:t>
+      </w:r>
+    </w:p>
+    <w:p>
+      <w:pPr>
+        <w:spacing w:before="160" w:after="80"/>
+        <w:jc w:val="left"/>
+      </w:pPr>
+      <w:r>
+        <w:rPr>
+          <w:rFonts w:ascii="Times New Roman" w:hAnsi="Times New Roman"/>
+          <w:b/>
+          <w:sz w:val="26"/>
+        </w:rPr>
+        <w:t>4.2. Раздел «Просмотр учебного плана» (`plan`)</w:t>
+      </w:r>
+    </w:p>
+    <w:p>
+      <w:pPr>
+        <w:spacing w:line="276" w:lineRule="auto" w:after="120"/>
+        <w:ind w:firstLine="709"/>
+        <w:jc w:val="both"/>
+      </w:pPr>
+      <w:r>
+        <w:rPr>
+          <w:rFonts w:ascii="Times New Roman" w:hAnsi="Times New Roman"/>
+          <w:sz w:val="28"/>
+        </w:rPr>
+        <w:t>Реализует динамическую фильтрацию дисциплин по выбранному семестру (параметр `sem=1..8`). В шапке страницы выводится паспорт ОП (код направления, название, форма обучения, выпускающая кафедра). Ниже расположены переключатели семестров и информационный блок суммарных показателей семестра (количество дисциплин, сумма з.е. — норма 30 з.е., сумма академических часов с разделением на аудиторную нагрузку и СРС).</w:t>
+      </w:r>
+    </w:p>
+    <w:p>
+      <w:pPr>
+        <w:spacing w:before="160" w:after="80"/>
+        <w:jc w:val="left"/>
+      </w:pPr>
+      <w:r>
+        <w:rPr>
+          <w:rFonts w:ascii="Times New Roman" w:hAnsi="Times New Roman"/>
+          <w:b/>
+          <w:sz w:val="26"/>
+        </w:rPr>
+        <w:t>4.3. Разделы согласования, служебных записок и аудита (`signatures`, `memos`, `audit`)</w:t>
+      </w:r>
+    </w:p>
+    <w:p>
+      <w:pPr>
+        <w:spacing w:line="276" w:lineRule="auto" w:after="60"/>
+        <w:ind w:left="709"/>
+        <w:jc w:val="both"/>
+      </w:pPr>
+      <w:r>
+        <w:rPr>
+          <w:rFonts w:ascii="Times New Roman" w:hAnsi="Times New Roman"/>
+          <w:b w:val="0"/>
+          <w:sz w:val="28"/>
+        </w:rPr>
+        <w:t xml:space="preserve">• </w:t>
+      </w:r>
+      <w:r>
+        <w:rPr>
+          <w:rFonts w:ascii="Times New Roman" w:hAnsi="Times New Roman"/>
+          <w:sz w:val="28"/>
+        </w:rPr>
+        <w:t xml:space="preserve">Раздел </w:t>
+      </w:r>
+      <w:r>
+        <w:rPr>
+          <w:rFonts w:ascii="Times New Roman" w:hAnsi="Times New Roman"/>
+          <w:b/>
+          <w:sz w:val="28"/>
+        </w:rPr>
+        <w:t>«Согласование»</w:t>
+      </w:r>
+      <w:r>
+        <w:rPr>
+          <w:rFonts w:ascii="Times New Roman" w:hAnsi="Times New Roman"/>
+          <w:sz w:val="28"/>
+        </w:rPr>
+        <w:t xml:space="preserve"> отображает интерактивный таймлайн 4 этапов визирования УП с цветовой индикацией статусов (`SIGNED` — зеленый бейдж) и контрольными суммами ЭЦП.</w:t>
+      </w:r>
+    </w:p>
+    <w:p>
+      <w:pPr>
+        <w:spacing w:line="276" w:lineRule="auto" w:after="60"/>
+        <w:ind w:left="709"/>
+        <w:jc w:val="both"/>
+      </w:pPr>
+      <w:r>
+        <w:rPr>
+          <w:rFonts w:ascii="Times New Roman" w:hAnsi="Times New Roman"/>
+          <w:b w:val="0"/>
+          <w:sz w:val="28"/>
+        </w:rPr>
+        <w:t xml:space="preserve">• </w:t>
+      </w:r>
+      <w:r>
+        <w:rPr>
+          <w:rFonts w:ascii="Times New Roman" w:hAnsi="Times New Roman"/>
+          <w:sz w:val="28"/>
+        </w:rPr>
+        <w:t xml:space="preserve">Раздел </w:t>
+      </w:r>
+      <w:r>
+        <w:rPr>
+          <w:rFonts w:ascii="Times New Roman" w:hAnsi="Times New Roman"/>
+          <w:b/>
+          <w:sz w:val="28"/>
+        </w:rPr>
+        <w:t>«Служебные записки»</w:t>
+      </w:r>
+      <w:r>
+        <w:rPr>
+          <w:rFonts w:ascii="Times New Roman" w:hAnsi="Times New Roman"/>
+          <w:sz w:val="28"/>
+        </w:rPr>
+        <w:t xml:space="preserve"> фиксирует взаимодействие кафедр и статус рассмотрения заявок в Центре АНОК (`APPLIED`, `IN_ANOK`, `SIGNED_RELEASING`).</w:t>
+      </w:r>
+    </w:p>
+    <w:p>
+      <w:pPr>
+        <w:spacing w:line="276" w:lineRule="auto" w:after="60"/>
+        <w:ind w:left="709"/>
+        <w:jc w:val="both"/>
+      </w:pPr>
+      <w:r>
+        <w:rPr>
+          <w:rFonts w:ascii="Times New Roman" w:hAnsi="Times New Roman"/>
+          <w:b w:val="0"/>
+          <w:sz w:val="28"/>
+        </w:rPr>
+        <w:t xml:space="preserve">• </w:t>
+      </w:r>
+      <w:r>
+        <w:rPr>
+          <w:rFonts w:ascii="Times New Roman" w:hAnsi="Times New Roman"/>
+          <w:sz w:val="28"/>
+        </w:rPr>
+        <w:t xml:space="preserve">Раздел </w:t>
+      </w:r>
+      <w:r>
+        <w:rPr>
+          <w:rFonts w:ascii="Times New Roman" w:hAnsi="Times New Roman"/>
+          <w:b/>
+          <w:sz w:val="28"/>
+        </w:rPr>
+        <w:t>«Журнал аудита»</w:t>
+      </w:r>
+      <w:r>
+        <w:rPr>
+          <w:rFonts w:ascii="Times New Roman" w:hAnsi="Times New Roman"/>
+          <w:sz w:val="28"/>
+        </w:rPr>
+        <w:t xml:space="preserve"> снабжен строкой мгновенного клиентского поиска (`Live Search`) по любым полям таблицы.</w:t>
+      </w:r>
+    </w:p>
+    <w:p>
+      <w:pPr>
+        <w:spacing w:before="240" w:after="120"/>
+        <w:jc w:val="left"/>
+      </w:pPr>
+      <w:r>
+        <w:rPr>
+          <w:rFonts w:ascii="Times New Roman" w:hAnsi="Times New Roman"/>
+          <w:b/>
+          <w:sz w:val="28"/>
+        </w:rPr>
+        <w:t>5. Заключение</w:t>
+      </w:r>
+    </w:p>
+    <w:p>
+      <w:pPr>
+        <w:spacing w:line="276" w:lineRule="auto" w:after="120"/>
+        <w:ind w:firstLine="709"/>
+        <w:jc w:val="both"/>
+      </w:pPr>
+      <w:r>
+        <w:rPr>
+          <w:rFonts w:ascii="Times New Roman" w:hAnsi="Times New Roman"/>
+          <w:sz w:val="28"/>
+        </w:rPr>
+        <w:t>В рамках лабораторной работы № 4 спроектирована и сверстана целостная структура из 13 взаимосвязанных разделов корпоративного портала Центра АНОК, разработана диаграмма карты сайта, реализована маршрутизация страниц и протестирована бесшовная навигация.</w:t>
       </w:r>
     </w:p>
     <w:sectPr>

--- a/reports/lab4/LR4_Report_Variant15.docx
+++ b/reports/lab4/LR4_Report_Variant15.docx
@@ -116,6 +116,8 @@
       <w:r>
         <w:rPr>
           <w:rFonts w:ascii="Times New Roman" w:hAnsi="Times New Roman"/>
+          <w:b w:val="0"/>
+          <w:i w:val="0"/>
           <w:sz w:val="28"/>
         </w:rPr>
         <w:t>Спроектировать и сверстать полную иерархическую структуру разделов и страниц корпоративного портала Центра АНОК, разработать архитектуру карты сайта (Sitemap Architecture), реализовать диспетчеризацию маршрутов и обеспечить корректную навигацию между всеми функциональными блоками системы.</w:t>
@@ -144,6 +146,8 @@
       <w:r>
         <w:rPr>
           <w:rFonts w:ascii="Times New Roman" w:hAnsi="Times New Roman"/>
+          <w:b w:val="0"/>
+          <w:i w:val="0"/>
           <w:sz w:val="28"/>
         </w:rPr>
         <w:t>Структура портала организована по модульно-иерархическому принципу с единой точкой входа и навигационным меню:</w:t>
@@ -234,22 +238,11 @@
       <w:r>
         <w:rPr>
           <w:rFonts w:ascii="Times New Roman" w:hAnsi="Times New Roman"/>
-          <w:sz w:val="28"/>
-        </w:rPr>
-      </w:r>
-      <w:r>
-        <w:rPr>
-          <w:rFonts w:ascii="Times New Roman" w:hAnsi="Times New Roman"/>
           <w:b/>
+          <w:i w:val="0"/>
           <w:sz w:val="28"/>
         </w:rPr>
         <w:t>Главный аналитический модуль:</w:t>
-      </w:r>
-      <w:r>
-        <w:rPr>
-          <w:rFonts w:ascii="Times New Roman" w:hAnsi="Times New Roman"/>
-          <w:sz w:val="28"/>
-        </w:rPr>
       </w:r>
     </w:p>
     <w:p>
@@ -269,6 +262,8 @@
       <w:r>
         <w:rPr>
           <w:rFonts w:ascii="Times New Roman" w:hAnsi="Times New Roman"/>
+          <w:b w:val="0"/>
+          <w:i w:val="0"/>
           <w:sz w:val="28"/>
         </w:rPr>
         <w:t>Сводная панель (Dashboard) — ключевые показатели, быстрый доступ к активным проектам, регламенты.</w:t>
@@ -291,22 +286,11 @@
       <w:r>
         <w:rPr>
           <w:rFonts w:ascii="Times New Roman" w:hAnsi="Times New Roman"/>
-          <w:sz w:val="28"/>
-        </w:rPr>
-      </w:r>
-      <w:r>
-        <w:rPr>
-          <w:rFonts w:ascii="Times New Roman" w:hAnsi="Times New Roman"/>
           <w:b/>
+          <w:i w:val="0"/>
           <w:sz w:val="28"/>
         </w:rPr>
         <w:t>Модуль управления образовательными программами и учебными планами:</w:t>
-      </w:r>
-      <w:r>
-        <w:rPr>
-          <w:rFonts w:ascii="Times New Roman" w:hAnsi="Times New Roman"/>
-          <w:sz w:val="28"/>
-        </w:rPr>
       </w:r>
     </w:p>
     <w:p>
@@ -326,6 +310,8 @@
       <w:r>
         <w:rPr>
           <w:rFonts w:ascii="Times New Roman" w:hAnsi="Times New Roman"/>
+          <w:b w:val="0"/>
+          <w:i w:val="0"/>
           <w:sz w:val="28"/>
         </w:rPr>
         <w:t>Реестр учебных планов (Plans Registry);</w:t>
@@ -348,6 +334,8 @@
       <w:r>
         <w:rPr>
           <w:rFonts w:ascii="Times New Roman" w:hAnsi="Times New Roman"/>
+          <w:b w:val="0"/>
+          <w:i w:val="0"/>
           <w:sz w:val="28"/>
         </w:rPr>
         <w:t>Детализированный просмотр плана (Curriculum Detail Viewer) с семестровой фильтрацией (семестры 1–8);</w:t>
@@ -370,6 +358,8 @@
       <w:r>
         <w:rPr>
           <w:rFonts w:ascii="Times New Roman" w:hAnsi="Times New Roman"/>
+          <w:b w:val="0"/>
+          <w:i w:val="0"/>
           <w:sz w:val="28"/>
         </w:rPr>
         <w:t>Каталог образовательных программ (Educational Programs);</w:t>
@@ -392,6 +382,8 @@
       <w:r>
         <w:rPr>
           <w:rFonts w:ascii="Times New Roman" w:hAnsi="Times New Roman"/>
+          <w:b w:val="0"/>
+          <w:i w:val="0"/>
           <w:sz w:val="28"/>
         </w:rPr>
         <w:t>Матрица компетенций (Competencies Matrix).</w:t>
@@ -414,22 +406,11 @@
       <w:r>
         <w:rPr>
           <w:rFonts w:ascii="Times New Roman" w:hAnsi="Times New Roman"/>
-          <w:sz w:val="28"/>
-        </w:rPr>
-      </w:r>
-      <w:r>
-        <w:rPr>
-          <w:rFonts w:ascii="Times New Roman" w:hAnsi="Times New Roman"/>
           <w:b/>
+          <w:i w:val="0"/>
           <w:sz w:val="28"/>
         </w:rPr>
         <w:t>Модуль контроля качества и экспертизы по ФГОС ВО 3++:</w:t>
-      </w:r>
-      <w:r>
-        <w:rPr>
-          <w:rFonts w:ascii="Times New Roman" w:hAnsi="Times New Roman"/>
-          <w:sz w:val="28"/>
-        </w:rPr>
       </w:r>
     </w:p>
     <w:p>
@@ -449,6 +430,8 @@
       <w:r>
         <w:rPr>
           <w:rFonts w:ascii="Times New Roman" w:hAnsi="Times New Roman"/>
+          <w:b w:val="0"/>
+          <w:i w:val="0"/>
           <w:sz w:val="28"/>
         </w:rPr>
         <w:t>Автоматизированная экспертиза ФГОС (FGOS Validation);</w:t>
@@ -471,6 +454,8 @@
       <w:r>
         <w:rPr>
           <w:rFonts w:ascii="Times New Roman" w:hAnsi="Times New Roman"/>
+          <w:b w:val="0"/>
+          <w:i w:val="0"/>
           <w:sz w:val="28"/>
         </w:rPr>
         <w:t>Справочник стандартов ФГОС (Standards FGOS).</w:t>
@@ -493,22 +478,11 @@
       <w:r>
         <w:rPr>
           <w:rFonts w:ascii="Times New Roman" w:hAnsi="Times New Roman"/>
-          <w:sz w:val="28"/>
-        </w:rPr>
-      </w:r>
-      <w:r>
-        <w:rPr>
-          <w:rFonts w:ascii="Times New Roman" w:hAnsi="Times New Roman"/>
           <w:b/>
+          <w:i w:val="0"/>
           <w:sz w:val="28"/>
         </w:rPr>
         <w:t>Модуль документооборота и согласования:</w:t>
-      </w:r>
-      <w:r>
-        <w:rPr>
-          <w:rFonts w:ascii="Times New Roman" w:hAnsi="Times New Roman"/>
-          <w:sz w:val="28"/>
-        </w:rPr>
       </w:r>
     </w:p>
     <w:p>
@@ -528,6 +502,8 @@
       <w:r>
         <w:rPr>
           <w:rFonts w:ascii="Times New Roman" w:hAnsi="Times New Roman"/>
+          <w:b w:val="0"/>
+          <w:i w:val="0"/>
           <w:sz w:val="28"/>
         </w:rPr>
         <w:t>Маршрут согласования и ЭЦП (Signatures Workflow);</w:t>
@@ -550,6 +526,8 @@
       <w:r>
         <w:rPr>
           <w:rFonts w:ascii="Times New Roman" w:hAnsi="Times New Roman"/>
+          <w:b w:val="0"/>
+          <w:i w:val="0"/>
           <w:sz w:val="28"/>
         </w:rPr>
         <w:t>Служебные записки на корректировку (Service Notes).</w:t>
@@ -572,22 +550,11 @@
       <w:r>
         <w:rPr>
           <w:rFonts w:ascii="Times New Roman" w:hAnsi="Times New Roman"/>
-          <w:sz w:val="28"/>
-        </w:rPr>
-      </w:r>
-      <w:r>
-        <w:rPr>
-          <w:rFonts w:ascii="Times New Roman" w:hAnsi="Times New Roman"/>
           <w:b/>
+          <w:i w:val="0"/>
           <w:sz w:val="28"/>
         </w:rPr>
         <w:t>Общеуниверситетский справочно-информационный модуль:</w:t>
-      </w:r>
-      <w:r>
-        <w:rPr>
-          <w:rFonts w:ascii="Times New Roman" w:hAnsi="Times New Roman"/>
-          <w:sz w:val="28"/>
-        </w:rPr>
       </w:r>
     </w:p>
     <w:p>
@@ -607,6 +574,8 @@
       <w:r>
         <w:rPr>
           <w:rFonts w:ascii="Times New Roman" w:hAnsi="Times New Roman"/>
+          <w:b w:val="0"/>
+          <w:i w:val="0"/>
           <w:sz w:val="28"/>
         </w:rPr>
         <w:t>Справочник подразделений университета (Departments);</w:t>
@@ -629,6 +598,8 @@
       <w:r>
         <w:rPr>
           <w:rFonts w:ascii="Times New Roman" w:hAnsi="Times New Roman"/>
+          <w:b w:val="0"/>
+          <w:i w:val="0"/>
           <w:sz w:val="28"/>
         </w:rPr>
         <w:t>Лента регламентов и объявлений (Announcements);</w:t>
@@ -651,6 +622,8 @@
       <w:r>
         <w:rPr>
           <w:rFonts w:ascii="Times New Roman" w:hAnsi="Times New Roman"/>
+          <w:b w:val="0"/>
+          <w:i w:val="0"/>
           <w:sz w:val="28"/>
         </w:rPr>
         <w:t>Журнал аудита безопасности (Audit Logs);</w:t>
@@ -673,6 +646,8 @@
       <w:r>
         <w:rPr>
           <w:rFonts w:ascii="Times New Roman" w:hAnsi="Times New Roman"/>
+          <w:b w:val="0"/>
+          <w:i w:val="0"/>
           <w:sz w:val="28"/>
         </w:rPr>
         <w:t>Интерактивная карта сайта (Sitemap).</w:t>
@@ -748,6 +723,7 @@
               <w:rPr>
                 <w:rFonts w:ascii="Times New Roman" w:hAnsi="Times New Roman"/>
                 <w:b/>
+                <w:i w:val="0"/>
                 <w:sz w:val="22"/>
               </w:rPr>
               <w:t>Раздел портала</w:t>
@@ -774,6 +750,7 @@
               <w:rPr>
                 <w:rFonts w:ascii="Times New Roman" w:hAnsi="Times New Roman"/>
                 <w:b/>
+                <w:i w:val="0"/>
                 <w:sz w:val="22"/>
               </w:rPr>
               <w:t>URL / Параметр</w:t>
@@ -800,6 +777,7 @@
               <w:rPr>
                 <w:rFonts w:ascii="Times New Roman" w:hAnsi="Times New Roman"/>
                 <w:b/>
+                <w:i w:val="0"/>
                 <w:sz w:val="22"/>
               </w:rPr>
               <w:t>Обработчик / Источник данных</w:t>
@@ -826,6 +804,7 @@
               <w:rPr>
                 <w:rFonts w:ascii="Times New Roman" w:hAnsi="Times New Roman"/>
                 <w:b/>
+                <w:i w:val="0"/>
                 <w:sz w:val="22"/>
               </w:rPr>
               <w:t>Назначение и отображаемый контент</w:t>
@@ -852,22 +831,117 @@
             <w:r>
               <w:rPr>
                 <w:rFonts w:ascii="Times New Roman" w:hAnsi="Times New Roman"/>
+                <w:b/>
+                <w:i w:val="0"/>
                 <w:sz w:val="22"/>
               </w:rPr>
+              <w:t>Главная (Сводная панель)</w:t>
+            </w:r>
+          </w:p>
+        </w:tc>
+        <w:tc>
+          <w:tcPr>
+            <w:tcW w:type="dxa" w:w="2339"/>
+            <w:tcMar>
+              <w:top w:w="100" w:type="dxa"/>
+              <w:bottom w:w="100" w:type="dxa"/>
+              <w:left w:w="150" w:type="dxa"/>
+              <w:right w:w="150" w:type="dxa"/>
+            </w:tcMar>
+          </w:tcPr>
+          <w:p>
+            <w:pPr>
+              <w:spacing w:before="40" w:after="40" w:line="252" w:lineRule="auto"/>
+              <w:jc w:val="left"/>
+            </w:pPr>
+            <w:r>
+              <w:rPr>
+                <w:rFonts w:ascii="Courier New" w:hAnsi="Courier New"/>
+                <w:b w:val="0"/>
+                <w:i w:val="0"/>
+                <w:sz w:val="22"/>
+              </w:rPr>
+              <w:t>/?page=dashboard</w:t>
+            </w:r>
+          </w:p>
+        </w:tc>
+        <w:tc>
+          <w:tcPr>
+            <w:tcW w:type="dxa" w:w="2339"/>
+            <w:tcMar>
+              <w:top w:w="100" w:type="dxa"/>
+              <w:bottom w:w="100" w:type="dxa"/>
+              <w:left w:w="150" w:type="dxa"/>
+              <w:right w:w="150" w:type="dxa"/>
+            </w:tcMar>
+          </w:tcPr>
+          <w:p>
+            <w:pPr>
+              <w:spacing w:before="40" w:after="40" w:line="252" w:lineRule="auto"/>
+              <w:jc w:val="left"/>
+            </w:pPr>
+            <w:r>
+              <w:rPr>
+                <w:rFonts w:ascii="Courier New" w:hAnsi="Courier New"/>
+                <w:b w:val="0"/>
+                <w:i w:val="0"/>
+                <w:sz w:val="22"/>
+              </w:rPr>
+              <w:t>curriculums</w:t>
             </w:r>
             <w:r>
               <w:rPr>
                 <w:rFonts w:ascii="Times New Roman" w:hAnsi="Times New Roman"/>
-                <w:b/>
+                <w:b w:val="0"/>
+                <w:i w:val="0"/>
                 <w:sz w:val="22"/>
               </w:rPr>
-              <w:t>Главная (Сводная панель)</w:t>
+              <w:t xml:space="preserve">, </w:t>
+            </w:r>
+            <w:r>
+              <w:rPr>
+                <w:rFonts w:ascii="Courier New" w:hAnsi="Courier New"/>
+                <w:b w:val="0"/>
+                <w:i w:val="0"/>
+                <w:sz w:val="22"/>
+              </w:rPr>
+              <w:t>standards_fgos</w:t>
             </w:r>
             <w:r>
               <w:rPr>
                 <w:rFonts w:ascii="Times New Roman" w:hAnsi="Times New Roman"/>
+                <w:b w:val="0"/>
+                <w:i w:val="0"/>
                 <w:sz w:val="22"/>
               </w:rPr>
+              <w:t xml:space="preserve">, </w:t>
+            </w:r>
+            <w:r>
+              <w:rPr>
+                <w:rFonts w:ascii="Courier New" w:hAnsi="Courier New"/>
+                <w:b w:val="0"/>
+                <w:i w:val="0"/>
+                <w:sz w:val="22"/>
+              </w:rPr>
+              <w:t>service_notes</w:t>
+            </w:r>
+            <w:r>
+              <w:rPr>
+                <w:rFonts w:ascii="Times New Roman" w:hAnsi="Times New Roman"/>
+                <w:b w:val="0"/>
+                <w:i w:val="0"/>
+                <w:sz w:val="22"/>
+              </w:rPr>
+              <w:t xml:space="preserve">, </w:t>
+            </w:r>
+            <w:r>
+              <w:rPr>
+                <w:rFonts w:ascii="Courier New" w:hAnsi="Courier New"/>
+                <w:b w:val="0"/>
+                <w:i w:val="0"/>
+                <w:sz w:val="22"/>
+              </w:rPr>
+              <w:t>announcements</w:t>
             </w:r>
           </w:p>
         </w:tc>
@@ -889,54 +963,8 @@
             <w:r>
               <w:rPr>
                 <w:rFonts w:ascii="Times New Roman" w:hAnsi="Times New Roman"/>
-                <w:sz w:val="22"/>
-              </w:rPr>
-              <w:t>`/?page=dashboard`</w:t>
-            </w:r>
-          </w:p>
-        </w:tc>
-        <w:tc>
-          <w:tcPr>
-            <w:tcW w:type="dxa" w:w="2339"/>
-            <w:tcMar>
-              <w:top w:w="100" w:type="dxa"/>
-              <w:bottom w:w="100" w:type="dxa"/>
-              <w:left w:w="150" w:type="dxa"/>
-              <w:right w:w="150" w:type="dxa"/>
-            </w:tcMar>
-          </w:tcPr>
-          <w:p>
-            <w:pPr>
-              <w:spacing w:before="40" w:after="40" w:line="252" w:lineRule="auto"/>
-              <w:jc w:val="left"/>
-            </w:pPr>
-            <w:r>
-              <w:rPr>
-                <w:rFonts w:ascii="Times New Roman" w:hAnsi="Times New Roman"/>
-                <w:sz w:val="22"/>
-              </w:rPr>
-              <w:t>`curriculums`, `standards_fgos`, `service_notes`, `announcements`</w:t>
-            </w:r>
-          </w:p>
-        </w:tc>
-        <w:tc>
-          <w:tcPr>
-            <w:tcW w:type="dxa" w:w="2339"/>
-            <w:tcMar>
-              <w:top w:w="100" w:type="dxa"/>
-              <w:bottom w:w="100" w:type="dxa"/>
-              <w:left w:w="150" w:type="dxa"/>
-              <w:right w:w="150" w:type="dxa"/>
-            </w:tcMar>
-          </w:tcPr>
-          <w:p>
-            <w:pPr>
-              <w:spacing w:before="40" w:after="40" w:line="252" w:lineRule="auto"/>
-              <w:jc w:val="left"/>
-            </w:pPr>
-            <w:r>
-              <w:rPr>
-                <w:rFonts w:ascii="Times New Roman" w:hAnsi="Times New Roman"/>
+                <w:b w:val="0"/>
+                <w:i w:val="0"/>
                 <w:sz w:val="22"/>
               </w:rPr>
               <w:t>Аналитические карточки ключевых метрик, реестр проектов УП, лента закрепленных объявлений АНОК.</w:t>
@@ -963,22 +991,81 @@
             <w:r>
               <w:rPr>
                 <w:rFonts w:ascii="Times New Roman" w:hAnsi="Times New Roman"/>
+                <w:b/>
+                <w:i w:val="0"/>
                 <w:sz w:val="22"/>
               </w:rPr>
+              <w:t>Учебные планы</w:t>
+            </w:r>
+          </w:p>
+        </w:tc>
+        <w:tc>
+          <w:tcPr>
+            <w:tcW w:type="dxa" w:w="2339"/>
+            <w:tcMar>
+              <w:top w:w="100" w:type="dxa"/>
+              <w:bottom w:w="100" w:type="dxa"/>
+              <w:left w:w="150" w:type="dxa"/>
+              <w:right w:w="150" w:type="dxa"/>
+            </w:tcMar>
+          </w:tcPr>
+          <w:p>
+            <w:pPr>
+              <w:spacing w:before="40" w:after="40" w:line="252" w:lineRule="auto"/>
+              <w:jc w:val="left"/>
+            </w:pPr>
+            <w:r>
+              <w:rPr>
+                <w:rFonts w:ascii="Courier New" w:hAnsi="Courier New"/>
+                <w:b w:val="0"/>
+                <w:i w:val="0"/>
+                <w:sz w:val="22"/>
+              </w:rPr>
+              <w:t>/?page=plans</w:t>
+            </w:r>
+          </w:p>
+        </w:tc>
+        <w:tc>
+          <w:tcPr>
+            <w:tcW w:type="dxa" w:w="2339"/>
+            <w:tcMar>
+              <w:top w:w="100" w:type="dxa"/>
+              <w:bottom w:w="100" w:type="dxa"/>
+              <w:left w:w="150" w:type="dxa"/>
+              <w:right w:w="150" w:type="dxa"/>
+            </w:tcMar>
+          </w:tcPr>
+          <w:p>
+            <w:pPr>
+              <w:spacing w:before="40" w:after="40" w:line="252" w:lineRule="auto"/>
+              <w:jc w:val="left"/>
+            </w:pPr>
+            <w:r>
+              <w:rPr>
+                <w:rFonts w:ascii="Courier New" w:hAnsi="Courier New"/>
+                <w:b w:val="0"/>
+                <w:i w:val="0"/>
+                <w:sz w:val="22"/>
+              </w:rPr>
+              <w:t>curriculums</w:t>
             </w:r>
             <w:r>
               <w:rPr>
                 <w:rFonts w:ascii="Times New Roman" w:hAnsi="Times New Roman"/>
-                <w:b/>
+                <w:b w:val="0"/>
+                <w:i w:val="0"/>
                 <w:sz w:val="22"/>
               </w:rPr>
-              <w:t>Учебные планы</w:t>
+              <w:t xml:space="preserve"> ⋈ </w:t>
             </w:r>
             <w:r>
               <w:rPr>
-                <w:rFonts w:ascii="Times New Roman" w:hAnsi="Times New Roman"/>
+                <w:rFonts w:ascii="Courier New" w:hAnsi="Courier New"/>
+                <w:b w:val="0"/>
+                <w:i w:val="0"/>
                 <w:sz w:val="22"/>
               </w:rPr>
+              <w:t>educational_programs</w:t>
             </w:r>
           </w:p>
         </w:tc>
@@ -1000,54 +1087,8 @@
             <w:r>
               <w:rPr>
                 <w:rFonts w:ascii="Times New Roman" w:hAnsi="Times New Roman"/>
-                <w:sz w:val="22"/>
-              </w:rPr>
-              <w:t>`/?page=plans`</w:t>
-            </w:r>
-          </w:p>
-        </w:tc>
-        <w:tc>
-          <w:tcPr>
-            <w:tcW w:type="dxa" w:w="2339"/>
-            <w:tcMar>
-              <w:top w:w="100" w:type="dxa"/>
-              <w:bottom w:w="100" w:type="dxa"/>
-              <w:left w:w="150" w:type="dxa"/>
-              <w:right w:w="150" w:type="dxa"/>
-            </w:tcMar>
-          </w:tcPr>
-          <w:p>
-            <w:pPr>
-              <w:spacing w:before="40" w:after="40" w:line="252" w:lineRule="auto"/>
-              <w:jc w:val="left"/>
-            </w:pPr>
-            <w:r>
-              <w:rPr>
-                <w:rFonts w:ascii="Times New Roman" w:hAnsi="Times New Roman"/>
-                <w:sz w:val="22"/>
-              </w:rPr>
-              <w:t>`curriculums` $\bowtie$ `educational_programs`</w:t>
-            </w:r>
-          </w:p>
-        </w:tc>
-        <w:tc>
-          <w:tcPr>
-            <w:tcW w:type="dxa" w:w="2339"/>
-            <w:tcMar>
-              <w:top w:w="100" w:type="dxa"/>
-              <w:bottom w:w="100" w:type="dxa"/>
-              <w:left w:w="150" w:type="dxa"/>
-              <w:right w:w="150" w:type="dxa"/>
-            </w:tcMar>
-          </w:tcPr>
-          <w:p>
-            <w:pPr>
-              <w:spacing w:before="40" w:after="40" w:line="252" w:lineRule="auto"/>
-              <w:jc w:val="left"/>
-            </w:pPr>
-            <w:r>
-              <w:rPr>
-                <w:rFonts w:ascii="Times New Roman" w:hAnsi="Times New Roman"/>
+                <w:b w:val="0"/>
+                <w:i w:val="0"/>
                 <w:sz w:val="22"/>
               </w:rPr>
               <w:t>Полный реестр утвержденных и разрабатываемых учебных планов по годам, формам обучения и статусам.</w:t>
@@ -1074,22 +1115,81 @@
             <w:r>
               <w:rPr>
                 <w:rFonts w:ascii="Times New Roman" w:hAnsi="Times New Roman"/>
+                <w:b/>
+                <w:i w:val="0"/>
                 <w:sz w:val="22"/>
               </w:rPr>
+              <w:t>Просмотр плана</w:t>
+            </w:r>
+          </w:p>
+        </w:tc>
+        <w:tc>
+          <w:tcPr>
+            <w:tcW w:type="dxa" w:w="2339"/>
+            <w:tcMar>
+              <w:top w:w="100" w:type="dxa"/>
+              <w:bottom w:w="100" w:type="dxa"/>
+              <w:left w:w="150" w:type="dxa"/>
+              <w:right w:w="150" w:type="dxa"/>
+            </w:tcMar>
+          </w:tcPr>
+          <w:p>
+            <w:pPr>
+              <w:spacing w:before="40" w:after="40" w:line="252" w:lineRule="auto"/>
+              <w:jc w:val="left"/>
+            </w:pPr>
+            <w:r>
+              <w:rPr>
+                <w:rFonts w:ascii="Courier New" w:hAnsi="Courier New"/>
+                <w:b w:val="0"/>
+                <w:i w:val="0"/>
+                <w:sz w:val="22"/>
+              </w:rPr>
+              <w:t>/?page=plan&amp;id=1&amp;sem=1..8</w:t>
+            </w:r>
+          </w:p>
+        </w:tc>
+        <w:tc>
+          <w:tcPr>
+            <w:tcW w:type="dxa" w:w="2339"/>
+            <w:tcMar>
+              <w:top w:w="100" w:type="dxa"/>
+              <w:bottom w:w="100" w:type="dxa"/>
+              <w:left w:w="150" w:type="dxa"/>
+              <w:right w:w="150" w:type="dxa"/>
+            </w:tcMar>
+          </w:tcPr>
+          <w:p>
+            <w:pPr>
+              <w:spacing w:before="40" w:after="40" w:line="252" w:lineRule="auto"/>
+              <w:jc w:val="left"/>
+            </w:pPr>
+            <w:r>
+              <w:rPr>
+                <w:rFonts w:ascii="Courier New" w:hAnsi="Courier New"/>
+                <w:b w:val="0"/>
+                <w:i w:val="0"/>
+                <w:sz w:val="22"/>
+              </w:rPr>
+              <w:t>curriculum_disciplines</w:t>
             </w:r>
             <w:r>
               <w:rPr>
                 <w:rFonts w:ascii="Times New Roman" w:hAnsi="Times New Roman"/>
-                <w:b/>
+                <w:b w:val="0"/>
+                <w:i w:val="0"/>
                 <w:sz w:val="22"/>
               </w:rPr>
-              <w:t>Просмотр плана</w:t>
+              <w:t xml:space="preserve"> ⋈ </w:t>
             </w:r>
             <w:r>
               <w:rPr>
-                <w:rFonts w:ascii="Times New Roman" w:hAnsi="Times New Roman"/>
+                <w:rFonts w:ascii="Courier New" w:hAnsi="Courier New"/>
+                <w:b w:val="0"/>
+                <w:i w:val="0"/>
                 <w:sz w:val="22"/>
               </w:rPr>
+              <w:t>departments</w:t>
             </w:r>
           </w:p>
         </w:tc>
@@ -1111,54 +1211,8 @@
             <w:r>
               <w:rPr>
                 <w:rFonts w:ascii="Times New Roman" w:hAnsi="Times New Roman"/>
-                <w:sz w:val="22"/>
-              </w:rPr>
-              <w:t>`/?page=plan&amp;id=1&amp;sem=1..8`</w:t>
-            </w:r>
-          </w:p>
-        </w:tc>
-        <w:tc>
-          <w:tcPr>
-            <w:tcW w:type="dxa" w:w="2339"/>
-            <w:tcMar>
-              <w:top w:w="100" w:type="dxa"/>
-              <w:bottom w:w="100" w:type="dxa"/>
-              <w:left w:w="150" w:type="dxa"/>
-              <w:right w:w="150" w:type="dxa"/>
-            </w:tcMar>
-          </w:tcPr>
-          <w:p>
-            <w:pPr>
-              <w:spacing w:before="40" w:after="40" w:line="252" w:lineRule="auto"/>
-              <w:jc w:val="left"/>
-            </w:pPr>
-            <w:r>
-              <w:rPr>
-                <w:rFonts w:ascii="Times New Roman" w:hAnsi="Times New Roman"/>
-                <w:sz w:val="22"/>
-              </w:rPr>
-              <w:t>`curriculum_disciplines` $\bowtie$ `departments`</w:t>
-            </w:r>
-          </w:p>
-        </w:tc>
-        <w:tc>
-          <w:tcPr>
-            <w:tcW w:type="dxa" w:w="2339"/>
-            <w:tcMar>
-              <w:top w:w="100" w:type="dxa"/>
-              <w:bottom w:w="100" w:type="dxa"/>
-              <w:left w:w="150" w:type="dxa"/>
-              <w:right w:w="150" w:type="dxa"/>
-            </w:tcMar>
-          </w:tcPr>
-          <w:p>
-            <w:pPr>
-              <w:spacing w:before="40" w:after="40" w:line="252" w:lineRule="auto"/>
-              <w:jc w:val="left"/>
-            </w:pPr>
-            <w:r>
-              <w:rPr>
-                <w:rFonts w:ascii="Times New Roman" w:hAnsi="Times New Roman"/>
+                <w:b w:val="0"/>
+                <w:i w:val="0"/>
                 <w:sz w:val="22"/>
               </w:rPr>
               <w:t>Посеместровая сетка дисциплин, расчет суммарных з.е. (30 з.е./сем) и контактных часов, формы контроля.</w:t>
@@ -1185,22 +1239,72 @@
             <w:r>
               <w:rPr>
                 <w:rFonts w:ascii="Times New Roman" w:hAnsi="Times New Roman"/>
+                <w:b/>
+                <w:i w:val="0"/>
                 <w:sz w:val="22"/>
               </w:rPr>
+              <w:t>Проверка ФГОС</w:t>
+            </w:r>
+          </w:p>
+        </w:tc>
+        <w:tc>
+          <w:tcPr>
+            <w:tcW w:type="dxa" w:w="2339"/>
+            <w:tcMar>
+              <w:top w:w="100" w:type="dxa"/>
+              <w:bottom w:w="100" w:type="dxa"/>
+              <w:left w:w="150" w:type="dxa"/>
+              <w:right w:w="150" w:type="dxa"/>
+            </w:tcMar>
+          </w:tcPr>
+          <w:p>
+            <w:pPr>
+              <w:spacing w:before="40" w:after="40" w:line="252" w:lineRule="auto"/>
+              <w:jc w:val="left"/>
+            </w:pPr>
+            <w:r>
+              <w:rPr>
+                <w:rFonts w:ascii="Courier New" w:hAnsi="Courier New"/>
+                <w:b w:val="0"/>
+                <w:i w:val="0"/>
+                <w:sz w:val="22"/>
+              </w:rPr>
+              <w:t>/?page=validate</w:t>
+            </w:r>
+          </w:p>
+        </w:tc>
+        <w:tc>
+          <w:tcPr>
+            <w:tcW w:type="dxa" w:w="2339"/>
+            <w:tcMar>
+              <w:top w:w="100" w:type="dxa"/>
+              <w:bottom w:w="100" w:type="dxa"/>
+              <w:left w:w="150" w:type="dxa"/>
+              <w:right w:w="150" w:type="dxa"/>
+            </w:tcMar>
+          </w:tcPr>
+          <w:p>
+            <w:pPr>
+              <w:spacing w:before="40" w:after="40" w:line="252" w:lineRule="auto"/>
+              <w:jc w:val="left"/>
+            </w:pPr>
+            <w:r>
+              <w:rPr>
+                <w:rFonts w:ascii="Courier New" w:hAnsi="Courier New"/>
+                <w:b w:val="0"/>
+                <w:i w:val="0"/>
+                <w:sz w:val="22"/>
+              </w:rPr>
+              <w:t>standards_fgos</w:t>
             </w:r>
             <w:r>
               <w:rPr>
                 <w:rFonts w:ascii="Times New Roman" w:hAnsi="Times New Roman"/>
-                <w:b/>
+                <w:b w:val="0"/>
+                <w:i w:val="0"/>
                 <w:sz w:val="22"/>
               </w:rPr>
-              <w:t>Проверка ФГОС</w:t>
-            </w:r>
-            <w:r>
-              <w:rPr>
-                <w:rFonts w:ascii="Times New Roman" w:hAnsi="Times New Roman"/>
-                <w:sz w:val="22"/>
-              </w:rPr>
+              <w:t>, алгоритм валидации</w:t>
             </w:r>
           </w:p>
         </w:tc>
@@ -1222,54 +1326,8 @@
             <w:r>
               <w:rPr>
                 <w:rFonts w:ascii="Times New Roman" w:hAnsi="Times New Roman"/>
-                <w:sz w:val="22"/>
-              </w:rPr>
-              <w:t>`/?page=validate`</w:t>
-            </w:r>
-          </w:p>
-        </w:tc>
-        <w:tc>
-          <w:tcPr>
-            <w:tcW w:type="dxa" w:w="2339"/>
-            <w:tcMar>
-              <w:top w:w="100" w:type="dxa"/>
-              <w:bottom w:w="100" w:type="dxa"/>
-              <w:left w:w="150" w:type="dxa"/>
-              <w:right w:w="150" w:type="dxa"/>
-            </w:tcMar>
-          </w:tcPr>
-          <w:p>
-            <w:pPr>
-              <w:spacing w:before="40" w:after="40" w:line="252" w:lineRule="auto"/>
-              <w:jc w:val="left"/>
-            </w:pPr>
-            <w:r>
-              <w:rPr>
-                <w:rFonts w:ascii="Times New Roman" w:hAnsi="Times New Roman"/>
-                <w:sz w:val="22"/>
-              </w:rPr>
-              <w:t>`standards_fgos`, алгоритм валидации</w:t>
-            </w:r>
-          </w:p>
-        </w:tc>
-        <w:tc>
-          <w:tcPr>
-            <w:tcW w:type="dxa" w:w="2339"/>
-            <w:tcMar>
-              <w:top w:w="100" w:type="dxa"/>
-              <w:bottom w:w="100" w:type="dxa"/>
-              <w:left w:w="150" w:type="dxa"/>
-              <w:right w:w="150" w:type="dxa"/>
-            </w:tcMar>
-          </w:tcPr>
-          <w:p>
-            <w:pPr>
-              <w:spacing w:before="40" w:after="40" w:line="252" w:lineRule="auto"/>
-              <w:jc w:val="left"/>
-            </w:pPr>
-            <w:r>
-              <w:rPr>
-                <w:rFonts w:ascii="Times New Roman" w:hAnsi="Times New Roman"/>
+                <w:b w:val="0"/>
+                <w:i w:val="0"/>
                 <w:sz w:val="22"/>
               </w:rPr>
               <w:t>Сводка соблюдения нормативов ФГОС ВО 3++ и таблица пороговых параметров стандартов.</w:t>
@@ -1296,22 +1354,63 @@
             <w:r>
               <w:rPr>
                 <w:rFonts w:ascii="Times New Roman" w:hAnsi="Times New Roman"/>
-                <w:sz w:val="22"/>
-              </w:rPr>
-            </w:r>
-            <w:r>
-              <w:rPr>
-                <w:rFonts w:ascii="Times New Roman" w:hAnsi="Times New Roman"/>
                 <w:b/>
+                <w:i w:val="0"/>
                 <w:sz w:val="22"/>
               </w:rPr>
               <w:t>Согласование (ЭЦП)</w:t>
             </w:r>
+          </w:p>
+        </w:tc>
+        <w:tc>
+          <w:tcPr>
+            <w:tcW w:type="dxa" w:w="2339"/>
+            <w:tcMar>
+              <w:top w:w="100" w:type="dxa"/>
+              <w:bottom w:w="100" w:type="dxa"/>
+              <w:left w:w="150" w:type="dxa"/>
+              <w:right w:w="150" w:type="dxa"/>
+            </w:tcMar>
+          </w:tcPr>
+          <w:p>
+            <w:pPr>
+              <w:spacing w:before="40" w:after="40" w:line="252" w:lineRule="auto"/>
+              <w:jc w:val="left"/>
+            </w:pPr>
             <w:r>
               <w:rPr>
-                <w:rFonts w:ascii="Times New Roman" w:hAnsi="Times New Roman"/>
+                <w:rFonts w:ascii="Courier New" w:hAnsi="Courier New"/>
+                <w:b w:val="0"/>
+                <w:i w:val="0"/>
                 <w:sz w:val="22"/>
               </w:rPr>
+              <w:t>/?page=signatures</w:t>
+            </w:r>
+          </w:p>
+        </w:tc>
+        <w:tc>
+          <w:tcPr>
+            <w:tcW w:type="dxa" w:w="2339"/>
+            <w:tcMar>
+              <w:top w:w="100" w:type="dxa"/>
+              <w:bottom w:w="100" w:type="dxa"/>
+              <w:left w:w="150" w:type="dxa"/>
+              <w:right w:w="150" w:type="dxa"/>
+            </w:tcMar>
+          </w:tcPr>
+          <w:p>
+            <w:pPr>
+              <w:spacing w:before="40" w:after="40" w:line="252" w:lineRule="auto"/>
+              <w:jc w:val="left"/>
+            </w:pPr>
+            <w:r>
+              <w:rPr>
+                <w:rFonts w:ascii="Courier New" w:hAnsi="Courier New"/>
+                <w:b w:val="0"/>
+                <w:i w:val="0"/>
+                <w:sz w:val="22"/>
+              </w:rPr>
+              <w:t>document_signatures</w:t>
             </w:r>
           </w:p>
         </w:tc>
@@ -1333,54 +1432,8 @@
             <w:r>
               <w:rPr>
                 <w:rFonts w:ascii="Times New Roman" w:hAnsi="Times New Roman"/>
-                <w:sz w:val="22"/>
-              </w:rPr>
-              <w:t>`/?page=signatures`</w:t>
-            </w:r>
-          </w:p>
-        </w:tc>
-        <w:tc>
-          <w:tcPr>
-            <w:tcW w:type="dxa" w:w="2339"/>
-            <w:tcMar>
-              <w:top w:w="100" w:type="dxa"/>
-              <w:bottom w:w="100" w:type="dxa"/>
-              <w:left w:w="150" w:type="dxa"/>
-              <w:right w:w="150" w:type="dxa"/>
-            </w:tcMar>
-          </w:tcPr>
-          <w:p>
-            <w:pPr>
-              <w:spacing w:before="40" w:after="40" w:line="252" w:lineRule="auto"/>
-              <w:jc w:val="left"/>
-            </w:pPr>
-            <w:r>
-              <w:rPr>
-                <w:rFonts w:ascii="Times New Roman" w:hAnsi="Times New Roman"/>
-                <w:sz w:val="22"/>
-              </w:rPr>
-              <w:t>`document_signatures`</w:t>
-            </w:r>
-          </w:p>
-        </w:tc>
-        <w:tc>
-          <w:tcPr>
-            <w:tcW w:type="dxa" w:w="2339"/>
-            <w:tcMar>
-              <w:top w:w="100" w:type="dxa"/>
-              <w:bottom w:w="100" w:type="dxa"/>
-              <w:left w:w="150" w:type="dxa"/>
-              <w:right w:w="150" w:type="dxa"/>
-            </w:tcMar>
-          </w:tcPr>
-          <w:p>
-            <w:pPr>
-              <w:spacing w:before="40" w:after="40" w:line="252" w:lineRule="auto"/>
-              <w:jc w:val="left"/>
-            </w:pPr>
-            <w:r>
-              <w:rPr>
-                <w:rFonts w:ascii="Times New Roman" w:hAnsi="Times New Roman"/>
+                <w:b w:val="0"/>
+                <w:i w:val="0"/>
                 <w:sz w:val="22"/>
               </w:rPr>
               <w:t>Цепочка этапов визирования УП, ФИО подписантов, даты, статусы и SHA-256 хэши подписей.</w:t>
@@ -1407,22 +1460,81 @@
             <w:r>
               <w:rPr>
                 <w:rFonts w:ascii="Times New Roman" w:hAnsi="Times New Roman"/>
+                <w:b/>
+                <w:i w:val="0"/>
                 <w:sz w:val="22"/>
               </w:rPr>
+              <w:t>Служебные записки</w:t>
+            </w:r>
+          </w:p>
+        </w:tc>
+        <w:tc>
+          <w:tcPr>
+            <w:tcW w:type="dxa" w:w="2339"/>
+            <w:tcMar>
+              <w:top w:w="100" w:type="dxa"/>
+              <w:bottom w:w="100" w:type="dxa"/>
+              <w:left w:w="150" w:type="dxa"/>
+              <w:right w:w="150" w:type="dxa"/>
+            </w:tcMar>
+          </w:tcPr>
+          <w:p>
+            <w:pPr>
+              <w:spacing w:before="40" w:after="40" w:line="252" w:lineRule="auto"/>
+              <w:jc w:val="left"/>
+            </w:pPr>
+            <w:r>
+              <w:rPr>
+                <w:rFonts w:ascii="Courier New" w:hAnsi="Courier New"/>
+                <w:b w:val="0"/>
+                <w:i w:val="0"/>
+                <w:sz w:val="22"/>
+              </w:rPr>
+              <w:t>/?page=memos</w:t>
+            </w:r>
+          </w:p>
+        </w:tc>
+        <w:tc>
+          <w:tcPr>
+            <w:tcW w:type="dxa" w:w="2339"/>
+            <w:tcMar>
+              <w:top w:w="100" w:type="dxa"/>
+              <w:bottom w:w="100" w:type="dxa"/>
+              <w:left w:w="150" w:type="dxa"/>
+              <w:right w:w="150" w:type="dxa"/>
+            </w:tcMar>
+          </w:tcPr>
+          <w:p>
+            <w:pPr>
+              <w:spacing w:before="40" w:after="40" w:line="252" w:lineRule="auto"/>
+              <w:jc w:val="left"/>
+            </w:pPr>
+            <w:r>
+              <w:rPr>
+                <w:rFonts w:ascii="Courier New" w:hAnsi="Courier New"/>
+                <w:b w:val="0"/>
+                <w:i w:val="0"/>
+                <w:sz w:val="22"/>
+              </w:rPr>
+              <w:t>service_notes</w:t>
             </w:r>
             <w:r>
               <w:rPr>
                 <w:rFonts w:ascii="Times New Roman" w:hAnsi="Times New Roman"/>
-                <w:b/>
+                <w:b w:val="0"/>
+                <w:i w:val="0"/>
                 <w:sz w:val="22"/>
               </w:rPr>
-              <w:t>Служебные записки</w:t>
+              <w:t xml:space="preserve"> ⋈ </w:t>
             </w:r>
             <w:r>
               <w:rPr>
-                <w:rFonts w:ascii="Times New Roman" w:hAnsi="Times New Roman"/>
+                <w:rFonts w:ascii="Courier New" w:hAnsi="Courier New"/>
+                <w:b w:val="0"/>
+                <w:i w:val="0"/>
                 <w:sz w:val="22"/>
               </w:rPr>
+              <w:t>departments</w:t>
             </w:r>
           </w:p>
         </w:tc>
@@ -1444,54 +1556,8 @@
             <w:r>
               <w:rPr>
                 <w:rFonts w:ascii="Times New Roman" w:hAnsi="Times New Roman"/>
-                <w:sz w:val="22"/>
-              </w:rPr>
-              <w:t>`/?page=memos`</w:t>
-            </w:r>
-          </w:p>
-        </w:tc>
-        <w:tc>
-          <w:tcPr>
-            <w:tcW w:type="dxa" w:w="2339"/>
-            <w:tcMar>
-              <w:top w:w="100" w:type="dxa"/>
-              <w:bottom w:w="100" w:type="dxa"/>
-              <w:left w:w="150" w:type="dxa"/>
-              <w:right w:w="150" w:type="dxa"/>
-            </w:tcMar>
-          </w:tcPr>
-          <w:p>
-            <w:pPr>
-              <w:spacing w:before="40" w:after="40" w:line="252" w:lineRule="auto"/>
-              <w:jc w:val="left"/>
-            </w:pPr>
-            <w:r>
-              <w:rPr>
-                <w:rFonts w:ascii="Times New Roman" w:hAnsi="Times New Roman"/>
-                <w:sz w:val="22"/>
-              </w:rPr>
-              <w:t>`service_notes` $\bowtie$ `departments`</w:t>
-            </w:r>
-          </w:p>
-        </w:tc>
-        <w:tc>
-          <w:tcPr>
-            <w:tcW w:type="dxa" w:w="2339"/>
-            <w:tcMar>
-              <w:top w:w="100" w:type="dxa"/>
-              <w:bottom w:w="100" w:type="dxa"/>
-              <w:left w:w="150" w:type="dxa"/>
-              <w:right w:w="150" w:type="dxa"/>
-            </w:tcMar>
-          </w:tcPr>
-          <w:p>
-            <w:pPr>
-              <w:spacing w:before="40" w:after="40" w:line="252" w:lineRule="auto"/>
-              <w:jc w:val="left"/>
-            </w:pPr>
-            <w:r>
-              <w:rPr>
-                <w:rFonts w:ascii="Times New Roman" w:hAnsi="Times New Roman"/>
+                <w:b w:val="0"/>
+                <w:i w:val="0"/>
                 <w:sz w:val="22"/>
               </w:rPr>
               <w:t>Реестр служебных записок выпускающих и реализующих кафедр на изменение параметров плана.</w:t>
@@ -1518,22 +1584,81 @@
             <w:r>
               <w:rPr>
                 <w:rFonts w:ascii="Times New Roman" w:hAnsi="Times New Roman"/>
+                <w:b/>
+                <w:i w:val="0"/>
                 <w:sz w:val="22"/>
               </w:rPr>
+              <w:t>Программы</w:t>
+            </w:r>
+          </w:p>
+        </w:tc>
+        <w:tc>
+          <w:tcPr>
+            <w:tcW w:type="dxa" w:w="2339"/>
+            <w:tcMar>
+              <w:top w:w="100" w:type="dxa"/>
+              <w:bottom w:w="100" w:type="dxa"/>
+              <w:left w:w="150" w:type="dxa"/>
+              <w:right w:w="150" w:type="dxa"/>
+            </w:tcMar>
+          </w:tcPr>
+          <w:p>
+            <w:pPr>
+              <w:spacing w:before="40" w:after="40" w:line="252" w:lineRule="auto"/>
+              <w:jc w:val="left"/>
+            </w:pPr>
+            <w:r>
+              <w:rPr>
+                <w:rFonts w:ascii="Courier New" w:hAnsi="Courier New"/>
+                <w:b w:val="0"/>
+                <w:i w:val="0"/>
+                <w:sz w:val="22"/>
+              </w:rPr>
+              <w:t>/?page=programs</w:t>
+            </w:r>
+          </w:p>
+        </w:tc>
+        <w:tc>
+          <w:tcPr>
+            <w:tcW w:type="dxa" w:w="2339"/>
+            <w:tcMar>
+              <w:top w:w="100" w:type="dxa"/>
+              <w:bottom w:w="100" w:type="dxa"/>
+              <w:left w:w="150" w:type="dxa"/>
+              <w:right w:w="150" w:type="dxa"/>
+            </w:tcMar>
+          </w:tcPr>
+          <w:p>
+            <w:pPr>
+              <w:spacing w:before="40" w:after="40" w:line="252" w:lineRule="auto"/>
+              <w:jc w:val="left"/>
+            </w:pPr>
+            <w:r>
+              <w:rPr>
+                <w:rFonts w:ascii="Courier New" w:hAnsi="Courier New"/>
+                <w:b w:val="0"/>
+                <w:i w:val="0"/>
+                <w:sz w:val="22"/>
+              </w:rPr>
+              <w:t>educational_programs</w:t>
             </w:r>
             <w:r>
               <w:rPr>
                 <w:rFonts w:ascii="Times New Roman" w:hAnsi="Times New Roman"/>
-                <w:b/>
+                <w:b w:val="0"/>
+                <w:i w:val="0"/>
                 <w:sz w:val="22"/>
               </w:rPr>
-              <w:t>Программы</w:t>
+              <w:t xml:space="preserve"> ⋈ </w:t>
             </w:r>
             <w:r>
               <w:rPr>
-                <w:rFonts w:ascii="Times New Roman" w:hAnsi="Times New Roman"/>
+                <w:rFonts w:ascii="Courier New" w:hAnsi="Courier New"/>
+                <w:b w:val="0"/>
+                <w:i w:val="0"/>
                 <w:sz w:val="22"/>
               </w:rPr>
+              <w:t>departments</w:t>
             </w:r>
           </w:p>
         </w:tc>
@@ -1555,54 +1680,8 @@
             <w:r>
               <w:rPr>
                 <w:rFonts w:ascii="Times New Roman" w:hAnsi="Times New Roman"/>
-                <w:sz w:val="22"/>
-              </w:rPr>
-              <w:t>`/?page=programs`</w:t>
-            </w:r>
-          </w:p>
-        </w:tc>
-        <w:tc>
-          <w:tcPr>
-            <w:tcW w:type="dxa" w:w="2339"/>
-            <w:tcMar>
-              <w:top w:w="100" w:type="dxa"/>
-              <w:bottom w:w="100" w:type="dxa"/>
-              <w:left w:w="150" w:type="dxa"/>
-              <w:right w:w="150" w:type="dxa"/>
-            </w:tcMar>
-          </w:tcPr>
-          <w:p>
-            <w:pPr>
-              <w:spacing w:before="40" w:after="40" w:line="252" w:lineRule="auto"/>
-              <w:jc w:val="left"/>
-            </w:pPr>
-            <w:r>
-              <w:rPr>
-                <w:rFonts w:ascii="Times New Roman" w:hAnsi="Times New Roman"/>
-                <w:sz w:val="22"/>
-              </w:rPr>
-              <w:t>`educational_programs` $\bowtie$ `departments`</w:t>
-            </w:r>
-          </w:p>
-        </w:tc>
-        <w:tc>
-          <w:tcPr>
-            <w:tcW w:type="dxa" w:w="2339"/>
-            <w:tcMar>
-              <w:top w:w="100" w:type="dxa"/>
-              <w:bottom w:w="100" w:type="dxa"/>
-              <w:left w:w="150" w:type="dxa"/>
-              <w:right w:w="150" w:type="dxa"/>
-            </w:tcMar>
-          </w:tcPr>
-          <w:p>
-            <w:pPr>
-              <w:spacing w:before="40" w:after="40" w:line="252" w:lineRule="auto"/>
-              <w:jc w:val="left"/>
-            </w:pPr>
-            <w:r>
-              <w:rPr>
-                <w:rFonts w:ascii="Times New Roman" w:hAnsi="Times New Roman"/>
+                <w:b w:val="0"/>
+                <w:i w:val="0"/>
                 <w:sz w:val="22"/>
               </w:rPr>
               <w:t>Реестр направлений бакалавриата и магистратуры с формами обучения и выпускающими кафедрами.</w:t>
@@ -1629,22 +1708,63 @@
             <w:r>
               <w:rPr>
                 <w:rFonts w:ascii="Times New Roman" w:hAnsi="Times New Roman"/>
-                <w:sz w:val="22"/>
-              </w:rPr>
-            </w:r>
-            <w:r>
-              <w:rPr>
-                <w:rFonts w:ascii="Times New Roman" w:hAnsi="Times New Roman"/>
                 <w:b/>
+                <w:i w:val="0"/>
                 <w:sz w:val="22"/>
               </w:rPr>
               <w:t>Компетенции</w:t>
             </w:r>
+          </w:p>
+        </w:tc>
+        <w:tc>
+          <w:tcPr>
+            <w:tcW w:type="dxa" w:w="2339"/>
+            <w:tcMar>
+              <w:top w:w="100" w:type="dxa"/>
+              <w:bottom w:w="100" w:type="dxa"/>
+              <w:left w:w="150" w:type="dxa"/>
+              <w:right w:w="150" w:type="dxa"/>
+            </w:tcMar>
+          </w:tcPr>
+          <w:p>
+            <w:pPr>
+              <w:spacing w:before="40" w:after="40" w:line="252" w:lineRule="auto"/>
+              <w:jc w:val="left"/>
+            </w:pPr>
             <w:r>
               <w:rPr>
-                <w:rFonts w:ascii="Times New Roman" w:hAnsi="Times New Roman"/>
+                <w:rFonts w:ascii="Courier New" w:hAnsi="Courier New"/>
+                <w:b w:val="0"/>
+                <w:i w:val="0"/>
                 <w:sz w:val="22"/>
               </w:rPr>
+              <w:t>/?page=competencies</w:t>
+            </w:r>
+          </w:p>
+        </w:tc>
+        <w:tc>
+          <w:tcPr>
+            <w:tcW w:type="dxa" w:w="2339"/>
+            <w:tcMar>
+              <w:top w:w="100" w:type="dxa"/>
+              <w:bottom w:w="100" w:type="dxa"/>
+              <w:left w:w="150" w:type="dxa"/>
+              <w:right w:w="150" w:type="dxa"/>
+            </w:tcMar>
+          </w:tcPr>
+          <w:p>
+            <w:pPr>
+              <w:spacing w:before="40" w:after="40" w:line="252" w:lineRule="auto"/>
+              <w:jc w:val="left"/>
+            </w:pPr>
+            <w:r>
+              <w:rPr>
+                <w:rFonts w:ascii="Courier New" w:hAnsi="Courier New"/>
+                <w:b w:val="0"/>
+                <w:i w:val="0"/>
+                <w:sz w:val="22"/>
+              </w:rPr>
+              <w:t>competencies</w:t>
             </w:r>
           </w:p>
         </w:tc>
@@ -1666,54 +1786,8 @@
             <w:r>
               <w:rPr>
                 <w:rFonts w:ascii="Times New Roman" w:hAnsi="Times New Roman"/>
-                <w:sz w:val="22"/>
-              </w:rPr>
-              <w:t>`/?page=competencies`</w:t>
-            </w:r>
-          </w:p>
-        </w:tc>
-        <w:tc>
-          <w:tcPr>
-            <w:tcW w:type="dxa" w:w="2339"/>
-            <w:tcMar>
-              <w:top w:w="100" w:type="dxa"/>
-              <w:bottom w:w="100" w:type="dxa"/>
-              <w:left w:w="150" w:type="dxa"/>
-              <w:right w:w="150" w:type="dxa"/>
-            </w:tcMar>
-          </w:tcPr>
-          <w:p>
-            <w:pPr>
-              <w:spacing w:before="40" w:after="40" w:line="252" w:lineRule="auto"/>
-              <w:jc w:val="left"/>
-            </w:pPr>
-            <w:r>
-              <w:rPr>
-                <w:rFonts w:ascii="Times New Roman" w:hAnsi="Times New Roman"/>
-                <w:sz w:val="22"/>
-              </w:rPr>
-              <w:t>`competencies`</w:t>
-            </w:r>
-          </w:p>
-        </w:tc>
-        <w:tc>
-          <w:tcPr>
-            <w:tcW w:type="dxa" w:w="2339"/>
-            <w:tcMar>
-              <w:top w:w="100" w:type="dxa"/>
-              <w:bottom w:w="100" w:type="dxa"/>
-              <w:left w:w="150" w:type="dxa"/>
-              <w:right w:w="150" w:type="dxa"/>
-            </w:tcMar>
-          </w:tcPr>
-          <w:p>
-            <w:pPr>
-              <w:spacing w:before="40" w:after="40" w:line="252" w:lineRule="auto"/>
-              <w:jc w:val="left"/>
-            </w:pPr>
-            <w:r>
-              <w:rPr>
-                <w:rFonts w:ascii="Times New Roman" w:hAnsi="Times New Roman"/>
+                <w:b w:val="0"/>
+                <w:i w:val="0"/>
                 <w:sz w:val="22"/>
               </w:rPr>
               <w:t>Справочник универсальных (УК), общепрофессиональных (ОПК) и профессиональных (ПК) компетенций.</w:t>
@@ -1740,22 +1814,63 @@
             <w:r>
               <w:rPr>
                 <w:rFonts w:ascii="Times New Roman" w:hAnsi="Times New Roman"/>
-                <w:sz w:val="22"/>
-              </w:rPr>
-            </w:r>
-            <w:r>
-              <w:rPr>
-                <w:rFonts w:ascii="Times New Roman" w:hAnsi="Times New Roman"/>
                 <w:b/>
+                <w:i w:val="0"/>
                 <w:sz w:val="22"/>
               </w:rPr>
               <w:t>Стандарты ФГОС</w:t>
             </w:r>
+          </w:p>
+        </w:tc>
+        <w:tc>
+          <w:tcPr>
+            <w:tcW w:type="dxa" w:w="2339"/>
+            <w:tcMar>
+              <w:top w:w="100" w:type="dxa"/>
+              <w:bottom w:w="100" w:type="dxa"/>
+              <w:left w:w="150" w:type="dxa"/>
+              <w:right w:w="150" w:type="dxa"/>
+            </w:tcMar>
+          </w:tcPr>
+          <w:p>
+            <w:pPr>
+              <w:spacing w:before="40" w:after="40" w:line="252" w:lineRule="auto"/>
+              <w:jc w:val="left"/>
+            </w:pPr>
             <w:r>
               <w:rPr>
-                <w:rFonts w:ascii="Times New Roman" w:hAnsi="Times New Roman"/>
+                <w:rFonts w:ascii="Courier New" w:hAnsi="Courier New"/>
+                <w:b w:val="0"/>
+                <w:i w:val="0"/>
                 <w:sz w:val="22"/>
               </w:rPr>
+              <w:t>/?page=standards</w:t>
+            </w:r>
+          </w:p>
+        </w:tc>
+        <w:tc>
+          <w:tcPr>
+            <w:tcW w:type="dxa" w:w="2339"/>
+            <w:tcMar>
+              <w:top w:w="100" w:type="dxa"/>
+              <w:bottom w:w="100" w:type="dxa"/>
+              <w:left w:w="150" w:type="dxa"/>
+              <w:right w:w="150" w:type="dxa"/>
+            </w:tcMar>
+          </w:tcPr>
+          <w:p>
+            <w:pPr>
+              <w:spacing w:before="40" w:after="40" w:line="252" w:lineRule="auto"/>
+              <w:jc w:val="left"/>
+            </w:pPr>
+            <w:r>
+              <w:rPr>
+                <w:rFonts w:ascii="Courier New" w:hAnsi="Courier New"/>
+                <w:b w:val="0"/>
+                <w:i w:val="0"/>
+                <w:sz w:val="22"/>
+              </w:rPr>
+              <w:t>standards_fgos</w:t>
             </w:r>
           </w:p>
         </w:tc>
@@ -1777,54 +1892,8 @@
             <w:r>
               <w:rPr>
                 <w:rFonts w:ascii="Times New Roman" w:hAnsi="Times New Roman"/>
-                <w:sz w:val="22"/>
-              </w:rPr>
-              <w:t>`/?page=standards`</w:t>
-            </w:r>
-          </w:p>
-        </w:tc>
-        <w:tc>
-          <w:tcPr>
-            <w:tcW w:type="dxa" w:w="2339"/>
-            <w:tcMar>
-              <w:top w:w="100" w:type="dxa"/>
-              <w:bottom w:w="100" w:type="dxa"/>
-              <w:left w:w="150" w:type="dxa"/>
-              <w:right w:w="150" w:type="dxa"/>
-            </w:tcMar>
-          </w:tcPr>
-          <w:p>
-            <w:pPr>
-              <w:spacing w:before="40" w:after="40" w:line="252" w:lineRule="auto"/>
-              <w:jc w:val="left"/>
-            </w:pPr>
-            <w:r>
-              <w:rPr>
-                <w:rFonts w:ascii="Times New Roman" w:hAnsi="Times New Roman"/>
-                <w:sz w:val="22"/>
-              </w:rPr>
-              <w:t>`standards_fgos`</w:t>
-            </w:r>
-          </w:p>
-        </w:tc>
-        <w:tc>
-          <w:tcPr>
-            <w:tcW w:type="dxa" w:w="2339"/>
-            <w:tcMar>
-              <w:top w:w="100" w:type="dxa"/>
-              <w:bottom w:w="100" w:type="dxa"/>
-              <w:left w:w="150" w:type="dxa"/>
-              <w:right w:w="150" w:type="dxa"/>
-            </w:tcMar>
-          </w:tcPr>
-          <w:p>
-            <w:pPr>
-              <w:spacing w:before="40" w:after="40" w:line="252" w:lineRule="auto"/>
-              <w:jc w:val="left"/>
-            </w:pPr>
-            <w:r>
-              <w:rPr>
-                <w:rFonts w:ascii="Times New Roman" w:hAnsi="Times New Roman"/>
+                <w:b w:val="0"/>
+                <w:i w:val="0"/>
                 <w:sz w:val="22"/>
               </w:rPr>
               <w:t>Нормативная база действующих стандартов ФГОС ВО 3++ с датами утверждения.</w:t>
@@ -1851,22 +1920,63 @@
             <w:r>
               <w:rPr>
                 <w:rFonts w:ascii="Times New Roman" w:hAnsi="Times New Roman"/>
-                <w:sz w:val="22"/>
-              </w:rPr>
-            </w:r>
-            <w:r>
-              <w:rPr>
-                <w:rFonts w:ascii="Times New Roman" w:hAnsi="Times New Roman"/>
                 <w:b/>
+                <w:i w:val="0"/>
                 <w:sz w:val="22"/>
               </w:rPr>
               <w:t>Подразделения</w:t>
             </w:r>
+          </w:p>
+        </w:tc>
+        <w:tc>
+          <w:tcPr>
+            <w:tcW w:type="dxa" w:w="2339"/>
+            <w:tcMar>
+              <w:top w:w="100" w:type="dxa"/>
+              <w:bottom w:w="100" w:type="dxa"/>
+              <w:left w:w="150" w:type="dxa"/>
+              <w:right w:w="150" w:type="dxa"/>
+            </w:tcMar>
+          </w:tcPr>
+          <w:p>
+            <w:pPr>
+              <w:spacing w:before="40" w:after="40" w:line="252" w:lineRule="auto"/>
+              <w:jc w:val="left"/>
+            </w:pPr>
             <w:r>
               <w:rPr>
-                <w:rFonts w:ascii="Times New Roman" w:hAnsi="Times New Roman"/>
+                <w:rFonts w:ascii="Courier New" w:hAnsi="Courier New"/>
+                <w:b w:val="0"/>
+                <w:i w:val="0"/>
                 <w:sz w:val="22"/>
               </w:rPr>
+              <w:t>/?page=departments</w:t>
+            </w:r>
+          </w:p>
+        </w:tc>
+        <w:tc>
+          <w:tcPr>
+            <w:tcW w:type="dxa" w:w="2339"/>
+            <w:tcMar>
+              <w:top w:w="100" w:type="dxa"/>
+              <w:bottom w:w="100" w:type="dxa"/>
+              <w:left w:w="150" w:type="dxa"/>
+              <w:right w:w="150" w:type="dxa"/>
+            </w:tcMar>
+          </w:tcPr>
+          <w:p>
+            <w:pPr>
+              <w:spacing w:before="40" w:after="40" w:line="252" w:lineRule="auto"/>
+              <w:jc w:val="left"/>
+            </w:pPr>
+            <w:r>
+              <w:rPr>
+                <w:rFonts w:ascii="Courier New" w:hAnsi="Courier New"/>
+                <w:b w:val="0"/>
+                <w:i w:val="0"/>
+                <w:sz w:val="22"/>
+              </w:rPr>
+              <w:t>departments</w:t>
             </w:r>
           </w:p>
         </w:tc>
@@ -1888,54 +1998,8 @@
             <w:r>
               <w:rPr>
                 <w:rFonts w:ascii="Times New Roman" w:hAnsi="Times New Roman"/>
-                <w:sz w:val="22"/>
-              </w:rPr>
-              <w:t>`/?page=departments`</w:t>
-            </w:r>
-          </w:p>
-        </w:tc>
-        <w:tc>
-          <w:tcPr>
-            <w:tcW w:type="dxa" w:w="2339"/>
-            <w:tcMar>
-              <w:top w:w="100" w:type="dxa"/>
-              <w:bottom w:w="100" w:type="dxa"/>
-              <w:left w:w="150" w:type="dxa"/>
-              <w:right w:w="150" w:type="dxa"/>
-            </w:tcMar>
-          </w:tcPr>
-          <w:p>
-            <w:pPr>
-              <w:spacing w:before="40" w:after="40" w:line="252" w:lineRule="auto"/>
-              <w:jc w:val="left"/>
-            </w:pPr>
-            <w:r>
-              <w:rPr>
-                <w:rFonts w:ascii="Times New Roman" w:hAnsi="Times New Roman"/>
-                <w:sz w:val="22"/>
-              </w:rPr>
-              <w:t>`departments`</w:t>
-            </w:r>
-          </w:p>
-        </w:tc>
-        <w:tc>
-          <w:tcPr>
-            <w:tcW w:type="dxa" w:w="2339"/>
-            <w:tcMar>
-              <w:top w:w="100" w:type="dxa"/>
-              <w:bottom w:w="100" w:type="dxa"/>
-              <w:left w:w="150" w:type="dxa"/>
-              <w:right w:w="150" w:type="dxa"/>
-            </w:tcMar>
-          </w:tcPr>
-          <w:p>
-            <w:pPr>
-              <w:spacing w:before="40" w:after="40" w:line="252" w:lineRule="auto"/>
-              <w:jc w:val="left"/>
-            </w:pPr>
-            <w:r>
-              <w:rPr>
-                <w:rFonts w:ascii="Times New Roman" w:hAnsi="Times New Roman"/>
+                <w:b w:val="0"/>
+                <w:i w:val="0"/>
                 <w:sz w:val="22"/>
               </w:rPr>
               <w:t>Институты, кафедры, Центр АНОК и Ректорат с контактными данными и телефонным справочником.</w:t>
@@ -1962,22 +2026,63 @@
             <w:r>
               <w:rPr>
                 <w:rFonts w:ascii="Times New Roman" w:hAnsi="Times New Roman"/>
-                <w:sz w:val="22"/>
-              </w:rPr>
-            </w:r>
-            <w:r>
-              <w:rPr>
-                <w:rFonts w:ascii="Times New Roman" w:hAnsi="Times New Roman"/>
                 <w:b/>
+                <w:i w:val="0"/>
                 <w:sz w:val="22"/>
               </w:rPr>
               <w:t>Объявления</w:t>
             </w:r>
+          </w:p>
+        </w:tc>
+        <w:tc>
+          <w:tcPr>
+            <w:tcW w:type="dxa" w:w="2339"/>
+            <w:tcMar>
+              <w:top w:w="100" w:type="dxa"/>
+              <w:bottom w:w="100" w:type="dxa"/>
+              <w:left w:w="150" w:type="dxa"/>
+              <w:right w:w="150" w:type="dxa"/>
+            </w:tcMar>
+          </w:tcPr>
+          <w:p>
+            <w:pPr>
+              <w:spacing w:before="40" w:after="40" w:line="252" w:lineRule="auto"/>
+              <w:jc w:val="left"/>
+            </w:pPr>
             <w:r>
               <w:rPr>
-                <w:rFonts w:ascii="Times New Roman" w:hAnsi="Times New Roman"/>
+                <w:rFonts w:ascii="Courier New" w:hAnsi="Courier New"/>
+                <w:b w:val="0"/>
+                <w:i w:val="0"/>
                 <w:sz w:val="22"/>
               </w:rPr>
+              <w:t>/?page=announcements</w:t>
+            </w:r>
+          </w:p>
+        </w:tc>
+        <w:tc>
+          <w:tcPr>
+            <w:tcW w:type="dxa" w:w="2339"/>
+            <w:tcMar>
+              <w:top w:w="100" w:type="dxa"/>
+              <w:bottom w:w="100" w:type="dxa"/>
+              <w:left w:w="150" w:type="dxa"/>
+              <w:right w:w="150" w:type="dxa"/>
+            </w:tcMar>
+          </w:tcPr>
+          <w:p>
+            <w:pPr>
+              <w:spacing w:before="40" w:after="40" w:line="252" w:lineRule="auto"/>
+              <w:jc w:val="left"/>
+            </w:pPr>
+            <w:r>
+              <w:rPr>
+                <w:rFonts w:ascii="Courier New" w:hAnsi="Courier New"/>
+                <w:b w:val="0"/>
+                <w:i w:val="0"/>
+                <w:sz w:val="22"/>
+              </w:rPr>
+              <w:t>announcements</w:t>
             </w:r>
           </w:p>
         </w:tc>
@@ -1999,54 +2104,8 @@
             <w:r>
               <w:rPr>
                 <w:rFonts w:ascii="Times New Roman" w:hAnsi="Times New Roman"/>
-                <w:sz w:val="22"/>
-              </w:rPr>
-              <w:t>`/?page=announcements`</w:t>
-            </w:r>
-          </w:p>
-        </w:tc>
-        <w:tc>
-          <w:tcPr>
-            <w:tcW w:type="dxa" w:w="2339"/>
-            <w:tcMar>
-              <w:top w:w="100" w:type="dxa"/>
-              <w:bottom w:w="100" w:type="dxa"/>
-              <w:left w:w="150" w:type="dxa"/>
-              <w:right w:w="150" w:type="dxa"/>
-            </w:tcMar>
-          </w:tcPr>
-          <w:p>
-            <w:pPr>
-              <w:spacing w:before="40" w:after="40" w:line="252" w:lineRule="auto"/>
-              <w:jc w:val="left"/>
-            </w:pPr>
-            <w:r>
-              <w:rPr>
-                <w:rFonts w:ascii="Times New Roman" w:hAnsi="Times New Roman"/>
-                <w:sz w:val="22"/>
-              </w:rPr>
-              <w:t>`announcements`</w:t>
-            </w:r>
-          </w:p>
-        </w:tc>
-        <w:tc>
-          <w:tcPr>
-            <w:tcW w:type="dxa" w:w="2339"/>
-            <w:tcMar>
-              <w:top w:w="100" w:type="dxa"/>
-              <w:bottom w:w="100" w:type="dxa"/>
-              <w:left w:w="150" w:type="dxa"/>
-              <w:right w:w="150" w:type="dxa"/>
-            </w:tcMar>
-          </w:tcPr>
-          <w:p>
-            <w:pPr>
-              <w:spacing w:before="40" w:after="40" w:line="252" w:lineRule="auto"/>
-              <w:jc w:val="left"/>
-            </w:pPr>
-            <w:r>
-              <w:rPr>
-                <w:rFonts w:ascii="Times New Roman" w:hAnsi="Times New Roman"/>
+                <w:b w:val="0"/>
+                <w:i w:val="0"/>
                 <w:sz w:val="22"/>
               </w:rPr>
               <w:t>Регламенты, приказы и инструкции Центра АНОК с метками закрепления и датами публикации.</w:t>
@@ -2073,22 +2132,63 @@
             <w:r>
               <w:rPr>
                 <w:rFonts w:ascii="Times New Roman" w:hAnsi="Times New Roman"/>
-                <w:sz w:val="22"/>
-              </w:rPr>
-            </w:r>
-            <w:r>
-              <w:rPr>
-                <w:rFonts w:ascii="Times New Roman" w:hAnsi="Times New Roman"/>
                 <w:b/>
+                <w:i w:val="0"/>
                 <w:sz w:val="22"/>
               </w:rPr>
               <w:t>Журнал аудита</w:t>
             </w:r>
+          </w:p>
+        </w:tc>
+        <w:tc>
+          <w:tcPr>
+            <w:tcW w:type="dxa" w:w="2339"/>
+            <w:tcMar>
+              <w:top w:w="100" w:type="dxa"/>
+              <w:bottom w:w="100" w:type="dxa"/>
+              <w:left w:w="150" w:type="dxa"/>
+              <w:right w:w="150" w:type="dxa"/>
+            </w:tcMar>
+          </w:tcPr>
+          <w:p>
+            <w:pPr>
+              <w:spacing w:before="40" w:after="40" w:line="252" w:lineRule="auto"/>
+              <w:jc w:val="left"/>
+            </w:pPr>
             <w:r>
               <w:rPr>
-                <w:rFonts w:ascii="Times New Roman" w:hAnsi="Times New Roman"/>
+                <w:rFonts w:ascii="Courier New" w:hAnsi="Courier New"/>
+                <w:b w:val="0"/>
+                <w:i w:val="0"/>
                 <w:sz w:val="22"/>
               </w:rPr>
+              <w:t>/?page=audit</w:t>
+            </w:r>
+          </w:p>
+        </w:tc>
+        <w:tc>
+          <w:tcPr>
+            <w:tcW w:type="dxa" w:w="2339"/>
+            <w:tcMar>
+              <w:top w:w="100" w:type="dxa"/>
+              <w:bottom w:w="100" w:type="dxa"/>
+              <w:left w:w="150" w:type="dxa"/>
+              <w:right w:w="150" w:type="dxa"/>
+            </w:tcMar>
+          </w:tcPr>
+          <w:p>
+            <w:pPr>
+              <w:spacing w:before="40" w:after="40" w:line="252" w:lineRule="auto"/>
+              <w:jc w:val="left"/>
+            </w:pPr>
+            <w:r>
+              <w:rPr>
+                <w:rFonts w:ascii="Courier New" w:hAnsi="Courier New"/>
+                <w:b w:val="0"/>
+                <w:i w:val="0"/>
+                <w:sz w:val="22"/>
+              </w:rPr>
+              <w:t>audit_logs</w:t>
             </w:r>
           </w:p>
         </w:tc>
@@ -2110,54 +2210,8 @@
             <w:r>
               <w:rPr>
                 <w:rFonts w:ascii="Times New Roman" w:hAnsi="Times New Roman"/>
-                <w:sz w:val="22"/>
-              </w:rPr>
-              <w:t>`/?page=audit`</w:t>
-            </w:r>
-          </w:p>
-        </w:tc>
-        <w:tc>
-          <w:tcPr>
-            <w:tcW w:type="dxa" w:w="2339"/>
-            <w:tcMar>
-              <w:top w:w="100" w:type="dxa"/>
-              <w:bottom w:w="100" w:type="dxa"/>
-              <w:left w:w="150" w:type="dxa"/>
-              <w:right w:w="150" w:type="dxa"/>
-            </w:tcMar>
-          </w:tcPr>
-          <w:p>
-            <w:pPr>
-              <w:spacing w:before="40" w:after="40" w:line="252" w:lineRule="auto"/>
-              <w:jc w:val="left"/>
-            </w:pPr>
-            <w:r>
-              <w:rPr>
-                <w:rFonts w:ascii="Times New Roman" w:hAnsi="Times New Roman"/>
-                <w:sz w:val="22"/>
-              </w:rPr>
-              <w:t>`audit_logs`</w:t>
-            </w:r>
-          </w:p>
-        </w:tc>
-        <w:tc>
-          <w:tcPr>
-            <w:tcW w:type="dxa" w:w="2339"/>
-            <w:tcMar>
-              <w:top w:w="100" w:type="dxa"/>
-              <w:bottom w:w="100" w:type="dxa"/>
-              <w:left w:w="150" w:type="dxa"/>
-              <w:right w:w="150" w:type="dxa"/>
-            </w:tcMar>
-          </w:tcPr>
-          <w:p>
-            <w:pPr>
-              <w:spacing w:before="40" w:after="40" w:line="252" w:lineRule="auto"/>
-              <w:jc w:val="left"/>
-            </w:pPr>
-            <w:r>
-              <w:rPr>
-                <w:rFonts w:ascii="Times New Roman" w:hAnsi="Times New Roman"/>
+                <w:b w:val="0"/>
+                <w:i w:val="0"/>
                 <w:sz w:val="22"/>
               </w:rPr>
               <w:t>Протокол действий пользователей с отметкой времени, пользователя, роли, действия, статуса и IP-адреса.</w:t>
@@ -2184,22 +2238,37 @@
             <w:r>
               <w:rPr>
                 <w:rFonts w:ascii="Times New Roman" w:hAnsi="Times New Roman"/>
-                <w:sz w:val="22"/>
-              </w:rPr>
-            </w:r>
-            <w:r>
-              <w:rPr>
-                <w:rFonts w:ascii="Times New Roman" w:hAnsi="Times New Roman"/>
                 <w:b/>
+                <w:i w:val="0"/>
                 <w:sz w:val="22"/>
               </w:rPr>
               <w:t>Карта сайта</w:t>
             </w:r>
+          </w:p>
+        </w:tc>
+        <w:tc>
+          <w:tcPr>
+            <w:tcW w:type="dxa" w:w="2339"/>
+            <w:tcMar>
+              <w:top w:w="100" w:type="dxa"/>
+              <w:bottom w:w="100" w:type="dxa"/>
+              <w:left w:w="150" w:type="dxa"/>
+              <w:right w:w="150" w:type="dxa"/>
+            </w:tcMar>
+          </w:tcPr>
+          <w:p>
+            <w:pPr>
+              <w:spacing w:before="40" w:after="40" w:line="252" w:lineRule="auto"/>
+              <w:jc w:val="left"/>
+            </w:pPr>
             <w:r>
               <w:rPr>
-                <w:rFonts w:ascii="Times New Roman" w:hAnsi="Times New Roman"/>
+                <w:rFonts w:ascii="Courier New" w:hAnsi="Courier New"/>
+                <w:b w:val="0"/>
+                <w:i w:val="0"/>
                 <w:sz w:val="22"/>
               </w:rPr>
+              <w:t>/?page=sitemap</w:t>
             </w:r>
           </w:p>
         </w:tc>
@@ -2221,30 +2290,8 @@
             <w:r>
               <w:rPr>
                 <w:rFonts w:ascii="Times New Roman" w:hAnsi="Times New Roman"/>
-                <w:sz w:val="22"/>
-              </w:rPr>
-              <w:t>`/?page=sitemap`</w:t>
-            </w:r>
-          </w:p>
-        </w:tc>
-        <w:tc>
-          <w:tcPr>
-            <w:tcW w:type="dxa" w:w="2339"/>
-            <w:tcMar>
-              <w:top w:w="100" w:type="dxa"/>
-              <w:bottom w:w="100" w:type="dxa"/>
-              <w:left w:w="150" w:type="dxa"/>
-              <w:right w:w="150" w:type="dxa"/>
-            </w:tcMar>
-          </w:tcPr>
-          <w:p>
-            <w:pPr>
-              <w:spacing w:before="40" w:after="40" w:line="252" w:lineRule="auto"/>
-              <w:jc w:val="left"/>
-            </w:pPr>
-            <w:r>
-              <w:rPr>
-                <w:rFonts w:ascii="Times New Roman" w:hAnsi="Times New Roman"/>
+                <w:b w:val="0"/>
+                <w:i w:val="0"/>
                 <w:sz w:val="22"/>
               </w:rPr>
               <w:t>Статическая структура разделов</w:t>
@@ -2269,6 +2316,8 @@
             <w:r>
               <w:rPr>
                 <w:rFonts w:ascii="Times New Roman" w:hAnsi="Times New Roman"/>
+                <w:b w:val="0"/>
+                <w:i w:val="0"/>
                 <w:sz w:val="22"/>
               </w:rPr>
               <w:t>Каталог всех страниц и гиперссылок портала для быстрой навигации.</w:t>
@@ -2307,7 +2356,7 @@
           <w:b/>
           <w:sz w:val="26"/>
         </w:rPr>
-        <w:t>4.1. Раздел «Сводная панель» (`dashboard`)</w:t>
+        <w:t>4.1. Раздел «Сводная панель» (dashboard)</w:t>
       </w:r>
     </w:p>
     <w:p>
@@ -2319,9 +2368,83 @@
       <w:r>
         <w:rPr>
           <w:rFonts w:ascii="Times New Roman" w:hAnsi="Times New Roman"/>
+          <w:b w:val="0"/>
+          <w:i w:val="0"/>
           <w:sz w:val="28"/>
         </w:rPr>
-        <w:t>Включает 4 карточки аналитических счетчиков (`Учебные планы`, `Дисциплины`, `Стандарты ФГОС`, `Служебные записки`), таблицу текущих планов с кнопками быстрого перехода к учебной сетке и блок важных новостей.</w:t>
+        <w:t>Включает 4 карточки аналитических счетчиков (</w:t>
+      </w:r>
+      <w:r>
+        <w:rPr>
+          <w:rFonts w:ascii="Courier New" w:hAnsi="Courier New"/>
+          <w:b w:val="0"/>
+          <w:i w:val="0"/>
+          <w:sz w:val="28"/>
+        </w:rPr>
+        <w:t>Учебные планы</w:t>
+      </w:r>
+      <w:r>
+        <w:rPr>
+          <w:rFonts w:ascii="Times New Roman" w:hAnsi="Times New Roman"/>
+          <w:b w:val="0"/>
+          <w:i w:val="0"/>
+          <w:sz w:val="28"/>
+        </w:rPr>
+        <w:t xml:space="preserve">, </w:t>
+      </w:r>
+      <w:r>
+        <w:rPr>
+          <w:rFonts w:ascii="Courier New" w:hAnsi="Courier New"/>
+          <w:b w:val="0"/>
+          <w:i w:val="0"/>
+          <w:sz w:val="28"/>
+        </w:rPr>
+        <w:t>Дисциплины</w:t>
+      </w:r>
+      <w:r>
+        <w:rPr>
+          <w:rFonts w:ascii="Times New Roman" w:hAnsi="Times New Roman"/>
+          <w:b w:val="0"/>
+          <w:i w:val="0"/>
+          <w:sz w:val="28"/>
+        </w:rPr>
+        <w:t xml:space="preserve">, </w:t>
+      </w:r>
+      <w:r>
+        <w:rPr>
+          <w:rFonts w:ascii="Courier New" w:hAnsi="Courier New"/>
+          <w:b w:val="0"/>
+          <w:i w:val="0"/>
+          <w:sz w:val="28"/>
+        </w:rPr>
+        <w:t>Стандарты ФГОС</w:t>
+      </w:r>
+      <w:r>
+        <w:rPr>
+          <w:rFonts w:ascii="Times New Roman" w:hAnsi="Times New Roman"/>
+          <w:b w:val="0"/>
+          <w:i w:val="0"/>
+          <w:sz w:val="28"/>
+        </w:rPr>
+        <w:t xml:space="preserve">, </w:t>
+      </w:r>
+      <w:r>
+        <w:rPr>
+          <w:rFonts w:ascii="Courier New" w:hAnsi="Courier New"/>
+          <w:b w:val="0"/>
+          <w:i w:val="0"/>
+          <w:sz w:val="28"/>
+        </w:rPr>
+        <w:t>Служебные записки</w:t>
+      </w:r>
+      <w:r>
+        <w:rPr>
+          <w:rFonts w:ascii="Times New Roman" w:hAnsi="Times New Roman"/>
+          <w:b w:val="0"/>
+          <w:i w:val="0"/>
+          <w:sz w:val="28"/>
+        </w:rPr>
+        <w:t>), таблицу текущих планов с кнопками быстрого перехода к учебной сетке и блок важных новостей.</w:t>
       </w:r>
     </w:p>
     <w:p>
@@ -2335,7 +2458,7 @@
           <w:b/>
           <w:sz w:val="26"/>
         </w:rPr>
-        <w:t>4.2. Раздел «Просмотр учебного плана» (`plan`)</w:t>
+        <w:t>4.2. Раздел «Просмотр учебного плана» (plan)</w:t>
       </w:r>
     </w:p>
     <w:p>
@@ -2347,9 +2470,29 @@
       <w:r>
         <w:rPr>
           <w:rFonts w:ascii="Times New Roman" w:hAnsi="Times New Roman"/>
+          <w:b w:val="0"/>
+          <w:i w:val="0"/>
           <w:sz w:val="28"/>
         </w:rPr>
-        <w:t>Реализует динамическую фильтрацию дисциплин по выбранному семестру (параметр `sem=1..8`). В шапке страницы выводится паспорт ОП (код направления, название, форма обучения, выпускающая кафедра). Ниже расположены переключатели семестров и информационный блок суммарных показателей семестра (количество дисциплин, сумма з.е. — норма 30 з.е., сумма академических часов с разделением на аудиторную нагрузку и СРС).</w:t>
+        <w:t xml:space="preserve">Реализует динамическую фильтрацию дисциплин по выбранному семестру (параметр </w:t>
+      </w:r>
+      <w:r>
+        <w:rPr>
+          <w:rFonts w:ascii="Courier New" w:hAnsi="Courier New"/>
+          <w:b w:val="0"/>
+          <w:i w:val="0"/>
+          <w:sz w:val="28"/>
+        </w:rPr>
+        <w:t>sem=1..8</w:t>
+      </w:r>
+      <w:r>
+        <w:rPr>
+          <w:rFonts w:ascii="Times New Roman" w:hAnsi="Times New Roman"/>
+          <w:b w:val="0"/>
+          <w:i w:val="0"/>
+          <w:sz w:val="28"/>
+        </w:rPr>
+        <w:t>). В шапке страницы выводится паспорт ОП (код направления, название, форма обучения, выпускающая кафедра). Ниже расположены переключатели семестров и информационный блок суммарных показателей семестра (количество дисциплин, сумма з.е. — норма 30 з.е., сумма академических часов с разделением на аудиторную нагрузку и СРС).</w:t>
       </w:r>
     </w:p>
     <w:p>
@@ -2363,7 +2506,7 @@
           <w:b/>
           <w:sz w:val="26"/>
         </w:rPr>
-        <w:t>4.3. Разделы согласования, служебных записок и аудита (`signatures`, `memos`, `audit`)</w:t>
+        <w:t>4.3. Разделы согласования, служебных записок и аудита (signatures, memos, audit)</w:t>
       </w:r>
     </w:p>
     <w:p>
@@ -2383,6 +2526,8 @@
       <w:r>
         <w:rPr>
           <w:rFonts w:ascii="Times New Roman" w:hAnsi="Times New Roman"/>
+          <w:b w:val="0"/>
+          <w:i w:val="0"/>
           <w:sz w:val="28"/>
         </w:rPr>
         <w:t xml:space="preserve">Раздел </w:t>
@@ -2391,6 +2536,7 @@
         <w:rPr>
           <w:rFonts w:ascii="Times New Roman" w:hAnsi="Times New Roman"/>
           <w:b/>
+          <w:i w:val="0"/>
           <w:sz w:val="28"/>
         </w:rPr>
         <w:t>«Согласование»</w:t>
@@ -2398,9 +2544,29 @@
       <w:r>
         <w:rPr>
           <w:rFonts w:ascii="Times New Roman" w:hAnsi="Times New Roman"/>
+          <w:b w:val="0"/>
+          <w:i w:val="0"/>
           <w:sz w:val="28"/>
         </w:rPr>
-        <w:t xml:space="preserve"> отображает интерактивный таймлайн 4 этапов визирования УП с цветовой индикацией статусов (`SIGNED` — зеленый бейдж) и контрольными суммами ЭЦП.</w:t>
+        <w:t xml:space="preserve"> отображает интерактивный таймлайн 4 этапов визирования УП с цветовой индикацией статусов (</w:t>
+      </w:r>
+      <w:r>
+        <w:rPr>
+          <w:rFonts w:ascii="Courier New" w:hAnsi="Courier New"/>
+          <w:b w:val="0"/>
+          <w:i w:val="0"/>
+          <w:sz w:val="28"/>
+        </w:rPr>
+        <w:t>SIGNED</w:t>
+      </w:r>
+      <w:r>
+        <w:rPr>
+          <w:rFonts w:ascii="Times New Roman" w:hAnsi="Times New Roman"/>
+          <w:b w:val="0"/>
+          <w:i w:val="0"/>
+          <w:sz w:val="28"/>
+        </w:rPr>
+        <w:t xml:space="preserve"> — зеленый бейдж) и контрольными суммами ЭЦП.</w:t>
       </w:r>
     </w:p>
     <w:p>
@@ -2420,6 +2586,8 @@
       <w:r>
         <w:rPr>
           <w:rFonts w:ascii="Times New Roman" w:hAnsi="Times New Roman"/>
+          <w:b w:val="0"/>
+          <w:i w:val="0"/>
           <w:sz w:val="28"/>
         </w:rPr>
         <w:t xml:space="preserve">Раздел </w:t>
@@ -2428,6 +2596,7 @@
         <w:rPr>
           <w:rFonts w:ascii="Times New Roman" w:hAnsi="Times New Roman"/>
           <w:b/>
+          <w:i w:val="0"/>
           <w:sz w:val="28"/>
         </w:rPr>
         <w:t>«Служебные записки»</w:t>
@@ -2435,9 +2604,65 @@
       <w:r>
         <w:rPr>
           <w:rFonts w:ascii="Times New Roman" w:hAnsi="Times New Roman"/>
+          <w:b w:val="0"/>
+          <w:i w:val="0"/>
           <w:sz w:val="28"/>
         </w:rPr>
-        <w:t xml:space="preserve"> фиксирует взаимодействие кафедр и статус рассмотрения заявок в Центре АНОК (`APPLIED`, `IN_ANOK`, `SIGNED_RELEASING`).</w:t>
+        <w:t xml:space="preserve"> фиксирует взаимодействие кафедр и статус рассмотрения заявок в Центре АНОК (</w:t>
+      </w:r>
+      <w:r>
+        <w:rPr>
+          <w:rFonts w:ascii="Courier New" w:hAnsi="Courier New"/>
+          <w:b w:val="0"/>
+          <w:i w:val="0"/>
+          <w:sz w:val="28"/>
+        </w:rPr>
+        <w:t>APPLIED</w:t>
+      </w:r>
+      <w:r>
+        <w:rPr>
+          <w:rFonts w:ascii="Times New Roman" w:hAnsi="Times New Roman"/>
+          <w:b w:val="0"/>
+          <w:i w:val="0"/>
+          <w:sz w:val="28"/>
+        </w:rPr>
+        <w:t xml:space="preserve">, </w:t>
+      </w:r>
+      <w:r>
+        <w:rPr>
+          <w:rFonts w:ascii="Courier New" w:hAnsi="Courier New"/>
+          <w:b w:val="0"/>
+          <w:i w:val="0"/>
+          <w:sz w:val="28"/>
+        </w:rPr>
+        <w:t>IN_ANOK</w:t>
+      </w:r>
+      <w:r>
+        <w:rPr>
+          <w:rFonts w:ascii="Times New Roman" w:hAnsi="Times New Roman"/>
+          <w:b w:val="0"/>
+          <w:i w:val="0"/>
+          <w:sz w:val="28"/>
+        </w:rPr>
+        <w:t xml:space="preserve">, </w:t>
+      </w:r>
+      <w:r>
+        <w:rPr>
+          <w:rFonts w:ascii="Courier New" w:hAnsi="Courier New"/>
+          <w:b w:val="0"/>
+          <w:i w:val="0"/>
+          <w:sz w:val="28"/>
+        </w:rPr>
+        <w:t>SIGNED_RELEASING</w:t>
+      </w:r>
+      <w:r>
+        <w:rPr>
+          <w:rFonts w:ascii="Times New Roman" w:hAnsi="Times New Roman"/>
+          <w:b w:val="0"/>
+          <w:i w:val="0"/>
+          <w:sz w:val="28"/>
+        </w:rPr>
+        <w:t>).</w:t>
       </w:r>
     </w:p>
     <w:p>
@@ -2457,6 +2682,8 @@
       <w:r>
         <w:rPr>
           <w:rFonts w:ascii="Times New Roman" w:hAnsi="Times New Roman"/>
+          <w:b w:val="0"/>
+          <w:i w:val="0"/>
           <w:sz w:val="28"/>
         </w:rPr>
         <w:t xml:space="preserve">Раздел </w:t>
@@ -2465,6 +2692,7 @@
         <w:rPr>
           <w:rFonts w:ascii="Times New Roman" w:hAnsi="Times New Roman"/>
           <w:b/>
+          <w:i w:val="0"/>
           <w:sz w:val="28"/>
         </w:rPr>
         <w:t>«Журнал аудита»</w:t>
@@ -2472,9 +2700,29 @@
       <w:r>
         <w:rPr>
           <w:rFonts w:ascii="Times New Roman" w:hAnsi="Times New Roman"/>
+          <w:b w:val="0"/>
+          <w:i w:val="0"/>
           <w:sz w:val="28"/>
         </w:rPr>
-        <w:t xml:space="preserve"> снабжен строкой мгновенного клиентского поиска (`Live Search`) по любым полям таблицы.</w:t>
+        <w:t xml:space="preserve"> снабжен строкой мгновенного клиентского поиска (</w:t>
+      </w:r>
+      <w:r>
+        <w:rPr>
+          <w:rFonts w:ascii="Courier New" w:hAnsi="Courier New"/>
+          <w:b w:val="0"/>
+          <w:i w:val="0"/>
+          <w:sz w:val="28"/>
+        </w:rPr>
+        <w:t>Live Search</w:t>
+      </w:r>
+      <w:r>
+        <w:rPr>
+          <w:rFonts w:ascii="Times New Roman" w:hAnsi="Times New Roman"/>
+          <w:b w:val="0"/>
+          <w:i w:val="0"/>
+          <w:sz w:val="28"/>
+        </w:rPr>
+        <w:t>) по любым полям таблицы.</w:t>
       </w:r>
     </w:p>
     <w:p>
@@ -2500,6 +2748,8 @@
       <w:r>
         <w:rPr>
           <w:rFonts w:ascii="Times New Roman" w:hAnsi="Times New Roman"/>
+          <w:b w:val="0"/>
+          <w:i w:val="0"/>
           <w:sz w:val="28"/>
         </w:rPr>
         <w:t>В рамках лабораторной работы № 4 спроектирована и сверстана целостная структура из 13 взаимосвязанных разделов корпоративного портала Центра АНОК, разработана диаграмма карты сайта, реализована маршрутизация страниц и протестирована бесшовная навигация.</w:t>

--- a/reports/lab4/LR4_Report_Variant15.docx
+++ b/reports/lab4/LR4_Report_Variant15.docx
@@ -95,6 +95,9 @@
     </w:p>
     <w:p>
       <w:pPr>
+        <w:keepNext/>
+        <w:keepLines/>
+        <w:widowControl/>
         <w:spacing w:before="240" w:after="120"/>
         <w:jc w:val="left"/>
       </w:pPr>
@@ -109,6 +112,7 @@
     </w:p>
     <w:p>
       <w:pPr>
+        <w:widowControl/>
         <w:spacing w:line="276" w:lineRule="auto" w:after="120"/>
         <w:ind w:firstLine="709"/>
         <w:jc w:val="both"/>
@@ -125,6 +129,10 @@
     </w:p>
     <w:p>
       <w:pPr>
+        <w:keepNext/>
+        <w:keepLines/>
+        <w:pageBreakBefore/>
+        <w:widowControl/>
         <w:spacing w:before="240" w:after="120"/>
         <w:jc w:val="left"/>
       </w:pPr>
@@ -139,6 +147,7 @@
     </w:p>
     <w:p>
       <w:pPr>
+        <w:widowControl/>
         <w:spacing w:line="276" w:lineRule="auto" w:after="120"/>
         <w:ind w:firstLine="709"/>
         <w:jc w:val="both"/>
@@ -155,6 +164,8 @@
     </w:p>
     <w:p>
       <w:pPr>
+        <w:keepNext/>
+        <w:keepLines/>
         <w:spacing w:before="200" w:after="80"/>
         <w:jc w:val="center"/>
       </w:pPr>
@@ -195,6 +206,8 @@
     </w:p>
     <w:p>
       <w:pPr>
+        <w:keepLines/>
+        <w:widowControl/>
         <w:spacing w:before="80" w:after="240"/>
         <w:jc w:val="center"/>
       </w:pPr>
@@ -209,6 +222,9 @@
     </w:p>
     <w:p>
       <w:pPr>
+        <w:keepNext/>
+        <w:keepLines/>
+        <w:widowControl/>
         <w:spacing w:before="160" w:after="80"/>
         <w:jc w:val="left"/>
       </w:pPr>
@@ -223,6 +239,8 @@
     </w:p>
     <w:p>
       <w:pPr>
+        <w:keepLines/>
+        <w:widowControl/>
         <w:spacing w:line="276" w:lineRule="auto" w:after="60"/>
         <w:ind w:left="709"/>
         <w:jc w:val="both"/>
@@ -247,6 +265,8 @@
     </w:p>
     <w:p>
       <w:pPr>
+        <w:keepLines/>
+        <w:widowControl/>
         <w:spacing w:line="276" w:lineRule="auto" w:after="60"/>
         <w:ind w:left="1134"/>
         <w:jc w:val="both"/>
@@ -271,6 +291,8 @@
     </w:p>
     <w:p>
       <w:pPr>
+        <w:keepLines/>
+        <w:widowControl/>
         <w:spacing w:line="276" w:lineRule="auto" w:after="60"/>
         <w:ind w:left="709"/>
         <w:jc w:val="both"/>
@@ -295,6 +317,8 @@
     </w:p>
     <w:p>
       <w:pPr>
+        <w:keepLines/>
+        <w:widowControl/>
         <w:spacing w:line="276" w:lineRule="auto" w:after="60"/>
         <w:ind w:left="1134"/>
         <w:jc w:val="both"/>
@@ -319,6 +343,8 @@
     </w:p>
     <w:p>
       <w:pPr>
+        <w:keepLines/>
+        <w:widowControl/>
         <w:spacing w:line="276" w:lineRule="auto" w:after="60"/>
         <w:ind w:left="1134"/>
         <w:jc w:val="both"/>
@@ -343,6 +369,8 @@
     </w:p>
     <w:p>
       <w:pPr>
+        <w:keepLines/>
+        <w:widowControl/>
         <w:spacing w:line="276" w:lineRule="auto" w:after="60"/>
         <w:ind w:left="1134"/>
         <w:jc w:val="both"/>
@@ -367,6 +395,8 @@
     </w:p>
     <w:p>
       <w:pPr>
+        <w:keepLines/>
+        <w:widowControl/>
         <w:spacing w:line="276" w:lineRule="auto" w:after="60"/>
         <w:ind w:left="1134"/>
         <w:jc w:val="both"/>
@@ -391,6 +421,8 @@
     </w:p>
     <w:p>
       <w:pPr>
+        <w:keepLines/>
+        <w:widowControl/>
         <w:spacing w:line="276" w:lineRule="auto" w:after="60"/>
         <w:ind w:left="709"/>
         <w:jc w:val="both"/>
@@ -415,6 +447,8 @@
     </w:p>
     <w:p>
       <w:pPr>
+        <w:keepLines/>
+        <w:widowControl/>
         <w:spacing w:line="276" w:lineRule="auto" w:after="60"/>
         <w:ind w:left="1134"/>
         <w:jc w:val="both"/>
@@ -439,6 +473,8 @@
     </w:p>
     <w:p>
       <w:pPr>
+        <w:keepLines/>
+        <w:widowControl/>
         <w:spacing w:line="276" w:lineRule="auto" w:after="60"/>
         <w:ind w:left="1134"/>
         <w:jc w:val="both"/>
@@ -463,6 +499,8 @@
     </w:p>
     <w:p>
       <w:pPr>
+        <w:keepLines/>
+        <w:widowControl/>
         <w:spacing w:line="276" w:lineRule="auto" w:after="60"/>
         <w:ind w:left="709"/>
         <w:jc w:val="both"/>
@@ -487,6 +525,8 @@
     </w:p>
     <w:p>
       <w:pPr>
+        <w:keepLines/>
+        <w:widowControl/>
         <w:spacing w:line="276" w:lineRule="auto" w:after="60"/>
         <w:ind w:left="1134"/>
         <w:jc w:val="both"/>
@@ -511,6 +551,8 @@
     </w:p>
     <w:p>
       <w:pPr>
+        <w:keepLines/>
+        <w:widowControl/>
         <w:spacing w:line="276" w:lineRule="auto" w:after="60"/>
         <w:ind w:left="1134"/>
         <w:jc w:val="both"/>
@@ -535,6 +577,8 @@
     </w:p>
     <w:p>
       <w:pPr>
+        <w:keepLines/>
+        <w:widowControl/>
         <w:spacing w:line="276" w:lineRule="auto" w:after="60"/>
         <w:ind w:left="709"/>
         <w:jc w:val="both"/>
@@ -559,6 +603,8 @@
     </w:p>
     <w:p>
       <w:pPr>
+        <w:keepLines/>
+        <w:widowControl/>
         <w:spacing w:line="276" w:lineRule="auto" w:after="60"/>
         <w:ind w:left="1134"/>
         <w:jc w:val="both"/>
@@ -583,6 +629,8 @@
     </w:p>
     <w:p>
       <w:pPr>
+        <w:keepLines/>
+        <w:widowControl/>
         <w:spacing w:line="276" w:lineRule="auto" w:after="60"/>
         <w:ind w:left="1134"/>
         <w:jc w:val="both"/>
@@ -607,6 +655,8 @@
     </w:p>
     <w:p>
       <w:pPr>
+        <w:keepLines/>
+        <w:widowControl/>
         <w:spacing w:line="276" w:lineRule="auto" w:after="60"/>
         <w:ind w:left="1134"/>
         <w:jc w:val="both"/>
@@ -631,6 +681,8 @@
     </w:p>
     <w:p>
       <w:pPr>
+        <w:keepLines/>
+        <w:widowControl/>
         <w:spacing w:line="276" w:lineRule="auto" w:after="60"/>
         <w:ind w:left="1134"/>
         <w:jc w:val="both"/>
@@ -655,6 +707,10 @@
     </w:p>
     <w:p>
       <w:pPr>
+        <w:keepNext/>
+        <w:keepLines/>
+        <w:pageBreakBefore/>
+        <w:widowControl/>
         <w:spacing w:before="240" w:after="120"/>
         <w:jc w:val="left"/>
       </w:pPr>
@@ -669,6 +725,8 @@
     </w:p>
     <w:p>
       <w:pPr>
+        <w:keepNext/>
+        <w:keepLines/>
         <w:spacing w:before="160" w:after="80"/>
         <w:ind w:firstLine="709"/>
         <w:jc w:val="left"/>
@@ -703,6 +761,10 @@
         <w:gridCol w:w="2339"/>
       </w:tblGrid>
       <w:tr>
+        <w:trPr>
+          <w:cantSplit/>
+          <w:tblHeader w:val="true"/>
+        </w:trPr>
         <w:tc>
           <w:tcPr>
             <w:tcW w:type="dxa" w:w="2339"/>
@@ -813,6 +875,9 @@
         </w:tc>
       </w:tr>
       <w:tr>
+        <w:trPr>
+          <w:cantSplit/>
+        </w:trPr>
         <w:tc>
           <w:tcPr>
             <w:tcW w:type="dxa" w:w="2339"/>
@@ -973,6 +1038,9 @@
         </w:tc>
       </w:tr>
       <w:tr>
+        <w:trPr>
+          <w:cantSplit/>
+        </w:trPr>
         <w:tc>
           <w:tcPr>
             <w:tcW w:type="dxa" w:w="2339"/>
@@ -1097,6 +1165,9 @@
         </w:tc>
       </w:tr>
       <w:tr>
+        <w:trPr>
+          <w:cantSplit/>
+        </w:trPr>
         <w:tc>
           <w:tcPr>
             <w:tcW w:type="dxa" w:w="2339"/>
@@ -1221,6 +1292,9 @@
         </w:tc>
       </w:tr>
       <w:tr>
+        <w:trPr>
+          <w:cantSplit/>
+        </w:trPr>
         <w:tc>
           <w:tcPr>
             <w:tcW w:type="dxa" w:w="2339"/>
@@ -1336,6 +1410,9 @@
         </w:tc>
       </w:tr>
       <w:tr>
+        <w:trPr>
+          <w:cantSplit/>
+        </w:trPr>
         <w:tc>
           <w:tcPr>
             <w:tcW w:type="dxa" w:w="2339"/>
@@ -1442,6 +1519,9 @@
         </w:tc>
       </w:tr>
       <w:tr>
+        <w:trPr>
+          <w:cantSplit/>
+        </w:trPr>
         <w:tc>
           <w:tcPr>
             <w:tcW w:type="dxa" w:w="2339"/>
@@ -1566,6 +1646,9 @@
         </w:tc>
       </w:tr>
       <w:tr>
+        <w:trPr>
+          <w:cantSplit/>
+        </w:trPr>
         <w:tc>
           <w:tcPr>
             <w:tcW w:type="dxa" w:w="2339"/>
@@ -1690,6 +1773,9 @@
         </w:tc>
       </w:tr>
       <w:tr>
+        <w:trPr>
+          <w:cantSplit/>
+        </w:trPr>
         <w:tc>
           <w:tcPr>
             <w:tcW w:type="dxa" w:w="2339"/>
@@ -1796,6 +1882,9 @@
         </w:tc>
       </w:tr>
       <w:tr>
+        <w:trPr>
+          <w:cantSplit/>
+        </w:trPr>
         <w:tc>
           <w:tcPr>
             <w:tcW w:type="dxa" w:w="2339"/>
@@ -1902,6 +1991,9 @@
         </w:tc>
       </w:tr>
       <w:tr>
+        <w:trPr>
+          <w:cantSplit/>
+        </w:trPr>
         <w:tc>
           <w:tcPr>
             <w:tcW w:type="dxa" w:w="2339"/>
@@ -2008,6 +2100,9 @@
         </w:tc>
       </w:tr>
       <w:tr>
+        <w:trPr>
+          <w:cantSplit/>
+        </w:trPr>
         <w:tc>
           <w:tcPr>
             <w:tcW w:type="dxa" w:w="2339"/>
@@ -2114,6 +2209,9 @@
         </w:tc>
       </w:tr>
       <w:tr>
+        <w:trPr>
+          <w:cantSplit/>
+        </w:trPr>
         <w:tc>
           <w:tcPr>
             <w:tcW w:type="dxa" w:w="2339"/>
@@ -2220,6 +2318,9 @@
         </w:tc>
       </w:tr>
       <w:tr>
+        <w:trPr>
+          <w:cantSplit/>
+        </w:trPr>
         <w:tc>
           <w:tcPr>
             <w:tcW w:type="dxa" w:w="2339"/>
@@ -2333,6 +2434,10 @@
     </w:p>
     <w:p>
       <w:pPr>
+        <w:keepNext/>
+        <w:keepLines/>
+        <w:pageBreakBefore/>
+        <w:widowControl/>
         <w:spacing w:before="240" w:after="120"/>
         <w:jc w:val="left"/>
       </w:pPr>
@@ -2347,6 +2452,9 @@
     </w:p>
     <w:p>
       <w:pPr>
+        <w:keepNext/>
+        <w:keepLines/>
+        <w:widowControl/>
         <w:spacing w:before="160" w:after="80"/>
         <w:jc w:val="left"/>
       </w:pPr>
@@ -2361,6 +2469,7 @@
     </w:p>
     <w:p>
       <w:pPr>
+        <w:widowControl/>
         <w:spacing w:line="276" w:lineRule="auto" w:after="120"/>
         <w:ind w:firstLine="709"/>
         <w:jc w:val="both"/>
@@ -2449,6 +2558,9 @@
     </w:p>
     <w:p>
       <w:pPr>
+        <w:keepNext/>
+        <w:keepLines/>
+        <w:widowControl/>
         <w:spacing w:before="160" w:after="80"/>
         <w:jc w:val="left"/>
       </w:pPr>
@@ -2463,6 +2575,7 @@
     </w:p>
     <w:p>
       <w:pPr>
+        <w:widowControl/>
         <w:spacing w:line="276" w:lineRule="auto" w:after="120"/>
         <w:ind w:firstLine="709"/>
         <w:jc w:val="both"/>
@@ -2497,6 +2610,9 @@
     </w:p>
     <w:p>
       <w:pPr>
+        <w:keepNext/>
+        <w:keepLines/>
+        <w:widowControl/>
         <w:spacing w:before="160" w:after="80"/>
         <w:jc w:val="left"/>
       </w:pPr>
@@ -2511,6 +2627,8 @@
     </w:p>
     <w:p>
       <w:pPr>
+        <w:keepLines/>
+        <w:widowControl/>
         <w:spacing w:line="276" w:lineRule="auto" w:after="60"/>
         <w:ind w:left="709"/>
         <w:jc w:val="both"/>
@@ -2571,6 +2689,8 @@
     </w:p>
     <w:p>
       <w:pPr>
+        <w:keepLines/>
+        <w:widowControl/>
         <w:spacing w:line="276" w:lineRule="auto" w:after="60"/>
         <w:ind w:left="709"/>
         <w:jc w:val="both"/>
@@ -2667,6 +2787,8 @@
     </w:p>
     <w:p>
       <w:pPr>
+        <w:keepLines/>
+        <w:widowControl/>
         <w:spacing w:line="276" w:lineRule="auto" w:after="60"/>
         <w:ind w:left="709"/>
         <w:jc w:val="both"/>
@@ -2727,6 +2849,10 @@
     </w:p>
     <w:p>
       <w:pPr>
+        <w:keepNext/>
+        <w:keepLines/>
+        <w:pageBreakBefore/>
+        <w:widowControl/>
         <w:spacing w:before="240" w:after="120"/>
         <w:jc w:val="left"/>
       </w:pPr>
@@ -2741,6 +2867,7 @@
     </w:p>
     <w:p>
       <w:pPr>
+        <w:widowControl/>
         <w:spacing w:line="276" w:lineRule="auto" w:after="120"/>
         <w:ind w:firstLine="709"/>
         <w:jc w:val="both"/>

--- a/reports/lab4/LR4_Report_Variant15.docx
+++ b/reports/lab4/LR4_Report_Variant15.docx
@@ -2,17 +2,10 @@
 <file path=word/document.xml><?xml version="1.0" encoding="utf-8"?>
 <w:document xmlns:wpc="http://schemas.microsoft.com/office/word/2010/wordprocessingCanvas" xmlns:mo="http://schemas.microsoft.com/office/mac/office/2008/main" xmlns:mc="http://schemas.openxmlformats.org/markup-compatibility/2006" xmlns:mv="urn:schemas-microsoft-com:mac:vml" xmlns:o="urn:schemas-microsoft-com:office:office" xmlns:r="http://schemas.openxmlformats.org/officeDocument/2006/relationships" xmlns:m="http://schemas.openxmlformats.org/officeDocument/2006/math" xmlns:v="urn:schemas-microsoft-com:vml" xmlns:wp14="http://schemas.microsoft.com/office/word/2010/wordprocessingDrawing" xmlns:wp="http://schemas.openxmlformats.org/drawingml/2006/wordprocessingDrawing" xmlns:w10="urn:schemas-microsoft-com:office:word" xmlns:w="http://schemas.openxmlformats.org/wordprocessingml/2006/main" xmlns:w14="http://schemas.microsoft.com/office/word/2010/wordml" xmlns:wpg="http://schemas.microsoft.com/office/word/2010/wordprocessingGroup" xmlns:wpi="http://schemas.microsoft.com/office/word/2010/wordprocessingInk" xmlns:wne="http://schemas.microsoft.com/office/word/2006/wordml" xmlns:wps="http://schemas.microsoft.com/office/word/2010/wordprocessingShape" mc:Ignorable="w14 wp14">
   <w:body>
-    <w:p/>
-    <w:p/>
-    <w:p/>
-    <w:p/>
-    <w:p/>
-    <w:p/>
-    <w:p/>
-    <w:p/>
     <w:p>
       <w:pPr>
-        <w:spacing w:after="120"/>
+        <w:keepLines/>
+        <w:spacing w:before="3000" w:after="240" w:line="240" w:lineRule="auto"/>
         <w:jc w:val="center"/>
       </w:pPr>
       <w:r>
@@ -22,22 +15,29 @@
           <w:sz w:val="32"/>
         </w:rPr>
         <w:t>ОТЧЕТ ПО ЛАБОРАТОРНОЙ РАБОТЕ № 4</w:t>
-        <w:br/>
       </w:r>
     </w:p>
     <w:p>
       <w:pPr>
+        <w:keepLines/>
+        <w:spacing w:before="0" w:after="360" w:line="240" w:lineRule="auto"/>
         <w:jc w:val="center"/>
       </w:pPr>
       <w:r>
         <w:rPr>
           <w:rFonts w:ascii="Times New Roman" w:hAnsi="Times New Roman"/>
+          <w:b w:val="0"/>
           <w:sz w:val="28"/>
         </w:rPr>
         <w:t>по дисциплине: «Практикум по разработке корпоративного портала»</w:t>
-        <w:br/>
-        <w:br/>
       </w:r>
+    </w:p>
+    <w:p>
+      <w:pPr>
+        <w:keepLines/>
+        <w:spacing w:before="0" w:after="120" w:line="240" w:lineRule="auto"/>
+        <w:jc w:val="center"/>
+      </w:pPr>
       <w:r>
         <w:rPr>
           <w:rFonts w:ascii="Times New Roman" w:hAnsi="Times New Roman"/>
@@ -45,23 +45,33 @@
           <w:sz w:val="28"/>
         </w:rPr>
         <w:t>Тема: «Создание структуры разделов и страниц портала»</w:t>
-        <w:br/>
+      </w:r>
+    </w:p>
+    <w:p>
+      <w:pPr>
+        <w:keepLines/>
+        <w:spacing w:before="0" w:after="0" w:line="240" w:lineRule="auto"/>
+        <w:jc w:val="center"/>
+      </w:pPr>
+      <w:r>
+        <w:rPr>
+          <w:rFonts w:ascii="Times New Roman" w:hAnsi="Times New Roman"/>
+          <w:b/>
+          <w:sz w:val="28"/>
+        </w:rPr>
         <w:t>Вариант № 15: «Университет. Центр аккредитации и независимой оценки качества образования (АНОК)»</w:t>
       </w:r>
     </w:p>
-    <w:p/>
-    <w:p/>
-    <w:p/>
-    <w:p/>
-    <w:p/>
     <w:p>
       <w:pPr>
-        <w:spacing w:line="276" w:lineRule="auto"/>
+        <w:keepLines/>
+        <w:spacing w:before="1680" w:after="0" w:line="276" w:lineRule="auto"/>
         <w:jc w:val="right"/>
       </w:pPr>
       <w:r>
         <w:rPr>
           <w:rFonts w:ascii="Times New Roman" w:hAnsi="Times New Roman"/>
+          <w:b w:val="0"/>
           <w:sz w:val="26"/>
         </w:rPr>
         <w:t>Выполнил:</w:t>
@@ -69,34 +79,28 @@
         <w:t>студент группы П-41</w:t>
         <w:br/>
         <w:t>Соловьёв А.С.</w:t>
-        <w:br/>
       </w:r>
     </w:p>
-    <w:p/>
-    <w:p/>
-    <w:p/>
-    <w:p/>
     <w:p>
       <w:pPr>
+        <w:keepLines/>
+        <w:spacing w:before="1920" w:after="0" w:line="240" w:lineRule="auto"/>
         <w:jc w:val="center"/>
       </w:pPr>
       <w:r>
         <w:rPr>
           <w:rFonts w:ascii="Times New Roman" w:hAnsi="Times New Roman"/>
+          <w:b w:val="0"/>
           <w:sz w:val="24"/>
         </w:rPr>
         <w:t>Москва, 2026 г.</w:t>
       </w:r>
     </w:p>
     <w:p>
-      <w:r>
-        <w:br w:type="page"/>
-      </w:r>
-    </w:p>
-    <w:p>
       <w:pPr>
         <w:keepNext/>
         <w:keepLines/>
+        <w:pageBreakBefore/>
         <w:widowControl/>
         <w:spacing w:before="240" w:after="120"/>
         <w:jc w:val="left"/>
@@ -2429,11 +2433,6 @@
     </w:tbl>
     <w:p>
       <w:pPr>
-        <w:spacing w:after="120"/>
-      </w:pPr>
-    </w:p>
-    <w:p>
-      <w:pPr>
         <w:keepNext/>
         <w:keepLines/>
         <w:pageBreakBefore/>

--- a/reports/lab4/LR4_Report_Variant15.docx
+++ b/reports/lab4/LR4_Report_Variant15.docx
@@ -2446,7 +2446,24 @@
           <w:b/>
           <w:sz w:val="28"/>
         </w:rPr>
-        <w:t>4. Описание структуры сверстанных разделов</w:t>
+        <w:t>4. Примеры сверстанных разделов и страниц портала</w:t>
+      </w:r>
+    </w:p>
+    <w:p>
+      <w:pPr>
+        <w:widowControl/>
+        <w:spacing w:line="276" w:lineRule="auto" w:after="120"/>
+        <w:ind w:firstLine="709"/>
+        <w:jc w:val="both"/>
+      </w:pPr>
+      <w:r>
+        <w:rPr>
+          <w:rFonts w:ascii="Times New Roman" w:hAnsi="Times New Roman"/>
+          <w:b w:val="0"/>
+          <w:i w:val="0"/>
+          <w:sz w:val="28"/>
+        </w:rPr>
+        <w:t>Ниже приведены примеры сверстанных разделов портала, сформированных серверным движком из демонстрационной базы данных.</w:t>
       </w:r>
     </w:p>
     <w:p>
@@ -2480,7 +2497,7 @@
           <w:i w:val="0"/>
           <w:sz w:val="28"/>
         </w:rPr>
-        <w:t>Включает 4 карточки аналитических счетчиков (</w:t>
+        <w:t>В реализованном портале раздел включает 4 карточки аналитических счетчиков (</w:t>
       </w:r>
       <w:r>
         <w:rPr>
@@ -2552,7 +2569,65 @@
           <w:i w:val="0"/>
           <w:sz w:val="28"/>
         </w:rPr>
-        <w:t>), таблицу текущих планов с кнопками быстрого перехода к учебной сетке и блок важных новостей.</w:t>
+        <w:t>), таблицу текущих планов с кнопками быстрого перехода к учебной сетке и блок важных новостей. На приведенном макете представлена концепция сводной панели оперативного мониторинга с очередью планов на экспертизу и визирование (много программный реестр университетского масштаба):</w:t>
+      </w:r>
+    </w:p>
+    <w:p>
+      <w:pPr>
+        <w:keepNext/>
+        <w:keepLines/>
+        <w:spacing w:before="200" w:after="80"/>
+        <w:jc w:val="center"/>
+      </w:pPr>
+      <w:r>
+        <w:drawing>
+          <wp:inline xmlns:a="http://schemas.openxmlformats.org/drawingml/2006/main" xmlns:pic="http://schemas.openxmlformats.org/drawingml/2006/picture">
+            <wp:extent cx="5760000" cy="3626666"/>
+            <wp:docPr id="2" name="Picture 2"/>
+            <wp:cNvGraphicFramePr>
+              <a:graphicFrameLocks noChangeAspect="1"/>
+            </wp:cNvGraphicFramePr>
+            <a:graphic>
+              <a:graphicData uri="http://schemas.openxmlformats.org/drawingml/2006/picture">
+                <pic:pic>
+                  <pic:nvPicPr>
+                    <pic:cNvPr id="0" name="section_dashboard.png"/>
+                    <pic:cNvPicPr/>
+                  </pic:nvPicPr>
+                  <pic:blipFill>
+                    <a:blip r:embed="rId11"/>
+                    <a:stretch>
+                      <a:fillRect/>
+                    </a:stretch>
+                  </pic:blipFill>
+                  <pic:spPr>
+                    <a:xfrm>
+                      <a:off x="0" y="0"/>
+                      <a:ext cx="5760000" cy="3626666"/>
+                    </a:xfrm>
+                    <a:prstGeom prst="rect"/>
+                  </pic:spPr>
+                </pic:pic>
+              </a:graphicData>
+            </a:graphic>
+          </wp:inline>
+        </w:drawing>
+      </w:r>
+    </w:p>
+    <w:p>
+      <w:pPr>
+        <w:keepLines/>
+        <w:widowControl/>
+        <w:spacing w:before="80" w:after="240"/>
+        <w:jc w:val="center"/>
+      </w:pPr>
+      <w:r>
+        <w:rPr>
+          <w:rFonts w:ascii="Times New Roman" w:hAnsi="Times New Roman"/>
+          <w:i/>
+          <w:sz w:val="24"/>
+        </w:rPr>
+        <w:t>Рисунок 2 — Сводная панель оперативного мониторинга</w:t>
       </w:r>
     </w:p>
     <w:p>
@@ -2569,7 +2644,7 @@
           <w:b/>
           <w:sz w:val="26"/>
         </w:rPr>
-        <w:t>4.2. Раздел «Просмотр учебного плана» (plan)</w:t>
+        <w:t>4.2. Раздел «Реестр учебных планов» (plans) и «Просмотр учебного плана» (plan)</w:t>
       </w:r>
     </w:p>
     <w:p>
@@ -2586,7 +2661,7 @@
           <w:i w:val="0"/>
           <w:sz w:val="28"/>
         </w:rPr>
-        <w:t xml:space="preserve">Реализует динамическую фильтрацию дисциплин по выбранному семестру (параметр </w:t>
+        <w:t xml:space="preserve">Реестр планов поддерживает фильтрацию по учебному году, уровню образования и кафедре. Раздел просмотра плана реализует динамическую фильтрацию дисциплин по выбранному семестру (параметр </w:t>
       </w:r>
       <w:r>
         <w:rPr>
@@ -2604,7 +2679,65 @@
           <w:i w:val="0"/>
           <w:sz w:val="28"/>
         </w:rPr>
-        <w:t>). В шапке страницы выводится паспорт ОП (код направления, название, форма обучения, выпускающая кафедра). Ниже расположены переключатели семестров и информационный блок суммарных показателей семестра (количество дисциплин, сумма з.е. — норма 30 з.е., сумма академических часов с разделением на аудиторную нагрузку и СРС).</w:t>
+        <w:t>): в шапке страницы выводится паспорт ОП (код направления, название, форма обучения, выпускающая кафедра), ниже расположены переключатели семестров и информационный блок суммарных показателей семестра (количество дисциплин, сумма з.е. — норма 30 з.е., сумма академических часов с разделением на аудиторную нагрузку и СРС):</w:t>
+      </w:r>
+    </w:p>
+    <w:p>
+      <w:pPr>
+        <w:keepNext/>
+        <w:keepLines/>
+        <w:spacing w:before="200" w:after="80"/>
+        <w:jc w:val="center"/>
+      </w:pPr>
+      <w:r>
+        <w:drawing>
+          <wp:inline xmlns:a="http://schemas.openxmlformats.org/drawingml/2006/main" xmlns:pic="http://schemas.openxmlformats.org/drawingml/2006/picture">
+            <wp:extent cx="5760000" cy="3626666"/>
+            <wp:docPr id="3" name="Picture 3"/>
+            <wp:cNvGraphicFramePr>
+              <a:graphicFrameLocks noChangeAspect="1"/>
+            </wp:cNvGraphicFramePr>
+            <a:graphic>
+              <a:graphicData uri="http://schemas.openxmlformats.org/drawingml/2006/picture">
+                <pic:pic>
+                  <pic:nvPicPr>
+                    <pic:cNvPr id="0" name="section_curriculum_catalog.png"/>
+                    <pic:cNvPicPr/>
+                  </pic:nvPicPr>
+                  <pic:blipFill>
+                    <a:blip r:embed="rId12"/>
+                    <a:stretch>
+                      <a:fillRect/>
+                    </a:stretch>
+                  </pic:blipFill>
+                  <pic:spPr>
+                    <a:xfrm>
+                      <a:off x="0" y="0"/>
+                      <a:ext cx="5760000" cy="3626666"/>
+                    </a:xfrm>
+                    <a:prstGeom prst="rect"/>
+                  </pic:spPr>
+                </pic:pic>
+              </a:graphicData>
+            </a:graphic>
+          </wp:inline>
+        </w:drawing>
+      </w:r>
+    </w:p>
+    <w:p>
+      <w:pPr>
+        <w:keepLines/>
+        <w:widowControl/>
+        <w:spacing w:before="80" w:after="240"/>
+        <w:jc w:val="center"/>
+      </w:pPr>
+      <w:r>
+        <w:rPr>
+          <w:rFonts w:ascii="Times New Roman" w:hAnsi="Times New Roman"/>
+          <w:i/>
+          <w:sz w:val="24"/>
+        </w:rPr>
+        <w:t>Рисунок 3 — Реестр учебных планов и семестровая матрица дисциплин</w:t>
       </w:r>
     </w:p>
     <w:p>
@@ -2621,25 +2754,16 @@
           <w:b/>
           <w:sz w:val="26"/>
         </w:rPr>
-        <w:t>4.3. Разделы согласования, служебных записок и аудита (signatures, memos, audit)</w:t>
+        <w:t>4.3. Раздел «Экспертиза ФГОС ВО 3++» (validate)</w:t>
       </w:r>
     </w:p>
     <w:p>
       <w:pPr>
-        <w:keepLines/>
         <w:widowControl/>
-        <w:spacing w:line="276" w:lineRule="auto" w:after="60"/>
-        <w:ind w:left="709"/>
+        <w:spacing w:line="276" w:lineRule="auto" w:after="120"/>
+        <w:ind w:firstLine="709"/>
         <w:jc w:val="both"/>
       </w:pPr>
-      <w:r>
-        <w:rPr>
-          <w:rFonts w:ascii="Times New Roman" w:hAnsi="Times New Roman"/>
-          <w:b w:val="0"/>
-          <w:sz w:val="28"/>
-        </w:rPr>
-        <w:t xml:space="preserve">• </w:t>
-      </w:r>
       <w:r>
         <w:rPr>
           <w:rFonts w:ascii="Times New Roman" w:hAnsi="Times New Roman"/>
@@ -2647,17 +2771,91 @@
           <w:i w:val="0"/>
           <w:sz w:val="28"/>
         </w:rPr>
-        <w:t xml:space="preserve">Раздел </w:t>
+        <w:t>Отображает результаты автоматизированной проверки учебного плана: сводный протокол соответствия по каждому нормативу (общая трудоемкость 240 з.е., объем практической подготовки, блок ГИА, лимит экзаменов в сессию, обязательные дисциплины, закрепление за кафедрами) с цветовой индикацией статуса каждого пункта и детализированную матрицу требований стандарта:</w:t>
       </w:r>
+    </w:p>
+    <w:p>
+      <w:pPr>
+        <w:keepNext/>
+        <w:keepLines/>
+        <w:spacing w:before="200" w:after="80"/>
+        <w:jc w:val="center"/>
+      </w:pPr>
+      <w:r>
+        <w:drawing>
+          <wp:inline xmlns:a="http://schemas.openxmlformats.org/drawingml/2006/main" xmlns:pic="http://schemas.openxmlformats.org/drawingml/2006/picture">
+            <wp:extent cx="5760000" cy="3626666"/>
+            <wp:docPr id="4" name="Picture 4"/>
+            <wp:cNvGraphicFramePr>
+              <a:graphicFrameLocks noChangeAspect="1"/>
+            </wp:cNvGraphicFramePr>
+            <a:graphic>
+              <a:graphicData uri="http://schemas.openxmlformats.org/drawingml/2006/picture">
+                <pic:pic>
+                  <pic:nvPicPr>
+                    <pic:cNvPr id="0" name="section_fgos_validation.png"/>
+                    <pic:cNvPicPr/>
+                  </pic:nvPicPr>
+                  <pic:blipFill>
+                    <a:blip r:embed="rId13"/>
+                    <a:stretch>
+                      <a:fillRect/>
+                    </a:stretch>
+                  </pic:blipFill>
+                  <pic:spPr>
+                    <a:xfrm>
+                      <a:off x="0" y="0"/>
+                      <a:ext cx="5760000" cy="3626666"/>
+                    </a:xfrm>
+                    <a:prstGeom prst="rect"/>
+                  </pic:spPr>
+                </pic:pic>
+              </a:graphicData>
+            </a:graphic>
+          </wp:inline>
+        </w:drawing>
+      </w:r>
+    </w:p>
+    <w:p>
+      <w:pPr>
+        <w:keepLines/>
+        <w:widowControl/>
+        <w:spacing w:before="80" w:after="240"/>
+        <w:jc w:val="center"/>
+      </w:pPr>
+      <w:r>
+        <w:rPr>
+          <w:rFonts w:ascii="Times New Roman" w:hAnsi="Times New Roman"/>
+          <w:i/>
+          <w:sz w:val="24"/>
+        </w:rPr>
+        <w:t>Рисунок 4 — Модуль аккредитационной экспертизы ФГОС ВО 3++</w:t>
+      </w:r>
+    </w:p>
+    <w:p>
+      <w:pPr>
+        <w:keepNext/>
+        <w:keepLines/>
+        <w:widowControl/>
+        <w:spacing w:before="160" w:after="80"/>
+        <w:jc w:val="left"/>
+      </w:pPr>
       <w:r>
         <w:rPr>
           <w:rFonts w:ascii="Times New Roman" w:hAnsi="Times New Roman"/>
           <w:b/>
-          <w:i w:val="0"/>
-          <w:sz w:val="28"/>
+          <w:sz w:val="26"/>
         </w:rPr>
-        <w:t>«Согласование»</w:t>
+        <w:t>4.4. Раздел «Маршруты электронного визирования» (signatures)</w:t>
       </w:r>
+    </w:p>
+    <w:p>
+      <w:pPr>
+        <w:widowControl/>
+        <w:spacing w:line="276" w:lineRule="auto" w:after="120"/>
+        <w:ind w:firstLine="709"/>
+        <w:jc w:val="both"/>
+      </w:pPr>
       <w:r>
         <w:rPr>
           <w:rFonts w:ascii="Times New Roman" w:hAnsi="Times New Roman"/>
@@ -2665,7 +2863,7 @@
           <w:i w:val="0"/>
           <w:sz w:val="28"/>
         </w:rPr>
-        <w:t xml:space="preserve"> отображает интерактивный таймлайн 4 этапов визирования УП с цветовой индикацией статусов (</w:t>
+        <w:t>Отображает интерактивный таймлайн 4 этапов визирования УП с цветовой индикацией статусов (</w:t>
       </w:r>
       <w:r>
         <w:rPr>
@@ -2683,24 +2881,16 @@
           <w:i w:val="0"/>
           <w:sz w:val="28"/>
         </w:rPr>
-        <w:t xml:space="preserve"> — зеленый бейдж) и контрольными суммами ЭЦП.</w:t>
+        <w:t xml:space="preserve"> — зеленый бейдж, </w:t>
       </w:r>
-    </w:p>
-    <w:p>
-      <w:pPr>
-        <w:keepLines/>
-        <w:widowControl/>
-        <w:spacing w:line="276" w:lineRule="auto" w:after="60"/>
-        <w:ind w:left="709"/>
-        <w:jc w:val="both"/>
-      </w:pPr>
       <w:r>
         <w:rPr>
-          <w:rFonts w:ascii="Times New Roman" w:hAnsi="Times New Roman"/>
+          <w:rFonts w:ascii="Courier New" w:hAnsi="Courier New"/>
           <w:b w:val="0"/>
+          <w:i w:val="0"/>
           <w:sz w:val="28"/>
         </w:rPr>
-        <w:t xml:space="preserve">• </w:t>
+        <w:t>PENDING</w:t>
       </w:r>
       <w:r>
         <w:rPr>
@@ -2709,17 +2899,91 @@
           <w:i w:val="0"/>
           <w:sz w:val="28"/>
         </w:rPr>
-        <w:t xml:space="preserve">Раздел </w:t>
+        <w:t xml:space="preserve"> — ожидается), форму ввода пароля аппаратного токена и формирования подписи, а также данные сертификата усиленной квалифицированной ЭЦП и юридическую справку о соответствии 63-ФЗ:</w:t>
       </w:r>
+    </w:p>
+    <w:p>
+      <w:pPr>
+        <w:keepNext/>
+        <w:keepLines/>
+        <w:spacing w:before="200" w:after="80"/>
+        <w:jc w:val="center"/>
+      </w:pPr>
+      <w:r>
+        <w:drawing>
+          <wp:inline xmlns:a="http://schemas.openxmlformats.org/drawingml/2006/main" xmlns:pic="http://schemas.openxmlformats.org/drawingml/2006/picture">
+            <wp:extent cx="5760000" cy="3626666"/>
+            <wp:docPr id="5" name="Picture 5"/>
+            <wp:cNvGraphicFramePr>
+              <a:graphicFrameLocks noChangeAspect="1"/>
+            </wp:cNvGraphicFramePr>
+            <a:graphic>
+              <a:graphicData uri="http://schemas.openxmlformats.org/drawingml/2006/picture">
+                <pic:pic>
+                  <pic:nvPicPr>
+                    <pic:cNvPr id="0" name="section_digital_signatures.png"/>
+                    <pic:cNvPicPr/>
+                  </pic:nvPicPr>
+                  <pic:blipFill>
+                    <a:blip r:embed="rId14"/>
+                    <a:stretch>
+                      <a:fillRect/>
+                    </a:stretch>
+                  </pic:blipFill>
+                  <pic:spPr>
+                    <a:xfrm>
+                      <a:off x="0" y="0"/>
+                      <a:ext cx="5760000" cy="3626666"/>
+                    </a:xfrm>
+                    <a:prstGeom prst="rect"/>
+                  </pic:spPr>
+                </pic:pic>
+              </a:graphicData>
+            </a:graphic>
+          </wp:inline>
+        </w:drawing>
+      </w:r>
+    </w:p>
+    <w:p>
+      <w:pPr>
+        <w:keepLines/>
+        <w:widowControl/>
+        <w:spacing w:before="80" w:after="240"/>
+        <w:jc w:val="center"/>
+      </w:pPr>
+      <w:r>
+        <w:rPr>
+          <w:rFonts w:ascii="Times New Roman" w:hAnsi="Times New Roman"/>
+          <w:i/>
+          <w:sz w:val="24"/>
+        </w:rPr>
+        <w:t>Рисунок 5 — Маршруты электронного визирования и журнал ЭЦП</w:t>
+      </w:r>
+    </w:p>
+    <w:p>
+      <w:pPr>
+        <w:keepNext/>
+        <w:keepLines/>
+        <w:widowControl/>
+        <w:spacing w:before="160" w:after="80"/>
+        <w:jc w:val="left"/>
+      </w:pPr>
       <w:r>
         <w:rPr>
           <w:rFonts w:ascii="Times New Roman" w:hAnsi="Times New Roman"/>
           <w:b/>
-          <w:i w:val="0"/>
-          <w:sz w:val="28"/>
+          <w:sz w:val="26"/>
         </w:rPr>
-        <w:t>«Служебные записки»</w:t>
+        <w:t>4.5. Раздел «Служебные записки» (memos)</w:t>
       </w:r>
+    </w:p>
+    <w:p>
+      <w:pPr>
+        <w:widowControl/>
+        <w:spacing w:line="276" w:lineRule="auto" w:after="120"/>
+        <w:ind w:firstLine="709"/>
+        <w:jc w:val="both"/>
+      </w:pPr>
       <w:r>
         <w:rPr>
           <w:rFonts w:ascii="Times New Roman" w:hAnsi="Times New Roman"/>
@@ -2727,7 +2991,7 @@
           <w:i w:val="0"/>
           <w:sz w:val="28"/>
         </w:rPr>
-        <w:t xml:space="preserve"> фиксирует взаимодействие кафедр и статус рассмотрения заявок в Центре АНОК (</w:t>
+        <w:t>Фиксирует документооборот правок между выпускающей и реализующей кафедрами: инициатор, согласующая кафедра, основание изменения, статус рассмотрения заявки в Центре АНОК (</w:t>
       </w:r>
       <w:r>
         <w:rPr>
@@ -2781,25 +3045,91 @@
           <w:i w:val="0"/>
           <w:sz w:val="28"/>
         </w:rPr>
-        <w:t>).</w:t>
+        <w:t>) и наглядный протокол сопоставления параметров дисциплины «Было» / «Стало» с подписями руководителей подразделений:</w:t>
+      </w:r>
+    </w:p>
+    <w:p>
+      <w:pPr>
+        <w:keepNext/>
+        <w:keepLines/>
+        <w:spacing w:before="200" w:after="80"/>
+        <w:jc w:val="center"/>
+      </w:pPr>
+      <w:r>
+        <w:drawing>
+          <wp:inline xmlns:a="http://schemas.openxmlformats.org/drawingml/2006/main" xmlns:pic="http://schemas.openxmlformats.org/drawingml/2006/picture">
+            <wp:extent cx="5760000" cy="3626666"/>
+            <wp:docPr id="6" name="Picture 6"/>
+            <wp:cNvGraphicFramePr>
+              <a:graphicFrameLocks noChangeAspect="1"/>
+            </wp:cNvGraphicFramePr>
+            <a:graphic>
+              <a:graphicData uri="http://schemas.openxmlformats.org/drawingml/2006/picture">
+                <pic:pic>
+                  <pic:nvPicPr>
+                    <pic:cNvPr id="0" name="section_service_memos.png"/>
+                    <pic:cNvPicPr/>
+                  </pic:nvPicPr>
+                  <pic:blipFill>
+                    <a:blip r:embed="rId15"/>
+                    <a:stretch>
+                      <a:fillRect/>
+                    </a:stretch>
+                  </pic:blipFill>
+                  <pic:spPr>
+                    <a:xfrm>
+                      <a:off x="0" y="0"/>
+                      <a:ext cx="5760000" cy="3626666"/>
+                    </a:xfrm>
+                    <a:prstGeom prst="rect"/>
+                  </pic:spPr>
+                </pic:pic>
+              </a:graphicData>
+            </a:graphic>
+          </wp:inline>
+        </w:drawing>
       </w:r>
     </w:p>
     <w:p>
       <w:pPr>
         <w:keepLines/>
         <w:widowControl/>
-        <w:spacing w:line="276" w:lineRule="auto" w:after="60"/>
-        <w:ind w:left="709"/>
-        <w:jc w:val="both"/>
+        <w:spacing w:before="80" w:after="240"/>
+        <w:jc w:val="center"/>
       </w:pPr>
       <w:r>
         <w:rPr>
           <w:rFonts w:ascii="Times New Roman" w:hAnsi="Times New Roman"/>
-          <w:b w:val="0"/>
-          <w:sz w:val="28"/>
+          <w:i/>
+          <w:sz w:val="24"/>
         </w:rPr>
-        <w:t xml:space="preserve">• </w:t>
+        <w:t>Рисунок 6 — Служебные записки и актуализация учебных планов</w:t>
       </w:r>
+    </w:p>
+    <w:p>
+      <w:pPr>
+        <w:keepNext/>
+        <w:keepLines/>
+        <w:widowControl/>
+        <w:spacing w:before="160" w:after="80"/>
+        <w:jc w:val="left"/>
+      </w:pPr>
+      <w:r>
+        <w:rPr>
+          <w:rFonts w:ascii="Times New Roman" w:hAnsi="Times New Roman"/>
+          <w:b/>
+          <w:sz w:val="26"/>
+        </w:rPr>
+        <w:t>4.6. Разделы «Программы ВО» и «Стандарты ФГОС» (programs, standards)</w:t>
+      </w:r>
+    </w:p>
+    <w:p>
+      <w:pPr>
+        <w:widowControl/>
+        <w:spacing w:line="276" w:lineRule="auto" w:after="120"/>
+        <w:ind w:firstLine="709"/>
+        <w:jc w:val="both"/>
+      </w:pPr>
       <w:r>
         <w:rPr>
           <w:rFonts w:ascii="Times New Roman" w:hAnsi="Times New Roman"/>
@@ -2807,17 +3137,91 @@
           <w:i w:val="0"/>
           <w:sz w:val="28"/>
         </w:rPr>
-        <w:t xml:space="preserve">Раздел </w:t>
+        <w:t>Каталог образовательных программ представлен карточками направлений с кодом, уровнем подготовки, трудоемкостью и выпускающей кафедрой; справочник стандартов ФГОС ВО 3++ содержит нормативные пороги по каждому направлению:</w:t>
       </w:r>
+    </w:p>
+    <w:p>
+      <w:pPr>
+        <w:keepNext/>
+        <w:keepLines/>
+        <w:spacing w:before="200" w:after="80"/>
+        <w:jc w:val="center"/>
+      </w:pPr>
+      <w:r>
+        <w:drawing>
+          <wp:inline xmlns:a="http://schemas.openxmlformats.org/drawingml/2006/main" xmlns:pic="http://schemas.openxmlformats.org/drawingml/2006/picture">
+            <wp:extent cx="5760000" cy="3626666"/>
+            <wp:docPr id="7" name="Picture 7"/>
+            <wp:cNvGraphicFramePr>
+              <a:graphicFrameLocks noChangeAspect="1"/>
+            </wp:cNvGraphicFramePr>
+            <a:graphic>
+              <a:graphicData uri="http://schemas.openxmlformats.org/drawingml/2006/picture">
+                <pic:pic>
+                  <pic:nvPicPr>
+                    <pic:cNvPr id="0" name="section_programs_and_standards.png"/>
+                    <pic:cNvPicPr/>
+                  </pic:nvPicPr>
+                  <pic:blipFill>
+                    <a:blip r:embed="rId16"/>
+                    <a:stretch>
+                      <a:fillRect/>
+                    </a:stretch>
+                  </pic:blipFill>
+                  <pic:spPr>
+                    <a:xfrm>
+                      <a:off x="0" y="0"/>
+                      <a:ext cx="5760000" cy="3626666"/>
+                    </a:xfrm>
+                    <a:prstGeom prst="rect"/>
+                  </pic:spPr>
+                </pic:pic>
+              </a:graphicData>
+            </a:graphic>
+          </wp:inline>
+        </w:drawing>
+      </w:r>
+    </w:p>
+    <w:p>
+      <w:pPr>
+        <w:keepLines/>
+        <w:widowControl/>
+        <w:spacing w:before="80" w:after="240"/>
+        <w:jc w:val="center"/>
+      </w:pPr>
+      <w:r>
+        <w:rPr>
+          <w:rFonts w:ascii="Times New Roman" w:hAnsi="Times New Roman"/>
+          <w:i/>
+          <w:sz w:val="24"/>
+        </w:rPr>
+        <w:t>Рисунок 7 — Каталог образовательных программ и стандартов ФГОС</w:t>
+      </w:r>
+    </w:p>
+    <w:p>
+      <w:pPr>
+        <w:keepNext/>
+        <w:keepLines/>
+        <w:widowControl/>
+        <w:spacing w:before="160" w:after="80"/>
+        <w:jc w:val="left"/>
+      </w:pPr>
       <w:r>
         <w:rPr>
           <w:rFonts w:ascii="Times New Roman" w:hAnsi="Times New Roman"/>
           <w:b/>
-          <w:i w:val="0"/>
-          <w:sz w:val="28"/>
+          <w:sz w:val="26"/>
         </w:rPr>
-        <w:t>«Журнал аудита»</w:t>
+        <w:t>4.7. Раздел «Журнал аудита» (audit)</w:t>
       </w:r>
+    </w:p>
+    <w:p>
+      <w:pPr>
+        <w:widowControl/>
+        <w:spacing w:line="276" w:lineRule="auto" w:after="120"/>
+        <w:ind w:firstLine="709"/>
+        <w:jc w:val="both"/>
+      </w:pPr>
       <w:r>
         <w:rPr>
           <w:rFonts w:ascii="Times New Roman" w:hAnsi="Times New Roman"/>
@@ -2825,7 +3229,7 @@
           <w:i w:val="0"/>
           <w:sz w:val="28"/>
         </w:rPr>
-        <w:t xml:space="preserve"> снабжен строкой мгновенного клиентского поиска (</w:t>
+        <w:t>Протокол событий безопасности с фиксацией даты и времени, пользователя и роли, выполненной операции, объекта документа и статуса; снабжен строкой мгновенного клиентского поиска (</w:t>
       </w:r>
       <w:r>
         <w:rPr>
@@ -2843,7 +3247,127 @@
           <w:i w:val="0"/>
           <w:sz w:val="28"/>
         </w:rPr>
-        <w:t>) по любым полям таблицы.</w:t>
+        <w:t>) по любым полям таблицы. Сводный модуль безопасности дополнительно фиксирует параметры шифрования канала (TLS 1.3) и хеш-функции (SHA-256):</w:t>
+      </w:r>
+    </w:p>
+    <w:p>
+      <w:pPr>
+        <w:keepNext/>
+        <w:keepLines/>
+        <w:spacing w:before="200" w:after="80"/>
+        <w:jc w:val="center"/>
+      </w:pPr>
+      <w:r>
+        <w:drawing>
+          <wp:inline xmlns:a="http://schemas.openxmlformats.org/drawingml/2006/main" xmlns:pic="http://schemas.openxmlformats.org/drawingml/2006/picture">
+            <wp:extent cx="5760000" cy="3626666"/>
+            <wp:docPr id="8" name="Picture 8"/>
+            <wp:cNvGraphicFramePr>
+              <a:graphicFrameLocks noChangeAspect="1"/>
+            </wp:cNvGraphicFramePr>
+            <a:graphic>
+              <a:graphicData uri="http://schemas.openxmlformats.org/drawingml/2006/picture">
+                <pic:pic>
+                  <pic:nvPicPr>
+                    <pic:cNvPr id="0" name="section_audit_and_security.png"/>
+                    <pic:cNvPicPr/>
+                  </pic:nvPicPr>
+                  <pic:blipFill>
+                    <a:blip r:embed="rId17"/>
+                    <a:stretch>
+                      <a:fillRect/>
+                    </a:stretch>
+                  </pic:blipFill>
+                  <pic:spPr>
+                    <a:xfrm>
+                      <a:off x="0" y="0"/>
+                      <a:ext cx="5760000" cy="3626666"/>
+                    </a:xfrm>
+                    <a:prstGeom prst="rect"/>
+                  </pic:spPr>
+                </pic:pic>
+              </a:graphicData>
+            </a:graphic>
+          </wp:inline>
+        </w:drawing>
+      </w:r>
+    </w:p>
+    <w:p>
+      <w:pPr>
+        <w:keepLines/>
+        <w:widowControl/>
+        <w:spacing w:before="80" w:after="240"/>
+        <w:jc w:val="center"/>
+      </w:pPr>
+      <w:r>
+        <w:rPr>
+          <w:rFonts w:ascii="Times New Roman" w:hAnsi="Times New Roman"/>
+          <w:i/>
+          <w:sz w:val="24"/>
+        </w:rPr>
+        <w:t>Рисунок 8 — Журнал аудита действий и история версионирования</w:t>
+      </w:r>
+    </w:p>
+    <w:p>
+      <w:pPr>
+        <w:widowControl/>
+        <w:spacing w:line="276" w:lineRule="auto" w:after="120"/>
+        <w:ind w:firstLine="709"/>
+        <w:jc w:val="both"/>
+      </w:pPr>
+      <w:r>
+        <w:rPr>
+          <w:rFonts w:ascii="Times New Roman" w:hAnsi="Times New Roman"/>
+          <w:b/>
+          <w:i w:val="0"/>
+          <w:sz w:val="28"/>
+        </w:rPr>
+        <w:t>Примечание.</w:t>
+      </w:r>
+      <w:r>
+        <w:rPr>
+          <w:rFonts w:ascii="Times New Roman" w:hAnsi="Times New Roman"/>
+          <w:b w:val="0"/>
+          <w:i w:val="0"/>
+          <w:sz w:val="28"/>
+        </w:rPr>
+        <w:t xml:space="preserve"> В рамках лабораторной работы № 6 структура портала была дополнена двумя модульными разделами — «Аналитика Chart.js» (</w:t>
+      </w:r>
+      <w:r>
+        <w:rPr>
+          <w:rFonts w:ascii="Courier New" w:hAnsi="Courier New"/>
+          <w:b w:val="0"/>
+          <w:i w:val="0"/>
+          <w:sz w:val="28"/>
+        </w:rPr>
+        <w:t>?page=analytics</w:t>
+      </w:r>
+      <w:r>
+        <w:rPr>
+          <w:rFonts w:ascii="Times New Roman" w:hAnsi="Times New Roman"/>
+          <w:b w:val="0"/>
+          <w:i w:val="0"/>
+          <w:sz w:val="28"/>
+        </w:rPr>
+        <w:t>) и «Календарь дедлайнов» (</w:t>
+      </w:r>
+      <w:r>
+        <w:rPr>
+          <w:rFonts w:ascii="Courier New" w:hAnsi="Courier New"/>
+          <w:b w:val="0"/>
+          <w:i w:val="0"/>
+          <w:sz w:val="28"/>
+        </w:rPr>
+        <w:t>?page=calendar</w:t>
+      </w:r>
+      <w:r>
+        <w:rPr>
+          <w:rFonts w:ascii="Times New Roman" w:hAnsi="Times New Roman"/>
+          <w:b w:val="0"/>
+          <w:i w:val="0"/>
+          <w:sz w:val="28"/>
+        </w:rPr>
+        <w:t>), — реализующими подключенные готовые компоненты визуализации данных и планирования.</w:t>
       </w:r>
     </w:p>
     <w:p>
@@ -2878,7 +3402,7 @@
           <w:i w:val="0"/>
           <w:sz w:val="28"/>
         </w:rPr>
-        <w:t>В рамках лабораторной работы № 4 спроектирована и сверстана целостная структура из 13 взаимосвязанных разделов корпоративного портала Центра АНОК, разработана диаграмма карты сайта, реализована маршрутизация страниц и протестирована бесшовная навигация.</w:t>
+        <w:t>В рамках лабораторной работы № 4 спроектирована и сверстана целостная структура из 13 базовых взаимосвязанных разделов корпоративного портала Центра АНОК (в дальнейшем дополненных двумя модульными разделами аналитики и календаря), разработана диаграмма карты сайта, реализована маршрутизация страниц и протестирована бесшовная навигация.</w:t>
       </w:r>
     </w:p>
     <w:sectPr>

--- a/reports/lab4/LR4_Report_Variant15.docx
+++ b/reports/lab4/LR4_Report_Variant15.docx
@@ -176,7 +176,7 @@
       <w:r>
         <w:drawing>
           <wp:inline xmlns:a="http://schemas.openxmlformats.org/drawingml/2006/main" xmlns:pic="http://schemas.openxmlformats.org/drawingml/2006/picture">
-            <wp:extent cx="5760000" cy="3733869"/>
+            <wp:extent cx="5760000" cy="3600000"/>
             <wp:docPr id="1" name="Picture 1"/>
             <wp:cNvGraphicFramePr>
               <a:graphicFrameLocks noChangeAspect="1"/>
@@ -197,7 +197,7 @@
                   <pic:spPr>
                     <a:xfrm>
                       <a:off x="0" y="0"/>
-                      <a:ext cx="5760000" cy="3733869"/>
+                      <a:ext cx="5760000" cy="3600000"/>
                     </a:xfrm>
                     <a:prstGeom prst="rect"/>
                   </pic:spPr>
@@ -2515,7 +2515,7 @@
           <w:i w:val="0"/>
           <w:sz w:val="28"/>
         </w:rPr>
-        <w:t xml:space="preserve">, </w:t>
+        <w:t xml:space="preserve"> — 1, </w:t>
       </w:r>
       <w:r>
         <w:rPr>
@@ -2533,7 +2533,7 @@
           <w:i w:val="0"/>
           <w:sz w:val="28"/>
         </w:rPr>
-        <w:t xml:space="preserve">, </w:t>
+        <w:t xml:space="preserve"> — 51, </w:t>
       </w:r>
       <w:r>
         <w:rPr>
@@ -2551,7 +2551,7 @@
           <w:i w:val="0"/>
           <w:sz w:val="28"/>
         </w:rPr>
-        <w:t xml:space="preserve">, </w:t>
+        <w:t xml:space="preserve"> — 3, </w:t>
       </w:r>
       <w:r>
         <w:rPr>
@@ -2569,7 +2569,7 @@
           <w:i w:val="0"/>
           <w:sz w:val="28"/>
         </w:rPr>
-        <w:t>), таблицу текущих планов с кнопками быстрого перехода к учебной сетке и блок важных новостей. На приведенном макете представлена концепция сводной панели оперативного мониторинга с очередью планов на экспертизу и визирование (много программный реестр университетского масштаба):</w:t>
+        <w:t xml:space="preserve"> — 4), реестр учебных планов с кнопкой быстрого перехода к семестровой сетке и блок закрепленных регламентов Центра АНОК. Пример приведен на снимке работающего экземпляра портала:</w:t>
       </w:r>
     </w:p>
     <w:p>
@@ -2582,7 +2582,7 @@
       <w:r>
         <w:drawing>
           <wp:inline xmlns:a="http://schemas.openxmlformats.org/drawingml/2006/main" xmlns:pic="http://schemas.openxmlformats.org/drawingml/2006/picture">
-            <wp:extent cx="5760000" cy="3626666"/>
+            <wp:extent cx="5760000" cy="3600000"/>
             <wp:docPr id="2" name="Picture 2"/>
             <wp:cNvGraphicFramePr>
               <a:graphicFrameLocks noChangeAspect="1"/>
@@ -2603,7 +2603,7 @@
                   <pic:spPr>
                     <a:xfrm>
                       <a:off x="0" y="0"/>
-                      <a:ext cx="5760000" cy="3626666"/>
+                      <a:ext cx="5760000" cy="3600000"/>
                     </a:xfrm>
                     <a:prstGeom prst="rect"/>
                   </pic:spPr>
@@ -2692,7 +2692,7 @@
       <w:r>
         <w:drawing>
           <wp:inline xmlns:a="http://schemas.openxmlformats.org/drawingml/2006/main" xmlns:pic="http://schemas.openxmlformats.org/drawingml/2006/picture">
-            <wp:extent cx="5760000" cy="3626666"/>
+            <wp:extent cx="5760000" cy="3600000"/>
             <wp:docPr id="3" name="Picture 3"/>
             <wp:cNvGraphicFramePr>
               <a:graphicFrameLocks noChangeAspect="1"/>
@@ -2713,7 +2713,7 @@
                   <pic:spPr>
                     <a:xfrm>
                       <a:off x="0" y="0"/>
-                      <a:ext cx="5760000" cy="3626666"/>
+                      <a:ext cx="5760000" cy="3600000"/>
                     </a:xfrm>
                     <a:prstGeom prst="rect"/>
                   </pic:spPr>
@@ -2784,7 +2784,7 @@
       <w:r>
         <w:drawing>
           <wp:inline xmlns:a="http://schemas.openxmlformats.org/drawingml/2006/main" xmlns:pic="http://schemas.openxmlformats.org/drawingml/2006/picture">
-            <wp:extent cx="5760000" cy="3626666"/>
+            <wp:extent cx="5760000" cy="3600000"/>
             <wp:docPr id="4" name="Picture 4"/>
             <wp:cNvGraphicFramePr>
               <a:graphicFrameLocks noChangeAspect="1"/>
@@ -2805,7 +2805,7 @@
                   <pic:spPr>
                     <a:xfrm>
                       <a:off x="0" y="0"/>
-                      <a:ext cx="5760000" cy="3626666"/>
+                      <a:ext cx="5760000" cy="3600000"/>
                     </a:xfrm>
                     <a:prstGeom prst="rect"/>
                   </pic:spPr>
@@ -2912,7 +2912,7 @@
       <w:r>
         <w:drawing>
           <wp:inline xmlns:a="http://schemas.openxmlformats.org/drawingml/2006/main" xmlns:pic="http://schemas.openxmlformats.org/drawingml/2006/picture">
-            <wp:extent cx="5760000" cy="3626666"/>
+            <wp:extent cx="5760000" cy="3600000"/>
             <wp:docPr id="5" name="Picture 5"/>
             <wp:cNvGraphicFramePr>
               <a:graphicFrameLocks noChangeAspect="1"/>
@@ -2933,7 +2933,7 @@
                   <pic:spPr>
                     <a:xfrm>
                       <a:off x="0" y="0"/>
-                      <a:ext cx="5760000" cy="3626666"/>
+                      <a:ext cx="5760000" cy="3600000"/>
                     </a:xfrm>
                     <a:prstGeom prst="rect"/>
                   </pic:spPr>
@@ -3058,7 +3058,7 @@
       <w:r>
         <w:drawing>
           <wp:inline xmlns:a="http://schemas.openxmlformats.org/drawingml/2006/main" xmlns:pic="http://schemas.openxmlformats.org/drawingml/2006/picture">
-            <wp:extent cx="5760000" cy="3626666"/>
+            <wp:extent cx="5760000" cy="3600000"/>
             <wp:docPr id="6" name="Picture 6"/>
             <wp:cNvGraphicFramePr>
               <a:graphicFrameLocks noChangeAspect="1"/>
@@ -3079,7 +3079,7 @@
                   <pic:spPr>
                     <a:xfrm>
                       <a:off x="0" y="0"/>
-                      <a:ext cx="5760000" cy="3626666"/>
+                      <a:ext cx="5760000" cy="3600000"/>
                     </a:xfrm>
                     <a:prstGeom prst="rect"/>
                   </pic:spPr>
@@ -3150,7 +3150,7 @@
       <w:r>
         <w:drawing>
           <wp:inline xmlns:a="http://schemas.openxmlformats.org/drawingml/2006/main" xmlns:pic="http://schemas.openxmlformats.org/drawingml/2006/picture">
-            <wp:extent cx="5760000" cy="3626666"/>
+            <wp:extent cx="5760000" cy="3600000"/>
             <wp:docPr id="7" name="Picture 7"/>
             <wp:cNvGraphicFramePr>
               <a:graphicFrameLocks noChangeAspect="1"/>
@@ -3171,7 +3171,7 @@
                   <pic:spPr>
                     <a:xfrm>
                       <a:off x="0" y="0"/>
-                      <a:ext cx="5760000" cy="3626666"/>
+                      <a:ext cx="5760000" cy="3600000"/>
                     </a:xfrm>
                     <a:prstGeom prst="rect"/>
                   </pic:spPr>
@@ -3247,7 +3247,61 @@
           <w:i w:val="0"/>
           <w:sz w:val="28"/>
         </w:rPr>
-        <w:t>) по любым полям таблицы. Сводный модуль безопасности дополнительно фиксирует параметры шифрования канала (TLS 1.3) и хеш-функции (SHA-256):</w:t>
+        <w:t>) по любым полям таблицы; статусы событий отображаются цветными бейджами (</w:t>
+      </w:r>
+      <w:r>
+        <w:rPr>
+          <w:rFonts w:ascii="Courier New" w:hAnsi="Courier New"/>
+          <w:b w:val="0"/>
+          <w:i w:val="0"/>
+          <w:sz w:val="28"/>
+        </w:rPr>
+        <w:t>УСПЕШНО</w:t>
+      </w:r>
+      <w:r>
+        <w:rPr>
+          <w:rFonts w:ascii="Times New Roman" w:hAnsi="Times New Roman"/>
+          <w:b w:val="0"/>
+          <w:i w:val="0"/>
+          <w:sz w:val="28"/>
+        </w:rPr>
+        <w:t xml:space="preserve">, </w:t>
+      </w:r>
+      <w:r>
+        <w:rPr>
+          <w:rFonts w:ascii="Courier New" w:hAnsi="Courier New"/>
+          <w:b w:val="0"/>
+          <w:i w:val="0"/>
+          <w:sz w:val="28"/>
+        </w:rPr>
+        <w:t>ОШИБКА</w:t>
+      </w:r>
+      <w:r>
+        <w:rPr>
+          <w:rFonts w:ascii="Times New Roman" w:hAnsi="Times New Roman"/>
+          <w:b w:val="0"/>
+          <w:i w:val="0"/>
+          <w:sz w:val="28"/>
+        </w:rPr>
+        <w:t xml:space="preserve">, </w:t>
+      </w:r>
+      <w:r>
+        <w:rPr>
+          <w:rFonts w:ascii="Courier New" w:hAnsi="Courier New"/>
+          <w:b w:val="0"/>
+          <w:i w:val="0"/>
+          <w:sz w:val="28"/>
+        </w:rPr>
+        <w:t>ОБНОВЛЕНО</w:t>
+      </w:r>
+      <w:r>
+        <w:rPr>
+          <w:rFonts w:ascii="Times New Roman" w:hAnsi="Times New Roman"/>
+          <w:b w:val="0"/>
+          <w:i w:val="0"/>
+          <w:sz w:val="28"/>
+        </w:rPr>
+        <w:t xml:space="preserve"> и др.):</w:t>
       </w:r>
     </w:p>
     <w:p>
@@ -3260,7 +3314,7 @@
       <w:r>
         <w:drawing>
           <wp:inline xmlns:a="http://schemas.openxmlformats.org/drawingml/2006/main" xmlns:pic="http://schemas.openxmlformats.org/drawingml/2006/picture">
-            <wp:extent cx="5760000" cy="3626666"/>
+            <wp:extent cx="5760000" cy="3600000"/>
             <wp:docPr id="8" name="Picture 8"/>
             <wp:cNvGraphicFramePr>
               <a:graphicFrameLocks noChangeAspect="1"/>
@@ -3281,7 +3335,7 @@
                   <pic:spPr>
                     <a:xfrm>
                       <a:off x="0" y="0"/>
-                      <a:ext cx="5760000" cy="3626666"/>
+                      <a:ext cx="5760000" cy="3600000"/>
                     </a:xfrm>
                     <a:prstGeom prst="rect"/>
                   </pic:spPr>
